--- a/06_Olist E-commerce Analysis/Olist.docx
+++ b/06_Olist E-commerce Analysis/Olist.docx
@@ -6119,15 +6119,7 @@
     </w:p>
     <w:p>
       <w:r>
-        <w:t xml:space="preserve">SELECT </w:t>
-      </w:r>
-      <w:proofErr w:type="gramStart"/>
-      <w:r>
-        <w:t>COUNT(</w:t>
-      </w:r>
-      <w:proofErr w:type="gramEnd"/>
-      <w:r>
-        <w:t>*)</w:t>
+        <w:t>SELECT COUNT(*)</w:t>
       </w:r>
     </w:p>
     <w:p>
@@ -6404,35 +6396,19 @@
       </w:r>
       <w:proofErr w:type="spellStart"/>
       <w:r>
-        <w:t>read_</w:t>
-      </w:r>
-      <w:proofErr w:type="gramStart"/>
-      <w:r>
-        <w:t>csv</w:t>
+        <w:t>read_csv</w:t>
       </w:r>
       <w:proofErr w:type="spellEnd"/>
       <w:r>
-        <w:t>(</w:t>
-      </w:r>
-      <w:proofErr w:type="gramEnd"/>
-      <w:r>
-        <w:t xml:space="preserve">) for reading datasets and </w:t>
+        <w:t xml:space="preserve">() for reading datasets and </w:t>
       </w:r>
       <w:proofErr w:type="spellStart"/>
       <w:r>
-        <w:t>to_</w:t>
-      </w:r>
-      <w:proofErr w:type="gramStart"/>
-      <w:r>
-        <w:t>sql</w:t>
+        <w:t>to_sql</w:t>
       </w:r>
       <w:proofErr w:type="spellEnd"/>
       <w:r>
-        <w:t>(</w:t>
-      </w:r>
-      <w:proofErr w:type="gramEnd"/>
-      <w:r>
-        <w:t>) for loading data into relational databases.</w:t>
+        <w:t>() for loading data into relational databases.</w:t>
       </w:r>
     </w:p>
     <w:p>
@@ -6555,18 +6531,9 @@
           <w:b/>
           <w:bCs/>
         </w:rPr>
-        <w:t>if_</w:t>
-      </w:r>
-      <w:proofErr w:type="gramStart"/>
-      <w:r>
-        <w:rPr>
-          <w:b/>
-          <w:bCs/>
-        </w:rPr>
-        <w:t>exists</w:t>
+        <w:t>if_exists</w:t>
       </w:r>
       <w:proofErr w:type="spellEnd"/>
-      <w:proofErr w:type="gramEnd"/>
       <w:r>
         <w:rPr>
           <w:b/>
@@ -6789,7 +6756,7 @@
     <w:p>
       <w:r>
         <w:pict w14:anchorId="519C9606">
-          <v:rect id="_x0000_i1251" style="width:0;height:1.5pt" o:hralign="center" o:hrstd="t" o:hr="t" fillcolor="#a0a0a0" stroked="f"/>
+          <v:rect id="_x0000_i1066" style="width:0;height:1.5pt" o:hralign="center" o:hrstd="t" o:hr="t" fillcolor="#a0a0a0" stroked="f"/>
         </w:pict>
       </w:r>
     </w:p>
@@ -6916,7 +6883,7 @@
     <w:p>
       <w:r>
         <w:pict w14:anchorId="7F343DA4">
-          <v:rect id="_x0000_i1252" style="width:0;height:1.5pt" o:hralign="center" o:hrstd="t" o:hr="t" fillcolor="#a0a0a0" stroked="f"/>
+          <v:rect id="_x0000_i1067" style="width:0;height:1.5pt" o:hralign="center" o:hrstd="t" o:hr="t" fillcolor="#a0a0a0" stroked="f"/>
         </w:pict>
       </w:r>
     </w:p>
@@ -7034,7 +7001,7 @@
     <w:p>
       <w:r>
         <w:pict w14:anchorId="122DB823">
-          <v:rect id="_x0000_i1253" style="width:0;height:1.5pt" o:hralign="center" o:hrstd="t" o:hr="t" fillcolor="#a0a0a0" stroked="f"/>
+          <v:rect id="_x0000_i1068" style="width:0;height:1.5pt" o:hralign="center" o:hrstd="t" o:hr="t" fillcolor="#a0a0a0" stroked="f"/>
         </w:pict>
       </w:r>
     </w:p>
@@ -7146,7 +7113,7 @@
     <w:p>
       <w:r>
         <w:pict w14:anchorId="7EFDDE6B">
-          <v:rect id="_x0000_i1254" style="width:0;height:1.5pt" o:hralign="center" o:hrstd="t" o:hr="t" fillcolor="#a0a0a0" stroked="f"/>
+          <v:rect id="_x0000_i1069" style="width:0;height:1.5pt" o:hralign="center" o:hrstd="t" o:hr="t" fillcolor="#a0a0a0" stroked="f"/>
         </w:pict>
       </w:r>
     </w:p>
@@ -7408,7 +7375,7 @@
     <w:p>
       <w:r>
         <w:pict w14:anchorId="6C4AA88D">
-          <v:rect id="_x0000_i1255" style="width:0;height:1.5pt" o:hralign="center" o:hrstd="t" o:hr="t" fillcolor="#a0a0a0" stroked="f"/>
+          <v:rect id="_x0000_i1070" style="width:0;height:1.5pt" o:hralign="center" o:hrstd="t" o:hr="t" fillcolor="#a0a0a0" stroked="f"/>
         </w:pict>
       </w:r>
     </w:p>
@@ -7502,7 +7469,7 @@
     <w:p>
       <w:r>
         <w:pict w14:anchorId="073128D4">
-          <v:rect id="_x0000_i1256" style="width:0;height:1.5pt" o:hralign="center" o:hrstd="t" o:hr="t" fillcolor="#a0a0a0" stroked="f"/>
+          <v:rect id="_x0000_i1071" style="width:0;height:1.5pt" o:hralign="center" o:hrstd="t" o:hr="t" fillcolor="#a0a0a0" stroked="f"/>
         </w:pict>
       </w:r>
     </w:p>
@@ -7557,7 +7524,7 @@
     <w:p>
       <w:r>
         <w:pict w14:anchorId="03F80D62">
-          <v:rect id="_x0000_i1257" style="width:0;height:1.5pt" o:hralign="center" o:hrstd="t" o:hr="t" fillcolor="#a0a0a0" stroked="f"/>
+          <v:rect id="_x0000_i1072" style="width:0;height:1.5pt" o:hralign="center" o:hrstd="t" o:hr="t" fillcolor="#a0a0a0" stroked="f"/>
         </w:pict>
       </w:r>
     </w:p>
@@ -7614,7 +7581,7 @@
     <w:p>
       <w:r>
         <w:pict w14:anchorId="5E261D33">
-          <v:rect id="_x0000_i1258" style="width:0;height:1.5pt" o:hralign="center" o:hrstd="t" o:hr="t" fillcolor="#a0a0a0" stroked="f"/>
+          <v:rect id="_x0000_i1073" style="width:0;height:1.5pt" o:hralign="center" o:hrstd="t" o:hr="t" fillcolor="#a0a0a0" stroked="f"/>
         </w:pict>
       </w:r>
     </w:p>
@@ -7674,7 +7641,7 @@
     <w:p>
       <w:r>
         <w:pict w14:anchorId="773B1AFF">
-          <v:rect id="_x0000_i1259" style="width:0;height:1.5pt" o:hralign="center" o:hrstd="t" o:hr="t" fillcolor="#a0a0a0" stroked="f"/>
+          <v:rect id="_x0000_i1074" style="width:0;height:1.5pt" o:hralign="center" o:hrstd="t" o:hr="t" fillcolor="#a0a0a0" stroked="f"/>
         </w:pict>
       </w:r>
     </w:p>
@@ -7685,7 +7652,6 @@
           <w:bCs/>
         </w:rPr>
       </w:pPr>
-      <w:proofErr w:type="gramStart"/>
       <w:r>
         <w:rPr>
           <w:b/>
@@ -7693,7 +7659,6 @@
         </w:rPr>
         <w:t>WHERE</w:t>
       </w:r>
-      <w:proofErr w:type="gramEnd"/>
     </w:p>
     <w:p>
       <w:r>
@@ -7742,7 +7707,7 @@
     <w:p>
       <w:r>
         <w:pict w14:anchorId="318790F0">
-          <v:rect id="_x0000_i1260" style="width:0;height:1.5pt" o:hralign="center" o:hrstd="t" o:hr="t" fillcolor="#a0a0a0" stroked="f"/>
+          <v:rect id="_x0000_i1075" style="width:0;height:1.5pt" o:hralign="center" o:hrstd="t" o:hr="t" fillcolor="#a0a0a0" stroked="f"/>
         </w:pict>
       </w:r>
     </w:p>
@@ -7799,7 +7764,7 @@
     <w:p>
       <w:r>
         <w:pict w14:anchorId="38D01B08">
-          <v:rect id="_x0000_i1261" style="width:0;height:1.5pt" o:hralign="center" o:hrstd="t" o:hr="t" fillcolor="#a0a0a0" stroked="f"/>
+          <v:rect id="_x0000_i1076" style="width:0;height:1.5pt" o:hralign="center" o:hrstd="t" o:hr="t" fillcolor="#a0a0a0" stroked="f"/>
         </w:pict>
       </w:r>
     </w:p>
@@ -7891,7 +7856,7 @@
     <w:p>
       <w:r>
         <w:pict w14:anchorId="22A9E590">
-          <v:rect id="_x0000_i1262" style="width:0;height:1.5pt" o:hralign="center" o:hrstd="t" o:hr="t" fillcolor="#a0a0a0" stroked="f"/>
+          <v:rect id="_x0000_i1077" style="width:0;height:1.5pt" o:hralign="center" o:hrstd="t" o:hr="t" fillcolor="#a0a0a0" stroked="f"/>
         </w:pict>
       </w:r>
     </w:p>
@@ -7989,7 +7954,7 @@
     <w:p>
       <w:r>
         <w:pict w14:anchorId="6AD88F1D">
-          <v:rect id="_x0000_i1263" style="width:0;height:1.5pt" o:hralign="center" o:hrstd="t" o:hr="t" fillcolor="#a0a0a0" stroked="f"/>
+          <v:rect id="_x0000_i1078" style="width:0;height:1.5pt" o:hralign="center" o:hrstd="t" o:hr="t" fillcolor="#a0a0a0" stroked="f"/>
         </w:pict>
       </w:r>
     </w:p>
@@ -8104,7 +8069,7 @@
     <w:p>
       <w:r>
         <w:pict w14:anchorId="10F74885">
-          <v:rect id="_x0000_i1264" style="width:0;height:1.5pt" o:hralign="center" o:hrstd="t" o:hr="t" fillcolor="#a0a0a0" stroked="f"/>
+          <v:rect id="_x0000_i1079" style="width:0;height:1.5pt" o:hralign="center" o:hrstd="t" o:hr="t" fillcolor="#a0a0a0" stroked="f"/>
         </w:pict>
       </w:r>
     </w:p>
@@ -8212,7 +8177,7 @@
     <w:p>
       <w:r>
         <w:pict w14:anchorId="79A5C8E4">
-          <v:rect id="_x0000_i1265" style="width:0;height:1.5pt" o:hralign="center" o:hrstd="t" o:hr="t" fillcolor="#a0a0a0" stroked="f"/>
+          <v:rect id="_x0000_i1080" style="width:0;height:1.5pt" o:hralign="center" o:hrstd="t" o:hr="t" fillcolor="#a0a0a0" stroked="f"/>
         </w:pict>
       </w:r>
     </w:p>
@@ -8317,7 +8282,7 @@
       <w:r>
         <w:lastRenderedPageBreak/>
         <w:pict w14:anchorId="6818C3F8">
-          <v:rect id="_x0000_i1266" style="width:0;height:1.5pt" o:hralign="center" o:hrstd="t" o:hr="t" fillcolor="#a0a0a0" stroked="f"/>
+          <v:rect id="_x0000_i1081" style="width:0;height:1.5pt" o:hralign="center" o:hrstd="t" o:hr="t" fillcolor="#a0a0a0" stroked="f"/>
         </w:pict>
       </w:r>
     </w:p>
@@ -8368,7 +8333,7 @@
     <w:p>
       <w:r>
         <w:pict w14:anchorId="1922E5BA">
-          <v:rect id="_x0000_i1267" style="width:0;height:1.5pt" o:hralign="center" o:hrstd="t" o:hr="t" fillcolor="#a0a0a0" stroked="f"/>
+          <v:rect id="_x0000_i1082" style="width:0;height:1.5pt" o:hralign="center" o:hrstd="t" o:hr="t" fillcolor="#a0a0a0" stroked="f"/>
         </w:pict>
       </w:r>
     </w:p>
@@ -8412,7 +8377,7 @@
     <w:p>
       <w:r>
         <w:pict w14:anchorId="6AD3C1DF">
-          <v:rect id="_x0000_i1268" style="width:0;height:1.5pt" o:hralign="center" o:hrstd="t" o:hr="t" fillcolor="#a0a0a0" stroked="f"/>
+          <v:rect id="_x0000_i1083" style="width:0;height:1.5pt" o:hralign="center" o:hrstd="t" o:hr="t" fillcolor="#a0a0a0" stroked="f"/>
         </w:pict>
       </w:r>
     </w:p>
@@ -8456,7 +8421,7 @@
     <w:p>
       <w:r>
         <w:pict w14:anchorId="58C175C8">
-          <v:rect id="_x0000_i1269" style="width:0;height:1.5pt" o:hralign="center" o:hrstd="t" o:hr="t" fillcolor="#a0a0a0" stroked="f"/>
+          <v:rect id="_x0000_i1084" style="width:0;height:1.5pt" o:hralign="center" o:hrstd="t" o:hr="t" fillcolor="#a0a0a0" stroked="f"/>
         </w:pict>
       </w:r>
     </w:p>
@@ -8492,7 +8457,7 @@
     <w:p>
       <w:r>
         <w:pict w14:anchorId="10D0578B">
-          <v:rect id="_x0000_i1270" style="width:0;height:1.5pt" o:hralign="center" o:hrstd="t" o:hr="t" fillcolor="#a0a0a0" stroked="f"/>
+          <v:rect id="_x0000_i1085" style="width:0;height:1.5pt" o:hralign="center" o:hrstd="t" o:hr="t" fillcolor="#a0a0a0" stroked="f"/>
         </w:pict>
       </w:r>
     </w:p>
@@ -8528,7 +8493,7 @@
     <w:p>
       <w:r>
         <w:pict w14:anchorId="23BB39D4">
-          <v:rect id="_x0000_i1271" style="width:0;height:1.5pt" o:hralign="center" o:hrstd="t" o:hr="t" fillcolor="#a0a0a0" stroked="f"/>
+          <v:rect id="_x0000_i1086" style="width:0;height:1.5pt" o:hralign="center" o:hrstd="t" o:hr="t" fillcolor="#a0a0a0" stroked="f"/>
         </w:pict>
       </w:r>
     </w:p>
@@ -8565,7 +8530,7 @@
     <w:p>
       <w:r>
         <w:pict w14:anchorId="60A634AF">
-          <v:rect id="_x0000_i1272" style="width:0;height:1.5pt" o:hralign="center" o:hrstd="t" o:hr="t" fillcolor="#a0a0a0" stroked="f"/>
+          <v:rect id="_x0000_i1087" style="width:0;height:1.5pt" o:hralign="center" o:hrstd="t" o:hr="t" fillcolor="#a0a0a0" stroked="f"/>
         </w:pict>
       </w:r>
     </w:p>
@@ -8601,7 +8566,7 @@
     <w:p>
       <w:r>
         <w:pict w14:anchorId="63400007">
-          <v:rect id="_x0000_i1273" style="width:0;height:1.5pt" o:hralign="center" o:hrstd="t" o:hr="t" fillcolor="#a0a0a0" stroked="f"/>
+          <v:rect id="_x0000_i1088" style="width:0;height:1.5pt" o:hralign="center" o:hrstd="t" o:hr="t" fillcolor="#a0a0a0" stroked="f"/>
         </w:pict>
       </w:r>
     </w:p>
@@ -8733,7 +8698,7 @@
     <w:p>
       <w:r>
         <w:pict w14:anchorId="294E004F">
-          <v:rect id="_x0000_i1274" style="width:0;height:1.5pt" o:hralign="center" o:hrstd="t" o:hr="t" fillcolor="#a0a0a0" stroked="f"/>
+          <v:rect id="_x0000_i1089" style="width:0;height:1.5pt" o:hralign="center" o:hrstd="t" o:hr="t" fillcolor="#a0a0a0" stroked="f"/>
         </w:pict>
       </w:r>
     </w:p>
@@ -8820,7 +8785,7 @@
     <w:p>
       <w:r>
         <w:pict w14:anchorId="26E5E84C">
-          <v:rect id="_x0000_i1437" style="width:0;height:1.5pt" o:hralign="center" o:hrstd="t" o:hr="t" fillcolor="#a0a0a0" stroked="f"/>
+          <v:rect id="_x0000_i1090" style="width:0;height:1.5pt" o:hralign="center" o:hrstd="t" o:hr="t" fillcolor="#a0a0a0" stroked="f"/>
         </w:pict>
       </w:r>
     </w:p>
@@ -8923,7 +8888,7 @@
     <w:p>
       <w:r>
         <w:pict w14:anchorId="5D0D77BC">
-          <v:rect id="_x0000_i1438" style="width:0;height:1.5pt" o:hralign="center" o:hrstd="t" o:hr="t" fillcolor="#a0a0a0" stroked="f"/>
+          <v:rect id="_x0000_i1091" style="width:0;height:1.5pt" o:hralign="center" o:hrstd="t" o:hr="t" fillcolor="#a0a0a0" stroked="f"/>
         </w:pict>
       </w:r>
     </w:p>
@@ -9024,7 +8989,7 @@
     <w:p>
       <w:r>
         <w:pict w14:anchorId="68B7561D">
-          <v:rect id="_x0000_i1439" style="width:0;height:1.5pt" o:hralign="center" o:hrstd="t" o:hr="t" fillcolor="#a0a0a0" stroked="f"/>
+          <v:rect id="_x0000_i1092" style="width:0;height:1.5pt" o:hralign="center" o:hrstd="t" o:hr="t" fillcolor="#a0a0a0" stroked="f"/>
         </w:pict>
       </w:r>
     </w:p>
@@ -9120,13 +9085,8 @@
             <w:hideMark/>
           </w:tcPr>
           <w:p>
-            <w:proofErr w:type="gramStart"/>
             <w:r>
-              <w:t>COUNT(</w:t>
-            </w:r>
-            <w:proofErr w:type="gramEnd"/>
-            <w:r>
-              <w:t>)</w:t>
+              <w:t>COUNT()</w:t>
             </w:r>
           </w:p>
         </w:tc>
@@ -9154,13 +9114,8 @@
             <w:hideMark/>
           </w:tcPr>
           <w:p>
-            <w:proofErr w:type="gramStart"/>
             <w:r>
-              <w:t>SUM(</w:t>
-            </w:r>
-            <w:proofErr w:type="gramEnd"/>
-            <w:r>
-              <w:t>)</w:t>
+              <w:t>SUM()</w:t>
             </w:r>
           </w:p>
         </w:tc>
@@ -9188,13 +9143,8 @@
             <w:hideMark/>
           </w:tcPr>
           <w:p>
-            <w:proofErr w:type="gramStart"/>
             <w:r>
-              <w:t>AVG(</w:t>
-            </w:r>
-            <w:proofErr w:type="gramEnd"/>
-            <w:r>
-              <w:t>)</w:t>
+              <w:t>AVG()</w:t>
             </w:r>
           </w:p>
         </w:tc>
@@ -9222,13 +9172,8 @@
             <w:hideMark/>
           </w:tcPr>
           <w:p>
-            <w:proofErr w:type="gramStart"/>
             <w:r>
-              <w:t>MAX(</w:t>
-            </w:r>
-            <w:proofErr w:type="gramEnd"/>
-            <w:r>
-              <w:t>)</w:t>
+              <w:t>MAX()</w:t>
             </w:r>
           </w:p>
         </w:tc>
@@ -9256,13 +9201,8 @@
             <w:hideMark/>
           </w:tcPr>
           <w:p>
-            <w:proofErr w:type="gramStart"/>
             <w:r>
-              <w:t>MIN(</w:t>
-            </w:r>
-            <w:proofErr w:type="gramEnd"/>
-            <w:r>
-              <w:t>)</w:t>
+              <w:t>MIN()</w:t>
             </w:r>
           </w:p>
         </w:tc>
@@ -9288,7 +9228,7 @@
     <w:p>
       <w:r>
         <w:pict w14:anchorId="5C6F892D">
-          <v:rect id="_x0000_i1440" style="width:0;height:1.5pt" o:hralign="center" o:hrstd="t" o:hr="t" fillcolor="#a0a0a0" stroked="f"/>
+          <v:rect id="_x0000_i1093" style="width:0;height:1.5pt" o:hralign="center" o:hrstd="t" o:hr="t" fillcolor="#a0a0a0" stroked="f"/>
         </w:pict>
       </w:r>
     </w:p>
@@ -9304,36 +9244,12 @@
           <w:b/>
           <w:bCs/>
         </w:rPr>
-        <w:t xml:space="preserve">14.5 </w:t>
-      </w:r>
-      <w:proofErr w:type="gramStart"/>
-      <w:r>
-        <w:rPr>
-          <w:b/>
-          <w:bCs/>
-        </w:rPr>
-        <w:t>COUNT(</w:t>
-      </w:r>
-      <w:proofErr w:type="gramEnd"/>
-      <w:r>
-        <w:rPr>
-          <w:b/>
-          <w:bCs/>
-        </w:rPr>
-        <w:t>)</w:t>
-      </w:r>
-    </w:p>
-    <w:p>
-      <w:r>
-        <w:t xml:space="preserve">The </w:t>
-      </w:r>
-      <w:proofErr w:type="gramStart"/>
-      <w:r>
-        <w:t>COUNT(</w:t>
-      </w:r>
-      <w:proofErr w:type="gramEnd"/>
-      <w:r>
-        <w:t>) function returns the total number of records.</w:t>
+        <w:t>14.5 COUNT()</w:t>
+      </w:r>
+    </w:p>
+    <w:p>
+      <w:r>
+        <w:t>The COUNT() function returns the total number of records.</w:t>
       </w:r>
     </w:p>
     <w:p>
@@ -9343,15 +9259,7 @@
     </w:p>
     <w:p>
       <w:r>
-        <w:t xml:space="preserve">SELECT </w:t>
-      </w:r>
-      <w:proofErr w:type="gramStart"/>
-      <w:r>
-        <w:t>COUNT(</w:t>
-      </w:r>
-      <w:proofErr w:type="gramEnd"/>
-      <w:r>
-        <w:t>*)</w:t>
+        <w:t>SELECT COUNT(*)</w:t>
       </w:r>
     </w:p>
     <w:p>
@@ -9419,7 +9327,7 @@
       <w:r>
         <w:lastRenderedPageBreak/>
         <w:pict w14:anchorId="3DEE59BE">
-          <v:rect id="_x0000_i1441" style="width:0;height:1.5pt" o:hralign="center" o:hrstd="t" o:hr="t" fillcolor="#a0a0a0" stroked="f"/>
+          <v:rect id="_x0000_i1094" style="width:0;height:1.5pt" o:hralign="center" o:hrstd="t" o:hr="t" fillcolor="#a0a0a0" stroked="f"/>
         </w:pict>
       </w:r>
     </w:p>
@@ -9435,36 +9343,118 @@
           <w:b/>
           <w:bCs/>
         </w:rPr>
-        <w:t xml:space="preserve">14.6 </w:t>
-      </w:r>
-      <w:proofErr w:type="gramStart"/>
-      <w:r>
-        <w:rPr>
-          <w:b/>
-          <w:bCs/>
-        </w:rPr>
-        <w:t>SUM(</w:t>
-      </w:r>
-      <w:proofErr w:type="gramEnd"/>
-      <w:r>
-        <w:rPr>
-          <w:b/>
-          <w:bCs/>
-        </w:rPr>
+        <w:t>14.6 SUM()</w:t>
+      </w:r>
+    </w:p>
+    <w:p>
+      <w:r>
+        <w:t>The SUM() function calculates the total of a numeric column.</w:t>
+      </w:r>
+    </w:p>
+    <w:p>
+      <w:r>
+        <w:t>Example</w:t>
+      </w:r>
+    </w:p>
+    <w:p>
+      <w:r>
+        <w:t>SELECT SUM(</w:t>
+      </w:r>
+      <w:proofErr w:type="spellStart"/>
+      <w:r>
+        <w:t>payment_value</w:t>
+      </w:r>
+      <w:proofErr w:type="spellEnd"/>
+      <w:r>
         <w:t>)</w:t>
       </w:r>
     </w:p>
     <w:p>
       <w:r>
-        <w:t xml:space="preserve">The </w:t>
-      </w:r>
-      <w:proofErr w:type="gramStart"/>
-      <w:r>
-        <w:t>SUM(</w:t>
-      </w:r>
-      <w:proofErr w:type="gramEnd"/>
-      <w:r>
-        <w:t>) function calculates the total of a numeric column.</w:t>
+        <w:t xml:space="preserve">FROM </w:t>
+      </w:r>
+      <w:proofErr w:type="spellStart"/>
+      <w:r>
+        <w:t>olist_order_payments_dataset</w:t>
+      </w:r>
+      <w:proofErr w:type="spellEnd"/>
+      <w:r>
+        <w:t>;</w:t>
+      </w:r>
+    </w:p>
+    <w:p>
+      <w:r>
+        <w:t>Business Purpose</w:t>
+      </w:r>
+    </w:p>
+    <w:p>
+      <w:r>
+        <w:t>Calculates total revenue generated by the company.</w:t>
+      </w:r>
+    </w:p>
+    <w:p>
+      <w:r>
+        <w:t>Possible Business Questions</w:t>
+      </w:r>
+    </w:p>
+    <w:p>
+      <w:pPr>
+        <w:numPr>
+          <w:ilvl w:val="0"/>
+          <w:numId w:val="29"/>
+        </w:numPr>
+      </w:pPr>
+      <w:r>
+        <w:t>Total sales</w:t>
+      </w:r>
+    </w:p>
+    <w:p>
+      <w:pPr>
+        <w:numPr>
+          <w:ilvl w:val="0"/>
+          <w:numId w:val="29"/>
+        </w:numPr>
+      </w:pPr>
+      <w:r>
+        <w:t>Total payment received</w:t>
+      </w:r>
+    </w:p>
+    <w:p>
+      <w:pPr>
+        <w:numPr>
+          <w:ilvl w:val="0"/>
+          <w:numId w:val="29"/>
+        </w:numPr>
+      </w:pPr>
+      <w:r>
+        <w:t>Total shipping cost</w:t>
+      </w:r>
+    </w:p>
+    <w:p>
+      <w:r>
+        <w:pict w14:anchorId="7BF5920E">
+          <v:rect id="_x0000_i1095" style="width:0;height:1.5pt" o:hralign="center" o:hrstd="t" o:hr="t" fillcolor="#a0a0a0" stroked="f"/>
+        </w:pict>
+      </w:r>
+    </w:p>
+    <w:p>
+      <w:pPr>
+        <w:rPr>
+          <w:b/>
+          <w:bCs/>
+        </w:rPr>
+      </w:pPr>
+      <w:r>
+        <w:rPr>
+          <w:b/>
+          <w:bCs/>
+        </w:rPr>
+        <w:t>14.7 AVG()</w:t>
+      </w:r>
+    </w:p>
+    <w:p>
+      <w:r>
+        <w:t>AVG() calculates the average value.</w:t>
       </w:r>
     </w:p>
     <w:p>
@@ -9474,513 +9464,323 @@
     </w:p>
     <w:p>
       <w:r>
+        <w:t>SELECT AVG(</w:t>
+      </w:r>
+      <w:proofErr w:type="spellStart"/>
+      <w:r>
+        <w:t>review_score</w:t>
+      </w:r>
+      <w:proofErr w:type="spellEnd"/>
+      <w:r>
+        <w:t>)</w:t>
+      </w:r>
+    </w:p>
+    <w:p>
+      <w:r>
+        <w:t xml:space="preserve">FROM </w:t>
+      </w:r>
+      <w:proofErr w:type="spellStart"/>
+      <w:r>
+        <w:t>olist_order_reviews_dataset</w:t>
+      </w:r>
+      <w:proofErr w:type="spellEnd"/>
+      <w:r>
+        <w:t>;</w:t>
+      </w:r>
+    </w:p>
+    <w:p>
+      <w:r>
+        <w:t>Business Purpose</w:t>
+      </w:r>
+    </w:p>
+    <w:p>
+      <w:r>
+        <w:t>Calculates average customer satisfaction.</w:t>
+      </w:r>
+    </w:p>
+    <w:p>
+      <w:r>
+        <w:t>Possible Business Questions</w:t>
+      </w:r>
+    </w:p>
+    <w:p>
+      <w:pPr>
+        <w:numPr>
+          <w:ilvl w:val="0"/>
+          <w:numId w:val="30"/>
+        </w:numPr>
+      </w:pPr>
+      <w:r>
+        <w:t>Average review score</w:t>
+      </w:r>
+    </w:p>
+    <w:p>
+      <w:pPr>
+        <w:numPr>
+          <w:ilvl w:val="0"/>
+          <w:numId w:val="30"/>
+        </w:numPr>
+      </w:pPr>
+      <w:r>
+        <w:t>Average product price</w:t>
+      </w:r>
+    </w:p>
+    <w:p>
+      <w:pPr>
+        <w:numPr>
+          <w:ilvl w:val="0"/>
+          <w:numId w:val="30"/>
+        </w:numPr>
+      </w:pPr>
+      <w:r>
+        <w:t>Average delivery time</w:t>
+      </w:r>
+    </w:p>
+    <w:p>
+      <w:r>
+        <w:pict w14:anchorId="16F12098">
+          <v:rect id="_x0000_i1096" style="width:0;height:1.5pt" o:hralign="center" o:hrstd="t" o:hr="t" fillcolor="#a0a0a0" stroked="f"/>
+        </w:pict>
+      </w:r>
+    </w:p>
+    <w:p>
+      <w:pPr>
+        <w:rPr>
+          <w:b/>
+          <w:bCs/>
+        </w:rPr>
+      </w:pPr>
+      <w:r>
+        <w:rPr>
+          <w:b/>
+          <w:bCs/>
+        </w:rPr>
+        <w:t>14.8 MAX()</w:t>
+      </w:r>
+    </w:p>
+    <w:p>
+      <w:r>
+        <w:t>Returns the highest value.</w:t>
+      </w:r>
+    </w:p>
+    <w:p>
+      <w:r>
+        <w:t>Example</w:t>
+      </w:r>
+    </w:p>
+    <w:p>
+      <w:r>
+        <w:lastRenderedPageBreak/>
+        <w:t>SELECT MAX(price)</w:t>
+      </w:r>
+    </w:p>
+    <w:p>
+      <w:r>
+        <w:t xml:space="preserve">FROM </w:t>
+      </w:r>
+      <w:proofErr w:type="spellStart"/>
+      <w:r>
+        <w:t>olist_order_items_dataset</w:t>
+      </w:r>
+      <w:proofErr w:type="spellEnd"/>
+      <w:r>
+        <w:t>;</w:t>
+      </w:r>
+    </w:p>
+    <w:p>
+      <w:r>
+        <w:t>Business Purpose</w:t>
+      </w:r>
+    </w:p>
+    <w:p>
+      <w:r>
+        <w:t>Identifies the most expensive product sold.</w:t>
+      </w:r>
+    </w:p>
+    <w:p>
+      <w:r>
+        <w:t>Possible Business Questions</w:t>
+      </w:r>
+    </w:p>
+    <w:p>
+      <w:pPr>
+        <w:numPr>
+          <w:ilvl w:val="0"/>
+          <w:numId w:val="31"/>
+        </w:numPr>
+      </w:pPr>
+      <w:r>
+        <w:t>Highest payment</w:t>
+      </w:r>
+    </w:p>
+    <w:p>
+      <w:pPr>
+        <w:numPr>
+          <w:ilvl w:val="0"/>
+          <w:numId w:val="31"/>
+        </w:numPr>
+      </w:pPr>
+      <w:r>
+        <w:t>Maximum product price</w:t>
+      </w:r>
+    </w:p>
+    <w:p>
+      <w:pPr>
+        <w:numPr>
+          <w:ilvl w:val="0"/>
+          <w:numId w:val="31"/>
+        </w:numPr>
+      </w:pPr>
+      <w:r>
+        <w:t>Maximum freight value</w:t>
+      </w:r>
+    </w:p>
+    <w:p>
+      <w:r>
+        <w:pict w14:anchorId="3B7C2449">
+          <v:rect id="_x0000_i1097" style="width:0;height:1.5pt" o:hralign="center" o:hrstd="t" o:hr="t" fillcolor="#a0a0a0" stroked="f"/>
+        </w:pict>
+      </w:r>
+    </w:p>
+    <w:p>
+      <w:pPr>
+        <w:rPr>
+          <w:b/>
+          <w:bCs/>
+        </w:rPr>
+      </w:pPr>
+      <w:r>
+        <w:rPr>
+          <w:b/>
+          <w:bCs/>
+        </w:rPr>
+        <w:t>14.9 MIN()</w:t>
+      </w:r>
+    </w:p>
+    <w:p>
+      <w:r>
+        <w:t>Returns the smallest value.</w:t>
+      </w:r>
+    </w:p>
+    <w:p>
+      <w:r>
+        <w:t>Example</w:t>
+      </w:r>
+    </w:p>
+    <w:p>
+      <w:r>
+        <w:t>SELECT MIN(price)</w:t>
+      </w:r>
+    </w:p>
+    <w:p>
+      <w:r>
+        <w:t xml:space="preserve">FROM </w:t>
+      </w:r>
+      <w:proofErr w:type="spellStart"/>
+      <w:r>
+        <w:t>olist_order_items_dataset</w:t>
+      </w:r>
+      <w:proofErr w:type="spellEnd"/>
+      <w:r>
+        <w:t>;</w:t>
+      </w:r>
+    </w:p>
+    <w:p>
+      <w:r>
+        <w:t>Business Purpose</w:t>
+      </w:r>
+    </w:p>
+    <w:p>
+      <w:r>
+        <w:t>Identifies the lowest-priced product.</w:t>
+      </w:r>
+    </w:p>
+    <w:p>
+      <w:r>
+        <w:t>Possible Business Questions</w:t>
+      </w:r>
+    </w:p>
+    <w:p>
+      <w:pPr>
+        <w:numPr>
+          <w:ilvl w:val="0"/>
+          <w:numId w:val="32"/>
+        </w:numPr>
+      </w:pPr>
+      <w:r>
+        <w:t>Lowest selling price</w:t>
+      </w:r>
+    </w:p>
+    <w:p>
+      <w:pPr>
+        <w:numPr>
+          <w:ilvl w:val="0"/>
+          <w:numId w:val="32"/>
+        </w:numPr>
+      </w:pPr>
+      <w:r>
+        <w:t>Minimum payment amount</w:t>
+      </w:r>
+    </w:p>
+    <w:p>
+      <w:pPr>
+        <w:numPr>
+          <w:ilvl w:val="0"/>
+          <w:numId w:val="32"/>
+        </w:numPr>
+      </w:pPr>
+      <w:r>
+        <w:t>Lowest freight charge</w:t>
+      </w:r>
+    </w:p>
+    <w:p>
+      <w:r>
+        <w:pict w14:anchorId="2488DFC9">
+          <v:rect id="_x0000_i1098" style="width:0;height:1.5pt" o:hralign="center" o:hrstd="t" o:hr="t" fillcolor="#a0a0a0" stroked="f"/>
+        </w:pict>
+      </w:r>
+    </w:p>
+    <w:p>
+      <w:pPr>
+        <w:rPr>
+          <w:b/>
+          <w:bCs/>
+        </w:rPr>
+      </w:pPr>
+      <w:r>
+        <w:rPr>
+          <w:b/>
+          <w:bCs/>
+        </w:rPr>
+        <w:t>14.10 GROUP BY</w:t>
+      </w:r>
+    </w:p>
+    <w:p>
+      <w:r>
+        <w:t>GROUP BY combines records having the same value and performs aggregate calculations on each group.</w:t>
+      </w:r>
+    </w:p>
+    <w:p>
+      <w:r>
+        <w:t>Example</w:t>
+      </w:r>
+    </w:p>
+    <w:p>
+      <w:r>
         <w:t xml:space="preserve">SELECT </w:t>
       </w:r>
-      <w:proofErr w:type="gramStart"/>
-      <w:r>
-        <w:t>SUM(</w:t>
-      </w:r>
       <w:proofErr w:type="spellStart"/>
-      <w:proofErr w:type="gramEnd"/>
-      <w:r>
-        <w:t>payment_value</w:t>
+      <w:r>
+        <w:t>customer_state</w:t>
       </w:r>
       <w:proofErr w:type="spellEnd"/>
       <w:r>
-        <w:t>)</w:t>
-      </w:r>
-    </w:p>
-    <w:p>
-      <w:r>
-        <w:t xml:space="preserve">FROM </w:t>
-      </w:r>
-      <w:proofErr w:type="spellStart"/>
-      <w:r>
-        <w:t>olist_order_payments_dataset</w:t>
-      </w:r>
-      <w:proofErr w:type="spellEnd"/>
-      <w:r>
-        <w:t>;</w:t>
-      </w:r>
-    </w:p>
-    <w:p>
-      <w:r>
-        <w:t>Business Purpose</w:t>
-      </w:r>
-    </w:p>
-    <w:p>
-      <w:r>
-        <w:t>Calculates total revenue generated by the company.</w:t>
-      </w:r>
-    </w:p>
-    <w:p>
-      <w:r>
-        <w:t>Possible Business Questions</w:t>
-      </w:r>
-    </w:p>
-    <w:p>
-      <w:pPr>
-        <w:numPr>
-          <w:ilvl w:val="0"/>
-          <w:numId w:val="29"/>
-        </w:numPr>
-      </w:pPr>
-      <w:r>
-        <w:t>Total sales</w:t>
-      </w:r>
-    </w:p>
-    <w:p>
-      <w:pPr>
-        <w:numPr>
-          <w:ilvl w:val="0"/>
-          <w:numId w:val="29"/>
-        </w:numPr>
-      </w:pPr>
-      <w:r>
-        <w:t>Total payment received</w:t>
-      </w:r>
-    </w:p>
-    <w:p>
-      <w:pPr>
-        <w:numPr>
-          <w:ilvl w:val="0"/>
-          <w:numId w:val="29"/>
-        </w:numPr>
-      </w:pPr>
-      <w:r>
-        <w:t>Total shipping cost</w:t>
-      </w:r>
-    </w:p>
-    <w:p>
-      <w:r>
-        <w:pict w14:anchorId="7BF5920E">
-          <v:rect id="_x0000_i1442" style="width:0;height:1.5pt" o:hralign="center" o:hrstd="t" o:hr="t" fillcolor="#a0a0a0" stroked="f"/>
-        </w:pict>
-      </w:r>
-    </w:p>
-    <w:p>
-      <w:pPr>
-        <w:rPr>
-          <w:b/>
-          <w:bCs/>
-        </w:rPr>
-      </w:pPr>
-      <w:r>
-        <w:rPr>
-          <w:b/>
-          <w:bCs/>
-        </w:rPr>
-        <w:t xml:space="preserve">14.7 </w:t>
-      </w:r>
-      <w:proofErr w:type="gramStart"/>
-      <w:r>
-        <w:rPr>
-          <w:b/>
-          <w:bCs/>
-        </w:rPr>
-        <w:t>AVG(</w:t>
-      </w:r>
-      <w:proofErr w:type="gramEnd"/>
-      <w:r>
-        <w:rPr>
-          <w:b/>
-          <w:bCs/>
-        </w:rPr>
-        <w:t>)</w:t>
-      </w:r>
-    </w:p>
-    <w:p>
-      <w:proofErr w:type="gramStart"/>
-      <w:r>
-        <w:t>AVG(</w:t>
-      </w:r>
-      <w:proofErr w:type="gramEnd"/>
-      <w:r>
-        <w:t>) calculates the average value.</w:t>
-      </w:r>
-    </w:p>
-    <w:p>
-      <w:r>
-        <w:t>Example</w:t>
-      </w:r>
-    </w:p>
-    <w:p>
-      <w:r>
-        <w:t xml:space="preserve">SELECT </w:t>
-      </w:r>
-      <w:proofErr w:type="gramStart"/>
-      <w:r>
-        <w:t>AVG(</w:t>
-      </w:r>
-      <w:proofErr w:type="spellStart"/>
-      <w:proofErr w:type="gramEnd"/>
-      <w:r>
-        <w:t>review_score</w:t>
-      </w:r>
-      <w:proofErr w:type="spellEnd"/>
-      <w:r>
-        <w:t>)</w:t>
-      </w:r>
-    </w:p>
-    <w:p>
-      <w:r>
-        <w:t xml:space="preserve">FROM </w:t>
-      </w:r>
-      <w:proofErr w:type="spellStart"/>
-      <w:r>
-        <w:t>olist_order_reviews_dataset</w:t>
-      </w:r>
-      <w:proofErr w:type="spellEnd"/>
-      <w:r>
-        <w:t>;</w:t>
-      </w:r>
-    </w:p>
-    <w:p>
-      <w:r>
-        <w:t>Business Purpose</w:t>
-      </w:r>
-    </w:p>
-    <w:p>
-      <w:r>
-        <w:t>Calculates average customer satisfaction.</w:t>
-      </w:r>
-    </w:p>
-    <w:p>
-      <w:r>
-        <w:t>Possible Business Questions</w:t>
-      </w:r>
-    </w:p>
-    <w:p>
-      <w:pPr>
-        <w:numPr>
-          <w:ilvl w:val="0"/>
-          <w:numId w:val="30"/>
-        </w:numPr>
-      </w:pPr>
-      <w:r>
-        <w:t>Average review score</w:t>
-      </w:r>
-    </w:p>
-    <w:p>
-      <w:pPr>
-        <w:numPr>
-          <w:ilvl w:val="0"/>
-          <w:numId w:val="30"/>
-        </w:numPr>
-      </w:pPr>
-      <w:r>
-        <w:t>Average product price</w:t>
-      </w:r>
-    </w:p>
-    <w:p>
-      <w:pPr>
-        <w:numPr>
-          <w:ilvl w:val="0"/>
-          <w:numId w:val="30"/>
-        </w:numPr>
-      </w:pPr>
-      <w:r>
-        <w:t>Average delivery time</w:t>
-      </w:r>
-    </w:p>
-    <w:p>
-      <w:r>
-        <w:pict w14:anchorId="16F12098">
-          <v:rect id="_x0000_i1443" style="width:0;height:1.5pt" o:hralign="center" o:hrstd="t" o:hr="t" fillcolor="#a0a0a0" stroked="f"/>
-        </w:pict>
-      </w:r>
-    </w:p>
-    <w:p>
-      <w:pPr>
-        <w:rPr>
-          <w:b/>
-          <w:bCs/>
-        </w:rPr>
-      </w:pPr>
-      <w:r>
-        <w:rPr>
-          <w:b/>
-          <w:bCs/>
-        </w:rPr>
-        <w:t xml:space="preserve">14.8 </w:t>
-      </w:r>
-      <w:proofErr w:type="gramStart"/>
-      <w:r>
-        <w:rPr>
-          <w:b/>
-          <w:bCs/>
-        </w:rPr>
-        <w:t>MAX(</w:t>
-      </w:r>
-      <w:proofErr w:type="gramEnd"/>
-      <w:r>
-        <w:rPr>
-          <w:b/>
-          <w:bCs/>
-        </w:rPr>
-        <w:t>)</w:t>
-      </w:r>
-    </w:p>
-    <w:p>
-      <w:r>
-        <w:t>Returns the highest value.</w:t>
-      </w:r>
-    </w:p>
-    <w:p>
-      <w:r>
-        <w:t>Example</w:t>
-      </w:r>
-    </w:p>
-    <w:p>
-      <w:r>
-        <w:lastRenderedPageBreak/>
-        <w:t xml:space="preserve">SELECT </w:t>
-      </w:r>
-      <w:proofErr w:type="gramStart"/>
-      <w:r>
-        <w:t>MAX(</w:t>
-      </w:r>
-      <w:proofErr w:type="gramEnd"/>
-      <w:r>
-        <w:t>price)</w:t>
-      </w:r>
-    </w:p>
-    <w:p>
-      <w:r>
-        <w:t xml:space="preserve">FROM </w:t>
-      </w:r>
-      <w:proofErr w:type="spellStart"/>
-      <w:r>
-        <w:t>olist_order_items_dataset</w:t>
-      </w:r>
-      <w:proofErr w:type="spellEnd"/>
-      <w:r>
-        <w:t>;</w:t>
-      </w:r>
-    </w:p>
-    <w:p>
-      <w:r>
-        <w:t>Business Purpose</w:t>
-      </w:r>
-    </w:p>
-    <w:p>
-      <w:r>
-        <w:t>Identifies the most expensive product sold.</w:t>
-      </w:r>
-    </w:p>
-    <w:p>
-      <w:r>
-        <w:t>Possible Business Questions</w:t>
-      </w:r>
-    </w:p>
-    <w:p>
-      <w:pPr>
-        <w:numPr>
-          <w:ilvl w:val="0"/>
-          <w:numId w:val="31"/>
-        </w:numPr>
-      </w:pPr>
-      <w:r>
-        <w:t>Highest payment</w:t>
-      </w:r>
-    </w:p>
-    <w:p>
-      <w:pPr>
-        <w:numPr>
-          <w:ilvl w:val="0"/>
-          <w:numId w:val="31"/>
-        </w:numPr>
-      </w:pPr>
-      <w:r>
-        <w:t>Maximum product price</w:t>
-      </w:r>
-    </w:p>
-    <w:p>
-      <w:pPr>
-        <w:numPr>
-          <w:ilvl w:val="0"/>
-          <w:numId w:val="31"/>
-        </w:numPr>
-      </w:pPr>
-      <w:r>
-        <w:t>Maximum freight value</w:t>
-      </w:r>
-    </w:p>
-    <w:p>
-      <w:r>
-        <w:pict w14:anchorId="3B7C2449">
-          <v:rect id="_x0000_i1444" style="width:0;height:1.5pt" o:hralign="center" o:hrstd="t" o:hr="t" fillcolor="#a0a0a0" stroked="f"/>
-        </w:pict>
-      </w:r>
-    </w:p>
-    <w:p>
-      <w:pPr>
-        <w:rPr>
-          <w:b/>
-          <w:bCs/>
-        </w:rPr>
-      </w:pPr>
-      <w:r>
-        <w:rPr>
-          <w:b/>
-          <w:bCs/>
-        </w:rPr>
-        <w:t xml:space="preserve">14.9 </w:t>
-      </w:r>
-      <w:proofErr w:type="gramStart"/>
-      <w:r>
-        <w:rPr>
-          <w:b/>
-          <w:bCs/>
-        </w:rPr>
-        <w:t>MIN(</w:t>
-      </w:r>
-      <w:proofErr w:type="gramEnd"/>
-      <w:r>
-        <w:rPr>
-          <w:b/>
-          <w:bCs/>
-        </w:rPr>
-        <w:t>)</w:t>
-      </w:r>
-    </w:p>
-    <w:p>
-      <w:r>
-        <w:t>Returns the smallest value.</w:t>
-      </w:r>
-    </w:p>
-    <w:p>
-      <w:r>
-        <w:t>Example</w:t>
-      </w:r>
-    </w:p>
-    <w:p>
-      <w:r>
-        <w:t xml:space="preserve">SELECT </w:t>
-      </w:r>
-      <w:proofErr w:type="gramStart"/>
-      <w:r>
-        <w:t>MIN(</w:t>
-      </w:r>
-      <w:proofErr w:type="gramEnd"/>
-      <w:r>
-        <w:t>price)</w:t>
-      </w:r>
-    </w:p>
-    <w:p>
-      <w:r>
-        <w:t xml:space="preserve">FROM </w:t>
-      </w:r>
-      <w:proofErr w:type="spellStart"/>
-      <w:r>
-        <w:t>olist_order_items_dataset</w:t>
-      </w:r>
-      <w:proofErr w:type="spellEnd"/>
-      <w:r>
-        <w:t>;</w:t>
-      </w:r>
-    </w:p>
-    <w:p>
-      <w:r>
-        <w:t>Business Purpose</w:t>
-      </w:r>
-    </w:p>
-    <w:p>
-      <w:r>
-        <w:t>Identifies the lowest-priced product.</w:t>
-      </w:r>
-    </w:p>
-    <w:p>
-      <w:r>
-        <w:t>Possible Business Questions</w:t>
-      </w:r>
-    </w:p>
-    <w:p>
-      <w:pPr>
-        <w:numPr>
-          <w:ilvl w:val="0"/>
-          <w:numId w:val="32"/>
-        </w:numPr>
-      </w:pPr>
-      <w:r>
-        <w:t>Lowest selling price</w:t>
-      </w:r>
-    </w:p>
-    <w:p>
-      <w:pPr>
-        <w:numPr>
-          <w:ilvl w:val="0"/>
-          <w:numId w:val="32"/>
-        </w:numPr>
-      </w:pPr>
-      <w:r>
-        <w:t>Minimum payment amount</w:t>
-      </w:r>
-    </w:p>
-    <w:p>
-      <w:pPr>
-        <w:numPr>
-          <w:ilvl w:val="0"/>
-          <w:numId w:val="32"/>
-        </w:numPr>
-      </w:pPr>
-      <w:r>
-        <w:t>Lowest freight charge</w:t>
-      </w:r>
-    </w:p>
-    <w:p>
-      <w:r>
-        <w:pict w14:anchorId="2488DFC9">
-          <v:rect id="_x0000_i1445" style="width:0;height:1.5pt" o:hralign="center" o:hrstd="t" o:hr="t" fillcolor="#a0a0a0" stroked="f"/>
-        </w:pict>
-      </w:r>
-    </w:p>
-    <w:p>
-      <w:pPr>
-        <w:rPr>
-          <w:b/>
-          <w:bCs/>
-        </w:rPr>
-      </w:pPr>
-      <w:r>
-        <w:rPr>
-          <w:b/>
-          <w:bCs/>
-        </w:rPr>
-        <w:t>14.10 GROUP BY</w:t>
-      </w:r>
-    </w:p>
-    <w:p>
-      <w:r>
-        <w:t>GROUP BY combines records having the same value and performs aggregate calculations on each group.</w:t>
-      </w:r>
-    </w:p>
-    <w:p>
-      <w:r>
-        <w:t>Example</w:t>
-      </w:r>
-    </w:p>
-    <w:p>
-      <w:r>
-        <w:t xml:space="preserve">SELECT </w:t>
-      </w:r>
-      <w:proofErr w:type="spellStart"/>
-      <w:r>
-        <w:t>customer_state</w:t>
-      </w:r>
-      <w:proofErr w:type="spellEnd"/>
-      <w:r>
         <w:t>,</w:t>
       </w:r>
     </w:p>
     <w:p>
-      <w:proofErr w:type="gramStart"/>
-      <w:r>
-        <w:t>COUNT(</w:t>
-      </w:r>
-      <w:proofErr w:type="gramEnd"/>
-      <w:r>
-        <w:t xml:space="preserve">*) AS </w:t>
+      <w:r>
+        <w:t xml:space="preserve">COUNT(*) AS </w:t>
       </w:r>
       <w:proofErr w:type="spellStart"/>
       <w:r>
@@ -10030,7 +9830,7 @@
     <w:p>
       <w:r>
         <w:pict w14:anchorId="31FDDEA3">
-          <v:rect id="_x0000_i1446" style="width:0;height:1.5pt" o:hralign="center" o:hrstd="t" o:hr="t" fillcolor="#a0a0a0" stroked="f"/>
+          <v:rect id="_x0000_i1099" style="width:0;height:1.5pt" o:hralign="center" o:hrstd="t" o:hr="t" fillcolor="#a0a0a0" stroked="f"/>
         </w:pict>
       </w:r>
     </w:p>
@@ -10075,15 +9875,7 @@
     <w:p/>
     <w:p>
       <w:r>
-        <w:t xml:space="preserve">Calculate </w:t>
-      </w:r>
-      <w:proofErr w:type="gramStart"/>
-      <w:r>
-        <w:t>COUNT(</w:t>
-      </w:r>
-      <w:proofErr w:type="gramEnd"/>
-      <w:r>
-        <w:t>)</w:t>
+        <w:t>Calculate COUNT()</w:t>
       </w:r>
     </w:p>
     <w:p/>
@@ -10106,7 +9898,7 @@
     <w:p>
       <w:r>
         <w:pict w14:anchorId="7352EB07">
-          <v:rect id="_x0000_i1447" style="width:0;height:1.5pt" o:hralign="center" o:hrstd="t" o:hr="t" fillcolor="#a0a0a0" stroked="f"/>
+          <v:rect id="_x0000_i1100" style="width:0;height:1.5pt" o:hralign="center" o:hrstd="t" o:hr="t" fillcolor="#a0a0a0" stroked="f"/>
         </w:pict>
       </w:r>
     </w:p>
@@ -10149,13 +9941,8 @@
       </w:r>
     </w:p>
     <w:p>
-      <w:proofErr w:type="gramStart"/>
-      <w:r>
-        <w:t>COUNT(</w:t>
-      </w:r>
-      <w:proofErr w:type="gramEnd"/>
-      <w:r>
-        <w:t xml:space="preserve">*) AS </w:t>
+      <w:r>
+        <w:t xml:space="preserve">COUNT(*) AS </w:t>
       </w:r>
       <w:proofErr w:type="spellStart"/>
       <w:r>
@@ -10186,15 +9973,7 @@
     <w:p>
       <w:r>
         <w:lastRenderedPageBreak/>
-        <w:t xml:space="preserve">HAVING </w:t>
-      </w:r>
-      <w:proofErr w:type="gramStart"/>
-      <w:r>
-        <w:t>COUNT(</w:t>
-      </w:r>
-      <w:proofErr w:type="gramEnd"/>
-      <w:r>
-        <w:t>*) &gt; 1000;</w:t>
+        <w:t>HAVING COUNT(*) &gt; 1000;</w:t>
       </w:r>
     </w:p>
     <w:p>
@@ -10225,7 +10004,7 @@
     <w:p>
       <w:r>
         <w:pict w14:anchorId="4F0F6740">
-          <v:rect id="_x0000_i1448" style="width:0;height:1.5pt" o:hralign="center" o:hrstd="t" o:hr="t" fillcolor="#a0a0a0" stroked="f"/>
+          <v:rect id="_x0000_i1101" style="width:0;height:1.5pt" o:hralign="center" o:hrstd="t" o:hr="t" fillcolor="#a0a0a0" stroked="f"/>
         </w:pict>
       </w:r>
     </w:p>
@@ -10345,7 +10124,7 @@
     <w:p>
       <w:r>
         <w:pict w14:anchorId="1CF8D7E5">
-          <v:rect id="_x0000_i1449" style="width:0;height:1.5pt" o:hralign="center" o:hrstd="t" o:hr="t" fillcolor="#a0a0a0" stroked="f"/>
+          <v:rect id="_x0000_i1102" style="width:0;height:1.5pt" o:hralign="center" o:hrstd="t" o:hr="t" fillcolor="#a0a0a0" stroked="f"/>
         </w:pict>
       </w:r>
     </w:p>
@@ -10449,7 +10228,7 @@
     <w:p>
       <w:r>
         <w:pict w14:anchorId="117F3746">
-          <v:rect id="_x0000_i1450" style="width:0;height:1.5pt" o:hralign="center" o:hrstd="t" o:hr="t" fillcolor="#a0a0a0" stroked="f"/>
+          <v:rect id="_x0000_i1103" style="width:0;height:1.5pt" o:hralign="center" o:hrstd="t" o:hr="t" fillcolor="#a0a0a0" stroked="f"/>
         </w:pict>
       </w:r>
     </w:p>
@@ -10529,7 +10308,7 @@
     <w:p>
       <w:r>
         <w:pict w14:anchorId="58782C0E">
-          <v:rect id="_x0000_i1451" style="width:0;height:1.5pt" o:hralign="center" o:hrstd="t" o:hr="t" fillcolor="#a0a0a0" stroked="f"/>
+          <v:rect id="_x0000_i1104" style="width:0;height:1.5pt" o:hralign="center" o:hrstd="t" o:hr="t" fillcolor="#a0a0a0" stroked="f"/>
         </w:pict>
       </w:r>
     </w:p>
@@ -10571,45 +10350,8 @@
           <w:numId w:val="35"/>
         </w:numPr>
       </w:pPr>
-      <w:proofErr w:type="gramStart"/>
-      <w:r>
-        <w:t>COUNT(</w:t>
-      </w:r>
-      <w:proofErr w:type="gramEnd"/>
-      <w:r>
-        <w:t xml:space="preserve">), </w:t>
-      </w:r>
-      <w:proofErr w:type="gramStart"/>
-      <w:r>
-        <w:t>SUM(</w:t>
-      </w:r>
-      <w:proofErr w:type="gramEnd"/>
-      <w:r>
-        <w:t xml:space="preserve">), </w:t>
-      </w:r>
-      <w:proofErr w:type="gramStart"/>
-      <w:r>
-        <w:t>AVG(</w:t>
-      </w:r>
-      <w:proofErr w:type="gramEnd"/>
-      <w:r>
-        <w:t xml:space="preserve">), </w:t>
-      </w:r>
-      <w:proofErr w:type="gramStart"/>
-      <w:r>
-        <w:t>MAX(</w:t>
-      </w:r>
-      <w:proofErr w:type="gramEnd"/>
-      <w:r>
-        <w:t xml:space="preserve">), and </w:t>
-      </w:r>
-      <w:proofErr w:type="gramStart"/>
-      <w:r>
-        <w:t>MIN(</w:t>
-      </w:r>
-      <w:proofErr w:type="gramEnd"/>
-      <w:r>
-        <w:t>) were implemented.</w:t>
+      <w:r>
+        <w:t>COUNT(), SUM(), AVG(), MAX(), and MIN() were implemented.</w:t>
       </w:r>
     </w:p>
     <w:p>
@@ -10660,7 +10402,7 @@
     <w:p>
       <w:r>
         <w:pict w14:anchorId="153EF4B3">
-          <v:rect id="_x0000_i1452" style="width:0;height:1.5pt" o:hralign="center" o:hrstd="t" o:hr="t" fillcolor="#a0a0a0" stroked="f"/>
+          <v:rect id="_x0000_i1105" style="width:0;height:1.5pt" o:hralign="center" o:hrstd="t" o:hr="t" fillcolor="#a0a0a0" stroked="f"/>
         </w:pict>
       </w:r>
     </w:p>
@@ -10705,53 +10447,13 @@
     </w:p>
     <w:p>
       <w:r>
-        <w:t xml:space="preserve">Aggregate Functions perform calculations on multiple rows and return a single summarized value. Examples include </w:t>
-      </w:r>
-      <w:proofErr w:type="gramStart"/>
-      <w:r>
-        <w:t>COUNT(</w:t>
-      </w:r>
-      <w:proofErr w:type="gramEnd"/>
-      <w:r>
-        <w:t xml:space="preserve">), </w:t>
-      </w:r>
-      <w:proofErr w:type="gramStart"/>
-      <w:r>
-        <w:t>SUM(</w:t>
-      </w:r>
-      <w:proofErr w:type="gramEnd"/>
-      <w:r>
-        <w:t xml:space="preserve">), </w:t>
-      </w:r>
-      <w:proofErr w:type="gramStart"/>
-      <w:r>
-        <w:t>AVG(</w:t>
-      </w:r>
-      <w:proofErr w:type="gramEnd"/>
-      <w:r>
-        <w:t xml:space="preserve">), </w:t>
-      </w:r>
-      <w:proofErr w:type="gramStart"/>
-      <w:r>
-        <w:t>MAX(</w:t>
-      </w:r>
-      <w:proofErr w:type="gramEnd"/>
-      <w:r>
-        <w:t xml:space="preserve">), and </w:t>
-      </w:r>
-      <w:proofErr w:type="gramStart"/>
-      <w:r>
-        <w:t>MIN(</w:t>
-      </w:r>
-      <w:proofErr w:type="gramEnd"/>
-      <w:r>
-        <w:t>).</w:t>
+        <w:t>Aggregate Functions perform calculations on multiple rows and return a single summarized value. Examples include COUNT(), SUM(), AVG(), MAX(), and MIN().</w:t>
       </w:r>
     </w:p>
     <w:p>
       <w:r>
         <w:pict w14:anchorId="2B3E21D0">
-          <v:rect id="_x0000_i1453" style="width:0;height:1.5pt" o:hralign="center" o:hrstd="t" o:hr="t" fillcolor="#a0a0a0" stroked="f"/>
+          <v:rect id="_x0000_i1106" style="width:0;height:1.5pt" o:hralign="center" o:hrstd="t" o:hr="t" fillcolor="#a0a0a0" stroked="f"/>
         </w:pict>
       </w:r>
     </w:p>
@@ -10767,39 +10469,7 @@
           <w:b/>
           <w:bCs/>
         </w:rPr>
-        <w:t xml:space="preserve">Q2. What is the difference between </w:t>
-      </w:r>
-      <w:proofErr w:type="gramStart"/>
-      <w:r>
-        <w:rPr>
-          <w:b/>
-          <w:bCs/>
-        </w:rPr>
-        <w:t>COUNT(</w:t>
-      </w:r>
-      <w:proofErr w:type="gramEnd"/>
-      <w:r>
-        <w:rPr>
-          <w:b/>
-          <w:bCs/>
-        </w:rPr>
-        <w:t xml:space="preserve">*) and </w:t>
-      </w:r>
-      <w:proofErr w:type="gramStart"/>
-      <w:r>
-        <w:rPr>
-          <w:b/>
-          <w:bCs/>
-        </w:rPr>
-        <w:t>COUNT(</w:t>
-      </w:r>
-      <w:proofErr w:type="gramEnd"/>
-      <w:r>
-        <w:rPr>
-          <w:b/>
-          <w:bCs/>
-        </w:rPr>
-        <w:t>column)?</w:t>
+        <w:t>Q2. What is the difference between COUNT(*) and COUNT(column)?</w:t>
       </w:r>
     </w:p>
     <w:p>
@@ -10812,27 +10482,14 @@
       </w:r>
     </w:p>
     <w:p>
-      <w:proofErr w:type="gramStart"/>
-      <w:r>
-        <w:t>COUNT(</w:t>
-      </w:r>
-      <w:proofErr w:type="gramEnd"/>
-      <w:r>
-        <w:t xml:space="preserve">*) counts all rows, whereas </w:t>
-      </w:r>
-      <w:proofErr w:type="gramStart"/>
-      <w:r>
-        <w:t>COUNT(</w:t>
-      </w:r>
-      <w:proofErr w:type="gramEnd"/>
-      <w:r>
-        <w:t>column) counts only rows where the specified column is not NULL.</w:t>
+      <w:r>
+        <w:t>COUNT(*) counts all rows, whereas COUNT(column) counts only rows where the specified column is not NULL.</w:t>
       </w:r>
     </w:p>
     <w:p>
       <w:r>
         <w:pict w14:anchorId="09A3F78A">
-          <v:rect id="_x0000_i1454" style="width:0;height:1.5pt" o:hralign="center" o:hrstd="t" o:hr="t" fillcolor="#a0a0a0" stroked="f"/>
+          <v:rect id="_x0000_i1107" style="width:0;height:1.5pt" o:hralign="center" o:hrstd="t" o:hr="t" fillcolor="#a0a0a0" stroked="f"/>
         </w:pict>
       </w:r>
     </w:p>
@@ -10868,7 +10525,7 @@
     <w:p>
       <w:r>
         <w:pict w14:anchorId="725C2DD7">
-          <v:rect id="_x0000_i1455" style="width:0;height:1.5pt" o:hralign="center" o:hrstd="t" o:hr="t" fillcolor="#a0a0a0" stroked="f"/>
+          <v:rect id="_x0000_i1108" style="width:0;height:1.5pt" o:hralign="center" o:hrstd="t" o:hr="t" fillcolor="#a0a0a0" stroked="f"/>
         </w:pict>
       </w:r>
     </w:p>
@@ -10904,7 +10561,7 @@
     <w:p>
       <w:r>
         <w:pict w14:anchorId="55578099">
-          <v:rect id="_x0000_i1456" style="width:0;height:1.5pt" o:hralign="center" o:hrstd="t" o:hr="t" fillcolor="#a0a0a0" stroked="f"/>
+          <v:rect id="_x0000_i1109" style="width:0;height:1.5pt" o:hralign="center" o:hrstd="t" o:hr="t" fillcolor="#a0a0a0" stroked="f"/>
         </w:pict>
       </w:r>
     </w:p>
@@ -10941,7 +10598,7 @@
       <w:r>
         <w:lastRenderedPageBreak/>
         <w:pict w14:anchorId="18ED5237">
-          <v:rect id="_x0000_i1457" style="width:0;height:1.5pt" o:hralign="center" o:hrstd="t" o:hr="t" fillcolor="#a0a0a0" stroked="f"/>
+          <v:rect id="_x0000_i1110" style="width:0;height:1.5pt" o:hralign="center" o:hrstd="t" o:hr="t" fillcolor="#a0a0a0" stroked="f"/>
         </w:pict>
       </w:r>
     </w:p>
@@ -10977,7 +10634,7 @@
     <w:p>
       <w:r>
         <w:pict w14:anchorId="6377B948">
-          <v:rect id="_x0000_i1458" style="width:0;height:1.5pt" o:hralign="center" o:hrstd="t" o:hr="t" fillcolor="#a0a0a0" stroked="f"/>
+          <v:rect id="_x0000_i1111" style="width:0;height:1.5pt" o:hralign="center" o:hrstd="t" o:hr="t" fillcolor="#a0a0a0" stroked="f"/>
         </w:pict>
       </w:r>
     </w:p>
@@ -11036,13 +10693,8 @@
           <w:numId w:val="36"/>
         </w:numPr>
       </w:pPr>
-      <w:proofErr w:type="gramStart"/>
-      <w:r>
-        <w:t>COUNT(</w:t>
-      </w:r>
-      <w:proofErr w:type="gramEnd"/>
-      <w:r>
-        <w:t>)</w:t>
+      <w:r>
+        <w:t>COUNT()</w:t>
       </w:r>
     </w:p>
     <w:p>
@@ -11052,13 +10704,8 @@
           <w:numId w:val="36"/>
         </w:numPr>
       </w:pPr>
-      <w:proofErr w:type="gramStart"/>
-      <w:r>
-        <w:t>SUM(</w:t>
-      </w:r>
-      <w:proofErr w:type="gramEnd"/>
-      <w:r>
-        <w:t>)</w:t>
+      <w:r>
+        <w:t>SUM()</w:t>
       </w:r>
     </w:p>
     <w:p>
@@ -11068,13 +10715,8 @@
           <w:numId w:val="36"/>
         </w:numPr>
       </w:pPr>
-      <w:proofErr w:type="gramStart"/>
-      <w:r>
-        <w:t>AVG(</w:t>
-      </w:r>
-      <w:proofErr w:type="gramEnd"/>
-      <w:r>
-        <w:t>)</w:t>
+      <w:r>
+        <w:t>AVG()</w:t>
       </w:r>
     </w:p>
     <w:p>
@@ -11084,13 +10726,8 @@
           <w:numId w:val="36"/>
         </w:numPr>
       </w:pPr>
-      <w:proofErr w:type="gramStart"/>
-      <w:r>
-        <w:t>MAX(</w:t>
-      </w:r>
-      <w:proofErr w:type="gramEnd"/>
-      <w:r>
-        <w:t>)</w:t>
+      <w:r>
+        <w:t>MAX()</w:t>
       </w:r>
     </w:p>
     <w:p>
@@ -11100,13 +10737,8 @@
           <w:numId w:val="36"/>
         </w:numPr>
       </w:pPr>
-      <w:proofErr w:type="gramStart"/>
-      <w:r>
-        <w:t>MIN(</w:t>
-      </w:r>
-      <w:proofErr w:type="gramEnd"/>
-      <w:r>
-        <w:t>)</w:t>
+      <w:r>
+        <w:t>MIN()</w:t>
       </w:r>
     </w:p>
     <w:p>
@@ -11167,7 +10799,7 @@
     <w:p>
       <w:r>
         <w:pict w14:anchorId="030BECEE">
-          <v:rect id="_x0000_i1459" style="width:0;height:1.5pt" o:hralign="center" o:hrstd="t" o:hr="t" fillcolor="#a0a0a0" stroked="f"/>
+          <v:rect id="_x0000_i1112" style="width:0;height:1.5pt" o:hralign="center" o:hrstd="t" o:hr="t" fillcolor="#a0a0a0" stroked="f"/>
         </w:pict>
       </w:r>
     </w:p>
@@ -11265,7 +10897,7 @@
     <w:p>
       <w:r>
         <w:pict w14:anchorId="039FC1E4">
-          <v:rect id="_x0000_i1639" style="width:0;height:1.5pt" o:hralign="center" o:hrstd="t" o:hr="t" fillcolor="#a0a0a0" stroked="f"/>
+          <v:rect id="_x0000_i1113" style="width:0;height:1.5pt" o:hralign="center" o:hrstd="t" o:hr="t" fillcolor="#a0a0a0" stroked="f"/>
         </w:pict>
       </w:r>
     </w:p>
@@ -11351,7 +10983,7 @@
     <w:p>
       <w:r>
         <w:pict w14:anchorId="22DDF9A8">
-          <v:rect id="_x0000_i1640" style="width:0;height:1.5pt" o:hralign="center" o:hrstd="t" o:hr="t" fillcolor="#a0a0a0" stroked="f"/>
+          <v:rect id="_x0000_i1114" style="width:0;height:1.5pt" o:hralign="center" o:hrstd="t" o:hr="t" fillcolor="#a0a0a0" stroked="f"/>
         </w:pict>
       </w:r>
     </w:p>
@@ -11740,7 +11372,7 @@
     <w:p>
       <w:r>
         <w:pict w14:anchorId="38BF73DB">
-          <v:rect id="_x0000_i1641" style="width:0;height:1.5pt" o:hralign="center" o:hrstd="t" o:hr="t" fillcolor="#a0a0a0" stroked="f"/>
+          <v:rect id="_x0000_i1115" style="width:0;height:1.5pt" o:hralign="center" o:hrstd="t" o:hr="t" fillcolor="#a0a0a0" stroked="f"/>
         </w:pict>
       </w:r>
     </w:p>
@@ -11955,7 +11587,7 @@
       <w:r>
         <w:lastRenderedPageBreak/>
         <w:pict w14:anchorId="23CC5986">
-          <v:rect id="_x0000_i1642" style="width:0;height:1.5pt" o:hralign="center" o:hrstd="t" o:hr="t" fillcolor="#a0a0a0" stroked="f"/>
+          <v:rect id="_x0000_i1116" style="width:0;height:1.5pt" o:hralign="center" o:hrstd="t" o:hr="t" fillcolor="#a0a0a0" stroked="f"/>
         </w:pict>
       </w:r>
     </w:p>
@@ -12247,7 +11879,7 @@
     <w:p>
       <w:r>
         <w:pict w14:anchorId="71932FA9">
-          <v:rect id="_x0000_i1643" style="width:0;height:1.5pt" o:hralign="center" o:hrstd="t" o:hr="t" fillcolor="#a0a0a0" stroked="f"/>
+          <v:rect id="_x0000_i1117" style="width:0;height:1.5pt" o:hralign="center" o:hrstd="t" o:hr="t" fillcolor="#a0a0a0" stroked="f"/>
         </w:pict>
       </w:r>
     </w:p>
@@ -12633,7 +12265,7 @@
       <w:r>
         <w:lastRenderedPageBreak/>
         <w:pict w14:anchorId="36985943">
-          <v:rect id="_x0000_i1644" style="width:0;height:1.5pt" o:hralign="center" o:hrstd="t" o:hr="t" fillcolor="#a0a0a0" stroked="f"/>
+          <v:rect id="_x0000_i1118" style="width:0;height:1.5pt" o:hralign="center" o:hrstd="t" o:hr="t" fillcolor="#a0a0a0" stroked="f"/>
         </w:pict>
       </w:r>
     </w:p>
@@ -12649,17 +12281,8 @@
           <w:b/>
           <w:bCs/>
         </w:rPr>
-        <w:t xml:space="preserve">15.7 Types of </w:t>
-      </w:r>
-      <w:proofErr w:type="gramStart"/>
-      <w:r>
-        <w:rPr>
-          <w:b/>
-          <w:bCs/>
-        </w:rPr>
-        <w:t>JOIN</w:t>
-      </w:r>
-      <w:proofErr w:type="gramEnd"/>
+        <w:t>15.7 Types of JOIN</w:t>
+      </w:r>
     </w:p>
     <w:p>
       <w:r>
@@ -12867,7 +12490,7 @@
     <w:p>
       <w:r>
         <w:pict w14:anchorId="0DA5245A">
-          <v:rect id="_x0000_i1645" style="width:0;height:1.5pt" o:hralign="center" o:hrstd="t" o:hr="t" fillcolor="#a0a0a0" stroked="f"/>
+          <v:rect id="_x0000_i1119" style="width:0;height:1.5pt" o:hralign="center" o:hrstd="t" o:hr="t" fillcolor="#a0a0a0" stroked="f"/>
         </w:pict>
       </w:r>
     </w:p>
@@ -12903,13 +12526,8 @@
     </w:p>
     <w:p>
       <w:proofErr w:type="spellStart"/>
-      <w:proofErr w:type="gramStart"/>
-      <w:r>
-        <w:t>o.order</w:t>
-      </w:r>
-      <w:proofErr w:type="gramEnd"/>
-      <w:r>
-        <w:t>_id</w:t>
+      <w:r>
+        <w:t>o.order_id</w:t>
       </w:r>
       <w:proofErr w:type="spellEnd"/>
       <w:r>
@@ -12954,26 +12572,16 @@
         <w:t xml:space="preserve">ON </w:t>
       </w:r>
       <w:proofErr w:type="spellStart"/>
-      <w:proofErr w:type="gramStart"/>
-      <w:r>
-        <w:t>o.customer</w:t>
-      </w:r>
-      <w:proofErr w:type="gramEnd"/>
-      <w:r>
-        <w:t>_id</w:t>
+      <w:r>
+        <w:t>o.customer_id</w:t>
       </w:r>
       <w:proofErr w:type="spellEnd"/>
       <w:r>
         <w:t xml:space="preserve"> = </w:t>
       </w:r>
       <w:proofErr w:type="spellStart"/>
-      <w:proofErr w:type="gramStart"/>
-      <w:r>
-        <w:t>c.customer</w:t>
-      </w:r>
-      <w:proofErr w:type="gramEnd"/>
-      <w:r>
-        <w:t>_id</w:t>
+      <w:r>
+        <w:t>c.customer_id</w:t>
       </w:r>
       <w:proofErr w:type="spellEnd"/>
       <w:r>
@@ -13032,7 +12640,7 @@
     <w:p>
       <w:r>
         <w:pict w14:anchorId="13704F57">
-          <v:rect id="_x0000_i1646" style="width:0;height:1.5pt" o:hralign="center" o:hrstd="t" o:hr="t" fillcolor="#a0a0a0" stroked="f"/>
+          <v:rect id="_x0000_i1120" style="width:0;height:1.5pt" o:hralign="center" o:hrstd="t" o:hr="t" fillcolor="#a0a0a0" stroked="f"/>
         </w:pict>
       </w:r>
     </w:p>
@@ -13078,13 +12686,8 @@
     </w:p>
     <w:p>
       <w:proofErr w:type="spellStart"/>
-      <w:proofErr w:type="gramStart"/>
-      <w:r>
-        <w:t>o.order</w:t>
-      </w:r>
-      <w:proofErr w:type="gramEnd"/>
-      <w:r>
-        <w:t>_id</w:t>
+      <w:r>
+        <w:t>o.order_id</w:t>
       </w:r>
       <w:proofErr w:type="spellEnd"/>
     </w:p>
@@ -13119,26 +12722,16 @@
         <w:t xml:space="preserve">ON </w:t>
       </w:r>
       <w:proofErr w:type="spellStart"/>
-      <w:proofErr w:type="gramStart"/>
-      <w:r>
-        <w:t>c.customer</w:t>
-      </w:r>
-      <w:proofErr w:type="gramEnd"/>
-      <w:r>
-        <w:t>_id</w:t>
+      <w:r>
+        <w:t>c.customer_id</w:t>
       </w:r>
       <w:proofErr w:type="spellEnd"/>
       <w:r>
         <w:t xml:space="preserve"> = </w:t>
       </w:r>
       <w:proofErr w:type="spellStart"/>
-      <w:proofErr w:type="gramStart"/>
-      <w:r>
-        <w:t>o.customer</w:t>
-      </w:r>
-      <w:proofErr w:type="gramEnd"/>
-      <w:r>
-        <w:t>_id</w:t>
+      <w:r>
+        <w:t>o.customer_id</w:t>
       </w:r>
       <w:proofErr w:type="spellEnd"/>
       <w:r>
@@ -13158,7 +12751,7 @@
     <w:p>
       <w:r>
         <w:pict w14:anchorId="56A06A63">
-          <v:rect id="_x0000_i1647" style="width:0;height:1.5pt" o:hralign="center" o:hrstd="t" o:hr="t" fillcolor="#a0a0a0" stroked="f"/>
+          <v:rect id="_x0000_i1121" style="width:0;height:1.5pt" o:hralign="center" o:hrstd="t" o:hr="t" fillcolor="#a0a0a0" stroked="f"/>
         </w:pict>
       </w:r>
     </w:p>
@@ -13194,13 +12787,8 @@
     </w:p>
     <w:p>
       <w:proofErr w:type="spellStart"/>
-      <w:proofErr w:type="gramStart"/>
-      <w:r>
-        <w:t>o.order</w:t>
-      </w:r>
-      <w:proofErr w:type="gramEnd"/>
-      <w:r>
-        <w:t>_id</w:t>
+      <w:r>
+        <w:t>o.order_id</w:t>
       </w:r>
       <w:proofErr w:type="spellEnd"/>
       <w:r>
@@ -13245,26 +12833,16 @@
         <w:t xml:space="preserve">ON </w:t>
       </w:r>
       <w:proofErr w:type="spellStart"/>
-      <w:proofErr w:type="gramStart"/>
-      <w:r>
-        <w:t>c.customer</w:t>
-      </w:r>
-      <w:proofErr w:type="gramEnd"/>
-      <w:r>
-        <w:t>_id</w:t>
+      <w:r>
+        <w:t>c.customer_id</w:t>
       </w:r>
       <w:proofErr w:type="spellEnd"/>
       <w:r>
         <w:t xml:space="preserve"> = </w:t>
       </w:r>
       <w:proofErr w:type="spellStart"/>
-      <w:proofErr w:type="gramStart"/>
-      <w:r>
-        <w:t>o.customer</w:t>
-      </w:r>
-      <w:proofErr w:type="gramEnd"/>
-      <w:r>
-        <w:t>_id</w:t>
+      <w:r>
+        <w:t>o.customer_id</w:t>
       </w:r>
       <w:proofErr w:type="spellEnd"/>
       <w:r>
@@ -13284,7 +12862,7 @@
     <w:p>
       <w:r>
         <w:pict w14:anchorId="631E3121">
-          <v:rect id="_x0000_i1648" style="width:0;height:1.5pt" o:hralign="center" o:hrstd="t" o:hr="t" fillcolor="#a0a0a0" stroked="f"/>
+          <v:rect id="_x0000_i1122" style="width:0;height:1.5pt" o:hralign="center" o:hrstd="t" o:hr="t" fillcolor="#a0a0a0" stroked="f"/>
         </w:pict>
       </w:r>
     </w:p>
@@ -13344,7 +12922,7 @@
     <w:p>
       <w:r>
         <w:pict w14:anchorId="184F9EAD">
-          <v:rect id="_x0000_i1649" style="width:0;height:1.5pt" o:hralign="center" o:hrstd="t" o:hr="t" fillcolor="#a0a0a0" stroked="f"/>
+          <v:rect id="_x0000_i1123" style="width:0;height:1.5pt" o:hralign="center" o:hrstd="t" o:hr="t" fillcolor="#a0a0a0" stroked="f"/>
         </w:pict>
       </w:r>
     </w:p>
@@ -13398,7 +12976,7 @@
     <w:p>
       <w:r>
         <w:pict w14:anchorId="4187049A">
-          <v:rect id="_x0000_i1650" style="width:0;height:1.5pt" o:hralign="center" o:hrstd="t" o:hr="t" fillcolor="#a0a0a0" stroked="f"/>
+          <v:rect id="_x0000_i1124" style="width:0;height:1.5pt" o:hralign="center" o:hrstd="t" o:hr="t" fillcolor="#a0a0a0" stroked="f"/>
         </w:pict>
       </w:r>
     </w:p>
@@ -13452,7 +13030,7 @@
     <w:p>
       <w:r>
         <w:pict w14:anchorId="73C852CC">
-          <v:rect id="_x0000_i1651" style="width:0;height:1.5pt" o:hralign="center" o:hrstd="t" o:hr="t" fillcolor="#a0a0a0" stroked="f"/>
+          <v:rect id="_x0000_i1125" style="width:0;height:1.5pt" o:hralign="center" o:hrstd="t" o:hr="t" fillcolor="#a0a0a0" stroked="f"/>
         </w:pict>
       </w:r>
     </w:p>
@@ -13545,7 +13123,7 @@
     <w:p>
       <w:r>
         <w:pict w14:anchorId="671D478E">
-          <v:rect id="_x0000_i1652" style="width:0;height:1.5pt" o:hralign="center" o:hrstd="t" o:hr="t" fillcolor="#a0a0a0" stroked="f"/>
+          <v:rect id="_x0000_i1126" style="width:0;height:1.5pt" o:hralign="center" o:hrstd="t" o:hr="t" fillcolor="#a0a0a0" stroked="f"/>
         </w:pict>
       </w:r>
     </w:p>
@@ -13601,7 +13179,7 @@
     <w:p>
       <w:r>
         <w:pict w14:anchorId="694EFEB5">
-          <v:rect id="_x0000_i1653" style="width:0;height:1.5pt" o:hralign="center" o:hrstd="t" o:hr="t" fillcolor="#a0a0a0" stroked="f"/>
+          <v:rect id="_x0000_i1127" style="width:0;height:1.5pt" o:hralign="center" o:hrstd="t" o:hr="t" fillcolor="#a0a0a0" stroked="f"/>
         </w:pict>
       </w:r>
     </w:p>
@@ -13689,7 +13267,7 @@
     <w:p>
       <w:r>
         <w:pict w14:anchorId="168E43B8">
-          <v:rect id="_x0000_i1654" style="width:0;height:1.5pt" o:hralign="center" o:hrstd="t" o:hr="t" fillcolor="#a0a0a0" stroked="f"/>
+          <v:rect id="_x0000_i1128" style="width:0;height:1.5pt" o:hralign="center" o:hrstd="t" o:hr="t" fillcolor="#a0a0a0" stroked="f"/>
         </w:pict>
       </w:r>
     </w:p>
@@ -13781,7 +13359,7 @@
     <w:p>
       <w:r>
         <w:pict w14:anchorId="6AC894C6">
-          <v:rect id="_x0000_i1655" style="width:0;height:1.5pt" o:hralign="center" o:hrstd="t" o:hr="t" fillcolor="#a0a0a0" stroked="f"/>
+          <v:rect id="_x0000_i1129" style="width:0;height:1.5pt" o:hralign="center" o:hrstd="t" o:hr="t" fillcolor="#a0a0a0" stroked="f"/>
         </w:pict>
       </w:r>
     </w:p>
@@ -13875,7 +13453,7 @@
     <w:p>
       <w:r>
         <w:pict w14:anchorId="2C007335">
-          <v:rect id="_x0000_i1656" style="width:0;height:1.5pt" o:hralign="center" o:hrstd="t" o:hr="t" fillcolor="#a0a0a0" stroked="f"/>
+          <v:rect id="_x0000_i1130" style="width:0;height:1.5pt" o:hralign="center" o:hrstd="t" o:hr="t" fillcolor="#a0a0a0" stroked="f"/>
         </w:pict>
       </w:r>
     </w:p>
@@ -13926,7 +13504,7 @@
     <w:p>
       <w:r>
         <w:pict w14:anchorId="285074B9">
-          <v:rect id="_x0000_i1657" style="width:0;height:1.5pt" o:hralign="center" o:hrstd="t" o:hr="t" fillcolor="#a0a0a0" stroked="f"/>
+          <v:rect id="_x0000_i1131" style="width:0;height:1.5pt" o:hralign="center" o:hrstd="t" o:hr="t" fillcolor="#a0a0a0" stroked="f"/>
         </w:pict>
       </w:r>
     </w:p>
@@ -13962,7 +13540,7 @@
     <w:p>
       <w:r>
         <w:pict w14:anchorId="319AA716">
-          <v:rect id="_x0000_i1658" style="width:0;height:1.5pt" o:hralign="center" o:hrstd="t" o:hr="t" fillcolor="#a0a0a0" stroked="f"/>
+          <v:rect id="_x0000_i1132" style="width:0;height:1.5pt" o:hralign="center" o:hrstd="t" o:hr="t" fillcolor="#a0a0a0" stroked="f"/>
         </w:pict>
       </w:r>
     </w:p>
@@ -14003,7 +13581,7 @@
     <w:p>
       <w:r>
         <w:pict w14:anchorId="1508D495">
-          <v:rect id="_x0000_i1659" style="width:0;height:1.5pt" o:hralign="center" o:hrstd="t" o:hr="t" fillcolor="#a0a0a0" stroked="f"/>
+          <v:rect id="_x0000_i1133" style="width:0;height:1.5pt" o:hralign="center" o:hrstd="t" o:hr="t" fillcolor="#a0a0a0" stroked="f"/>
         </w:pict>
       </w:r>
     </w:p>
@@ -14039,7 +13617,7 @@
     <w:p>
       <w:r>
         <w:pict w14:anchorId="0ED00696">
-          <v:rect id="_x0000_i1660" style="width:0;height:1.5pt" o:hralign="center" o:hrstd="t" o:hr="t" fillcolor="#a0a0a0" stroked="f"/>
+          <v:rect id="_x0000_i1134" style="width:0;height:1.5pt" o:hralign="center" o:hrstd="t" o:hr="t" fillcolor="#a0a0a0" stroked="f"/>
         </w:pict>
       </w:r>
     </w:p>
@@ -14075,7 +13653,7 @@
     <w:p>
       <w:r>
         <w:pict w14:anchorId="5D9973A5">
-          <v:rect id="_x0000_i1661" style="width:0;height:1.5pt" o:hralign="center" o:hrstd="t" o:hr="t" fillcolor="#a0a0a0" stroked="f"/>
+          <v:rect id="_x0000_i1135" style="width:0;height:1.5pt" o:hralign="center" o:hrstd="t" o:hr="t" fillcolor="#a0a0a0" stroked="f"/>
         </w:pict>
       </w:r>
     </w:p>
@@ -14128,7 +13706,7 @@
     <w:p>
       <w:r>
         <w:pict w14:anchorId="62F661E6">
-          <v:rect id="_x0000_i1662" style="width:0;height:1.5pt" o:hralign="center" o:hrstd="t" o:hr="t" fillcolor="#a0a0a0" stroked="f"/>
+          <v:rect id="_x0000_i1136" style="width:0;height:1.5pt" o:hralign="center" o:hrstd="t" o:hr="t" fillcolor="#a0a0a0" stroked="f"/>
         </w:pict>
       </w:r>
     </w:p>
@@ -14164,7 +13742,7 @@
     <w:p>
       <w:r>
         <w:pict w14:anchorId="2116900B">
-          <v:rect id="_x0000_i1663" style="width:0;height:1.5pt" o:hralign="center" o:hrstd="t" o:hr="t" fillcolor="#a0a0a0" stroked="f"/>
+          <v:rect id="_x0000_i1137" style="width:0;height:1.5pt" o:hralign="center" o:hrstd="t" o:hr="t" fillcolor="#a0a0a0" stroked="f"/>
         </w:pict>
       </w:r>
     </w:p>
@@ -14318,7 +13896,7 @@
     <w:p>
       <w:r>
         <w:pict w14:anchorId="79A0C784">
-          <v:rect id="_x0000_i1664" style="width:0;height:1.5pt" o:hralign="center" o:hrstd="t" o:hr="t" fillcolor="#a0a0a0" stroked="f"/>
+          <v:rect id="_x0000_i1138" style="width:0;height:1.5pt" o:hralign="center" o:hrstd="t" o:hr="t" fillcolor="#a0a0a0" stroked="f"/>
         </w:pict>
       </w:r>
     </w:p>
@@ -14410,7 +13988,7 @@
     <w:p>
       <w:r>
         <w:pict w14:anchorId="5432A8D9">
-          <v:rect id="_x0000_i1829" style="width:0;height:1.5pt" o:hralign="center" o:hrstd="t" o:hr="t" fillcolor="#a0a0a0" stroked="f"/>
+          <v:rect id="_x0000_i1139" style="width:0;height:1.5pt" o:hralign="center" o:hrstd="t" o:hr="t" fillcolor="#a0a0a0" stroked="f"/>
         </w:pict>
       </w:r>
     </w:p>
@@ -14581,7 +14159,7 @@
     <w:p>
       <w:r>
         <w:pict w14:anchorId="36847BF4">
-          <v:rect id="_x0000_i1830" style="width:0;height:1.5pt" o:hralign="center" o:hrstd="t" o:hr="t" fillcolor="#a0a0a0" stroked="f"/>
+          <v:rect id="_x0000_i1140" style="width:0;height:1.5pt" o:hralign="center" o:hrstd="t" o:hr="t" fillcolor="#a0a0a0" stroked="f"/>
         </w:pict>
       </w:r>
     </w:p>
@@ -14643,7 +14221,7 @@
     <w:p>
       <w:r>
         <w:pict w14:anchorId="1394016E">
-          <v:rect id="_x0000_i1831" style="width:0;height:1.5pt" o:hralign="center" o:hrstd="t" o:hr="t" fillcolor="#a0a0a0" stroked="f"/>
+          <v:rect id="_x0000_i1141" style="width:0;height:1.5pt" o:hralign="center" o:hrstd="t" o:hr="t" fillcolor="#a0a0a0" stroked="f"/>
         </w:pict>
       </w:r>
     </w:p>
@@ -14752,11 +14330,9 @@
       </w:r>
     </w:p>
     <w:p>
-      <w:proofErr w:type="gramStart"/>
       <w:r>
         <w:t>Products  Sellers</w:t>
       </w:r>
-      <w:proofErr w:type="gramEnd"/>
     </w:p>
     <w:p>
       <w:r>
@@ -14808,7 +14384,7 @@
     <w:p>
       <w:r>
         <w:pict w14:anchorId="30079EDF">
-          <v:rect id="_x0000_i1832" style="width:0;height:1.5pt" o:hralign="center" o:hrstd="t" o:hr="t" fillcolor="#a0a0a0" stroked="f"/>
+          <v:rect id="_x0000_i1142" style="width:0;height:1.5pt" o:hralign="center" o:hrstd="t" o:hr="t" fillcolor="#a0a0a0" stroked="f"/>
         </w:pict>
       </w:r>
     </w:p>
@@ -14911,7 +14487,7 @@
     <w:p>
       <w:r>
         <w:pict w14:anchorId="2F66968C">
-          <v:rect id="_x0000_i1833" style="width:0;height:1.5pt" o:hralign="center" o:hrstd="t" o:hr="t" fillcolor="#a0a0a0" stroked="f"/>
+          <v:rect id="_x0000_i1143" style="width:0;height:1.5pt" o:hralign="center" o:hrstd="t" o:hr="t" fillcolor="#a0a0a0" stroked="f"/>
         </w:pict>
       </w:r>
     </w:p>
@@ -15031,7 +14607,7 @@
     <w:p>
       <w:r>
         <w:pict w14:anchorId="0DAA41EB">
-          <v:rect id="_x0000_i1834" style="width:0;height:1.5pt" o:hralign="center" o:hrstd="t" o:hr="t" fillcolor="#a0a0a0" stroked="f"/>
+          <v:rect id="_x0000_i1144" style="width:0;height:1.5pt" o:hralign="center" o:hrstd="t" o:hr="t" fillcolor="#a0a0a0" stroked="f"/>
         </w:pict>
       </w:r>
     </w:p>
@@ -15153,7 +14729,7 @@
     <w:p>
       <w:r>
         <w:pict w14:anchorId="57AF8BAB">
-          <v:rect id="_x0000_i1835" style="width:0;height:1.5pt" o:hralign="center" o:hrstd="t" o:hr="t" fillcolor="#a0a0a0" stroked="f"/>
+          <v:rect id="_x0000_i1145" style="width:0;height:1.5pt" o:hralign="center" o:hrstd="t" o:hr="t" fillcolor="#a0a0a0" stroked="f"/>
         </w:pict>
       </w:r>
     </w:p>
@@ -15276,7 +14852,7 @@
     <w:p>
       <w:r>
         <w:pict w14:anchorId="048DFAEA">
-          <v:rect id="_x0000_i1836" style="width:0;height:1.5pt" o:hralign="center" o:hrstd="t" o:hr="t" fillcolor="#a0a0a0" stroked="f"/>
+          <v:rect id="_x0000_i1146" style="width:0;height:1.5pt" o:hralign="center" o:hrstd="t" o:hr="t" fillcolor="#a0a0a0" stroked="f"/>
         </w:pict>
       </w:r>
     </w:p>
@@ -15387,7 +14963,7 @@
     <w:p>
       <w:r>
         <w:pict w14:anchorId="55DF83AD">
-          <v:rect id="_x0000_i1837" style="width:0;height:1.5pt" o:hralign="center" o:hrstd="t" o:hr="t" fillcolor="#a0a0a0" stroked="f"/>
+          <v:rect id="_x0000_i1147" style="width:0;height:1.5pt" o:hralign="center" o:hrstd="t" o:hr="t" fillcolor="#a0a0a0" stroked="f"/>
         </w:pict>
       </w:r>
     </w:p>
@@ -15499,7 +15075,7 @@
     <w:p>
       <w:r>
         <w:pict w14:anchorId="7ACB652D">
-          <v:rect id="_x0000_i1838" style="width:0;height:1.5pt" o:hralign="center" o:hrstd="t" o:hr="t" fillcolor="#a0a0a0" stroked="f"/>
+          <v:rect id="_x0000_i1148" style="width:0;height:1.5pt" o:hralign="center" o:hrstd="t" o:hr="t" fillcolor="#a0a0a0" stroked="f"/>
         </w:pict>
       </w:r>
     </w:p>
@@ -15610,7 +15186,7 @@
     <w:p>
       <w:r>
         <w:pict w14:anchorId="67F56DAD">
-          <v:rect id="_x0000_i1839" style="width:0;height:1.5pt" o:hralign="center" o:hrstd="t" o:hr="t" fillcolor="#a0a0a0" stroked="f"/>
+          <v:rect id="_x0000_i1149" style="width:0;height:1.5pt" o:hralign="center" o:hrstd="t" o:hr="t" fillcolor="#a0a0a0" stroked="f"/>
         </w:pict>
       </w:r>
     </w:p>
@@ -15714,7 +15290,7 @@
     <w:p>
       <w:r>
         <w:pict w14:anchorId="4D7D6947">
-          <v:rect id="_x0000_i1840" style="width:0;height:1.5pt" o:hralign="center" o:hrstd="t" o:hr="t" fillcolor="#a0a0a0" stroked="f"/>
+          <v:rect id="_x0000_i1150" style="width:0;height:1.5pt" o:hralign="center" o:hrstd="t" o:hr="t" fillcolor="#a0a0a0" stroked="f"/>
         </w:pict>
       </w:r>
     </w:p>
@@ -15802,7 +15378,7 @@
     <w:p>
       <w:r>
         <w:pict w14:anchorId="5F3CA40E">
-          <v:rect id="_x0000_i1841" style="width:0;height:1.5pt" o:hralign="center" o:hrstd="t" o:hr="t" fillcolor="#a0a0a0" stroked="f"/>
+          <v:rect id="_x0000_i1151" style="width:0;height:1.5pt" o:hralign="center" o:hrstd="t" o:hr="t" fillcolor="#a0a0a0" stroked="f"/>
         </w:pict>
       </w:r>
     </w:p>
@@ -15914,7 +15490,7 @@
     <w:p>
       <w:r>
         <w:pict w14:anchorId="346E9011">
-          <v:rect id="_x0000_i1842" style="width:0;height:1.5pt" o:hralign="center" o:hrstd="t" o:hr="t" fillcolor="#a0a0a0" stroked="f"/>
+          <v:rect id="_x0000_i1152" style="width:0;height:1.5pt" o:hralign="center" o:hrstd="t" o:hr="t" fillcolor="#a0a0a0" stroked="f"/>
         </w:pict>
       </w:r>
     </w:p>
@@ -16002,7 +15578,7 @@
     <w:p>
       <w:r>
         <w:pict w14:anchorId="1099B3FF">
-          <v:rect id="_x0000_i1843" style="width:0;height:1.5pt" o:hralign="center" o:hrstd="t" o:hr="t" fillcolor="#a0a0a0" stroked="f"/>
+          <v:rect id="_x0000_i1153" style="width:0;height:1.5pt" o:hralign="center" o:hrstd="t" o:hr="t" fillcolor="#a0a0a0" stroked="f"/>
         </w:pict>
       </w:r>
     </w:p>
@@ -16118,7 +15694,7 @@
     <w:p>
       <w:r>
         <w:pict w14:anchorId="739AEC9D">
-          <v:rect id="_x0000_i1844" style="width:0;height:1.5pt" o:hralign="center" o:hrstd="t" o:hr="t" fillcolor="#a0a0a0" stroked="f"/>
+          <v:rect id="_x0000_i1154" style="width:0;height:1.5pt" o:hralign="center" o:hrstd="t" o:hr="t" fillcolor="#a0a0a0" stroked="f"/>
         </w:pict>
       </w:r>
     </w:p>
@@ -16169,7 +15745,7 @@
     <w:p>
       <w:r>
         <w:pict w14:anchorId="19743EF8">
-          <v:rect id="_x0000_i1845" style="width:0;height:1.5pt" o:hralign="center" o:hrstd="t" o:hr="t" fillcolor="#a0a0a0" stroked="f"/>
+          <v:rect id="_x0000_i1155" style="width:0;height:1.5pt" o:hralign="center" o:hrstd="t" o:hr="t" fillcolor="#a0a0a0" stroked="f"/>
         </w:pict>
       </w:r>
     </w:p>
@@ -16221,7 +15797,7 @@
     <w:p>
       <w:r>
         <w:pict w14:anchorId="1BA0745B">
-          <v:rect id="_x0000_i1846" style="width:0;height:1.5pt" o:hralign="center" o:hrstd="t" o:hr="t" fillcolor="#a0a0a0" stroked="f"/>
+          <v:rect id="_x0000_i1156" style="width:0;height:1.5pt" o:hralign="center" o:hrstd="t" o:hr="t" fillcolor="#a0a0a0" stroked="f"/>
         </w:pict>
       </w:r>
     </w:p>
@@ -16257,7 +15833,7 @@
     <w:p>
       <w:r>
         <w:pict w14:anchorId="759C8CBD">
-          <v:rect id="_x0000_i1847" style="width:0;height:1.5pt" o:hralign="center" o:hrstd="t" o:hr="t" fillcolor="#a0a0a0" stroked="f"/>
+          <v:rect id="_x0000_i1157" style="width:0;height:1.5pt" o:hralign="center" o:hrstd="t" o:hr="t" fillcolor="#a0a0a0" stroked="f"/>
         </w:pict>
       </w:r>
     </w:p>
@@ -16294,7 +15870,7 @@
       <w:r>
         <w:lastRenderedPageBreak/>
         <w:pict w14:anchorId="11D02C05">
-          <v:rect id="_x0000_i1848" style="width:0;height:1.5pt" o:hralign="center" o:hrstd="t" o:hr="t" fillcolor="#a0a0a0" stroked="f"/>
+          <v:rect id="_x0000_i1158" style="width:0;height:1.5pt" o:hralign="center" o:hrstd="t" o:hr="t" fillcolor="#a0a0a0" stroked="f"/>
         </w:pict>
       </w:r>
     </w:p>
@@ -16330,7 +15906,7 @@
     <w:p>
       <w:r>
         <w:pict w14:anchorId="7A356AF1">
-          <v:rect id="_x0000_i1849" style="width:0;height:1.5pt" o:hralign="center" o:hrstd="t" o:hr="t" fillcolor="#a0a0a0" stroked="f"/>
+          <v:rect id="_x0000_i1159" style="width:0;height:1.5pt" o:hralign="center" o:hrstd="t" o:hr="t" fillcolor="#a0a0a0" stroked="f"/>
         </w:pict>
       </w:r>
     </w:p>
@@ -16366,7 +15942,7 @@
     <w:p>
       <w:r>
         <w:pict w14:anchorId="6E54A96B">
-          <v:rect id="_x0000_i1850" style="width:0;height:1.5pt" o:hralign="center" o:hrstd="t" o:hr="t" fillcolor="#a0a0a0" stroked="f"/>
+          <v:rect id="_x0000_i1160" style="width:0;height:1.5pt" o:hralign="center" o:hrstd="t" o:hr="t" fillcolor="#a0a0a0" stroked="f"/>
         </w:pict>
       </w:r>
     </w:p>
@@ -16520,7 +16096,7 @@
     <w:p>
       <w:r>
         <w:pict w14:anchorId="40F4501A">
-          <v:rect id="_x0000_i1851" style="width:0;height:1.5pt" o:hralign="center" o:hrstd="t" o:hr="t" fillcolor="#a0a0a0" stroked="f"/>
+          <v:rect id="_x0000_i1161" style="width:0;height:1.5pt" o:hralign="center" o:hrstd="t" o:hr="t" fillcolor="#a0a0a0" stroked="f"/>
         </w:pict>
       </w:r>
     </w:p>
@@ -16610,7 +16186,7 @@
     <w:p>
       <w:r>
         <w:pict w14:anchorId="573F6116">
-          <v:rect id="_x0000_i2013" style="width:0;height:1.5pt" o:hralign="center" o:hrstd="t" o:hr="t" fillcolor="#a0a0a0" stroked="f"/>
+          <v:rect id="_x0000_i1162" style="width:0;height:1.5pt" o:hralign="center" o:hrstd="t" o:hr="t" fillcolor="#a0a0a0" stroked="f"/>
         </w:pict>
       </w:r>
     </w:p>
@@ -16714,7 +16290,7 @@
       <w:r>
         <w:lastRenderedPageBreak/>
         <w:pict w14:anchorId="357C6DEC">
-          <v:rect id="_x0000_i2014" style="width:0;height:1.5pt" o:hralign="center" o:hrstd="t" o:hr="t" fillcolor="#a0a0a0" stroked="f"/>
+          <v:rect id="_x0000_i1163" style="width:0;height:1.5pt" o:hralign="center" o:hrstd="t" o:hr="t" fillcolor="#a0a0a0" stroked="f"/>
         </w:pict>
       </w:r>
     </w:p>
@@ -16846,7 +16422,7 @@
     <w:p>
       <w:r>
         <w:pict w14:anchorId="0191C3EA">
-          <v:rect id="_x0000_i2015" style="width:0;height:1.5pt" o:hralign="center" o:hrstd="t" o:hr="t" fillcolor="#a0a0a0" stroked="f"/>
+          <v:rect id="_x0000_i1164" style="width:0;height:1.5pt" o:hralign="center" o:hrstd="t" o:hr="t" fillcolor="#a0a0a0" stroked="f"/>
         </w:pict>
       </w:r>
     </w:p>
@@ -17035,7 +16611,7 @@
     <w:p>
       <w:r>
         <w:pict w14:anchorId="50159EEE">
-          <v:rect id="_x0000_i2016" style="width:0;height:1.5pt" o:hralign="center" o:hrstd="t" o:hr="t" fillcolor="#a0a0a0" stroked="f"/>
+          <v:rect id="_x0000_i1165" style="width:0;height:1.5pt" o:hralign="center" o:hrstd="t" o:hr="t" fillcolor="#a0a0a0" stroked="f"/>
         </w:pict>
       </w:r>
     </w:p>
@@ -17106,15 +16682,7 @@
     </w:p>
     <w:p>
       <w:r>
-        <w:t xml:space="preserve">SELECT </w:t>
-      </w:r>
-      <w:proofErr w:type="gramStart"/>
-      <w:r>
-        <w:t>AVG(</w:t>
-      </w:r>
-      <w:proofErr w:type="gramEnd"/>
-      <w:r>
-        <w:t>price)</w:t>
+        <w:t>SELECT AVG(price)</w:t>
       </w:r>
     </w:p>
     <w:p>
@@ -17183,7 +16751,7 @@
     <w:p>
       <w:r>
         <w:pict w14:anchorId="687EEFC5">
-          <v:rect id="_x0000_i2017" style="width:0;height:1.5pt" o:hralign="center" o:hrstd="t" o:hr="t" fillcolor="#a0a0a0" stroked="f"/>
+          <v:rect id="_x0000_i1166" style="width:0;height:1.5pt" o:hralign="center" o:hrstd="t" o:hr="t" fillcolor="#a0a0a0" stroked="f"/>
         </w:pict>
       </w:r>
     </w:p>
@@ -17255,12 +16823,10 @@
       </w:r>
     </w:p>
     <w:p>
-      <w:proofErr w:type="gramStart"/>
       <w:r>
         <w:t>SUM(</w:t>
       </w:r>
       <w:proofErr w:type="spellStart"/>
-      <w:proofErr w:type="gramEnd"/>
       <w:r>
         <w:t>payment_value</w:t>
       </w:r>
@@ -17363,7 +16929,7 @@
     <w:p>
       <w:r>
         <w:pict w14:anchorId="68C13FAA">
-          <v:rect id="_x0000_i2018" style="width:0;height:1.5pt" o:hralign="center" o:hrstd="t" o:hr="t" fillcolor="#a0a0a0" stroked="f"/>
+          <v:rect id="_x0000_i1167" style="width:0;height:1.5pt" o:hralign="center" o:hrstd="t" o:hr="t" fillcolor="#a0a0a0" stroked="f"/>
         </w:pict>
       </w:r>
     </w:p>
@@ -17423,12 +16989,10 @@
       </w:r>
     </w:p>
     <w:p>
-      <w:proofErr w:type="gramStart"/>
       <w:r>
         <w:t>AVG(</w:t>
       </w:r>
       <w:proofErr w:type="spellStart"/>
-      <w:proofErr w:type="gramEnd"/>
       <w:r>
         <w:t>payment_value</w:t>
       </w:r>
@@ -17438,14 +17002,9 @@
       </w:r>
     </w:p>
     <w:p>
-      <w:proofErr w:type="gramStart"/>
       <w:r>
         <w:lastRenderedPageBreak/>
-        <w:t>OVER(</w:t>
-      </w:r>
-      <w:proofErr w:type="gramEnd"/>
-      <w:r>
-        <w:t>)</w:t>
+        <w:t>OVER()</w:t>
       </w:r>
     </w:p>
     <w:p>
@@ -17484,7 +17043,7 @@
     <w:p>
       <w:r>
         <w:pict w14:anchorId="58B45A90">
-          <v:rect id="_x0000_i2019" style="width:0;height:1.5pt" o:hralign="center" o:hrstd="t" o:hr="t" fillcolor="#a0a0a0" stroked="f"/>
+          <v:rect id="_x0000_i1168" style="width:0;height:1.5pt" o:hralign="center" o:hrstd="t" o:hr="t" fillcolor="#a0a0a0" stroked="f"/>
         </w:pict>
       </w:r>
     </w:p>
@@ -17591,15 +17150,7 @@
           </w:tcPr>
           <w:p>
             <w:r>
-              <w:t>ROW_</w:t>
-            </w:r>
-            <w:proofErr w:type="gramStart"/>
-            <w:r>
-              <w:t>NUMBER(</w:t>
-            </w:r>
-            <w:proofErr w:type="gramEnd"/>
-            <w:r>
-              <w:t>)</w:t>
+              <w:t>ROW_NUMBER()</w:t>
             </w:r>
           </w:p>
         </w:tc>
@@ -17627,13 +17178,8 @@
             <w:hideMark/>
           </w:tcPr>
           <w:p>
-            <w:proofErr w:type="gramStart"/>
             <w:r>
-              <w:t>RANK(</w:t>
-            </w:r>
-            <w:proofErr w:type="gramEnd"/>
-            <w:r>
-              <w:t>)</w:t>
+              <w:t>RANK()</w:t>
             </w:r>
           </w:p>
         </w:tc>
@@ -17662,15 +17208,7 @@
           </w:tcPr>
           <w:p>
             <w:r>
-              <w:t>DENSE_</w:t>
-            </w:r>
-            <w:proofErr w:type="gramStart"/>
-            <w:r>
-              <w:t>RANK(</w:t>
-            </w:r>
-            <w:proofErr w:type="gramEnd"/>
-            <w:r>
-              <w:t>)</w:t>
+              <w:t>DENSE_RANK()</w:t>
             </w:r>
           </w:p>
         </w:tc>
@@ -17709,44 +17247,18 @@
       </w:r>
     </w:p>
     <w:p>
-      <w:proofErr w:type="gramStart"/>
-      <w:r>
-        <w:t>SUM(</w:t>
-      </w:r>
-      <w:proofErr w:type="gramEnd"/>
-      <w:r>
-        <w:t>price) AS Revenue,</w:t>
-      </w:r>
-    </w:p>
-    <w:p>
-      <w:r>
-        <w:t>DENSE_</w:t>
-      </w:r>
-      <w:proofErr w:type="gramStart"/>
-      <w:r>
-        <w:t>RANK(</w:t>
-      </w:r>
-      <w:proofErr w:type="gramEnd"/>
-      <w:r>
-        <w:t>)</w:t>
-      </w:r>
-    </w:p>
-    <w:p>
-      <w:proofErr w:type="gramStart"/>
-      <w:r>
-        <w:t>OVER(</w:t>
-      </w:r>
-      <w:proofErr w:type="gramEnd"/>
-      <w:r>
-        <w:t xml:space="preserve">ORDER BY </w:t>
-      </w:r>
-      <w:proofErr w:type="gramStart"/>
-      <w:r>
-        <w:t>SUM(</w:t>
-      </w:r>
-      <w:proofErr w:type="gramEnd"/>
-      <w:r>
-        <w:t>price) DESC)</w:t>
+      <w:r>
+        <w:t>SUM(price) AS Revenue,</w:t>
+      </w:r>
+    </w:p>
+    <w:p>
+      <w:r>
+        <w:t>DENSE_RANK()</w:t>
+      </w:r>
+    </w:p>
+    <w:p>
+      <w:r>
+        <w:t>OVER(ORDER BY SUM(price) DESC)</w:t>
       </w:r>
     </w:p>
     <w:p>
@@ -17795,7 +17307,7 @@
     <w:p>
       <w:r>
         <w:pict w14:anchorId="1A031F2E">
-          <v:rect id="_x0000_i2020" style="width:0;height:1.5pt" o:hralign="center" o:hrstd="t" o:hr="t" fillcolor="#a0a0a0" stroked="f"/>
+          <v:rect id="_x0000_i1169" style="width:0;height:1.5pt" o:hralign="center" o:hrstd="t" o:hr="t" fillcolor="#a0a0a0" stroked="f"/>
         </w:pict>
       </w:r>
     </w:p>
@@ -17938,7 +17450,7 @@
     <w:p>
       <w:r>
         <w:pict w14:anchorId="04CFEB86">
-          <v:rect id="_x0000_i2021" style="width:0;height:1.5pt" o:hralign="center" o:hrstd="t" o:hr="t" fillcolor="#a0a0a0" stroked="f"/>
+          <v:rect id="_x0000_i1170" style="width:0;height:1.5pt" o:hralign="center" o:hrstd="t" o:hr="t" fillcolor="#a0a0a0" stroked="f"/>
         </w:pict>
       </w:r>
     </w:p>
@@ -18036,7 +17548,7 @@
     <w:p>
       <w:r>
         <w:pict w14:anchorId="378B35EB">
-          <v:rect id="_x0000_i2022" style="width:0;height:1.5pt" o:hralign="center" o:hrstd="t" o:hr="t" fillcolor="#a0a0a0" stroked="f"/>
+          <v:rect id="_x0000_i1171" style="width:0;height:1.5pt" o:hralign="center" o:hrstd="t" o:hr="t" fillcolor="#a0a0a0" stroked="f"/>
         </w:pict>
       </w:r>
     </w:p>
@@ -18151,7 +17663,7 @@
     <w:p>
       <w:r>
         <w:pict w14:anchorId="72A041B9">
-          <v:rect id="_x0000_i2023" style="width:0;height:1.5pt" o:hralign="center" o:hrstd="t" o:hr="t" fillcolor="#a0a0a0" stroked="f"/>
+          <v:rect id="_x0000_i1172" style="width:0;height:1.5pt" o:hralign="center" o:hrstd="t" o:hr="t" fillcolor="#a0a0a0" stroked="f"/>
         </w:pict>
       </w:r>
     </w:p>
@@ -18230,15 +17742,7 @@
         </w:numPr>
       </w:pPr>
       <w:r>
-        <w:t>Use DENSE_</w:t>
-      </w:r>
-      <w:proofErr w:type="gramStart"/>
-      <w:r>
-        <w:t>RANK(</w:t>
-      </w:r>
-      <w:proofErr w:type="gramEnd"/>
-      <w:r>
-        <w:t>).</w:t>
+        <w:t>Use DENSE_RANK().</w:t>
       </w:r>
     </w:p>
     <w:p>
@@ -18260,7 +17764,7 @@
     <w:p>
       <w:r>
         <w:pict w14:anchorId="09064FBF">
-          <v:rect id="_x0000_i2024" style="width:0;height:1.5pt" o:hralign="center" o:hrstd="t" o:hr="t" fillcolor="#a0a0a0" stroked="f"/>
+          <v:rect id="_x0000_i1173" style="width:0;height:1.5pt" o:hralign="center" o:hrstd="t" o:hr="t" fillcolor="#a0a0a0" stroked="f"/>
         </w:pict>
       </w:r>
     </w:p>
@@ -18360,7 +17864,7 @@
     <w:p>
       <w:r>
         <w:pict w14:anchorId="522DF77A">
-          <v:rect id="_x0000_i2025" style="width:0;height:1.5pt" o:hralign="center" o:hrstd="t" o:hr="t" fillcolor="#a0a0a0" stroked="f"/>
+          <v:rect id="_x0000_i1174" style="width:0;height:1.5pt" o:hralign="center" o:hrstd="t" o:hr="t" fillcolor="#a0a0a0" stroked="f"/>
         </w:pict>
       </w:r>
     </w:p>
@@ -18459,7 +17963,7 @@
     <w:p>
       <w:r>
         <w:pict w14:anchorId="487BD9CA">
-          <v:rect id="_x0000_i2026" style="width:0;height:1.5pt" o:hralign="center" o:hrstd="t" o:hr="t" fillcolor="#a0a0a0" stroked="f"/>
+          <v:rect id="_x0000_i1175" style="width:0;height:1.5pt" o:hralign="center" o:hrstd="t" o:hr="t" fillcolor="#a0a0a0" stroked="f"/>
         </w:pict>
       </w:r>
     </w:p>
@@ -18564,7 +18068,7 @@
     <w:p>
       <w:r>
         <w:pict w14:anchorId="525EE563">
-          <v:rect id="_x0000_i2027" style="width:0;height:1.5pt" o:hralign="center" o:hrstd="t" o:hr="t" fillcolor="#a0a0a0" stroked="f"/>
+          <v:rect id="_x0000_i1176" style="width:0;height:1.5pt" o:hralign="center" o:hrstd="t" o:hr="t" fillcolor="#a0a0a0" stroked="f"/>
         </w:pict>
       </w:r>
     </w:p>
@@ -18615,7 +18119,7 @@
     <w:p>
       <w:r>
         <w:pict w14:anchorId="1D92D9FD">
-          <v:rect id="_x0000_i2028" style="width:0;height:1.5pt" o:hralign="center" o:hrstd="t" o:hr="t" fillcolor="#a0a0a0" stroked="f"/>
+          <v:rect id="_x0000_i1177" style="width:0;height:1.5pt" o:hralign="center" o:hrstd="t" o:hr="t" fillcolor="#a0a0a0" stroked="f"/>
         </w:pict>
       </w:r>
     </w:p>
@@ -18651,7 +18155,7 @@
     <w:p>
       <w:r>
         <w:pict w14:anchorId="25C17C47">
-          <v:rect id="_x0000_i2029" style="width:0;height:1.5pt" o:hralign="center" o:hrstd="t" o:hr="t" fillcolor="#a0a0a0" stroked="f"/>
+          <v:rect id="_x0000_i1178" style="width:0;height:1.5pt" o:hralign="center" o:hrstd="t" o:hr="t" fillcolor="#a0a0a0" stroked="f"/>
         </w:pict>
       </w:r>
     </w:p>
@@ -18687,7 +18191,7 @@
     <w:p>
       <w:r>
         <w:pict w14:anchorId="0AC98092">
-          <v:rect id="_x0000_i2030" style="width:0;height:1.5pt" o:hralign="center" o:hrstd="t" o:hr="t" fillcolor="#a0a0a0" stroked="f"/>
+          <v:rect id="_x0000_i1179" style="width:0;height:1.5pt" o:hralign="center" o:hrstd="t" o:hr="t" fillcolor="#a0a0a0" stroked="f"/>
         </w:pict>
       </w:r>
     </w:p>
@@ -18724,7 +18228,7 @@
       <w:r>
         <w:lastRenderedPageBreak/>
         <w:pict w14:anchorId="6F560D2B">
-          <v:rect id="_x0000_i2031" style="width:0;height:1.5pt" o:hralign="center" o:hrstd="t" o:hr="t" fillcolor="#a0a0a0" stroked="f"/>
+          <v:rect id="_x0000_i1180" style="width:0;height:1.5pt" o:hralign="center" o:hrstd="t" o:hr="t" fillcolor="#a0a0a0" stroked="f"/>
         </w:pict>
       </w:r>
     </w:p>
@@ -18740,23 +18244,7 @@
           <w:b/>
           <w:bCs/>
         </w:rPr>
-        <w:t>Q5. What is DENSE_</w:t>
-      </w:r>
-      <w:proofErr w:type="gramStart"/>
-      <w:r>
-        <w:rPr>
-          <w:b/>
-          <w:bCs/>
-        </w:rPr>
-        <w:t>RANK(</w:t>
-      </w:r>
-      <w:proofErr w:type="gramEnd"/>
-      <w:r>
-        <w:rPr>
-          <w:b/>
-          <w:bCs/>
-        </w:rPr>
-        <w:t>)?</w:t>
+        <w:t>Q5. What is DENSE_RANK()?</w:t>
       </w:r>
     </w:p>
     <w:p>
@@ -18770,21 +18258,13 @@
     </w:p>
     <w:p>
       <w:r>
-        <w:t>DENSE_</w:t>
-      </w:r>
-      <w:proofErr w:type="gramStart"/>
-      <w:r>
-        <w:t>RANK(</w:t>
-      </w:r>
-      <w:proofErr w:type="gramEnd"/>
-      <w:r>
-        <w:t>) assigns rankings without skipping numbers when duplicate values exist. It is commonly used to rank customers, products, and sellers.</w:t>
+        <w:t>DENSE_RANK() assigns rankings without skipping numbers when duplicate values exist. It is commonly used to rank customers, products, and sellers.</w:t>
       </w:r>
     </w:p>
     <w:p>
       <w:r>
         <w:pict w14:anchorId="53442A4C">
-          <v:rect id="_x0000_i2032" style="width:0;height:1.5pt" o:hralign="center" o:hrstd="t" o:hr="t" fillcolor="#a0a0a0" stroked="f"/>
+          <v:rect id="_x0000_i1181" style="width:0;height:1.5pt" o:hralign="center" o:hrstd="t" o:hr="t" fillcolor="#a0a0a0" stroked="f"/>
         </w:pict>
       </w:r>
     </w:p>
@@ -18820,7 +18300,7 @@
     <w:p>
       <w:r>
         <w:pict w14:anchorId="7917933A">
-          <v:rect id="_x0000_i2033" style="width:0;height:1.5pt" o:hralign="center" o:hrstd="t" o:hr="t" fillcolor="#a0a0a0" stroked="f"/>
+          <v:rect id="_x0000_i1182" style="width:0;height:1.5pt" o:hralign="center" o:hrstd="t" o:hr="t" fillcolor="#a0a0a0" stroked="f"/>
         </w:pict>
       </w:r>
     </w:p>
@@ -18856,7 +18336,7 @@
     <w:p>
       <w:r>
         <w:pict w14:anchorId="18780E4F">
-          <v:rect id="_x0000_i2034" style="width:0;height:1.5pt" o:hralign="center" o:hrstd="t" o:hr="t" fillcolor="#a0a0a0" stroked="f"/>
+          <v:rect id="_x0000_i1183" style="width:0;height:1.5pt" o:hralign="center" o:hrstd="t" o:hr="t" fillcolor="#a0a0a0" stroked="f"/>
         </w:pict>
       </w:r>
     </w:p>
@@ -19011,7 +18491,7 @@
       <w:r>
         <w:lastRenderedPageBreak/>
         <w:pict w14:anchorId="50C9B873">
-          <v:rect id="_x0000_i2035" style="width:0;height:1.5pt" o:hralign="center" o:hrstd="t" o:hr="t" fillcolor="#a0a0a0" stroked="f"/>
+          <v:rect id="_x0000_i1184" style="width:0;height:1.5pt" o:hralign="center" o:hrstd="t" o:hr="t" fillcolor="#a0a0a0" stroked="f"/>
         </w:pict>
       </w:r>
     </w:p>
@@ -19113,7 +18593,7 @@
     <w:p>
       <w:r>
         <w:pict w14:anchorId="5D2F3E35">
-          <v:rect id="_x0000_i2209" style="width:0;height:1.5pt" o:hralign="center" o:hrstd="t" o:hr="t" fillcolor="#a0a0a0" stroked="f"/>
+          <v:rect id="_x0000_i1185" style="width:0;height:1.5pt" o:hralign="center" o:hrstd="t" o:hr="t" fillcolor="#a0a0a0" stroked="f"/>
         </w:pict>
       </w:r>
     </w:p>
@@ -19228,7 +18708,7 @@
     <w:p>
       <w:r>
         <w:pict w14:anchorId="78727116">
-          <v:rect id="_x0000_i2210" style="width:0;height:1.5pt" o:hralign="center" o:hrstd="t" o:hr="t" fillcolor="#a0a0a0" stroked="f"/>
+          <v:rect id="_x0000_i1186" style="width:0;height:1.5pt" o:hralign="center" o:hrstd="t" o:hr="t" fillcolor="#a0a0a0" stroked="f"/>
         </w:pict>
       </w:r>
     </w:p>
@@ -19386,7 +18866,7 @@
     <w:p>
       <w:r>
         <w:pict w14:anchorId="5969402B">
-          <v:rect id="_x0000_i2211" style="width:0;height:1.5pt" o:hralign="center" o:hrstd="t" o:hr="t" fillcolor="#a0a0a0" stroked="f"/>
+          <v:rect id="_x0000_i1187" style="width:0;height:1.5pt" o:hralign="center" o:hrstd="t" o:hr="t" fillcolor="#a0a0a0" stroked="f"/>
         </w:pict>
       </w:r>
     </w:p>
@@ -19664,7 +19144,7 @@
     <w:p>
       <w:r>
         <w:pict w14:anchorId="35CF901B">
-          <v:rect id="_x0000_i2212" style="width:0;height:1.5pt" o:hralign="center" o:hrstd="t" o:hr="t" fillcolor="#a0a0a0" stroked="f"/>
+          <v:rect id="_x0000_i1188" style="width:0;height:1.5pt" o:hralign="center" o:hrstd="t" o:hr="t" fillcolor="#a0a0a0" stroked="f"/>
         </w:pict>
       </w:r>
     </w:p>
@@ -19752,7 +19232,7 @@
     <w:p>
       <w:r>
         <w:pict w14:anchorId="76D83785">
-          <v:rect id="_x0000_i2213" style="width:0;height:1.5pt" o:hralign="center" o:hrstd="t" o:hr="t" fillcolor="#a0a0a0" stroked="f"/>
+          <v:rect id="_x0000_i1189" style="width:0;height:1.5pt" o:hralign="center" o:hrstd="t" o:hr="t" fillcolor="#a0a0a0" stroked="f"/>
         </w:pict>
       </w:r>
     </w:p>
@@ -19806,25 +19286,12 @@
         <w:t xml:space="preserve"> = </w:t>
       </w:r>
       <w:proofErr w:type="spellStart"/>
-      <w:proofErr w:type="gramStart"/>
-      <w:r>
-        <w:t>pd.read</w:t>
-      </w:r>
-      <w:proofErr w:type="gramEnd"/>
-      <w:r>
-        <w:t>_</w:t>
-      </w:r>
-      <w:proofErr w:type="gramStart"/>
-      <w:r>
-        <w:t>sql</w:t>
+      <w:r>
+        <w:t>pd.read_sql</w:t>
       </w:r>
       <w:proofErr w:type="spellEnd"/>
       <w:r>
-        <w:t>(</w:t>
-      </w:r>
-      <w:proofErr w:type="gramEnd"/>
-      <w:r>
-        <w:t xml:space="preserve">"SELECT * FROM </w:t>
+        <w:t xml:space="preserve">("SELECT * FROM </w:t>
       </w:r>
       <w:proofErr w:type="spellStart"/>
       <w:r>
@@ -19856,7 +19323,7 @@
     <w:p>
       <w:r>
         <w:pict w14:anchorId="5FD6CFBE">
-          <v:rect id="_x0000_i2214" style="width:0;height:1.5pt" o:hralign="center" o:hrstd="t" o:hr="t" fillcolor="#a0a0a0" stroked="f"/>
+          <v:rect id="_x0000_i1190" style="width:0;height:1.5pt" o:hralign="center" o:hrstd="t" o:hr="t" fillcolor="#a0a0a0" stroked="f"/>
         </w:pict>
       </w:r>
     </w:p>
@@ -19964,12 +19431,10 @@
     </w:p>
     <w:p>
       <w:proofErr w:type="spellStart"/>
-      <w:proofErr w:type="gramStart"/>
       <w:r>
         <w:t>df.head</w:t>
       </w:r>
       <w:proofErr w:type="spellEnd"/>
-      <w:proofErr w:type="gramEnd"/>
       <w:r>
         <w:t>()</w:t>
       </w:r>
@@ -19977,36 +19442,27 @@
     <w:p/>
     <w:p>
       <w:proofErr w:type="spellStart"/>
-      <w:proofErr w:type="gramStart"/>
       <w:r>
         <w:t>df.tail</w:t>
       </w:r>
       <w:proofErr w:type="spellEnd"/>
-      <w:proofErr w:type="gramEnd"/>
       <w:r>
         <w:t>()</w:t>
       </w:r>
     </w:p>
     <w:p/>
     <w:p>
-      <w:proofErr w:type="gramStart"/>
-      <w:r>
-        <w:t>df.info(</w:t>
-      </w:r>
-      <w:proofErr w:type="gramEnd"/>
-      <w:r>
-        <w:t>)</w:t>
+      <w:r>
+        <w:t>df.info()</w:t>
       </w:r>
     </w:p>
     <w:p/>
     <w:p>
       <w:proofErr w:type="spellStart"/>
-      <w:proofErr w:type="gramStart"/>
       <w:r>
         <w:t>df.describe</w:t>
       </w:r>
       <w:proofErr w:type="spellEnd"/>
-      <w:proofErr w:type="gramEnd"/>
       <w:r>
         <w:t>()</w:t>
       </w:r>
@@ -20014,23 +19470,19 @@
     <w:p/>
     <w:p>
       <w:proofErr w:type="spellStart"/>
-      <w:proofErr w:type="gramStart"/>
       <w:r>
         <w:t>df.columns</w:t>
       </w:r>
       <w:proofErr w:type="spellEnd"/>
-      <w:proofErr w:type="gramEnd"/>
     </w:p>
     <w:p/>
     <w:p>
       <w:proofErr w:type="spellStart"/>
-      <w:proofErr w:type="gramStart"/>
       <w:r>
         <w:lastRenderedPageBreak/>
         <w:t>df.shape</w:t>
       </w:r>
       <w:proofErr w:type="spellEnd"/>
-      <w:proofErr w:type="gramEnd"/>
     </w:p>
     <w:p>
       <w:r>
@@ -20045,7 +19497,7 @@
     <w:p>
       <w:r>
         <w:pict w14:anchorId="4EEC918D">
-          <v:rect id="_x0000_i2215" style="width:0;height:1.5pt" o:hralign="center" o:hrstd="t" o:hr="t" fillcolor="#a0a0a0" stroked="f"/>
+          <v:rect id="_x0000_i1191" style="width:0;height:1.5pt" o:hralign="center" o:hrstd="t" o:hr="t" fillcolor="#a0a0a0" stroked="f"/>
         </w:pict>
       </w:r>
     </w:p>
@@ -20081,82 +19533,147 @@
     </w:p>
     <w:p>
       <w:proofErr w:type="spellStart"/>
-      <w:proofErr w:type="gramStart"/>
       <w:r>
         <w:t>df.isnull</w:t>
       </w:r>
       <w:proofErr w:type="spellEnd"/>
-      <w:proofErr w:type="gramEnd"/>
+      <w:r>
+        <w:t>().sum()</w:t>
+      </w:r>
+    </w:p>
+    <w:p>
+      <w:r>
+        <w:t>Possible Approaches</w:t>
+      </w:r>
+    </w:p>
+    <w:p>
+      <w:pPr>
+        <w:numPr>
+          <w:ilvl w:val="0"/>
+          <w:numId w:val="75"/>
+        </w:numPr>
+      </w:pPr>
+      <w:r>
+        <w:t>Remove missing records.</w:t>
+      </w:r>
+    </w:p>
+    <w:p>
+      <w:pPr>
+        <w:numPr>
+          <w:ilvl w:val="0"/>
+          <w:numId w:val="75"/>
+        </w:numPr>
+      </w:pPr>
+      <w:r>
+        <w:t>Replace with mean.</w:t>
+      </w:r>
+    </w:p>
+    <w:p>
+      <w:pPr>
+        <w:numPr>
+          <w:ilvl w:val="0"/>
+          <w:numId w:val="75"/>
+        </w:numPr>
+      </w:pPr>
+      <w:r>
+        <w:t>Replace with median.</w:t>
+      </w:r>
+    </w:p>
+    <w:p>
+      <w:pPr>
+        <w:numPr>
+          <w:ilvl w:val="0"/>
+          <w:numId w:val="75"/>
+        </w:numPr>
+      </w:pPr>
+      <w:r>
+        <w:t>Replace with mode.</w:t>
+      </w:r>
+    </w:p>
+    <w:p>
+      <w:pPr>
+        <w:numPr>
+          <w:ilvl w:val="0"/>
+          <w:numId w:val="75"/>
+        </w:numPr>
+      </w:pPr>
+      <w:r>
+        <w:t>Keep as NULL if appropriate.</w:t>
+      </w:r>
+    </w:p>
+    <w:p>
+      <w:r>
+        <w:t>Business Purpose</w:t>
+      </w:r>
+    </w:p>
+    <w:p>
+      <w:r>
+        <w:t>Ensures accurate calculations and reliable reporting.</w:t>
+      </w:r>
+    </w:p>
+    <w:p>
+      <w:r>
+        <w:pict w14:anchorId="6498ACC8">
+          <v:rect id="_x0000_i1192" style="width:0;height:1.5pt" o:hralign="center" o:hrstd="t" o:hr="t" fillcolor="#a0a0a0" stroked="f"/>
+        </w:pict>
+      </w:r>
+    </w:p>
+    <w:p>
+      <w:pPr>
+        <w:rPr>
+          <w:b/>
+          <w:bCs/>
+        </w:rPr>
+      </w:pPr>
+      <w:r>
+        <w:rPr>
+          <w:b/>
+          <w:bCs/>
+        </w:rPr>
+        <w:t>18.9 Duplicate Record Detection</w:t>
+      </w:r>
+    </w:p>
+    <w:p>
+      <w:r>
+        <w:t>Duplicate records can lead to incorrect business insights.</w:t>
+      </w:r>
+    </w:p>
+    <w:p>
+      <w:r>
+        <w:t>Duplicates were identified using:</w:t>
+      </w:r>
+    </w:p>
+    <w:p>
+      <w:proofErr w:type="spellStart"/>
+      <w:r>
+        <w:t>df.duplicated</w:t>
+      </w:r>
+      <w:proofErr w:type="spellEnd"/>
+      <w:r>
+        <w:t>().sum()</w:t>
+      </w:r>
+    </w:p>
+    <w:p>
+      <w:r>
+        <w:t>If duplicates were found, they were removed.</w:t>
+      </w:r>
+    </w:p>
+    <w:p>
+      <w:proofErr w:type="spellStart"/>
+      <w:r>
+        <w:t>df.drop_duplicates</w:t>
+      </w:r>
+      <w:proofErr w:type="spellEnd"/>
       <w:r>
         <w:t>(</w:t>
       </w:r>
-      <w:proofErr w:type="gramStart"/>
-      <w:r>
-        <w:t>).sum</w:t>
-      </w:r>
-      <w:proofErr w:type="gramEnd"/>
-      <w:r>
-        <w:t>()</w:t>
-      </w:r>
-    </w:p>
-    <w:p>
-      <w:r>
-        <w:t>Possible Approaches</w:t>
-      </w:r>
-    </w:p>
-    <w:p>
-      <w:pPr>
-        <w:numPr>
-          <w:ilvl w:val="0"/>
-          <w:numId w:val="75"/>
-        </w:numPr>
-      </w:pPr>
-      <w:r>
-        <w:t>Remove missing records.</w:t>
-      </w:r>
-    </w:p>
-    <w:p>
-      <w:pPr>
-        <w:numPr>
-          <w:ilvl w:val="0"/>
-          <w:numId w:val="75"/>
-        </w:numPr>
-      </w:pPr>
-      <w:r>
-        <w:t>Replace with mean.</w:t>
-      </w:r>
-    </w:p>
-    <w:p>
-      <w:pPr>
-        <w:numPr>
-          <w:ilvl w:val="0"/>
-          <w:numId w:val="75"/>
-        </w:numPr>
-      </w:pPr>
-      <w:r>
-        <w:t>Replace with median.</w:t>
-      </w:r>
-    </w:p>
-    <w:p>
-      <w:pPr>
-        <w:numPr>
-          <w:ilvl w:val="0"/>
-          <w:numId w:val="75"/>
-        </w:numPr>
-      </w:pPr>
-      <w:r>
-        <w:t>Replace with mode.</w:t>
-      </w:r>
-    </w:p>
-    <w:p>
-      <w:pPr>
-        <w:numPr>
-          <w:ilvl w:val="0"/>
-          <w:numId w:val="75"/>
-        </w:numPr>
-      </w:pPr>
-      <w:r>
-        <w:t>Keep as NULL if appropriate.</w:t>
+      <w:proofErr w:type="spellStart"/>
+      <w:r>
+        <w:t>inplace</w:t>
+      </w:r>
+      <w:proofErr w:type="spellEnd"/>
+      <w:r>
+        <w:t>=True)</w:t>
       </w:r>
     </w:p>
     <w:p>
@@ -20166,103 +19683,13 @@
     </w:p>
     <w:p>
       <w:r>
-        <w:t>Ensures accurate calculations and reliable reporting.</w:t>
-      </w:r>
-    </w:p>
-    <w:p>
-      <w:r>
-        <w:pict w14:anchorId="6498ACC8">
-          <v:rect id="_x0000_i2216" style="width:0;height:1.5pt" o:hralign="center" o:hrstd="t" o:hr="t" fillcolor="#a0a0a0" stroked="f"/>
-        </w:pict>
-      </w:r>
-    </w:p>
-    <w:p>
-      <w:pPr>
-        <w:rPr>
-          <w:b/>
-          <w:bCs/>
-        </w:rPr>
-      </w:pPr>
-      <w:r>
-        <w:rPr>
-          <w:b/>
-          <w:bCs/>
-        </w:rPr>
-        <w:t>18.9 Duplicate Record Detection</w:t>
-      </w:r>
-    </w:p>
-    <w:p>
-      <w:r>
-        <w:t>Duplicate records can lead to incorrect business insights.</w:t>
-      </w:r>
-    </w:p>
-    <w:p>
-      <w:r>
-        <w:t>Duplicates were identified using:</w:t>
-      </w:r>
-    </w:p>
-    <w:p>
-      <w:proofErr w:type="spellStart"/>
-      <w:proofErr w:type="gramStart"/>
-      <w:r>
-        <w:t>df.duplicated</w:t>
-      </w:r>
-      <w:proofErr w:type="spellEnd"/>
-      <w:proofErr w:type="gramEnd"/>
-      <w:r>
-        <w:t>(</w:t>
-      </w:r>
-      <w:proofErr w:type="gramStart"/>
-      <w:r>
-        <w:t>).sum</w:t>
-      </w:r>
-      <w:proofErr w:type="gramEnd"/>
-      <w:r>
-        <w:t>()</w:t>
-      </w:r>
-    </w:p>
-    <w:p>
-      <w:r>
-        <w:t>If duplicates were found, they were removed.</w:t>
-      </w:r>
-    </w:p>
-    <w:p>
-      <w:proofErr w:type="spellStart"/>
-      <w:proofErr w:type="gramStart"/>
-      <w:r>
-        <w:t>df.drop</w:t>
-      </w:r>
-      <w:proofErr w:type="gramEnd"/>
-      <w:r>
-        <w:t>_duplicates</w:t>
-      </w:r>
-      <w:proofErr w:type="spellEnd"/>
-      <w:r>
-        <w:t>(</w:t>
-      </w:r>
-      <w:proofErr w:type="spellStart"/>
-      <w:r>
-        <w:t>inplace</w:t>
-      </w:r>
-      <w:proofErr w:type="spellEnd"/>
-      <w:r>
-        <w:t>=True)</w:t>
-      </w:r>
-    </w:p>
-    <w:p>
-      <w:r>
-        <w:t>Business Purpose</w:t>
-      </w:r>
-    </w:p>
-    <w:p>
-      <w:r>
         <w:t>Maintains data accuracy and prevents duplicate business transactions.</w:t>
       </w:r>
     </w:p>
     <w:p>
       <w:r>
         <w:pict w14:anchorId="50295756">
-          <v:rect id="_x0000_i2217" style="width:0;height:1.5pt" o:hralign="center" o:hrstd="t" o:hr="t" fillcolor="#a0a0a0" stroked="f"/>
+          <v:rect id="_x0000_i1193" style="width:0;height:1.5pt" o:hralign="center" o:hrstd="t" o:hr="t" fillcolor="#a0a0a0" stroked="f"/>
         </w:pict>
       </w:r>
     </w:p>
@@ -20387,7 +19814,7 @@
     <w:p>
       <w:r>
         <w:pict w14:anchorId="5D08608C">
-          <v:rect id="_x0000_i2218" style="width:0;height:1.5pt" o:hralign="center" o:hrstd="t" o:hr="t" fillcolor="#a0a0a0" stroked="f"/>
+          <v:rect id="_x0000_i1194" style="width:0;height:1.5pt" o:hralign="center" o:hrstd="t" o:hr="t" fillcolor="#a0a0a0" stroked="f"/>
         </w:pict>
       </w:r>
     </w:p>
@@ -20545,12 +19972,10 @@
         <w:t>).</w:t>
       </w:r>
       <w:proofErr w:type="spellStart"/>
-      <w:proofErr w:type="gramStart"/>
       <w:r>
         <w:t>dt.days</w:t>
       </w:r>
       <w:proofErr w:type="spellEnd"/>
-      <w:proofErr w:type="gramEnd"/>
     </w:p>
     <w:p>
       <w:r>
@@ -20566,7 +19991,7 @@
       <w:r>
         <w:lastRenderedPageBreak/>
         <w:pict w14:anchorId="256CC0B0">
-          <v:rect id="_x0000_i2219" style="width:0;height:1.5pt" o:hralign="center" o:hrstd="t" o:hr="t" fillcolor="#a0a0a0" stroked="f"/>
+          <v:rect id="_x0000_i1195" style="width:0;height:1.5pt" o:hralign="center" o:hrstd="t" o:hr="t" fillcolor="#a0a0a0" stroked="f"/>
         </w:pict>
       </w:r>
     </w:p>
@@ -20680,7 +20105,7 @@
     <w:p>
       <w:r>
         <w:pict w14:anchorId="5828F402">
-          <v:rect id="_x0000_i2220" style="width:0;height:1.5pt" o:hralign="center" o:hrstd="t" o:hr="t" fillcolor="#a0a0a0" stroked="f"/>
+          <v:rect id="_x0000_i1196" style="width:0;height:1.5pt" o:hralign="center" o:hrstd="t" o:hr="t" fillcolor="#a0a0a0" stroked="f"/>
         </w:pict>
       </w:r>
     </w:p>
@@ -20772,7 +20197,7 @@
     <w:p>
       <w:r>
         <w:pict w14:anchorId="3625C2EC">
-          <v:rect id="_x0000_i2221" style="width:0;height:1.5pt" o:hralign="center" o:hrstd="t" o:hr="t" fillcolor="#a0a0a0" stroked="f"/>
+          <v:rect id="_x0000_i1197" style="width:0;height:1.5pt" o:hralign="center" o:hrstd="t" o:hr="t" fillcolor="#a0a0a0" stroked="f"/>
         </w:pict>
       </w:r>
     </w:p>
@@ -20854,7 +20279,7 @@
     <w:p>
       <w:r>
         <w:pict w14:anchorId="61B3BB8A">
-          <v:rect id="_x0000_i2222" style="width:0;height:1.5pt" o:hralign="center" o:hrstd="t" o:hr="t" fillcolor="#a0a0a0" stroked="f"/>
+          <v:rect id="_x0000_i1198" style="width:0;height:1.5pt" o:hralign="center" o:hrstd="t" o:hr="t" fillcolor="#a0a0a0" stroked="f"/>
         </w:pict>
       </w:r>
     </w:p>
@@ -20960,7 +20385,7 @@
     <w:p>
       <w:r>
         <w:pict w14:anchorId="472E74E0">
-          <v:rect id="_x0000_i2223" style="width:0;height:1.5pt" o:hralign="center" o:hrstd="t" o:hr="t" fillcolor="#a0a0a0" stroked="f"/>
+          <v:rect id="_x0000_i1199" style="width:0;height:1.5pt" o:hralign="center" o:hrstd="t" o:hr="t" fillcolor="#a0a0a0" stroked="f"/>
         </w:pict>
       </w:r>
     </w:p>
@@ -21083,7 +20508,7 @@
     <w:p>
       <w:r>
         <w:pict w14:anchorId="5C4683C0">
-          <v:rect id="_x0000_i2224" style="width:0;height:1.5pt" o:hralign="center" o:hrstd="t" o:hr="t" fillcolor="#a0a0a0" stroked="f"/>
+          <v:rect id="_x0000_i1200" style="width:0;height:1.5pt" o:hralign="center" o:hrstd="t" o:hr="t" fillcolor="#a0a0a0" stroked="f"/>
         </w:pict>
       </w:r>
     </w:p>
@@ -21210,7 +20635,7 @@
     <w:p>
       <w:r>
         <w:pict w14:anchorId="18393671">
-          <v:rect id="_x0000_i2225" style="width:0;height:1.5pt" o:hralign="center" o:hrstd="t" o:hr="t" fillcolor="#a0a0a0" stroked="f"/>
+          <v:rect id="_x0000_i1201" style="width:0;height:1.5pt" o:hralign="center" o:hrstd="t" o:hr="t" fillcolor="#a0a0a0" stroked="f"/>
         </w:pict>
       </w:r>
     </w:p>
@@ -21261,7 +20686,7 @@
     <w:p>
       <w:r>
         <w:pict w14:anchorId="65EA50C9">
-          <v:rect id="_x0000_i2226" style="width:0;height:1.5pt" o:hralign="center" o:hrstd="t" o:hr="t" fillcolor="#a0a0a0" stroked="f"/>
+          <v:rect id="_x0000_i1202" style="width:0;height:1.5pt" o:hralign="center" o:hrstd="t" o:hr="t" fillcolor="#a0a0a0" stroked="f"/>
         </w:pict>
       </w:r>
     </w:p>
@@ -21297,7 +20722,7 @@
     <w:p>
       <w:r>
         <w:pict w14:anchorId="692A10A6">
-          <v:rect id="_x0000_i2227" style="width:0;height:1.5pt" o:hralign="center" o:hrstd="t" o:hr="t" fillcolor="#a0a0a0" stroked="f"/>
+          <v:rect id="_x0000_i1203" style="width:0;height:1.5pt" o:hralign="center" o:hrstd="t" o:hr="t" fillcolor="#a0a0a0" stroked="f"/>
         </w:pict>
       </w:r>
     </w:p>
@@ -21341,7 +20766,7 @@
     <w:p>
       <w:r>
         <w:pict w14:anchorId="0DCDA426">
-          <v:rect id="_x0000_i2228" style="width:0;height:1.5pt" o:hralign="center" o:hrstd="t" o:hr="t" fillcolor="#a0a0a0" stroked="f"/>
+          <v:rect id="_x0000_i1204" style="width:0;height:1.5pt" o:hralign="center" o:hrstd="t" o:hr="t" fillcolor="#a0a0a0" stroked="f"/>
         </w:pict>
       </w:r>
     </w:p>
@@ -21385,7 +20810,7 @@
     <w:p>
       <w:r>
         <w:pict w14:anchorId="251EF23D">
-          <v:rect id="_x0000_i2229" style="width:0;height:1.5pt" o:hralign="center" o:hrstd="t" o:hr="t" fillcolor="#a0a0a0" stroked="f"/>
+          <v:rect id="_x0000_i1205" style="width:0;height:1.5pt" o:hralign="center" o:hrstd="t" o:hr="t" fillcolor="#a0a0a0" stroked="f"/>
         </w:pict>
       </w:r>
     </w:p>
@@ -21422,7 +20847,7 @@
     <w:p>
       <w:r>
         <w:pict w14:anchorId="2F3FDCFC">
-          <v:rect id="_x0000_i2230" style="width:0;height:1.5pt" o:hralign="center" o:hrstd="t" o:hr="t" fillcolor="#a0a0a0" stroked="f"/>
+          <v:rect id="_x0000_i1206" style="width:0;height:1.5pt" o:hralign="center" o:hrstd="t" o:hr="t" fillcolor="#a0a0a0" stroked="f"/>
         </w:pict>
       </w:r>
     </w:p>
@@ -21458,7 +20883,7 @@
     <w:p>
       <w:r>
         <w:pict w14:anchorId="400D8CAF">
-          <v:rect id="_x0000_i2231" style="width:0;height:1.5pt" o:hralign="center" o:hrstd="t" o:hr="t" fillcolor="#a0a0a0" stroked="f"/>
+          <v:rect id="_x0000_i1207" style="width:0;height:1.5pt" o:hralign="center" o:hrstd="t" o:hr="t" fillcolor="#a0a0a0" stroked="f"/>
         </w:pict>
       </w:r>
     </w:p>
@@ -21494,7 +20919,7 @@
     <w:p>
       <w:r>
         <w:pict w14:anchorId="62DAE6F2">
-          <v:rect id="_x0000_i2232" style="width:0;height:1.5pt" o:hralign="center" o:hrstd="t" o:hr="t" fillcolor="#a0a0a0" stroked="f"/>
+          <v:rect id="_x0000_i1208" style="width:0;height:1.5pt" o:hralign="center" o:hrstd="t" o:hr="t" fillcolor="#a0a0a0" stroked="f"/>
         </w:pict>
       </w:r>
     </w:p>
@@ -21648,7 +21073,7 @@
     <w:p>
       <w:r>
         <w:pict w14:anchorId="02DAB5CC">
-          <v:rect id="_x0000_i2233" style="width:0;height:1.5pt" o:hralign="center" o:hrstd="t" o:hr="t" fillcolor="#a0a0a0" stroked="f"/>
+          <v:rect id="_x0000_i1209" style="width:0;height:1.5pt" o:hralign="center" o:hrstd="t" o:hr="t" fillcolor="#a0a0a0" stroked="f"/>
         </w:pict>
       </w:r>
     </w:p>
@@ -21684,6 +21109,2794 @@
       <w:proofErr w:type="spellEnd"/>
       <w:r>
         <w:t xml:space="preserve"> E-Commerce dataset.</w:t>
+      </w:r>
+    </w:p>
+    <w:p/>
+    <w:p/>
+    <w:p>
+      <w:pPr>
+        <w:rPr>
+          <w:b/>
+          <w:bCs/>
+        </w:rPr>
+      </w:pPr>
+      <w:r>
+        <w:rPr>
+          <w:b/>
+          <w:bCs/>
+        </w:rPr>
+        <w:t>18.21 Feature Engineering – Date Feature Extraction Using Pandas</w:t>
+      </w:r>
+    </w:p>
+    <w:p>
+      <w:pPr>
+        <w:rPr>
+          <w:b/>
+          <w:bCs/>
+        </w:rPr>
+      </w:pPr>
+      <w:r>
+        <w:rPr>
+          <w:b/>
+          <w:bCs/>
+        </w:rPr>
+        <w:t>18.21.1 Objective</w:t>
+      </w:r>
+    </w:p>
+    <w:p>
+      <w:r>
+        <w:t xml:space="preserve">After importing the Orders dataset into Pandas and converting the purchase timestamp into the </w:t>
+      </w:r>
+      <w:r>
+        <w:rPr>
+          <w:b/>
+          <w:bCs/>
+        </w:rPr>
+        <w:t>datetime</w:t>
+      </w:r>
+      <w:r>
+        <w:t xml:space="preserve"> format, the next objective was to extract meaningful date-based features from the purchase date.</w:t>
+      </w:r>
+    </w:p>
+    <w:p>
+      <w:r>
+        <w:t xml:space="preserve">These new features help analysts perform </w:t>
+      </w:r>
+      <w:r>
+        <w:rPr>
+          <w:b/>
+          <w:bCs/>
+        </w:rPr>
+        <w:t>time-series analysis</w:t>
+      </w:r>
+      <w:r>
+        <w:t xml:space="preserve">, identify seasonal sales trends, </w:t>
+      </w:r>
+      <w:proofErr w:type="spellStart"/>
+      <w:r>
+        <w:t>analyze</w:t>
+      </w:r>
+      <w:proofErr w:type="spellEnd"/>
+      <w:r>
+        <w:t xml:space="preserve"> customer purchasing </w:t>
+      </w:r>
+      <w:proofErr w:type="spellStart"/>
+      <w:r>
+        <w:t>behavior</w:t>
+      </w:r>
+      <w:proofErr w:type="spellEnd"/>
+      <w:r>
+        <w:t>, and build interactive dashboards in Power BI.</w:t>
+      </w:r>
+    </w:p>
+    <w:p>
+      <w:r>
+        <w:t>Feature Engineering is an important step because raw date values alone provide limited business insights.</w:t>
+      </w:r>
+    </w:p>
+    <w:p>
+      <w:r>
+        <w:pict w14:anchorId="5DCBEC70">
+          <v:rect id="_x0000_i1318" style="width:0;height:1.5pt" o:hralign="center" o:hrstd="t" o:hr="t" fillcolor="#a0a0a0" stroked="f"/>
+        </w:pict>
+      </w:r>
+    </w:p>
+    <w:p>
+      <w:pPr>
+        <w:rPr>
+          <w:b/>
+          <w:bCs/>
+        </w:rPr>
+      </w:pPr>
+      <w:r>
+        <w:rPr>
+          <w:b/>
+          <w:bCs/>
+        </w:rPr>
+        <w:t>18.21.2 Why Date Feature Engineering?</w:t>
+      </w:r>
+    </w:p>
+    <w:p>
+      <w:r>
+        <w:t>The original dataset contains only the purchase timestamp.</w:t>
+      </w:r>
+    </w:p>
+    <w:p>
+      <w:r>
+        <w:t>Example</w:t>
+      </w:r>
+    </w:p>
+    <w:tbl>
+      <w:tblPr>
+        <w:tblW w:w="0" w:type="auto"/>
+        <w:tblCellSpacing w:w="15" w:type="dxa"/>
+        <w:tblCellMar>
+          <w:top w:w="15" w:type="dxa"/>
+          <w:left w:w="15" w:type="dxa"/>
+          <w:bottom w:w="15" w:type="dxa"/>
+          <w:right w:w="15" w:type="dxa"/>
+        </w:tblCellMar>
+        <w:tblLook w:val="04A0" w:firstRow="1" w:lastRow="0" w:firstColumn="1" w:lastColumn="0" w:noHBand="0" w:noVBand="1"/>
+      </w:tblPr>
+      <w:tblGrid>
+        <w:gridCol w:w="1560"/>
+      </w:tblGrid>
+      <w:tr>
+        <w:trPr>
+          <w:tblHeader/>
+          <w:tblCellSpacing w:w="15" w:type="dxa"/>
+        </w:trPr>
+        <w:tc>
+          <w:tcPr>
+            <w:tcW w:w="0" w:type="auto"/>
+            <w:vAlign w:val="center"/>
+            <w:hideMark/>
+          </w:tcPr>
+          <w:p>
+            <w:pPr>
+              <w:rPr>
+                <w:b/>
+                <w:bCs/>
+              </w:rPr>
+            </w:pPr>
+            <w:proofErr w:type="spellStart"/>
+            <w:r>
+              <w:rPr>
+                <w:b/>
+                <w:bCs/>
+              </w:rPr>
+              <w:t>purchase_date</w:t>
+            </w:r>
+            <w:proofErr w:type="spellEnd"/>
+          </w:p>
+        </w:tc>
+      </w:tr>
+      <w:tr>
+        <w:trPr>
+          <w:tblCellSpacing w:w="15" w:type="dxa"/>
+        </w:trPr>
+        <w:tc>
+          <w:tcPr>
+            <w:tcW w:w="0" w:type="auto"/>
+            <w:vAlign w:val="center"/>
+            <w:hideMark/>
+          </w:tcPr>
+          <w:p>
+            <w:r>
+              <w:t>2017-10-02</w:t>
+            </w:r>
+          </w:p>
+        </w:tc>
+      </w:tr>
+      <w:tr>
+        <w:trPr>
+          <w:tblCellSpacing w:w="15" w:type="dxa"/>
+        </w:trPr>
+        <w:tc>
+          <w:tcPr>
+            <w:tcW w:w="0" w:type="auto"/>
+            <w:vAlign w:val="center"/>
+            <w:hideMark/>
+          </w:tcPr>
+          <w:p>
+            <w:r>
+              <w:t>2018-01-24</w:t>
+            </w:r>
+          </w:p>
+        </w:tc>
+      </w:tr>
+      <w:tr>
+        <w:trPr>
+          <w:tblCellSpacing w:w="15" w:type="dxa"/>
+        </w:trPr>
+        <w:tc>
+          <w:tcPr>
+            <w:tcW w:w="0" w:type="auto"/>
+            <w:vAlign w:val="center"/>
+            <w:hideMark/>
+          </w:tcPr>
+          <w:p>
+            <w:r>
+              <w:t>2018-08-08</w:t>
+            </w:r>
+          </w:p>
+        </w:tc>
+      </w:tr>
+    </w:tbl>
+    <w:p>
+      <w:r>
+        <w:t>Although this column stores complete date information, it cannot directly answer questions such as:</w:t>
+      </w:r>
+    </w:p>
+    <w:p>
+      <w:pPr>
+        <w:numPr>
+          <w:ilvl w:val="0"/>
+          <w:numId w:val="84"/>
+        </w:numPr>
+      </w:pPr>
+      <w:r>
+        <w:t>Which year had the highest sales?</w:t>
+      </w:r>
+    </w:p>
+    <w:p>
+      <w:pPr>
+        <w:numPr>
+          <w:ilvl w:val="0"/>
+          <w:numId w:val="84"/>
+        </w:numPr>
+      </w:pPr>
+      <w:r>
+        <w:t>Which month received the most orders?</w:t>
+      </w:r>
+    </w:p>
+    <w:p>
+      <w:pPr>
+        <w:numPr>
+          <w:ilvl w:val="0"/>
+          <w:numId w:val="84"/>
+        </w:numPr>
+      </w:pPr>
+      <w:r>
+        <w:t>Which weekday generated maximum revenue?</w:t>
+      </w:r>
+    </w:p>
+    <w:p>
+      <w:pPr>
+        <w:numPr>
+          <w:ilvl w:val="0"/>
+          <w:numId w:val="84"/>
+        </w:numPr>
+      </w:pPr>
+      <w:r>
+        <w:lastRenderedPageBreak/>
+        <w:t>Which day of the month had the highest customer activity?</w:t>
+      </w:r>
+    </w:p>
+    <w:p>
+      <w:r>
+        <w:t>To answer these questions, additional columns must be created from the original purchase date.</w:t>
+      </w:r>
+    </w:p>
+    <w:p>
+      <w:r>
+        <w:pict w14:anchorId="733A5D53">
+          <v:rect id="_x0000_i1319" style="width:0;height:1.5pt" o:hralign="center" o:hrstd="t" o:hr="t" fillcolor="#a0a0a0" stroked="f"/>
+        </w:pict>
+      </w:r>
+    </w:p>
+    <w:p>
+      <w:pPr>
+        <w:rPr>
+          <w:b/>
+          <w:bCs/>
+        </w:rPr>
+      </w:pPr>
+      <w:r>
+        <w:rPr>
+          <w:b/>
+          <w:bCs/>
+        </w:rPr>
+        <w:t>18.21.3 Workflow of Date Feature Engineering</w:t>
+      </w:r>
+    </w:p>
+    <w:p>
+      <w:r>
+        <w:t>Purchase Date</w:t>
+      </w:r>
+    </w:p>
+    <w:p/>
+    <w:p>
+      <w:r>
+        <w:t>↓</w:t>
+      </w:r>
+    </w:p>
+    <w:p/>
+    <w:p>
+      <w:r>
+        <w:t>Datetime Conversion</w:t>
+      </w:r>
+    </w:p>
+    <w:p/>
+    <w:p>
+      <w:r>
+        <w:t>↓</w:t>
+      </w:r>
+    </w:p>
+    <w:p/>
+    <w:p>
+      <w:r>
+        <w:t>Extract Year</w:t>
+      </w:r>
+    </w:p>
+    <w:p/>
+    <w:p>
+      <w:r>
+        <w:t>↓</w:t>
+      </w:r>
+    </w:p>
+    <w:p/>
+    <w:p>
+      <w:r>
+        <w:t>Extract Month</w:t>
+      </w:r>
+    </w:p>
+    <w:p/>
+    <w:p>
+      <w:r>
+        <w:t>↓</w:t>
+      </w:r>
+    </w:p>
+    <w:p/>
+    <w:p>
+      <w:r>
+        <w:t>Extract Day</w:t>
+      </w:r>
+    </w:p>
+    <w:p/>
+    <w:p>
+      <w:r>
+        <w:t>↓</w:t>
+      </w:r>
+    </w:p>
+    <w:p/>
+    <w:p>
+      <w:r>
+        <w:t>Extract Weekday</w:t>
+      </w:r>
+    </w:p>
+    <w:p/>
+    <w:p>
+      <w:r>
+        <w:t>↓</w:t>
+      </w:r>
+    </w:p>
+    <w:p/>
+    <w:p>
+      <w:r>
+        <w:t>Business Analysis</w:t>
+      </w:r>
+    </w:p>
+    <w:p>
+      <w:r>
+        <w:pict w14:anchorId="211B34C9">
+          <v:rect id="_x0000_i1320" style="width:0;height:1.5pt" o:hralign="center" o:hrstd="t" o:hr="t" fillcolor="#a0a0a0" stroked="f"/>
+        </w:pict>
+      </w:r>
+    </w:p>
+    <w:p>
+      <w:pPr>
+        <w:rPr>
+          <w:b/>
+          <w:bCs/>
+        </w:rPr>
+      </w:pPr>
+      <w:r>
+        <w:rPr>
+          <w:b/>
+          <w:bCs/>
+        </w:rPr>
+        <w:t>18.21.4 Purchase Year</w:t>
+      </w:r>
+    </w:p>
+    <w:p>
+      <w:r>
+        <w:t xml:space="preserve">The purchase year was extracted using the </w:t>
+      </w:r>
+      <w:r>
+        <w:rPr>
+          <w:b/>
+          <w:bCs/>
+        </w:rPr>
+        <w:t>year</w:t>
+      </w:r>
+      <w:r>
+        <w:t xml:space="preserve"> attribute of the datetime object.</w:t>
+      </w:r>
+    </w:p>
+    <w:p>
+      <w:r>
+        <w:t>Example</w:t>
+      </w:r>
+    </w:p>
+    <w:p>
+      <w:r>
+        <w:t>orders["</w:t>
+      </w:r>
+      <w:proofErr w:type="spellStart"/>
+      <w:r>
+        <w:t>Purchase_Year</w:t>
+      </w:r>
+      <w:proofErr w:type="spellEnd"/>
+      <w:r>
+        <w:t>"] = orders["</w:t>
+      </w:r>
+      <w:proofErr w:type="spellStart"/>
+      <w:r>
+        <w:t>purchase_date</w:t>
+      </w:r>
+      <w:proofErr w:type="spellEnd"/>
+      <w:r>
+        <w:t>"].</w:t>
+      </w:r>
+      <w:proofErr w:type="spellStart"/>
+      <w:r>
+        <w:t>dt.year</w:t>
+      </w:r>
+      <w:proofErr w:type="spellEnd"/>
+    </w:p>
+    <w:p>
+      <w:r>
+        <w:t>print(orders["</w:t>
+      </w:r>
+      <w:proofErr w:type="spellStart"/>
+      <w:r>
+        <w:t>Purchase_Year</w:t>
+      </w:r>
+      <w:proofErr w:type="spellEnd"/>
+      <w:r>
+        <w:t>"])</w:t>
+      </w:r>
+    </w:p>
+    <w:p>
+      <w:r>
+        <w:t>Business Purpose</w:t>
+      </w:r>
+    </w:p>
+    <w:p>
+      <w:r>
+        <w:t>This feature enables:</w:t>
+      </w:r>
+    </w:p>
+    <w:p>
+      <w:pPr>
+        <w:numPr>
+          <w:ilvl w:val="0"/>
+          <w:numId w:val="85"/>
+        </w:numPr>
+      </w:pPr>
+      <w:r>
+        <w:t>Year-wise sales analysis.</w:t>
+      </w:r>
+    </w:p>
+    <w:p>
+      <w:pPr>
+        <w:numPr>
+          <w:ilvl w:val="0"/>
+          <w:numId w:val="85"/>
+        </w:numPr>
+      </w:pPr>
+      <w:r>
+        <w:t>Annual revenue comparison.</w:t>
+      </w:r>
+    </w:p>
+    <w:p>
+      <w:pPr>
+        <w:numPr>
+          <w:ilvl w:val="0"/>
+          <w:numId w:val="85"/>
+        </w:numPr>
+      </w:pPr>
+      <w:r>
+        <w:t>Growth trend analysis.</w:t>
+      </w:r>
+    </w:p>
+    <w:p>
+      <w:pPr>
+        <w:numPr>
+          <w:ilvl w:val="0"/>
+          <w:numId w:val="85"/>
+        </w:numPr>
+      </w:pPr>
+      <w:r>
+        <w:t>Business performance comparison across years.</w:t>
+      </w:r>
+    </w:p>
+    <w:p>
+      <w:r>
+        <w:t>Example Output</w:t>
+      </w:r>
+    </w:p>
+    <w:tbl>
+      <w:tblPr>
+        <w:tblW w:w="0" w:type="auto"/>
+        <w:tblCellSpacing w:w="15" w:type="dxa"/>
+        <w:tblCellMar>
+          <w:top w:w="15" w:type="dxa"/>
+          <w:left w:w="15" w:type="dxa"/>
+          <w:bottom w:w="15" w:type="dxa"/>
+          <w:right w:w="15" w:type="dxa"/>
+        </w:tblCellMar>
+        <w:tblLook w:val="04A0" w:firstRow="1" w:lastRow="0" w:firstColumn="1" w:lastColumn="0" w:noHBand="0" w:noVBand="1"/>
+      </w:tblPr>
+      <w:tblGrid>
+        <w:gridCol w:w="1545"/>
+        <w:gridCol w:w="1528"/>
+      </w:tblGrid>
+      <w:tr>
+        <w:trPr>
+          <w:tblHeader/>
+          <w:tblCellSpacing w:w="15" w:type="dxa"/>
+        </w:trPr>
+        <w:tc>
+          <w:tcPr>
+            <w:tcW w:w="0" w:type="auto"/>
+            <w:vAlign w:val="center"/>
+            <w:hideMark/>
+          </w:tcPr>
+          <w:p>
+            <w:pPr>
+              <w:rPr>
+                <w:b/>
+                <w:bCs/>
+              </w:rPr>
+            </w:pPr>
+            <w:proofErr w:type="spellStart"/>
+            <w:r>
+              <w:rPr>
+                <w:b/>
+                <w:bCs/>
+              </w:rPr>
+              <w:t>purchase_date</w:t>
+            </w:r>
+            <w:proofErr w:type="spellEnd"/>
+          </w:p>
+        </w:tc>
+        <w:tc>
+          <w:tcPr>
+            <w:tcW w:w="0" w:type="auto"/>
+            <w:vAlign w:val="center"/>
+            <w:hideMark/>
+          </w:tcPr>
+          <w:p>
+            <w:pPr>
+              <w:rPr>
+                <w:b/>
+                <w:bCs/>
+              </w:rPr>
+            </w:pPr>
+            <w:proofErr w:type="spellStart"/>
+            <w:r>
+              <w:rPr>
+                <w:b/>
+                <w:bCs/>
+              </w:rPr>
+              <w:t>Purchase_Year</w:t>
+            </w:r>
+            <w:proofErr w:type="spellEnd"/>
+          </w:p>
+        </w:tc>
+      </w:tr>
+      <w:tr>
+        <w:trPr>
+          <w:tblCellSpacing w:w="15" w:type="dxa"/>
+        </w:trPr>
+        <w:tc>
+          <w:tcPr>
+            <w:tcW w:w="0" w:type="auto"/>
+            <w:vAlign w:val="center"/>
+            <w:hideMark/>
+          </w:tcPr>
+          <w:p>
+            <w:r>
+              <w:t>2017-10-02</w:t>
+            </w:r>
+          </w:p>
+        </w:tc>
+        <w:tc>
+          <w:tcPr>
+            <w:tcW w:w="0" w:type="auto"/>
+            <w:vAlign w:val="center"/>
+            <w:hideMark/>
+          </w:tcPr>
+          <w:p>
+            <w:r>
+              <w:t>2017</w:t>
+            </w:r>
+          </w:p>
+        </w:tc>
+      </w:tr>
+      <w:tr>
+        <w:trPr>
+          <w:tblCellSpacing w:w="15" w:type="dxa"/>
+        </w:trPr>
+        <w:tc>
+          <w:tcPr>
+            <w:tcW w:w="0" w:type="auto"/>
+            <w:vAlign w:val="center"/>
+            <w:hideMark/>
+          </w:tcPr>
+          <w:p>
+            <w:r>
+              <w:t>2018-01-24</w:t>
+            </w:r>
+          </w:p>
+        </w:tc>
+        <w:tc>
+          <w:tcPr>
+            <w:tcW w:w="0" w:type="auto"/>
+            <w:vAlign w:val="center"/>
+            <w:hideMark/>
+          </w:tcPr>
+          <w:p>
+            <w:r>
+              <w:t>2018</w:t>
+            </w:r>
+          </w:p>
+        </w:tc>
+      </w:tr>
+    </w:tbl>
+    <w:p>
+      <w:r>
+        <w:pict w14:anchorId="2BC4D1C5">
+          <v:rect id="_x0000_i1321" style="width:0;height:1.5pt" o:hralign="center" o:hrstd="t" o:hr="t" fillcolor="#a0a0a0" stroked="f"/>
+        </w:pict>
+      </w:r>
+    </w:p>
+    <w:p>
+      <w:pPr>
+        <w:rPr>
+          <w:b/>
+          <w:bCs/>
+        </w:rPr>
+      </w:pPr>
+      <w:r>
+        <w:rPr>
+          <w:b/>
+          <w:bCs/>
+        </w:rPr>
+        <w:t>18.21.5 Purchase Month</w:t>
+      </w:r>
+    </w:p>
+    <w:p>
+      <w:r>
+        <w:t xml:space="preserve">The month was extracted using the </w:t>
+      </w:r>
+      <w:r>
+        <w:rPr>
+          <w:b/>
+          <w:bCs/>
+        </w:rPr>
+        <w:t>month</w:t>
+      </w:r>
+      <w:r>
+        <w:t xml:space="preserve"> attribute.</w:t>
+      </w:r>
+    </w:p>
+    <w:p>
+      <w:r>
+        <w:t>Example</w:t>
+      </w:r>
+    </w:p>
+    <w:p>
+      <w:r>
+        <w:t>orders["</w:t>
+      </w:r>
+      <w:proofErr w:type="spellStart"/>
+      <w:r>
+        <w:t>Purchase_Month</w:t>
+      </w:r>
+      <w:proofErr w:type="spellEnd"/>
+      <w:r>
+        <w:t>"] = orders["</w:t>
+      </w:r>
+      <w:proofErr w:type="spellStart"/>
+      <w:r>
+        <w:t>purchase_date</w:t>
+      </w:r>
+      <w:proofErr w:type="spellEnd"/>
+      <w:r>
+        <w:t>"].</w:t>
+      </w:r>
+      <w:proofErr w:type="spellStart"/>
+      <w:r>
+        <w:t>dt.month</w:t>
+      </w:r>
+      <w:proofErr w:type="spellEnd"/>
+    </w:p>
+    <w:p>
+      <w:r>
+        <w:t>print(orders["</w:t>
+      </w:r>
+      <w:proofErr w:type="spellStart"/>
+      <w:r>
+        <w:t>Purchase_Month</w:t>
+      </w:r>
+      <w:proofErr w:type="spellEnd"/>
+      <w:r>
+        <w:t>"])</w:t>
+      </w:r>
+    </w:p>
+    <w:p>
+      <w:r>
+        <w:t>Business Purpose</w:t>
+      </w:r>
+    </w:p>
+    <w:p>
+      <w:r>
+        <w:t>This feature is useful for:</w:t>
+      </w:r>
+    </w:p>
+    <w:p>
+      <w:pPr>
+        <w:numPr>
+          <w:ilvl w:val="0"/>
+          <w:numId w:val="86"/>
+        </w:numPr>
+      </w:pPr>
+      <w:r>
+        <w:t>Monthly sales reports.</w:t>
+      </w:r>
+    </w:p>
+    <w:p>
+      <w:pPr>
+        <w:numPr>
+          <w:ilvl w:val="0"/>
+          <w:numId w:val="86"/>
+        </w:numPr>
+      </w:pPr>
+      <w:r>
+        <w:lastRenderedPageBreak/>
+        <w:t>Seasonal demand analysis.</w:t>
+      </w:r>
+    </w:p>
+    <w:p>
+      <w:pPr>
+        <w:numPr>
+          <w:ilvl w:val="0"/>
+          <w:numId w:val="86"/>
+        </w:numPr>
+      </w:pPr>
+      <w:r>
+        <w:t>Festival sales comparison.</w:t>
+      </w:r>
+    </w:p>
+    <w:p>
+      <w:pPr>
+        <w:numPr>
+          <w:ilvl w:val="0"/>
+          <w:numId w:val="86"/>
+        </w:numPr>
+      </w:pPr>
+      <w:r>
+        <w:t>Monthly dashboard creation.</w:t>
+      </w:r>
+    </w:p>
+    <w:p>
+      <w:r>
+        <w:t>Example Output</w:t>
+      </w:r>
+    </w:p>
+    <w:tbl>
+      <w:tblPr>
+        <w:tblW w:w="0" w:type="auto"/>
+        <w:tblCellSpacing w:w="15" w:type="dxa"/>
+        <w:tblCellMar>
+          <w:top w:w="15" w:type="dxa"/>
+          <w:left w:w="15" w:type="dxa"/>
+          <w:bottom w:w="15" w:type="dxa"/>
+          <w:right w:w="15" w:type="dxa"/>
+        </w:tblCellMar>
+        <w:tblLook w:val="04A0" w:firstRow="1" w:lastRow="0" w:firstColumn="1" w:lastColumn="0" w:noHBand="0" w:noVBand="1"/>
+      </w:tblPr>
+      <w:tblGrid>
+        <w:gridCol w:w="1545"/>
+        <w:gridCol w:w="1775"/>
+      </w:tblGrid>
+      <w:tr>
+        <w:trPr>
+          <w:tblHeader/>
+          <w:tblCellSpacing w:w="15" w:type="dxa"/>
+        </w:trPr>
+        <w:tc>
+          <w:tcPr>
+            <w:tcW w:w="0" w:type="auto"/>
+            <w:vAlign w:val="center"/>
+            <w:hideMark/>
+          </w:tcPr>
+          <w:p>
+            <w:pPr>
+              <w:rPr>
+                <w:b/>
+                <w:bCs/>
+              </w:rPr>
+            </w:pPr>
+            <w:proofErr w:type="spellStart"/>
+            <w:r>
+              <w:rPr>
+                <w:b/>
+                <w:bCs/>
+              </w:rPr>
+              <w:t>purchase_date</w:t>
+            </w:r>
+            <w:proofErr w:type="spellEnd"/>
+          </w:p>
+        </w:tc>
+        <w:tc>
+          <w:tcPr>
+            <w:tcW w:w="0" w:type="auto"/>
+            <w:vAlign w:val="center"/>
+            <w:hideMark/>
+          </w:tcPr>
+          <w:p>
+            <w:pPr>
+              <w:rPr>
+                <w:b/>
+                <w:bCs/>
+              </w:rPr>
+            </w:pPr>
+            <w:proofErr w:type="spellStart"/>
+            <w:r>
+              <w:rPr>
+                <w:b/>
+                <w:bCs/>
+              </w:rPr>
+              <w:t>Purchase_Month</w:t>
+            </w:r>
+            <w:proofErr w:type="spellEnd"/>
+          </w:p>
+        </w:tc>
+      </w:tr>
+      <w:tr>
+        <w:trPr>
+          <w:tblCellSpacing w:w="15" w:type="dxa"/>
+        </w:trPr>
+        <w:tc>
+          <w:tcPr>
+            <w:tcW w:w="0" w:type="auto"/>
+            <w:vAlign w:val="center"/>
+            <w:hideMark/>
+          </w:tcPr>
+          <w:p>
+            <w:r>
+              <w:t>2017-10-02</w:t>
+            </w:r>
+          </w:p>
+        </w:tc>
+        <w:tc>
+          <w:tcPr>
+            <w:tcW w:w="0" w:type="auto"/>
+            <w:vAlign w:val="center"/>
+            <w:hideMark/>
+          </w:tcPr>
+          <w:p>
+            <w:r>
+              <w:t>10</w:t>
+            </w:r>
+          </w:p>
+        </w:tc>
+      </w:tr>
+      <w:tr>
+        <w:trPr>
+          <w:tblCellSpacing w:w="15" w:type="dxa"/>
+        </w:trPr>
+        <w:tc>
+          <w:tcPr>
+            <w:tcW w:w="0" w:type="auto"/>
+            <w:vAlign w:val="center"/>
+            <w:hideMark/>
+          </w:tcPr>
+          <w:p>
+            <w:r>
+              <w:t>2018-01-24</w:t>
+            </w:r>
+          </w:p>
+        </w:tc>
+        <w:tc>
+          <w:tcPr>
+            <w:tcW w:w="0" w:type="auto"/>
+            <w:vAlign w:val="center"/>
+            <w:hideMark/>
+          </w:tcPr>
+          <w:p>
+            <w:r>
+              <w:t>1</w:t>
+            </w:r>
+          </w:p>
+        </w:tc>
+      </w:tr>
+    </w:tbl>
+    <w:p>
+      <w:r>
+        <w:pict w14:anchorId="38B048BC">
+          <v:rect id="_x0000_i1322" style="width:0;height:1.5pt" o:hralign="center" o:hrstd="t" o:hr="t" fillcolor="#a0a0a0" stroked="f"/>
+        </w:pict>
+      </w:r>
+    </w:p>
+    <w:p>
+      <w:pPr>
+        <w:rPr>
+          <w:b/>
+          <w:bCs/>
+        </w:rPr>
+      </w:pPr>
+      <w:r>
+        <w:rPr>
+          <w:b/>
+          <w:bCs/>
+        </w:rPr>
+        <w:t>18.21.6 Purchase Day</w:t>
+      </w:r>
+    </w:p>
+    <w:p>
+      <w:r>
+        <w:t xml:space="preserve">The day of the month was extracted using the </w:t>
+      </w:r>
+      <w:r>
+        <w:rPr>
+          <w:b/>
+          <w:bCs/>
+        </w:rPr>
+        <w:t>day</w:t>
+      </w:r>
+      <w:r>
+        <w:t xml:space="preserve"> attribute.</w:t>
+      </w:r>
+    </w:p>
+    <w:p>
+      <w:r>
+        <w:t>Example</w:t>
+      </w:r>
+    </w:p>
+    <w:p>
+      <w:r>
+        <w:t>orders["</w:t>
+      </w:r>
+      <w:proofErr w:type="spellStart"/>
+      <w:r>
+        <w:t>Purchase_Day</w:t>
+      </w:r>
+      <w:proofErr w:type="spellEnd"/>
+      <w:r>
+        <w:t>"] = orders["</w:t>
+      </w:r>
+      <w:proofErr w:type="spellStart"/>
+      <w:r>
+        <w:t>purchase_date</w:t>
+      </w:r>
+      <w:proofErr w:type="spellEnd"/>
+      <w:r>
+        <w:t>"].</w:t>
+      </w:r>
+      <w:proofErr w:type="spellStart"/>
+      <w:r>
+        <w:t>dt.day</w:t>
+      </w:r>
+      <w:proofErr w:type="spellEnd"/>
+    </w:p>
+    <w:p>
+      <w:r>
+        <w:t>print(orders["</w:t>
+      </w:r>
+      <w:proofErr w:type="spellStart"/>
+      <w:r>
+        <w:t>Purchase_Day</w:t>
+      </w:r>
+      <w:proofErr w:type="spellEnd"/>
+      <w:r>
+        <w:t>"])</w:t>
+      </w:r>
+    </w:p>
+    <w:p>
+      <w:r>
+        <w:t>Business Purpose</w:t>
+      </w:r>
+    </w:p>
+    <w:p>
+      <w:r>
+        <w:t>This helps identify:</w:t>
+      </w:r>
+    </w:p>
+    <w:p>
+      <w:pPr>
+        <w:numPr>
+          <w:ilvl w:val="0"/>
+          <w:numId w:val="87"/>
+        </w:numPr>
+      </w:pPr>
+      <w:r>
+        <w:t>Peak purchasing days.</w:t>
+      </w:r>
+    </w:p>
+    <w:p>
+      <w:pPr>
+        <w:numPr>
+          <w:ilvl w:val="0"/>
+          <w:numId w:val="87"/>
+        </w:numPr>
+      </w:pPr>
+      <w:r>
+        <w:t>Customer ordering patterns.</w:t>
+      </w:r>
+    </w:p>
+    <w:p>
+      <w:pPr>
+        <w:numPr>
+          <w:ilvl w:val="0"/>
+          <w:numId w:val="87"/>
+        </w:numPr>
+      </w:pPr>
+      <w:r>
+        <w:t>Daily sales trends.</w:t>
+      </w:r>
+    </w:p>
+    <w:p>
+      <w:pPr>
+        <w:numPr>
+          <w:ilvl w:val="0"/>
+          <w:numId w:val="87"/>
+        </w:numPr>
+      </w:pPr>
+      <w:r>
+        <w:t>High-volume business days.</w:t>
+      </w:r>
+    </w:p>
+    <w:p>
+      <w:r>
+        <w:t>Example Output</w:t>
+      </w:r>
+    </w:p>
+    <w:tbl>
+      <w:tblPr>
+        <w:tblW w:w="0" w:type="auto"/>
+        <w:tblCellSpacing w:w="15" w:type="dxa"/>
+        <w:tblCellMar>
+          <w:top w:w="15" w:type="dxa"/>
+          <w:left w:w="15" w:type="dxa"/>
+          <w:bottom w:w="15" w:type="dxa"/>
+          <w:right w:w="15" w:type="dxa"/>
+        </w:tblCellMar>
+        <w:tblLook w:val="04A0" w:firstRow="1" w:lastRow="0" w:firstColumn="1" w:lastColumn="0" w:noHBand="0" w:noVBand="1"/>
+      </w:tblPr>
+      <w:tblGrid>
+        <w:gridCol w:w="1545"/>
+        <w:gridCol w:w="1477"/>
+      </w:tblGrid>
+      <w:tr>
+        <w:trPr>
+          <w:tblHeader/>
+          <w:tblCellSpacing w:w="15" w:type="dxa"/>
+        </w:trPr>
+        <w:tc>
+          <w:tcPr>
+            <w:tcW w:w="0" w:type="auto"/>
+            <w:vAlign w:val="center"/>
+            <w:hideMark/>
+          </w:tcPr>
+          <w:p>
+            <w:pPr>
+              <w:rPr>
+                <w:b/>
+                <w:bCs/>
+              </w:rPr>
+            </w:pPr>
+            <w:proofErr w:type="spellStart"/>
+            <w:r>
+              <w:rPr>
+                <w:b/>
+                <w:bCs/>
+              </w:rPr>
+              <w:t>purchase_date</w:t>
+            </w:r>
+            <w:proofErr w:type="spellEnd"/>
+          </w:p>
+        </w:tc>
+        <w:tc>
+          <w:tcPr>
+            <w:tcW w:w="0" w:type="auto"/>
+            <w:vAlign w:val="center"/>
+            <w:hideMark/>
+          </w:tcPr>
+          <w:p>
+            <w:pPr>
+              <w:rPr>
+                <w:b/>
+                <w:bCs/>
+              </w:rPr>
+            </w:pPr>
+            <w:proofErr w:type="spellStart"/>
+            <w:r>
+              <w:rPr>
+                <w:b/>
+                <w:bCs/>
+              </w:rPr>
+              <w:t>Purchase_Day</w:t>
+            </w:r>
+            <w:proofErr w:type="spellEnd"/>
+          </w:p>
+        </w:tc>
+      </w:tr>
+      <w:tr>
+        <w:trPr>
+          <w:tblCellSpacing w:w="15" w:type="dxa"/>
+        </w:trPr>
+        <w:tc>
+          <w:tcPr>
+            <w:tcW w:w="0" w:type="auto"/>
+            <w:vAlign w:val="center"/>
+            <w:hideMark/>
+          </w:tcPr>
+          <w:p>
+            <w:r>
+              <w:t>2017-10-02</w:t>
+            </w:r>
+          </w:p>
+        </w:tc>
+        <w:tc>
+          <w:tcPr>
+            <w:tcW w:w="0" w:type="auto"/>
+            <w:vAlign w:val="center"/>
+            <w:hideMark/>
+          </w:tcPr>
+          <w:p>
+            <w:r>
+              <w:t>2</w:t>
+            </w:r>
+          </w:p>
+        </w:tc>
+      </w:tr>
+      <w:tr>
+        <w:trPr>
+          <w:tblCellSpacing w:w="15" w:type="dxa"/>
+        </w:trPr>
+        <w:tc>
+          <w:tcPr>
+            <w:tcW w:w="0" w:type="auto"/>
+            <w:vAlign w:val="center"/>
+            <w:hideMark/>
+          </w:tcPr>
+          <w:p>
+            <w:r>
+              <w:t>2018-01-24</w:t>
+            </w:r>
+          </w:p>
+        </w:tc>
+        <w:tc>
+          <w:tcPr>
+            <w:tcW w:w="0" w:type="auto"/>
+            <w:vAlign w:val="center"/>
+            <w:hideMark/>
+          </w:tcPr>
+          <w:p>
+            <w:r>
+              <w:t>24</w:t>
+            </w:r>
+          </w:p>
+        </w:tc>
+      </w:tr>
+    </w:tbl>
+    <w:p>
+      <w:r>
+        <w:pict w14:anchorId="5DE329CA">
+          <v:rect id="_x0000_i1323" style="width:0;height:1.5pt" o:hralign="center" o:hrstd="t" o:hr="t" fillcolor="#a0a0a0" stroked="f"/>
+        </w:pict>
+      </w:r>
+    </w:p>
+    <w:p>
+      <w:pPr>
+        <w:rPr>
+          <w:b/>
+          <w:bCs/>
+        </w:rPr>
+      </w:pPr>
+      <w:r>
+        <w:rPr>
+          <w:b/>
+          <w:bCs/>
+        </w:rPr>
+        <w:t>18.21.7 Purchase Weekday</w:t>
+      </w:r>
+    </w:p>
+    <w:p>
+      <w:r>
+        <w:t xml:space="preserve">The weekday name was extracted using the </w:t>
+      </w:r>
+      <w:proofErr w:type="spellStart"/>
+      <w:r>
+        <w:rPr>
+          <w:b/>
+          <w:bCs/>
+        </w:rPr>
+        <w:t>day_name</w:t>
+      </w:r>
+      <w:proofErr w:type="spellEnd"/>
+      <w:r>
+        <w:rPr>
+          <w:b/>
+          <w:bCs/>
+        </w:rPr>
+        <w:t>()</w:t>
+      </w:r>
+      <w:r>
+        <w:t xml:space="preserve"> function.</w:t>
+      </w:r>
+    </w:p>
+    <w:p>
+      <w:r>
+        <w:t>Example</w:t>
+      </w:r>
+    </w:p>
+    <w:p>
+      <w:r>
+        <w:lastRenderedPageBreak/>
+        <w:t>orders["Weekday"] = orders["</w:t>
+      </w:r>
+      <w:proofErr w:type="spellStart"/>
+      <w:r>
+        <w:t>purchase_date</w:t>
+      </w:r>
+      <w:proofErr w:type="spellEnd"/>
+      <w:r>
+        <w:t>"].</w:t>
+      </w:r>
+      <w:proofErr w:type="spellStart"/>
+      <w:r>
+        <w:t>dt.day_name</w:t>
+      </w:r>
+      <w:proofErr w:type="spellEnd"/>
+      <w:r>
+        <w:t>()</w:t>
+      </w:r>
+    </w:p>
+    <w:p>
+      <w:r>
+        <w:t>print(orders["Weekday"])</w:t>
+      </w:r>
+    </w:p>
+    <w:p>
+      <w:r>
+        <w:t>Business Purpose</w:t>
+      </w:r>
+    </w:p>
+    <w:p>
+      <w:r>
+        <w:t>This feature helps answer important business questions such as:</w:t>
+      </w:r>
+    </w:p>
+    <w:p>
+      <w:pPr>
+        <w:numPr>
+          <w:ilvl w:val="0"/>
+          <w:numId w:val="88"/>
+        </w:numPr>
+      </w:pPr>
+      <w:r>
+        <w:t>Which weekday receives the highest number of orders?</w:t>
+      </w:r>
+    </w:p>
+    <w:p>
+      <w:pPr>
+        <w:numPr>
+          <w:ilvl w:val="0"/>
+          <w:numId w:val="88"/>
+        </w:numPr>
+      </w:pPr>
+      <w:r>
+        <w:t>Which day generates maximum revenue?</w:t>
+      </w:r>
+    </w:p>
+    <w:p>
+      <w:pPr>
+        <w:numPr>
+          <w:ilvl w:val="0"/>
+          <w:numId w:val="88"/>
+        </w:numPr>
+      </w:pPr>
+      <w:r>
+        <w:t>On which weekday should promotional campaigns be launched?</w:t>
+      </w:r>
+    </w:p>
+    <w:p>
+      <w:r>
+        <w:t>Example Output</w:t>
+      </w:r>
+    </w:p>
+    <w:tbl>
+      <w:tblPr>
+        <w:tblW w:w="0" w:type="auto"/>
+        <w:tblCellSpacing w:w="15" w:type="dxa"/>
+        <w:tblCellMar>
+          <w:top w:w="15" w:type="dxa"/>
+          <w:left w:w="15" w:type="dxa"/>
+          <w:bottom w:w="15" w:type="dxa"/>
+          <w:right w:w="15" w:type="dxa"/>
+        </w:tblCellMar>
+        <w:tblLook w:val="04A0" w:firstRow="1" w:lastRow="0" w:firstColumn="1" w:lastColumn="0" w:noHBand="0" w:noVBand="1"/>
+      </w:tblPr>
+      <w:tblGrid>
+        <w:gridCol w:w="1545"/>
+        <w:gridCol w:w="1210"/>
+      </w:tblGrid>
+      <w:tr>
+        <w:trPr>
+          <w:tblHeader/>
+          <w:tblCellSpacing w:w="15" w:type="dxa"/>
+        </w:trPr>
+        <w:tc>
+          <w:tcPr>
+            <w:tcW w:w="0" w:type="auto"/>
+            <w:vAlign w:val="center"/>
+            <w:hideMark/>
+          </w:tcPr>
+          <w:p>
+            <w:pPr>
+              <w:rPr>
+                <w:b/>
+                <w:bCs/>
+              </w:rPr>
+            </w:pPr>
+            <w:proofErr w:type="spellStart"/>
+            <w:r>
+              <w:rPr>
+                <w:b/>
+                <w:bCs/>
+              </w:rPr>
+              <w:t>purchase_date</w:t>
+            </w:r>
+            <w:proofErr w:type="spellEnd"/>
+          </w:p>
+        </w:tc>
+        <w:tc>
+          <w:tcPr>
+            <w:tcW w:w="0" w:type="auto"/>
+            <w:vAlign w:val="center"/>
+            <w:hideMark/>
+          </w:tcPr>
+          <w:p>
+            <w:pPr>
+              <w:rPr>
+                <w:b/>
+                <w:bCs/>
+              </w:rPr>
+            </w:pPr>
+            <w:r>
+              <w:rPr>
+                <w:b/>
+                <w:bCs/>
+              </w:rPr>
+              <w:t>Weekday</w:t>
+            </w:r>
+          </w:p>
+        </w:tc>
+      </w:tr>
+      <w:tr>
+        <w:trPr>
+          <w:tblCellSpacing w:w="15" w:type="dxa"/>
+        </w:trPr>
+        <w:tc>
+          <w:tcPr>
+            <w:tcW w:w="0" w:type="auto"/>
+            <w:vAlign w:val="center"/>
+            <w:hideMark/>
+          </w:tcPr>
+          <w:p>
+            <w:r>
+              <w:t>2017-10-02</w:t>
+            </w:r>
+          </w:p>
+        </w:tc>
+        <w:tc>
+          <w:tcPr>
+            <w:tcW w:w="0" w:type="auto"/>
+            <w:vAlign w:val="center"/>
+            <w:hideMark/>
+          </w:tcPr>
+          <w:p>
+            <w:r>
+              <w:t>Monday</w:t>
+            </w:r>
+          </w:p>
+        </w:tc>
+      </w:tr>
+      <w:tr>
+        <w:trPr>
+          <w:tblCellSpacing w:w="15" w:type="dxa"/>
+        </w:trPr>
+        <w:tc>
+          <w:tcPr>
+            <w:tcW w:w="0" w:type="auto"/>
+            <w:vAlign w:val="center"/>
+            <w:hideMark/>
+          </w:tcPr>
+          <w:p>
+            <w:r>
+              <w:t>2018-01-24</w:t>
+            </w:r>
+          </w:p>
+        </w:tc>
+        <w:tc>
+          <w:tcPr>
+            <w:tcW w:w="0" w:type="auto"/>
+            <w:vAlign w:val="center"/>
+            <w:hideMark/>
+          </w:tcPr>
+          <w:p>
+            <w:r>
+              <w:t>Wednesday</w:t>
+            </w:r>
+          </w:p>
+        </w:tc>
+      </w:tr>
+    </w:tbl>
+    <w:p>
+      <w:r>
+        <w:pict w14:anchorId="6EC70DE3">
+          <v:rect id="_x0000_i1324" style="width:0;height:1.5pt" o:hralign="center" o:hrstd="t" o:hr="t" fillcolor="#a0a0a0" stroked="f"/>
+        </w:pict>
+      </w:r>
+    </w:p>
+    <w:p>
+      <w:pPr>
+        <w:rPr>
+          <w:b/>
+          <w:bCs/>
+        </w:rPr>
+      </w:pPr>
+      <w:r>
+        <w:rPr>
+          <w:b/>
+          <w:bCs/>
+        </w:rPr>
+        <w:t>18.21.8 Displaying All Features Together</w:t>
+      </w:r>
+    </w:p>
+    <w:p>
+      <w:r>
+        <w:t>After extracting all date components, the newly created columns can be viewed together.</w:t>
+      </w:r>
+    </w:p>
+    <w:p>
+      <w:r>
+        <w:t>Example</w:t>
+      </w:r>
+    </w:p>
+    <w:p>
+      <w:r>
+        <w:t>print(</w:t>
+      </w:r>
+    </w:p>
+    <w:p>
+      <w:r>
+        <w:t xml:space="preserve">    orders[</w:t>
+      </w:r>
+    </w:p>
+    <w:p>
+      <w:r>
+        <w:t xml:space="preserve">        [</w:t>
+      </w:r>
+    </w:p>
+    <w:p>
+      <w:r>
+        <w:t xml:space="preserve">            "</w:t>
+      </w:r>
+      <w:proofErr w:type="spellStart"/>
+      <w:r>
+        <w:t>purchase_date</w:t>
+      </w:r>
+      <w:proofErr w:type="spellEnd"/>
+      <w:r>
+        <w:t>",</w:t>
+      </w:r>
+    </w:p>
+    <w:p>
+      <w:r>
+        <w:t xml:space="preserve">            "</w:t>
+      </w:r>
+      <w:proofErr w:type="spellStart"/>
+      <w:r>
+        <w:t>Purchase_Year</w:t>
+      </w:r>
+      <w:proofErr w:type="spellEnd"/>
+      <w:r>
+        <w:t>",</w:t>
+      </w:r>
+    </w:p>
+    <w:p>
+      <w:r>
+        <w:t xml:space="preserve">            "</w:t>
+      </w:r>
+      <w:proofErr w:type="spellStart"/>
+      <w:r>
+        <w:t>Purchase_Month</w:t>
+      </w:r>
+      <w:proofErr w:type="spellEnd"/>
+      <w:r>
+        <w:t>",</w:t>
+      </w:r>
+    </w:p>
+    <w:p>
+      <w:r>
+        <w:t xml:space="preserve">            "</w:t>
+      </w:r>
+      <w:proofErr w:type="spellStart"/>
+      <w:r>
+        <w:t>Purchase_Day</w:t>
+      </w:r>
+      <w:proofErr w:type="spellEnd"/>
+      <w:r>
+        <w:t>",</w:t>
+      </w:r>
+    </w:p>
+    <w:p>
+      <w:r>
+        <w:t xml:space="preserve">            "Weekday"</w:t>
+      </w:r>
+    </w:p>
+    <w:p>
+      <w:r>
+        <w:t xml:space="preserve">        ]</w:t>
+      </w:r>
+    </w:p>
+    <w:p>
+      <w:r>
+        <w:t xml:space="preserve">    ].head(10)</w:t>
+      </w:r>
+    </w:p>
+    <w:p>
+      <w:r>
+        <w:t>)</w:t>
+      </w:r>
+    </w:p>
+    <w:p>
+      <w:r>
+        <w:t>Sample Output</w:t>
+      </w:r>
+    </w:p>
+    <w:tbl>
+      <w:tblPr>
+        <w:tblW w:w="0" w:type="auto"/>
+        <w:tblCellSpacing w:w="15" w:type="dxa"/>
+        <w:tblCellMar>
+          <w:top w:w="15" w:type="dxa"/>
+          <w:left w:w="15" w:type="dxa"/>
+          <w:bottom w:w="15" w:type="dxa"/>
+          <w:right w:w="15" w:type="dxa"/>
+        </w:tblCellMar>
+        <w:tblLook w:val="04A0" w:firstRow="1" w:lastRow="0" w:firstColumn="1" w:lastColumn="0" w:noHBand="0" w:noVBand="1"/>
+      </w:tblPr>
+      <w:tblGrid>
+        <w:gridCol w:w="1501"/>
+        <w:gridCol w:w="547"/>
+        <w:gridCol w:w="738"/>
+        <w:gridCol w:w="440"/>
+        <w:gridCol w:w="1210"/>
+      </w:tblGrid>
+      <w:tr>
+        <w:trPr>
+          <w:tblHeader/>
+          <w:tblCellSpacing w:w="15" w:type="dxa"/>
+        </w:trPr>
+        <w:tc>
+          <w:tcPr>
+            <w:tcW w:w="0" w:type="auto"/>
+            <w:vAlign w:val="center"/>
+            <w:hideMark/>
+          </w:tcPr>
+          <w:p>
+            <w:pPr>
+              <w:rPr>
+                <w:b/>
+                <w:bCs/>
+              </w:rPr>
+            </w:pPr>
+            <w:r>
+              <w:rPr>
+                <w:b/>
+                <w:bCs/>
+              </w:rPr>
+              <w:lastRenderedPageBreak/>
+              <w:t>Purchase Date</w:t>
+            </w:r>
+          </w:p>
+        </w:tc>
+        <w:tc>
+          <w:tcPr>
+            <w:tcW w:w="0" w:type="auto"/>
+            <w:vAlign w:val="center"/>
+            <w:hideMark/>
+          </w:tcPr>
+          <w:p>
+            <w:pPr>
+              <w:rPr>
+                <w:b/>
+                <w:bCs/>
+              </w:rPr>
+            </w:pPr>
+            <w:r>
+              <w:rPr>
+                <w:b/>
+                <w:bCs/>
+              </w:rPr>
+              <w:t>Year</w:t>
+            </w:r>
+          </w:p>
+        </w:tc>
+        <w:tc>
+          <w:tcPr>
+            <w:tcW w:w="0" w:type="auto"/>
+            <w:vAlign w:val="center"/>
+            <w:hideMark/>
+          </w:tcPr>
+          <w:p>
+            <w:pPr>
+              <w:rPr>
+                <w:b/>
+                <w:bCs/>
+              </w:rPr>
+            </w:pPr>
+            <w:r>
+              <w:rPr>
+                <w:b/>
+                <w:bCs/>
+              </w:rPr>
+              <w:t>Month</w:t>
+            </w:r>
+          </w:p>
+        </w:tc>
+        <w:tc>
+          <w:tcPr>
+            <w:tcW w:w="0" w:type="auto"/>
+            <w:vAlign w:val="center"/>
+            <w:hideMark/>
+          </w:tcPr>
+          <w:p>
+            <w:pPr>
+              <w:rPr>
+                <w:b/>
+                <w:bCs/>
+              </w:rPr>
+            </w:pPr>
+            <w:r>
+              <w:rPr>
+                <w:b/>
+                <w:bCs/>
+              </w:rPr>
+              <w:t>Day</w:t>
+            </w:r>
+          </w:p>
+        </w:tc>
+        <w:tc>
+          <w:tcPr>
+            <w:tcW w:w="0" w:type="auto"/>
+            <w:vAlign w:val="center"/>
+            <w:hideMark/>
+          </w:tcPr>
+          <w:p>
+            <w:pPr>
+              <w:rPr>
+                <w:b/>
+                <w:bCs/>
+              </w:rPr>
+            </w:pPr>
+            <w:r>
+              <w:rPr>
+                <w:b/>
+                <w:bCs/>
+              </w:rPr>
+              <w:t>Weekday</w:t>
+            </w:r>
+          </w:p>
+        </w:tc>
+      </w:tr>
+      <w:tr>
+        <w:trPr>
+          <w:tblCellSpacing w:w="15" w:type="dxa"/>
+        </w:trPr>
+        <w:tc>
+          <w:tcPr>
+            <w:tcW w:w="0" w:type="auto"/>
+            <w:vAlign w:val="center"/>
+            <w:hideMark/>
+          </w:tcPr>
+          <w:p>
+            <w:r>
+              <w:t>2017-10-02</w:t>
+            </w:r>
+          </w:p>
+        </w:tc>
+        <w:tc>
+          <w:tcPr>
+            <w:tcW w:w="0" w:type="auto"/>
+            <w:vAlign w:val="center"/>
+            <w:hideMark/>
+          </w:tcPr>
+          <w:p>
+            <w:r>
+              <w:t>2017</w:t>
+            </w:r>
+          </w:p>
+        </w:tc>
+        <w:tc>
+          <w:tcPr>
+            <w:tcW w:w="0" w:type="auto"/>
+            <w:vAlign w:val="center"/>
+            <w:hideMark/>
+          </w:tcPr>
+          <w:p>
+            <w:r>
+              <w:t>10</w:t>
+            </w:r>
+          </w:p>
+        </w:tc>
+        <w:tc>
+          <w:tcPr>
+            <w:tcW w:w="0" w:type="auto"/>
+            <w:vAlign w:val="center"/>
+            <w:hideMark/>
+          </w:tcPr>
+          <w:p>
+            <w:r>
+              <w:t>2</w:t>
+            </w:r>
+          </w:p>
+        </w:tc>
+        <w:tc>
+          <w:tcPr>
+            <w:tcW w:w="0" w:type="auto"/>
+            <w:vAlign w:val="center"/>
+            <w:hideMark/>
+          </w:tcPr>
+          <w:p>
+            <w:r>
+              <w:t>Monday</w:t>
+            </w:r>
+          </w:p>
+        </w:tc>
+      </w:tr>
+      <w:tr>
+        <w:trPr>
+          <w:tblCellSpacing w:w="15" w:type="dxa"/>
+        </w:trPr>
+        <w:tc>
+          <w:tcPr>
+            <w:tcW w:w="0" w:type="auto"/>
+            <w:vAlign w:val="center"/>
+            <w:hideMark/>
+          </w:tcPr>
+          <w:p>
+            <w:r>
+              <w:t>2018-01-24</w:t>
+            </w:r>
+          </w:p>
+        </w:tc>
+        <w:tc>
+          <w:tcPr>
+            <w:tcW w:w="0" w:type="auto"/>
+            <w:vAlign w:val="center"/>
+            <w:hideMark/>
+          </w:tcPr>
+          <w:p>
+            <w:r>
+              <w:t>2018</w:t>
+            </w:r>
+          </w:p>
+        </w:tc>
+        <w:tc>
+          <w:tcPr>
+            <w:tcW w:w="0" w:type="auto"/>
+            <w:vAlign w:val="center"/>
+            <w:hideMark/>
+          </w:tcPr>
+          <w:p>
+            <w:r>
+              <w:t>1</w:t>
+            </w:r>
+          </w:p>
+        </w:tc>
+        <w:tc>
+          <w:tcPr>
+            <w:tcW w:w="0" w:type="auto"/>
+            <w:vAlign w:val="center"/>
+            <w:hideMark/>
+          </w:tcPr>
+          <w:p>
+            <w:r>
+              <w:t>24</w:t>
+            </w:r>
+          </w:p>
+        </w:tc>
+        <w:tc>
+          <w:tcPr>
+            <w:tcW w:w="0" w:type="auto"/>
+            <w:vAlign w:val="center"/>
+            <w:hideMark/>
+          </w:tcPr>
+          <w:p>
+            <w:r>
+              <w:t>Wednesday</w:t>
+            </w:r>
+          </w:p>
+        </w:tc>
+      </w:tr>
+      <w:tr>
+        <w:trPr>
+          <w:tblCellSpacing w:w="15" w:type="dxa"/>
+        </w:trPr>
+        <w:tc>
+          <w:tcPr>
+            <w:tcW w:w="0" w:type="auto"/>
+            <w:vAlign w:val="center"/>
+            <w:hideMark/>
+          </w:tcPr>
+          <w:p>
+            <w:r>
+              <w:t>2018-08-08</w:t>
+            </w:r>
+          </w:p>
+        </w:tc>
+        <w:tc>
+          <w:tcPr>
+            <w:tcW w:w="0" w:type="auto"/>
+            <w:vAlign w:val="center"/>
+            <w:hideMark/>
+          </w:tcPr>
+          <w:p>
+            <w:r>
+              <w:t>2018</w:t>
+            </w:r>
+          </w:p>
+        </w:tc>
+        <w:tc>
+          <w:tcPr>
+            <w:tcW w:w="0" w:type="auto"/>
+            <w:vAlign w:val="center"/>
+            <w:hideMark/>
+          </w:tcPr>
+          <w:p>
+            <w:r>
+              <w:t>8</w:t>
+            </w:r>
+          </w:p>
+        </w:tc>
+        <w:tc>
+          <w:tcPr>
+            <w:tcW w:w="0" w:type="auto"/>
+            <w:vAlign w:val="center"/>
+            <w:hideMark/>
+          </w:tcPr>
+          <w:p>
+            <w:r>
+              <w:t>8</w:t>
+            </w:r>
+          </w:p>
+        </w:tc>
+        <w:tc>
+          <w:tcPr>
+            <w:tcW w:w="0" w:type="auto"/>
+            <w:vAlign w:val="center"/>
+            <w:hideMark/>
+          </w:tcPr>
+          <w:p>
+            <w:r>
+              <w:t>Wednesday</w:t>
+            </w:r>
+          </w:p>
+        </w:tc>
+      </w:tr>
+    </w:tbl>
+    <w:p>
+      <w:r>
+        <w:pict w14:anchorId="656C9FB2">
+          <v:rect id="_x0000_i1325" style="width:0;height:1.5pt" o:hralign="center" o:hrstd="t" o:hr="t" fillcolor="#a0a0a0" stroked="f"/>
+        </w:pict>
+      </w:r>
+    </w:p>
+    <w:p>
+      <w:pPr>
+        <w:rPr>
+          <w:b/>
+          <w:bCs/>
+        </w:rPr>
+      </w:pPr>
+      <w:r>
+        <w:rPr>
+          <w:b/>
+          <w:bCs/>
+        </w:rPr>
+        <w:t>18.21.9 Dot Notation vs Bracket Notation</w:t>
+      </w:r>
+    </w:p>
+    <w:p>
+      <w:r>
+        <w:t xml:space="preserve">There are two methods to access </w:t>
+      </w:r>
+      <w:proofErr w:type="spellStart"/>
+      <w:r>
+        <w:t>DataFrame</w:t>
+      </w:r>
+      <w:proofErr w:type="spellEnd"/>
+      <w:r>
+        <w:t xml:space="preserve"> columns.</w:t>
+      </w:r>
+    </w:p>
+    <w:p>
+      <w:pPr>
+        <w:rPr>
+          <w:b/>
+          <w:bCs/>
+        </w:rPr>
+      </w:pPr>
+      <w:r>
+        <w:rPr>
+          <w:b/>
+          <w:bCs/>
+        </w:rPr>
+        <w:t>Dot Notation</w:t>
+      </w:r>
+    </w:p>
+    <w:p>
+      <w:r>
+        <w:t>print(</w:t>
+      </w:r>
+      <w:proofErr w:type="spellStart"/>
+      <w:r>
+        <w:t>orders.Purchase_Year</w:t>
+      </w:r>
+      <w:proofErr w:type="spellEnd"/>
+      <w:r>
+        <w:t>)</w:t>
+      </w:r>
+    </w:p>
+    <w:p>
+      <w:r>
+        <w:t>print(</w:t>
+      </w:r>
+      <w:proofErr w:type="spellStart"/>
+      <w:r>
+        <w:t>orders.Purchase_Month</w:t>
+      </w:r>
+      <w:proofErr w:type="spellEnd"/>
+      <w:r>
+        <w:t>)</w:t>
+      </w:r>
+    </w:p>
+    <w:p>
+      <w:r>
+        <w:t>print(</w:t>
+      </w:r>
+      <w:proofErr w:type="spellStart"/>
+      <w:r>
+        <w:t>orders.Purchase_Day</w:t>
+      </w:r>
+      <w:proofErr w:type="spellEnd"/>
+      <w:r>
+        <w:t>)</w:t>
+      </w:r>
+    </w:p>
+    <w:p>
+      <w:r>
+        <w:t>print(</w:t>
+      </w:r>
+      <w:proofErr w:type="spellStart"/>
+      <w:r>
+        <w:t>orders.Weekday</w:t>
+      </w:r>
+      <w:proofErr w:type="spellEnd"/>
+      <w:r>
+        <w:t>)</w:t>
+      </w:r>
+    </w:p>
+    <w:p>
+      <w:r>
+        <w:pict w14:anchorId="13374E9A">
+          <v:rect id="_x0000_i1326" style="width:0;height:1.5pt" o:hralign="center" o:hrstd="t" o:hr="t" fillcolor="#a0a0a0" stroked="f"/>
+        </w:pict>
+      </w:r>
+    </w:p>
+    <w:p>
+      <w:pPr>
+        <w:rPr>
+          <w:b/>
+          <w:bCs/>
+        </w:rPr>
+      </w:pPr>
+      <w:r>
+        <w:rPr>
+          <w:b/>
+          <w:bCs/>
+        </w:rPr>
+        <w:t>Bracket Notation</w:t>
+      </w:r>
+    </w:p>
+    <w:p>
+      <w:r>
+        <w:t>print(orders["</w:t>
+      </w:r>
+      <w:proofErr w:type="spellStart"/>
+      <w:r>
+        <w:t>Purchase_Year</w:t>
+      </w:r>
+      <w:proofErr w:type="spellEnd"/>
+      <w:r>
+        <w:t>"])</w:t>
+      </w:r>
+    </w:p>
+    <w:p>
+      <w:r>
+        <w:t>print(orders["</w:t>
+      </w:r>
+      <w:proofErr w:type="spellStart"/>
+      <w:r>
+        <w:t>Purchase_Month</w:t>
+      </w:r>
+      <w:proofErr w:type="spellEnd"/>
+      <w:r>
+        <w:t>"])</w:t>
+      </w:r>
+    </w:p>
+    <w:p>
+      <w:r>
+        <w:t>print(orders["</w:t>
+      </w:r>
+      <w:proofErr w:type="spellStart"/>
+      <w:r>
+        <w:t>Purchase_Day</w:t>
+      </w:r>
+      <w:proofErr w:type="spellEnd"/>
+      <w:r>
+        <w:t>"])</w:t>
+      </w:r>
+    </w:p>
+    <w:p>
+      <w:r>
+        <w:t>print(orders["Weekday"])</w:t>
+      </w:r>
+    </w:p>
+    <w:p>
+      <w:r>
+        <w:t xml:space="preserve">Although both methods work, </w:t>
+      </w:r>
+      <w:r>
+        <w:rPr>
+          <w:b/>
+          <w:bCs/>
+        </w:rPr>
+        <w:t>Bracket Notation</w:t>
+      </w:r>
+      <w:r>
+        <w:t xml:space="preserve"> is preferred in professional projects.</w:t>
+      </w:r>
+    </w:p>
+    <w:p>
+      <w:r>
+        <w:t>Reasons:</w:t>
+      </w:r>
+    </w:p>
+    <w:p>
+      <w:pPr>
+        <w:numPr>
+          <w:ilvl w:val="0"/>
+          <w:numId w:val="89"/>
+        </w:numPr>
+      </w:pPr>
+      <w:r>
+        <w:t>Supports spaces in column names.</w:t>
+      </w:r>
+    </w:p>
+    <w:p>
+      <w:pPr>
+        <w:numPr>
+          <w:ilvl w:val="0"/>
+          <w:numId w:val="89"/>
+        </w:numPr>
+      </w:pPr>
+      <w:r>
+        <w:t>Handles special characters safely.</w:t>
+      </w:r>
+    </w:p>
+    <w:p>
+      <w:pPr>
+        <w:numPr>
+          <w:ilvl w:val="0"/>
+          <w:numId w:val="89"/>
+        </w:numPr>
+      </w:pPr>
+      <w:r>
+        <w:t>Avoids attribute conflicts.</w:t>
+      </w:r>
+    </w:p>
+    <w:p>
+      <w:pPr>
+        <w:numPr>
+          <w:ilvl w:val="0"/>
+          <w:numId w:val="89"/>
+        </w:numPr>
+      </w:pPr>
+      <w:r>
+        <w:t>Follows industry coding standards.</w:t>
+      </w:r>
+    </w:p>
+    <w:p>
+      <w:pPr>
+        <w:numPr>
+          <w:ilvl w:val="0"/>
+          <w:numId w:val="89"/>
+        </w:numPr>
+      </w:pPr>
+      <w:r>
+        <w:t>Improves code readability and maintainability.</w:t>
+      </w:r>
+    </w:p>
+    <w:p>
+      <w:r>
+        <w:pict w14:anchorId="4BCF22BE">
+          <v:rect id="_x0000_i1327" style="width:0;height:1.5pt" o:hralign="center" o:hrstd="t" o:hr="t" fillcolor="#a0a0a0" stroked="f"/>
+        </w:pict>
+      </w:r>
+    </w:p>
+    <w:p>
+      <w:pPr>
+        <w:rPr>
+          <w:b/>
+          <w:bCs/>
+        </w:rPr>
+      </w:pPr>
+      <w:r>
+        <w:rPr>
+          <w:b/>
+          <w:bCs/>
+        </w:rPr>
+        <w:t>18.21.10 Common Mistake</w:t>
+      </w:r>
+    </w:p>
+    <w:p>
+      <w:r>
+        <w:lastRenderedPageBreak/>
+        <w:t>During implementation, the following mistake was identified.</w:t>
+      </w:r>
+    </w:p>
+    <w:p>
+      <w:r>
+        <w:t>Incorrect Code</w:t>
+      </w:r>
+    </w:p>
+    <w:p>
+      <w:r>
+        <w:t>orders["Weekday"] = orders["</w:t>
+      </w:r>
+      <w:proofErr w:type="spellStart"/>
+      <w:r>
+        <w:t>purchase_date</w:t>
+      </w:r>
+      <w:proofErr w:type="spellEnd"/>
+      <w:r>
+        <w:t>"].</w:t>
+      </w:r>
+      <w:proofErr w:type="spellStart"/>
+      <w:r>
+        <w:t>dt.day_name</w:t>
+      </w:r>
+      <w:proofErr w:type="spellEnd"/>
+      <w:r>
+        <w:t>()</w:t>
+      </w:r>
+    </w:p>
+    <w:p/>
+    <w:p>
+      <w:r>
+        <w:t>print(</w:t>
+      </w:r>
+      <w:proofErr w:type="spellStart"/>
+      <w:r>
+        <w:t>orders.Purchase_Weekday</w:t>
+      </w:r>
+      <w:proofErr w:type="spellEnd"/>
+      <w:r>
+        <w:t>)</w:t>
+      </w:r>
+    </w:p>
+    <w:p>
+      <w:r>
+        <w:t>Reason</w:t>
+      </w:r>
+    </w:p>
+    <w:p>
+      <w:r>
+        <w:t xml:space="preserve">The created column name is </w:t>
+      </w:r>
+      <w:r>
+        <w:rPr>
+          <w:b/>
+          <w:bCs/>
+        </w:rPr>
+        <w:t>Weekday</w:t>
+      </w:r>
+      <w:r>
+        <w:t xml:space="preserve">, but the print statement refers to </w:t>
+      </w:r>
+      <w:proofErr w:type="spellStart"/>
+      <w:r>
+        <w:rPr>
+          <w:b/>
+          <w:bCs/>
+        </w:rPr>
+        <w:t>Purchase_Weekday</w:t>
+      </w:r>
+      <w:proofErr w:type="spellEnd"/>
+      <w:r>
+        <w:t>, which does not exist.</w:t>
+      </w:r>
+    </w:p>
+    <w:p>
+      <w:r>
+        <w:t>Correct Code</w:t>
+      </w:r>
+    </w:p>
+    <w:p>
+      <w:r>
+        <w:t>orders["Weekday"] = orders["</w:t>
+      </w:r>
+      <w:proofErr w:type="spellStart"/>
+      <w:r>
+        <w:t>purchase_date</w:t>
+      </w:r>
+      <w:proofErr w:type="spellEnd"/>
+      <w:r>
+        <w:t>"].</w:t>
+      </w:r>
+      <w:proofErr w:type="spellStart"/>
+      <w:r>
+        <w:t>dt.day_name</w:t>
+      </w:r>
+      <w:proofErr w:type="spellEnd"/>
+      <w:r>
+        <w:t>()</w:t>
+      </w:r>
+    </w:p>
+    <w:p/>
+    <w:p>
+      <w:r>
+        <w:t>print(orders["Weekday"])</w:t>
+      </w:r>
+    </w:p>
+    <w:p>
+      <w:r>
+        <w:t xml:space="preserve">Understanding column names carefully helps avoid runtime errors such as </w:t>
+      </w:r>
+      <w:proofErr w:type="spellStart"/>
+      <w:r>
+        <w:rPr>
+          <w:b/>
+          <w:bCs/>
+        </w:rPr>
+        <w:t>AttributeError</w:t>
+      </w:r>
+      <w:proofErr w:type="spellEnd"/>
+      <w:r>
+        <w:t xml:space="preserve"> or </w:t>
+      </w:r>
+      <w:proofErr w:type="spellStart"/>
+      <w:r>
+        <w:rPr>
+          <w:b/>
+          <w:bCs/>
+        </w:rPr>
+        <w:t>KeyError</w:t>
+      </w:r>
+      <w:proofErr w:type="spellEnd"/>
+      <w:r>
+        <w:t>.</w:t>
+      </w:r>
+    </w:p>
+    <w:p>
+      <w:r>
+        <w:pict w14:anchorId="6474A0B9">
+          <v:rect id="_x0000_i1328" style="width:0;height:1.5pt" o:hralign="center" o:hrstd="t" o:hr="t" fillcolor="#a0a0a0" stroked="f"/>
+        </w:pict>
+      </w:r>
+    </w:p>
+    <w:p>
+      <w:pPr>
+        <w:rPr>
+          <w:b/>
+          <w:bCs/>
+        </w:rPr>
+      </w:pPr>
+      <w:r>
+        <w:rPr>
+          <w:b/>
+          <w:bCs/>
+        </w:rPr>
+        <w:t>18.21.11 Business Perspective</w:t>
+      </w:r>
+    </w:p>
+    <w:p>
+      <w:r>
+        <w:t>Date Feature Engineering enables organizations to answer several important business questions.</w:t>
+      </w:r>
+    </w:p>
+    <w:p>
+      <w:r>
+        <w:t>Examples include:</w:t>
+      </w:r>
+    </w:p>
+    <w:p>
+      <w:pPr>
+        <w:numPr>
+          <w:ilvl w:val="0"/>
+          <w:numId w:val="90"/>
+        </w:numPr>
+      </w:pPr>
+      <w:r>
+        <w:t>Which year generated the highest revenue?</w:t>
+      </w:r>
+    </w:p>
+    <w:p>
+      <w:pPr>
+        <w:numPr>
+          <w:ilvl w:val="0"/>
+          <w:numId w:val="90"/>
+        </w:numPr>
+      </w:pPr>
+      <w:r>
+        <w:t>Which month had the maximum number of orders?</w:t>
+      </w:r>
+    </w:p>
+    <w:p>
+      <w:pPr>
+        <w:numPr>
+          <w:ilvl w:val="0"/>
+          <w:numId w:val="90"/>
+        </w:numPr>
+      </w:pPr>
+      <w:r>
+        <w:t>Which weekday receives the highest customer traffic?</w:t>
+      </w:r>
+    </w:p>
+    <w:p>
+      <w:pPr>
+        <w:numPr>
+          <w:ilvl w:val="0"/>
+          <w:numId w:val="90"/>
+        </w:numPr>
+      </w:pPr>
+      <w:r>
+        <w:t>Which day should promotional campaigns be launched?</w:t>
+      </w:r>
+    </w:p>
+    <w:p>
+      <w:pPr>
+        <w:numPr>
+          <w:ilvl w:val="0"/>
+          <w:numId w:val="90"/>
+        </w:numPr>
+      </w:pPr>
+      <w:r>
+        <w:t>Which periods experience seasonal demand?</w:t>
+      </w:r>
+    </w:p>
+    <w:p>
+      <w:r>
+        <w:t>These insights support strategic planning, inventory management, and marketing decisions.</w:t>
+      </w:r>
+    </w:p>
+    <w:p>
+      <w:r>
+        <w:pict w14:anchorId="6946C0E8">
+          <v:rect id="_x0000_i1329" style="width:0;height:1.5pt" o:hralign="center" o:hrstd="t" o:hr="t" fillcolor="#a0a0a0" stroked="f"/>
+        </w:pict>
+      </w:r>
+    </w:p>
+    <w:p>
+      <w:pPr>
+        <w:rPr>
+          <w:b/>
+          <w:bCs/>
+        </w:rPr>
+      </w:pPr>
+      <w:r>
+        <w:rPr>
+          <w:b/>
+          <w:bCs/>
+        </w:rPr>
+        <w:t>18.21.12 Interview Perspective</w:t>
+      </w:r>
+    </w:p>
+    <w:p>
+      <w:pPr>
+        <w:rPr>
+          <w:b/>
+          <w:bCs/>
+        </w:rPr>
+      </w:pPr>
+      <w:r>
+        <w:rPr>
+          <w:b/>
+          <w:bCs/>
+        </w:rPr>
+        <w:t>Q1. What is Feature Engineering?</w:t>
+      </w:r>
+    </w:p>
+    <w:p>
+      <w:r>
+        <w:rPr>
+          <w:b/>
+          <w:bCs/>
+        </w:rPr>
+        <w:t>Answer:</w:t>
+      </w:r>
+    </w:p>
+    <w:p>
+      <w:r>
+        <w:lastRenderedPageBreak/>
+        <w:t>Feature Engineering is the process of creating new, meaningful variables from existing data to improve analysis and business insights.</w:t>
+      </w:r>
+    </w:p>
+    <w:p>
+      <w:r>
+        <w:pict w14:anchorId="5A636D1B">
+          <v:rect id="_x0000_i1330" style="width:0;height:1.5pt" o:hralign="center" o:hrstd="t" o:hr="t" fillcolor="#a0a0a0" stroked="f"/>
+        </w:pict>
+      </w:r>
+    </w:p>
+    <w:p>
+      <w:pPr>
+        <w:rPr>
+          <w:b/>
+          <w:bCs/>
+        </w:rPr>
+      </w:pPr>
+      <w:r>
+        <w:rPr>
+          <w:b/>
+          <w:bCs/>
+        </w:rPr>
+        <w:t>Q2. Why do we extract Year, Month, and Weekday?</w:t>
+      </w:r>
+    </w:p>
+    <w:p>
+      <w:r>
+        <w:rPr>
+          <w:b/>
+          <w:bCs/>
+        </w:rPr>
+        <w:t>Answer:</w:t>
+      </w:r>
+    </w:p>
+    <w:p>
+      <w:r>
+        <w:t xml:space="preserve">These features help </w:t>
+      </w:r>
+      <w:proofErr w:type="spellStart"/>
+      <w:r>
+        <w:t>analyze</w:t>
+      </w:r>
+      <w:proofErr w:type="spellEnd"/>
+      <w:r>
+        <w:t xml:space="preserve"> sales trends, customer purchasing </w:t>
+      </w:r>
+      <w:proofErr w:type="spellStart"/>
+      <w:r>
+        <w:t>behavior</w:t>
+      </w:r>
+      <w:proofErr w:type="spellEnd"/>
+      <w:r>
+        <w:t>, seasonal demand, and time-based business performance.</w:t>
+      </w:r>
+    </w:p>
+    <w:p>
+      <w:r>
+        <w:pict w14:anchorId="335D8312">
+          <v:rect id="_x0000_i1331" style="width:0;height:1.5pt" o:hralign="center" o:hrstd="t" o:hr="t" fillcolor="#a0a0a0" stroked="f"/>
+        </w:pict>
+      </w:r>
+    </w:p>
+    <w:p>
+      <w:pPr>
+        <w:rPr>
+          <w:b/>
+          <w:bCs/>
+        </w:rPr>
+      </w:pPr>
+      <w:r>
+        <w:rPr>
+          <w:b/>
+          <w:bCs/>
+        </w:rPr>
+        <w:t>Q3. Why is .dt used in Pandas?</w:t>
+      </w:r>
+    </w:p>
+    <w:p>
+      <w:r>
+        <w:rPr>
+          <w:b/>
+          <w:bCs/>
+        </w:rPr>
+        <w:t>Answer:</w:t>
+      </w:r>
+    </w:p>
+    <w:p>
+      <w:r>
+        <w:t>The .dt accessor allows access to datetime properties such as year, month, day, weekday, hour, and minute from datetime columns.</w:t>
+      </w:r>
+    </w:p>
+    <w:p>
+      <w:r>
+        <w:pict w14:anchorId="257A1059">
+          <v:rect id="_x0000_i1332" style="width:0;height:1.5pt" o:hralign="center" o:hrstd="t" o:hr="t" fillcolor="#a0a0a0" stroked="f"/>
+        </w:pict>
+      </w:r>
+    </w:p>
+    <w:p>
+      <w:pPr>
+        <w:rPr>
+          <w:b/>
+          <w:bCs/>
+        </w:rPr>
+      </w:pPr>
+      <w:r>
+        <w:rPr>
+          <w:b/>
+          <w:bCs/>
+        </w:rPr>
+        <w:t>Q4. Why is Bracket Notation preferred over Dot Notation?</w:t>
+      </w:r>
+    </w:p>
+    <w:p>
+      <w:r>
+        <w:rPr>
+          <w:b/>
+          <w:bCs/>
+        </w:rPr>
+        <w:t>Answer:</w:t>
+      </w:r>
+    </w:p>
+    <w:p>
+      <w:r>
+        <w:t xml:space="preserve">Bracket Notation is more reliable because it supports spaces, special characters, and avoids conflicts with </w:t>
+      </w:r>
+      <w:proofErr w:type="spellStart"/>
+      <w:r>
+        <w:t>DataFrame</w:t>
+      </w:r>
+      <w:proofErr w:type="spellEnd"/>
+      <w:r>
+        <w:t xml:space="preserve"> attributes. It is the preferred style in professional Python development.</w:t>
+      </w:r>
+    </w:p>
+    <w:p>
+      <w:r>
+        <w:pict w14:anchorId="56D1F2C2">
+          <v:rect id="_x0000_i1333" style="width:0;height:1.5pt" o:hralign="center" o:hrstd="t" o:hr="t" fillcolor="#a0a0a0" stroked="f"/>
+        </w:pict>
+      </w:r>
+    </w:p>
+    <w:p>
+      <w:pPr>
+        <w:rPr>
+          <w:b/>
+          <w:bCs/>
+        </w:rPr>
+      </w:pPr>
+      <w:r>
+        <w:rPr>
+          <w:b/>
+          <w:bCs/>
+        </w:rPr>
+        <w:t>Q5. What business insights can be generated using the Weekday column?</w:t>
+      </w:r>
+    </w:p>
+    <w:p>
+      <w:r>
+        <w:rPr>
+          <w:b/>
+          <w:bCs/>
+        </w:rPr>
+        <w:t>Answer:</w:t>
+      </w:r>
+    </w:p>
+    <w:p>
+      <w:r>
+        <w:t xml:space="preserve">The Weekday column helps identify peak shopping days, optimize promotional campaigns, improve workforce planning, and </w:t>
+      </w:r>
+      <w:proofErr w:type="spellStart"/>
+      <w:r>
+        <w:t>analyze</w:t>
+      </w:r>
+      <w:proofErr w:type="spellEnd"/>
+      <w:r>
+        <w:t xml:space="preserve"> customer purchasing </w:t>
+      </w:r>
+      <w:proofErr w:type="spellStart"/>
+      <w:r>
+        <w:t>behavior</w:t>
+      </w:r>
+      <w:proofErr w:type="spellEnd"/>
+      <w:r>
+        <w:t xml:space="preserve"> across different days of the week.</w:t>
+      </w:r>
+    </w:p>
+    <w:p>
+      <w:r>
+        <w:pict w14:anchorId="4F5AE0CE">
+          <v:rect id="_x0000_i1334" style="width:0;height:1.5pt" o:hralign="center" o:hrstd="t" o:hr="t" fillcolor="#a0a0a0" stroked="f"/>
+        </w:pict>
+      </w:r>
+    </w:p>
+    <w:p>
+      <w:pPr>
+        <w:rPr>
+          <w:b/>
+          <w:bCs/>
+        </w:rPr>
+      </w:pPr>
+      <w:r>
+        <w:rPr>
+          <w:b/>
+          <w:bCs/>
+        </w:rPr>
+        <w:t>18.21.13 Skills Demonstrated</w:t>
+      </w:r>
+    </w:p>
+    <w:p>
+      <w:pPr>
+        <w:numPr>
+          <w:ilvl w:val="0"/>
+          <w:numId w:val="91"/>
+        </w:numPr>
+      </w:pPr>
+      <w:r>
+        <w:t>Python Programming</w:t>
+      </w:r>
+    </w:p>
+    <w:p>
+      <w:pPr>
+        <w:numPr>
+          <w:ilvl w:val="0"/>
+          <w:numId w:val="91"/>
+        </w:numPr>
+      </w:pPr>
+      <w:r>
+        <w:t xml:space="preserve">Pandas </w:t>
+      </w:r>
+      <w:proofErr w:type="spellStart"/>
+      <w:r>
+        <w:t>DateTime</w:t>
+      </w:r>
+      <w:proofErr w:type="spellEnd"/>
+      <w:r>
+        <w:t xml:space="preserve"> Operations</w:t>
+      </w:r>
+    </w:p>
+    <w:p>
+      <w:pPr>
+        <w:numPr>
+          <w:ilvl w:val="0"/>
+          <w:numId w:val="91"/>
+        </w:numPr>
+      </w:pPr>
+      <w:r>
+        <w:t>Feature Engineering</w:t>
+      </w:r>
+    </w:p>
+    <w:p>
+      <w:pPr>
+        <w:numPr>
+          <w:ilvl w:val="0"/>
+          <w:numId w:val="91"/>
+        </w:numPr>
+      </w:pPr>
+      <w:r>
+        <w:t>Date Transformation</w:t>
+      </w:r>
+    </w:p>
+    <w:p>
+      <w:pPr>
+        <w:numPr>
+          <w:ilvl w:val="0"/>
+          <w:numId w:val="91"/>
+        </w:numPr>
+      </w:pPr>
+      <w:r>
+        <w:lastRenderedPageBreak/>
+        <w:t>Time-Series Data Preparation</w:t>
+      </w:r>
+    </w:p>
+    <w:p>
+      <w:pPr>
+        <w:numPr>
+          <w:ilvl w:val="0"/>
+          <w:numId w:val="91"/>
+        </w:numPr>
+      </w:pPr>
+      <w:r>
+        <w:t>Business Analytics</w:t>
+      </w:r>
+    </w:p>
+    <w:p>
+      <w:pPr>
+        <w:numPr>
+          <w:ilvl w:val="0"/>
+          <w:numId w:val="91"/>
+        </w:numPr>
+      </w:pPr>
+      <w:r>
+        <w:t>Data Exploration</w:t>
+      </w:r>
+    </w:p>
+    <w:p>
+      <w:pPr>
+        <w:numPr>
+          <w:ilvl w:val="0"/>
+          <w:numId w:val="91"/>
+        </w:numPr>
+      </w:pPr>
+      <w:proofErr w:type="spellStart"/>
+      <w:r>
+        <w:t>DataFrame</w:t>
+      </w:r>
+      <w:proofErr w:type="spellEnd"/>
+      <w:r>
+        <w:t xml:space="preserve"> Manipulation</w:t>
+      </w:r>
+    </w:p>
+    <w:p>
+      <w:pPr>
+        <w:numPr>
+          <w:ilvl w:val="0"/>
+          <w:numId w:val="91"/>
+        </w:numPr>
+      </w:pPr>
+      <w:r>
+        <w:t>Professional Coding Practices</w:t>
+      </w:r>
+    </w:p>
+    <w:p>
+      <w:pPr>
+        <w:numPr>
+          <w:ilvl w:val="0"/>
+          <w:numId w:val="91"/>
+        </w:numPr>
+      </w:pPr>
+      <w:r>
+        <w:t>Analytical Thinking</w:t>
+      </w:r>
+    </w:p>
+    <w:p>
+      <w:r>
+        <w:pict w14:anchorId="6C6F20FD">
+          <v:rect id="_x0000_i1335" style="width:0;height:1.5pt" o:hralign="center" o:hrstd="t" o:hr="t" fillcolor="#a0a0a0" stroked="f"/>
+        </w:pict>
+      </w:r>
+    </w:p>
+    <w:p>
+      <w:pPr>
+        <w:rPr>
+          <w:b/>
+          <w:bCs/>
+        </w:rPr>
+      </w:pPr>
+      <w:r>
+        <w:rPr>
+          <w:b/>
+          <w:bCs/>
+        </w:rPr>
+        <w:t>18.21.14 Key Learning</w:t>
+      </w:r>
+    </w:p>
+    <w:p>
+      <w:r>
+        <w:t>Extracting Year, Month, Day, and Weekday from the purchase date transformed a single datetime column into multiple analytical features. These newly created variables provide valuable business insights and form the foundation for time-series analysis, dashboard creation, and business reporting in Power BI.</w:t>
       </w:r>
     </w:p>
     <w:p/>
@@ -23041,6 +25254,155 @@
     </w:lvl>
   </w:abstractNum>
   <w:abstractNum w:abstractNumId="9" w15:restartNumberingAfterBreak="0">
+    <w:nsid w:val="10997FD4"/>
+    <w:multiLevelType w:val="multilevel"/>
+    <w:tmpl w:val="6448A93E"/>
+    <w:lvl w:ilvl="0">
+      <w:start w:val="1"/>
+      <w:numFmt w:val="bullet"/>
+      <w:lvlText w:val=""/>
+      <w:lvlJc w:val="left"/>
+      <w:pPr>
+        <w:tabs>
+          <w:tab w:val="num" w:pos="720"/>
+        </w:tabs>
+        <w:ind w:left="720" w:hanging="360"/>
+      </w:pPr>
+      <w:rPr>
+        <w:rFonts w:ascii="Symbol" w:hAnsi="Symbol" w:hint="default"/>
+        <w:sz w:val="20"/>
+      </w:rPr>
+    </w:lvl>
+    <w:lvl w:ilvl="1" w:tentative="1">
+      <w:start w:val="1"/>
+      <w:numFmt w:val="bullet"/>
+      <w:lvlText w:val="o"/>
+      <w:lvlJc w:val="left"/>
+      <w:pPr>
+        <w:tabs>
+          <w:tab w:val="num" w:pos="1440"/>
+        </w:tabs>
+        <w:ind w:left="1440" w:hanging="360"/>
+      </w:pPr>
+      <w:rPr>
+        <w:rFonts w:ascii="Courier New" w:hAnsi="Courier New" w:hint="default"/>
+        <w:sz w:val="20"/>
+      </w:rPr>
+    </w:lvl>
+    <w:lvl w:ilvl="2" w:tentative="1">
+      <w:start w:val="1"/>
+      <w:numFmt w:val="bullet"/>
+      <w:lvlText w:val=""/>
+      <w:lvlJc w:val="left"/>
+      <w:pPr>
+        <w:tabs>
+          <w:tab w:val="num" w:pos="2160"/>
+        </w:tabs>
+        <w:ind w:left="2160" w:hanging="360"/>
+      </w:pPr>
+      <w:rPr>
+        <w:rFonts w:ascii="Wingdings" w:hAnsi="Wingdings" w:hint="default"/>
+        <w:sz w:val="20"/>
+      </w:rPr>
+    </w:lvl>
+    <w:lvl w:ilvl="3" w:tentative="1">
+      <w:start w:val="1"/>
+      <w:numFmt w:val="bullet"/>
+      <w:lvlText w:val=""/>
+      <w:lvlJc w:val="left"/>
+      <w:pPr>
+        <w:tabs>
+          <w:tab w:val="num" w:pos="2880"/>
+        </w:tabs>
+        <w:ind w:left="2880" w:hanging="360"/>
+      </w:pPr>
+      <w:rPr>
+        <w:rFonts w:ascii="Wingdings" w:hAnsi="Wingdings" w:hint="default"/>
+        <w:sz w:val="20"/>
+      </w:rPr>
+    </w:lvl>
+    <w:lvl w:ilvl="4" w:tentative="1">
+      <w:start w:val="1"/>
+      <w:numFmt w:val="bullet"/>
+      <w:lvlText w:val=""/>
+      <w:lvlJc w:val="left"/>
+      <w:pPr>
+        <w:tabs>
+          <w:tab w:val="num" w:pos="3600"/>
+        </w:tabs>
+        <w:ind w:left="3600" w:hanging="360"/>
+      </w:pPr>
+      <w:rPr>
+        <w:rFonts w:ascii="Wingdings" w:hAnsi="Wingdings" w:hint="default"/>
+        <w:sz w:val="20"/>
+      </w:rPr>
+    </w:lvl>
+    <w:lvl w:ilvl="5" w:tentative="1">
+      <w:start w:val="1"/>
+      <w:numFmt w:val="bullet"/>
+      <w:lvlText w:val=""/>
+      <w:lvlJc w:val="left"/>
+      <w:pPr>
+        <w:tabs>
+          <w:tab w:val="num" w:pos="4320"/>
+        </w:tabs>
+        <w:ind w:left="4320" w:hanging="360"/>
+      </w:pPr>
+      <w:rPr>
+        <w:rFonts w:ascii="Wingdings" w:hAnsi="Wingdings" w:hint="default"/>
+        <w:sz w:val="20"/>
+      </w:rPr>
+    </w:lvl>
+    <w:lvl w:ilvl="6" w:tentative="1">
+      <w:start w:val="1"/>
+      <w:numFmt w:val="bullet"/>
+      <w:lvlText w:val=""/>
+      <w:lvlJc w:val="left"/>
+      <w:pPr>
+        <w:tabs>
+          <w:tab w:val="num" w:pos="5040"/>
+        </w:tabs>
+        <w:ind w:left="5040" w:hanging="360"/>
+      </w:pPr>
+      <w:rPr>
+        <w:rFonts w:ascii="Wingdings" w:hAnsi="Wingdings" w:hint="default"/>
+        <w:sz w:val="20"/>
+      </w:rPr>
+    </w:lvl>
+    <w:lvl w:ilvl="7" w:tentative="1">
+      <w:start w:val="1"/>
+      <w:numFmt w:val="bullet"/>
+      <w:lvlText w:val=""/>
+      <w:lvlJc w:val="left"/>
+      <w:pPr>
+        <w:tabs>
+          <w:tab w:val="num" w:pos="5760"/>
+        </w:tabs>
+        <w:ind w:left="5760" w:hanging="360"/>
+      </w:pPr>
+      <w:rPr>
+        <w:rFonts w:ascii="Wingdings" w:hAnsi="Wingdings" w:hint="default"/>
+        <w:sz w:val="20"/>
+      </w:rPr>
+    </w:lvl>
+    <w:lvl w:ilvl="8" w:tentative="1">
+      <w:start w:val="1"/>
+      <w:numFmt w:val="bullet"/>
+      <w:lvlText w:val=""/>
+      <w:lvlJc w:val="left"/>
+      <w:pPr>
+        <w:tabs>
+          <w:tab w:val="num" w:pos="6480"/>
+        </w:tabs>
+        <w:ind w:left="6480" w:hanging="360"/>
+      </w:pPr>
+      <w:rPr>
+        <w:rFonts w:ascii="Wingdings" w:hAnsi="Wingdings" w:hint="default"/>
+        <w:sz w:val="20"/>
+      </w:rPr>
+    </w:lvl>
+  </w:abstractNum>
+  <w:abstractNum w:abstractNumId="10" w15:restartNumberingAfterBreak="0">
     <w:nsid w:val="14A81FA2"/>
     <w:multiLevelType w:val="multilevel"/>
     <w:tmpl w:val="8AE61600"/>
@@ -23189,7 +25551,7 @@
       </w:rPr>
     </w:lvl>
   </w:abstractNum>
-  <w:abstractNum w:abstractNumId="10" w15:restartNumberingAfterBreak="0">
+  <w:abstractNum w:abstractNumId="11" w15:restartNumberingAfterBreak="0">
     <w:nsid w:val="161E3CFD"/>
     <w:multiLevelType w:val="multilevel"/>
     <w:tmpl w:val="05841104"/>
@@ -23338,7 +25700,7 @@
       </w:rPr>
     </w:lvl>
   </w:abstractNum>
-  <w:abstractNum w:abstractNumId="11" w15:restartNumberingAfterBreak="0">
+  <w:abstractNum w:abstractNumId="12" w15:restartNumberingAfterBreak="0">
     <w:nsid w:val="18232C03"/>
     <w:multiLevelType w:val="multilevel"/>
     <w:tmpl w:val="767AA4A2"/>
@@ -23487,7 +25849,7 @@
       </w:rPr>
     </w:lvl>
   </w:abstractNum>
-  <w:abstractNum w:abstractNumId="12" w15:restartNumberingAfterBreak="0">
+  <w:abstractNum w:abstractNumId="13" w15:restartNumberingAfterBreak="0">
     <w:nsid w:val="19644A3D"/>
     <w:multiLevelType w:val="multilevel"/>
     <w:tmpl w:val="72B04E32"/>
@@ -23636,7 +25998,7 @@
       </w:rPr>
     </w:lvl>
   </w:abstractNum>
-  <w:abstractNum w:abstractNumId="13" w15:restartNumberingAfterBreak="0">
+  <w:abstractNum w:abstractNumId="14" w15:restartNumberingAfterBreak="0">
     <w:nsid w:val="1A2A7749"/>
     <w:multiLevelType w:val="multilevel"/>
     <w:tmpl w:val="051424D2"/>
@@ -23785,7 +26147,7 @@
       </w:rPr>
     </w:lvl>
   </w:abstractNum>
-  <w:abstractNum w:abstractNumId="14" w15:restartNumberingAfterBreak="0">
+  <w:abstractNum w:abstractNumId="15" w15:restartNumberingAfterBreak="0">
     <w:nsid w:val="1B747A72"/>
     <w:multiLevelType w:val="multilevel"/>
     <w:tmpl w:val="9392AF80"/>
@@ -23934,7 +26296,7 @@
       </w:rPr>
     </w:lvl>
   </w:abstractNum>
-  <w:abstractNum w:abstractNumId="15" w15:restartNumberingAfterBreak="0">
+  <w:abstractNum w:abstractNumId="16" w15:restartNumberingAfterBreak="0">
     <w:nsid w:val="1B900C96"/>
     <w:multiLevelType w:val="multilevel"/>
     <w:tmpl w:val="2F2E7E86"/>
@@ -24083,7 +26445,7 @@
       </w:rPr>
     </w:lvl>
   </w:abstractNum>
-  <w:abstractNum w:abstractNumId="16" w15:restartNumberingAfterBreak="0">
+  <w:abstractNum w:abstractNumId="17" w15:restartNumberingAfterBreak="0">
     <w:nsid w:val="23135644"/>
     <w:multiLevelType w:val="multilevel"/>
     <w:tmpl w:val="90BE5252"/>
@@ -24232,7 +26594,7 @@
       </w:rPr>
     </w:lvl>
   </w:abstractNum>
-  <w:abstractNum w:abstractNumId="17" w15:restartNumberingAfterBreak="0">
+  <w:abstractNum w:abstractNumId="18" w15:restartNumberingAfterBreak="0">
     <w:nsid w:val="238426DB"/>
     <w:multiLevelType w:val="multilevel"/>
     <w:tmpl w:val="90F0AA86"/>
@@ -24381,7 +26743,156 @@
       </w:rPr>
     </w:lvl>
   </w:abstractNum>
-  <w:abstractNum w:abstractNumId="18" w15:restartNumberingAfterBreak="0">
+  <w:abstractNum w:abstractNumId="19" w15:restartNumberingAfterBreak="0">
+    <w:nsid w:val="246E523F"/>
+    <w:multiLevelType w:val="multilevel"/>
+    <w:tmpl w:val="E5DE04D6"/>
+    <w:lvl w:ilvl="0">
+      <w:start w:val="1"/>
+      <w:numFmt w:val="bullet"/>
+      <w:lvlText w:val=""/>
+      <w:lvlJc w:val="left"/>
+      <w:pPr>
+        <w:tabs>
+          <w:tab w:val="num" w:pos="720"/>
+        </w:tabs>
+        <w:ind w:left="720" w:hanging="360"/>
+      </w:pPr>
+      <w:rPr>
+        <w:rFonts w:ascii="Symbol" w:hAnsi="Symbol" w:hint="default"/>
+        <w:sz w:val="20"/>
+      </w:rPr>
+    </w:lvl>
+    <w:lvl w:ilvl="1" w:tentative="1">
+      <w:start w:val="1"/>
+      <w:numFmt w:val="bullet"/>
+      <w:lvlText w:val="o"/>
+      <w:lvlJc w:val="left"/>
+      <w:pPr>
+        <w:tabs>
+          <w:tab w:val="num" w:pos="1440"/>
+        </w:tabs>
+        <w:ind w:left="1440" w:hanging="360"/>
+      </w:pPr>
+      <w:rPr>
+        <w:rFonts w:ascii="Courier New" w:hAnsi="Courier New" w:hint="default"/>
+        <w:sz w:val="20"/>
+      </w:rPr>
+    </w:lvl>
+    <w:lvl w:ilvl="2" w:tentative="1">
+      <w:start w:val="1"/>
+      <w:numFmt w:val="bullet"/>
+      <w:lvlText w:val=""/>
+      <w:lvlJc w:val="left"/>
+      <w:pPr>
+        <w:tabs>
+          <w:tab w:val="num" w:pos="2160"/>
+        </w:tabs>
+        <w:ind w:left="2160" w:hanging="360"/>
+      </w:pPr>
+      <w:rPr>
+        <w:rFonts w:ascii="Wingdings" w:hAnsi="Wingdings" w:hint="default"/>
+        <w:sz w:val="20"/>
+      </w:rPr>
+    </w:lvl>
+    <w:lvl w:ilvl="3" w:tentative="1">
+      <w:start w:val="1"/>
+      <w:numFmt w:val="bullet"/>
+      <w:lvlText w:val=""/>
+      <w:lvlJc w:val="left"/>
+      <w:pPr>
+        <w:tabs>
+          <w:tab w:val="num" w:pos="2880"/>
+        </w:tabs>
+        <w:ind w:left="2880" w:hanging="360"/>
+      </w:pPr>
+      <w:rPr>
+        <w:rFonts w:ascii="Wingdings" w:hAnsi="Wingdings" w:hint="default"/>
+        <w:sz w:val="20"/>
+      </w:rPr>
+    </w:lvl>
+    <w:lvl w:ilvl="4" w:tentative="1">
+      <w:start w:val="1"/>
+      <w:numFmt w:val="bullet"/>
+      <w:lvlText w:val=""/>
+      <w:lvlJc w:val="left"/>
+      <w:pPr>
+        <w:tabs>
+          <w:tab w:val="num" w:pos="3600"/>
+        </w:tabs>
+        <w:ind w:left="3600" w:hanging="360"/>
+      </w:pPr>
+      <w:rPr>
+        <w:rFonts w:ascii="Wingdings" w:hAnsi="Wingdings" w:hint="default"/>
+        <w:sz w:val="20"/>
+      </w:rPr>
+    </w:lvl>
+    <w:lvl w:ilvl="5" w:tentative="1">
+      <w:start w:val="1"/>
+      <w:numFmt w:val="bullet"/>
+      <w:lvlText w:val=""/>
+      <w:lvlJc w:val="left"/>
+      <w:pPr>
+        <w:tabs>
+          <w:tab w:val="num" w:pos="4320"/>
+        </w:tabs>
+        <w:ind w:left="4320" w:hanging="360"/>
+      </w:pPr>
+      <w:rPr>
+        <w:rFonts w:ascii="Wingdings" w:hAnsi="Wingdings" w:hint="default"/>
+        <w:sz w:val="20"/>
+      </w:rPr>
+    </w:lvl>
+    <w:lvl w:ilvl="6" w:tentative="1">
+      <w:start w:val="1"/>
+      <w:numFmt w:val="bullet"/>
+      <w:lvlText w:val=""/>
+      <w:lvlJc w:val="left"/>
+      <w:pPr>
+        <w:tabs>
+          <w:tab w:val="num" w:pos="5040"/>
+        </w:tabs>
+        <w:ind w:left="5040" w:hanging="360"/>
+      </w:pPr>
+      <w:rPr>
+        <w:rFonts w:ascii="Wingdings" w:hAnsi="Wingdings" w:hint="default"/>
+        <w:sz w:val="20"/>
+      </w:rPr>
+    </w:lvl>
+    <w:lvl w:ilvl="7" w:tentative="1">
+      <w:start w:val="1"/>
+      <w:numFmt w:val="bullet"/>
+      <w:lvlText w:val=""/>
+      <w:lvlJc w:val="left"/>
+      <w:pPr>
+        <w:tabs>
+          <w:tab w:val="num" w:pos="5760"/>
+        </w:tabs>
+        <w:ind w:left="5760" w:hanging="360"/>
+      </w:pPr>
+      <w:rPr>
+        <w:rFonts w:ascii="Wingdings" w:hAnsi="Wingdings" w:hint="default"/>
+        <w:sz w:val="20"/>
+      </w:rPr>
+    </w:lvl>
+    <w:lvl w:ilvl="8" w:tentative="1">
+      <w:start w:val="1"/>
+      <w:numFmt w:val="bullet"/>
+      <w:lvlText w:val=""/>
+      <w:lvlJc w:val="left"/>
+      <w:pPr>
+        <w:tabs>
+          <w:tab w:val="num" w:pos="6480"/>
+        </w:tabs>
+        <w:ind w:left="6480" w:hanging="360"/>
+      </w:pPr>
+      <w:rPr>
+        <w:rFonts w:ascii="Wingdings" w:hAnsi="Wingdings" w:hint="default"/>
+        <w:sz w:val="20"/>
+      </w:rPr>
+    </w:lvl>
+  </w:abstractNum>
+  <w:abstractNum w:abstractNumId="20" w15:restartNumberingAfterBreak="0">
     <w:nsid w:val="26B82A32"/>
     <w:multiLevelType w:val="multilevel"/>
     <w:tmpl w:val="F07C7E48"/>
@@ -24530,7 +27041,7 @@
       </w:rPr>
     </w:lvl>
   </w:abstractNum>
-  <w:abstractNum w:abstractNumId="19" w15:restartNumberingAfterBreak="0">
+  <w:abstractNum w:abstractNumId="21" w15:restartNumberingAfterBreak="0">
     <w:nsid w:val="274258DF"/>
     <w:multiLevelType w:val="multilevel"/>
     <w:tmpl w:val="465E01BE"/>
@@ -24679,7 +27190,7 @@
       </w:rPr>
     </w:lvl>
   </w:abstractNum>
-  <w:abstractNum w:abstractNumId="20" w15:restartNumberingAfterBreak="0">
+  <w:abstractNum w:abstractNumId="22" w15:restartNumberingAfterBreak="0">
     <w:nsid w:val="28382908"/>
     <w:multiLevelType w:val="multilevel"/>
     <w:tmpl w:val="83605896"/>
@@ -24828,7 +27339,156 @@
       </w:rPr>
     </w:lvl>
   </w:abstractNum>
-  <w:abstractNum w:abstractNumId="21" w15:restartNumberingAfterBreak="0">
+  <w:abstractNum w:abstractNumId="23" w15:restartNumberingAfterBreak="0">
+    <w:nsid w:val="28980D79"/>
+    <w:multiLevelType w:val="multilevel"/>
+    <w:tmpl w:val="0194E3FE"/>
+    <w:lvl w:ilvl="0">
+      <w:start w:val="1"/>
+      <w:numFmt w:val="bullet"/>
+      <w:lvlText w:val=""/>
+      <w:lvlJc w:val="left"/>
+      <w:pPr>
+        <w:tabs>
+          <w:tab w:val="num" w:pos="720"/>
+        </w:tabs>
+        <w:ind w:left="720" w:hanging="360"/>
+      </w:pPr>
+      <w:rPr>
+        <w:rFonts w:ascii="Symbol" w:hAnsi="Symbol" w:hint="default"/>
+        <w:sz w:val="20"/>
+      </w:rPr>
+    </w:lvl>
+    <w:lvl w:ilvl="1" w:tentative="1">
+      <w:start w:val="1"/>
+      <w:numFmt w:val="bullet"/>
+      <w:lvlText w:val="o"/>
+      <w:lvlJc w:val="left"/>
+      <w:pPr>
+        <w:tabs>
+          <w:tab w:val="num" w:pos="1440"/>
+        </w:tabs>
+        <w:ind w:left="1440" w:hanging="360"/>
+      </w:pPr>
+      <w:rPr>
+        <w:rFonts w:ascii="Courier New" w:hAnsi="Courier New" w:hint="default"/>
+        <w:sz w:val="20"/>
+      </w:rPr>
+    </w:lvl>
+    <w:lvl w:ilvl="2" w:tentative="1">
+      <w:start w:val="1"/>
+      <w:numFmt w:val="bullet"/>
+      <w:lvlText w:val=""/>
+      <w:lvlJc w:val="left"/>
+      <w:pPr>
+        <w:tabs>
+          <w:tab w:val="num" w:pos="2160"/>
+        </w:tabs>
+        <w:ind w:left="2160" w:hanging="360"/>
+      </w:pPr>
+      <w:rPr>
+        <w:rFonts w:ascii="Wingdings" w:hAnsi="Wingdings" w:hint="default"/>
+        <w:sz w:val="20"/>
+      </w:rPr>
+    </w:lvl>
+    <w:lvl w:ilvl="3" w:tentative="1">
+      <w:start w:val="1"/>
+      <w:numFmt w:val="bullet"/>
+      <w:lvlText w:val=""/>
+      <w:lvlJc w:val="left"/>
+      <w:pPr>
+        <w:tabs>
+          <w:tab w:val="num" w:pos="2880"/>
+        </w:tabs>
+        <w:ind w:left="2880" w:hanging="360"/>
+      </w:pPr>
+      <w:rPr>
+        <w:rFonts w:ascii="Wingdings" w:hAnsi="Wingdings" w:hint="default"/>
+        <w:sz w:val="20"/>
+      </w:rPr>
+    </w:lvl>
+    <w:lvl w:ilvl="4" w:tentative="1">
+      <w:start w:val="1"/>
+      <w:numFmt w:val="bullet"/>
+      <w:lvlText w:val=""/>
+      <w:lvlJc w:val="left"/>
+      <w:pPr>
+        <w:tabs>
+          <w:tab w:val="num" w:pos="3600"/>
+        </w:tabs>
+        <w:ind w:left="3600" w:hanging="360"/>
+      </w:pPr>
+      <w:rPr>
+        <w:rFonts w:ascii="Wingdings" w:hAnsi="Wingdings" w:hint="default"/>
+        <w:sz w:val="20"/>
+      </w:rPr>
+    </w:lvl>
+    <w:lvl w:ilvl="5" w:tentative="1">
+      <w:start w:val="1"/>
+      <w:numFmt w:val="bullet"/>
+      <w:lvlText w:val=""/>
+      <w:lvlJc w:val="left"/>
+      <w:pPr>
+        <w:tabs>
+          <w:tab w:val="num" w:pos="4320"/>
+        </w:tabs>
+        <w:ind w:left="4320" w:hanging="360"/>
+      </w:pPr>
+      <w:rPr>
+        <w:rFonts w:ascii="Wingdings" w:hAnsi="Wingdings" w:hint="default"/>
+        <w:sz w:val="20"/>
+      </w:rPr>
+    </w:lvl>
+    <w:lvl w:ilvl="6" w:tentative="1">
+      <w:start w:val="1"/>
+      <w:numFmt w:val="bullet"/>
+      <w:lvlText w:val=""/>
+      <w:lvlJc w:val="left"/>
+      <w:pPr>
+        <w:tabs>
+          <w:tab w:val="num" w:pos="5040"/>
+        </w:tabs>
+        <w:ind w:left="5040" w:hanging="360"/>
+      </w:pPr>
+      <w:rPr>
+        <w:rFonts w:ascii="Wingdings" w:hAnsi="Wingdings" w:hint="default"/>
+        <w:sz w:val="20"/>
+      </w:rPr>
+    </w:lvl>
+    <w:lvl w:ilvl="7" w:tentative="1">
+      <w:start w:val="1"/>
+      <w:numFmt w:val="bullet"/>
+      <w:lvlText w:val=""/>
+      <w:lvlJc w:val="left"/>
+      <w:pPr>
+        <w:tabs>
+          <w:tab w:val="num" w:pos="5760"/>
+        </w:tabs>
+        <w:ind w:left="5760" w:hanging="360"/>
+      </w:pPr>
+      <w:rPr>
+        <w:rFonts w:ascii="Wingdings" w:hAnsi="Wingdings" w:hint="default"/>
+        <w:sz w:val="20"/>
+      </w:rPr>
+    </w:lvl>
+    <w:lvl w:ilvl="8" w:tentative="1">
+      <w:start w:val="1"/>
+      <w:numFmt w:val="bullet"/>
+      <w:lvlText w:val=""/>
+      <w:lvlJc w:val="left"/>
+      <w:pPr>
+        <w:tabs>
+          <w:tab w:val="num" w:pos="6480"/>
+        </w:tabs>
+        <w:ind w:left="6480" w:hanging="360"/>
+      </w:pPr>
+      <w:rPr>
+        <w:rFonts w:ascii="Wingdings" w:hAnsi="Wingdings" w:hint="default"/>
+        <w:sz w:val="20"/>
+      </w:rPr>
+    </w:lvl>
+  </w:abstractNum>
+  <w:abstractNum w:abstractNumId="24" w15:restartNumberingAfterBreak="0">
     <w:nsid w:val="29E87393"/>
     <w:multiLevelType w:val="multilevel"/>
     <w:tmpl w:val="648E29D6"/>
@@ -24977,7 +27637,7 @@
       </w:rPr>
     </w:lvl>
   </w:abstractNum>
-  <w:abstractNum w:abstractNumId="22" w15:restartNumberingAfterBreak="0">
+  <w:abstractNum w:abstractNumId="25" w15:restartNumberingAfterBreak="0">
     <w:nsid w:val="2A40105D"/>
     <w:multiLevelType w:val="multilevel"/>
     <w:tmpl w:val="E4AE90C4"/>
@@ -25126,7 +27786,7 @@
       </w:rPr>
     </w:lvl>
   </w:abstractNum>
-  <w:abstractNum w:abstractNumId="23" w15:restartNumberingAfterBreak="0">
+  <w:abstractNum w:abstractNumId="26" w15:restartNumberingAfterBreak="0">
     <w:nsid w:val="2BD42FEE"/>
     <w:multiLevelType w:val="multilevel"/>
     <w:tmpl w:val="D6F650BC"/>
@@ -25275,7 +27935,7 @@
       </w:rPr>
     </w:lvl>
   </w:abstractNum>
-  <w:abstractNum w:abstractNumId="24" w15:restartNumberingAfterBreak="0">
+  <w:abstractNum w:abstractNumId="27" w15:restartNumberingAfterBreak="0">
     <w:nsid w:val="2E0D6E48"/>
     <w:multiLevelType w:val="multilevel"/>
     <w:tmpl w:val="37C050C8"/>
@@ -25424,7 +28084,7 @@
       </w:rPr>
     </w:lvl>
   </w:abstractNum>
-  <w:abstractNum w:abstractNumId="25" w15:restartNumberingAfterBreak="0">
+  <w:abstractNum w:abstractNumId="28" w15:restartNumberingAfterBreak="0">
     <w:nsid w:val="2E8A1F98"/>
     <w:multiLevelType w:val="multilevel"/>
     <w:tmpl w:val="6898FD34"/>
@@ -25573,7 +28233,7 @@
       </w:rPr>
     </w:lvl>
   </w:abstractNum>
-  <w:abstractNum w:abstractNumId="26" w15:restartNumberingAfterBreak="0">
+  <w:abstractNum w:abstractNumId="29" w15:restartNumberingAfterBreak="0">
     <w:nsid w:val="2F2F48B5"/>
     <w:multiLevelType w:val="multilevel"/>
     <w:tmpl w:val="3558FBC2"/>
@@ -25722,7 +28382,7 @@
       </w:rPr>
     </w:lvl>
   </w:abstractNum>
-  <w:abstractNum w:abstractNumId="27" w15:restartNumberingAfterBreak="0">
+  <w:abstractNum w:abstractNumId="30" w15:restartNumberingAfterBreak="0">
     <w:nsid w:val="2F38424B"/>
     <w:multiLevelType w:val="multilevel"/>
     <w:tmpl w:val="EB20C9F2"/>
@@ -25871,7 +28531,7 @@
       </w:rPr>
     </w:lvl>
   </w:abstractNum>
-  <w:abstractNum w:abstractNumId="28" w15:restartNumberingAfterBreak="0">
+  <w:abstractNum w:abstractNumId="31" w15:restartNumberingAfterBreak="0">
     <w:nsid w:val="2F5A3E0E"/>
     <w:multiLevelType w:val="multilevel"/>
     <w:tmpl w:val="E5BE3D5E"/>
@@ -26020,7 +28680,7 @@
       </w:rPr>
     </w:lvl>
   </w:abstractNum>
-  <w:abstractNum w:abstractNumId="29" w15:restartNumberingAfterBreak="0">
+  <w:abstractNum w:abstractNumId="32" w15:restartNumberingAfterBreak="0">
     <w:nsid w:val="33551034"/>
     <w:multiLevelType w:val="multilevel"/>
     <w:tmpl w:val="B2D6434C"/>
@@ -26169,7 +28829,7 @@
       </w:rPr>
     </w:lvl>
   </w:abstractNum>
-  <w:abstractNum w:abstractNumId="30" w15:restartNumberingAfterBreak="0">
+  <w:abstractNum w:abstractNumId="33" w15:restartNumberingAfterBreak="0">
     <w:nsid w:val="33A3356D"/>
     <w:multiLevelType w:val="multilevel"/>
     <w:tmpl w:val="A4361D80"/>
@@ -26318,7 +28978,7 @@
       </w:rPr>
     </w:lvl>
   </w:abstractNum>
-  <w:abstractNum w:abstractNumId="31" w15:restartNumberingAfterBreak="0">
+  <w:abstractNum w:abstractNumId="34" w15:restartNumberingAfterBreak="0">
     <w:nsid w:val="36407977"/>
     <w:multiLevelType w:val="multilevel"/>
     <w:tmpl w:val="3EE40A04"/>
@@ -26467,7 +29127,7 @@
       </w:rPr>
     </w:lvl>
   </w:abstractNum>
-  <w:abstractNum w:abstractNumId="32" w15:restartNumberingAfterBreak="0">
+  <w:abstractNum w:abstractNumId="35" w15:restartNumberingAfterBreak="0">
     <w:nsid w:val="38566B88"/>
     <w:multiLevelType w:val="multilevel"/>
     <w:tmpl w:val="403E19C4"/>
@@ -26616,7 +29276,7 @@
       </w:rPr>
     </w:lvl>
   </w:abstractNum>
-  <w:abstractNum w:abstractNumId="33" w15:restartNumberingAfterBreak="0">
+  <w:abstractNum w:abstractNumId="36" w15:restartNumberingAfterBreak="0">
     <w:nsid w:val="38AB2C48"/>
     <w:multiLevelType w:val="multilevel"/>
     <w:tmpl w:val="EBB29704"/>
@@ -26765,7 +29425,7 @@
       </w:rPr>
     </w:lvl>
   </w:abstractNum>
-  <w:abstractNum w:abstractNumId="34" w15:restartNumberingAfterBreak="0">
+  <w:abstractNum w:abstractNumId="37" w15:restartNumberingAfterBreak="0">
     <w:nsid w:val="3C141969"/>
     <w:multiLevelType w:val="multilevel"/>
     <w:tmpl w:val="1F72A15C"/>
@@ -26914,7 +29574,7 @@
       </w:rPr>
     </w:lvl>
   </w:abstractNum>
-  <w:abstractNum w:abstractNumId="35" w15:restartNumberingAfterBreak="0">
+  <w:abstractNum w:abstractNumId="38" w15:restartNumberingAfterBreak="0">
     <w:nsid w:val="3D10477E"/>
     <w:multiLevelType w:val="multilevel"/>
     <w:tmpl w:val="DC60E1FA"/>
@@ -27063,7 +29723,7 @@
       </w:rPr>
     </w:lvl>
   </w:abstractNum>
-  <w:abstractNum w:abstractNumId="36" w15:restartNumberingAfterBreak="0">
+  <w:abstractNum w:abstractNumId="39" w15:restartNumberingAfterBreak="0">
     <w:nsid w:val="3D104EBA"/>
     <w:multiLevelType w:val="multilevel"/>
     <w:tmpl w:val="D4F43C6A"/>
@@ -27212,7 +29872,7 @@
       </w:rPr>
     </w:lvl>
   </w:abstractNum>
-  <w:abstractNum w:abstractNumId="37" w15:restartNumberingAfterBreak="0">
+  <w:abstractNum w:abstractNumId="40" w15:restartNumberingAfterBreak="0">
     <w:nsid w:val="3FDD30EC"/>
     <w:multiLevelType w:val="multilevel"/>
     <w:tmpl w:val="FB860D5C"/>
@@ -27361,7 +30021,7 @@
       </w:rPr>
     </w:lvl>
   </w:abstractNum>
-  <w:abstractNum w:abstractNumId="38" w15:restartNumberingAfterBreak="0">
+  <w:abstractNum w:abstractNumId="41" w15:restartNumberingAfterBreak="0">
     <w:nsid w:val="419533B7"/>
     <w:multiLevelType w:val="multilevel"/>
     <w:tmpl w:val="65C83A28"/>
@@ -27510,7 +30170,156 @@
       </w:rPr>
     </w:lvl>
   </w:abstractNum>
-  <w:abstractNum w:abstractNumId="39" w15:restartNumberingAfterBreak="0">
+  <w:abstractNum w:abstractNumId="42" w15:restartNumberingAfterBreak="0">
+    <w:nsid w:val="4364116D"/>
+    <w:multiLevelType w:val="multilevel"/>
+    <w:tmpl w:val="54966786"/>
+    <w:lvl w:ilvl="0">
+      <w:start w:val="1"/>
+      <w:numFmt w:val="bullet"/>
+      <w:lvlText w:val=""/>
+      <w:lvlJc w:val="left"/>
+      <w:pPr>
+        <w:tabs>
+          <w:tab w:val="num" w:pos="720"/>
+        </w:tabs>
+        <w:ind w:left="720" w:hanging="360"/>
+      </w:pPr>
+      <w:rPr>
+        <w:rFonts w:ascii="Symbol" w:hAnsi="Symbol" w:hint="default"/>
+        <w:sz w:val="20"/>
+      </w:rPr>
+    </w:lvl>
+    <w:lvl w:ilvl="1" w:tentative="1">
+      <w:start w:val="1"/>
+      <w:numFmt w:val="bullet"/>
+      <w:lvlText w:val="o"/>
+      <w:lvlJc w:val="left"/>
+      <w:pPr>
+        <w:tabs>
+          <w:tab w:val="num" w:pos="1440"/>
+        </w:tabs>
+        <w:ind w:left="1440" w:hanging="360"/>
+      </w:pPr>
+      <w:rPr>
+        <w:rFonts w:ascii="Courier New" w:hAnsi="Courier New" w:hint="default"/>
+        <w:sz w:val="20"/>
+      </w:rPr>
+    </w:lvl>
+    <w:lvl w:ilvl="2" w:tentative="1">
+      <w:start w:val="1"/>
+      <w:numFmt w:val="bullet"/>
+      <w:lvlText w:val=""/>
+      <w:lvlJc w:val="left"/>
+      <w:pPr>
+        <w:tabs>
+          <w:tab w:val="num" w:pos="2160"/>
+        </w:tabs>
+        <w:ind w:left="2160" w:hanging="360"/>
+      </w:pPr>
+      <w:rPr>
+        <w:rFonts w:ascii="Wingdings" w:hAnsi="Wingdings" w:hint="default"/>
+        <w:sz w:val="20"/>
+      </w:rPr>
+    </w:lvl>
+    <w:lvl w:ilvl="3" w:tentative="1">
+      <w:start w:val="1"/>
+      <w:numFmt w:val="bullet"/>
+      <w:lvlText w:val=""/>
+      <w:lvlJc w:val="left"/>
+      <w:pPr>
+        <w:tabs>
+          <w:tab w:val="num" w:pos="2880"/>
+        </w:tabs>
+        <w:ind w:left="2880" w:hanging="360"/>
+      </w:pPr>
+      <w:rPr>
+        <w:rFonts w:ascii="Wingdings" w:hAnsi="Wingdings" w:hint="default"/>
+        <w:sz w:val="20"/>
+      </w:rPr>
+    </w:lvl>
+    <w:lvl w:ilvl="4" w:tentative="1">
+      <w:start w:val="1"/>
+      <w:numFmt w:val="bullet"/>
+      <w:lvlText w:val=""/>
+      <w:lvlJc w:val="left"/>
+      <w:pPr>
+        <w:tabs>
+          <w:tab w:val="num" w:pos="3600"/>
+        </w:tabs>
+        <w:ind w:left="3600" w:hanging="360"/>
+      </w:pPr>
+      <w:rPr>
+        <w:rFonts w:ascii="Wingdings" w:hAnsi="Wingdings" w:hint="default"/>
+        <w:sz w:val="20"/>
+      </w:rPr>
+    </w:lvl>
+    <w:lvl w:ilvl="5" w:tentative="1">
+      <w:start w:val="1"/>
+      <w:numFmt w:val="bullet"/>
+      <w:lvlText w:val=""/>
+      <w:lvlJc w:val="left"/>
+      <w:pPr>
+        <w:tabs>
+          <w:tab w:val="num" w:pos="4320"/>
+        </w:tabs>
+        <w:ind w:left="4320" w:hanging="360"/>
+      </w:pPr>
+      <w:rPr>
+        <w:rFonts w:ascii="Wingdings" w:hAnsi="Wingdings" w:hint="default"/>
+        <w:sz w:val="20"/>
+      </w:rPr>
+    </w:lvl>
+    <w:lvl w:ilvl="6" w:tentative="1">
+      <w:start w:val="1"/>
+      <w:numFmt w:val="bullet"/>
+      <w:lvlText w:val=""/>
+      <w:lvlJc w:val="left"/>
+      <w:pPr>
+        <w:tabs>
+          <w:tab w:val="num" w:pos="5040"/>
+        </w:tabs>
+        <w:ind w:left="5040" w:hanging="360"/>
+      </w:pPr>
+      <w:rPr>
+        <w:rFonts w:ascii="Wingdings" w:hAnsi="Wingdings" w:hint="default"/>
+        <w:sz w:val="20"/>
+      </w:rPr>
+    </w:lvl>
+    <w:lvl w:ilvl="7" w:tentative="1">
+      <w:start w:val="1"/>
+      <w:numFmt w:val="bullet"/>
+      <w:lvlText w:val=""/>
+      <w:lvlJc w:val="left"/>
+      <w:pPr>
+        <w:tabs>
+          <w:tab w:val="num" w:pos="5760"/>
+        </w:tabs>
+        <w:ind w:left="5760" w:hanging="360"/>
+      </w:pPr>
+      <w:rPr>
+        <w:rFonts w:ascii="Wingdings" w:hAnsi="Wingdings" w:hint="default"/>
+        <w:sz w:val="20"/>
+      </w:rPr>
+    </w:lvl>
+    <w:lvl w:ilvl="8" w:tentative="1">
+      <w:start w:val="1"/>
+      <w:numFmt w:val="bullet"/>
+      <w:lvlText w:val=""/>
+      <w:lvlJc w:val="left"/>
+      <w:pPr>
+        <w:tabs>
+          <w:tab w:val="num" w:pos="6480"/>
+        </w:tabs>
+        <w:ind w:left="6480" w:hanging="360"/>
+      </w:pPr>
+      <w:rPr>
+        <w:rFonts w:ascii="Wingdings" w:hAnsi="Wingdings" w:hint="default"/>
+        <w:sz w:val="20"/>
+      </w:rPr>
+    </w:lvl>
+  </w:abstractNum>
+  <w:abstractNum w:abstractNumId="43" w15:restartNumberingAfterBreak="0">
     <w:nsid w:val="44704265"/>
     <w:multiLevelType w:val="multilevel"/>
     <w:tmpl w:val="BDD2DC3C"/>
@@ -27659,7 +30468,7 @@
       </w:rPr>
     </w:lvl>
   </w:abstractNum>
-  <w:abstractNum w:abstractNumId="40" w15:restartNumberingAfterBreak="0">
+  <w:abstractNum w:abstractNumId="44" w15:restartNumberingAfterBreak="0">
     <w:nsid w:val="48EA0D43"/>
     <w:multiLevelType w:val="multilevel"/>
     <w:tmpl w:val="C772DB5C"/>
@@ -27808,7 +30617,7 @@
       </w:rPr>
     </w:lvl>
   </w:abstractNum>
-  <w:abstractNum w:abstractNumId="41" w15:restartNumberingAfterBreak="0">
+  <w:abstractNum w:abstractNumId="45" w15:restartNumberingAfterBreak="0">
     <w:nsid w:val="49B90D61"/>
     <w:multiLevelType w:val="multilevel"/>
     <w:tmpl w:val="FF5624B8"/>
@@ -27957,7 +30766,7 @@
       </w:rPr>
     </w:lvl>
   </w:abstractNum>
-  <w:abstractNum w:abstractNumId="42" w15:restartNumberingAfterBreak="0">
+  <w:abstractNum w:abstractNumId="46" w15:restartNumberingAfterBreak="0">
     <w:nsid w:val="4B0254D7"/>
     <w:multiLevelType w:val="multilevel"/>
     <w:tmpl w:val="ED522964"/>
@@ -28106,7 +30915,7 @@
       </w:rPr>
     </w:lvl>
   </w:abstractNum>
-  <w:abstractNum w:abstractNumId="43" w15:restartNumberingAfterBreak="0">
+  <w:abstractNum w:abstractNumId="47" w15:restartNumberingAfterBreak="0">
     <w:nsid w:val="4CF05C48"/>
     <w:multiLevelType w:val="multilevel"/>
     <w:tmpl w:val="02FCD112"/>
@@ -28255,7 +31064,7 @@
       </w:rPr>
     </w:lvl>
   </w:abstractNum>
-  <w:abstractNum w:abstractNumId="44" w15:restartNumberingAfterBreak="0">
+  <w:abstractNum w:abstractNumId="48" w15:restartNumberingAfterBreak="0">
     <w:nsid w:val="4D7132EA"/>
     <w:multiLevelType w:val="multilevel"/>
     <w:tmpl w:val="DFAE9A94"/>
@@ -28404,7 +31213,156 @@
       </w:rPr>
     </w:lvl>
   </w:abstractNum>
-  <w:abstractNum w:abstractNumId="45" w15:restartNumberingAfterBreak="0">
+  <w:abstractNum w:abstractNumId="49" w15:restartNumberingAfterBreak="0">
+    <w:nsid w:val="4FAA7233"/>
+    <w:multiLevelType w:val="multilevel"/>
+    <w:tmpl w:val="AC7A3BCE"/>
+    <w:lvl w:ilvl="0">
+      <w:start w:val="1"/>
+      <w:numFmt w:val="bullet"/>
+      <w:lvlText w:val=""/>
+      <w:lvlJc w:val="left"/>
+      <w:pPr>
+        <w:tabs>
+          <w:tab w:val="num" w:pos="720"/>
+        </w:tabs>
+        <w:ind w:left="720" w:hanging="360"/>
+      </w:pPr>
+      <w:rPr>
+        <w:rFonts w:ascii="Symbol" w:hAnsi="Symbol" w:hint="default"/>
+        <w:sz w:val="20"/>
+      </w:rPr>
+    </w:lvl>
+    <w:lvl w:ilvl="1" w:tentative="1">
+      <w:start w:val="1"/>
+      <w:numFmt w:val="bullet"/>
+      <w:lvlText w:val="o"/>
+      <w:lvlJc w:val="left"/>
+      <w:pPr>
+        <w:tabs>
+          <w:tab w:val="num" w:pos="1440"/>
+        </w:tabs>
+        <w:ind w:left="1440" w:hanging="360"/>
+      </w:pPr>
+      <w:rPr>
+        <w:rFonts w:ascii="Courier New" w:hAnsi="Courier New" w:hint="default"/>
+        <w:sz w:val="20"/>
+      </w:rPr>
+    </w:lvl>
+    <w:lvl w:ilvl="2" w:tentative="1">
+      <w:start w:val="1"/>
+      <w:numFmt w:val="bullet"/>
+      <w:lvlText w:val=""/>
+      <w:lvlJc w:val="left"/>
+      <w:pPr>
+        <w:tabs>
+          <w:tab w:val="num" w:pos="2160"/>
+        </w:tabs>
+        <w:ind w:left="2160" w:hanging="360"/>
+      </w:pPr>
+      <w:rPr>
+        <w:rFonts w:ascii="Wingdings" w:hAnsi="Wingdings" w:hint="default"/>
+        <w:sz w:val="20"/>
+      </w:rPr>
+    </w:lvl>
+    <w:lvl w:ilvl="3" w:tentative="1">
+      <w:start w:val="1"/>
+      <w:numFmt w:val="bullet"/>
+      <w:lvlText w:val=""/>
+      <w:lvlJc w:val="left"/>
+      <w:pPr>
+        <w:tabs>
+          <w:tab w:val="num" w:pos="2880"/>
+        </w:tabs>
+        <w:ind w:left="2880" w:hanging="360"/>
+      </w:pPr>
+      <w:rPr>
+        <w:rFonts w:ascii="Wingdings" w:hAnsi="Wingdings" w:hint="default"/>
+        <w:sz w:val="20"/>
+      </w:rPr>
+    </w:lvl>
+    <w:lvl w:ilvl="4" w:tentative="1">
+      <w:start w:val="1"/>
+      <w:numFmt w:val="bullet"/>
+      <w:lvlText w:val=""/>
+      <w:lvlJc w:val="left"/>
+      <w:pPr>
+        <w:tabs>
+          <w:tab w:val="num" w:pos="3600"/>
+        </w:tabs>
+        <w:ind w:left="3600" w:hanging="360"/>
+      </w:pPr>
+      <w:rPr>
+        <w:rFonts w:ascii="Wingdings" w:hAnsi="Wingdings" w:hint="default"/>
+        <w:sz w:val="20"/>
+      </w:rPr>
+    </w:lvl>
+    <w:lvl w:ilvl="5" w:tentative="1">
+      <w:start w:val="1"/>
+      <w:numFmt w:val="bullet"/>
+      <w:lvlText w:val=""/>
+      <w:lvlJc w:val="left"/>
+      <w:pPr>
+        <w:tabs>
+          <w:tab w:val="num" w:pos="4320"/>
+        </w:tabs>
+        <w:ind w:left="4320" w:hanging="360"/>
+      </w:pPr>
+      <w:rPr>
+        <w:rFonts w:ascii="Wingdings" w:hAnsi="Wingdings" w:hint="default"/>
+        <w:sz w:val="20"/>
+      </w:rPr>
+    </w:lvl>
+    <w:lvl w:ilvl="6" w:tentative="1">
+      <w:start w:val="1"/>
+      <w:numFmt w:val="bullet"/>
+      <w:lvlText w:val=""/>
+      <w:lvlJc w:val="left"/>
+      <w:pPr>
+        <w:tabs>
+          <w:tab w:val="num" w:pos="5040"/>
+        </w:tabs>
+        <w:ind w:left="5040" w:hanging="360"/>
+      </w:pPr>
+      <w:rPr>
+        <w:rFonts w:ascii="Wingdings" w:hAnsi="Wingdings" w:hint="default"/>
+        <w:sz w:val="20"/>
+      </w:rPr>
+    </w:lvl>
+    <w:lvl w:ilvl="7" w:tentative="1">
+      <w:start w:val="1"/>
+      <w:numFmt w:val="bullet"/>
+      <w:lvlText w:val=""/>
+      <w:lvlJc w:val="left"/>
+      <w:pPr>
+        <w:tabs>
+          <w:tab w:val="num" w:pos="5760"/>
+        </w:tabs>
+        <w:ind w:left="5760" w:hanging="360"/>
+      </w:pPr>
+      <w:rPr>
+        <w:rFonts w:ascii="Wingdings" w:hAnsi="Wingdings" w:hint="default"/>
+        <w:sz w:val="20"/>
+      </w:rPr>
+    </w:lvl>
+    <w:lvl w:ilvl="8" w:tentative="1">
+      <w:start w:val="1"/>
+      <w:numFmt w:val="bullet"/>
+      <w:lvlText w:val=""/>
+      <w:lvlJc w:val="left"/>
+      <w:pPr>
+        <w:tabs>
+          <w:tab w:val="num" w:pos="6480"/>
+        </w:tabs>
+        <w:ind w:left="6480" w:hanging="360"/>
+      </w:pPr>
+      <w:rPr>
+        <w:rFonts w:ascii="Wingdings" w:hAnsi="Wingdings" w:hint="default"/>
+        <w:sz w:val="20"/>
+      </w:rPr>
+    </w:lvl>
+  </w:abstractNum>
+  <w:abstractNum w:abstractNumId="50" w15:restartNumberingAfterBreak="0">
     <w:nsid w:val="4FBD48CE"/>
     <w:multiLevelType w:val="multilevel"/>
     <w:tmpl w:val="7A660C14"/>
@@ -28553,7 +31511,7 @@
       </w:rPr>
     </w:lvl>
   </w:abstractNum>
-  <w:abstractNum w:abstractNumId="46" w15:restartNumberingAfterBreak="0">
+  <w:abstractNum w:abstractNumId="51" w15:restartNumberingAfterBreak="0">
     <w:nsid w:val="50482084"/>
     <w:multiLevelType w:val="multilevel"/>
     <w:tmpl w:val="446C6408"/>
@@ -28702,7 +31660,156 @@
       </w:rPr>
     </w:lvl>
   </w:abstractNum>
-  <w:abstractNum w:abstractNumId="47" w15:restartNumberingAfterBreak="0">
+  <w:abstractNum w:abstractNumId="52" w15:restartNumberingAfterBreak="0">
+    <w:nsid w:val="50EB1FAA"/>
+    <w:multiLevelType w:val="multilevel"/>
+    <w:tmpl w:val="CEECCA08"/>
+    <w:lvl w:ilvl="0">
+      <w:start w:val="1"/>
+      <w:numFmt w:val="bullet"/>
+      <w:lvlText w:val=""/>
+      <w:lvlJc w:val="left"/>
+      <w:pPr>
+        <w:tabs>
+          <w:tab w:val="num" w:pos="720"/>
+        </w:tabs>
+        <w:ind w:left="720" w:hanging="360"/>
+      </w:pPr>
+      <w:rPr>
+        <w:rFonts w:ascii="Symbol" w:hAnsi="Symbol" w:hint="default"/>
+        <w:sz w:val="20"/>
+      </w:rPr>
+    </w:lvl>
+    <w:lvl w:ilvl="1" w:tentative="1">
+      <w:start w:val="1"/>
+      <w:numFmt w:val="bullet"/>
+      <w:lvlText w:val="o"/>
+      <w:lvlJc w:val="left"/>
+      <w:pPr>
+        <w:tabs>
+          <w:tab w:val="num" w:pos="1440"/>
+        </w:tabs>
+        <w:ind w:left="1440" w:hanging="360"/>
+      </w:pPr>
+      <w:rPr>
+        <w:rFonts w:ascii="Courier New" w:hAnsi="Courier New" w:hint="default"/>
+        <w:sz w:val="20"/>
+      </w:rPr>
+    </w:lvl>
+    <w:lvl w:ilvl="2" w:tentative="1">
+      <w:start w:val="1"/>
+      <w:numFmt w:val="bullet"/>
+      <w:lvlText w:val=""/>
+      <w:lvlJc w:val="left"/>
+      <w:pPr>
+        <w:tabs>
+          <w:tab w:val="num" w:pos="2160"/>
+        </w:tabs>
+        <w:ind w:left="2160" w:hanging="360"/>
+      </w:pPr>
+      <w:rPr>
+        <w:rFonts w:ascii="Wingdings" w:hAnsi="Wingdings" w:hint="default"/>
+        <w:sz w:val="20"/>
+      </w:rPr>
+    </w:lvl>
+    <w:lvl w:ilvl="3" w:tentative="1">
+      <w:start w:val="1"/>
+      <w:numFmt w:val="bullet"/>
+      <w:lvlText w:val=""/>
+      <w:lvlJc w:val="left"/>
+      <w:pPr>
+        <w:tabs>
+          <w:tab w:val="num" w:pos="2880"/>
+        </w:tabs>
+        <w:ind w:left="2880" w:hanging="360"/>
+      </w:pPr>
+      <w:rPr>
+        <w:rFonts w:ascii="Wingdings" w:hAnsi="Wingdings" w:hint="default"/>
+        <w:sz w:val="20"/>
+      </w:rPr>
+    </w:lvl>
+    <w:lvl w:ilvl="4" w:tentative="1">
+      <w:start w:val="1"/>
+      <w:numFmt w:val="bullet"/>
+      <w:lvlText w:val=""/>
+      <w:lvlJc w:val="left"/>
+      <w:pPr>
+        <w:tabs>
+          <w:tab w:val="num" w:pos="3600"/>
+        </w:tabs>
+        <w:ind w:left="3600" w:hanging="360"/>
+      </w:pPr>
+      <w:rPr>
+        <w:rFonts w:ascii="Wingdings" w:hAnsi="Wingdings" w:hint="default"/>
+        <w:sz w:val="20"/>
+      </w:rPr>
+    </w:lvl>
+    <w:lvl w:ilvl="5" w:tentative="1">
+      <w:start w:val="1"/>
+      <w:numFmt w:val="bullet"/>
+      <w:lvlText w:val=""/>
+      <w:lvlJc w:val="left"/>
+      <w:pPr>
+        <w:tabs>
+          <w:tab w:val="num" w:pos="4320"/>
+        </w:tabs>
+        <w:ind w:left="4320" w:hanging="360"/>
+      </w:pPr>
+      <w:rPr>
+        <w:rFonts w:ascii="Wingdings" w:hAnsi="Wingdings" w:hint="default"/>
+        <w:sz w:val="20"/>
+      </w:rPr>
+    </w:lvl>
+    <w:lvl w:ilvl="6" w:tentative="1">
+      <w:start w:val="1"/>
+      <w:numFmt w:val="bullet"/>
+      <w:lvlText w:val=""/>
+      <w:lvlJc w:val="left"/>
+      <w:pPr>
+        <w:tabs>
+          <w:tab w:val="num" w:pos="5040"/>
+        </w:tabs>
+        <w:ind w:left="5040" w:hanging="360"/>
+      </w:pPr>
+      <w:rPr>
+        <w:rFonts w:ascii="Wingdings" w:hAnsi="Wingdings" w:hint="default"/>
+        <w:sz w:val="20"/>
+      </w:rPr>
+    </w:lvl>
+    <w:lvl w:ilvl="7" w:tentative="1">
+      <w:start w:val="1"/>
+      <w:numFmt w:val="bullet"/>
+      <w:lvlText w:val=""/>
+      <w:lvlJc w:val="left"/>
+      <w:pPr>
+        <w:tabs>
+          <w:tab w:val="num" w:pos="5760"/>
+        </w:tabs>
+        <w:ind w:left="5760" w:hanging="360"/>
+      </w:pPr>
+      <w:rPr>
+        <w:rFonts w:ascii="Wingdings" w:hAnsi="Wingdings" w:hint="default"/>
+        <w:sz w:val="20"/>
+      </w:rPr>
+    </w:lvl>
+    <w:lvl w:ilvl="8" w:tentative="1">
+      <w:start w:val="1"/>
+      <w:numFmt w:val="bullet"/>
+      <w:lvlText w:val=""/>
+      <w:lvlJc w:val="left"/>
+      <w:pPr>
+        <w:tabs>
+          <w:tab w:val="num" w:pos="6480"/>
+        </w:tabs>
+        <w:ind w:left="6480" w:hanging="360"/>
+      </w:pPr>
+      <w:rPr>
+        <w:rFonts w:ascii="Wingdings" w:hAnsi="Wingdings" w:hint="default"/>
+        <w:sz w:val="20"/>
+      </w:rPr>
+    </w:lvl>
+  </w:abstractNum>
+  <w:abstractNum w:abstractNumId="53" w15:restartNumberingAfterBreak="0">
     <w:nsid w:val="5385650C"/>
     <w:multiLevelType w:val="multilevel"/>
     <w:tmpl w:val="A0E2730A"/>
@@ -28851,7 +31958,7 @@
       </w:rPr>
     </w:lvl>
   </w:abstractNum>
-  <w:abstractNum w:abstractNumId="48" w15:restartNumberingAfterBreak="0">
+  <w:abstractNum w:abstractNumId="54" w15:restartNumberingAfterBreak="0">
     <w:nsid w:val="54B447B2"/>
     <w:multiLevelType w:val="multilevel"/>
     <w:tmpl w:val="7F6A8392"/>
@@ -29000,7 +32107,7 @@
       </w:rPr>
     </w:lvl>
   </w:abstractNum>
-  <w:abstractNum w:abstractNumId="49" w15:restartNumberingAfterBreak="0">
+  <w:abstractNum w:abstractNumId="55" w15:restartNumberingAfterBreak="0">
     <w:nsid w:val="5511328D"/>
     <w:multiLevelType w:val="multilevel"/>
     <w:tmpl w:val="051C63F0"/>
@@ -29149,7 +32256,7 @@
       </w:rPr>
     </w:lvl>
   </w:abstractNum>
-  <w:abstractNum w:abstractNumId="50" w15:restartNumberingAfterBreak="0">
+  <w:abstractNum w:abstractNumId="56" w15:restartNumberingAfterBreak="0">
     <w:nsid w:val="56A7019F"/>
     <w:multiLevelType w:val="multilevel"/>
     <w:tmpl w:val="9F088E6A"/>
@@ -29298,7 +32405,7 @@
       </w:rPr>
     </w:lvl>
   </w:abstractNum>
-  <w:abstractNum w:abstractNumId="51" w15:restartNumberingAfterBreak="0">
+  <w:abstractNum w:abstractNumId="57" w15:restartNumberingAfterBreak="0">
     <w:nsid w:val="57201E68"/>
     <w:multiLevelType w:val="multilevel"/>
     <w:tmpl w:val="6024D3EA"/>
@@ -29447,7 +32554,7 @@
       </w:rPr>
     </w:lvl>
   </w:abstractNum>
-  <w:abstractNum w:abstractNumId="52" w15:restartNumberingAfterBreak="0">
+  <w:abstractNum w:abstractNumId="58" w15:restartNumberingAfterBreak="0">
     <w:nsid w:val="57BC1396"/>
     <w:multiLevelType w:val="multilevel"/>
     <w:tmpl w:val="0D1EB072"/>
@@ -29596,7 +32703,7 @@
       </w:rPr>
     </w:lvl>
   </w:abstractNum>
-  <w:abstractNum w:abstractNumId="53" w15:restartNumberingAfterBreak="0">
+  <w:abstractNum w:abstractNumId="59" w15:restartNumberingAfterBreak="0">
     <w:nsid w:val="595C6880"/>
     <w:multiLevelType w:val="multilevel"/>
     <w:tmpl w:val="845C26B8"/>
@@ -29745,7 +32852,7 @@
       </w:rPr>
     </w:lvl>
   </w:abstractNum>
-  <w:abstractNum w:abstractNumId="54" w15:restartNumberingAfterBreak="0">
+  <w:abstractNum w:abstractNumId="60" w15:restartNumberingAfterBreak="0">
     <w:nsid w:val="5BF45FEB"/>
     <w:multiLevelType w:val="multilevel"/>
     <w:tmpl w:val="10AAC9A6"/>
@@ -29894,7 +33001,7 @@
       </w:rPr>
     </w:lvl>
   </w:abstractNum>
-  <w:abstractNum w:abstractNumId="55" w15:restartNumberingAfterBreak="0">
+  <w:abstractNum w:abstractNumId="61" w15:restartNumberingAfterBreak="0">
     <w:nsid w:val="5D195EDC"/>
     <w:multiLevelType w:val="multilevel"/>
     <w:tmpl w:val="B0B6CAC4"/>
@@ -30043,7 +33150,7 @@
       </w:rPr>
     </w:lvl>
   </w:abstractNum>
-  <w:abstractNum w:abstractNumId="56" w15:restartNumberingAfterBreak="0">
+  <w:abstractNum w:abstractNumId="62" w15:restartNumberingAfterBreak="0">
     <w:nsid w:val="5E775769"/>
     <w:multiLevelType w:val="multilevel"/>
     <w:tmpl w:val="37644858"/>
@@ -30192,7 +33299,7 @@
       </w:rPr>
     </w:lvl>
   </w:abstractNum>
-  <w:abstractNum w:abstractNumId="57" w15:restartNumberingAfterBreak="0">
+  <w:abstractNum w:abstractNumId="63" w15:restartNumberingAfterBreak="0">
     <w:nsid w:val="5EC029A8"/>
     <w:multiLevelType w:val="multilevel"/>
     <w:tmpl w:val="8802397C"/>
@@ -30341,7 +33448,7 @@
       </w:rPr>
     </w:lvl>
   </w:abstractNum>
-  <w:abstractNum w:abstractNumId="58" w15:restartNumberingAfterBreak="0">
+  <w:abstractNum w:abstractNumId="64" w15:restartNumberingAfterBreak="0">
     <w:nsid w:val="5EC85EEA"/>
     <w:multiLevelType w:val="multilevel"/>
     <w:tmpl w:val="0AD63278"/>
@@ -30490,7 +33597,156 @@
       </w:rPr>
     </w:lvl>
   </w:abstractNum>
-  <w:abstractNum w:abstractNumId="59" w15:restartNumberingAfterBreak="0">
+  <w:abstractNum w:abstractNumId="65" w15:restartNumberingAfterBreak="0">
+    <w:nsid w:val="5F7B3572"/>
+    <w:multiLevelType w:val="multilevel"/>
+    <w:tmpl w:val="42F2B780"/>
+    <w:lvl w:ilvl="0">
+      <w:start w:val="1"/>
+      <w:numFmt w:val="bullet"/>
+      <w:lvlText w:val=""/>
+      <w:lvlJc w:val="left"/>
+      <w:pPr>
+        <w:tabs>
+          <w:tab w:val="num" w:pos="720"/>
+        </w:tabs>
+        <w:ind w:left="720" w:hanging="360"/>
+      </w:pPr>
+      <w:rPr>
+        <w:rFonts w:ascii="Symbol" w:hAnsi="Symbol" w:hint="default"/>
+        <w:sz w:val="20"/>
+      </w:rPr>
+    </w:lvl>
+    <w:lvl w:ilvl="1" w:tentative="1">
+      <w:start w:val="1"/>
+      <w:numFmt w:val="bullet"/>
+      <w:lvlText w:val="o"/>
+      <w:lvlJc w:val="left"/>
+      <w:pPr>
+        <w:tabs>
+          <w:tab w:val="num" w:pos="1440"/>
+        </w:tabs>
+        <w:ind w:left="1440" w:hanging="360"/>
+      </w:pPr>
+      <w:rPr>
+        <w:rFonts w:ascii="Courier New" w:hAnsi="Courier New" w:hint="default"/>
+        <w:sz w:val="20"/>
+      </w:rPr>
+    </w:lvl>
+    <w:lvl w:ilvl="2" w:tentative="1">
+      <w:start w:val="1"/>
+      <w:numFmt w:val="bullet"/>
+      <w:lvlText w:val=""/>
+      <w:lvlJc w:val="left"/>
+      <w:pPr>
+        <w:tabs>
+          <w:tab w:val="num" w:pos="2160"/>
+        </w:tabs>
+        <w:ind w:left="2160" w:hanging="360"/>
+      </w:pPr>
+      <w:rPr>
+        <w:rFonts w:ascii="Wingdings" w:hAnsi="Wingdings" w:hint="default"/>
+        <w:sz w:val="20"/>
+      </w:rPr>
+    </w:lvl>
+    <w:lvl w:ilvl="3" w:tentative="1">
+      <w:start w:val="1"/>
+      <w:numFmt w:val="bullet"/>
+      <w:lvlText w:val=""/>
+      <w:lvlJc w:val="left"/>
+      <w:pPr>
+        <w:tabs>
+          <w:tab w:val="num" w:pos="2880"/>
+        </w:tabs>
+        <w:ind w:left="2880" w:hanging="360"/>
+      </w:pPr>
+      <w:rPr>
+        <w:rFonts w:ascii="Wingdings" w:hAnsi="Wingdings" w:hint="default"/>
+        <w:sz w:val="20"/>
+      </w:rPr>
+    </w:lvl>
+    <w:lvl w:ilvl="4" w:tentative="1">
+      <w:start w:val="1"/>
+      <w:numFmt w:val="bullet"/>
+      <w:lvlText w:val=""/>
+      <w:lvlJc w:val="left"/>
+      <w:pPr>
+        <w:tabs>
+          <w:tab w:val="num" w:pos="3600"/>
+        </w:tabs>
+        <w:ind w:left="3600" w:hanging="360"/>
+      </w:pPr>
+      <w:rPr>
+        <w:rFonts w:ascii="Wingdings" w:hAnsi="Wingdings" w:hint="default"/>
+        <w:sz w:val="20"/>
+      </w:rPr>
+    </w:lvl>
+    <w:lvl w:ilvl="5" w:tentative="1">
+      <w:start w:val="1"/>
+      <w:numFmt w:val="bullet"/>
+      <w:lvlText w:val=""/>
+      <w:lvlJc w:val="left"/>
+      <w:pPr>
+        <w:tabs>
+          <w:tab w:val="num" w:pos="4320"/>
+        </w:tabs>
+        <w:ind w:left="4320" w:hanging="360"/>
+      </w:pPr>
+      <w:rPr>
+        <w:rFonts w:ascii="Wingdings" w:hAnsi="Wingdings" w:hint="default"/>
+        <w:sz w:val="20"/>
+      </w:rPr>
+    </w:lvl>
+    <w:lvl w:ilvl="6" w:tentative="1">
+      <w:start w:val="1"/>
+      <w:numFmt w:val="bullet"/>
+      <w:lvlText w:val=""/>
+      <w:lvlJc w:val="left"/>
+      <w:pPr>
+        <w:tabs>
+          <w:tab w:val="num" w:pos="5040"/>
+        </w:tabs>
+        <w:ind w:left="5040" w:hanging="360"/>
+      </w:pPr>
+      <w:rPr>
+        <w:rFonts w:ascii="Wingdings" w:hAnsi="Wingdings" w:hint="default"/>
+        <w:sz w:val="20"/>
+      </w:rPr>
+    </w:lvl>
+    <w:lvl w:ilvl="7" w:tentative="1">
+      <w:start w:val="1"/>
+      <w:numFmt w:val="bullet"/>
+      <w:lvlText w:val=""/>
+      <w:lvlJc w:val="left"/>
+      <w:pPr>
+        <w:tabs>
+          <w:tab w:val="num" w:pos="5760"/>
+        </w:tabs>
+        <w:ind w:left="5760" w:hanging="360"/>
+      </w:pPr>
+      <w:rPr>
+        <w:rFonts w:ascii="Wingdings" w:hAnsi="Wingdings" w:hint="default"/>
+        <w:sz w:val="20"/>
+      </w:rPr>
+    </w:lvl>
+    <w:lvl w:ilvl="8" w:tentative="1">
+      <w:start w:val="1"/>
+      <w:numFmt w:val="bullet"/>
+      <w:lvlText w:val=""/>
+      <w:lvlJc w:val="left"/>
+      <w:pPr>
+        <w:tabs>
+          <w:tab w:val="num" w:pos="6480"/>
+        </w:tabs>
+        <w:ind w:left="6480" w:hanging="360"/>
+      </w:pPr>
+      <w:rPr>
+        <w:rFonts w:ascii="Wingdings" w:hAnsi="Wingdings" w:hint="default"/>
+        <w:sz w:val="20"/>
+      </w:rPr>
+    </w:lvl>
+  </w:abstractNum>
+  <w:abstractNum w:abstractNumId="66" w15:restartNumberingAfterBreak="0">
     <w:nsid w:val="621D490A"/>
     <w:multiLevelType w:val="multilevel"/>
     <w:tmpl w:val="7B144D88"/>
@@ -30639,7 +33895,7 @@
       </w:rPr>
     </w:lvl>
   </w:abstractNum>
-  <w:abstractNum w:abstractNumId="60" w15:restartNumberingAfterBreak="0">
+  <w:abstractNum w:abstractNumId="67" w15:restartNumberingAfterBreak="0">
     <w:nsid w:val="63236EE2"/>
     <w:multiLevelType w:val="multilevel"/>
     <w:tmpl w:val="620E173A"/>
@@ -30788,7 +34044,7 @@
       </w:rPr>
     </w:lvl>
   </w:abstractNum>
-  <w:abstractNum w:abstractNumId="61" w15:restartNumberingAfterBreak="0">
+  <w:abstractNum w:abstractNumId="68" w15:restartNumberingAfterBreak="0">
     <w:nsid w:val="63BA22DA"/>
     <w:multiLevelType w:val="multilevel"/>
     <w:tmpl w:val="9D7E54CA"/>
@@ -30937,7 +34193,7 @@
       </w:rPr>
     </w:lvl>
   </w:abstractNum>
-  <w:abstractNum w:abstractNumId="62" w15:restartNumberingAfterBreak="0">
+  <w:abstractNum w:abstractNumId="69" w15:restartNumberingAfterBreak="0">
     <w:nsid w:val="646836DE"/>
     <w:multiLevelType w:val="multilevel"/>
     <w:tmpl w:val="46F48C22"/>
@@ -31086,7 +34342,7 @@
       </w:rPr>
     </w:lvl>
   </w:abstractNum>
-  <w:abstractNum w:abstractNumId="63" w15:restartNumberingAfterBreak="0">
+  <w:abstractNum w:abstractNumId="70" w15:restartNumberingAfterBreak="0">
     <w:nsid w:val="647E7CF2"/>
     <w:multiLevelType w:val="multilevel"/>
     <w:tmpl w:val="2B58444E"/>
@@ -31235,7 +34491,7 @@
       </w:rPr>
     </w:lvl>
   </w:abstractNum>
-  <w:abstractNum w:abstractNumId="64" w15:restartNumberingAfterBreak="0">
+  <w:abstractNum w:abstractNumId="71" w15:restartNumberingAfterBreak="0">
     <w:nsid w:val="65CA5203"/>
     <w:multiLevelType w:val="multilevel"/>
     <w:tmpl w:val="06BA916E"/>
@@ -31384,7 +34640,7 @@
       </w:rPr>
     </w:lvl>
   </w:abstractNum>
-  <w:abstractNum w:abstractNumId="65" w15:restartNumberingAfterBreak="0">
+  <w:abstractNum w:abstractNumId="72" w15:restartNumberingAfterBreak="0">
     <w:nsid w:val="66FE6512"/>
     <w:multiLevelType w:val="multilevel"/>
     <w:tmpl w:val="4448EB3E"/>
@@ -31533,7 +34789,7 @@
       </w:rPr>
     </w:lvl>
   </w:abstractNum>
-  <w:abstractNum w:abstractNumId="66" w15:restartNumberingAfterBreak="0">
+  <w:abstractNum w:abstractNumId="73" w15:restartNumberingAfterBreak="0">
     <w:nsid w:val="678E7FFA"/>
     <w:multiLevelType w:val="multilevel"/>
     <w:tmpl w:val="E4AACC6C"/>
@@ -31682,7 +34938,7 @@
       </w:rPr>
     </w:lvl>
   </w:abstractNum>
-  <w:abstractNum w:abstractNumId="67" w15:restartNumberingAfterBreak="0">
+  <w:abstractNum w:abstractNumId="74" w15:restartNumberingAfterBreak="0">
     <w:nsid w:val="6C0715D4"/>
     <w:multiLevelType w:val="multilevel"/>
     <w:tmpl w:val="40A6AF2A"/>
@@ -31831,7 +35087,7 @@
       </w:rPr>
     </w:lvl>
   </w:abstractNum>
-  <w:abstractNum w:abstractNumId="68" w15:restartNumberingAfterBreak="0">
+  <w:abstractNum w:abstractNumId="75" w15:restartNumberingAfterBreak="0">
     <w:nsid w:val="6DDC585C"/>
     <w:multiLevelType w:val="multilevel"/>
     <w:tmpl w:val="24262948"/>
@@ -31980,7 +35236,7 @@
       </w:rPr>
     </w:lvl>
   </w:abstractNum>
-  <w:abstractNum w:abstractNumId="69" w15:restartNumberingAfterBreak="0">
+  <w:abstractNum w:abstractNumId="76" w15:restartNumberingAfterBreak="0">
     <w:nsid w:val="71E82924"/>
     <w:multiLevelType w:val="multilevel"/>
     <w:tmpl w:val="1ECE2C32"/>
@@ -32129,7 +35385,7 @@
       </w:rPr>
     </w:lvl>
   </w:abstractNum>
-  <w:abstractNum w:abstractNumId="70" w15:restartNumberingAfterBreak="0">
+  <w:abstractNum w:abstractNumId="77" w15:restartNumberingAfterBreak="0">
     <w:nsid w:val="72723F02"/>
     <w:multiLevelType w:val="multilevel"/>
     <w:tmpl w:val="FBD836B0"/>
@@ -32278,7 +35534,7 @@
       </w:rPr>
     </w:lvl>
   </w:abstractNum>
-  <w:abstractNum w:abstractNumId="71" w15:restartNumberingAfterBreak="0">
+  <w:abstractNum w:abstractNumId="78" w15:restartNumberingAfterBreak="0">
     <w:nsid w:val="733D3943"/>
     <w:multiLevelType w:val="multilevel"/>
     <w:tmpl w:val="D7C6736A"/>
@@ -32427,7 +35683,7 @@
       </w:rPr>
     </w:lvl>
   </w:abstractNum>
-  <w:abstractNum w:abstractNumId="72" w15:restartNumberingAfterBreak="0">
+  <w:abstractNum w:abstractNumId="79" w15:restartNumberingAfterBreak="0">
     <w:nsid w:val="74745EBD"/>
     <w:multiLevelType w:val="multilevel"/>
     <w:tmpl w:val="A7D644BC"/>
@@ -32576,7 +35832,7 @@
       </w:rPr>
     </w:lvl>
   </w:abstractNum>
-  <w:abstractNum w:abstractNumId="73" w15:restartNumberingAfterBreak="0">
+  <w:abstractNum w:abstractNumId="80" w15:restartNumberingAfterBreak="0">
     <w:nsid w:val="74AC466A"/>
     <w:multiLevelType w:val="multilevel"/>
     <w:tmpl w:val="0C7C38E0"/>
@@ -32725,7 +35981,7 @@
       </w:rPr>
     </w:lvl>
   </w:abstractNum>
-  <w:abstractNum w:abstractNumId="74" w15:restartNumberingAfterBreak="0">
+  <w:abstractNum w:abstractNumId="81" w15:restartNumberingAfterBreak="0">
     <w:nsid w:val="78EE2285"/>
     <w:multiLevelType w:val="multilevel"/>
     <w:tmpl w:val="FC308B3A"/>
@@ -32874,7 +36130,7 @@
       </w:rPr>
     </w:lvl>
   </w:abstractNum>
-  <w:abstractNum w:abstractNumId="75" w15:restartNumberingAfterBreak="0">
+  <w:abstractNum w:abstractNumId="82" w15:restartNumberingAfterBreak="0">
     <w:nsid w:val="79172AE6"/>
     <w:multiLevelType w:val="multilevel"/>
     <w:tmpl w:val="0DBC4648"/>
@@ -33023,7 +36279,156 @@
       </w:rPr>
     </w:lvl>
   </w:abstractNum>
-  <w:abstractNum w:abstractNumId="76" w15:restartNumberingAfterBreak="0">
+  <w:abstractNum w:abstractNumId="83" w15:restartNumberingAfterBreak="0">
+    <w:nsid w:val="7B040BD7"/>
+    <w:multiLevelType w:val="multilevel"/>
+    <w:tmpl w:val="B9E03F9C"/>
+    <w:lvl w:ilvl="0">
+      <w:start w:val="1"/>
+      <w:numFmt w:val="bullet"/>
+      <w:lvlText w:val=""/>
+      <w:lvlJc w:val="left"/>
+      <w:pPr>
+        <w:tabs>
+          <w:tab w:val="num" w:pos="720"/>
+        </w:tabs>
+        <w:ind w:left="720" w:hanging="360"/>
+      </w:pPr>
+      <w:rPr>
+        <w:rFonts w:ascii="Symbol" w:hAnsi="Symbol" w:hint="default"/>
+        <w:sz w:val="20"/>
+      </w:rPr>
+    </w:lvl>
+    <w:lvl w:ilvl="1" w:tentative="1">
+      <w:start w:val="1"/>
+      <w:numFmt w:val="bullet"/>
+      <w:lvlText w:val="o"/>
+      <w:lvlJc w:val="left"/>
+      <w:pPr>
+        <w:tabs>
+          <w:tab w:val="num" w:pos="1440"/>
+        </w:tabs>
+        <w:ind w:left="1440" w:hanging="360"/>
+      </w:pPr>
+      <w:rPr>
+        <w:rFonts w:ascii="Courier New" w:hAnsi="Courier New" w:hint="default"/>
+        <w:sz w:val="20"/>
+      </w:rPr>
+    </w:lvl>
+    <w:lvl w:ilvl="2" w:tentative="1">
+      <w:start w:val="1"/>
+      <w:numFmt w:val="bullet"/>
+      <w:lvlText w:val=""/>
+      <w:lvlJc w:val="left"/>
+      <w:pPr>
+        <w:tabs>
+          <w:tab w:val="num" w:pos="2160"/>
+        </w:tabs>
+        <w:ind w:left="2160" w:hanging="360"/>
+      </w:pPr>
+      <w:rPr>
+        <w:rFonts w:ascii="Wingdings" w:hAnsi="Wingdings" w:hint="default"/>
+        <w:sz w:val="20"/>
+      </w:rPr>
+    </w:lvl>
+    <w:lvl w:ilvl="3" w:tentative="1">
+      <w:start w:val="1"/>
+      <w:numFmt w:val="bullet"/>
+      <w:lvlText w:val=""/>
+      <w:lvlJc w:val="left"/>
+      <w:pPr>
+        <w:tabs>
+          <w:tab w:val="num" w:pos="2880"/>
+        </w:tabs>
+        <w:ind w:left="2880" w:hanging="360"/>
+      </w:pPr>
+      <w:rPr>
+        <w:rFonts w:ascii="Wingdings" w:hAnsi="Wingdings" w:hint="default"/>
+        <w:sz w:val="20"/>
+      </w:rPr>
+    </w:lvl>
+    <w:lvl w:ilvl="4" w:tentative="1">
+      <w:start w:val="1"/>
+      <w:numFmt w:val="bullet"/>
+      <w:lvlText w:val=""/>
+      <w:lvlJc w:val="left"/>
+      <w:pPr>
+        <w:tabs>
+          <w:tab w:val="num" w:pos="3600"/>
+        </w:tabs>
+        <w:ind w:left="3600" w:hanging="360"/>
+      </w:pPr>
+      <w:rPr>
+        <w:rFonts w:ascii="Wingdings" w:hAnsi="Wingdings" w:hint="default"/>
+        <w:sz w:val="20"/>
+      </w:rPr>
+    </w:lvl>
+    <w:lvl w:ilvl="5" w:tentative="1">
+      <w:start w:val="1"/>
+      <w:numFmt w:val="bullet"/>
+      <w:lvlText w:val=""/>
+      <w:lvlJc w:val="left"/>
+      <w:pPr>
+        <w:tabs>
+          <w:tab w:val="num" w:pos="4320"/>
+        </w:tabs>
+        <w:ind w:left="4320" w:hanging="360"/>
+      </w:pPr>
+      <w:rPr>
+        <w:rFonts w:ascii="Wingdings" w:hAnsi="Wingdings" w:hint="default"/>
+        <w:sz w:val="20"/>
+      </w:rPr>
+    </w:lvl>
+    <w:lvl w:ilvl="6" w:tentative="1">
+      <w:start w:val="1"/>
+      <w:numFmt w:val="bullet"/>
+      <w:lvlText w:val=""/>
+      <w:lvlJc w:val="left"/>
+      <w:pPr>
+        <w:tabs>
+          <w:tab w:val="num" w:pos="5040"/>
+        </w:tabs>
+        <w:ind w:left="5040" w:hanging="360"/>
+      </w:pPr>
+      <w:rPr>
+        <w:rFonts w:ascii="Wingdings" w:hAnsi="Wingdings" w:hint="default"/>
+        <w:sz w:val="20"/>
+      </w:rPr>
+    </w:lvl>
+    <w:lvl w:ilvl="7" w:tentative="1">
+      <w:start w:val="1"/>
+      <w:numFmt w:val="bullet"/>
+      <w:lvlText w:val=""/>
+      <w:lvlJc w:val="left"/>
+      <w:pPr>
+        <w:tabs>
+          <w:tab w:val="num" w:pos="5760"/>
+        </w:tabs>
+        <w:ind w:left="5760" w:hanging="360"/>
+      </w:pPr>
+      <w:rPr>
+        <w:rFonts w:ascii="Wingdings" w:hAnsi="Wingdings" w:hint="default"/>
+        <w:sz w:val="20"/>
+      </w:rPr>
+    </w:lvl>
+    <w:lvl w:ilvl="8" w:tentative="1">
+      <w:start w:val="1"/>
+      <w:numFmt w:val="bullet"/>
+      <w:lvlText w:val=""/>
+      <w:lvlJc w:val="left"/>
+      <w:pPr>
+        <w:tabs>
+          <w:tab w:val="num" w:pos="6480"/>
+        </w:tabs>
+        <w:ind w:left="6480" w:hanging="360"/>
+      </w:pPr>
+      <w:rPr>
+        <w:rFonts w:ascii="Wingdings" w:hAnsi="Wingdings" w:hint="default"/>
+        <w:sz w:val="20"/>
+      </w:rPr>
+    </w:lvl>
+  </w:abstractNum>
+  <w:abstractNum w:abstractNumId="84" w15:restartNumberingAfterBreak="0">
     <w:nsid w:val="7BF1194B"/>
     <w:multiLevelType w:val="multilevel"/>
     <w:tmpl w:val="EC229700"/>
@@ -33172,7 +36577,7 @@
       </w:rPr>
     </w:lvl>
   </w:abstractNum>
-  <w:abstractNum w:abstractNumId="77" w15:restartNumberingAfterBreak="0">
+  <w:abstractNum w:abstractNumId="85" w15:restartNumberingAfterBreak="0">
     <w:nsid w:val="7BFC4E3A"/>
     <w:multiLevelType w:val="multilevel"/>
     <w:tmpl w:val="A802E320"/>
@@ -33321,7 +36726,7 @@
       </w:rPr>
     </w:lvl>
   </w:abstractNum>
-  <w:abstractNum w:abstractNumId="78" w15:restartNumberingAfterBreak="0">
+  <w:abstractNum w:abstractNumId="86" w15:restartNumberingAfterBreak="0">
     <w:nsid w:val="7C4B0CE3"/>
     <w:multiLevelType w:val="multilevel"/>
     <w:tmpl w:val="2654E5EE"/>
@@ -33470,7 +36875,7 @@
       </w:rPr>
     </w:lvl>
   </w:abstractNum>
-  <w:abstractNum w:abstractNumId="79" w15:restartNumberingAfterBreak="0">
+  <w:abstractNum w:abstractNumId="87" w15:restartNumberingAfterBreak="0">
     <w:nsid w:val="7C8B3581"/>
     <w:multiLevelType w:val="multilevel"/>
     <w:tmpl w:val="8B8E32F2"/>
@@ -33619,7 +37024,7 @@
       </w:rPr>
     </w:lvl>
   </w:abstractNum>
-  <w:abstractNum w:abstractNumId="80" w15:restartNumberingAfterBreak="0">
+  <w:abstractNum w:abstractNumId="88" w15:restartNumberingAfterBreak="0">
     <w:nsid w:val="7D4A642D"/>
     <w:multiLevelType w:val="multilevel"/>
     <w:tmpl w:val="B19C4384"/>
@@ -33768,7 +37173,7 @@
       </w:rPr>
     </w:lvl>
   </w:abstractNum>
-  <w:abstractNum w:abstractNumId="81" w15:restartNumberingAfterBreak="0">
+  <w:abstractNum w:abstractNumId="89" w15:restartNumberingAfterBreak="0">
     <w:nsid w:val="7DD40562"/>
     <w:multiLevelType w:val="multilevel"/>
     <w:tmpl w:val="4B521A86"/>
@@ -33917,7 +37322,7 @@
       </w:rPr>
     </w:lvl>
   </w:abstractNum>
-  <w:abstractNum w:abstractNumId="82" w15:restartNumberingAfterBreak="0">
+  <w:abstractNum w:abstractNumId="90" w15:restartNumberingAfterBreak="0">
     <w:nsid w:val="7E1415B2"/>
     <w:multiLevelType w:val="multilevel"/>
     <w:tmpl w:val="EFCE311C"/>
@@ -34067,253 +37472,277 @@
     </w:lvl>
   </w:abstractNum>
   <w:num w:numId="1" w16cid:durableId="1704019034">
-    <w:abstractNumId w:val="45"/>
+    <w:abstractNumId w:val="50"/>
   </w:num>
   <w:num w:numId="2" w16cid:durableId="120345923">
     <w:abstractNumId w:val="6"/>
   </w:num>
   <w:num w:numId="3" w16cid:durableId="910164482">
-    <w:abstractNumId w:val="12"/>
+    <w:abstractNumId w:val="13"/>
   </w:num>
   <w:num w:numId="4" w16cid:durableId="2112122640">
+    <w:abstractNumId w:val="35"/>
+  </w:num>
+  <w:num w:numId="5" w16cid:durableId="1739860034">
+    <w:abstractNumId w:val="82"/>
+  </w:num>
+  <w:num w:numId="6" w16cid:durableId="994534465">
+    <w:abstractNumId w:val="15"/>
+  </w:num>
+  <w:num w:numId="7" w16cid:durableId="1625844472">
+    <w:abstractNumId w:val="38"/>
+  </w:num>
+  <w:num w:numId="8" w16cid:durableId="300352054">
     <w:abstractNumId w:val="32"/>
   </w:num>
-  <w:num w:numId="5" w16cid:durableId="1739860034">
-    <w:abstractNumId w:val="75"/>
+  <w:num w:numId="9" w16cid:durableId="1601910452">
+    <w:abstractNumId w:val="87"/>
   </w:num>
-  <w:num w:numId="6" w16cid:durableId="994534465">
-    <w:abstractNumId w:val="14"/>
+  <w:num w:numId="10" w16cid:durableId="868958438">
+    <w:abstractNumId w:val="80"/>
   </w:num>
-  <w:num w:numId="7" w16cid:durableId="1625844472">
-    <w:abstractNumId w:val="35"/>
+  <w:num w:numId="11" w16cid:durableId="1938513982">
+    <w:abstractNumId w:val="89"/>
   </w:num>
-  <w:num w:numId="8" w16cid:durableId="300352054">
-    <w:abstractNumId w:val="29"/>
-  </w:num>
-  <w:num w:numId="9" w16cid:durableId="1601910452">
+  <w:num w:numId="12" w16cid:durableId="564797187">
     <w:abstractNumId w:val="79"/>
   </w:num>
-  <w:num w:numId="10" w16cid:durableId="868958438">
-    <w:abstractNumId w:val="73"/>
-  </w:num>
-  <w:num w:numId="11" w16cid:durableId="1938513982">
-    <w:abstractNumId w:val="81"/>
-  </w:num>
-  <w:num w:numId="12" w16cid:durableId="564797187">
+  <w:num w:numId="13" w16cid:durableId="592396384">
     <w:abstractNumId w:val="72"/>
   </w:num>
-  <w:num w:numId="13" w16cid:durableId="592396384">
-    <w:abstractNumId w:val="65"/>
-  </w:num>
   <w:num w:numId="14" w16cid:durableId="1936397311">
-    <w:abstractNumId w:val="33"/>
+    <w:abstractNumId w:val="36"/>
   </w:num>
   <w:num w:numId="15" w16cid:durableId="1373994368">
-    <w:abstractNumId w:val="56"/>
+    <w:abstractNumId w:val="62"/>
   </w:num>
   <w:num w:numId="16" w16cid:durableId="801650305">
-    <w:abstractNumId w:val="43"/>
+    <w:abstractNumId w:val="47"/>
   </w:num>
   <w:num w:numId="17" w16cid:durableId="1071317618">
-    <w:abstractNumId w:val="25"/>
+    <w:abstractNumId w:val="28"/>
   </w:num>
   <w:num w:numId="18" w16cid:durableId="268201009">
     <w:abstractNumId w:val="1"/>
   </w:num>
   <w:num w:numId="19" w16cid:durableId="1462965918">
-    <w:abstractNumId w:val="47"/>
+    <w:abstractNumId w:val="53"/>
   </w:num>
   <w:num w:numId="20" w16cid:durableId="1391886189">
+    <w:abstractNumId w:val="64"/>
+  </w:num>
+  <w:num w:numId="21" w16cid:durableId="185292870">
+    <w:abstractNumId w:val="54"/>
+  </w:num>
+  <w:num w:numId="22" w16cid:durableId="1004281698">
+    <w:abstractNumId w:val="41"/>
+  </w:num>
+  <w:num w:numId="23" w16cid:durableId="135608337">
+    <w:abstractNumId w:val="39"/>
+  </w:num>
+  <w:num w:numId="24" w16cid:durableId="308172079">
+    <w:abstractNumId w:val="25"/>
+  </w:num>
+  <w:num w:numId="25" w16cid:durableId="179664765">
+    <w:abstractNumId w:val="21"/>
+  </w:num>
+  <w:num w:numId="26" w16cid:durableId="814302598">
+    <w:abstractNumId w:val="46"/>
+  </w:num>
+  <w:num w:numId="27" w16cid:durableId="1571453807">
     <w:abstractNumId w:val="58"/>
   </w:num>
-  <w:num w:numId="21" w16cid:durableId="185292870">
-    <w:abstractNumId w:val="48"/>
-  </w:num>
-  <w:num w:numId="22" w16cid:durableId="1004281698">
-    <w:abstractNumId w:val="38"/>
-  </w:num>
-  <w:num w:numId="23" w16cid:durableId="135608337">
-    <w:abstractNumId w:val="36"/>
-  </w:num>
-  <w:num w:numId="24" w16cid:durableId="308172079">
-    <w:abstractNumId w:val="22"/>
-  </w:num>
-  <w:num w:numId="25" w16cid:durableId="179664765">
-    <w:abstractNumId w:val="19"/>
-  </w:num>
-  <w:num w:numId="26" w16cid:durableId="814302598">
-    <w:abstractNumId w:val="42"/>
-  </w:num>
-  <w:num w:numId="27" w16cid:durableId="1571453807">
-    <w:abstractNumId w:val="52"/>
-  </w:num>
   <w:num w:numId="28" w16cid:durableId="845947461">
-    <w:abstractNumId w:val="76"/>
+    <w:abstractNumId w:val="84"/>
   </w:num>
   <w:num w:numId="29" w16cid:durableId="1129395068">
-    <w:abstractNumId w:val="60"/>
+    <w:abstractNumId w:val="67"/>
   </w:num>
   <w:num w:numId="30" w16cid:durableId="547768703">
-    <w:abstractNumId w:val="55"/>
+    <w:abstractNumId w:val="61"/>
   </w:num>
   <w:num w:numId="31" w16cid:durableId="1752696462">
-    <w:abstractNumId w:val="59"/>
+    <w:abstractNumId w:val="66"/>
   </w:num>
   <w:num w:numId="32" w16cid:durableId="713891082">
-    <w:abstractNumId w:val="21"/>
+    <w:abstractNumId w:val="24"/>
   </w:num>
   <w:num w:numId="33" w16cid:durableId="1741637723">
-    <w:abstractNumId w:val="26"/>
+    <w:abstractNumId w:val="29"/>
   </w:num>
   <w:num w:numId="34" w16cid:durableId="757798204">
     <w:abstractNumId w:val="8"/>
   </w:num>
   <w:num w:numId="35" w16cid:durableId="1697656259">
-    <w:abstractNumId w:val="53"/>
+    <w:abstractNumId w:val="59"/>
   </w:num>
   <w:num w:numId="36" w16cid:durableId="302201310">
-    <w:abstractNumId w:val="50"/>
+    <w:abstractNumId w:val="56"/>
   </w:num>
   <w:num w:numId="37" w16cid:durableId="788086056">
-    <w:abstractNumId w:val="62"/>
+    <w:abstractNumId w:val="69"/>
   </w:num>
   <w:num w:numId="38" w16cid:durableId="1108082875">
-    <w:abstractNumId w:val="78"/>
+    <w:abstractNumId w:val="86"/>
   </w:num>
   <w:num w:numId="39" w16cid:durableId="87391437">
-    <w:abstractNumId w:val="68"/>
+    <w:abstractNumId w:val="75"/>
   </w:num>
   <w:num w:numId="40" w16cid:durableId="1100445790">
     <w:abstractNumId w:val="5"/>
   </w:num>
   <w:num w:numId="41" w16cid:durableId="1784109458">
-    <w:abstractNumId w:val="74"/>
+    <w:abstractNumId w:val="81"/>
   </w:num>
   <w:num w:numId="42" w16cid:durableId="1763260843">
-    <w:abstractNumId w:val="77"/>
+    <w:abstractNumId w:val="85"/>
   </w:num>
   <w:num w:numId="43" w16cid:durableId="609162021">
-    <w:abstractNumId w:val="15"/>
+    <w:abstractNumId w:val="16"/>
   </w:num>
   <w:num w:numId="44" w16cid:durableId="765809102">
-    <w:abstractNumId w:val="61"/>
+    <w:abstractNumId w:val="68"/>
   </w:num>
   <w:num w:numId="45" w16cid:durableId="759645912">
-    <w:abstractNumId w:val="17"/>
+    <w:abstractNumId w:val="18"/>
   </w:num>
   <w:num w:numId="46" w16cid:durableId="383413418">
-    <w:abstractNumId w:val="10"/>
+    <w:abstractNumId w:val="11"/>
   </w:num>
   <w:num w:numId="47" w16cid:durableId="28651957">
+    <w:abstractNumId w:val="78"/>
+  </w:num>
+  <w:num w:numId="48" w16cid:durableId="1196385189">
+    <w:abstractNumId w:val="34"/>
+  </w:num>
+  <w:num w:numId="49" w16cid:durableId="1163357597">
+    <w:abstractNumId w:val="88"/>
+  </w:num>
+  <w:num w:numId="50" w16cid:durableId="1344674008">
     <w:abstractNumId w:val="71"/>
   </w:num>
-  <w:num w:numId="48" w16cid:durableId="1196385189">
-    <w:abstractNumId w:val="31"/>
-  </w:num>
-  <w:num w:numId="49" w16cid:durableId="1163357597">
-    <w:abstractNumId w:val="80"/>
-  </w:num>
-  <w:num w:numId="50" w16cid:durableId="1344674008">
-    <w:abstractNumId w:val="64"/>
-  </w:num>
   <w:num w:numId="51" w16cid:durableId="1143812629">
-    <w:abstractNumId w:val="44"/>
+    <w:abstractNumId w:val="48"/>
   </w:num>
   <w:num w:numId="52" w16cid:durableId="434404023">
     <w:abstractNumId w:val="0"/>
   </w:num>
   <w:num w:numId="53" w16cid:durableId="836112859">
-    <w:abstractNumId w:val="11"/>
+    <w:abstractNumId w:val="12"/>
   </w:num>
   <w:num w:numId="54" w16cid:durableId="1327367186">
-    <w:abstractNumId w:val="28"/>
+    <w:abstractNumId w:val="31"/>
   </w:num>
   <w:num w:numId="55" w16cid:durableId="790058149">
-    <w:abstractNumId w:val="51"/>
+    <w:abstractNumId w:val="57"/>
   </w:num>
   <w:num w:numId="56" w16cid:durableId="197740422">
     <w:abstractNumId w:val="2"/>
   </w:num>
   <w:num w:numId="57" w16cid:durableId="471823773">
+    <w:abstractNumId w:val="33"/>
+  </w:num>
+  <w:num w:numId="58" w16cid:durableId="93064219">
+    <w:abstractNumId w:val="73"/>
+  </w:num>
+  <w:num w:numId="59" w16cid:durableId="782921521">
+    <w:abstractNumId w:val="10"/>
+  </w:num>
+  <w:num w:numId="60" w16cid:durableId="1982731966">
+    <w:abstractNumId w:val="76"/>
+  </w:num>
+  <w:num w:numId="61" w16cid:durableId="1447654769">
+    <w:abstractNumId w:val="17"/>
+  </w:num>
+  <w:num w:numId="62" w16cid:durableId="1783645240">
+    <w:abstractNumId w:val="70"/>
+  </w:num>
+  <w:num w:numId="63" w16cid:durableId="1607732677">
+    <w:abstractNumId w:val="63"/>
+  </w:num>
+  <w:num w:numId="64" w16cid:durableId="798915810">
+    <w:abstractNumId w:val="90"/>
+  </w:num>
+  <w:num w:numId="65" w16cid:durableId="127549720">
+    <w:abstractNumId w:val="45"/>
+  </w:num>
+  <w:num w:numId="66" w16cid:durableId="1916668902">
+    <w:abstractNumId w:val="40"/>
+  </w:num>
+  <w:num w:numId="67" w16cid:durableId="1758019358">
+    <w:abstractNumId w:val="14"/>
+  </w:num>
+  <w:num w:numId="68" w16cid:durableId="1485195500">
+    <w:abstractNumId w:val="26"/>
+  </w:num>
+  <w:num w:numId="69" w16cid:durableId="913851812">
+    <w:abstractNumId w:val="55"/>
+  </w:num>
+  <w:num w:numId="70" w16cid:durableId="783160990">
+    <w:abstractNumId w:val="74"/>
+  </w:num>
+  <w:num w:numId="71" w16cid:durableId="801116009">
+    <w:abstractNumId w:val="77"/>
+  </w:num>
+  <w:num w:numId="72" w16cid:durableId="53237591">
+    <w:abstractNumId w:val="51"/>
+  </w:num>
+  <w:num w:numId="73" w16cid:durableId="1775904444">
+    <w:abstractNumId w:val="37"/>
+  </w:num>
+  <w:num w:numId="74" w16cid:durableId="1231189771">
+    <w:abstractNumId w:val="60"/>
+  </w:num>
+  <w:num w:numId="75" w16cid:durableId="1763795801">
     <w:abstractNumId w:val="30"/>
   </w:num>
-  <w:num w:numId="58" w16cid:durableId="93064219">
-    <w:abstractNumId w:val="66"/>
-  </w:num>
-  <w:num w:numId="59" w16cid:durableId="782921521">
-    <w:abstractNumId w:val="9"/>
-  </w:num>
-  <w:num w:numId="60" w16cid:durableId="1982731966">
-    <w:abstractNumId w:val="69"/>
-  </w:num>
-  <w:num w:numId="61" w16cid:durableId="1447654769">
-    <w:abstractNumId w:val="16"/>
-  </w:num>
-  <w:num w:numId="62" w16cid:durableId="1783645240">
-    <w:abstractNumId w:val="63"/>
-  </w:num>
-  <w:num w:numId="63" w16cid:durableId="1607732677">
-    <w:abstractNumId w:val="57"/>
-  </w:num>
-  <w:num w:numId="64" w16cid:durableId="798915810">
-    <w:abstractNumId w:val="82"/>
-  </w:num>
-  <w:num w:numId="65" w16cid:durableId="127549720">
-    <w:abstractNumId w:val="41"/>
-  </w:num>
-  <w:num w:numId="66" w16cid:durableId="1916668902">
-    <w:abstractNumId w:val="37"/>
-  </w:num>
-  <w:num w:numId="67" w16cid:durableId="1758019358">
-    <w:abstractNumId w:val="13"/>
-  </w:num>
-  <w:num w:numId="68" w16cid:durableId="1485195500">
-    <w:abstractNumId w:val="23"/>
-  </w:num>
-  <w:num w:numId="69" w16cid:durableId="913851812">
-    <w:abstractNumId w:val="49"/>
-  </w:num>
-  <w:num w:numId="70" w16cid:durableId="783160990">
-    <w:abstractNumId w:val="67"/>
-  </w:num>
-  <w:num w:numId="71" w16cid:durableId="801116009">
-    <w:abstractNumId w:val="70"/>
-  </w:num>
-  <w:num w:numId="72" w16cid:durableId="53237591">
-    <w:abstractNumId w:val="46"/>
-  </w:num>
-  <w:num w:numId="73" w16cid:durableId="1775904444">
-    <w:abstractNumId w:val="34"/>
-  </w:num>
-  <w:num w:numId="74" w16cid:durableId="1231189771">
-    <w:abstractNumId w:val="54"/>
-  </w:num>
-  <w:num w:numId="75" w16cid:durableId="1763795801">
-    <w:abstractNumId w:val="27"/>
-  </w:num>
   <w:num w:numId="76" w16cid:durableId="52510015">
-    <w:abstractNumId w:val="20"/>
+    <w:abstractNumId w:val="22"/>
   </w:num>
   <w:num w:numId="77" w16cid:durableId="145636008">
-    <w:abstractNumId w:val="40"/>
+    <w:abstractNumId w:val="44"/>
   </w:num>
   <w:num w:numId="78" w16cid:durableId="1817409378">
     <w:abstractNumId w:val="3"/>
   </w:num>
   <w:num w:numId="79" w16cid:durableId="1197080902">
-    <w:abstractNumId w:val="39"/>
+    <w:abstractNumId w:val="43"/>
   </w:num>
   <w:num w:numId="80" w16cid:durableId="2016806846">
     <w:abstractNumId w:val="7"/>
   </w:num>
   <w:num w:numId="81" w16cid:durableId="2011711792">
-    <w:abstractNumId w:val="18"/>
+    <w:abstractNumId w:val="20"/>
   </w:num>
   <w:num w:numId="82" w16cid:durableId="1239825489">
     <w:abstractNumId w:val="4"/>
   </w:num>
   <w:num w:numId="83" w16cid:durableId="1242256236">
-    <w:abstractNumId w:val="24"/>
+    <w:abstractNumId w:val="27"/>
+  </w:num>
+  <w:num w:numId="84" w16cid:durableId="363596944">
+    <w:abstractNumId w:val="65"/>
+  </w:num>
+  <w:num w:numId="85" w16cid:durableId="535503607">
+    <w:abstractNumId w:val="23"/>
+  </w:num>
+  <w:num w:numId="86" w16cid:durableId="210966018">
+    <w:abstractNumId w:val="42"/>
+  </w:num>
+  <w:num w:numId="87" w16cid:durableId="1887059988">
+    <w:abstractNumId w:val="49"/>
+  </w:num>
+  <w:num w:numId="88" w16cid:durableId="1572109183">
+    <w:abstractNumId w:val="83"/>
+  </w:num>
+  <w:num w:numId="89" w16cid:durableId="812597030">
+    <w:abstractNumId w:val="9"/>
+  </w:num>
+  <w:num w:numId="90" w16cid:durableId="527572153">
+    <w:abstractNumId w:val="52"/>
+  </w:num>
+  <w:num w:numId="91" w16cid:durableId="20674006">
+    <w:abstractNumId w:val="19"/>
   </w:num>
   <w:numIdMacAtCleanup w:val="83"/>
 </w:numbering>

--- a/06_Olist E-commerce Analysis/Olist.docx
+++ b/06_Olist E-commerce Analysis/Olist.docx
@@ -21197,7 +21197,7 @@
     <w:p>
       <w:r>
         <w:pict w14:anchorId="5DCBEC70">
-          <v:rect id="_x0000_i1318" style="width:0;height:1.5pt" o:hralign="center" o:hrstd="t" o:hr="t" fillcolor="#a0a0a0" stroked="f"/>
+          <v:rect id="_x0000_i1210" style="width:0;height:1.5pt" o:hralign="center" o:hrstd="t" o:hr="t" fillcolor="#a0a0a0" stroked="f"/>
         </w:pict>
       </w:r>
     </w:p>
@@ -21381,7 +21381,7 @@
     <w:p>
       <w:r>
         <w:pict w14:anchorId="733A5D53">
-          <v:rect id="_x0000_i1319" style="width:0;height:1.5pt" o:hralign="center" o:hrstd="t" o:hr="t" fillcolor="#a0a0a0" stroked="f"/>
+          <v:rect id="_x0000_i1211" style="width:0;height:1.5pt" o:hralign="center" o:hrstd="t" o:hr="t" fillcolor="#a0a0a0" stroked="f"/>
         </w:pict>
       </w:r>
     </w:p>
@@ -21480,7 +21480,7 @@
     <w:p>
       <w:r>
         <w:pict w14:anchorId="211B34C9">
-          <v:rect id="_x0000_i1320" style="width:0;height:1.5pt" o:hralign="center" o:hrstd="t" o:hr="t" fillcolor="#a0a0a0" stroked="f"/>
+          <v:rect id="_x0000_i1212" style="width:0;height:1.5pt" o:hralign="center" o:hrstd="t" o:hr="t" fillcolor="#a0a0a0" stroked="f"/>
         </w:pict>
       </w:r>
     </w:p>
@@ -21749,7 +21749,7 @@
     <w:p>
       <w:r>
         <w:pict w14:anchorId="2BC4D1C5">
-          <v:rect id="_x0000_i1321" style="width:0;height:1.5pt" o:hralign="center" o:hrstd="t" o:hr="t" fillcolor="#a0a0a0" stroked="f"/>
+          <v:rect id="_x0000_i1213" style="width:0;height:1.5pt" o:hralign="center" o:hrstd="t" o:hr="t" fillcolor="#a0a0a0" stroked="f"/>
         </w:pict>
       </w:r>
     </w:p>
@@ -22019,7 +22019,7 @@
     <w:p>
       <w:r>
         <w:pict w14:anchorId="38B048BC">
-          <v:rect id="_x0000_i1322" style="width:0;height:1.5pt" o:hralign="center" o:hrstd="t" o:hr="t" fillcolor="#a0a0a0" stroked="f"/>
+          <v:rect id="_x0000_i1214" style="width:0;height:1.5pt" o:hralign="center" o:hrstd="t" o:hr="t" fillcolor="#a0a0a0" stroked="f"/>
         </w:pict>
       </w:r>
     </w:p>
@@ -22288,7 +22288,7 @@
     <w:p>
       <w:r>
         <w:pict w14:anchorId="5DE329CA">
-          <v:rect id="_x0000_i1323" style="width:0;height:1.5pt" o:hralign="center" o:hrstd="t" o:hr="t" fillcolor="#a0a0a0" stroked="f"/>
+          <v:rect id="_x0000_i1215" style="width:0;height:1.5pt" o:hralign="center" o:hrstd="t" o:hr="t" fillcolor="#a0a0a0" stroked="f"/>
         </w:pict>
       </w:r>
     </w:p>
@@ -22541,7 +22541,7 @@
     <w:p>
       <w:r>
         <w:pict w14:anchorId="6EC70DE3">
-          <v:rect id="_x0000_i1324" style="width:0;height:1.5pt" o:hralign="center" o:hrstd="t" o:hr="t" fillcolor="#a0a0a0" stroked="f"/>
+          <v:rect id="_x0000_i1216" style="width:0;height:1.5pt" o:hralign="center" o:hrstd="t" o:hr="t" fillcolor="#a0a0a0" stroked="f"/>
         </w:pict>
       </w:r>
     </w:p>
@@ -22997,7 +22997,7 @@
     <w:p>
       <w:r>
         <w:pict w14:anchorId="656C9FB2">
-          <v:rect id="_x0000_i1325" style="width:0;height:1.5pt" o:hralign="center" o:hrstd="t" o:hr="t" fillcolor="#a0a0a0" stroked="f"/>
+          <v:rect id="_x0000_i1217" style="width:0;height:1.5pt" o:hralign="center" o:hrstd="t" o:hr="t" fillcolor="#a0a0a0" stroked="f"/>
         </w:pict>
       </w:r>
     </w:p>
@@ -23099,7 +23099,7 @@
     <w:p>
       <w:r>
         <w:pict w14:anchorId="13374E9A">
-          <v:rect id="_x0000_i1326" style="width:0;height:1.5pt" o:hralign="center" o:hrstd="t" o:hr="t" fillcolor="#a0a0a0" stroked="f"/>
+          <v:rect id="_x0000_i1218" style="width:0;height:1.5pt" o:hralign="center" o:hrstd="t" o:hr="t" fillcolor="#a0a0a0" stroked="f"/>
         </w:pict>
       </w:r>
     </w:p>
@@ -23240,7 +23240,7 @@
     <w:p>
       <w:r>
         <w:pict w14:anchorId="4BCF22BE">
-          <v:rect id="_x0000_i1327" style="width:0;height:1.5pt" o:hralign="center" o:hrstd="t" o:hr="t" fillcolor="#a0a0a0" stroked="f"/>
+          <v:rect id="_x0000_i1219" style="width:0;height:1.5pt" o:hralign="center" o:hrstd="t" o:hr="t" fillcolor="#a0a0a0" stroked="f"/>
         </w:pict>
       </w:r>
     </w:p>
@@ -23401,7 +23401,7 @@
     <w:p>
       <w:r>
         <w:pict w14:anchorId="6474A0B9">
-          <v:rect id="_x0000_i1328" style="width:0;height:1.5pt" o:hralign="center" o:hrstd="t" o:hr="t" fillcolor="#a0a0a0" stroked="f"/>
+          <v:rect id="_x0000_i1220" style="width:0;height:1.5pt" o:hralign="center" o:hrstd="t" o:hr="t" fillcolor="#a0a0a0" stroked="f"/>
         </w:pict>
       </w:r>
     </w:p>
@@ -23493,7 +23493,7 @@
     <w:p>
       <w:r>
         <w:pict w14:anchorId="6946C0E8">
-          <v:rect id="_x0000_i1329" style="width:0;height:1.5pt" o:hralign="center" o:hrstd="t" o:hr="t" fillcolor="#a0a0a0" stroked="f"/>
+          <v:rect id="_x0000_i1221" style="width:0;height:1.5pt" o:hralign="center" o:hrstd="t" o:hr="t" fillcolor="#a0a0a0" stroked="f"/>
         </w:pict>
       </w:r>
     </w:p>
@@ -23545,7 +23545,7 @@
     <w:p>
       <w:r>
         <w:pict w14:anchorId="5A636D1B">
-          <v:rect id="_x0000_i1330" style="width:0;height:1.5pt" o:hralign="center" o:hrstd="t" o:hr="t" fillcolor="#a0a0a0" stroked="f"/>
+          <v:rect id="_x0000_i1222" style="width:0;height:1.5pt" o:hralign="center" o:hrstd="t" o:hr="t" fillcolor="#a0a0a0" stroked="f"/>
         </w:pict>
       </w:r>
     </w:p>
@@ -23597,7 +23597,7 @@
     <w:p>
       <w:r>
         <w:pict w14:anchorId="335D8312">
-          <v:rect id="_x0000_i1331" style="width:0;height:1.5pt" o:hralign="center" o:hrstd="t" o:hr="t" fillcolor="#a0a0a0" stroked="f"/>
+          <v:rect id="_x0000_i1223" style="width:0;height:1.5pt" o:hralign="center" o:hrstd="t" o:hr="t" fillcolor="#a0a0a0" stroked="f"/>
         </w:pict>
       </w:r>
     </w:p>
@@ -23633,7 +23633,7 @@
     <w:p>
       <w:r>
         <w:pict w14:anchorId="257A1059">
-          <v:rect id="_x0000_i1332" style="width:0;height:1.5pt" o:hralign="center" o:hrstd="t" o:hr="t" fillcolor="#a0a0a0" stroked="f"/>
+          <v:rect id="_x0000_i1224" style="width:0;height:1.5pt" o:hralign="center" o:hrstd="t" o:hr="t" fillcolor="#a0a0a0" stroked="f"/>
         </w:pict>
       </w:r>
     </w:p>
@@ -23677,7 +23677,7 @@
     <w:p>
       <w:r>
         <w:pict w14:anchorId="56D1F2C2">
-          <v:rect id="_x0000_i1333" style="width:0;height:1.5pt" o:hralign="center" o:hrstd="t" o:hr="t" fillcolor="#a0a0a0" stroked="f"/>
+          <v:rect id="_x0000_i1225" style="width:0;height:1.5pt" o:hralign="center" o:hrstd="t" o:hr="t" fillcolor="#a0a0a0" stroked="f"/>
         </w:pict>
       </w:r>
     </w:p>
@@ -23729,7 +23729,7 @@
     <w:p>
       <w:r>
         <w:pict w14:anchorId="4F5AE0CE">
-          <v:rect id="_x0000_i1334" style="width:0;height:1.5pt" o:hralign="center" o:hrstd="t" o:hr="t" fillcolor="#a0a0a0" stroked="f"/>
+          <v:rect id="_x0000_i1226" style="width:0;height:1.5pt" o:hralign="center" o:hrstd="t" o:hr="t" fillcolor="#a0a0a0" stroked="f"/>
         </w:pict>
       </w:r>
     </w:p>
@@ -23875,7 +23875,7 @@
     <w:p>
       <w:r>
         <w:pict w14:anchorId="6C6F20FD">
-          <v:rect id="_x0000_i1335" style="width:0;height:1.5pt" o:hralign="center" o:hrstd="t" o:hr="t" fillcolor="#a0a0a0" stroked="f"/>
+          <v:rect id="_x0000_i1227" style="width:0;height:1.5pt" o:hralign="center" o:hrstd="t" o:hr="t" fillcolor="#a0a0a0" stroked="f"/>
         </w:pict>
       </w:r>
     </w:p>
@@ -23897,6 +23897,3010 @@
     <w:p>
       <w:r>
         <w:t>Extracting Year, Month, Day, and Weekday from the purchase date transformed a single datetime column into multiple analytical features. These newly created variables provide valuable business insights and form the foundation for time-series analysis, dashboard creation, and business reporting in Power BI.</w:t>
+      </w:r>
+    </w:p>
+    <w:p/>
+    <w:p/>
+    <w:p/>
+    <w:p/>
+    <w:p/>
+    <w:p/>
+    <w:p/>
+    <w:p/>
+    <w:p/>
+    <w:p/>
+    <w:p/>
+    <w:p/>
+    <w:p/>
+    <w:p/>
+    <w:p/>
+    <w:p/>
+    <w:p/>
+    <w:p>
+      <w:pPr>
+        <w:rPr>
+          <w:b/>
+          <w:bCs/>
+        </w:rPr>
+      </w:pPr>
+      <w:r>
+        <w:rPr>
+          <w:b/>
+          <w:bCs/>
+        </w:rPr>
+        <w:lastRenderedPageBreak/>
+        <w:t>19. Day 10 – Exploratory Data Analysis (EDA) and Business Insights</w:t>
+      </w:r>
+    </w:p>
+    <w:p>
+      <w:pPr>
+        <w:rPr>
+          <w:b/>
+          <w:bCs/>
+        </w:rPr>
+      </w:pPr>
+      <w:r>
+        <w:rPr>
+          <w:b/>
+          <w:bCs/>
+        </w:rPr>
+        <w:t>19.1 Objective</w:t>
+      </w:r>
+    </w:p>
+    <w:p>
+      <w:r>
+        <w:t xml:space="preserve">After completing data cleaning and feature engineering, the next objective was to perform </w:t>
+      </w:r>
+      <w:r>
+        <w:rPr>
+          <w:b/>
+          <w:bCs/>
+        </w:rPr>
+        <w:t>Exploratory Data Analysis (EDA)</w:t>
+      </w:r>
+      <w:r>
+        <w:t xml:space="preserve"> using Python.</w:t>
+      </w:r>
+    </w:p>
+    <w:p>
+      <w:r>
+        <w:t>EDA is an important phase in every Data Analytics project because it helps analysts understand the data, identify trends, detect anomalies, and generate meaningful business insights before creating dashboards or predictive models.</w:t>
+      </w:r>
+    </w:p>
+    <w:p>
+      <w:r>
+        <w:t xml:space="preserve">During this phase, various visualizations were created using </w:t>
+      </w:r>
+      <w:r>
+        <w:rPr>
+          <w:b/>
+          <w:bCs/>
+        </w:rPr>
+        <w:t>Matplotlib</w:t>
+      </w:r>
+      <w:r>
+        <w:t xml:space="preserve"> to </w:t>
+      </w:r>
+      <w:proofErr w:type="spellStart"/>
+      <w:r>
+        <w:t>analyze</w:t>
+      </w:r>
+      <w:proofErr w:type="spellEnd"/>
+      <w:r>
+        <w:t xml:space="preserve"> order trends, customer purchasing </w:t>
+      </w:r>
+      <w:proofErr w:type="spellStart"/>
+      <w:r>
+        <w:t>behavior</w:t>
+      </w:r>
+      <w:proofErr w:type="spellEnd"/>
+      <w:r>
+        <w:t>, delivery performance, and yearly business growth.</w:t>
+      </w:r>
+    </w:p>
+    <w:p>
+      <w:r>
+        <w:pict w14:anchorId="18690369">
+          <v:rect id="_x0000_i1384" style="width:0;height:1.5pt" o:hralign="center" o:hrstd="t" o:hr="t" fillcolor="#a0a0a0" stroked="f"/>
+        </w:pict>
+      </w:r>
+    </w:p>
+    <w:p>
+      <w:pPr>
+        <w:rPr>
+          <w:b/>
+          <w:bCs/>
+        </w:rPr>
+      </w:pPr>
+      <w:r>
+        <w:rPr>
+          <w:b/>
+          <w:bCs/>
+        </w:rPr>
+        <w:t>19.2 What is Exploratory Data Analysis (EDA)?</w:t>
+      </w:r>
+    </w:p>
+    <w:p>
+      <w:r>
+        <w:t>Exploratory Data Analysis (EDA) is the process of examining datasets through statistical summaries and visualizations to discover patterns, relationships, trends, and anomalies.</w:t>
+      </w:r>
+    </w:p>
+    <w:p>
+      <w:r>
+        <w:t>Instead of immediately building dashboards, analysts first understand the business data through EDA.</w:t>
+      </w:r>
+    </w:p>
+    <w:p>
+      <w:r>
+        <w:t>EDA helps answer questions such as:</w:t>
+      </w:r>
+    </w:p>
+    <w:p>
+      <w:pPr>
+        <w:numPr>
+          <w:ilvl w:val="0"/>
+          <w:numId w:val="92"/>
+        </w:numPr>
+      </w:pPr>
+      <w:r>
+        <w:t>How many orders were delivered?</w:t>
+      </w:r>
+    </w:p>
+    <w:p>
+      <w:pPr>
+        <w:numPr>
+          <w:ilvl w:val="0"/>
+          <w:numId w:val="92"/>
+        </w:numPr>
+      </w:pPr>
+      <w:r>
+        <w:t>Which month has the highest sales?</w:t>
+      </w:r>
+    </w:p>
+    <w:p>
+      <w:pPr>
+        <w:numPr>
+          <w:ilvl w:val="0"/>
+          <w:numId w:val="92"/>
+        </w:numPr>
+      </w:pPr>
+      <w:r>
+        <w:t>Which weekday receives the maximum orders?</w:t>
+      </w:r>
+    </w:p>
+    <w:p>
+      <w:pPr>
+        <w:numPr>
+          <w:ilvl w:val="0"/>
+          <w:numId w:val="92"/>
+        </w:numPr>
+      </w:pPr>
+      <w:r>
+        <w:t>What is the average delivery time?</w:t>
+      </w:r>
+    </w:p>
+    <w:p>
+      <w:pPr>
+        <w:numPr>
+          <w:ilvl w:val="0"/>
+          <w:numId w:val="92"/>
+        </w:numPr>
+      </w:pPr>
+      <w:r>
+        <w:t>Has the business grown over the years?</w:t>
+      </w:r>
+    </w:p>
+    <w:p>
+      <w:r>
+        <w:pict w14:anchorId="0FB49D8D">
+          <v:rect id="_x0000_i1385" style="width:0;height:1.5pt" o:hralign="center" o:hrstd="t" o:hr="t" fillcolor="#a0a0a0" stroked="f"/>
+        </w:pict>
+      </w:r>
+    </w:p>
+    <w:p>
+      <w:pPr>
+        <w:rPr>
+          <w:b/>
+          <w:bCs/>
+        </w:rPr>
+      </w:pPr>
+      <w:r>
+        <w:rPr>
+          <w:b/>
+          <w:bCs/>
+        </w:rPr>
+        <w:t>19.3 Why EDA is Important?</w:t>
+      </w:r>
+    </w:p>
+    <w:p>
+      <w:r>
+        <w:t>EDA helps organizations:</w:t>
+      </w:r>
+    </w:p>
+    <w:p>
+      <w:pPr>
+        <w:numPr>
+          <w:ilvl w:val="0"/>
+          <w:numId w:val="93"/>
+        </w:numPr>
+      </w:pPr>
+      <w:r>
+        <w:t xml:space="preserve">Understand customer </w:t>
+      </w:r>
+      <w:proofErr w:type="spellStart"/>
+      <w:r>
+        <w:t>behavior</w:t>
+      </w:r>
+      <w:proofErr w:type="spellEnd"/>
+      <w:r>
+        <w:t>.</w:t>
+      </w:r>
+    </w:p>
+    <w:p>
+      <w:pPr>
+        <w:numPr>
+          <w:ilvl w:val="0"/>
+          <w:numId w:val="93"/>
+        </w:numPr>
+      </w:pPr>
+      <w:r>
+        <w:t>Identify sales trends.</w:t>
+      </w:r>
+    </w:p>
+    <w:p>
+      <w:pPr>
+        <w:numPr>
+          <w:ilvl w:val="0"/>
+          <w:numId w:val="93"/>
+        </w:numPr>
+      </w:pPr>
+      <w:r>
+        <w:t>Detect data quality issues.</w:t>
+      </w:r>
+    </w:p>
+    <w:p>
+      <w:pPr>
+        <w:numPr>
+          <w:ilvl w:val="0"/>
+          <w:numId w:val="93"/>
+        </w:numPr>
+      </w:pPr>
+      <w:r>
+        <w:t>Discover business opportunities.</w:t>
+      </w:r>
+    </w:p>
+    <w:p>
+      <w:pPr>
+        <w:numPr>
+          <w:ilvl w:val="0"/>
+          <w:numId w:val="93"/>
+        </w:numPr>
+      </w:pPr>
+      <w:r>
+        <w:t>Support better business decisions.</w:t>
+      </w:r>
+    </w:p>
+    <w:p>
+      <w:pPr>
+        <w:numPr>
+          <w:ilvl w:val="0"/>
+          <w:numId w:val="93"/>
+        </w:numPr>
+      </w:pPr>
+      <w:r>
+        <w:t>Prepare data for visualization and reporting.</w:t>
+      </w:r>
+    </w:p>
+    <w:p>
+      <w:r>
+        <w:lastRenderedPageBreak/>
+        <w:t>It is considered one of the most important phases of the Data Analytics lifecycle.</w:t>
+      </w:r>
+    </w:p>
+    <w:p>
+      <w:r>
+        <w:pict w14:anchorId="1F0CEBDD">
+          <v:rect id="_x0000_i1386" style="width:0;height:1.5pt" o:hralign="center" o:hrstd="t" o:hr="t" fillcolor="#a0a0a0" stroked="f"/>
+        </w:pict>
+      </w:r>
+    </w:p>
+    <w:p>
+      <w:pPr>
+        <w:rPr>
+          <w:b/>
+          <w:bCs/>
+        </w:rPr>
+      </w:pPr>
+      <w:r>
+        <w:rPr>
+          <w:b/>
+          <w:bCs/>
+        </w:rPr>
+        <w:t>19.4 Python Libraries Used</w:t>
+      </w:r>
+    </w:p>
+    <w:p>
+      <w:r>
+        <w:t>The following libraries were used for data analysis and visualization.</w:t>
+      </w:r>
+    </w:p>
+    <w:tbl>
+      <w:tblPr>
+        <w:tblW w:w="0" w:type="auto"/>
+        <w:tblCellSpacing w:w="15" w:type="dxa"/>
+        <w:tblCellMar>
+          <w:top w:w="15" w:type="dxa"/>
+          <w:left w:w="15" w:type="dxa"/>
+          <w:bottom w:w="15" w:type="dxa"/>
+          <w:right w:w="15" w:type="dxa"/>
+        </w:tblCellMar>
+        <w:tblLook w:val="04A0" w:firstRow="1" w:lastRow="0" w:firstColumn="1" w:lastColumn="0" w:noHBand="0" w:noVBand="1"/>
+      </w:tblPr>
+      <w:tblGrid>
+        <w:gridCol w:w="1285"/>
+        <w:gridCol w:w="3113"/>
+      </w:tblGrid>
+      <w:tr>
+        <w:trPr>
+          <w:tblHeader/>
+          <w:tblCellSpacing w:w="15" w:type="dxa"/>
+        </w:trPr>
+        <w:tc>
+          <w:tcPr>
+            <w:tcW w:w="0" w:type="auto"/>
+            <w:vAlign w:val="center"/>
+            <w:hideMark/>
+          </w:tcPr>
+          <w:p>
+            <w:pPr>
+              <w:rPr>
+                <w:b/>
+                <w:bCs/>
+              </w:rPr>
+            </w:pPr>
+            <w:r>
+              <w:rPr>
+                <w:b/>
+                <w:bCs/>
+              </w:rPr>
+              <w:t>Library</w:t>
+            </w:r>
+          </w:p>
+        </w:tc>
+        <w:tc>
+          <w:tcPr>
+            <w:tcW w:w="0" w:type="auto"/>
+            <w:vAlign w:val="center"/>
+            <w:hideMark/>
+          </w:tcPr>
+          <w:p>
+            <w:pPr>
+              <w:rPr>
+                <w:b/>
+                <w:bCs/>
+              </w:rPr>
+            </w:pPr>
+            <w:r>
+              <w:rPr>
+                <w:b/>
+                <w:bCs/>
+              </w:rPr>
+              <w:t>Purpose</w:t>
+            </w:r>
+          </w:p>
+        </w:tc>
+      </w:tr>
+      <w:tr>
+        <w:trPr>
+          <w:tblCellSpacing w:w="15" w:type="dxa"/>
+        </w:trPr>
+        <w:tc>
+          <w:tcPr>
+            <w:tcW w:w="0" w:type="auto"/>
+            <w:vAlign w:val="center"/>
+            <w:hideMark/>
+          </w:tcPr>
+          <w:p>
+            <w:r>
+              <w:t>Pandas</w:t>
+            </w:r>
+          </w:p>
+        </w:tc>
+        <w:tc>
+          <w:tcPr>
+            <w:tcW w:w="0" w:type="auto"/>
+            <w:vAlign w:val="center"/>
+            <w:hideMark/>
+          </w:tcPr>
+          <w:p>
+            <w:r>
+              <w:t>Data manipulation and analysis</w:t>
+            </w:r>
+          </w:p>
+        </w:tc>
+      </w:tr>
+      <w:tr>
+        <w:trPr>
+          <w:tblCellSpacing w:w="15" w:type="dxa"/>
+        </w:trPr>
+        <w:tc>
+          <w:tcPr>
+            <w:tcW w:w="0" w:type="auto"/>
+            <w:vAlign w:val="center"/>
+            <w:hideMark/>
+          </w:tcPr>
+          <w:p>
+            <w:r>
+              <w:t>Matplotlib</w:t>
+            </w:r>
+          </w:p>
+        </w:tc>
+        <w:tc>
+          <w:tcPr>
+            <w:tcW w:w="0" w:type="auto"/>
+            <w:vAlign w:val="center"/>
+            <w:hideMark/>
+          </w:tcPr>
+          <w:p>
+            <w:r>
+              <w:t>Data visualization</w:t>
+            </w:r>
+          </w:p>
+        </w:tc>
+      </w:tr>
+      <w:tr>
+        <w:trPr>
+          <w:tblCellSpacing w:w="15" w:type="dxa"/>
+        </w:trPr>
+        <w:tc>
+          <w:tcPr>
+            <w:tcW w:w="0" w:type="auto"/>
+            <w:vAlign w:val="center"/>
+            <w:hideMark/>
+          </w:tcPr>
+          <w:p>
+            <w:proofErr w:type="spellStart"/>
+            <w:r>
+              <w:t>SQLAlchemy</w:t>
+            </w:r>
+            <w:proofErr w:type="spellEnd"/>
+          </w:p>
+        </w:tc>
+        <w:tc>
+          <w:tcPr>
+            <w:tcW w:w="0" w:type="auto"/>
+            <w:vAlign w:val="center"/>
+            <w:hideMark/>
+          </w:tcPr>
+          <w:p>
+            <w:r>
+              <w:t>Database connection</w:t>
+            </w:r>
+          </w:p>
+        </w:tc>
+      </w:tr>
+      <w:tr>
+        <w:trPr>
+          <w:tblCellSpacing w:w="15" w:type="dxa"/>
+        </w:trPr>
+        <w:tc>
+          <w:tcPr>
+            <w:tcW w:w="0" w:type="auto"/>
+            <w:vAlign w:val="center"/>
+            <w:hideMark/>
+          </w:tcPr>
+          <w:p>
+            <w:proofErr w:type="spellStart"/>
+            <w:r>
+              <w:t>PyMySQL</w:t>
+            </w:r>
+            <w:proofErr w:type="spellEnd"/>
+          </w:p>
+        </w:tc>
+        <w:tc>
+          <w:tcPr>
+            <w:tcW w:w="0" w:type="auto"/>
+            <w:vAlign w:val="center"/>
+            <w:hideMark/>
+          </w:tcPr>
+          <w:p>
+            <w:r>
+              <w:t>MySQL connectivity</w:t>
+            </w:r>
+          </w:p>
+        </w:tc>
+      </w:tr>
+    </w:tbl>
+    <w:p>
+      <w:r>
+        <w:pict w14:anchorId="4DC13542">
+          <v:rect id="_x0000_i1387" style="width:0;height:1.5pt" o:hralign="center" o:hrstd="t" o:hr="t" fillcolor="#a0a0a0" stroked="f"/>
+        </w:pict>
+      </w:r>
+    </w:p>
+    <w:p>
+      <w:pPr>
+        <w:rPr>
+          <w:b/>
+          <w:bCs/>
+        </w:rPr>
+      </w:pPr>
+      <w:r>
+        <w:rPr>
+          <w:b/>
+          <w:bCs/>
+        </w:rPr>
+        <w:t>19.5 EDA Workflow</w:t>
+      </w:r>
+    </w:p>
+    <w:p>
+      <w:r>
+        <w:t>MySQL Database</w:t>
+      </w:r>
+    </w:p>
+    <w:p/>
+    <w:p>
+      <w:r>
+        <w:t>↓</w:t>
+      </w:r>
+    </w:p>
+    <w:p/>
+    <w:p>
+      <w:r>
+        <w:t>Load Data into Pandas</w:t>
+      </w:r>
+    </w:p>
+    <w:p/>
+    <w:p>
+      <w:r>
+        <w:t>↓</w:t>
+      </w:r>
+    </w:p>
+    <w:p/>
+    <w:p>
+      <w:r>
+        <w:t>Convert Date Columns</w:t>
+      </w:r>
+    </w:p>
+    <w:p/>
+    <w:p>
+      <w:r>
+        <w:t>↓</w:t>
+      </w:r>
+    </w:p>
+    <w:p/>
+    <w:p>
+      <w:r>
+        <w:t>Feature Engineering</w:t>
+      </w:r>
+    </w:p>
+    <w:p/>
+    <w:p>
+      <w:r>
+        <w:t>↓</w:t>
+      </w:r>
+    </w:p>
+    <w:p/>
+    <w:p>
+      <w:r>
+        <w:lastRenderedPageBreak/>
+        <w:t>Exploratory Data Analysis</w:t>
+      </w:r>
+    </w:p>
+    <w:p/>
+    <w:p>
+      <w:r>
+        <w:t>↓</w:t>
+      </w:r>
+    </w:p>
+    <w:p/>
+    <w:p>
+      <w:r>
+        <w:t>Business Insights</w:t>
+      </w:r>
+    </w:p>
+    <w:p/>
+    <w:p>
+      <w:r>
+        <w:t>↓</w:t>
+      </w:r>
+    </w:p>
+    <w:p/>
+    <w:p>
+      <w:r>
+        <w:t>Power BI Dashboard</w:t>
+      </w:r>
+    </w:p>
+    <w:p>
+      <w:r>
+        <w:pict w14:anchorId="0824F2C2">
+          <v:rect id="_x0000_i1388" style="width:0;height:1.5pt" o:hralign="center" o:hrstd="t" o:hr="t" fillcolor="#a0a0a0" stroked="f"/>
+        </w:pict>
+      </w:r>
+    </w:p>
+    <w:p>
+      <w:pPr>
+        <w:rPr>
+          <w:b/>
+          <w:bCs/>
+        </w:rPr>
+      </w:pPr>
+      <w:r>
+        <w:rPr>
+          <w:b/>
+          <w:bCs/>
+        </w:rPr>
+        <w:t>19.6 Loading Data from MySQL</w:t>
+      </w:r>
+    </w:p>
+    <w:p>
+      <w:r>
+        <w:t xml:space="preserve">The Orders table was imported directly from the MySQL database into a Pandas </w:t>
+      </w:r>
+      <w:proofErr w:type="spellStart"/>
+      <w:r>
+        <w:t>DataFrame</w:t>
+      </w:r>
+      <w:proofErr w:type="spellEnd"/>
+      <w:r>
+        <w:t>.</w:t>
+      </w:r>
+    </w:p>
+    <w:p>
+      <w:r>
+        <w:t>Example</w:t>
+      </w:r>
+    </w:p>
+    <w:p>
+      <w:r>
+        <w:t xml:space="preserve">orders = </w:t>
+      </w:r>
+      <w:proofErr w:type="spellStart"/>
+      <w:proofErr w:type="gramStart"/>
+      <w:r>
+        <w:t>pd.read</w:t>
+      </w:r>
+      <w:proofErr w:type="gramEnd"/>
+      <w:r>
+        <w:t>_</w:t>
+      </w:r>
+      <w:proofErr w:type="gramStart"/>
+      <w:r>
+        <w:t>sql</w:t>
+      </w:r>
+      <w:proofErr w:type="spellEnd"/>
+      <w:r>
+        <w:t>(</w:t>
+      </w:r>
+      <w:proofErr w:type="gramEnd"/>
+      <w:r>
+        <w:t>query, engine)</w:t>
+      </w:r>
+    </w:p>
+    <w:p>
+      <w:r>
+        <w:t>Business Purpose</w:t>
+      </w:r>
+    </w:p>
+    <w:p>
+      <w:r>
+        <w:t>Provides a structured dataset for performing exploratory analysis.</w:t>
+      </w:r>
+    </w:p>
+    <w:p>
+      <w:r>
+        <w:pict w14:anchorId="0C819E6C">
+          <v:rect id="_x0000_i1389" style="width:0;height:1.5pt" o:hralign="center" o:hrstd="t" o:hr="t" fillcolor="#a0a0a0" stroked="f"/>
+        </w:pict>
+      </w:r>
+    </w:p>
+    <w:p>
+      <w:pPr>
+        <w:rPr>
+          <w:b/>
+          <w:bCs/>
+        </w:rPr>
+      </w:pPr>
+      <w:r>
+        <w:rPr>
+          <w:b/>
+          <w:bCs/>
+        </w:rPr>
+        <w:t>19.7 Date Conversion</w:t>
+      </w:r>
+    </w:p>
+    <w:p>
+      <w:r>
+        <w:t xml:space="preserve">Date columns were converted into the </w:t>
+      </w:r>
+      <w:r>
+        <w:rPr>
+          <w:b/>
+          <w:bCs/>
+        </w:rPr>
+        <w:t>datetime</w:t>
+      </w:r>
+      <w:r>
+        <w:t xml:space="preserve"> format.</w:t>
+      </w:r>
+    </w:p>
+    <w:p>
+      <w:r>
+        <w:t>Example</w:t>
+      </w:r>
+    </w:p>
+    <w:p>
+      <w:r>
+        <w:t xml:space="preserve">orders[col] = </w:t>
+      </w:r>
+      <w:proofErr w:type="spellStart"/>
+      <w:r>
+        <w:t>pd.to_datetime</w:t>
+      </w:r>
+      <w:proofErr w:type="spellEnd"/>
+      <w:r>
+        <w:t>(orders[col])</w:t>
+      </w:r>
+    </w:p>
+    <w:p>
+      <w:r>
+        <w:t>Business Purpose</w:t>
+      </w:r>
+    </w:p>
+    <w:p>
+      <w:r>
+        <w:t>Datetime conversion enables extraction of Year, Month, Weekday, and Delivery Days for business analysis.</w:t>
+      </w:r>
+    </w:p>
+    <w:p>
+      <w:r>
+        <w:pict w14:anchorId="63A75393">
+          <v:rect id="_x0000_i1390" style="width:0;height:1.5pt" o:hralign="center" o:hrstd="t" o:hr="t" fillcolor="#a0a0a0" stroked="f"/>
+        </w:pict>
+      </w:r>
+    </w:p>
+    <w:p>
+      <w:pPr>
+        <w:rPr>
+          <w:b/>
+          <w:bCs/>
+        </w:rPr>
+      </w:pPr>
+      <w:r>
+        <w:rPr>
+          <w:b/>
+          <w:bCs/>
+        </w:rPr>
+        <w:t>19.8 Feature Engineering</w:t>
+      </w:r>
+    </w:p>
+    <w:p>
+      <w:r>
+        <w:t>New business features were created from the purchase timestamp.</w:t>
+      </w:r>
+    </w:p>
+    <w:p>
+      <w:r>
+        <w:t>Features Created</w:t>
+      </w:r>
+    </w:p>
+    <w:p>
+      <w:pPr>
+        <w:numPr>
+          <w:ilvl w:val="0"/>
+          <w:numId w:val="94"/>
+        </w:numPr>
+      </w:pPr>
+      <w:r>
+        <w:lastRenderedPageBreak/>
+        <w:t>Purchase Year</w:t>
+      </w:r>
+    </w:p>
+    <w:p>
+      <w:pPr>
+        <w:numPr>
+          <w:ilvl w:val="0"/>
+          <w:numId w:val="94"/>
+        </w:numPr>
+      </w:pPr>
+      <w:r>
+        <w:t>Purchase Month</w:t>
+      </w:r>
+    </w:p>
+    <w:p>
+      <w:pPr>
+        <w:numPr>
+          <w:ilvl w:val="0"/>
+          <w:numId w:val="94"/>
+        </w:numPr>
+      </w:pPr>
+      <w:r>
+        <w:t>Weekday</w:t>
+      </w:r>
+    </w:p>
+    <w:p>
+      <w:pPr>
+        <w:numPr>
+          <w:ilvl w:val="0"/>
+          <w:numId w:val="94"/>
+        </w:numPr>
+      </w:pPr>
+      <w:r>
+        <w:t>Delivery Days</w:t>
+      </w:r>
+    </w:p>
+    <w:p>
+      <w:r>
+        <w:t>Example</w:t>
+      </w:r>
+    </w:p>
+    <w:p>
+      <w:r>
+        <w:t>orders["</w:t>
+      </w:r>
+      <w:proofErr w:type="spellStart"/>
+      <w:r>
+        <w:t>Purchase_Year</w:t>
+      </w:r>
+      <w:proofErr w:type="spellEnd"/>
+      <w:r>
+        <w:t>"] = orders["</w:t>
+      </w:r>
+      <w:proofErr w:type="spellStart"/>
+      <w:r>
+        <w:t>order_purchase_timestamp</w:t>
+      </w:r>
+      <w:proofErr w:type="spellEnd"/>
+      <w:r>
+        <w:t>"].</w:t>
+      </w:r>
+      <w:proofErr w:type="spellStart"/>
+      <w:proofErr w:type="gramStart"/>
+      <w:r>
+        <w:t>dt.year</w:t>
+      </w:r>
+      <w:proofErr w:type="spellEnd"/>
+      <w:proofErr w:type="gramEnd"/>
+    </w:p>
+    <w:p/>
+    <w:p>
+      <w:r>
+        <w:t>orders["</w:t>
+      </w:r>
+      <w:proofErr w:type="spellStart"/>
+      <w:r>
+        <w:t>Purchase_Month</w:t>
+      </w:r>
+      <w:proofErr w:type="spellEnd"/>
+      <w:r>
+        <w:t>"] = orders["</w:t>
+      </w:r>
+      <w:proofErr w:type="spellStart"/>
+      <w:r>
+        <w:t>order_purchase_timestamp</w:t>
+      </w:r>
+      <w:proofErr w:type="spellEnd"/>
+      <w:r>
+        <w:t>"].</w:t>
+      </w:r>
+      <w:proofErr w:type="spellStart"/>
+      <w:proofErr w:type="gramStart"/>
+      <w:r>
+        <w:t>dt.month</w:t>
+      </w:r>
+      <w:proofErr w:type="spellEnd"/>
+      <w:proofErr w:type="gramEnd"/>
+    </w:p>
+    <w:p/>
+    <w:p>
+      <w:r>
+        <w:t>orders["Weekday"] = orders["</w:t>
+      </w:r>
+      <w:proofErr w:type="spellStart"/>
+      <w:r>
+        <w:t>order_purchase_timestamp</w:t>
+      </w:r>
+      <w:proofErr w:type="spellEnd"/>
+      <w:r>
+        <w:t>"</w:t>
+      </w:r>
+      <w:proofErr w:type="gramStart"/>
+      <w:r>
+        <w:t>].</w:t>
+      </w:r>
+      <w:proofErr w:type="spellStart"/>
+      <w:r>
+        <w:t>dt.day</w:t>
+      </w:r>
+      <w:proofErr w:type="gramEnd"/>
+      <w:r>
+        <w:t>_</w:t>
+      </w:r>
+      <w:proofErr w:type="gramStart"/>
+      <w:r>
+        <w:t>name</w:t>
+      </w:r>
+      <w:proofErr w:type="spellEnd"/>
+      <w:r>
+        <w:t>(</w:t>
+      </w:r>
+      <w:proofErr w:type="gramEnd"/>
+      <w:r>
+        <w:t>)</w:t>
+      </w:r>
+    </w:p>
+    <w:p/>
+    <w:p>
+      <w:r>
+        <w:t>orders["</w:t>
+      </w:r>
+      <w:proofErr w:type="spellStart"/>
+      <w:r>
+        <w:t>Delivery_Days</w:t>
+      </w:r>
+      <w:proofErr w:type="spellEnd"/>
+      <w:r>
+        <w:t>"] = (</w:t>
+      </w:r>
+    </w:p>
+    <w:p>
+      <w:r>
+        <w:t>orders["</w:t>
+      </w:r>
+      <w:proofErr w:type="spellStart"/>
+      <w:r>
+        <w:t>order_delivered_customer_date</w:t>
+      </w:r>
+      <w:proofErr w:type="spellEnd"/>
+      <w:r>
+        <w:t>"]</w:t>
+      </w:r>
+    </w:p>
+    <w:p>
+      <w:r>
+        <w:t>-</w:t>
+      </w:r>
+    </w:p>
+    <w:p>
+      <w:r>
+        <w:t>orders["</w:t>
+      </w:r>
+      <w:proofErr w:type="spellStart"/>
+      <w:r>
+        <w:t>order_purchase_timestamp</w:t>
+      </w:r>
+      <w:proofErr w:type="spellEnd"/>
+      <w:r>
+        <w:t>"]</w:t>
+      </w:r>
+    </w:p>
+    <w:p>
+      <w:r>
+        <w:t>).</w:t>
+      </w:r>
+      <w:proofErr w:type="spellStart"/>
+      <w:proofErr w:type="gramStart"/>
+      <w:r>
+        <w:t>dt.days</w:t>
+      </w:r>
+      <w:proofErr w:type="spellEnd"/>
+      <w:proofErr w:type="gramEnd"/>
+    </w:p>
+    <w:p>
+      <w:r>
+        <w:t>These new features simplify business reporting and visualization.</w:t>
+      </w:r>
+    </w:p>
+    <w:p>
+      <w:r>
+        <w:pict w14:anchorId="253E0D0A">
+          <v:rect id="_x0000_i1391" style="width:0;height:1.5pt" o:hralign="center" o:hrstd="t" o:hr="t" fillcolor="#a0a0a0" stroked="f"/>
+        </w:pict>
+      </w:r>
+    </w:p>
+    <w:p>
+      <w:pPr>
+        <w:rPr>
+          <w:b/>
+          <w:bCs/>
+        </w:rPr>
+      </w:pPr>
+      <w:r>
+        <w:rPr>
+          <w:b/>
+          <w:bCs/>
+        </w:rPr>
+        <w:t>19.9 Analysis 1 – Order Status Distribution</w:t>
+      </w:r>
+    </w:p>
+    <w:p>
+      <w:pPr>
+        <w:rPr>
+          <w:b/>
+          <w:bCs/>
+        </w:rPr>
+      </w:pPr>
+      <w:r>
+        <w:rPr>
+          <w:b/>
+          <w:bCs/>
+        </w:rPr>
+        <w:t>Objective</w:t>
+      </w:r>
+    </w:p>
+    <w:p>
+      <w:r>
+        <w:t>Understand the distribution of order statuses.</w:t>
+      </w:r>
+    </w:p>
+    <w:p>
+      <w:r>
+        <w:t>Example</w:t>
+      </w:r>
+    </w:p>
+    <w:p>
+      <w:r>
+        <w:t>status = orders["</w:t>
+      </w:r>
+      <w:proofErr w:type="spellStart"/>
+      <w:r>
+        <w:t>order_status</w:t>
+      </w:r>
+      <w:proofErr w:type="spellEnd"/>
+      <w:r>
+        <w:t>"].</w:t>
+      </w:r>
+      <w:proofErr w:type="spellStart"/>
+      <w:r>
+        <w:t>value_</w:t>
+      </w:r>
+      <w:proofErr w:type="gramStart"/>
+      <w:r>
+        <w:t>counts</w:t>
+      </w:r>
+      <w:proofErr w:type="spellEnd"/>
+      <w:r>
+        <w:t>(</w:t>
+      </w:r>
+      <w:proofErr w:type="gramEnd"/>
+      <w:r>
+        <w:t>)</w:t>
+      </w:r>
+    </w:p>
+    <w:p>
+      <w:r>
+        <w:t>Visualization</w:t>
+      </w:r>
+    </w:p>
+    <w:p>
+      <w:proofErr w:type="spellStart"/>
+      <w:proofErr w:type="gramStart"/>
+      <w:r>
+        <w:t>status.plot</w:t>
+      </w:r>
+      <w:proofErr w:type="spellEnd"/>
+      <w:proofErr w:type="gramEnd"/>
+      <w:r>
+        <w:t>(kind="bar")</w:t>
+      </w:r>
+    </w:p>
+    <w:p>
+      <w:r>
+        <w:t>Business Insight</w:t>
+      </w:r>
+    </w:p>
+    <w:p>
+      <w:r>
+        <w:t>This analysis helps determine:</w:t>
+      </w:r>
+    </w:p>
+    <w:p>
+      <w:pPr>
+        <w:numPr>
+          <w:ilvl w:val="0"/>
+          <w:numId w:val="95"/>
+        </w:numPr>
+      </w:pPr>
+      <w:r>
+        <w:t>Percentage of delivered orders.</w:t>
+      </w:r>
+    </w:p>
+    <w:p>
+      <w:pPr>
+        <w:numPr>
+          <w:ilvl w:val="0"/>
+          <w:numId w:val="95"/>
+        </w:numPr>
+      </w:pPr>
+      <w:r>
+        <w:lastRenderedPageBreak/>
+        <w:t>Cancelled orders.</w:t>
+      </w:r>
+    </w:p>
+    <w:p>
+      <w:pPr>
+        <w:numPr>
+          <w:ilvl w:val="0"/>
+          <w:numId w:val="95"/>
+        </w:numPr>
+      </w:pPr>
+      <w:r>
+        <w:t>Shipped orders.</w:t>
+      </w:r>
+    </w:p>
+    <w:p>
+      <w:pPr>
+        <w:numPr>
+          <w:ilvl w:val="0"/>
+          <w:numId w:val="95"/>
+        </w:numPr>
+      </w:pPr>
+      <w:r>
+        <w:t xml:space="preserve">Order </w:t>
+      </w:r>
+      <w:proofErr w:type="spellStart"/>
+      <w:r>
+        <w:t>fulfillment</w:t>
+      </w:r>
+      <w:proofErr w:type="spellEnd"/>
+      <w:r>
+        <w:t xml:space="preserve"> performance.</w:t>
+      </w:r>
+    </w:p>
+    <w:p>
+      <w:r>
+        <w:t>Possible Business Decision</w:t>
+      </w:r>
+    </w:p>
+    <w:p>
+      <w:r>
+        <w:t xml:space="preserve">A higher percentage of delivered orders indicates an efficient order </w:t>
+      </w:r>
+      <w:proofErr w:type="spellStart"/>
+      <w:r>
+        <w:t>fulfillment</w:t>
+      </w:r>
+      <w:proofErr w:type="spellEnd"/>
+      <w:r>
+        <w:t xml:space="preserve"> process.</w:t>
+      </w:r>
+    </w:p>
+    <w:p>
+      <w:r>
+        <w:pict w14:anchorId="5886FBEB">
+          <v:rect id="_x0000_i1392" style="width:0;height:1.5pt" o:hralign="center" o:hrstd="t" o:hr="t" fillcolor="#a0a0a0" stroked="f"/>
+        </w:pict>
+      </w:r>
+    </w:p>
+    <w:p>
+      <w:pPr>
+        <w:rPr>
+          <w:b/>
+          <w:bCs/>
+        </w:rPr>
+      </w:pPr>
+      <w:r>
+        <w:rPr>
+          <w:b/>
+          <w:bCs/>
+        </w:rPr>
+        <w:t>19.10 Analysis 2 – Monthly Orders</w:t>
+      </w:r>
+    </w:p>
+    <w:p>
+      <w:pPr>
+        <w:rPr>
+          <w:b/>
+          <w:bCs/>
+        </w:rPr>
+      </w:pPr>
+      <w:r>
+        <w:rPr>
+          <w:b/>
+          <w:bCs/>
+        </w:rPr>
+        <w:t>Objective</w:t>
+      </w:r>
+    </w:p>
+    <w:p>
+      <w:proofErr w:type="spellStart"/>
+      <w:r>
+        <w:t>Analyze</w:t>
+      </w:r>
+      <w:proofErr w:type="spellEnd"/>
+      <w:r>
+        <w:t xml:space="preserve"> the number of orders received each month.</w:t>
+      </w:r>
+    </w:p>
+    <w:p>
+      <w:r>
+        <w:t>Example</w:t>
+      </w:r>
+    </w:p>
+    <w:p>
+      <w:proofErr w:type="spellStart"/>
+      <w:r>
+        <w:t>monthly_orders</w:t>
+      </w:r>
+      <w:proofErr w:type="spellEnd"/>
+      <w:r>
+        <w:t xml:space="preserve"> = (</w:t>
+      </w:r>
+    </w:p>
+    <w:p>
+      <w:proofErr w:type="spellStart"/>
+      <w:proofErr w:type="gramStart"/>
+      <w:r>
+        <w:t>orders.groupby</w:t>
+      </w:r>
+      <w:proofErr w:type="spellEnd"/>
+      <w:proofErr w:type="gramEnd"/>
+      <w:r>
+        <w:t>("</w:t>
+      </w:r>
+      <w:proofErr w:type="spellStart"/>
+      <w:r>
+        <w:t>Purchase_Month</w:t>
+      </w:r>
+      <w:proofErr w:type="spellEnd"/>
+      <w:r>
+        <w:t>")</w:t>
+      </w:r>
+    </w:p>
+    <w:p>
+      <w:proofErr w:type="gramStart"/>
+      <w:r>
+        <w:t>.size</w:t>
+      </w:r>
+      <w:proofErr w:type="gramEnd"/>
+      <w:r>
+        <w:t>()</w:t>
+      </w:r>
+    </w:p>
+    <w:p>
+      <w:r>
+        <w:t>)</w:t>
+      </w:r>
+    </w:p>
+    <w:p>
+      <w:r>
+        <w:t>Visualization</w:t>
+      </w:r>
+    </w:p>
+    <w:p>
+      <w:proofErr w:type="spellStart"/>
+      <w:r>
+        <w:t>monthly_</w:t>
+      </w:r>
+      <w:proofErr w:type="gramStart"/>
+      <w:r>
+        <w:t>orders.plot</w:t>
+      </w:r>
+      <w:proofErr w:type="spellEnd"/>
+      <w:proofErr w:type="gramEnd"/>
+      <w:r>
+        <w:t>(kind="line")</w:t>
+      </w:r>
+    </w:p>
+    <w:p>
+      <w:r>
+        <w:t>Business Questions</w:t>
+      </w:r>
+    </w:p>
+    <w:p>
+      <w:pPr>
+        <w:numPr>
+          <w:ilvl w:val="0"/>
+          <w:numId w:val="96"/>
+        </w:numPr>
+      </w:pPr>
+      <w:r>
+        <w:t>Which month received the highest number of orders?</w:t>
+      </w:r>
+    </w:p>
+    <w:p>
+      <w:pPr>
+        <w:numPr>
+          <w:ilvl w:val="0"/>
+          <w:numId w:val="96"/>
+        </w:numPr>
+      </w:pPr>
+      <w:r>
+        <w:t>Which month experienced lower demand?</w:t>
+      </w:r>
+    </w:p>
+    <w:p>
+      <w:pPr>
+        <w:numPr>
+          <w:ilvl w:val="0"/>
+          <w:numId w:val="96"/>
+        </w:numPr>
+      </w:pPr>
+      <w:r>
+        <w:t>Are there seasonal sales trends?</w:t>
+      </w:r>
+    </w:p>
+    <w:p>
+      <w:r>
+        <w:t>Business Insight</w:t>
+      </w:r>
+    </w:p>
+    <w:p>
+      <w:r>
+        <w:t>Monthly analysis supports inventory planning and marketing campaign scheduling.</w:t>
+      </w:r>
+    </w:p>
+    <w:p>
+      <w:r>
+        <w:pict w14:anchorId="4D7B448E">
+          <v:rect id="_x0000_i1393" style="width:0;height:1.5pt" o:hralign="center" o:hrstd="t" o:hr="t" fillcolor="#a0a0a0" stroked="f"/>
+        </w:pict>
+      </w:r>
+    </w:p>
+    <w:p>
+      <w:pPr>
+        <w:rPr>
+          <w:b/>
+          <w:bCs/>
+        </w:rPr>
+      </w:pPr>
+      <w:r>
+        <w:rPr>
+          <w:b/>
+          <w:bCs/>
+        </w:rPr>
+        <w:t>19.11 Analysis 3 – Orders by Weekday</w:t>
+      </w:r>
+    </w:p>
+    <w:p>
+      <w:pPr>
+        <w:rPr>
+          <w:b/>
+          <w:bCs/>
+        </w:rPr>
+      </w:pPr>
+      <w:r>
+        <w:rPr>
+          <w:b/>
+          <w:bCs/>
+        </w:rPr>
+        <w:t>Objective</w:t>
+      </w:r>
+    </w:p>
+    <w:p>
+      <w:proofErr w:type="spellStart"/>
+      <w:r>
+        <w:t>Analyze</w:t>
+      </w:r>
+      <w:proofErr w:type="spellEnd"/>
+      <w:r>
+        <w:t xml:space="preserve"> customer purchasing </w:t>
+      </w:r>
+      <w:proofErr w:type="spellStart"/>
+      <w:r>
+        <w:t>behavior</w:t>
+      </w:r>
+      <w:proofErr w:type="spellEnd"/>
+      <w:r>
+        <w:t xml:space="preserve"> across weekdays.</w:t>
+      </w:r>
+    </w:p>
+    <w:p>
+      <w:r>
+        <w:t>Example</w:t>
+      </w:r>
+    </w:p>
+    <w:p>
+      <w:proofErr w:type="spellStart"/>
+      <w:r>
+        <w:t>weekday_orders</w:t>
+      </w:r>
+      <w:proofErr w:type="spellEnd"/>
+      <w:r>
+        <w:t xml:space="preserve"> = (</w:t>
+      </w:r>
+    </w:p>
+    <w:p>
+      <w:r>
+        <w:lastRenderedPageBreak/>
+        <w:t>orders["Weekday"]</w:t>
+      </w:r>
+    </w:p>
+    <w:p>
+      <w:r>
+        <w:t>.</w:t>
+      </w:r>
+      <w:proofErr w:type="spellStart"/>
+      <w:r>
+        <w:t>value_</w:t>
+      </w:r>
+      <w:proofErr w:type="gramStart"/>
+      <w:r>
+        <w:t>counts</w:t>
+      </w:r>
+      <w:proofErr w:type="spellEnd"/>
+      <w:r>
+        <w:t>(</w:t>
+      </w:r>
+      <w:proofErr w:type="gramEnd"/>
+      <w:r>
+        <w:t>)</w:t>
+      </w:r>
+    </w:p>
+    <w:p>
+      <w:r>
+        <w:t>)</w:t>
+      </w:r>
+    </w:p>
+    <w:p>
+      <w:r>
+        <w:t>Visualization</w:t>
+      </w:r>
+    </w:p>
+    <w:p>
+      <w:proofErr w:type="spellStart"/>
+      <w:r>
+        <w:t>weekday_</w:t>
+      </w:r>
+      <w:proofErr w:type="gramStart"/>
+      <w:r>
+        <w:t>orders.plot</w:t>
+      </w:r>
+      <w:proofErr w:type="spellEnd"/>
+      <w:proofErr w:type="gramEnd"/>
+      <w:r>
+        <w:t>(kind="bar")</w:t>
+      </w:r>
+    </w:p>
+    <w:p>
+      <w:r>
+        <w:t>Business Questions</w:t>
+      </w:r>
+    </w:p>
+    <w:p>
+      <w:pPr>
+        <w:numPr>
+          <w:ilvl w:val="0"/>
+          <w:numId w:val="97"/>
+        </w:numPr>
+      </w:pPr>
+      <w:r>
+        <w:t>Which weekday has the highest number of orders?</w:t>
+      </w:r>
+    </w:p>
+    <w:p>
+      <w:pPr>
+        <w:numPr>
+          <w:ilvl w:val="0"/>
+          <w:numId w:val="97"/>
+        </w:numPr>
+      </w:pPr>
+      <w:r>
+        <w:t>Do customers purchase more during weekends?</w:t>
+      </w:r>
+    </w:p>
+    <w:p>
+      <w:pPr>
+        <w:numPr>
+          <w:ilvl w:val="0"/>
+          <w:numId w:val="97"/>
+        </w:numPr>
+      </w:pPr>
+      <w:r>
+        <w:t>Which day should promotional campaigns be launched?</w:t>
+      </w:r>
+    </w:p>
+    <w:p>
+      <w:r>
+        <w:t>Business Insight</w:t>
+      </w:r>
+    </w:p>
+    <w:p>
+      <w:r>
+        <w:t>Weekday analysis helps optimize promotional strategies and workforce planning.</w:t>
+      </w:r>
+    </w:p>
+    <w:p>
+      <w:r>
+        <w:pict w14:anchorId="0D01E1CB">
+          <v:rect id="_x0000_i1394" style="width:0;height:1.5pt" o:hralign="center" o:hrstd="t" o:hr="t" fillcolor="#a0a0a0" stroked="f"/>
+        </w:pict>
+      </w:r>
+    </w:p>
+    <w:p>
+      <w:pPr>
+        <w:rPr>
+          <w:b/>
+          <w:bCs/>
+        </w:rPr>
+      </w:pPr>
+      <w:r>
+        <w:rPr>
+          <w:b/>
+          <w:bCs/>
+        </w:rPr>
+        <w:t>19.12 Analysis 4 – Delivery Days Distribution</w:t>
+      </w:r>
+    </w:p>
+    <w:p>
+      <w:pPr>
+        <w:rPr>
+          <w:b/>
+          <w:bCs/>
+        </w:rPr>
+      </w:pPr>
+      <w:r>
+        <w:rPr>
+          <w:b/>
+          <w:bCs/>
+        </w:rPr>
+        <w:t>Objective</w:t>
+      </w:r>
+    </w:p>
+    <w:p>
+      <w:proofErr w:type="spellStart"/>
+      <w:r>
+        <w:t>Analyze</w:t>
+      </w:r>
+      <w:proofErr w:type="spellEnd"/>
+      <w:r>
+        <w:t xml:space="preserve"> delivery performance.</w:t>
+      </w:r>
+    </w:p>
+    <w:p>
+      <w:r>
+        <w:t>Example</w:t>
+      </w:r>
+    </w:p>
+    <w:p>
+      <w:r>
+        <w:t>orders["</w:t>
+      </w:r>
+      <w:proofErr w:type="spellStart"/>
+      <w:r>
+        <w:t>Delivery_Days</w:t>
+      </w:r>
+      <w:proofErr w:type="spellEnd"/>
+      <w:r>
+        <w:t>"</w:t>
+      </w:r>
+      <w:proofErr w:type="gramStart"/>
+      <w:r>
+        <w:t>].describe</w:t>
+      </w:r>
+      <w:proofErr w:type="gramEnd"/>
+      <w:r>
+        <w:t>()</w:t>
+      </w:r>
+    </w:p>
+    <w:p>
+      <w:r>
+        <w:t>Visualization</w:t>
+      </w:r>
+    </w:p>
+    <w:p>
+      <w:r>
+        <w:t>orders["</w:t>
+      </w:r>
+      <w:proofErr w:type="spellStart"/>
+      <w:r>
+        <w:t>Delivery_Days</w:t>
+      </w:r>
+      <w:proofErr w:type="spellEnd"/>
+      <w:r>
+        <w:t>"</w:t>
+      </w:r>
+      <w:proofErr w:type="gramStart"/>
+      <w:r>
+        <w:t>].plot</w:t>
+      </w:r>
+      <w:proofErr w:type="gramEnd"/>
+      <w:r>
+        <w:t>(</w:t>
+      </w:r>
+    </w:p>
+    <w:p>
+      <w:r>
+        <w:t>kind="hist",</w:t>
+      </w:r>
+    </w:p>
+    <w:p>
+      <w:r>
+        <w:t>bins=20</w:t>
+      </w:r>
+    </w:p>
+    <w:p>
+      <w:r>
+        <w:t>)</w:t>
+      </w:r>
+    </w:p>
+    <w:p>
+      <w:r>
+        <w:t>Business Questions</w:t>
+      </w:r>
+    </w:p>
+    <w:p>
+      <w:pPr>
+        <w:numPr>
+          <w:ilvl w:val="0"/>
+          <w:numId w:val="98"/>
+        </w:numPr>
+      </w:pPr>
+      <w:r>
+        <w:t>What is the average delivery time?</w:t>
+      </w:r>
+    </w:p>
+    <w:p>
+      <w:pPr>
+        <w:numPr>
+          <w:ilvl w:val="0"/>
+          <w:numId w:val="98"/>
+        </w:numPr>
+      </w:pPr>
+      <w:r>
+        <w:t>How many orders were delivered quickly?</w:t>
+      </w:r>
+    </w:p>
+    <w:p>
+      <w:pPr>
+        <w:numPr>
+          <w:ilvl w:val="0"/>
+          <w:numId w:val="98"/>
+        </w:numPr>
+      </w:pPr>
+      <w:r>
+        <w:t>How many deliveries took longer than expected?</w:t>
+      </w:r>
+    </w:p>
+    <w:p>
+      <w:r>
+        <w:t>Business Insight</w:t>
+      </w:r>
+    </w:p>
+    <w:p>
+      <w:r>
+        <w:t>Delivery performance directly affects customer satisfaction and operational efficiency.</w:t>
+      </w:r>
+    </w:p>
+    <w:p>
+      <w:r>
+        <w:lastRenderedPageBreak/>
+        <w:pict w14:anchorId="1C3FD2EF">
+          <v:rect id="_x0000_i1395" style="width:0;height:1.5pt" o:hralign="center" o:hrstd="t" o:hr="t" fillcolor="#a0a0a0" stroked="f"/>
+        </w:pict>
+      </w:r>
+    </w:p>
+    <w:p>
+      <w:pPr>
+        <w:rPr>
+          <w:b/>
+          <w:bCs/>
+        </w:rPr>
+      </w:pPr>
+      <w:r>
+        <w:rPr>
+          <w:b/>
+          <w:bCs/>
+        </w:rPr>
+        <w:t>19.13 Analysis 5 – Orders Per Year</w:t>
+      </w:r>
+    </w:p>
+    <w:p>
+      <w:pPr>
+        <w:rPr>
+          <w:b/>
+          <w:bCs/>
+        </w:rPr>
+      </w:pPr>
+      <w:r>
+        <w:rPr>
+          <w:b/>
+          <w:bCs/>
+        </w:rPr>
+        <w:t>Objective</w:t>
+      </w:r>
+    </w:p>
+    <w:p>
+      <w:proofErr w:type="spellStart"/>
+      <w:r>
+        <w:t>Analyze</w:t>
+      </w:r>
+      <w:proofErr w:type="spellEnd"/>
+      <w:r>
+        <w:t xml:space="preserve"> yearly business growth.</w:t>
+      </w:r>
+    </w:p>
+    <w:p>
+      <w:r>
+        <w:t>Example</w:t>
+      </w:r>
+    </w:p>
+    <w:p>
+      <w:proofErr w:type="spellStart"/>
+      <w:r>
+        <w:t>year_orders</w:t>
+      </w:r>
+      <w:proofErr w:type="spellEnd"/>
+      <w:r>
+        <w:t xml:space="preserve"> = (</w:t>
+      </w:r>
+    </w:p>
+    <w:p>
+      <w:proofErr w:type="spellStart"/>
+      <w:proofErr w:type="gramStart"/>
+      <w:r>
+        <w:t>orders.groupby</w:t>
+      </w:r>
+      <w:proofErr w:type="spellEnd"/>
+      <w:proofErr w:type="gramEnd"/>
+      <w:r>
+        <w:t>("</w:t>
+      </w:r>
+      <w:proofErr w:type="spellStart"/>
+      <w:r>
+        <w:t>Purchase_Year</w:t>
+      </w:r>
+      <w:proofErr w:type="spellEnd"/>
+      <w:r>
+        <w:t>")</w:t>
+      </w:r>
+    </w:p>
+    <w:p>
+      <w:proofErr w:type="gramStart"/>
+      <w:r>
+        <w:t>.size</w:t>
+      </w:r>
+      <w:proofErr w:type="gramEnd"/>
+      <w:r>
+        <w:t>()</w:t>
+      </w:r>
+    </w:p>
+    <w:p>
+      <w:r>
+        <w:t>)</w:t>
+      </w:r>
+    </w:p>
+    <w:p>
+      <w:r>
+        <w:t>Visualization</w:t>
+      </w:r>
+    </w:p>
+    <w:p>
+      <w:proofErr w:type="spellStart"/>
+      <w:r>
+        <w:t>year_</w:t>
+      </w:r>
+      <w:proofErr w:type="gramStart"/>
+      <w:r>
+        <w:t>orders.plot</w:t>
+      </w:r>
+      <w:proofErr w:type="spellEnd"/>
+      <w:proofErr w:type="gramEnd"/>
+      <w:r>
+        <w:t>(kind="bar")</w:t>
+      </w:r>
+    </w:p>
+    <w:p>
+      <w:r>
+        <w:t>Business Questions</w:t>
+      </w:r>
+    </w:p>
+    <w:p>
+      <w:pPr>
+        <w:numPr>
+          <w:ilvl w:val="0"/>
+          <w:numId w:val="99"/>
+        </w:numPr>
+      </w:pPr>
+      <w:r>
+        <w:t>Which year generated the highest number of orders?</w:t>
+      </w:r>
+    </w:p>
+    <w:p>
+      <w:pPr>
+        <w:numPr>
+          <w:ilvl w:val="0"/>
+          <w:numId w:val="99"/>
+        </w:numPr>
+      </w:pPr>
+      <w:r>
+        <w:t>Is the business growing annually?</w:t>
+      </w:r>
+    </w:p>
+    <w:p>
+      <w:r>
+        <w:t>Business Insight</w:t>
+      </w:r>
+    </w:p>
+    <w:p>
+      <w:r>
+        <w:t>Year-wise analysis supports long-term strategic planning and growth measurement.</w:t>
+      </w:r>
+    </w:p>
+    <w:p>
+      <w:r>
+        <w:pict w14:anchorId="578BD86A">
+          <v:rect id="_x0000_i1396" style="width:0;height:1.5pt" o:hralign="center" o:hrstd="t" o:hr="t" fillcolor="#a0a0a0" stroked="f"/>
+        </w:pict>
+      </w:r>
+    </w:p>
+    <w:p>
+      <w:pPr>
+        <w:rPr>
+          <w:b/>
+          <w:bCs/>
+        </w:rPr>
+      </w:pPr>
+      <w:r>
+        <w:rPr>
+          <w:b/>
+          <w:bCs/>
+        </w:rPr>
+        <w:t>19.14 Analysis 6 – Delivery Delay Analysis</w:t>
+      </w:r>
+    </w:p>
+    <w:p>
+      <w:r>
+        <w:t>A new column was created to measure delivery delays.</w:t>
+      </w:r>
+    </w:p>
+    <w:p>
+      <w:r>
+        <w:t>Example</w:t>
+      </w:r>
+    </w:p>
+    <w:p>
+      <w:r>
+        <w:t>orders["</w:t>
+      </w:r>
+      <w:proofErr w:type="spellStart"/>
+      <w:r>
+        <w:t>Delivery_Delay</w:t>
+      </w:r>
+      <w:proofErr w:type="spellEnd"/>
+      <w:r>
+        <w:t>"] = (</w:t>
+      </w:r>
+    </w:p>
+    <w:p>
+      <w:r>
+        <w:t>orders["</w:t>
+      </w:r>
+      <w:proofErr w:type="spellStart"/>
+      <w:r>
+        <w:t>order_delivered_customer_date</w:t>
+      </w:r>
+      <w:proofErr w:type="spellEnd"/>
+      <w:r>
+        <w:t>"]</w:t>
+      </w:r>
+    </w:p>
+    <w:p>
+      <w:r>
+        <w:t>-</w:t>
+      </w:r>
+    </w:p>
+    <w:p>
+      <w:r>
+        <w:t>orders["</w:t>
+      </w:r>
+      <w:proofErr w:type="spellStart"/>
+      <w:r>
+        <w:t>order_estimated_delivery_date</w:t>
+      </w:r>
+      <w:proofErr w:type="spellEnd"/>
+      <w:r>
+        <w:t>"]</w:t>
+      </w:r>
+    </w:p>
+    <w:p>
+      <w:r>
+        <w:t>).</w:t>
+      </w:r>
+      <w:proofErr w:type="spellStart"/>
+      <w:proofErr w:type="gramStart"/>
+      <w:r>
+        <w:t>dt.days</w:t>
+      </w:r>
+      <w:proofErr w:type="spellEnd"/>
+      <w:proofErr w:type="gramEnd"/>
+    </w:p>
+    <w:p>
+      <w:r>
+        <w:t>Business Interpretation</w:t>
+      </w:r>
+    </w:p>
+    <w:tbl>
+      <w:tblPr>
+        <w:tblW w:w="0" w:type="auto"/>
+        <w:tblCellSpacing w:w="15" w:type="dxa"/>
+        <w:tblCellMar>
+          <w:top w:w="15" w:type="dxa"/>
+          <w:left w:w="15" w:type="dxa"/>
+          <w:bottom w:w="15" w:type="dxa"/>
+          <w:right w:w="15" w:type="dxa"/>
+        </w:tblCellMar>
+        <w:tblLook w:val="04A0" w:firstRow="1" w:lastRow="0" w:firstColumn="1" w:lastColumn="0" w:noHBand="0" w:noVBand="1"/>
+      </w:tblPr>
+      <w:tblGrid>
+        <w:gridCol w:w="1511"/>
+        <w:gridCol w:w="3593"/>
+      </w:tblGrid>
+      <w:tr>
+        <w:trPr>
+          <w:tblHeader/>
+          <w:tblCellSpacing w:w="15" w:type="dxa"/>
+        </w:trPr>
+        <w:tc>
+          <w:tcPr>
+            <w:tcW w:w="0" w:type="auto"/>
+            <w:vAlign w:val="center"/>
+            <w:hideMark/>
+          </w:tcPr>
+          <w:p>
+            <w:pPr>
+              <w:rPr>
+                <w:b/>
+                <w:bCs/>
+              </w:rPr>
+            </w:pPr>
+            <w:r>
+              <w:rPr>
+                <w:b/>
+                <w:bCs/>
+              </w:rPr>
+              <w:lastRenderedPageBreak/>
+              <w:t>Delivery Delay</w:t>
+            </w:r>
+          </w:p>
+        </w:tc>
+        <w:tc>
+          <w:tcPr>
+            <w:tcW w:w="0" w:type="auto"/>
+            <w:vAlign w:val="center"/>
+            <w:hideMark/>
+          </w:tcPr>
+          <w:p>
+            <w:pPr>
+              <w:rPr>
+                <w:b/>
+                <w:bCs/>
+              </w:rPr>
+            </w:pPr>
+            <w:r>
+              <w:rPr>
+                <w:b/>
+                <w:bCs/>
+              </w:rPr>
+              <w:t>Meaning</w:t>
+            </w:r>
+          </w:p>
+        </w:tc>
+      </w:tr>
+      <w:tr>
+        <w:trPr>
+          <w:tblCellSpacing w:w="15" w:type="dxa"/>
+        </w:trPr>
+        <w:tc>
+          <w:tcPr>
+            <w:tcW w:w="0" w:type="auto"/>
+            <w:vAlign w:val="center"/>
+            <w:hideMark/>
+          </w:tcPr>
+          <w:p>
+            <w:r>
+              <w:t>Negative</w:t>
+            </w:r>
+          </w:p>
+        </w:tc>
+        <w:tc>
+          <w:tcPr>
+            <w:tcW w:w="0" w:type="auto"/>
+            <w:vAlign w:val="center"/>
+            <w:hideMark/>
+          </w:tcPr>
+          <w:p>
+            <w:r>
+              <w:t>Delivered before the estimated date</w:t>
+            </w:r>
+          </w:p>
+        </w:tc>
+      </w:tr>
+      <w:tr>
+        <w:trPr>
+          <w:tblCellSpacing w:w="15" w:type="dxa"/>
+        </w:trPr>
+        <w:tc>
+          <w:tcPr>
+            <w:tcW w:w="0" w:type="auto"/>
+            <w:vAlign w:val="center"/>
+            <w:hideMark/>
+          </w:tcPr>
+          <w:p>
+            <w:r>
+              <w:t>Zero</w:t>
+            </w:r>
+          </w:p>
+        </w:tc>
+        <w:tc>
+          <w:tcPr>
+            <w:tcW w:w="0" w:type="auto"/>
+            <w:vAlign w:val="center"/>
+            <w:hideMark/>
+          </w:tcPr>
+          <w:p>
+            <w:r>
+              <w:t>Delivered exactly on time</w:t>
+            </w:r>
+          </w:p>
+        </w:tc>
+      </w:tr>
+      <w:tr>
+        <w:trPr>
+          <w:tblCellSpacing w:w="15" w:type="dxa"/>
+        </w:trPr>
+        <w:tc>
+          <w:tcPr>
+            <w:tcW w:w="0" w:type="auto"/>
+            <w:vAlign w:val="center"/>
+            <w:hideMark/>
+          </w:tcPr>
+          <w:p>
+            <w:r>
+              <w:t>Positive</w:t>
+            </w:r>
+          </w:p>
+        </w:tc>
+        <w:tc>
+          <w:tcPr>
+            <w:tcW w:w="0" w:type="auto"/>
+            <w:vAlign w:val="center"/>
+            <w:hideMark/>
+          </w:tcPr>
+          <w:p>
+            <w:r>
+              <w:t>Delivered after the estimated date</w:t>
+            </w:r>
+          </w:p>
+        </w:tc>
+      </w:tr>
+    </w:tbl>
+    <w:p>
+      <w:r>
+        <w:t>Business Insight</w:t>
+      </w:r>
+    </w:p>
+    <w:p>
+      <w:r>
+        <w:t>This metric helps evaluate logistics performance and identify delays in the delivery process.</w:t>
+      </w:r>
+    </w:p>
+    <w:p>
+      <w:r>
+        <w:pict w14:anchorId="2AFA4030">
+          <v:rect id="_x0000_i1397" style="width:0;height:1.5pt" o:hralign="center" o:hrstd="t" o:hr="t" fillcolor="#a0a0a0" stroked="f"/>
+        </w:pict>
+      </w:r>
+    </w:p>
+    <w:p>
+      <w:pPr>
+        <w:rPr>
+          <w:b/>
+          <w:bCs/>
+        </w:rPr>
+      </w:pPr>
+      <w:r>
+        <w:rPr>
+          <w:b/>
+          <w:bCs/>
+        </w:rPr>
+        <w:t>19.15 Saving Analysis Results</w:t>
+      </w:r>
+    </w:p>
+    <w:p>
+      <w:r>
+        <w:t xml:space="preserve">The </w:t>
+      </w:r>
+      <w:proofErr w:type="spellStart"/>
+      <w:r>
+        <w:t>analyzed</w:t>
+      </w:r>
+      <w:proofErr w:type="spellEnd"/>
+      <w:r>
+        <w:t xml:space="preserve"> datasets were exported for further reporting.</w:t>
+      </w:r>
+    </w:p>
+    <w:p>
+      <w:r>
+        <w:t>Example</w:t>
+      </w:r>
+    </w:p>
+    <w:p>
+      <w:proofErr w:type="spellStart"/>
+      <w:r>
+        <w:t>monthly_orders.to_</w:t>
+      </w:r>
+      <w:proofErr w:type="gramStart"/>
+      <w:r>
+        <w:t>csv</w:t>
+      </w:r>
+      <w:proofErr w:type="spellEnd"/>
+      <w:r>
+        <w:t>(</w:t>
+      </w:r>
+      <w:proofErr w:type="gramEnd"/>
+    </w:p>
+    <w:p>
+      <w:r>
+        <w:t>"../output/monthly_orders.csv"</w:t>
+      </w:r>
+    </w:p>
+    <w:p>
+      <w:r>
+        <w:t>)</w:t>
+      </w:r>
+    </w:p>
+    <w:p/>
+    <w:p>
+      <w:proofErr w:type="spellStart"/>
+      <w:r>
+        <w:t>weekday_orders.to_</w:t>
+      </w:r>
+      <w:proofErr w:type="gramStart"/>
+      <w:r>
+        <w:t>csv</w:t>
+      </w:r>
+      <w:proofErr w:type="spellEnd"/>
+      <w:r>
+        <w:t>(</w:t>
+      </w:r>
+      <w:proofErr w:type="gramEnd"/>
+    </w:p>
+    <w:p>
+      <w:r>
+        <w:t>"../output/weekday_orders.csv"</w:t>
+      </w:r>
+    </w:p>
+    <w:p>
+      <w:r>
+        <w:t>)</w:t>
+      </w:r>
+    </w:p>
+    <w:p>
+      <w:r>
+        <w:t>Business Purpose</w:t>
+      </w:r>
+    </w:p>
+    <w:p>
+      <w:r>
+        <w:t>Allows processed data to be reused in dashboards and reports without repeating calculations.</w:t>
+      </w:r>
+    </w:p>
+    <w:p>
+      <w:r>
+        <w:pict w14:anchorId="5D7D3792">
+          <v:rect id="_x0000_i1398" style="width:0;height:1.5pt" o:hralign="center" o:hrstd="t" o:hr="t" fillcolor="#a0a0a0" stroked="f"/>
+        </w:pict>
+      </w:r>
+    </w:p>
+    <w:p>
+      <w:pPr>
+        <w:rPr>
+          <w:b/>
+          <w:bCs/>
+        </w:rPr>
+      </w:pPr>
+      <w:r>
+        <w:rPr>
+          <w:b/>
+          <w:bCs/>
+        </w:rPr>
+        <w:t>19.16 Business Perspective</w:t>
+      </w:r>
+    </w:p>
+    <w:p>
+      <w:r>
+        <w:t>EDA transforms raw transactional data into meaningful business insights.</w:t>
+      </w:r>
+    </w:p>
+    <w:p>
+      <w:r>
+        <w:t>The analyses performed help organizations answer questions such as:</w:t>
+      </w:r>
+    </w:p>
+    <w:p>
+      <w:pPr>
+        <w:numPr>
+          <w:ilvl w:val="0"/>
+          <w:numId w:val="100"/>
+        </w:numPr>
+      </w:pPr>
+      <w:r>
+        <w:t xml:space="preserve">How efficient is the order </w:t>
+      </w:r>
+      <w:proofErr w:type="spellStart"/>
+      <w:r>
+        <w:t>fulfillment</w:t>
+      </w:r>
+      <w:proofErr w:type="spellEnd"/>
+      <w:r>
+        <w:t xml:space="preserve"> process?</w:t>
+      </w:r>
+    </w:p>
+    <w:p>
+      <w:pPr>
+        <w:numPr>
+          <w:ilvl w:val="0"/>
+          <w:numId w:val="100"/>
+        </w:numPr>
+      </w:pPr>
+      <w:r>
+        <w:t>Which months generate maximum business?</w:t>
+      </w:r>
+    </w:p>
+    <w:p>
+      <w:pPr>
+        <w:numPr>
+          <w:ilvl w:val="0"/>
+          <w:numId w:val="100"/>
+        </w:numPr>
+      </w:pPr>
+      <w:r>
+        <w:t>Which weekdays attract more customers?</w:t>
+      </w:r>
+    </w:p>
+    <w:p>
+      <w:pPr>
+        <w:numPr>
+          <w:ilvl w:val="0"/>
+          <w:numId w:val="100"/>
+        </w:numPr>
+      </w:pPr>
+      <w:r>
+        <w:t>Is delivery performance improving?</w:t>
+      </w:r>
+    </w:p>
+    <w:p>
+      <w:pPr>
+        <w:numPr>
+          <w:ilvl w:val="0"/>
+          <w:numId w:val="100"/>
+        </w:numPr>
+      </w:pPr>
+      <w:r>
+        <w:lastRenderedPageBreak/>
+        <w:t>Is the business growing year after year?</w:t>
+      </w:r>
+    </w:p>
+    <w:p>
+      <w:r>
+        <w:t>These insights support strategic decision-making and operational improvements.</w:t>
+      </w:r>
+    </w:p>
+    <w:p>
+      <w:r>
+        <w:pict w14:anchorId="27C9B67B">
+          <v:rect id="_x0000_i1399" style="width:0;height:1.5pt" o:hralign="center" o:hrstd="t" o:hr="t" fillcolor="#a0a0a0" stroked="f"/>
+        </w:pict>
+      </w:r>
+    </w:p>
+    <w:p>
+      <w:pPr>
+        <w:rPr>
+          <w:b/>
+          <w:bCs/>
+        </w:rPr>
+      </w:pPr>
+      <w:r>
+        <w:rPr>
+          <w:b/>
+          <w:bCs/>
+        </w:rPr>
+        <w:t>19.17 EDA Process Flow</w:t>
+      </w:r>
+    </w:p>
+    <w:p>
+      <w:r>
+        <w:t>Raw Data</w:t>
+      </w:r>
+    </w:p>
+    <w:p/>
+    <w:p>
+      <w:r>
+        <w:t>↓</w:t>
+      </w:r>
+    </w:p>
+    <w:p/>
+    <w:p>
+      <w:r>
+        <w:t>Data Cleaning</w:t>
+      </w:r>
+    </w:p>
+    <w:p/>
+    <w:p>
+      <w:r>
+        <w:t>↓</w:t>
+      </w:r>
+    </w:p>
+    <w:p/>
+    <w:p>
+      <w:r>
+        <w:t>Feature Engineering</w:t>
+      </w:r>
+    </w:p>
+    <w:p/>
+    <w:p>
+      <w:r>
+        <w:t>↓</w:t>
+      </w:r>
+    </w:p>
+    <w:p/>
+    <w:p>
+      <w:r>
+        <w:t>Statistical Analysis</w:t>
+      </w:r>
+    </w:p>
+    <w:p/>
+    <w:p>
+      <w:r>
+        <w:t>↓</w:t>
+      </w:r>
+    </w:p>
+    <w:p/>
+    <w:p>
+      <w:r>
+        <w:t>Charts &amp; Visualizations</w:t>
+      </w:r>
+    </w:p>
+    <w:p/>
+    <w:p>
+      <w:r>
+        <w:t>↓</w:t>
+      </w:r>
+    </w:p>
+    <w:p/>
+    <w:p>
+      <w:r>
+        <w:t>Business Insights</w:t>
+      </w:r>
+    </w:p>
+    <w:p/>
+    <w:p>
+      <w:r>
+        <w:t>↓</w:t>
+      </w:r>
+    </w:p>
+    <w:p/>
+    <w:p>
+      <w:r>
+        <w:lastRenderedPageBreak/>
+        <w:t>Dashboard Development</w:t>
+      </w:r>
+    </w:p>
+    <w:p>
+      <w:r>
+        <w:pict w14:anchorId="006A4961">
+          <v:rect id="_x0000_i1400" style="width:0;height:1.5pt" o:hralign="center" o:hrstd="t" o:hr="t" fillcolor="#a0a0a0" stroked="f"/>
+        </w:pict>
+      </w:r>
+    </w:p>
+    <w:p>
+      <w:pPr>
+        <w:rPr>
+          <w:b/>
+          <w:bCs/>
+        </w:rPr>
+      </w:pPr>
+      <w:r>
+        <w:rPr>
+          <w:b/>
+          <w:bCs/>
+        </w:rPr>
+        <w:t>19.18 Outcome of Day 10</w:t>
+      </w:r>
+    </w:p>
+    <w:p>
+      <w:r>
+        <w:t>At the end of Day 10,</w:t>
+      </w:r>
+    </w:p>
+    <w:p>
+      <w:pPr>
+        <w:numPr>
+          <w:ilvl w:val="0"/>
+          <w:numId w:val="101"/>
+        </w:numPr>
+      </w:pPr>
+      <w:r>
+        <w:t>Data was successfully loaded from MySQL.</w:t>
+      </w:r>
+    </w:p>
+    <w:p>
+      <w:pPr>
+        <w:numPr>
+          <w:ilvl w:val="0"/>
+          <w:numId w:val="101"/>
+        </w:numPr>
+      </w:pPr>
+      <w:r>
+        <w:t>Date columns were converted into datetime format.</w:t>
+      </w:r>
+    </w:p>
+    <w:p>
+      <w:pPr>
+        <w:numPr>
+          <w:ilvl w:val="0"/>
+          <w:numId w:val="101"/>
+        </w:numPr>
+      </w:pPr>
+      <w:r>
+        <w:t>Business features were created.</w:t>
+      </w:r>
+    </w:p>
+    <w:p>
+      <w:pPr>
+        <w:numPr>
+          <w:ilvl w:val="0"/>
+          <w:numId w:val="101"/>
+        </w:numPr>
+      </w:pPr>
+      <w:r>
+        <w:t xml:space="preserve">Order Status Distribution was </w:t>
+      </w:r>
+      <w:proofErr w:type="spellStart"/>
+      <w:r>
+        <w:t>analyzed</w:t>
+      </w:r>
+      <w:proofErr w:type="spellEnd"/>
+      <w:r>
+        <w:t>.</w:t>
+      </w:r>
+    </w:p>
+    <w:p>
+      <w:pPr>
+        <w:numPr>
+          <w:ilvl w:val="0"/>
+          <w:numId w:val="101"/>
+        </w:numPr>
+      </w:pPr>
+      <w:r>
+        <w:t>Monthly Order Trends were visualized.</w:t>
+      </w:r>
+    </w:p>
+    <w:p>
+      <w:pPr>
+        <w:numPr>
+          <w:ilvl w:val="0"/>
+          <w:numId w:val="101"/>
+        </w:numPr>
+      </w:pPr>
+      <w:r>
+        <w:t>Weekday-wise Order Analysis was completed.</w:t>
+      </w:r>
+    </w:p>
+    <w:p>
+      <w:pPr>
+        <w:numPr>
+          <w:ilvl w:val="0"/>
+          <w:numId w:val="101"/>
+        </w:numPr>
+      </w:pPr>
+      <w:r>
+        <w:t>Delivery Performance was evaluated.</w:t>
+      </w:r>
+    </w:p>
+    <w:p>
+      <w:pPr>
+        <w:numPr>
+          <w:ilvl w:val="0"/>
+          <w:numId w:val="101"/>
+        </w:numPr>
+      </w:pPr>
+      <w:r>
+        <w:t xml:space="preserve">Year-wise Business Growth was </w:t>
+      </w:r>
+      <w:proofErr w:type="spellStart"/>
+      <w:r>
+        <w:t>analyzed</w:t>
+      </w:r>
+      <w:proofErr w:type="spellEnd"/>
+      <w:r>
+        <w:t>.</w:t>
+      </w:r>
+    </w:p>
+    <w:p>
+      <w:pPr>
+        <w:numPr>
+          <w:ilvl w:val="0"/>
+          <w:numId w:val="101"/>
+        </w:numPr>
+      </w:pPr>
+      <w:r>
+        <w:t>Delivery Delay metrics were calculated.</w:t>
+      </w:r>
+    </w:p>
+    <w:p>
+      <w:pPr>
+        <w:numPr>
+          <w:ilvl w:val="0"/>
+          <w:numId w:val="101"/>
+        </w:numPr>
+      </w:pPr>
+      <w:r>
+        <w:t>Analysis results were exported for reporting.</w:t>
+      </w:r>
+    </w:p>
+    <w:p>
+      <w:r>
+        <w:pict w14:anchorId="088DC6AA">
+          <v:rect id="_x0000_i1401" style="width:0;height:1.5pt" o:hralign="center" o:hrstd="t" o:hr="t" fillcolor="#a0a0a0" stroked="f"/>
+        </w:pict>
+      </w:r>
+    </w:p>
+    <w:p>
+      <w:pPr>
+        <w:rPr>
+          <w:b/>
+          <w:bCs/>
+        </w:rPr>
+      </w:pPr>
+      <w:r>
+        <w:rPr>
+          <w:b/>
+          <w:bCs/>
+        </w:rPr>
+        <w:t>19.19 Interview Perspective</w:t>
+      </w:r>
+    </w:p>
+    <w:p>
+      <w:pPr>
+        <w:rPr>
+          <w:b/>
+          <w:bCs/>
+        </w:rPr>
+      </w:pPr>
+      <w:r>
+        <w:rPr>
+          <w:b/>
+          <w:bCs/>
+        </w:rPr>
+        <w:t>Q1. What is Exploratory Data Analysis (EDA)?</w:t>
+      </w:r>
+    </w:p>
+    <w:p>
+      <w:r>
+        <w:rPr>
+          <w:b/>
+          <w:bCs/>
+        </w:rPr>
+        <w:t>Answer:</w:t>
+      </w:r>
+    </w:p>
+    <w:p>
+      <w:r>
+        <w:t>Exploratory Data Analysis (EDA) is the process of examining datasets using statistical methods and visualizations to discover patterns, trends, anomalies, and business insights before building dashboards or predictive models.</w:t>
+      </w:r>
+    </w:p>
+    <w:p>
+      <w:r>
+        <w:pict w14:anchorId="420B129E">
+          <v:rect id="_x0000_i1402" style="width:0;height:1.5pt" o:hralign="center" o:hrstd="t" o:hr="t" fillcolor="#a0a0a0" stroked="f"/>
+        </w:pict>
+      </w:r>
+    </w:p>
+    <w:p>
+      <w:pPr>
+        <w:rPr>
+          <w:b/>
+          <w:bCs/>
+        </w:rPr>
+      </w:pPr>
+      <w:r>
+        <w:rPr>
+          <w:b/>
+          <w:bCs/>
+        </w:rPr>
+        <w:t>Q2. Why is EDA important in Data Analytics?</w:t>
+      </w:r>
+    </w:p>
+    <w:p>
+      <w:r>
+        <w:rPr>
+          <w:b/>
+          <w:bCs/>
+        </w:rPr>
+        <w:t>Answer:</w:t>
+      </w:r>
+    </w:p>
+    <w:p>
+      <w:r>
+        <w:t>EDA helps analysts understand the dataset, identify trends, detect inconsistencies, and generate business insights that support better decision-making and accurate reporting.</w:t>
+      </w:r>
+    </w:p>
+    <w:p>
+      <w:r>
+        <w:pict w14:anchorId="3DD618D8">
+          <v:rect id="_x0000_i1403" style="width:0;height:1.5pt" o:hralign="center" o:hrstd="t" o:hr="t" fillcolor="#a0a0a0" stroked="f"/>
+        </w:pict>
+      </w:r>
+    </w:p>
+    <w:p>
+      <w:pPr>
+        <w:rPr>
+          <w:b/>
+          <w:bCs/>
+        </w:rPr>
+      </w:pPr>
+      <w:r>
+        <w:rPr>
+          <w:b/>
+          <w:bCs/>
+        </w:rPr>
+        <w:t>Q3. Why were new features such as Purchase Year and Weekday created?</w:t>
+      </w:r>
+    </w:p>
+    <w:p>
+      <w:r>
+        <w:rPr>
+          <w:b/>
+          <w:bCs/>
+        </w:rPr>
+        <w:t>Answer:</w:t>
+      </w:r>
+    </w:p>
+    <w:p>
+      <w:r>
+        <w:lastRenderedPageBreak/>
+        <w:t>These features simplify time-based analysis, enabling yearly, monthly, and weekday-wise business reporting and trend analysis.</w:t>
+      </w:r>
+    </w:p>
+    <w:p>
+      <w:r>
+        <w:pict w14:anchorId="5983E5BE">
+          <v:rect id="_x0000_i1404" style="width:0;height:1.5pt" o:hralign="center" o:hrstd="t" o:hr="t" fillcolor="#a0a0a0" stroked="f"/>
+        </w:pict>
+      </w:r>
+    </w:p>
+    <w:p>
+      <w:pPr>
+        <w:rPr>
+          <w:b/>
+          <w:bCs/>
+        </w:rPr>
+      </w:pPr>
+      <w:r>
+        <w:rPr>
+          <w:b/>
+          <w:bCs/>
+        </w:rPr>
+        <w:t>Q4. Why was Matplotlib used?</w:t>
+      </w:r>
+    </w:p>
+    <w:p>
+      <w:r>
+        <w:rPr>
+          <w:b/>
+          <w:bCs/>
+        </w:rPr>
+        <w:t>Answer:</w:t>
+      </w:r>
+    </w:p>
+    <w:p>
+      <w:r>
+        <w:t xml:space="preserve">Matplotlib is a Python visualization library used to create charts such as bar charts, line charts, and histograms for </w:t>
+      </w:r>
+      <w:proofErr w:type="spellStart"/>
+      <w:r>
+        <w:t>analyzing</w:t>
+      </w:r>
+      <w:proofErr w:type="spellEnd"/>
+      <w:r>
+        <w:t xml:space="preserve"> business data and communicating insights effectively.</w:t>
+      </w:r>
+    </w:p>
+    <w:p>
+      <w:r>
+        <w:pict w14:anchorId="34118A9B">
+          <v:rect id="_x0000_i1405" style="width:0;height:1.5pt" o:hralign="center" o:hrstd="t" o:hr="t" fillcolor="#a0a0a0" stroked="f"/>
+        </w:pict>
+      </w:r>
+    </w:p>
+    <w:p>
+      <w:pPr>
+        <w:rPr>
+          <w:b/>
+          <w:bCs/>
+        </w:rPr>
+      </w:pPr>
+      <w:r>
+        <w:rPr>
+          <w:b/>
+          <w:bCs/>
+        </w:rPr>
+        <w:t>Q5. What is Delivery Delay?</w:t>
+      </w:r>
+    </w:p>
+    <w:p>
+      <w:r>
+        <w:rPr>
+          <w:b/>
+          <w:bCs/>
+        </w:rPr>
+        <w:t>Answer:</w:t>
+      </w:r>
+    </w:p>
+    <w:p>
+      <w:r>
+        <w:t>Delivery Delay is the difference between the actual delivery date and the estimated delivery date. It helps measure logistics performance and identify delayed or early deliveries.</w:t>
+      </w:r>
+    </w:p>
+    <w:p>
+      <w:r>
+        <w:pict w14:anchorId="1FFF3B52">
+          <v:rect id="_x0000_i1406" style="width:0;height:1.5pt" o:hralign="center" o:hrstd="t" o:hr="t" fillcolor="#a0a0a0" stroked="f"/>
+        </w:pict>
+      </w:r>
+    </w:p>
+    <w:p>
+      <w:pPr>
+        <w:rPr>
+          <w:b/>
+          <w:bCs/>
+        </w:rPr>
+      </w:pPr>
+      <w:r>
+        <w:rPr>
+          <w:b/>
+          <w:bCs/>
+        </w:rPr>
+        <w:t>Q6. Why is visualization important?</w:t>
+      </w:r>
+    </w:p>
+    <w:p>
+      <w:r>
+        <w:rPr>
+          <w:b/>
+          <w:bCs/>
+        </w:rPr>
+        <w:t>Answer:</w:t>
+      </w:r>
+    </w:p>
+    <w:p>
+      <w:r>
+        <w:t>Visualizations make complex data easier to understand, reveal hidden patterns, and help stakeholders make informed business decisions quickly.</w:t>
+      </w:r>
+    </w:p>
+    <w:p>
+      <w:r>
+        <w:pict w14:anchorId="1D93788E">
+          <v:rect id="_x0000_i1407" style="width:0;height:1.5pt" o:hralign="center" o:hrstd="t" o:hr="t" fillcolor="#a0a0a0" stroked="f"/>
+        </w:pict>
+      </w:r>
+    </w:p>
+    <w:p>
+      <w:pPr>
+        <w:rPr>
+          <w:b/>
+          <w:bCs/>
+        </w:rPr>
+      </w:pPr>
+      <w:r>
+        <w:rPr>
+          <w:b/>
+          <w:bCs/>
+        </w:rPr>
+        <w:t>Q7. Why are EDA results saved as CSV files?</w:t>
+      </w:r>
+    </w:p>
+    <w:p>
+      <w:r>
+        <w:rPr>
+          <w:b/>
+          <w:bCs/>
+        </w:rPr>
+        <w:t>Answer:</w:t>
+      </w:r>
+    </w:p>
+    <w:p>
+      <w:r>
+        <w:t>Saving processed analysis results allows them to be reused in dashboards, reports, and further analysis without recalculating the same metrics.</w:t>
+      </w:r>
+    </w:p>
+    <w:p>
+      <w:r>
+        <w:pict w14:anchorId="3D84A92A">
+          <v:rect id="_x0000_i1408" style="width:0;height:1.5pt" o:hralign="center" o:hrstd="t" o:hr="t" fillcolor="#a0a0a0" stroked="f"/>
+        </w:pict>
+      </w:r>
+    </w:p>
+    <w:p>
+      <w:pPr>
+        <w:rPr>
+          <w:b/>
+          <w:bCs/>
+        </w:rPr>
+      </w:pPr>
+      <w:r>
+        <w:rPr>
+          <w:b/>
+          <w:bCs/>
+        </w:rPr>
+        <w:t>19.20 Skills Demonstrated</w:t>
+      </w:r>
+    </w:p>
+    <w:p>
+      <w:pPr>
+        <w:numPr>
+          <w:ilvl w:val="0"/>
+          <w:numId w:val="102"/>
+        </w:numPr>
+      </w:pPr>
+      <w:r>
+        <w:t>Exploratory Data Analysis (EDA)</w:t>
+      </w:r>
+    </w:p>
+    <w:p>
+      <w:pPr>
+        <w:numPr>
+          <w:ilvl w:val="0"/>
+          <w:numId w:val="102"/>
+        </w:numPr>
+      </w:pPr>
+      <w:r>
+        <w:t>Python Programming</w:t>
+      </w:r>
+    </w:p>
+    <w:p>
+      <w:pPr>
+        <w:numPr>
+          <w:ilvl w:val="0"/>
+          <w:numId w:val="102"/>
+        </w:numPr>
+      </w:pPr>
+      <w:r>
+        <w:t>Pandas</w:t>
+      </w:r>
+    </w:p>
+    <w:p>
+      <w:pPr>
+        <w:numPr>
+          <w:ilvl w:val="0"/>
+          <w:numId w:val="102"/>
+        </w:numPr>
+      </w:pPr>
+      <w:r>
+        <w:t>Matplotlib</w:t>
+      </w:r>
+    </w:p>
+    <w:p>
+      <w:pPr>
+        <w:numPr>
+          <w:ilvl w:val="0"/>
+          <w:numId w:val="102"/>
+        </w:numPr>
+      </w:pPr>
+      <w:r>
+        <w:t>SQL Integration</w:t>
+      </w:r>
+    </w:p>
+    <w:p>
+      <w:pPr>
+        <w:numPr>
+          <w:ilvl w:val="0"/>
+          <w:numId w:val="102"/>
+        </w:numPr>
+      </w:pPr>
+      <w:r>
+        <w:lastRenderedPageBreak/>
+        <w:t>Data Visualization</w:t>
+      </w:r>
+    </w:p>
+    <w:p>
+      <w:pPr>
+        <w:numPr>
+          <w:ilvl w:val="0"/>
+          <w:numId w:val="102"/>
+        </w:numPr>
+      </w:pPr>
+      <w:r>
+        <w:t>Feature Engineering</w:t>
+      </w:r>
+    </w:p>
+    <w:p>
+      <w:pPr>
+        <w:numPr>
+          <w:ilvl w:val="0"/>
+          <w:numId w:val="102"/>
+        </w:numPr>
+      </w:pPr>
+      <w:r>
+        <w:t>Business Trend Analysis</w:t>
+      </w:r>
+    </w:p>
+    <w:p>
+      <w:pPr>
+        <w:numPr>
+          <w:ilvl w:val="0"/>
+          <w:numId w:val="102"/>
+        </w:numPr>
+      </w:pPr>
+      <w:r>
+        <w:t>Delivery Performance Analysis</w:t>
+      </w:r>
+    </w:p>
+    <w:p>
+      <w:pPr>
+        <w:numPr>
+          <w:ilvl w:val="0"/>
+          <w:numId w:val="102"/>
+        </w:numPr>
+      </w:pPr>
+      <w:r>
+        <w:t>Time-Series Analysis</w:t>
+      </w:r>
+    </w:p>
+    <w:p>
+      <w:pPr>
+        <w:numPr>
+          <w:ilvl w:val="0"/>
+          <w:numId w:val="102"/>
+        </w:numPr>
+      </w:pPr>
+      <w:r>
+        <w:t>Business Reporting</w:t>
+      </w:r>
+    </w:p>
+    <w:p>
+      <w:pPr>
+        <w:numPr>
+          <w:ilvl w:val="0"/>
+          <w:numId w:val="102"/>
+        </w:numPr>
+      </w:pPr>
+      <w:r>
+        <w:t>Analytical Thinking</w:t>
+      </w:r>
+    </w:p>
+    <w:p>
+      <w:r>
+        <w:pict w14:anchorId="255A9856">
+          <v:rect id="_x0000_i1409" style="width:0;height:1.5pt" o:hralign="center" o:hrstd="t" o:hr="t" fillcolor="#a0a0a0" stroked="f"/>
+        </w:pict>
+      </w:r>
+    </w:p>
+    <w:p>
+      <w:pPr>
+        <w:rPr>
+          <w:b/>
+          <w:bCs/>
+        </w:rPr>
+      </w:pPr>
+      <w:r>
+        <w:rPr>
+          <w:b/>
+          <w:bCs/>
+        </w:rPr>
+        <w:t>19.21 Key Learning</w:t>
+      </w:r>
+    </w:p>
+    <w:p>
+      <w:r>
+        <w:t>Day 10 focused on transforming cleaned data into meaningful business insights using Exploratory Data Analysis (EDA). By applying statistical summaries and visualizations, important patterns related to order status, monthly sales, weekday trends, yearly growth, and delivery performance were identified.</w:t>
+      </w:r>
+    </w:p>
+    <w:p>
+      <w:r>
+        <w:t xml:space="preserve">This phase bridges the gap between data preparation and Business Intelligence by converting raw data into actionable insights. The knowledge gained from EDA provides a strong foundation for the next phase of the project, where </w:t>
+      </w:r>
+      <w:r>
+        <w:rPr>
+          <w:b/>
+          <w:bCs/>
+        </w:rPr>
+        <w:t>multi-table analysis and Power BI dashboard development</w:t>
+      </w:r>
+      <w:r>
+        <w:t xml:space="preserve"> will be performed.</w:t>
       </w:r>
     </w:p>
     <w:p/>
@@ -24211,6 +27215,155 @@
     </w:lvl>
   </w:abstractNum>
   <w:abstractNum w:abstractNumId="2" w15:restartNumberingAfterBreak="0">
+    <w:nsid w:val="02D609E4"/>
+    <w:multiLevelType w:val="multilevel"/>
+    <w:tmpl w:val="59A6C310"/>
+    <w:lvl w:ilvl="0">
+      <w:start w:val="1"/>
+      <w:numFmt w:val="bullet"/>
+      <w:lvlText w:val=""/>
+      <w:lvlJc w:val="left"/>
+      <w:pPr>
+        <w:tabs>
+          <w:tab w:val="num" w:pos="720"/>
+        </w:tabs>
+        <w:ind w:left="720" w:hanging="360"/>
+      </w:pPr>
+      <w:rPr>
+        <w:rFonts w:ascii="Symbol" w:hAnsi="Symbol" w:hint="default"/>
+        <w:sz w:val="20"/>
+      </w:rPr>
+    </w:lvl>
+    <w:lvl w:ilvl="1" w:tentative="1">
+      <w:start w:val="1"/>
+      <w:numFmt w:val="bullet"/>
+      <w:lvlText w:val="o"/>
+      <w:lvlJc w:val="left"/>
+      <w:pPr>
+        <w:tabs>
+          <w:tab w:val="num" w:pos="1440"/>
+        </w:tabs>
+        <w:ind w:left="1440" w:hanging="360"/>
+      </w:pPr>
+      <w:rPr>
+        <w:rFonts w:ascii="Courier New" w:hAnsi="Courier New" w:hint="default"/>
+        <w:sz w:val="20"/>
+      </w:rPr>
+    </w:lvl>
+    <w:lvl w:ilvl="2" w:tentative="1">
+      <w:start w:val="1"/>
+      <w:numFmt w:val="bullet"/>
+      <w:lvlText w:val=""/>
+      <w:lvlJc w:val="left"/>
+      <w:pPr>
+        <w:tabs>
+          <w:tab w:val="num" w:pos="2160"/>
+        </w:tabs>
+        <w:ind w:left="2160" w:hanging="360"/>
+      </w:pPr>
+      <w:rPr>
+        <w:rFonts w:ascii="Wingdings" w:hAnsi="Wingdings" w:hint="default"/>
+        <w:sz w:val="20"/>
+      </w:rPr>
+    </w:lvl>
+    <w:lvl w:ilvl="3" w:tentative="1">
+      <w:start w:val="1"/>
+      <w:numFmt w:val="bullet"/>
+      <w:lvlText w:val=""/>
+      <w:lvlJc w:val="left"/>
+      <w:pPr>
+        <w:tabs>
+          <w:tab w:val="num" w:pos="2880"/>
+        </w:tabs>
+        <w:ind w:left="2880" w:hanging="360"/>
+      </w:pPr>
+      <w:rPr>
+        <w:rFonts w:ascii="Wingdings" w:hAnsi="Wingdings" w:hint="default"/>
+        <w:sz w:val="20"/>
+      </w:rPr>
+    </w:lvl>
+    <w:lvl w:ilvl="4" w:tentative="1">
+      <w:start w:val="1"/>
+      <w:numFmt w:val="bullet"/>
+      <w:lvlText w:val=""/>
+      <w:lvlJc w:val="left"/>
+      <w:pPr>
+        <w:tabs>
+          <w:tab w:val="num" w:pos="3600"/>
+        </w:tabs>
+        <w:ind w:left="3600" w:hanging="360"/>
+      </w:pPr>
+      <w:rPr>
+        <w:rFonts w:ascii="Wingdings" w:hAnsi="Wingdings" w:hint="default"/>
+        <w:sz w:val="20"/>
+      </w:rPr>
+    </w:lvl>
+    <w:lvl w:ilvl="5" w:tentative="1">
+      <w:start w:val="1"/>
+      <w:numFmt w:val="bullet"/>
+      <w:lvlText w:val=""/>
+      <w:lvlJc w:val="left"/>
+      <w:pPr>
+        <w:tabs>
+          <w:tab w:val="num" w:pos="4320"/>
+        </w:tabs>
+        <w:ind w:left="4320" w:hanging="360"/>
+      </w:pPr>
+      <w:rPr>
+        <w:rFonts w:ascii="Wingdings" w:hAnsi="Wingdings" w:hint="default"/>
+        <w:sz w:val="20"/>
+      </w:rPr>
+    </w:lvl>
+    <w:lvl w:ilvl="6" w:tentative="1">
+      <w:start w:val="1"/>
+      <w:numFmt w:val="bullet"/>
+      <w:lvlText w:val=""/>
+      <w:lvlJc w:val="left"/>
+      <w:pPr>
+        <w:tabs>
+          <w:tab w:val="num" w:pos="5040"/>
+        </w:tabs>
+        <w:ind w:left="5040" w:hanging="360"/>
+      </w:pPr>
+      <w:rPr>
+        <w:rFonts w:ascii="Wingdings" w:hAnsi="Wingdings" w:hint="default"/>
+        <w:sz w:val="20"/>
+      </w:rPr>
+    </w:lvl>
+    <w:lvl w:ilvl="7" w:tentative="1">
+      <w:start w:val="1"/>
+      <w:numFmt w:val="bullet"/>
+      <w:lvlText w:val=""/>
+      <w:lvlJc w:val="left"/>
+      <w:pPr>
+        <w:tabs>
+          <w:tab w:val="num" w:pos="5760"/>
+        </w:tabs>
+        <w:ind w:left="5760" w:hanging="360"/>
+      </w:pPr>
+      <w:rPr>
+        <w:rFonts w:ascii="Wingdings" w:hAnsi="Wingdings" w:hint="default"/>
+        <w:sz w:val="20"/>
+      </w:rPr>
+    </w:lvl>
+    <w:lvl w:ilvl="8" w:tentative="1">
+      <w:start w:val="1"/>
+      <w:numFmt w:val="bullet"/>
+      <w:lvlText w:val=""/>
+      <w:lvlJc w:val="left"/>
+      <w:pPr>
+        <w:tabs>
+          <w:tab w:val="num" w:pos="6480"/>
+        </w:tabs>
+        <w:ind w:left="6480" w:hanging="360"/>
+      </w:pPr>
+      <w:rPr>
+        <w:rFonts w:ascii="Wingdings" w:hAnsi="Wingdings" w:hint="default"/>
+        <w:sz w:val="20"/>
+      </w:rPr>
+    </w:lvl>
+  </w:abstractNum>
+  <w:abstractNum w:abstractNumId="3" w15:restartNumberingAfterBreak="0">
     <w:nsid w:val="038F401E"/>
     <w:multiLevelType w:val="multilevel"/>
     <w:tmpl w:val="0060B66E"/>
@@ -24359,7 +27512,7 @@
       </w:rPr>
     </w:lvl>
   </w:abstractNum>
-  <w:abstractNum w:abstractNumId="3" w15:restartNumberingAfterBreak="0">
+  <w:abstractNum w:abstractNumId="4" w15:restartNumberingAfterBreak="0">
     <w:nsid w:val="048A412F"/>
     <w:multiLevelType w:val="multilevel"/>
     <w:tmpl w:val="BD143B36"/>
@@ -24508,7 +27661,7 @@
       </w:rPr>
     </w:lvl>
   </w:abstractNum>
-  <w:abstractNum w:abstractNumId="4" w15:restartNumberingAfterBreak="0">
+  <w:abstractNum w:abstractNumId="5" w15:restartNumberingAfterBreak="0">
     <w:nsid w:val="088E6EF6"/>
     <w:multiLevelType w:val="multilevel"/>
     <w:tmpl w:val="5950A766"/>
@@ -24657,7 +27810,7 @@
       </w:rPr>
     </w:lvl>
   </w:abstractNum>
-  <w:abstractNum w:abstractNumId="5" w15:restartNumberingAfterBreak="0">
+  <w:abstractNum w:abstractNumId="6" w15:restartNumberingAfterBreak="0">
     <w:nsid w:val="0A2E2FE5"/>
     <w:multiLevelType w:val="multilevel"/>
     <w:tmpl w:val="2D28D394"/>
@@ -24806,7 +27959,7 @@
       </w:rPr>
     </w:lvl>
   </w:abstractNum>
-  <w:abstractNum w:abstractNumId="6" w15:restartNumberingAfterBreak="0">
+  <w:abstractNum w:abstractNumId="7" w15:restartNumberingAfterBreak="0">
     <w:nsid w:val="0A551FA7"/>
     <w:multiLevelType w:val="multilevel"/>
     <w:tmpl w:val="E90C2170"/>
@@ -24955,7 +28108,7 @@
       </w:rPr>
     </w:lvl>
   </w:abstractNum>
-  <w:abstractNum w:abstractNumId="7" w15:restartNumberingAfterBreak="0">
+  <w:abstractNum w:abstractNumId="8" w15:restartNumberingAfterBreak="0">
     <w:nsid w:val="0B796136"/>
     <w:multiLevelType w:val="multilevel"/>
     <w:tmpl w:val="3C307B9E"/>
@@ -25104,7 +28257,7 @@
       </w:rPr>
     </w:lvl>
   </w:abstractNum>
-  <w:abstractNum w:abstractNumId="8" w15:restartNumberingAfterBreak="0">
+  <w:abstractNum w:abstractNumId="9" w15:restartNumberingAfterBreak="0">
     <w:nsid w:val="0C5E2602"/>
     <w:multiLevelType w:val="multilevel"/>
     <w:tmpl w:val="C96A66E2"/>
@@ -25253,7 +28406,7 @@
       </w:rPr>
     </w:lvl>
   </w:abstractNum>
-  <w:abstractNum w:abstractNumId="9" w15:restartNumberingAfterBreak="0">
+  <w:abstractNum w:abstractNumId="10" w15:restartNumberingAfterBreak="0">
     <w:nsid w:val="10997FD4"/>
     <w:multiLevelType w:val="multilevel"/>
     <w:tmpl w:val="6448A93E"/>
@@ -25402,7 +28555,7 @@
       </w:rPr>
     </w:lvl>
   </w:abstractNum>
-  <w:abstractNum w:abstractNumId="10" w15:restartNumberingAfterBreak="0">
+  <w:abstractNum w:abstractNumId="11" w15:restartNumberingAfterBreak="0">
     <w:nsid w:val="14A81FA2"/>
     <w:multiLevelType w:val="multilevel"/>
     <w:tmpl w:val="8AE61600"/>
@@ -25551,7 +28704,7 @@
       </w:rPr>
     </w:lvl>
   </w:abstractNum>
-  <w:abstractNum w:abstractNumId="11" w15:restartNumberingAfterBreak="0">
+  <w:abstractNum w:abstractNumId="12" w15:restartNumberingAfterBreak="0">
     <w:nsid w:val="161E3CFD"/>
     <w:multiLevelType w:val="multilevel"/>
     <w:tmpl w:val="05841104"/>
@@ -25700,7 +28853,7 @@
       </w:rPr>
     </w:lvl>
   </w:abstractNum>
-  <w:abstractNum w:abstractNumId="12" w15:restartNumberingAfterBreak="0">
+  <w:abstractNum w:abstractNumId="13" w15:restartNumberingAfterBreak="0">
     <w:nsid w:val="18232C03"/>
     <w:multiLevelType w:val="multilevel"/>
     <w:tmpl w:val="767AA4A2"/>
@@ -25849,7 +29002,7 @@
       </w:rPr>
     </w:lvl>
   </w:abstractNum>
-  <w:abstractNum w:abstractNumId="13" w15:restartNumberingAfterBreak="0">
+  <w:abstractNum w:abstractNumId="14" w15:restartNumberingAfterBreak="0">
     <w:nsid w:val="19644A3D"/>
     <w:multiLevelType w:val="multilevel"/>
     <w:tmpl w:val="72B04E32"/>
@@ -25998,7 +29151,7 @@
       </w:rPr>
     </w:lvl>
   </w:abstractNum>
-  <w:abstractNum w:abstractNumId="14" w15:restartNumberingAfterBreak="0">
+  <w:abstractNum w:abstractNumId="15" w15:restartNumberingAfterBreak="0">
     <w:nsid w:val="1A2A7749"/>
     <w:multiLevelType w:val="multilevel"/>
     <w:tmpl w:val="051424D2"/>
@@ -26147,7 +29300,156 @@
       </w:rPr>
     </w:lvl>
   </w:abstractNum>
-  <w:abstractNum w:abstractNumId="15" w15:restartNumberingAfterBreak="0">
+  <w:abstractNum w:abstractNumId="16" w15:restartNumberingAfterBreak="0">
+    <w:nsid w:val="1B3E56F6"/>
+    <w:multiLevelType w:val="multilevel"/>
+    <w:tmpl w:val="BBB003CA"/>
+    <w:lvl w:ilvl="0">
+      <w:start w:val="1"/>
+      <w:numFmt w:val="bullet"/>
+      <w:lvlText w:val=""/>
+      <w:lvlJc w:val="left"/>
+      <w:pPr>
+        <w:tabs>
+          <w:tab w:val="num" w:pos="720"/>
+        </w:tabs>
+        <w:ind w:left="720" w:hanging="360"/>
+      </w:pPr>
+      <w:rPr>
+        <w:rFonts w:ascii="Symbol" w:hAnsi="Symbol" w:hint="default"/>
+        <w:sz w:val="20"/>
+      </w:rPr>
+    </w:lvl>
+    <w:lvl w:ilvl="1" w:tentative="1">
+      <w:start w:val="1"/>
+      <w:numFmt w:val="bullet"/>
+      <w:lvlText w:val="o"/>
+      <w:lvlJc w:val="left"/>
+      <w:pPr>
+        <w:tabs>
+          <w:tab w:val="num" w:pos="1440"/>
+        </w:tabs>
+        <w:ind w:left="1440" w:hanging="360"/>
+      </w:pPr>
+      <w:rPr>
+        <w:rFonts w:ascii="Courier New" w:hAnsi="Courier New" w:hint="default"/>
+        <w:sz w:val="20"/>
+      </w:rPr>
+    </w:lvl>
+    <w:lvl w:ilvl="2" w:tentative="1">
+      <w:start w:val="1"/>
+      <w:numFmt w:val="bullet"/>
+      <w:lvlText w:val=""/>
+      <w:lvlJc w:val="left"/>
+      <w:pPr>
+        <w:tabs>
+          <w:tab w:val="num" w:pos="2160"/>
+        </w:tabs>
+        <w:ind w:left="2160" w:hanging="360"/>
+      </w:pPr>
+      <w:rPr>
+        <w:rFonts w:ascii="Wingdings" w:hAnsi="Wingdings" w:hint="default"/>
+        <w:sz w:val="20"/>
+      </w:rPr>
+    </w:lvl>
+    <w:lvl w:ilvl="3" w:tentative="1">
+      <w:start w:val="1"/>
+      <w:numFmt w:val="bullet"/>
+      <w:lvlText w:val=""/>
+      <w:lvlJc w:val="left"/>
+      <w:pPr>
+        <w:tabs>
+          <w:tab w:val="num" w:pos="2880"/>
+        </w:tabs>
+        <w:ind w:left="2880" w:hanging="360"/>
+      </w:pPr>
+      <w:rPr>
+        <w:rFonts w:ascii="Wingdings" w:hAnsi="Wingdings" w:hint="default"/>
+        <w:sz w:val="20"/>
+      </w:rPr>
+    </w:lvl>
+    <w:lvl w:ilvl="4" w:tentative="1">
+      <w:start w:val="1"/>
+      <w:numFmt w:val="bullet"/>
+      <w:lvlText w:val=""/>
+      <w:lvlJc w:val="left"/>
+      <w:pPr>
+        <w:tabs>
+          <w:tab w:val="num" w:pos="3600"/>
+        </w:tabs>
+        <w:ind w:left="3600" w:hanging="360"/>
+      </w:pPr>
+      <w:rPr>
+        <w:rFonts w:ascii="Wingdings" w:hAnsi="Wingdings" w:hint="default"/>
+        <w:sz w:val="20"/>
+      </w:rPr>
+    </w:lvl>
+    <w:lvl w:ilvl="5" w:tentative="1">
+      <w:start w:val="1"/>
+      <w:numFmt w:val="bullet"/>
+      <w:lvlText w:val=""/>
+      <w:lvlJc w:val="left"/>
+      <w:pPr>
+        <w:tabs>
+          <w:tab w:val="num" w:pos="4320"/>
+        </w:tabs>
+        <w:ind w:left="4320" w:hanging="360"/>
+      </w:pPr>
+      <w:rPr>
+        <w:rFonts w:ascii="Wingdings" w:hAnsi="Wingdings" w:hint="default"/>
+        <w:sz w:val="20"/>
+      </w:rPr>
+    </w:lvl>
+    <w:lvl w:ilvl="6" w:tentative="1">
+      <w:start w:val="1"/>
+      <w:numFmt w:val="bullet"/>
+      <w:lvlText w:val=""/>
+      <w:lvlJc w:val="left"/>
+      <w:pPr>
+        <w:tabs>
+          <w:tab w:val="num" w:pos="5040"/>
+        </w:tabs>
+        <w:ind w:left="5040" w:hanging="360"/>
+      </w:pPr>
+      <w:rPr>
+        <w:rFonts w:ascii="Wingdings" w:hAnsi="Wingdings" w:hint="default"/>
+        <w:sz w:val="20"/>
+      </w:rPr>
+    </w:lvl>
+    <w:lvl w:ilvl="7" w:tentative="1">
+      <w:start w:val="1"/>
+      <w:numFmt w:val="bullet"/>
+      <w:lvlText w:val=""/>
+      <w:lvlJc w:val="left"/>
+      <w:pPr>
+        <w:tabs>
+          <w:tab w:val="num" w:pos="5760"/>
+        </w:tabs>
+        <w:ind w:left="5760" w:hanging="360"/>
+      </w:pPr>
+      <w:rPr>
+        <w:rFonts w:ascii="Wingdings" w:hAnsi="Wingdings" w:hint="default"/>
+        <w:sz w:val="20"/>
+      </w:rPr>
+    </w:lvl>
+    <w:lvl w:ilvl="8" w:tentative="1">
+      <w:start w:val="1"/>
+      <w:numFmt w:val="bullet"/>
+      <w:lvlText w:val=""/>
+      <w:lvlJc w:val="left"/>
+      <w:pPr>
+        <w:tabs>
+          <w:tab w:val="num" w:pos="6480"/>
+        </w:tabs>
+        <w:ind w:left="6480" w:hanging="360"/>
+      </w:pPr>
+      <w:rPr>
+        <w:rFonts w:ascii="Wingdings" w:hAnsi="Wingdings" w:hint="default"/>
+        <w:sz w:val="20"/>
+      </w:rPr>
+    </w:lvl>
+  </w:abstractNum>
+  <w:abstractNum w:abstractNumId="17" w15:restartNumberingAfterBreak="0">
     <w:nsid w:val="1B747A72"/>
     <w:multiLevelType w:val="multilevel"/>
     <w:tmpl w:val="9392AF80"/>
@@ -26296,7 +29598,7 @@
       </w:rPr>
     </w:lvl>
   </w:abstractNum>
-  <w:abstractNum w:abstractNumId="16" w15:restartNumberingAfterBreak="0">
+  <w:abstractNum w:abstractNumId="18" w15:restartNumberingAfterBreak="0">
     <w:nsid w:val="1B900C96"/>
     <w:multiLevelType w:val="multilevel"/>
     <w:tmpl w:val="2F2E7E86"/>
@@ -26445,7 +29747,156 @@
       </w:rPr>
     </w:lvl>
   </w:abstractNum>
-  <w:abstractNum w:abstractNumId="17" w15:restartNumberingAfterBreak="0">
+  <w:abstractNum w:abstractNumId="19" w15:restartNumberingAfterBreak="0">
+    <w:nsid w:val="1D7B222D"/>
+    <w:multiLevelType w:val="multilevel"/>
+    <w:tmpl w:val="B1A0D8E6"/>
+    <w:lvl w:ilvl="0">
+      <w:start w:val="1"/>
+      <w:numFmt w:val="bullet"/>
+      <w:lvlText w:val=""/>
+      <w:lvlJc w:val="left"/>
+      <w:pPr>
+        <w:tabs>
+          <w:tab w:val="num" w:pos="720"/>
+        </w:tabs>
+        <w:ind w:left="720" w:hanging="360"/>
+      </w:pPr>
+      <w:rPr>
+        <w:rFonts w:ascii="Symbol" w:hAnsi="Symbol" w:hint="default"/>
+        <w:sz w:val="20"/>
+      </w:rPr>
+    </w:lvl>
+    <w:lvl w:ilvl="1" w:tentative="1">
+      <w:start w:val="1"/>
+      <w:numFmt w:val="bullet"/>
+      <w:lvlText w:val="o"/>
+      <w:lvlJc w:val="left"/>
+      <w:pPr>
+        <w:tabs>
+          <w:tab w:val="num" w:pos="1440"/>
+        </w:tabs>
+        <w:ind w:left="1440" w:hanging="360"/>
+      </w:pPr>
+      <w:rPr>
+        <w:rFonts w:ascii="Courier New" w:hAnsi="Courier New" w:hint="default"/>
+        <w:sz w:val="20"/>
+      </w:rPr>
+    </w:lvl>
+    <w:lvl w:ilvl="2" w:tentative="1">
+      <w:start w:val="1"/>
+      <w:numFmt w:val="bullet"/>
+      <w:lvlText w:val=""/>
+      <w:lvlJc w:val="left"/>
+      <w:pPr>
+        <w:tabs>
+          <w:tab w:val="num" w:pos="2160"/>
+        </w:tabs>
+        <w:ind w:left="2160" w:hanging="360"/>
+      </w:pPr>
+      <w:rPr>
+        <w:rFonts w:ascii="Wingdings" w:hAnsi="Wingdings" w:hint="default"/>
+        <w:sz w:val="20"/>
+      </w:rPr>
+    </w:lvl>
+    <w:lvl w:ilvl="3" w:tentative="1">
+      <w:start w:val="1"/>
+      <w:numFmt w:val="bullet"/>
+      <w:lvlText w:val=""/>
+      <w:lvlJc w:val="left"/>
+      <w:pPr>
+        <w:tabs>
+          <w:tab w:val="num" w:pos="2880"/>
+        </w:tabs>
+        <w:ind w:left="2880" w:hanging="360"/>
+      </w:pPr>
+      <w:rPr>
+        <w:rFonts w:ascii="Wingdings" w:hAnsi="Wingdings" w:hint="default"/>
+        <w:sz w:val="20"/>
+      </w:rPr>
+    </w:lvl>
+    <w:lvl w:ilvl="4" w:tentative="1">
+      <w:start w:val="1"/>
+      <w:numFmt w:val="bullet"/>
+      <w:lvlText w:val=""/>
+      <w:lvlJc w:val="left"/>
+      <w:pPr>
+        <w:tabs>
+          <w:tab w:val="num" w:pos="3600"/>
+        </w:tabs>
+        <w:ind w:left="3600" w:hanging="360"/>
+      </w:pPr>
+      <w:rPr>
+        <w:rFonts w:ascii="Wingdings" w:hAnsi="Wingdings" w:hint="default"/>
+        <w:sz w:val="20"/>
+      </w:rPr>
+    </w:lvl>
+    <w:lvl w:ilvl="5" w:tentative="1">
+      <w:start w:val="1"/>
+      <w:numFmt w:val="bullet"/>
+      <w:lvlText w:val=""/>
+      <w:lvlJc w:val="left"/>
+      <w:pPr>
+        <w:tabs>
+          <w:tab w:val="num" w:pos="4320"/>
+        </w:tabs>
+        <w:ind w:left="4320" w:hanging="360"/>
+      </w:pPr>
+      <w:rPr>
+        <w:rFonts w:ascii="Wingdings" w:hAnsi="Wingdings" w:hint="default"/>
+        <w:sz w:val="20"/>
+      </w:rPr>
+    </w:lvl>
+    <w:lvl w:ilvl="6" w:tentative="1">
+      <w:start w:val="1"/>
+      <w:numFmt w:val="bullet"/>
+      <w:lvlText w:val=""/>
+      <w:lvlJc w:val="left"/>
+      <w:pPr>
+        <w:tabs>
+          <w:tab w:val="num" w:pos="5040"/>
+        </w:tabs>
+        <w:ind w:left="5040" w:hanging="360"/>
+      </w:pPr>
+      <w:rPr>
+        <w:rFonts w:ascii="Wingdings" w:hAnsi="Wingdings" w:hint="default"/>
+        <w:sz w:val="20"/>
+      </w:rPr>
+    </w:lvl>
+    <w:lvl w:ilvl="7" w:tentative="1">
+      <w:start w:val="1"/>
+      <w:numFmt w:val="bullet"/>
+      <w:lvlText w:val=""/>
+      <w:lvlJc w:val="left"/>
+      <w:pPr>
+        <w:tabs>
+          <w:tab w:val="num" w:pos="5760"/>
+        </w:tabs>
+        <w:ind w:left="5760" w:hanging="360"/>
+      </w:pPr>
+      <w:rPr>
+        <w:rFonts w:ascii="Wingdings" w:hAnsi="Wingdings" w:hint="default"/>
+        <w:sz w:val="20"/>
+      </w:rPr>
+    </w:lvl>
+    <w:lvl w:ilvl="8" w:tentative="1">
+      <w:start w:val="1"/>
+      <w:numFmt w:val="bullet"/>
+      <w:lvlText w:val=""/>
+      <w:lvlJc w:val="left"/>
+      <w:pPr>
+        <w:tabs>
+          <w:tab w:val="num" w:pos="6480"/>
+        </w:tabs>
+        <w:ind w:left="6480" w:hanging="360"/>
+      </w:pPr>
+      <w:rPr>
+        <w:rFonts w:ascii="Wingdings" w:hAnsi="Wingdings" w:hint="default"/>
+        <w:sz w:val="20"/>
+      </w:rPr>
+    </w:lvl>
+  </w:abstractNum>
+  <w:abstractNum w:abstractNumId="20" w15:restartNumberingAfterBreak="0">
     <w:nsid w:val="23135644"/>
     <w:multiLevelType w:val="multilevel"/>
     <w:tmpl w:val="90BE5252"/>
@@ -26594,7 +30045,7 @@
       </w:rPr>
     </w:lvl>
   </w:abstractNum>
-  <w:abstractNum w:abstractNumId="18" w15:restartNumberingAfterBreak="0">
+  <w:abstractNum w:abstractNumId="21" w15:restartNumberingAfterBreak="0">
     <w:nsid w:val="238426DB"/>
     <w:multiLevelType w:val="multilevel"/>
     <w:tmpl w:val="90F0AA86"/>
@@ -26743,7 +30194,7 @@
       </w:rPr>
     </w:lvl>
   </w:abstractNum>
-  <w:abstractNum w:abstractNumId="19" w15:restartNumberingAfterBreak="0">
+  <w:abstractNum w:abstractNumId="22" w15:restartNumberingAfterBreak="0">
     <w:nsid w:val="246E523F"/>
     <w:multiLevelType w:val="multilevel"/>
     <w:tmpl w:val="E5DE04D6"/>
@@ -26892,7 +30343,7 @@
       </w:rPr>
     </w:lvl>
   </w:abstractNum>
-  <w:abstractNum w:abstractNumId="20" w15:restartNumberingAfterBreak="0">
+  <w:abstractNum w:abstractNumId="23" w15:restartNumberingAfterBreak="0">
     <w:nsid w:val="26B82A32"/>
     <w:multiLevelType w:val="multilevel"/>
     <w:tmpl w:val="F07C7E48"/>
@@ -27041,7 +30492,7 @@
       </w:rPr>
     </w:lvl>
   </w:abstractNum>
-  <w:abstractNum w:abstractNumId="21" w15:restartNumberingAfterBreak="0">
+  <w:abstractNum w:abstractNumId="24" w15:restartNumberingAfterBreak="0">
     <w:nsid w:val="274258DF"/>
     <w:multiLevelType w:val="multilevel"/>
     <w:tmpl w:val="465E01BE"/>
@@ -27190,7 +30641,7 @@
       </w:rPr>
     </w:lvl>
   </w:abstractNum>
-  <w:abstractNum w:abstractNumId="22" w15:restartNumberingAfterBreak="0">
+  <w:abstractNum w:abstractNumId="25" w15:restartNumberingAfterBreak="0">
     <w:nsid w:val="28382908"/>
     <w:multiLevelType w:val="multilevel"/>
     <w:tmpl w:val="83605896"/>
@@ -27339,7 +30790,7 @@
       </w:rPr>
     </w:lvl>
   </w:abstractNum>
-  <w:abstractNum w:abstractNumId="23" w15:restartNumberingAfterBreak="0">
+  <w:abstractNum w:abstractNumId="26" w15:restartNumberingAfterBreak="0">
     <w:nsid w:val="28980D79"/>
     <w:multiLevelType w:val="multilevel"/>
     <w:tmpl w:val="0194E3FE"/>
@@ -27488,7 +30939,156 @@
       </w:rPr>
     </w:lvl>
   </w:abstractNum>
-  <w:abstractNum w:abstractNumId="24" w15:restartNumberingAfterBreak="0">
+  <w:abstractNum w:abstractNumId="27" w15:restartNumberingAfterBreak="0">
+    <w:nsid w:val="297F172C"/>
+    <w:multiLevelType w:val="multilevel"/>
+    <w:tmpl w:val="315E6CEC"/>
+    <w:lvl w:ilvl="0">
+      <w:start w:val="1"/>
+      <w:numFmt w:val="bullet"/>
+      <w:lvlText w:val=""/>
+      <w:lvlJc w:val="left"/>
+      <w:pPr>
+        <w:tabs>
+          <w:tab w:val="num" w:pos="720"/>
+        </w:tabs>
+        <w:ind w:left="720" w:hanging="360"/>
+      </w:pPr>
+      <w:rPr>
+        <w:rFonts w:ascii="Symbol" w:hAnsi="Symbol" w:hint="default"/>
+        <w:sz w:val="20"/>
+      </w:rPr>
+    </w:lvl>
+    <w:lvl w:ilvl="1" w:tentative="1">
+      <w:start w:val="1"/>
+      <w:numFmt w:val="bullet"/>
+      <w:lvlText w:val="o"/>
+      <w:lvlJc w:val="left"/>
+      <w:pPr>
+        <w:tabs>
+          <w:tab w:val="num" w:pos="1440"/>
+        </w:tabs>
+        <w:ind w:left="1440" w:hanging="360"/>
+      </w:pPr>
+      <w:rPr>
+        <w:rFonts w:ascii="Courier New" w:hAnsi="Courier New" w:hint="default"/>
+        <w:sz w:val="20"/>
+      </w:rPr>
+    </w:lvl>
+    <w:lvl w:ilvl="2" w:tentative="1">
+      <w:start w:val="1"/>
+      <w:numFmt w:val="bullet"/>
+      <w:lvlText w:val=""/>
+      <w:lvlJc w:val="left"/>
+      <w:pPr>
+        <w:tabs>
+          <w:tab w:val="num" w:pos="2160"/>
+        </w:tabs>
+        <w:ind w:left="2160" w:hanging="360"/>
+      </w:pPr>
+      <w:rPr>
+        <w:rFonts w:ascii="Wingdings" w:hAnsi="Wingdings" w:hint="default"/>
+        <w:sz w:val="20"/>
+      </w:rPr>
+    </w:lvl>
+    <w:lvl w:ilvl="3" w:tentative="1">
+      <w:start w:val="1"/>
+      <w:numFmt w:val="bullet"/>
+      <w:lvlText w:val=""/>
+      <w:lvlJc w:val="left"/>
+      <w:pPr>
+        <w:tabs>
+          <w:tab w:val="num" w:pos="2880"/>
+        </w:tabs>
+        <w:ind w:left="2880" w:hanging="360"/>
+      </w:pPr>
+      <w:rPr>
+        <w:rFonts w:ascii="Wingdings" w:hAnsi="Wingdings" w:hint="default"/>
+        <w:sz w:val="20"/>
+      </w:rPr>
+    </w:lvl>
+    <w:lvl w:ilvl="4" w:tentative="1">
+      <w:start w:val="1"/>
+      <w:numFmt w:val="bullet"/>
+      <w:lvlText w:val=""/>
+      <w:lvlJc w:val="left"/>
+      <w:pPr>
+        <w:tabs>
+          <w:tab w:val="num" w:pos="3600"/>
+        </w:tabs>
+        <w:ind w:left="3600" w:hanging="360"/>
+      </w:pPr>
+      <w:rPr>
+        <w:rFonts w:ascii="Wingdings" w:hAnsi="Wingdings" w:hint="default"/>
+        <w:sz w:val="20"/>
+      </w:rPr>
+    </w:lvl>
+    <w:lvl w:ilvl="5" w:tentative="1">
+      <w:start w:val="1"/>
+      <w:numFmt w:val="bullet"/>
+      <w:lvlText w:val=""/>
+      <w:lvlJc w:val="left"/>
+      <w:pPr>
+        <w:tabs>
+          <w:tab w:val="num" w:pos="4320"/>
+        </w:tabs>
+        <w:ind w:left="4320" w:hanging="360"/>
+      </w:pPr>
+      <w:rPr>
+        <w:rFonts w:ascii="Wingdings" w:hAnsi="Wingdings" w:hint="default"/>
+        <w:sz w:val="20"/>
+      </w:rPr>
+    </w:lvl>
+    <w:lvl w:ilvl="6" w:tentative="1">
+      <w:start w:val="1"/>
+      <w:numFmt w:val="bullet"/>
+      <w:lvlText w:val=""/>
+      <w:lvlJc w:val="left"/>
+      <w:pPr>
+        <w:tabs>
+          <w:tab w:val="num" w:pos="5040"/>
+        </w:tabs>
+        <w:ind w:left="5040" w:hanging="360"/>
+      </w:pPr>
+      <w:rPr>
+        <w:rFonts w:ascii="Wingdings" w:hAnsi="Wingdings" w:hint="default"/>
+        <w:sz w:val="20"/>
+      </w:rPr>
+    </w:lvl>
+    <w:lvl w:ilvl="7" w:tentative="1">
+      <w:start w:val="1"/>
+      <w:numFmt w:val="bullet"/>
+      <w:lvlText w:val=""/>
+      <w:lvlJc w:val="left"/>
+      <w:pPr>
+        <w:tabs>
+          <w:tab w:val="num" w:pos="5760"/>
+        </w:tabs>
+        <w:ind w:left="5760" w:hanging="360"/>
+      </w:pPr>
+      <w:rPr>
+        <w:rFonts w:ascii="Wingdings" w:hAnsi="Wingdings" w:hint="default"/>
+        <w:sz w:val="20"/>
+      </w:rPr>
+    </w:lvl>
+    <w:lvl w:ilvl="8" w:tentative="1">
+      <w:start w:val="1"/>
+      <w:numFmt w:val="bullet"/>
+      <w:lvlText w:val=""/>
+      <w:lvlJc w:val="left"/>
+      <w:pPr>
+        <w:tabs>
+          <w:tab w:val="num" w:pos="6480"/>
+        </w:tabs>
+        <w:ind w:left="6480" w:hanging="360"/>
+      </w:pPr>
+      <w:rPr>
+        <w:rFonts w:ascii="Wingdings" w:hAnsi="Wingdings" w:hint="default"/>
+        <w:sz w:val="20"/>
+      </w:rPr>
+    </w:lvl>
+  </w:abstractNum>
+  <w:abstractNum w:abstractNumId="28" w15:restartNumberingAfterBreak="0">
     <w:nsid w:val="29E87393"/>
     <w:multiLevelType w:val="multilevel"/>
     <w:tmpl w:val="648E29D6"/>
@@ -27637,7 +31237,7 @@
       </w:rPr>
     </w:lvl>
   </w:abstractNum>
-  <w:abstractNum w:abstractNumId="25" w15:restartNumberingAfterBreak="0">
+  <w:abstractNum w:abstractNumId="29" w15:restartNumberingAfterBreak="0">
     <w:nsid w:val="2A40105D"/>
     <w:multiLevelType w:val="multilevel"/>
     <w:tmpl w:val="E4AE90C4"/>
@@ -27786,7 +31386,7 @@
       </w:rPr>
     </w:lvl>
   </w:abstractNum>
-  <w:abstractNum w:abstractNumId="26" w15:restartNumberingAfterBreak="0">
+  <w:abstractNum w:abstractNumId="30" w15:restartNumberingAfterBreak="0">
     <w:nsid w:val="2BD42FEE"/>
     <w:multiLevelType w:val="multilevel"/>
     <w:tmpl w:val="D6F650BC"/>
@@ -27935,7 +31535,7 @@
       </w:rPr>
     </w:lvl>
   </w:abstractNum>
-  <w:abstractNum w:abstractNumId="27" w15:restartNumberingAfterBreak="0">
+  <w:abstractNum w:abstractNumId="31" w15:restartNumberingAfterBreak="0">
     <w:nsid w:val="2E0D6E48"/>
     <w:multiLevelType w:val="multilevel"/>
     <w:tmpl w:val="37C050C8"/>
@@ -28084,7 +31684,7 @@
       </w:rPr>
     </w:lvl>
   </w:abstractNum>
-  <w:abstractNum w:abstractNumId="28" w15:restartNumberingAfterBreak="0">
+  <w:abstractNum w:abstractNumId="32" w15:restartNumberingAfterBreak="0">
     <w:nsid w:val="2E8A1F98"/>
     <w:multiLevelType w:val="multilevel"/>
     <w:tmpl w:val="6898FD34"/>
@@ -28233,7 +31833,7 @@
       </w:rPr>
     </w:lvl>
   </w:abstractNum>
-  <w:abstractNum w:abstractNumId="29" w15:restartNumberingAfterBreak="0">
+  <w:abstractNum w:abstractNumId="33" w15:restartNumberingAfterBreak="0">
     <w:nsid w:val="2F2F48B5"/>
     <w:multiLevelType w:val="multilevel"/>
     <w:tmpl w:val="3558FBC2"/>
@@ -28382,7 +31982,7 @@
       </w:rPr>
     </w:lvl>
   </w:abstractNum>
-  <w:abstractNum w:abstractNumId="30" w15:restartNumberingAfterBreak="0">
+  <w:abstractNum w:abstractNumId="34" w15:restartNumberingAfterBreak="0">
     <w:nsid w:val="2F38424B"/>
     <w:multiLevelType w:val="multilevel"/>
     <w:tmpl w:val="EB20C9F2"/>
@@ -28531,7 +32131,7 @@
       </w:rPr>
     </w:lvl>
   </w:abstractNum>
-  <w:abstractNum w:abstractNumId="31" w15:restartNumberingAfterBreak="0">
+  <w:abstractNum w:abstractNumId="35" w15:restartNumberingAfterBreak="0">
     <w:nsid w:val="2F5A3E0E"/>
     <w:multiLevelType w:val="multilevel"/>
     <w:tmpl w:val="E5BE3D5E"/>
@@ -28680,7 +32280,7 @@
       </w:rPr>
     </w:lvl>
   </w:abstractNum>
-  <w:abstractNum w:abstractNumId="32" w15:restartNumberingAfterBreak="0">
+  <w:abstractNum w:abstractNumId="36" w15:restartNumberingAfterBreak="0">
     <w:nsid w:val="33551034"/>
     <w:multiLevelType w:val="multilevel"/>
     <w:tmpl w:val="B2D6434C"/>
@@ -28829,7 +32429,7 @@
       </w:rPr>
     </w:lvl>
   </w:abstractNum>
-  <w:abstractNum w:abstractNumId="33" w15:restartNumberingAfterBreak="0">
+  <w:abstractNum w:abstractNumId="37" w15:restartNumberingAfterBreak="0">
     <w:nsid w:val="33A3356D"/>
     <w:multiLevelType w:val="multilevel"/>
     <w:tmpl w:val="A4361D80"/>
@@ -28978,7 +32578,7 @@
       </w:rPr>
     </w:lvl>
   </w:abstractNum>
-  <w:abstractNum w:abstractNumId="34" w15:restartNumberingAfterBreak="0">
+  <w:abstractNum w:abstractNumId="38" w15:restartNumberingAfterBreak="0">
     <w:nsid w:val="36407977"/>
     <w:multiLevelType w:val="multilevel"/>
     <w:tmpl w:val="3EE40A04"/>
@@ -29127,7 +32727,7 @@
       </w:rPr>
     </w:lvl>
   </w:abstractNum>
-  <w:abstractNum w:abstractNumId="35" w15:restartNumberingAfterBreak="0">
+  <w:abstractNum w:abstractNumId="39" w15:restartNumberingAfterBreak="0">
     <w:nsid w:val="38566B88"/>
     <w:multiLevelType w:val="multilevel"/>
     <w:tmpl w:val="403E19C4"/>
@@ -29276,7 +32876,7 @@
       </w:rPr>
     </w:lvl>
   </w:abstractNum>
-  <w:abstractNum w:abstractNumId="36" w15:restartNumberingAfterBreak="0">
+  <w:abstractNum w:abstractNumId="40" w15:restartNumberingAfterBreak="0">
     <w:nsid w:val="38AB2C48"/>
     <w:multiLevelType w:val="multilevel"/>
     <w:tmpl w:val="EBB29704"/>
@@ -29425,7 +33025,7 @@
       </w:rPr>
     </w:lvl>
   </w:abstractNum>
-  <w:abstractNum w:abstractNumId="37" w15:restartNumberingAfterBreak="0">
+  <w:abstractNum w:abstractNumId="41" w15:restartNumberingAfterBreak="0">
     <w:nsid w:val="3C141969"/>
     <w:multiLevelType w:val="multilevel"/>
     <w:tmpl w:val="1F72A15C"/>
@@ -29574,7 +33174,7 @@
       </w:rPr>
     </w:lvl>
   </w:abstractNum>
-  <w:abstractNum w:abstractNumId="38" w15:restartNumberingAfterBreak="0">
+  <w:abstractNum w:abstractNumId="42" w15:restartNumberingAfterBreak="0">
     <w:nsid w:val="3D10477E"/>
     <w:multiLevelType w:val="multilevel"/>
     <w:tmpl w:val="DC60E1FA"/>
@@ -29723,7 +33323,7 @@
       </w:rPr>
     </w:lvl>
   </w:abstractNum>
-  <w:abstractNum w:abstractNumId="39" w15:restartNumberingAfterBreak="0">
+  <w:abstractNum w:abstractNumId="43" w15:restartNumberingAfterBreak="0">
     <w:nsid w:val="3D104EBA"/>
     <w:multiLevelType w:val="multilevel"/>
     <w:tmpl w:val="D4F43C6A"/>
@@ -29872,7 +33472,156 @@
       </w:rPr>
     </w:lvl>
   </w:abstractNum>
-  <w:abstractNum w:abstractNumId="40" w15:restartNumberingAfterBreak="0">
+  <w:abstractNum w:abstractNumId="44" w15:restartNumberingAfterBreak="0">
+    <w:nsid w:val="3FD93492"/>
+    <w:multiLevelType w:val="multilevel"/>
+    <w:tmpl w:val="F008F8F8"/>
+    <w:lvl w:ilvl="0">
+      <w:start w:val="1"/>
+      <w:numFmt w:val="bullet"/>
+      <w:lvlText w:val=""/>
+      <w:lvlJc w:val="left"/>
+      <w:pPr>
+        <w:tabs>
+          <w:tab w:val="num" w:pos="720"/>
+        </w:tabs>
+        <w:ind w:left="720" w:hanging="360"/>
+      </w:pPr>
+      <w:rPr>
+        <w:rFonts w:ascii="Symbol" w:hAnsi="Symbol" w:hint="default"/>
+        <w:sz w:val="20"/>
+      </w:rPr>
+    </w:lvl>
+    <w:lvl w:ilvl="1" w:tentative="1">
+      <w:start w:val="1"/>
+      <w:numFmt w:val="bullet"/>
+      <w:lvlText w:val="o"/>
+      <w:lvlJc w:val="left"/>
+      <w:pPr>
+        <w:tabs>
+          <w:tab w:val="num" w:pos="1440"/>
+        </w:tabs>
+        <w:ind w:left="1440" w:hanging="360"/>
+      </w:pPr>
+      <w:rPr>
+        <w:rFonts w:ascii="Courier New" w:hAnsi="Courier New" w:hint="default"/>
+        <w:sz w:val="20"/>
+      </w:rPr>
+    </w:lvl>
+    <w:lvl w:ilvl="2" w:tentative="1">
+      <w:start w:val="1"/>
+      <w:numFmt w:val="bullet"/>
+      <w:lvlText w:val=""/>
+      <w:lvlJc w:val="left"/>
+      <w:pPr>
+        <w:tabs>
+          <w:tab w:val="num" w:pos="2160"/>
+        </w:tabs>
+        <w:ind w:left="2160" w:hanging="360"/>
+      </w:pPr>
+      <w:rPr>
+        <w:rFonts w:ascii="Wingdings" w:hAnsi="Wingdings" w:hint="default"/>
+        <w:sz w:val="20"/>
+      </w:rPr>
+    </w:lvl>
+    <w:lvl w:ilvl="3" w:tentative="1">
+      <w:start w:val="1"/>
+      <w:numFmt w:val="bullet"/>
+      <w:lvlText w:val=""/>
+      <w:lvlJc w:val="left"/>
+      <w:pPr>
+        <w:tabs>
+          <w:tab w:val="num" w:pos="2880"/>
+        </w:tabs>
+        <w:ind w:left="2880" w:hanging="360"/>
+      </w:pPr>
+      <w:rPr>
+        <w:rFonts w:ascii="Wingdings" w:hAnsi="Wingdings" w:hint="default"/>
+        <w:sz w:val="20"/>
+      </w:rPr>
+    </w:lvl>
+    <w:lvl w:ilvl="4" w:tentative="1">
+      <w:start w:val="1"/>
+      <w:numFmt w:val="bullet"/>
+      <w:lvlText w:val=""/>
+      <w:lvlJc w:val="left"/>
+      <w:pPr>
+        <w:tabs>
+          <w:tab w:val="num" w:pos="3600"/>
+        </w:tabs>
+        <w:ind w:left="3600" w:hanging="360"/>
+      </w:pPr>
+      <w:rPr>
+        <w:rFonts w:ascii="Wingdings" w:hAnsi="Wingdings" w:hint="default"/>
+        <w:sz w:val="20"/>
+      </w:rPr>
+    </w:lvl>
+    <w:lvl w:ilvl="5" w:tentative="1">
+      <w:start w:val="1"/>
+      <w:numFmt w:val="bullet"/>
+      <w:lvlText w:val=""/>
+      <w:lvlJc w:val="left"/>
+      <w:pPr>
+        <w:tabs>
+          <w:tab w:val="num" w:pos="4320"/>
+        </w:tabs>
+        <w:ind w:left="4320" w:hanging="360"/>
+      </w:pPr>
+      <w:rPr>
+        <w:rFonts w:ascii="Wingdings" w:hAnsi="Wingdings" w:hint="default"/>
+        <w:sz w:val="20"/>
+      </w:rPr>
+    </w:lvl>
+    <w:lvl w:ilvl="6" w:tentative="1">
+      <w:start w:val="1"/>
+      <w:numFmt w:val="bullet"/>
+      <w:lvlText w:val=""/>
+      <w:lvlJc w:val="left"/>
+      <w:pPr>
+        <w:tabs>
+          <w:tab w:val="num" w:pos="5040"/>
+        </w:tabs>
+        <w:ind w:left="5040" w:hanging="360"/>
+      </w:pPr>
+      <w:rPr>
+        <w:rFonts w:ascii="Wingdings" w:hAnsi="Wingdings" w:hint="default"/>
+        <w:sz w:val="20"/>
+      </w:rPr>
+    </w:lvl>
+    <w:lvl w:ilvl="7" w:tentative="1">
+      <w:start w:val="1"/>
+      <w:numFmt w:val="bullet"/>
+      <w:lvlText w:val=""/>
+      <w:lvlJc w:val="left"/>
+      <w:pPr>
+        <w:tabs>
+          <w:tab w:val="num" w:pos="5760"/>
+        </w:tabs>
+        <w:ind w:left="5760" w:hanging="360"/>
+      </w:pPr>
+      <w:rPr>
+        <w:rFonts w:ascii="Wingdings" w:hAnsi="Wingdings" w:hint="default"/>
+        <w:sz w:val="20"/>
+      </w:rPr>
+    </w:lvl>
+    <w:lvl w:ilvl="8" w:tentative="1">
+      <w:start w:val="1"/>
+      <w:numFmt w:val="bullet"/>
+      <w:lvlText w:val=""/>
+      <w:lvlJc w:val="left"/>
+      <w:pPr>
+        <w:tabs>
+          <w:tab w:val="num" w:pos="6480"/>
+        </w:tabs>
+        <w:ind w:left="6480" w:hanging="360"/>
+      </w:pPr>
+      <w:rPr>
+        <w:rFonts w:ascii="Wingdings" w:hAnsi="Wingdings" w:hint="default"/>
+        <w:sz w:val="20"/>
+      </w:rPr>
+    </w:lvl>
+  </w:abstractNum>
+  <w:abstractNum w:abstractNumId="45" w15:restartNumberingAfterBreak="0">
     <w:nsid w:val="3FDD30EC"/>
     <w:multiLevelType w:val="multilevel"/>
     <w:tmpl w:val="FB860D5C"/>
@@ -30021,7 +33770,7 @@
       </w:rPr>
     </w:lvl>
   </w:abstractNum>
-  <w:abstractNum w:abstractNumId="41" w15:restartNumberingAfterBreak="0">
+  <w:abstractNum w:abstractNumId="46" w15:restartNumberingAfterBreak="0">
     <w:nsid w:val="419533B7"/>
     <w:multiLevelType w:val="multilevel"/>
     <w:tmpl w:val="65C83A28"/>
@@ -30170,7 +33919,7 @@
       </w:rPr>
     </w:lvl>
   </w:abstractNum>
-  <w:abstractNum w:abstractNumId="42" w15:restartNumberingAfterBreak="0">
+  <w:abstractNum w:abstractNumId="47" w15:restartNumberingAfterBreak="0">
     <w:nsid w:val="4364116D"/>
     <w:multiLevelType w:val="multilevel"/>
     <w:tmpl w:val="54966786"/>
@@ -30319,7 +34068,7 @@
       </w:rPr>
     </w:lvl>
   </w:abstractNum>
-  <w:abstractNum w:abstractNumId="43" w15:restartNumberingAfterBreak="0">
+  <w:abstractNum w:abstractNumId="48" w15:restartNumberingAfterBreak="0">
     <w:nsid w:val="44704265"/>
     <w:multiLevelType w:val="multilevel"/>
     <w:tmpl w:val="BDD2DC3C"/>
@@ -30468,7 +34217,7 @@
       </w:rPr>
     </w:lvl>
   </w:abstractNum>
-  <w:abstractNum w:abstractNumId="44" w15:restartNumberingAfterBreak="0">
+  <w:abstractNum w:abstractNumId="49" w15:restartNumberingAfterBreak="0">
     <w:nsid w:val="48EA0D43"/>
     <w:multiLevelType w:val="multilevel"/>
     <w:tmpl w:val="C772DB5C"/>
@@ -30617,7 +34366,7 @@
       </w:rPr>
     </w:lvl>
   </w:abstractNum>
-  <w:abstractNum w:abstractNumId="45" w15:restartNumberingAfterBreak="0">
+  <w:abstractNum w:abstractNumId="50" w15:restartNumberingAfterBreak="0">
     <w:nsid w:val="49B90D61"/>
     <w:multiLevelType w:val="multilevel"/>
     <w:tmpl w:val="FF5624B8"/>
@@ -30766,7 +34515,7 @@
       </w:rPr>
     </w:lvl>
   </w:abstractNum>
-  <w:abstractNum w:abstractNumId="46" w15:restartNumberingAfterBreak="0">
+  <w:abstractNum w:abstractNumId="51" w15:restartNumberingAfterBreak="0">
     <w:nsid w:val="4B0254D7"/>
     <w:multiLevelType w:val="multilevel"/>
     <w:tmpl w:val="ED522964"/>
@@ -30915,7 +34664,156 @@
       </w:rPr>
     </w:lvl>
   </w:abstractNum>
-  <w:abstractNum w:abstractNumId="47" w15:restartNumberingAfterBreak="0">
+  <w:abstractNum w:abstractNumId="52" w15:restartNumberingAfterBreak="0">
+    <w:nsid w:val="4CE7027D"/>
+    <w:multiLevelType w:val="multilevel"/>
+    <w:tmpl w:val="557CDE8A"/>
+    <w:lvl w:ilvl="0">
+      <w:start w:val="1"/>
+      <w:numFmt w:val="bullet"/>
+      <w:lvlText w:val=""/>
+      <w:lvlJc w:val="left"/>
+      <w:pPr>
+        <w:tabs>
+          <w:tab w:val="num" w:pos="720"/>
+        </w:tabs>
+        <w:ind w:left="720" w:hanging="360"/>
+      </w:pPr>
+      <w:rPr>
+        <w:rFonts w:ascii="Symbol" w:hAnsi="Symbol" w:hint="default"/>
+        <w:sz w:val="20"/>
+      </w:rPr>
+    </w:lvl>
+    <w:lvl w:ilvl="1" w:tentative="1">
+      <w:start w:val="1"/>
+      <w:numFmt w:val="bullet"/>
+      <w:lvlText w:val="o"/>
+      <w:lvlJc w:val="left"/>
+      <w:pPr>
+        <w:tabs>
+          <w:tab w:val="num" w:pos="1440"/>
+        </w:tabs>
+        <w:ind w:left="1440" w:hanging="360"/>
+      </w:pPr>
+      <w:rPr>
+        <w:rFonts w:ascii="Courier New" w:hAnsi="Courier New" w:hint="default"/>
+        <w:sz w:val="20"/>
+      </w:rPr>
+    </w:lvl>
+    <w:lvl w:ilvl="2" w:tentative="1">
+      <w:start w:val="1"/>
+      <w:numFmt w:val="bullet"/>
+      <w:lvlText w:val=""/>
+      <w:lvlJc w:val="left"/>
+      <w:pPr>
+        <w:tabs>
+          <w:tab w:val="num" w:pos="2160"/>
+        </w:tabs>
+        <w:ind w:left="2160" w:hanging="360"/>
+      </w:pPr>
+      <w:rPr>
+        <w:rFonts w:ascii="Wingdings" w:hAnsi="Wingdings" w:hint="default"/>
+        <w:sz w:val="20"/>
+      </w:rPr>
+    </w:lvl>
+    <w:lvl w:ilvl="3" w:tentative="1">
+      <w:start w:val="1"/>
+      <w:numFmt w:val="bullet"/>
+      <w:lvlText w:val=""/>
+      <w:lvlJc w:val="left"/>
+      <w:pPr>
+        <w:tabs>
+          <w:tab w:val="num" w:pos="2880"/>
+        </w:tabs>
+        <w:ind w:left="2880" w:hanging="360"/>
+      </w:pPr>
+      <w:rPr>
+        <w:rFonts w:ascii="Wingdings" w:hAnsi="Wingdings" w:hint="default"/>
+        <w:sz w:val="20"/>
+      </w:rPr>
+    </w:lvl>
+    <w:lvl w:ilvl="4" w:tentative="1">
+      <w:start w:val="1"/>
+      <w:numFmt w:val="bullet"/>
+      <w:lvlText w:val=""/>
+      <w:lvlJc w:val="left"/>
+      <w:pPr>
+        <w:tabs>
+          <w:tab w:val="num" w:pos="3600"/>
+        </w:tabs>
+        <w:ind w:left="3600" w:hanging="360"/>
+      </w:pPr>
+      <w:rPr>
+        <w:rFonts w:ascii="Wingdings" w:hAnsi="Wingdings" w:hint="default"/>
+        <w:sz w:val="20"/>
+      </w:rPr>
+    </w:lvl>
+    <w:lvl w:ilvl="5" w:tentative="1">
+      <w:start w:val="1"/>
+      <w:numFmt w:val="bullet"/>
+      <w:lvlText w:val=""/>
+      <w:lvlJc w:val="left"/>
+      <w:pPr>
+        <w:tabs>
+          <w:tab w:val="num" w:pos="4320"/>
+        </w:tabs>
+        <w:ind w:left="4320" w:hanging="360"/>
+      </w:pPr>
+      <w:rPr>
+        <w:rFonts w:ascii="Wingdings" w:hAnsi="Wingdings" w:hint="default"/>
+        <w:sz w:val="20"/>
+      </w:rPr>
+    </w:lvl>
+    <w:lvl w:ilvl="6" w:tentative="1">
+      <w:start w:val="1"/>
+      <w:numFmt w:val="bullet"/>
+      <w:lvlText w:val=""/>
+      <w:lvlJc w:val="left"/>
+      <w:pPr>
+        <w:tabs>
+          <w:tab w:val="num" w:pos="5040"/>
+        </w:tabs>
+        <w:ind w:left="5040" w:hanging="360"/>
+      </w:pPr>
+      <w:rPr>
+        <w:rFonts w:ascii="Wingdings" w:hAnsi="Wingdings" w:hint="default"/>
+        <w:sz w:val="20"/>
+      </w:rPr>
+    </w:lvl>
+    <w:lvl w:ilvl="7" w:tentative="1">
+      <w:start w:val="1"/>
+      <w:numFmt w:val="bullet"/>
+      <w:lvlText w:val=""/>
+      <w:lvlJc w:val="left"/>
+      <w:pPr>
+        <w:tabs>
+          <w:tab w:val="num" w:pos="5760"/>
+        </w:tabs>
+        <w:ind w:left="5760" w:hanging="360"/>
+      </w:pPr>
+      <w:rPr>
+        <w:rFonts w:ascii="Wingdings" w:hAnsi="Wingdings" w:hint="default"/>
+        <w:sz w:val="20"/>
+      </w:rPr>
+    </w:lvl>
+    <w:lvl w:ilvl="8" w:tentative="1">
+      <w:start w:val="1"/>
+      <w:numFmt w:val="bullet"/>
+      <w:lvlText w:val=""/>
+      <w:lvlJc w:val="left"/>
+      <w:pPr>
+        <w:tabs>
+          <w:tab w:val="num" w:pos="6480"/>
+        </w:tabs>
+        <w:ind w:left="6480" w:hanging="360"/>
+      </w:pPr>
+      <w:rPr>
+        <w:rFonts w:ascii="Wingdings" w:hAnsi="Wingdings" w:hint="default"/>
+        <w:sz w:val="20"/>
+      </w:rPr>
+    </w:lvl>
+  </w:abstractNum>
+  <w:abstractNum w:abstractNumId="53" w15:restartNumberingAfterBreak="0">
     <w:nsid w:val="4CF05C48"/>
     <w:multiLevelType w:val="multilevel"/>
     <w:tmpl w:val="02FCD112"/>
@@ -31064,7 +34962,7 @@
       </w:rPr>
     </w:lvl>
   </w:abstractNum>
-  <w:abstractNum w:abstractNumId="48" w15:restartNumberingAfterBreak="0">
+  <w:abstractNum w:abstractNumId="54" w15:restartNumberingAfterBreak="0">
     <w:nsid w:val="4D7132EA"/>
     <w:multiLevelType w:val="multilevel"/>
     <w:tmpl w:val="DFAE9A94"/>
@@ -31213,7 +35111,7 @@
       </w:rPr>
     </w:lvl>
   </w:abstractNum>
-  <w:abstractNum w:abstractNumId="49" w15:restartNumberingAfterBreak="0">
+  <w:abstractNum w:abstractNumId="55" w15:restartNumberingAfterBreak="0">
     <w:nsid w:val="4FAA7233"/>
     <w:multiLevelType w:val="multilevel"/>
     <w:tmpl w:val="AC7A3BCE"/>
@@ -31362,7 +35260,7 @@
       </w:rPr>
     </w:lvl>
   </w:abstractNum>
-  <w:abstractNum w:abstractNumId="50" w15:restartNumberingAfterBreak="0">
+  <w:abstractNum w:abstractNumId="56" w15:restartNumberingAfterBreak="0">
     <w:nsid w:val="4FBD48CE"/>
     <w:multiLevelType w:val="multilevel"/>
     <w:tmpl w:val="7A660C14"/>
@@ -31511,7 +35409,156 @@
       </w:rPr>
     </w:lvl>
   </w:abstractNum>
-  <w:abstractNum w:abstractNumId="51" w15:restartNumberingAfterBreak="0">
+  <w:abstractNum w:abstractNumId="57" w15:restartNumberingAfterBreak="0">
+    <w:nsid w:val="5002346A"/>
+    <w:multiLevelType w:val="multilevel"/>
+    <w:tmpl w:val="F7B0C852"/>
+    <w:lvl w:ilvl="0">
+      <w:start w:val="1"/>
+      <w:numFmt w:val="bullet"/>
+      <w:lvlText w:val=""/>
+      <w:lvlJc w:val="left"/>
+      <w:pPr>
+        <w:tabs>
+          <w:tab w:val="num" w:pos="720"/>
+        </w:tabs>
+        <w:ind w:left="720" w:hanging="360"/>
+      </w:pPr>
+      <w:rPr>
+        <w:rFonts w:ascii="Symbol" w:hAnsi="Symbol" w:hint="default"/>
+        <w:sz w:val="20"/>
+      </w:rPr>
+    </w:lvl>
+    <w:lvl w:ilvl="1" w:tentative="1">
+      <w:start w:val="1"/>
+      <w:numFmt w:val="bullet"/>
+      <w:lvlText w:val="o"/>
+      <w:lvlJc w:val="left"/>
+      <w:pPr>
+        <w:tabs>
+          <w:tab w:val="num" w:pos="1440"/>
+        </w:tabs>
+        <w:ind w:left="1440" w:hanging="360"/>
+      </w:pPr>
+      <w:rPr>
+        <w:rFonts w:ascii="Courier New" w:hAnsi="Courier New" w:hint="default"/>
+        <w:sz w:val="20"/>
+      </w:rPr>
+    </w:lvl>
+    <w:lvl w:ilvl="2" w:tentative="1">
+      <w:start w:val="1"/>
+      <w:numFmt w:val="bullet"/>
+      <w:lvlText w:val=""/>
+      <w:lvlJc w:val="left"/>
+      <w:pPr>
+        <w:tabs>
+          <w:tab w:val="num" w:pos="2160"/>
+        </w:tabs>
+        <w:ind w:left="2160" w:hanging="360"/>
+      </w:pPr>
+      <w:rPr>
+        <w:rFonts w:ascii="Wingdings" w:hAnsi="Wingdings" w:hint="default"/>
+        <w:sz w:val="20"/>
+      </w:rPr>
+    </w:lvl>
+    <w:lvl w:ilvl="3" w:tentative="1">
+      <w:start w:val="1"/>
+      <w:numFmt w:val="bullet"/>
+      <w:lvlText w:val=""/>
+      <w:lvlJc w:val="left"/>
+      <w:pPr>
+        <w:tabs>
+          <w:tab w:val="num" w:pos="2880"/>
+        </w:tabs>
+        <w:ind w:left="2880" w:hanging="360"/>
+      </w:pPr>
+      <w:rPr>
+        <w:rFonts w:ascii="Wingdings" w:hAnsi="Wingdings" w:hint="default"/>
+        <w:sz w:val="20"/>
+      </w:rPr>
+    </w:lvl>
+    <w:lvl w:ilvl="4" w:tentative="1">
+      <w:start w:val="1"/>
+      <w:numFmt w:val="bullet"/>
+      <w:lvlText w:val=""/>
+      <w:lvlJc w:val="left"/>
+      <w:pPr>
+        <w:tabs>
+          <w:tab w:val="num" w:pos="3600"/>
+        </w:tabs>
+        <w:ind w:left="3600" w:hanging="360"/>
+      </w:pPr>
+      <w:rPr>
+        <w:rFonts w:ascii="Wingdings" w:hAnsi="Wingdings" w:hint="default"/>
+        <w:sz w:val="20"/>
+      </w:rPr>
+    </w:lvl>
+    <w:lvl w:ilvl="5" w:tentative="1">
+      <w:start w:val="1"/>
+      <w:numFmt w:val="bullet"/>
+      <w:lvlText w:val=""/>
+      <w:lvlJc w:val="left"/>
+      <w:pPr>
+        <w:tabs>
+          <w:tab w:val="num" w:pos="4320"/>
+        </w:tabs>
+        <w:ind w:left="4320" w:hanging="360"/>
+      </w:pPr>
+      <w:rPr>
+        <w:rFonts w:ascii="Wingdings" w:hAnsi="Wingdings" w:hint="default"/>
+        <w:sz w:val="20"/>
+      </w:rPr>
+    </w:lvl>
+    <w:lvl w:ilvl="6" w:tentative="1">
+      <w:start w:val="1"/>
+      <w:numFmt w:val="bullet"/>
+      <w:lvlText w:val=""/>
+      <w:lvlJc w:val="left"/>
+      <w:pPr>
+        <w:tabs>
+          <w:tab w:val="num" w:pos="5040"/>
+        </w:tabs>
+        <w:ind w:left="5040" w:hanging="360"/>
+      </w:pPr>
+      <w:rPr>
+        <w:rFonts w:ascii="Wingdings" w:hAnsi="Wingdings" w:hint="default"/>
+        <w:sz w:val="20"/>
+      </w:rPr>
+    </w:lvl>
+    <w:lvl w:ilvl="7" w:tentative="1">
+      <w:start w:val="1"/>
+      <w:numFmt w:val="bullet"/>
+      <w:lvlText w:val=""/>
+      <w:lvlJc w:val="left"/>
+      <w:pPr>
+        <w:tabs>
+          <w:tab w:val="num" w:pos="5760"/>
+        </w:tabs>
+        <w:ind w:left="5760" w:hanging="360"/>
+      </w:pPr>
+      <w:rPr>
+        <w:rFonts w:ascii="Wingdings" w:hAnsi="Wingdings" w:hint="default"/>
+        <w:sz w:val="20"/>
+      </w:rPr>
+    </w:lvl>
+    <w:lvl w:ilvl="8" w:tentative="1">
+      <w:start w:val="1"/>
+      <w:numFmt w:val="bullet"/>
+      <w:lvlText w:val=""/>
+      <w:lvlJc w:val="left"/>
+      <w:pPr>
+        <w:tabs>
+          <w:tab w:val="num" w:pos="6480"/>
+        </w:tabs>
+        <w:ind w:left="6480" w:hanging="360"/>
+      </w:pPr>
+      <w:rPr>
+        <w:rFonts w:ascii="Wingdings" w:hAnsi="Wingdings" w:hint="default"/>
+        <w:sz w:val="20"/>
+      </w:rPr>
+    </w:lvl>
+  </w:abstractNum>
+  <w:abstractNum w:abstractNumId="58" w15:restartNumberingAfterBreak="0">
     <w:nsid w:val="50482084"/>
     <w:multiLevelType w:val="multilevel"/>
     <w:tmpl w:val="446C6408"/>
@@ -31660,7 +35707,156 @@
       </w:rPr>
     </w:lvl>
   </w:abstractNum>
-  <w:abstractNum w:abstractNumId="52" w15:restartNumberingAfterBreak="0">
+  <w:abstractNum w:abstractNumId="59" w15:restartNumberingAfterBreak="0">
+    <w:nsid w:val="50AB7F65"/>
+    <w:multiLevelType w:val="multilevel"/>
+    <w:tmpl w:val="1D1E753E"/>
+    <w:lvl w:ilvl="0">
+      <w:start w:val="1"/>
+      <w:numFmt w:val="bullet"/>
+      <w:lvlText w:val=""/>
+      <w:lvlJc w:val="left"/>
+      <w:pPr>
+        <w:tabs>
+          <w:tab w:val="num" w:pos="720"/>
+        </w:tabs>
+        <w:ind w:left="720" w:hanging="360"/>
+      </w:pPr>
+      <w:rPr>
+        <w:rFonts w:ascii="Symbol" w:hAnsi="Symbol" w:hint="default"/>
+        <w:sz w:val="20"/>
+      </w:rPr>
+    </w:lvl>
+    <w:lvl w:ilvl="1" w:tentative="1">
+      <w:start w:val="1"/>
+      <w:numFmt w:val="bullet"/>
+      <w:lvlText w:val="o"/>
+      <w:lvlJc w:val="left"/>
+      <w:pPr>
+        <w:tabs>
+          <w:tab w:val="num" w:pos="1440"/>
+        </w:tabs>
+        <w:ind w:left="1440" w:hanging="360"/>
+      </w:pPr>
+      <w:rPr>
+        <w:rFonts w:ascii="Courier New" w:hAnsi="Courier New" w:hint="default"/>
+        <w:sz w:val="20"/>
+      </w:rPr>
+    </w:lvl>
+    <w:lvl w:ilvl="2" w:tentative="1">
+      <w:start w:val="1"/>
+      <w:numFmt w:val="bullet"/>
+      <w:lvlText w:val=""/>
+      <w:lvlJc w:val="left"/>
+      <w:pPr>
+        <w:tabs>
+          <w:tab w:val="num" w:pos="2160"/>
+        </w:tabs>
+        <w:ind w:left="2160" w:hanging="360"/>
+      </w:pPr>
+      <w:rPr>
+        <w:rFonts w:ascii="Wingdings" w:hAnsi="Wingdings" w:hint="default"/>
+        <w:sz w:val="20"/>
+      </w:rPr>
+    </w:lvl>
+    <w:lvl w:ilvl="3" w:tentative="1">
+      <w:start w:val="1"/>
+      <w:numFmt w:val="bullet"/>
+      <w:lvlText w:val=""/>
+      <w:lvlJc w:val="left"/>
+      <w:pPr>
+        <w:tabs>
+          <w:tab w:val="num" w:pos="2880"/>
+        </w:tabs>
+        <w:ind w:left="2880" w:hanging="360"/>
+      </w:pPr>
+      <w:rPr>
+        <w:rFonts w:ascii="Wingdings" w:hAnsi="Wingdings" w:hint="default"/>
+        <w:sz w:val="20"/>
+      </w:rPr>
+    </w:lvl>
+    <w:lvl w:ilvl="4" w:tentative="1">
+      <w:start w:val="1"/>
+      <w:numFmt w:val="bullet"/>
+      <w:lvlText w:val=""/>
+      <w:lvlJc w:val="left"/>
+      <w:pPr>
+        <w:tabs>
+          <w:tab w:val="num" w:pos="3600"/>
+        </w:tabs>
+        <w:ind w:left="3600" w:hanging="360"/>
+      </w:pPr>
+      <w:rPr>
+        <w:rFonts w:ascii="Wingdings" w:hAnsi="Wingdings" w:hint="default"/>
+        <w:sz w:val="20"/>
+      </w:rPr>
+    </w:lvl>
+    <w:lvl w:ilvl="5" w:tentative="1">
+      <w:start w:val="1"/>
+      <w:numFmt w:val="bullet"/>
+      <w:lvlText w:val=""/>
+      <w:lvlJc w:val="left"/>
+      <w:pPr>
+        <w:tabs>
+          <w:tab w:val="num" w:pos="4320"/>
+        </w:tabs>
+        <w:ind w:left="4320" w:hanging="360"/>
+      </w:pPr>
+      <w:rPr>
+        <w:rFonts w:ascii="Wingdings" w:hAnsi="Wingdings" w:hint="default"/>
+        <w:sz w:val="20"/>
+      </w:rPr>
+    </w:lvl>
+    <w:lvl w:ilvl="6" w:tentative="1">
+      <w:start w:val="1"/>
+      <w:numFmt w:val="bullet"/>
+      <w:lvlText w:val=""/>
+      <w:lvlJc w:val="left"/>
+      <w:pPr>
+        <w:tabs>
+          <w:tab w:val="num" w:pos="5040"/>
+        </w:tabs>
+        <w:ind w:left="5040" w:hanging="360"/>
+      </w:pPr>
+      <w:rPr>
+        <w:rFonts w:ascii="Wingdings" w:hAnsi="Wingdings" w:hint="default"/>
+        <w:sz w:val="20"/>
+      </w:rPr>
+    </w:lvl>
+    <w:lvl w:ilvl="7" w:tentative="1">
+      <w:start w:val="1"/>
+      <w:numFmt w:val="bullet"/>
+      <w:lvlText w:val=""/>
+      <w:lvlJc w:val="left"/>
+      <w:pPr>
+        <w:tabs>
+          <w:tab w:val="num" w:pos="5760"/>
+        </w:tabs>
+        <w:ind w:left="5760" w:hanging="360"/>
+      </w:pPr>
+      <w:rPr>
+        <w:rFonts w:ascii="Wingdings" w:hAnsi="Wingdings" w:hint="default"/>
+        <w:sz w:val="20"/>
+      </w:rPr>
+    </w:lvl>
+    <w:lvl w:ilvl="8" w:tentative="1">
+      <w:start w:val="1"/>
+      <w:numFmt w:val="bullet"/>
+      <w:lvlText w:val=""/>
+      <w:lvlJc w:val="left"/>
+      <w:pPr>
+        <w:tabs>
+          <w:tab w:val="num" w:pos="6480"/>
+        </w:tabs>
+        <w:ind w:left="6480" w:hanging="360"/>
+      </w:pPr>
+      <w:rPr>
+        <w:rFonts w:ascii="Wingdings" w:hAnsi="Wingdings" w:hint="default"/>
+        <w:sz w:val="20"/>
+      </w:rPr>
+    </w:lvl>
+  </w:abstractNum>
+  <w:abstractNum w:abstractNumId="60" w15:restartNumberingAfterBreak="0">
     <w:nsid w:val="50EB1FAA"/>
     <w:multiLevelType w:val="multilevel"/>
     <w:tmpl w:val="CEECCA08"/>
@@ -31809,7 +36005,7 @@
       </w:rPr>
     </w:lvl>
   </w:abstractNum>
-  <w:abstractNum w:abstractNumId="53" w15:restartNumberingAfterBreak="0">
+  <w:abstractNum w:abstractNumId="61" w15:restartNumberingAfterBreak="0">
     <w:nsid w:val="5385650C"/>
     <w:multiLevelType w:val="multilevel"/>
     <w:tmpl w:val="A0E2730A"/>
@@ -31958,7 +36154,7 @@
       </w:rPr>
     </w:lvl>
   </w:abstractNum>
-  <w:abstractNum w:abstractNumId="54" w15:restartNumberingAfterBreak="0">
+  <w:abstractNum w:abstractNumId="62" w15:restartNumberingAfterBreak="0">
     <w:nsid w:val="54B447B2"/>
     <w:multiLevelType w:val="multilevel"/>
     <w:tmpl w:val="7F6A8392"/>
@@ -32107,7 +36303,7 @@
       </w:rPr>
     </w:lvl>
   </w:abstractNum>
-  <w:abstractNum w:abstractNumId="55" w15:restartNumberingAfterBreak="0">
+  <w:abstractNum w:abstractNumId="63" w15:restartNumberingAfterBreak="0">
     <w:nsid w:val="5511328D"/>
     <w:multiLevelType w:val="multilevel"/>
     <w:tmpl w:val="051C63F0"/>
@@ -32256,7 +36452,7 @@
       </w:rPr>
     </w:lvl>
   </w:abstractNum>
-  <w:abstractNum w:abstractNumId="56" w15:restartNumberingAfterBreak="0">
+  <w:abstractNum w:abstractNumId="64" w15:restartNumberingAfterBreak="0">
     <w:nsid w:val="56A7019F"/>
     <w:multiLevelType w:val="multilevel"/>
     <w:tmpl w:val="9F088E6A"/>
@@ -32405,7 +36601,7 @@
       </w:rPr>
     </w:lvl>
   </w:abstractNum>
-  <w:abstractNum w:abstractNumId="57" w15:restartNumberingAfterBreak="0">
+  <w:abstractNum w:abstractNumId="65" w15:restartNumberingAfterBreak="0">
     <w:nsid w:val="57201E68"/>
     <w:multiLevelType w:val="multilevel"/>
     <w:tmpl w:val="6024D3EA"/>
@@ -32554,7 +36750,7 @@
       </w:rPr>
     </w:lvl>
   </w:abstractNum>
-  <w:abstractNum w:abstractNumId="58" w15:restartNumberingAfterBreak="0">
+  <w:abstractNum w:abstractNumId="66" w15:restartNumberingAfterBreak="0">
     <w:nsid w:val="57BC1396"/>
     <w:multiLevelType w:val="multilevel"/>
     <w:tmpl w:val="0D1EB072"/>
@@ -32703,7 +36899,7 @@
       </w:rPr>
     </w:lvl>
   </w:abstractNum>
-  <w:abstractNum w:abstractNumId="59" w15:restartNumberingAfterBreak="0">
+  <w:abstractNum w:abstractNumId="67" w15:restartNumberingAfterBreak="0">
     <w:nsid w:val="595C6880"/>
     <w:multiLevelType w:val="multilevel"/>
     <w:tmpl w:val="845C26B8"/>
@@ -32852,7 +37048,7 @@
       </w:rPr>
     </w:lvl>
   </w:abstractNum>
-  <w:abstractNum w:abstractNumId="60" w15:restartNumberingAfterBreak="0">
+  <w:abstractNum w:abstractNumId="68" w15:restartNumberingAfterBreak="0">
     <w:nsid w:val="5BF45FEB"/>
     <w:multiLevelType w:val="multilevel"/>
     <w:tmpl w:val="10AAC9A6"/>
@@ -33001,7 +37197,7 @@
       </w:rPr>
     </w:lvl>
   </w:abstractNum>
-  <w:abstractNum w:abstractNumId="61" w15:restartNumberingAfterBreak="0">
+  <w:abstractNum w:abstractNumId="69" w15:restartNumberingAfterBreak="0">
     <w:nsid w:val="5D195EDC"/>
     <w:multiLevelType w:val="multilevel"/>
     <w:tmpl w:val="B0B6CAC4"/>
@@ -33150,7 +37346,7 @@
       </w:rPr>
     </w:lvl>
   </w:abstractNum>
-  <w:abstractNum w:abstractNumId="62" w15:restartNumberingAfterBreak="0">
+  <w:abstractNum w:abstractNumId="70" w15:restartNumberingAfterBreak="0">
     <w:nsid w:val="5E775769"/>
     <w:multiLevelType w:val="multilevel"/>
     <w:tmpl w:val="37644858"/>
@@ -33299,7 +37495,7 @@
       </w:rPr>
     </w:lvl>
   </w:abstractNum>
-  <w:abstractNum w:abstractNumId="63" w15:restartNumberingAfterBreak="0">
+  <w:abstractNum w:abstractNumId="71" w15:restartNumberingAfterBreak="0">
     <w:nsid w:val="5EC029A8"/>
     <w:multiLevelType w:val="multilevel"/>
     <w:tmpl w:val="8802397C"/>
@@ -33448,7 +37644,7 @@
       </w:rPr>
     </w:lvl>
   </w:abstractNum>
-  <w:abstractNum w:abstractNumId="64" w15:restartNumberingAfterBreak="0">
+  <w:abstractNum w:abstractNumId="72" w15:restartNumberingAfterBreak="0">
     <w:nsid w:val="5EC85EEA"/>
     <w:multiLevelType w:val="multilevel"/>
     <w:tmpl w:val="0AD63278"/>
@@ -33597,7 +37793,7 @@
       </w:rPr>
     </w:lvl>
   </w:abstractNum>
-  <w:abstractNum w:abstractNumId="65" w15:restartNumberingAfterBreak="0">
+  <w:abstractNum w:abstractNumId="73" w15:restartNumberingAfterBreak="0">
     <w:nsid w:val="5F7B3572"/>
     <w:multiLevelType w:val="multilevel"/>
     <w:tmpl w:val="42F2B780"/>
@@ -33746,7 +37942,7 @@
       </w:rPr>
     </w:lvl>
   </w:abstractNum>
-  <w:abstractNum w:abstractNumId="66" w15:restartNumberingAfterBreak="0">
+  <w:abstractNum w:abstractNumId="74" w15:restartNumberingAfterBreak="0">
     <w:nsid w:val="621D490A"/>
     <w:multiLevelType w:val="multilevel"/>
     <w:tmpl w:val="7B144D88"/>
@@ -33895,7 +38091,7 @@
       </w:rPr>
     </w:lvl>
   </w:abstractNum>
-  <w:abstractNum w:abstractNumId="67" w15:restartNumberingAfterBreak="0">
+  <w:abstractNum w:abstractNumId="75" w15:restartNumberingAfterBreak="0">
     <w:nsid w:val="63236EE2"/>
     <w:multiLevelType w:val="multilevel"/>
     <w:tmpl w:val="620E173A"/>
@@ -34044,7 +38240,7 @@
       </w:rPr>
     </w:lvl>
   </w:abstractNum>
-  <w:abstractNum w:abstractNumId="68" w15:restartNumberingAfterBreak="0">
+  <w:abstractNum w:abstractNumId="76" w15:restartNumberingAfterBreak="0">
     <w:nsid w:val="63BA22DA"/>
     <w:multiLevelType w:val="multilevel"/>
     <w:tmpl w:val="9D7E54CA"/>
@@ -34193,7 +38389,7 @@
       </w:rPr>
     </w:lvl>
   </w:abstractNum>
-  <w:abstractNum w:abstractNumId="69" w15:restartNumberingAfterBreak="0">
+  <w:abstractNum w:abstractNumId="77" w15:restartNumberingAfterBreak="0">
     <w:nsid w:val="646836DE"/>
     <w:multiLevelType w:val="multilevel"/>
     <w:tmpl w:val="46F48C22"/>
@@ -34342,7 +38538,7 @@
       </w:rPr>
     </w:lvl>
   </w:abstractNum>
-  <w:abstractNum w:abstractNumId="70" w15:restartNumberingAfterBreak="0">
+  <w:abstractNum w:abstractNumId="78" w15:restartNumberingAfterBreak="0">
     <w:nsid w:val="647E7CF2"/>
     <w:multiLevelType w:val="multilevel"/>
     <w:tmpl w:val="2B58444E"/>
@@ -34491,7 +38687,7 @@
       </w:rPr>
     </w:lvl>
   </w:abstractNum>
-  <w:abstractNum w:abstractNumId="71" w15:restartNumberingAfterBreak="0">
+  <w:abstractNum w:abstractNumId="79" w15:restartNumberingAfterBreak="0">
     <w:nsid w:val="65CA5203"/>
     <w:multiLevelType w:val="multilevel"/>
     <w:tmpl w:val="06BA916E"/>
@@ -34640,7 +38836,7 @@
       </w:rPr>
     </w:lvl>
   </w:abstractNum>
-  <w:abstractNum w:abstractNumId="72" w15:restartNumberingAfterBreak="0">
+  <w:abstractNum w:abstractNumId="80" w15:restartNumberingAfterBreak="0">
     <w:nsid w:val="66FE6512"/>
     <w:multiLevelType w:val="multilevel"/>
     <w:tmpl w:val="4448EB3E"/>
@@ -34789,7 +38985,7 @@
       </w:rPr>
     </w:lvl>
   </w:abstractNum>
-  <w:abstractNum w:abstractNumId="73" w15:restartNumberingAfterBreak="0">
+  <w:abstractNum w:abstractNumId="81" w15:restartNumberingAfterBreak="0">
     <w:nsid w:val="678E7FFA"/>
     <w:multiLevelType w:val="multilevel"/>
     <w:tmpl w:val="E4AACC6C"/>
@@ -34938,7 +39134,156 @@
       </w:rPr>
     </w:lvl>
   </w:abstractNum>
-  <w:abstractNum w:abstractNumId="74" w15:restartNumberingAfterBreak="0">
+  <w:abstractNum w:abstractNumId="82" w15:restartNumberingAfterBreak="0">
+    <w:nsid w:val="69CF65D4"/>
+    <w:multiLevelType w:val="multilevel"/>
+    <w:tmpl w:val="851C0C8A"/>
+    <w:lvl w:ilvl="0">
+      <w:start w:val="1"/>
+      <w:numFmt w:val="bullet"/>
+      <w:lvlText w:val=""/>
+      <w:lvlJc w:val="left"/>
+      <w:pPr>
+        <w:tabs>
+          <w:tab w:val="num" w:pos="720"/>
+        </w:tabs>
+        <w:ind w:left="720" w:hanging="360"/>
+      </w:pPr>
+      <w:rPr>
+        <w:rFonts w:ascii="Symbol" w:hAnsi="Symbol" w:hint="default"/>
+        <w:sz w:val="20"/>
+      </w:rPr>
+    </w:lvl>
+    <w:lvl w:ilvl="1" w:tentative="1">
+      <w:start w:val="1"/>
+      <w:numFmt w:val="bullet"/>
+      <w:lvlText w:val="o"/>
+      <w:lvlJc w:val="left"/>
+      <w:pPr>
+        <w:tabs>
+          <w:tab w:val="num" w:pos="1440"/>
+        </w:tabs>
+        <w:ind w:left="1440" w:hanging="360"/>
+      </w:pPr>
+      <w:rPr>
+        <w:rFonts w:ascii="Courier New" w:hAnsi="Courier New" w:hint="default"/>
+        <w:sz w:val="20"/>
+      </w:rPr>
+    </w:lvl>
+    <w:lvl w:ilvl="2" w:tentative="1">
+      <w:start w:val="1"/>
+      <w:numFmt w:val="bullet"/>
+      <w:lvlText w:val=""/>
+      <w:lvlJc w:val="left"/>
+      <w:pPr>
+        <w:tabs>
+          <w:tab w:val="num" w:pos="2160"/>
+        </w:tabs>
+        <w:ind w:left="2160" w:hanging="360"/>
+      </w:pPr>
+      <w:rPr>
+        <w:rFonts w:ascii="Wingdings" w:hAnsi="Wingdings" w:hint="default"/>
+        <w:sz w:val="20"/>
+      </w:rPr>
+    </w:lvl>
+    <w:lvl w:ilvl="3" w:tentative="1">
+      <w:start w:val="1"/>
+      <w:numFmt w:val="bullet"/>
+      <w:lvlText w:val=""/>
+      <w:lvlJc w:val="left"/>
+      <w:pPr>
+        <w:tabs>
+          <w:tab w:val="num" w:pos="2880"/>
+        </w:tabs>
+        <w:ind w:left="2880" w:hanging="360"/>
+      </w:pPr>
+      <w:rPr>
+        <w:rFonts w:ascii="Wingdings" w:hAnsi="Wingdings" w:hint="default"/>
+        <w:sz w:val="20"/>
+      </w:rPr>
+    </w:lvl>
+    <w:lvl w:ilvl="4" w:tentative="1">
+      <w:start w:val="1"/>
+      <w:numFmt w:val="bullet"/>
+      <w:lvlText w:val=""/>
+      <w:lvlJc w:val="left"/>
+      <w:pPr>
+        <w:tabs>
+          <w:tab w:val="num" w:pos="3600"/>
+        </w:tabs>
+        <w:ind w:left="3600" w:hanging="360"/>
+      </w:pPr>
+      <w:rPr>
+        <w:rFonts w:ascii="Wingdings" w:hAnsi="Wingdings" w:hint="default"/>
+        <w:sz w:val="20"/>
+      </w:rPr>
+    </w:lvl>
+    <w:lvl w:ilvl="5" w:tentative="1">
+      <w:start w:val="1"/>
+      <w:numFmt w:val="bullet"/>
+      <w:lvlText w:val=""/>
+      <w:lvlJc w:val="left"/>
+      <w:pPr>
+        <w:tabs>
+          <w:tab w:val="num" w:pos="4320"/>
+        </w:tabs>
+        <w:ind w:left="4320" w:hanging="360"/>
+      </w:pPr>
+      <w:rPr>
+        <w:rFonts w:ascii="Wingdings" w:hAnsi="Wingdings" w:hint="default"/>
+        <w:sz w:val="20"/>
+      </w:rPr>
+    </w:lvl>
+    <w:lvl w:ilvl="6" w:tentative="1">
+      <w:start w:val="1"/>
+      <w:numFmt w:val="bullet"/>
+      <w:lvlText w:val=""/>
+      <w:lvlJc w:val="left"/>
+      <w:pPr>
+        <w:tabs>
+          <w:tab w:val="num" w:pos="5040"/>
+        </w:tabs>
+        <w:ind w:left="5040" w:hanging="360"/>
+      </w:pPr>
+      <w:rPr>
+        <w:rFonts w:ascii="Wingdings" w:hAnsi="Wingdings" w:hint="default"/>
+        <w:sz w:val="20"/>
+      </w:rPr>
+    </w:lvl>
+    <w:lvl w:ilvl="7" w:tentative="1">
+      <w:start w:val="1"/>
+      <w:numFmt w:val="bullet"/>
+      <w:lvlText w:val=""/>
+      <w:lvlJc w:val="left"/>
+      <w:pPr>
+        <w:tabs>
+          <w:tab w:val="num" w:pos="5760"/>
+        </w:tabs>
+        <w:ind w:left="5760" w:hanging="360"/>
+      </w:pPr>
+      <w:rPr>
+        <w:rFonts w:ascii="Wingdings" w:hAnsi="Wingdings" w:hint="default"/>
+        <w:sz w:val="20"/>
+      </w:rPr>
+    </w:lvl>
+    <w:lvl w:ilvl="8" w:tentative="1">
+      <w:start w:val="1"/>
+      <w:numFmt w:val="bullet"/>
+      <w:lvlText w:val=""/>
+      <w:lvlJc w:val="left"/>
+      <w:pPr>
+        <w:tabs>
+          <w:tab w:val="num" w:pos="6480"/>
+        </w:tabs>
+        <w:ind w:left="6480" w:hanging="360"/>
+      </w:pPr>
+      <w:rPr>
+        <w:rFonts w:ascii="Wingdings" w:hAnsi="Wingdings" w:hint="default"/>
+        <w:sz w:val="20"/>
+      </w:rPr>
+    </w:lvl>
+  </w:abstractNum>
+  <w:abstractNum w:abstractNumId="83" w15:restartNumberingAfterBreak="0">
     <w:nsid w:val="6C0715D4"/>
     <w:multiLevelType w:val="multilevel"/>
     <w:tmpl w:val="40A6AF2A"/>
@@ -35087,7 +39432,156 @@
       </w:rPr>
     </w:lvl>
   </w:abstractNum>
-  <w:abstractNum w:abstractNumId="75" w15:restartNumberingAfterBreak="0">
+  <w:abstractNum w:abstractNumId="84" w15:restartNumberingAfterBreak="0">
+    <w:nsid w:val="6C816804"/>
+    <w:multiLevelType w:val="multilevel"/>
+    <w:tmpl w:val="424004D8"/>
+    <w:lvl w:ilvl="0">
+      <w:start w:val="1"/>
+      <w:numFmt w:val="bullet"/>
+      <w:lvlText w:val=""/>
+      <w:lvlJc w:val="left"/>
+      <w:pPr>
+        <w:tabs>
+          <w:tab w:val="num" w:pos="720"/>
+        </w:tabs>
+        <w:ind w:left="720" w:hanging="360"/>
+      </w:pPr>
+      <w:rPr>
+        <w:rFonts w:ascii="Symbol" w:hAnsi="Symbol" w:hint="default"/>
+        <w:sz w:val="20"/>
+      </w:rPr>
+    </w:lvl>
+    <w:lvl w:ilvl="1" w:tentative="1">
+      <w:start w:val="1"/>
+      <w:numFmt w:val="bullet"/>
+      <w:lvlText w:val="o"/>
+      <w:lvlJc w:val="left"/>
+      <w:pPr>
+        <w:tabs>
+          <w:tab w:val="num" w:pos="1440"/>
+        </w:tabs>
+        <w:ind w:left="1440" w:hanging="360"/>
+      </w:pPr>
+      <w:rPr>
+        <w:rFonts w:ascii="Courier New" w:hAnsi="Courier New" w:hint="default"/>
+        <w:sz w:val="20"/>
+      </w:rPr>
+    </w:lvl>
+    <w:lvl w:ilvl="2" w:tentative="1">
+      <w:start w:val="1"/>
+      <w:numFmt w:val="bullet"/>
+      <w:lvlText w:val=""/>
+      <w:lvlJc w:val="left"/>
+      <w:pPr>
+        <w:tabs>
+          <w:tab w:val="num" w:pos="2160"/>
+        </w:tabs>
+        <w:ind w:left="2160" w:hanging="360"/>
+      </w:pPr>
+      <w:rPr>
+        <w:rFonts w:ascii="Wingdings" w:hAnsi="Wingdings" w:hint="default"/>
+        <w:sz w:val="20"/>
+      </w:rPr>
+    </w:lvl>
+    <w:lvl w:ilvl="3" w:tentative="1">
+      <w:start w:val="1"/>
+      <w:numFmt w:val="bullet"/>
+      <w:lvlText w:val=""/>
+      <w:lvlJc w:val="left"/>
+      <w:pPr>
+        <w:tabs>
+          <w:tab w:val="num" w:pos="2880"/>
+        </w:tabs>
+        <w:ind w:left="2880" w:hanging="360"/>
+      </w:pPr>
+      <w:rPr>
+        <w:rFonts w:ascii="Wingdings" w:hAnsi="Wingdings" w:hint="default"/>
+        <w:sz w:val="20"/>
+      </w:rPr>
+    </w:lvl>
+    <w:lvl w:ilvl="4" w:tentative="1">
+      <w:start w:val="1"/>
+      <w:numFmt w:val="bullet"/>
+      <w:lvlText w:val=""/>
+      <w:lvlJc w:val="left"/>
+      <w:pPr>
+        <w:tabs>
+          <w:tab w:val="num" w:pos="3600"/>
+        </w:tabs>
+        <w:ind w:left="3600" w:hanging="360"/>
+      </w:pPr>
+      <w:rPr>
+        <w:rFonts w:ascii="Wingdings" w:hAnsi="Wingdings" w:hint="default"/>
+        <w:sz w:val="20"/>
+      </w:rPr>
+    </w:lvl>
+    <w:lvl w:ilvl="5" w:tentative="1">
+      <w:start w:val="1"/>
+      <w:numFmt w:val="bullet"/>
+      <w:lvlText w:val=""/>
+      <w:lvlJc w:val="left"/>
+      <w:pPr>
+        <w:tabs>
+          <w:tab w:val="num" w:pos="4320"/>
+        </w:tabs>
+        <w:ind w:left="4320" w:hanging="360"/>
+      </w:pPr>
+      <w:rPr>
+        <w:rFonts w:ascii="Wingdings" w:hAnsi="Wingdings" w:hint="default"/>
+        <w:sz w:val="20"/>
+      </w:rPr>
+    </w:lvl>
+    <w:lvl w:ilvl="6" w:tentative="1">
+      <w:start w:val="1"/>
+      <w:numFmt w:val="bullet"/>
+      <w:lvlText w:val=""/>
+      <w:lvlJc w:val="left"/>
+      <w:pPr>
+        <w:tabs>
+          <w:tab w:val="num" w:pos="5040"/>
+        </w:tabs>
+        <w:ind w:left="5040" w:hanging="360"/>
+      </w:pPr>
+      <w:rPr>
+        <w:rFonts w:ascii="Wingdings" w:hAnsi="Wingdings" w:hint="default"/>
+        <w:sz w:val="20"/>
+      </w:rPr>
+    </w:lvl>
+    <w:lvl w:ilvl="7" w:tentative="1">
+      <w:start w:val="1"/>
+      <w:numFmt w:val="bullet"/>
+      <w:lvlText w:val=""/>
+      <w:lvlJc w:val="left"/>
+      <w:pPr>
+        <w:tabs>
+          <w:tab w:val="num" w:pos="5760"/>
+        </w:tabs>
+        <w:ind w:left="5760" w:hanging="360"/>
+      </w:pPr>
+      <w:rPr>
+        <w:rFonts w:ascii="Wingdings" w:hAnsi="Wingdings" w:hint="default"/>
+        <w:sz w:val="20"/>
+      </w:rPr>
+    </w:lvl>
+    <w:lvl w:ilvl="8" w:tentative="1">
+      <w:start w:val="1"/>
+      <w:numFmt w:val="bullet"/>
+      <w:lvlText w:val=""/>
+      <w:lvlJc w:val="left"/>
+      <w:pPr>
+        <w:tabs>
+          <w:tab w:val="num" w:pos="6480"/>
+        </w:tabs>
+        <w:ind w:left="6480" w:hanging="360"/>
+      </w:pPr>
+      <w:rPr>
+        <w:rFonts w:ascii="Wingdings" w:hAnsi="Wingdings" w:hint="default"/>
+        <w:sz w:val="20"/>
+      </w:rPr>
+    </w:lvl>
+  </w:abstractNum>
+  <w:abstractNum w:abstractNumId="85" w15:restartNumberingAfterBreak="0">
     <w:nsid w:val="6DDC585C"/>
     <w:multiLevelType w:val="multilevel"/>
     <w:tmpl w:val="24262948"/>
@@ -35236,7 +39730,7 @@
       </w:rPr>
     </w:lvl>
   </w:abstractNum>
-  <w:abstractNum w:abstractNumId="76" w15:restartNumberingAfterBreak="0">
+  <w:abstractNum w:abstractNumId="86" w15:restartNumberingAfterBreak="0">
     <w:nsid w:val="71E82924"/>
     <w:multiLevelType w:val="multilevel"/>
     <w:tmpl w:val="1ECE2C32"/>
@@ -35385,7 +39879,7 @@
       </w:rPr>
     </w:lvl>
   </w:abstractNum>
-  <w:abstractNum w:abstractNumId="77" w15:restartNumberingAfterBreak="0">
+  <w:abstractNum w:abstractNumId="87" w15:restartNumberingAfterBreak="0">
     <w:nsid w:val="72723F02"/>
     <w:multiLevelType w:val="multilevel"/>
     <w:tmpl w:val="FBD836B0"/>
@@ -35534,7 +40028,7 @@
       </w:rPr>
     </w:lvl>
   </w:abstractNum>
-  <w:abstractNum w:abstractNumId="78" w15:restartNumberingAfterBreak="0">
+  <w:abstractNum w:abstractNumId="88" w15:restartNumberingAfterBreak="0">
     <w:nsid w:val="733D3943"/>
     <w:multiLevelType w:val="multilevel"/>
     <w:tmpl w:val="D7C6736A"/>
@@ -35683,7 +40177,7 @@
       </w:rPr>
     </w:lvl>
   </w:abstractNum>
-  <w:abstractNum w:abstractNumId="79" w15:restartNumberingAfterBreak="0">
+  <w:abstractNum w:abstractNumId="89" w15:restartNumberingAfterBreak="0">
     <w:nsid w:val="74745EBD"/>
     <w:multiLevelType w:val="multilevel"/>
     <w:tmpl w:val="A7D644BC"/>
@@ -35832,7 +40326,7 @@
       </w:rPr>
     </w:lvl>
   </w:abstractNum>
-  <w:abstractNum w:abstractNumId="80" w15:restartNumberingAfterBreak="0">
+  <w:abstractNum w:abstractNumId="90" w15:restartNumberingAfterBreak="0">
     <w:nsid w:val="74AC466A"/>
     <w:multiLevelType w:val="multilevel"/>
     <w:tmpl w:val="0C7C38E0"/>
@@ -35981,7 +40475,7 @@
       </w:rPr>
     </w:lvl>
   </w:abstractNum>
-  <w:abstractNum w:abstractNumId="81" w15:restartNumberingAfterBreak="0">
+  <w:abstractNum w:abstractNumId="91" w15:restartNumberingAfterBreak="0">
     <w:nsid w:val="78EE2285"/>
     <w:multiLevelType w:val="multilevel"/>
     <w:tmpl w:val="FC308B3A"/>
@@ -36130,7 +40624,7 @@
       </w:rPr>
     </w:lvl>
   </w:abstractNum>
-  <w:abstractNum w:abstractNumId="82" w15:restartNumberingAfterBreak="0">
+  <w:abstractNum w:abstractNumId="92" w15:restartNumberingAfterBreak="0">
     <w:nsid w:val="79172AE6"/>
     <w:multiLevelType w:val="multilevel"/>
     <w:tmpl w:val="0DBC4648"/>
@@ -36279,7 +40773,7 @@
       </w:rPr>
     </w:lvl>
   </w:abstractNum>
-  <w:abstractNum w:abstractNumId="83" w15:restartNumberingAfterBreak="0">
+  <w:abstractNum w:abstractNumId="93" w15:restartNumberingAfterBreak="0">
     <w:nsid w:val="7B040BD7"/>
     <w:multiLevelType w:val="multilevel"/>
     <w:tmpl w:val="B9E03F9C"/>
@@ -36428,7 +40922,7 @@
       </w:rPr>
     </w:lvl>
   </w:abstractNum>
-  <w:abstractNum w:abstractNumId="84" w15:restartNumberingAfterBreak="0">
+  <w:abstractNum w:abstractNumId="94" w15:restartNumberingAfterBreak="0">
     <w:nsid w:val="7BF1194B"/>
     <w:multiLevelType w:val="multilevel"/>
     <w:tmpl w:val="EC229700"/>
@@ -36577,7 +41071,7 @@
       </w:rPr>
     </w:lvl>
   </w:abstractNum>
-  <w:abstractNum w:abstractNumId="85" w15:restartNumberingAfterBreak="0">
+  <w:abstractNum w:abstractNumId="95" w15:restartNumberingAfterBreak="0">
     <w:nsid w:val="7BFC4E3A"/>
     <w:multiLevelType w:val="multilevel"/>
     <w:tmpl w:val="A802E320"/>
@@ -36726,7 +41220,7 @@
       </w:rPr>
     </w:lvl>
   </w:abstractNum>
-  <w:abstractNum w:abstractNumId="86" w15:restartNumberingAfterBreak="0">
+  <w:abstractNum w:abstractNumId="96" w15:restartNumberingAfterBreak="0">
     <w:nsid w:val="7C4B0CE3"/>
     <w:multiLevelType w:val="multilevel"/>
     <w:tmpl w:val="2654E5EE"/>
@@ -36875,7 +41369,7 @@
       </w:rPr>
     </w:lvl>
   </w:abstractNum>
-  <w:abstractNum w:abstractNumId="87" w15:restartNumberingAfterBreak="0">
+  <w:abstractNum w:abstractNumId="97" w15:restartNumberingAfterBreak="0">
     <w:nsid w:val="7C8B3581"/>
     <w:multiLevelType w:val="multilevel"/>
     <w:tmpl w:val="8B8E32F2"/>
@@ -37024,7 +41518,7 @@
       </w:rPr>
     </w:lvl>
   </w:abstractNum>
-  <w:abstractNum w:abstractNumId="88" w15:restartNumberingAfterBreak="0">
+  <w:abstractNum w:abstractNumId="98" w15:restartNumberingAfterBreak="0">
     <w:nsid w:val="7D4A642D"/>
     <w:multiLevelType w:val="multilevel"/>
     <w:tmpl w:val="B19C4384"/>
@@ -37173,7 +41667,7 @@
       </w:rPr>
     </w:lvl>
   </w:abstractNum>
-  <w:abstractNum w:abstractNumId="89" w15:restartNumberingAfterBreak="0">
+  <w:abstractNum w:abstractNumId="99" w15:restartNumberingAfterBreak="0">
     <w:nsid w:val="7DD40562"/>
     <w:multiLevelType w:val="multilevel"/>
     <w:tmpl w:val="4B521A86"/>
@@ -37322,7 +41816,7 @@
       </w:rPr>
     </w:lvl>
   </w:abstractNum>
-  <w:abstractNum w:abstractNumId="90" w15:restartNumberingAfterBreak="0">
+  <w:abstractNum w:abstractNumId="100" w15:restartNumberingAfterBreak="0">
     <w:nsid w:val="7E1415B2"/>
     <w:multiLevelType w:val="multilevel"/>
     <w:tmpl w:val="EFCE311C"/>
@@ -37471,280 +41965,462 @@
       </w:rPr>
     </w:lvl>
   </w:abstractNum>
+  <w:abstractNum w:abstractNumId="101" w15:restartNumberingAfterBreak="0">
+    <w:nsid w:val="7E6A05C5"/>
+    <w:multiLevelType w:val="multilevel"/>
+    <w:tmpl w:val="0F78AE1C"/>
+    <w:lvl w:ilvl="0">
+      <w:start w:val="1"/>
+      <w:numFmt w:val="bullet"/>
+      <w:lvlText w:val=""/>
+      <w:lvlJc w:val="left"/>
+      <w:pPr>
+        <w:tabs>
+          <w:tab w:val="num" w:pos="720"/>
+        </w:tabs>
+        <w:ind w:left="720" w:hanging="360"/>
+      </w:pPr>
+      <w:rPr>
+        <w:rFonts w:ascii="Symbol" w:hAnsi="Symbol" w:hint="default"/>
+        <w:sz w:val="20"/>
+      </w:rPr>
+    </w:lvl>
+    <w:lvl w:ilvl="1" w:tentative="1">
+      <w:start w:val="1"/>
+      <w:numFmt w:val="bullet"/>
+      <w:lvlText w:val="o"/>
+      <w:lvlJc w:val="left"/>
+      <w:pPr>
+        <w:tabs>
+          <w:tab w:val="num" w:pos="1440"/>
+        </w:tabs>
+        <w:ind w:left="1440" w:hanging="360"/>
+      </w:pPr>
+      <w:rPr>
+        <w:rFonts w:ascii="Courier New" w:hAnsi="Courier New" w:hint="default"/>
+        <w:sz w:val="20"/>
+      </w:rPr>
+    </w:lvl>
+    <w:lvl w:ilvl="2" w:tentative="1">
+      <w:start w:val="1"/>
+      <w:numFmt w:val="bullet"/>
+      <w:lvlText w:val=""/>
+      <w:lvlJc w:val="left"/>
+      <w:pPr>
+        <w:tabs>
+          <w:tab w:val="num" w:pos="2160"/>
+        </w:tabs>
+        <w:ind w:left="2160" w:hanging="360"/>
+      </w:pPr>
+      <w:rPr>
+        <w:rFonts w:ascii="Wingdings" w:hAnsi="Wingdings" w:hint="default"/>
+        <w:sz w:val="20"/>
+      </w:rPr>
+    </w:lvl>
+    <w:lvl w:ilvl="3" w:tentative="1">
+      <w:start w:val="1"/>
+      <w:numFmt w:val="bullet"/>
+      <w:lvlText w:val=""/>
+      <w:lvlJc w:val="left"/>
+      <w:pPr>
+        <w:tabs>
+          <w:tab w:val="num" w:pos="2880"/>
+        </w:tabs>
+        <w:ind w:left="2880" w:hanging="360"/>
+      </w:pPr>
+      <w:rPr>
+        <w:rFonts w:ascii="Wingdings" w:hAnsi="Wingdings" w:hint="default"/>
+        <w:sz w:val="20"/>
+      </w:rPr>
+    </w:lvl>
+    <w:lvl w:ilvl="4" w:tentative="1">
+      <w:start w:val="1"/>
+      <w:numFmt w:val="bullet"/>
+      <w:lvlText w:val=""/>
+      <w:lvlJc w:val="left"/>
+      <w:pPr>
+        <w:tabs>
+          <w:tab w:val="num" w:pos="3600"/>
+        </w:tabs>
+        <w:ind w:left="3600" w:hanging="360"/>
+      </w:pPr>
+      <w:rPr>
+        <w:rFonts w:ascii="Wingdings" w:hAnsi="Wingdings" w:hint="default"/>
+        <w:sz w:val="20"/>
+      </w:rPr>
+    </w:lvl>
+    <w:lvl w:ilvl="5" w:tentative="1">
+      <w:start w:val="1"/>
+      <w:numFmt w:val="bullet"/>
+      <w:lvlText w:val=""/>
+      <w:lvlJc w:val="left"/>
+      <w:pPr>
+        <w:tabs>
+          <w:tab w:val="num" w:pos="4320"/>
+        </w:tabs>
+        <w:ind w:left="4320" w:hanging="360"/>
+      </w:pPr>
+      <w:rPr>
+        <w:rFonts w:ascii="Wingdings" w:hAnsi="Wingdings" w:hint="default"/>
+        <w:sz w:val="20"/>
+      </w:rPr>
+    </w:lvl>
+    <w:lvl w:ilvl="6" w:tentative="1">
+      <w:start w:val="1"/>
+      <w:numFmt w:val="bullet"/>
+      <w:lvlText w:val=""/>
+      <w:lvlJc w:val="left"/>
+      <w:pPr>
+        <w:tabs>
+          <w:tab w:val="num" w:pos="5040"/>
+        </w:tabs>
+        <w:ind w:left="5040" w:hanging="360"/>
+      </w:pPr>
+      <w:rPr>
+        <w:rFonts w:ascii="Wingdings" w:hAnsi="Wingdings" w:hint="default"/>
+        <w:sz w:val="20"/>
+      </w:rPr>
+    </w:lvl>
+    <w:lvl w:ilvl="7" w:tentative="1">
+      <w:start w:val="1"/>
+      <w:numFmt w:val="bullet"/>
+      <w:lvlText w:val=""/>
+      <w:lvlJc w:val="left"/>
+      <w:pPr>
+        <w:tabs>
+          <w:tab w:val="num" w:pos="5760"/>
+        </w:tabs>
+        <w:ind w:left="5760" w:hanging="360"/>
+      </w:pPr>
+      <w:rPr>
+        <w:rFonts w:ascii="Wingdings" w:hAnsi="Wingdings" w:hint="default"/>
+        <w:sz w:val="20"/>
+      </w:rPr>
+    </w:lvl>
+    <w:lvl w:ilvl="8" w:tentative="1">
+      <w:start w:val="1"/>
+      <w:numFmt w:val="bullet"/>
+      <w:lvlText w:val=""/>
+      <w:lvlJc w:val="left"/>
+      <w:pPr>
+        <w:tabs>
+          <w:tab w:val="num" w:pos="6480"/>
+        </w:tabs>
+        <w:ind w:left="6480" w:hanging="360"/>
+      </w:pPr>
+      <w:rPr>
+        <w:rFonts w:ascii="Wingdings" w:hAnsi="Wingdings" w:hint="default"/>
+        <w:sz w:val="20"/>
+      </w:rPr>
+    </w:lvl>
+  </w:abstractNum>
   <w:num w:numId="1" w16cid:durableId="1704019034">
-    <w:abstractNumId w:val="50"/>
+    <w:abstractNumId w:val="56"/>
   </w:num>
   <w:num w:numId="2" w16cid:durableId="120345923">
-    <w:abstractNumId w:val="6"/>
+    <w:abstractNumId w:val="7"/>
   </w:num>
   <w:num w:numId="3" w16cid:durableId="910164482">
-    <w:abstractNumId w:val="13"/>
+    <w:abstractNumId w:val="14"/>
   </w:num>
   <w:num w:numId="4" w16cid:durableId="2112122640">
-    <w:abstractNumId w:val="35"/>
+    <w:abstractNumId w:val="39"/>
   </w:num>
   <w:num w:numId="5" w16cid:durableId="1739860034">
-    <w:abstractNumId w:val="82"/>
+    <w:abstractNumId w:val="92"/>
   </w:num>
   <w:num w:numId="6" w16cid:durableId="994534465">
-    <w:abstractNumId w:val="15"/>
+    <w:abstractNumId w:val="17"/>
   </w:num>
   <w:num w:numId="7" w16cid:durableId="1625844472">
-    <w:abstractNumId w:val="38"/>
+    <w:abstractNumId w:val="42"/>
   </w:num>
   <w:num w:numId="8" w16cid:durableId="300352054">
-    <w:abstractNumId w:val="32"/>
+    <w:abstractNumId w:val="36"/>
   </w:num>
   <w:num w:numId="9" w16cid:durableId="1601910452">
-    <w:abstractNumId w:val="87"/>
+    <w:abstractNumId w:val="97"/>
   </w:num>
   <w:num w:numId="10" w16cid:durableId="868958438">
+    <w:abstractNumId w:val="90"/>
+  </w:num>
+  <w:num w:numId="11" w16cid:durableId="1938513982">
+    <w:abstractNumId w:val="99"/>
+  </w:num>
+  <w:num w:numId="12" w16cid:durableId="564797187">
+    <w:abstractNumId w:val="89"/>
+  </w:num>
+  <w:num w:numId="13" w16cid:durableId="592396384">
     <w:abstractNumId w:val="80"/>
   </w:num>
-  <w:num w:numId="11" w16cid:durableId="1938513982">
-    <w:abstractNumId w:val="89"/>
-  </w:num>
-  <w:num w:numId="12" w16cid:durableId="564797187">
-    <w:abstractNumId w:val="79"/>
-  </w:num>
-  <w:num w:numId="13" w16cid:durableId="592396384">
-    <w:abstractNumId w:val="72"/>
-  </w:num>
   <w:num w:numId="14" w16cid:durableId="1936397311">
-    <w:abstractNumId w:val="36"/>
+    <w:abstractNumId w:val="40"/>
   </w:num>
   <w:num w:numId="15" w16cid:durableId="1373994368">
-    <w:abstractNumId w:val="62"/>
+    <w:abstractNumId w:val="70"/>
   </w:num>
   <w:num w:numId="16" w16cid:durableId="801650305">
-    <w:abstractNumId w:val="47"/>
+    <w:abstractNumId w:val="53"/>
   </w:num>
   <w:num w:numId="17" w16cid:durableId="1071317618">
-    <w:abstractNumId w:val="28"/>
+    <w:abstractNumId w:val="32"/>
   </w:num>
   <w:num w:numId="18" w16cid:durableId="268201009">
     <w:abstractNumId w:val="1"/>
   </w:num>
   <w:num w:numId="19" w16cid:durableId="1462965918">
-    <w:abstractNumId w:val="53"/>
+    <w:abstractNumId w:val="61"/>
   </w:num>
   <w:num w:numId="20" w16cid:durableId="1391886189">
+    <w:abstractNumId w:val="72"/>
+  </w:num>
+  <w:num w:numId="21" w16cid:durableId="185292870">
+    <w:abstractNumId w:val="62"/>
+  </w:num>
+  <w:num w:numId="22" w16cid:durableId="1004281698">
+    <w:abstractNumId w:val="46"/>
+  </w:num>
+  <w:num w:numId="23" w16cid:durableId="135608337">
+    <w:abstractNumId w:val="43"/>
+  </w:num>
+  <w:num w:numId="24" w16cid:durableId="308172079">
+    <w:abstractNumId w:val="29"/>
+  </w:num>
+  <w:num w:numId="25" w16cid:durableId="179664765">
+    <w:abstractNumId w:val="24"/>
+  </w:num>
+  <w:num w:numId="26" w16cid:durableId="814302598">
+    <w:abstractNumId w:val="51"/>
+  </w:num>
+  <w:num w:numId="27" w16cid:durableId="1571453807">
+    <w:abstractNumId w:val="66"/>
+  </w:num>
+  <w:num w:numId="28" w16cid:durableId="845947461">
+    <w:abstractNumId w:val="94"/>
+  </w:num>
+  <w:num w:numId="29" w16cid:durableId="1129395068">
+    <w:abstractNumId w:val="75"/>
+  </w:num>
+  <w:num w:numId="30" w16cid:durableId="547768703">
+    <w:abstractNumId w:val="69"/>
+  </w:num>
+  <w:num w:numId="31" w16cid:durableId="1752696462">
+    <w:abstractNumId w:val="74"/>
+  </w:num>
+  <w:num w:numId="32" w16cid:durableId="713891082">
+    <w:abstractNumId w:val="28"/>
+  </w:num>
+  <w:num w:numId="33" w16cid:durableId="1741637723">
+    <w:abstractNumId w:val="33"/>
+  </w:num>
+  <w:num w:numId="34" w16cid:durableId="757798204">
+    <w:abstractNumId w:val="9"/>
+  </w:num>
+  <w:num w:numId="35" w16cid:durableId="1697656259">
+    <w:abstractNumId w:val="67"/>
+  </w:num>
+  <w:num w:numId="36" w16cid:durableId="302201310">
     <w:abstractNumId w:val="64"/>
   </w:num>
-  <w:num w:numId="21" w16cid:durableId="185292870">
-    <w:abstractNumId w:val="54"/>
+  <w:num w:numId="37" w16cid:durableId="788086056">
+    <w:abstractNumId w:val="77"/>
   </w:num>
-  <w:num w:numId="22" w16cid:durableId="1004281698">
-    <w:abstractNumId w:val="41"/>
+  <w:num w:numId="38" w16cid:durableId="1108082875">
+    <w:abstractNumId w:val="96"/>
   </w:num>
-  <w:num w:numId="23" w16cid:durableId="135608337">
-    <w:abstractNumId w:val="39"/>
+  <w:num w:numId="39" w16cid:durableId="87391437">
+    <w:abstractNumId w:val="85"/>
   </w:num>
-  <w:num w:numId="24" w16cid:durableId="308172079">
-    <w:abstractNumId w:val="25"/>
+  <w:num w:numId="40" w16cid:durableId="1100445790">
+    <w:abstractNumId w:val="6"/>
   </w:num>
-  <w:num w:numId="25" w16cid:durableId="179664765">
+  <w:num w:numId="41" w16cid:durableId="1784109458">
+    <w:abstractNumId w:val="91"/>
+  </w:num>
+  <w:num w:numId="42" w16cid:durableId="1763260843">
+    <w:abstractNumId w:val="95"/>
+  </w:num>
+  <w:num w:numId="43" w16cid:durableId="609162021">
+    <w:abstractNumId w:val="18"/>
+  </w:num>
+  <w:num w:numId="44" w16cid:durableId="765809102">
+    <w:abstractNumId w:val="76"/>
+  </w:num>
+  <w:num w:numId="45" w16cid:durableId="759645912">
     <w:abstractNumId w:val="21"/>
   </w:num>
-  <w:num w:numId="26" w16cid:durableId="814302598">
-    <w:abstractNumId w:val="46"/>
-  </w:num>
-  <w:num w:numId="27" w16cid:durableId="1571453807">
-    <w:abstractNumId w:val="58"/>
-  </w:num>
-  <w:num w:numId="28" w16cid:durableId="845947461">
-    <w:abstractNumId w:val="84"/>
-  </w:num>
-  <w:num w:numId="29" w16cid:durableId="1129395068">
-    <w:abstractNumId w:val="67"/>
-  </w:num>
-  <w:num w:numId="30" w16cid:durableId="547768703">
-    <w:abstractNumId w:val="61"/>
-  </w:num>
-  <w:num w:numId="31" w16cid:durableId="1752696462">
-    <w:abstractNumId w:val="66"/>
-  </w:num>
-  <w:num w:numId="32" w16cid:durableId="713891082">
-    <w:abstractNumId w:val="24"/>
-  </w:num>
-  <w:num w:numId="33" w16cid:durableId="1741637723">
-    <w:abstractNumId w:val="29"/>
-  </w:num>
-  <w:num w:numId="34" w16cid:durableId="757798204">
-    <w:abstractNumId w:val="8"/>
-  </w:num>
-  <w:num w:numId="35" w16cid:durableId="1697656259">
-    <w:abstractNumId w:val="59"/>
-  </w:num>
-  <w:num w:numId="36" w16cid:durableId="302201310">
-    <w:abstractNumId w:val="56"/>
-  </w:num>
-  <w:num w:numId="37" w16cid:durableId="788086056">
-    <w:abstractNumId w:val="69"/>
-  </w:num>
-  <w:num w:numId="38" w16cid:durableId="1108082875">
-    <w:abstractNumId w:val="86"/>
-  </w:num>
-  <w:num w:numId="39" w16cid:durableId="87391437">
-    <w:abstractNumId w:val="75"/>
-  </w:num>
-  <w:num w:numId="40" w16cid:durableId="1100445790">
-    <w:abstractNumId w:val="5"/>
-  </w:num>
-  <w:num w:numId="41" w16cid:durableId="1784109458">
-    <w:abstractNumId w:val="81"/>
-  </w:num>
-  <w:num w:numId="42" w16cid:durableId="1763260843">
-    <w:abstractNumId w:val="85"/>
-  </w:num>
-  <w:num w:numId="43" w16cid:durableId="609162021">
-    <w:abstractNumId w:val="16"/>
-  </w:num>
-  <w:num w:numId="44" w16cid:durableId="765809102">
-    <w:abstractNumId w:val="68"/>
-  </w:num>
-  <w:num w:numId="45" w16cid:durableId="759645912">
-    <w:abstractNumId w:val="18"/>
-  </w:num>
   <w:num w:numId="46" w16cid:durableId="383413418">
-    <w:abstractNumId w:val="11"/>
+    <w:abstractNumId w:val="12"/>
   </w:num>
   <w:num w:numId="47" w16cid:durableId="28651957">
-    <w:abstractNumId w:val="78"/>
+    <w:abstractNumId w:val="88"/>
   </w:num>
   <w:num w:numId="48" w16cid:durableId="1196385189">
-    <w:abstractNumId w:val="34"/>
+    <w:abstractNumId w:val="38"/>
   </w:num>
   <w:num w:numId="49" w16cid:durableId="1163357597">
-    <w:abstractNumId w:val="88"/>
+    <w:abstractNumId w:val="98"/>
   </w:num>
   <w:num w:numId="50" w16cid:durableId="1344674008">
-    <w:abstractNumId w:val="71"/>
+    <w:abstractNumId w:val="79"/>
   </w:num>
   <w:num w:numId="51" w16cid:durableId="1143812629">
-    <w:abstractNumId w:val="48"/>
+    <w:abstractNumId w:val="54"/>
   </w:num>
   <w:num w:numId="52" w16cid:durableId="434404023">
     <w:abstractNumId w:val="0"/>
   </w:num>
   <w:num w:numId="53" w16cid:durableId="836112859">
-    <w:abstractNumId w:val="12"/>
+    <w:abstractNumId w:val="13"/>
   </w:num>
   <w:num w:numId="54" w16cid:durableId="1327367186">
+    <w:abstractNumId w:val="35"/>
+  </w:num>
+  <w:num w:numId="55" w16cid:durableId="790058149">
+    <w:abstractNumId w:val="65"/>
+  </w:num>
+  <w:num w:numId="56" w16cid:durableId="197740422">
+    <w:abstractNumId w:val="3"/>
+  </w:num>
+  <w:num w:numId="57" w16cid:durableId="471823773">
+    <w:abstractNumId w:val="37"/>
+  </w:num>
+  <w:num w:numId="58" w16cid:durableId="93064219">
+    <w:abstractNumId w:val="81"/>
+  </w:num>
+  <w:num w:numId="59" w16cid:durableId="782921521">
+    <w:abstractNumId w:val="11"/>
+  </w:num>
+  <w:num w:numId="60" w16cid:durableId="1982731966">
+    <w:abstractNumId w:val="86"/>
+  </w:num>
+  <w:num w:numId="61" w16cid:durableId="1447654769">
+    <w:abstractNumId w:val="20"/>
+  </w:num>
+  <w:num w:numId="62" w16cid:durableId="1783645240">
+    <w:abstractNumId w:val="78"/>
+  </w:num>
+  <w:num w:numId="63" w16cid:durableId="1607732677">
+    <w:abstractNumId w:val="71"/>
+  </w:num>
+  <w:num w:numId="64" w16cid:durableId="798915810">
+    <w:abstractNumId w:val="100"/>
+  </w:num>
+  <w:num w:numId="65" w16cid:durableId="127549720">
+    <w:abstractNumId w:val="50"/>
+  </w:num>
+  <w:num w:numId="66" w16cid:durableId="1916668902">
+    <w:abstractNumId w:val="45"/>
+  </w:num>
+  <w:num w:numId="67" w16cid:durableId="1758019358">
+    <w:abstractNumId w:val="15"/>
+  </w:num>
+  <w:num w:numId="68" w16cid:durableId="1485195500">
+    <w:abstractNumId w:val="30"/>
+  </w:num>
+  <w:num w:numId="69" w16cid:durableId="913851812">
+    <w:abstractNumId w:val="63"/>
+  </w:num>
+  <w:num w:numId="70" w16cid:durableId="783160990">
+    <w:abstractNumId w:val="83"/>
+  </w:num>
+  <w:num w:numId="71" w16cid:durableId="801116009">
+    <w:abstractNumId w:val="87"/>
+  </w:num>
+  <w:num w:numId="72" w16cid:durableId="53237591">
+    <w:abstractNumId w:val="58"/>
+  </w:num>
+  <w:num w:numId="73" w16cid:durableId="1775904444">
+    <w:abstractNumId w:val="41"/>
+  </w:num>
+  <w:num w:numId="74" w16cid:durableId="1231189771">
+    <w:abstractNumId w:val="68"/>
+  </w:num>
+  <w:num w:numId="75" w16cid:durableId="1763795801">
+    <w:abstractNumId w:val="34"/>
+  </w:num>
+  <w:num w:numId="76" w16cid:durableId="52510015">
+    <w:abstractNumId w:val="25"/>
+  </w:num>
+  <w:num w:numId="77" w16cid:durableId="145636008">
+    <w:abstractNumId w:val="49"/>
+  </w:num>
+  <w:num w:numId="78" w16cid:durableId="1817409378">
+    <w:abstractNumId w:val="4"/>
+  </w:num>
+  <w:num w:numId="79" w16cid:durableId="1197080902">
+    <w:abstractNumId w:val="48"/>
+  </w:num>
+  <w:num w:numId="80" w16cid:durableId="2016806846">
+    <w:abstractNumId w:val="8"/>
+  </w:num>
+  <w:num w:numId="81" w16cid:durableId="2011711792">
+    <w:abstractNumId w:val="23"/>
+  </w:num>
+  <w:num w:numId="82" w16cid:durableId="1239825489">
+    <w:abstractNumId w:val="5"/>
+  </w:num>
+  <w:num w:numId="83" w16cid:durableId="1242256236">
     <w:abstractNumId w:val="31"/>
   </w:num>
-  <w:num w:numId="55" w16cid:durableId="790058149">
+  <w:num w:numId="84" w16cid:durableId="363596944">
+    <w:abstractNumId w:val="73"/>
+  </w:num>
+  <w:num w:numId="85" w16cid:durableId="535503607">
+    <w:abstractNumId w:val="26"/>
+  </w:num>
+  <w:num w:numId="86" w16cid:durableId="210966018">
+    <w:abstractNumId w:val="47"/>
+  </w:num>
+  <w:num w:numId="87" w16cid:durableId="1887059988">
+    <w:abstractNumId w:val="55"/>
+  </w:num>
+  <w:num w:numId="88" w16cid:durableId="1572109183">
+    <w:abstractNumId w:val="93"/>
+  </w:num>
+  <w:num w:numId="89" w16cid:durableId="812597030">
+    <w:abstractNumId w:val="10"/>
+  </w:num>
+  <w:num w:numId="90" w16cid:durableId="527572153">
+    <w:abstractNumId w:val="60"/>
+  </w:num>
+  <w:num w:numId="91" w16cid:durableId="20674006">
+    <w:abstractNumId w:val="22"/>
+  </w:num>
+  <w:num w:numId="92" w16cid:durableId="25450994">
+    <w:abstractNumId w:val="27"/>
+  </w:num>
+  <w:num w:numId="93" w16cid:durableId="526263090">
+    <w:abstractNumId w:val="59"/>
+  </w:num>
+  <w:num w:numId="94" w16cid:durableId="1852522627">
+    <w:abstractNumId w:val="101"/>
+  </w:num>
+  <w:num w:numId="95" w16cid:durableId="1099368573">
+    <w:abstractNumId w:val="19"/>
+  </w:num>
+  <w:num w:numId="96" w16cid:durableId="207649188">
+    <w:abstractNumId w:val="52"/>
+  </w:num>
+  <w:num w:numId="97" w16cid:durableId="686907285">
+    <w:abstractNumId w:val="82"/>
+  </w:num>
+  <w:num w:numId="98" w16cid:durableId="1657224615">
+    <w:abstractNumId w:val="16"/>
+  </w:num>
+  <w:num w:numId="99" w16cid:durableId="1659919110">
+    <w:abstractNumId w:val="2"/>
+  </w:num>
+  <w:num w:numId="100" w16cid:durableId="408770300">
+    <w:abstractNumId w:val="84"/>
+  </w:num>
+  <w:num w:numId="101" w16cid:durableId="1030954130">
     <w:abstractNumId w:val="57"/>
   </w:num>
-  <w:num w:numId="56" w16cid:durableId="197740422">
-    <w:abstractNumId w:val="2"/>
-  </w:num>
-  <w:num w:numId="57" w16cid:durableId="471823773">
-    <w:abstractNumId w:val="33"/>
-  </w:num>
-  <w:num w:numId="58" w16cid:durableId="93064219">
-    <w:abstractNumId w:val="73"/>
-  </w:num>
-  <w:num w:numId="59" w16cid:durableId="782921521">
-    <w:abstractNumId w:val="10"/>
-  </w:num>
-  <w:num w:numId="60" w16cid:durableId="1982731966">
-    <w:abstractNumId w:val="76"/>
-  </w:num>
-  <w:num w:numId="61" w16cid:durableId="1447654769">
-    <w:abstractNumId w:val="17"/>
-  </w:num>
-  <w:num w:numId="62" w16cid:durableId="1783645240">
-    <w:abstractNumId w:val="70"/>
-  </w:num>
-  <w:num w:numId="63" w16cid:durableId="1607732677">
-    <w:abstractNumId w:val="63"/>
-  </w:num>
-  <w:num w:numId="64" w16cid:durableId="798915810">
-    <w:abstractNumId w:val="90"/>
-  </w:num>
-  <w:num w:numId="65" w16cid:durableId="127549720">
-    <w:abstractNumId w:val="45"/>
-  </w:num>
-  <w:num w:numId="66" w16cid:durableId="1916668902">
-    <w:abstractNumId w:val="40"/>
-  </w:num>
-  <w:num w:numId="67" w16cid:durableId="1758019358">
-    <w:abstractNumId w:val="14"/>
-  </w:num>
-  <w:num w:numId="68" w16cid:durableId="1485195500">
-    <w:abstractNumId w:val="26"/>
-  </w:num>
-  <w:num w:numId="69" w16cid:durableId="913851812">
-    <w:abstractNumId w:val="55"/>
-  </w:num>
-  <w:num w:numId="70" w16cid:durableId="783160990">
-    <w:abstractNumId w:val="74"/>
-  </w:num>
-  <w:num w:numId="71" w16cid:durableId="801116009">
-    <w:abstractNumId w:val="77"/>
-  </w:num>
-  <w:num w:numId="72" w16cid:durableId="53237591">
-    <w:abstractNumId w:val="51"/>
-  </w:num>
-  <w:num w:numId="73" w16cid:durableId="1775904444">
-    <w:abstractNumId w:val="37"/>
-  </w:num>
-  <w:num w:numId="74" w16cid:durableId="1231189771">
-    <w:abstractNumId w:val="60"/>
-  </w:num>
-  <w:num w:numId="75" w16cid:durableId="1763795801">
-    <w:abstractNumId w:val="30"/>
-  </w:num>
-  <w:num w:numId="76" w16cid:durableId="52510015">
-    <w:abstractNumId w:val="22"/>
-  </w:num>
-  <w:num w:numId="77" w16cid:durableId="145636008">
+  <w:num w:numId="102" w16cid:durableId="1801607189">
     <w:abstractNumId w:val="44"/>
   </w:num>
-  <w:num w:numId="78" w16cid:durableId="1817409378">
-    <w:abstractNumId w:val="3"/>
-  </w:num>
-  <w:num w:numId="79" w16cid:durableId="1197080902">
-    <w:abstractNumId w:val="43"/>
-  </w:num>
-  <w:num w:numId="80" w16cid:durableId="2016806846">
-    <w:abstractNumId w:val="7"/>
-  </w:num>
-  <w:num w:numId="81" w16cid:durableId="2011711792">
-    <w:abstractNumId w:val="20"/>
-  </w:num>
-  <w:num w:numId="82" w16cid:durableId="1239825489">
-    <w:abstractNumId w:val="4"/>
-  </w:num>
-  <w:num w:numId="83" w16cid:durableId="1242256236">
-    <w:abstractNumId w:val="27"/>
-  </w:num>
-  <w:num w:numId="84" w16cid:durableId="363596944">
-    <w:abstractNumId w:val="65"/>
-  </w:num>
-  <w:num w:numId="85" w16cid:durableId="535503607">
-    <w:abstractNumId w:val="23"/>
-  </w:num>
-  <w:num w:numId="86" w16cid:durableId="210966018">
-    <w:abstractNumId w:val="42"/>
-  </w:num>
-  <w:num w:numId="87" w16cid:durableId="1887059988">
-    <w:abstractNumId w:val="49"/>
-  </w:num>
-  <w:num w:numId="88" w16cid:durableId="1572109183">
-    <w:abstractNumId w:val="83"/>
-  </w:num>
-  <w:num w:numId="89" w16cid:durableId="812597030">
-    <w:abstractNumId w:val="9"/>
-  </w:num>
-  <w:num w:numId="90" w16cid:durableId="527572153">
-    <w:abstractNumId w:val="52"/>
-  </w:num>
-  <w:num w:numId="91" w16cid:durableId="20674006">
-    <w:abstractNumId w:val="19"/>
-  </w:num>
-  <w:numIdMacAtCleanup w:val="83"/>
+  <w:numIdMacAtCleanup w:val="102"/>
 </w:numbering>
 </file>
 

--- a/06_Olist E-commerce Analysis/Olist.docx
+++ b/06_Olist E-commerce Analysis/Olist.docx
@@ -5490,15 +5490,7 @@
           <w:b/>
           <w:bCs/>
         </w:rPr>
-        <w:t>to_</w:t>
-      </w:r>
-      <w:proofErr w:type="gramStart"/>
-      <w:r>
-        <w:rPr>
-          <w:b/>
-          <w:bCs/>
-        </w:rPr>
-        <w:t>sql</w:t>
+        <w:t>to_sql</w:t>
       </w:r>
       <w:proofErr w:type="spellEnd"/>
       <w:r>
@@ -5506,15 +5498,7 @@
           <w:b/>
           <w:bCs/>
         </w:rPr>
-        <w:t>(</w:t>
-      </w:r>
-      <w:proofErr w:type="gramEnd"/>
-      <w:r>
-        <w:rPr>
-          <w:b/>
-          <w:bCs/>
-        </w:rPr>
-        <w:t>)</w:t>
+        <w:t>()</w:t>
       </w:r>
     </w:p>
     <w:p>
@@ -5565,7 +5549,6 @@
         </w:rPr>
       </w:pPr>
       <w:proofErr w:type="spellStart"/>
-      <w:proofErr w:type="gramStart"/>
       <w:r>
         <w:rPr>
           <w:b/>
@@ -5574,7 +5557,6 @@
         <w:t>os.listdir</w:t>
       </w:r>
       <w:proofErr w:type="spellEnd"/>
-      <w:proofErr w:type="gramEnd"/>
       <w:r>
         <w:rPr>
           <w:b/>
@@ -24001,7 +23983,7 @@
     <w:p>
       <w:r>
         <w:pict w14:anchorId="18690369">
-          <v:rect id="_x0000_i1384" style="width:0;height:1.5pt" o:hralign="center" o:hrstd="t" o:hr="t" fillcolor="#a0a0a0" stroked="f"/>
+          <v:rect id="_x0000_i1228" style="width:0;height:1.5pt" o:hralign="center" o:hrstd="t" o:hr="t" fillcolor="#a0a0a0" stroked="f"/>
         </w:pict>
       </w:r>
     </w:p>
@@ -24093,7 +24075,7 @@
     <w:p>
       <w:r>
         <w:pict w14:anchorId="0FB49D8D">
-          <v:rect id="_x0000_i1385" style="width:0;height:1.5pt" o:hralign="center" o:hrstd="t" o:hr="t" fillcolor="#a0a0a0" stroked="f"/>
+          <v:rect id="_x0000_i1229" style="width:0;height:1.5pt" o:hralign="center" o:hrstd="t" o:hr="t" fillcolor="#a0a0a0" stroked="f"/>
         </w:pict>
       </w:r>
     </w:p>
@@ -24200,7 +24182,7 @@
     <w:p>
       <w:r>
         <w:pict w14:anchorId="1F0CEBDD">
-          <v:rect id="_x0000_i1386" style="width:0;height:1.5pt" o:hralign="center" o:hrstd="t" o:hr="t" fillcolor="#a0a0a0" stroked="f"/>
+          <v:rect id="_x0000_i1230" style="width:0;height:1.5pt" o:hralign="center" o:hrstd="t" o:hr="t" fillcolor="#a0a0a0" stroked="f"/>
         </w:pict>
       </w:r>
     </w:p>
@@ -24414,7 +24396,7 @@
     <w:p>
       <w:r>
         <w:pict w14:anchorId="4DC13542">
-          <v:rect id="_x0000_i1387" style="width:0;height:1.5pt" o:hralign="center" o:hrstd="t" o:hr="t" fillcolor="#a0a0a0" stroked="f"/>
+          <v:rect id="_x0000_i1231" style="width:0;height:1.5pt" o:hralign="center" o:hrstd="t" o:hr="t" fillcolor="#a0a0a0" stroked="f"/>
         </w:pict>
       </w:r>
     </w:p>
@@ -24514,7 +24496,7 @@
     <w:p>
       <w:r>
         <w:pict w14:anchorId="0824F2C2">
-          <v:rect id="_x0000_i1388" style="width:0;height:1.5pt" o:hralign="center" o:hrstd="t" o:hr="t" fillcolor="#a0a0a0" stroked="f"/>
+          <v:rect id="_x0000_i1232" style="width:0;height:1.5pt" o:hralign="center" o:hrstd="t" o:hr="t" fillcolor="#a0a0a0" stroked="f"/>
         </w:pict>
       </w:r>
     </w:p>
@@ -24556,25 +24538,12 @@
         <w:t xml:space="preserve">orders = </w:t>
       </w:r>
       <w:proofErr w:type="spellStart"/>
-      <w:proofErr w:type="gramStart"/>
-      <w:r>
-        <w:t>pd.read</w:t>
-      </w:r>
-      <w:proofErr w:type="gramEnd"/>
-      <w:r>
-        <w:t>_</w:t>
-      </w:r>
-      <w:proofErr w:type="gramStart"/>
-      <w:r>
-        <w:t>sql</w:t>
+      <w:r>
+        <w:t>pd.read_sql</w:t>
       </w:r>
       <w:proofErr w:type="spellEnd"/>
       <w:r>
-        <w:t>(</w:t>
-      </w:r>
-      <w:proofErr w:type="gramEnd"/>
-      <w:r>
-        <w:t>query, engine)</w:t>
+        <w:t>(query, engine)</w:t>
       </w:r>
     </w:p>
     <w:p>
@@ -24590,7 +24559,7 @@
     <w:p>
       <w:r>
         <w:pict w14:anchorId="0C819E6C">
-          <v:rect id="_x0000_i1389" style="width:0;height:1.5pt" o:hralign="center" o:hrstd="t" o:hr="t" fillcolor="#a0a0a0" stroked="f"/>
+          <v:rect id="_x0000_i1233" style="width:0;height:1.5pt" o:hralign="center" o:hrstd="t" o:hr="t" fillcolor="#a0a0a0" stroked="f"/>
         </w:pict>
       </w:r>
     </w:p>
@@ -24655,7 +24624,7 @@
     <w:p>
       <w:r>
         <w:pict w14:anchorId="63A75393">
-          <v:rect id="_x0000_i1390" style="width:0;height:1.5pt" o:hralign="center" o:hrstd="t" o:hr="t" fillcolor="#a0a0a0" stroked="f"/>
+          <v:rect id="_x0000_i1234" style="width:0;height:1.5pt" o:hralign="center" o:hrstd="t" o:hr="t" fillcolor="#a0a0a0" stroked="f"/>
         </w:pict>
       </w:r>
     </w:p>
@@ -24755,12 +24724,10 @@
         <w:t>"].</w:t>
       </w:r>
       <w:proofErr w:type="spellStart"/>
-      <w:proofErr w:type="gramStart"/>
       <w:r>
         <w:t>dt.year</w:t>
       </w:r>
       <w:proofErr w:type="spellEnd"/>
-      <w:proofErr w:type="gramEnd"/>
     </w:p>
     <w:p/>
     <w:p>
@@ -24784,12 +24751,10 @@
         <w:t>"].</w:t>
       </w:r>
       <w:proofErr w:type="spellStart"/>
-      <w:proofErr w:type="gramStart"/>
       <w:r>
         <w:t>dt.month</w:t>
       </w:r>
       <w:proofErr w:type="spellEnd"/>
-      <w:proofErr w:type="gramEnd"/>
     </w:p>
     <w:p/>
     <w:p>
@@ -24802,31 +24767,15 @@
       </w:r>
       <w:proofErr w:type="spellEnd"/>
       <w:r>
-        <w:t>"</w:t>
-      </w:r>
-      <w:proofErr w:type="gramStart"/>
-      <w:r>
-        <w:t>].</w:t>
+        <w:t>"].</w:t>
       </w:r>
       <w:proofErr w:type="spellStart"/>
       <w:r>
-        <w:t>dt.day</w:t>
-      </w:r>
-      <w:proofErr w:type="gramEnd"/>
-      <w:r>
-        <w:t>_</w:t>
-      </w:r>
-      <w:proofErr w:type="gramStart"/>
-      <w:r>
-        <w:t>name</w:t>
+        <w:t>dt.day_name</w:t>
       </w:r>
       <w:proofErr w:type="spellEnd"/>
       <w:r>
-        <w:t>(</w:t>
-      </w:r>
-      <w:proofErr w:type="gramEnd"/>
-      <w:r>
-        <w:t>)</w:t>
+        <w:t>()</w:t>
       </w:r>
     </w:p>
     <w:p/>
@@ -24879,12 +24828,10 @@
         <w:t>).</w:t>
       </w:r>
       <w:proofErr w:type="spellStart"/>
-      <w:proofErr w:type="gramStart"/>
       <w:r>
         <w:t>dt.days</w:t>
       </w:r>
       <w:proofErr w:type="spellEnd"/>
-      <w:proofErr w:type="gramEnd"/>
     </w:p>
     <w:p>
       <w:r>
@@ -24894,7 +24841,7 @@
     <w:p>
       <w:r>
         <w:pict w14:anchorId="253E0D0A">
-          <v:rect id="_x0000_i1391" style="width:0;height:1.5pt" o:hralign="center" o:hrstd="t" o:hr="t" fillcolor="#a0a0a0" stroked="f"/>
+          <v:rect id="_x0000_i1235" style="width:0;height:1.5pt" o:hralign="center" o:hrstd="t" o:hr="t" fillcolor="#a0a0a0" stroked="f"/>
         </w:pict>
       </w:r>
     </w:p>
@@ -24952,19 +24899,11 @@
       </w:r>
       <w:proofErr w:type="spellStart"/>
       <w:r>
-        <w:t>value_</w:t>
-      </w:r>
-      <w:proofErr w:type="gramStart"/>
-      <w:r>
-        <w:t>counts</w:t>
+        <w:t>value_counts</w:t>
       </w:r>
       <w:proofErr w:type="spellEnd"/>
       <w:r>
-        <w:t>(</w:t>
-      </w:r>
-      <w:proofErr w:type="gramEnd"/>
-      <w:r>
-        <w:t>)</w:t>
+        <w:t>()</w:t>
       </w:r>
     </w:p>
     <w:p>
@@ -24974,12 +24913,10 @@
     </w:p>
     <w:p>
       <w:proofErr w:type="spellStart"/>
-      <w:proofErr w:type="gramStart"/>
       <w:r>
         <w:t>status.plot</w:t>
       </w:r>
       <w:proofErr w:type="spellEnd"/>
-      <w:proofErr w:type="gramEnd"/>
       <w:r>
         <w:t>(kind="bar")</w:t>
       </w:r>
@@ -25068,7 +25005,7 @@
     <w:p>
       <w:r>
         <w:pict w14:anchorId="5886FBEB">
-          <v:rect id="_x0000_i1392" style="width:0;height:1.5pt" o:hralign="center" o:hrstd="t" o:hr="t" fillcolor="#a0a0a0" stroked="f"/>
+          <v:rect id="_x0000_i1236" style="width:0;height:1.5pt" o:hralign="center" o:hrstd="t" o:hr="t" fillcolor="#a0a0a0" stroked="f"/>
         </w:pict>
       </w:r>
     </w:p>
@@ -25129,12 +25066,10 @@
     </w:p>
     <w:p>
       <w:proofErr w:type="spellStart"/>
-      <w:proofErr w:type="gramStart"/>
       <w:r>
         <w:t>orders.groupby</w:t>
       </w:r>
       <w:proofErr w:type="spellEnd"/>
-      <w:proofErr w:type="gramEnd"/>
       <w:r>
         <w:t>("</w:t>
       </w:r>
@@ -25148,13 +25083,8 @@
       </w:r>
     </w:p>
     <w:p>
-      <w:proofErr w:type="gramStart"/>
-      <w:r>
-        <w:t>.size</w:t>
-      </w:r>
-      <w:proofErr w:type="gramEnd"/>
-      <w:r>
-        <w:t>()</w:t>
+      <w:r>
+        <w:t>.size()</w:t>
       </w:r>
     </w:p>
     <w:p>
@@ -25170,14 +25100,9 @@
     <w:p>
       <w:proofErr w:type="spellStart"/>
       <w:r>
-        <w:t>monthly_</w:t>
-      </w:r>
-      <w:proofErr w:type="gramStart"/>
-      <w:r>
-        <w:t>orders.plot</w:t>
+        <w:t>monthly_orders.plot</w:t>
       </w:r>
       <w:proofErr w:type="spellEnd"/>
-      <w:proofErr w:type="gramEnd"/>
       <w:r>
         <w:t>(kind="line")</w:t>
       </w:r>
@@ -25233,7 +25158,7 @@
     <w:p>
       <w:r>
         <w:pict w14:anchorId="4D7B448E">
-          <v:rect id="_x0000_i1393" style="width:0;height:1.5pt" o:hralign="center" o:hrstd="t" o:hr="t" fillcolor="#a0a0a0" stroked="f"/>
+          <v:rect id="_x0000_i1237" style="width:0;height:1.5pt" o:hralign="center" o:hrstd="t" o:hr="t" fillcolor="#a0a0a0" stroked="f"/>
         </w:pict>
       </w:r>
     </w:p>
@@ -25312,42 +25237,29 @@
       </w:r>
       <w:proofErr w:type="spellStart"/>
       <w:r>
-        <w:t>value_</w:t>
-      </w:r>
-      <w:proofErr w:type="gramStart"/>
-      <w:r>
-        <w:t>counts</w:t>
+        <w:t>value_counts</w:t>
       </w:r>
       <w:proofErr w:type="spellEnd"/>
       <w:r>
-        <w:t>(</w:t>
-      </w:r>
-      <w:proofErr w:type="gramEnd"/>
+        <w:t>()</w:t>
+      </w:r>
+    </w:p>
+    <w:p>
       <w:r>
         <w:t>)</w:t>
       </w:r>
     </w:p>
     <w:p>
       <w:r>
-        <w:t>)</w:t>
-      </w:r>
-    </w:p>
-    <w:p>
-      <w:r>
         <w:t>Visualization</w:t>
       </w:r>
     </w:p>
     <w:p>
       <w:proofErr w:type="spellStart"/>
       <w:r>
-        <w:t>weekday_</w:t>
-      </w:r>
-      <w:proofErr w:type="gramStart"/>
-      <w:r>
-        <w:t>orders.plot</w:t>
+        <w:t>weekday_orders.plot</w:t>
       </w:r>
       <w:proofErr w:type="spellEnd"/>
-      <w:proofErr w:type="gramEnd"/>
       <w:r>
         <w:t>(kind="bar")</w:t>
       </w:r>
@@ -25403,7 +25315,7 @@
     <w:p>
       <w:r>
         <w:pict w14:anchorId="0D01E1CB">
-          <v:rect id="_x0000_i1394" style="width:0;height:1.5pt" o:hralign="center" o:hrstd="t" o:hr="t" fillcolor="#a0a0a0" stroked="f"/>
+          <v:rect id="_x0000_i1238" style="width:0;height:1.5pt" o:hralign="center" o:hrstd="t" o:hr="t" fillcolor="#a0a0a0" stroked="f"/>
         </w:pict>
       </w:r>
     </w:p>
@@ -25462,15 +25374,7 @@
       </w:r>
       <w:proofErr w:type="spellEnd"/>
       <w:r>
-        <w:t>"</w:t>
-      </w:r>
-      <w:proofErr w:type="gramStart"/>
-      <w:r>
-        <w:t>].describe</w:t>
-      </w:r>
-      <w:proofErr w:type="gramEnd"/>
-      <w:r>
-        <w:t>()</w:t>
+        <w:t>"].describe()</w:t>
       </w:r>
     </w:p>
     <w:p>
@@ -25488,15 +25392,7 @@
       </w:r>
       <w:proofErr w:type="spellEnd"/>
       <w:r>
-        <w:t>"</w:t>
-      </w:r>
-      <w:proofErr w:type="gramStart"/>
-      <w:r>
-        <w:t>].plot</w:t>
-      </w:r>
-      <w:proofErr w:type="gramEnd"/>
-      <w:r>
-        <w:t>(</w:t>
+        <w:t>"].plot(</w:t>
       </w:r>
     </w:p>
     <w:p>
@@ -25566,7 +25462,7 @@
       <w:r>
         <w:lastRenderedPageBreak/>
         <w:pict w14:anchorId="1C3FD2EF">
-          <v:rect id="_x0000_i1395" style="width:0;height:1.5pt" o:hralign="center" o:hrstd="t" o:hr="t" fillcolor="#a0a0a0" stroked="f"/>
+          <v:rect id="_x0000_i1239" style="width:0;height:1.5pt" o:hralign="center" o:hrstd="t" o:hr="t" fillcolor="#a0a0a0" stroked="f"/>
         </w:pict>
       </w:r>
     </w:p>
@@ -25627,12 +25523,10 @@
     </w:p>
     <w:p>
       <w:proofErr w:type="spellStart"/>
-      <w:proofErr w:type="gramStart"/>
       <w:r>
         <w:t>orders.groupby</w:t>
       </w:r>
       <w:proofErr w:type="spellEnd"/>
-      <w:proofErr w:type="gramEnd"/>
       <w:r>
         <w:t>("</w:t>
       </w:r>
@@ -25646,13 +25540,8 @@
       </w:r>
     </w:p>
     <w:p>
-      <w:proofErr w:type="gramStart"/>
-      <w:r>
-        <w:t>.size</w:t>
-      </w:r>
-      <w:proofErr w:type="gramEnd"/>
-      <w:r>
-        <w:t>()</w:t>
+      <w:r>
+        <w:t>.size()</w:t>
       </w:r>
     </w:p>
     <w:p>
@@ -25668,14 +25557,9 @@
     <w:p>
       <w:proofErr w:type="spellStart"/>
       <w:r>
-        <w:t>year_</w:t>
-      </w:r>
-      <w:proofErr w:type="gramStart"/>
-      <w:r>
-        <w:t>orders.plot</w:t>
+        <w:t>year_orders.plot</w:t>
       </w:r>
       <w:proofErr w:type="spellEnd"/>
-      <w:proofErr w:type="gramEnd"/>
       <w:r>
         <w:t>(kind="bar")</w:t>
       </w:r>
@@ -25720,7 +25604,7 @@
     <w:p>
       <w:r>
         <w:pict w14:anchorId="578BD86A">
-          <v:rect id="_x0000_i1396" style="width:0;height:1.5pt" o:hralign="center" o:hrstd="t" o:hr="t" fillcolor="#a0a0a0" stroked="f"/>
+          <v:rect id="_x0000_i1240" style="width:0;height:1.5pt" o:hralign="center" o:hrstd="t" o:hr="t" fillcolor="#a0a0a0" stroked="f"/>
         </w:pict>
       </w:r>
     </w:p>
@@ -25798,12 +25682,10 @@
         <w:t>).</w:t>
       </w:r>
       <w:proofErr w:type="spellStart"/>
-      <w:proofErr w:type="gramStart"/>
       <w:r>
         <w:t>dt.days</w:t>
       </w:r>
       <w:proofErr w:type="spellEnd"/>
-      <w:proofErr w:type="gramEnd"/>
     </w:p>
     <w:p>
       <w:r>
@@ -25978,7 +25860,7 @@
     <w:p>
       <w:r>
         <w:pict w14:anchorId="2AFA4030">
-          <v:rect id="_x0000_i1397" style="width:0;height:1.5pt" o:hralign="center" o:hrstd="t" o:hr="t" fillcolor="#a0a0a0" stroked="f"/>
+          <v:rect id="_x0000_i1241" style="width:0;height:1.5pt" o:hralign="center" o:hrstd="t" o:hr="t" fillcolor="#a0a0a0" stroked="f"/>
         </w:pict>
       </w:r>
     </w:p>
@@ -26018,17 +25900,12 @@
     <w:p>
       <w:proofErr w:type="spellStart"/>
       <w:r>
-        <w:t>monthly_orders.to_</w:t>
-      </w:r>
-      <w:proofErr w:type="gramStart"/>
-      <w:r>
-        <w:t>csv</w:t>
+        <w:t>monthly_orders.to_csv</w:t>
       </w:r>
       <w:proofErr w:type="spellEnd"/>
       <w:r>
         <w:t>(</w:t>
       </w:r>
-      <w:proofErr w:type="gramEnd"/>
     </w:p>
     <w:p>
       <w:r>
@@ -26044,17 +25921,12 @@
     <w:p>
       <w:proofErr w:type="spellStart"/>
       <w:r>
-        <w:t>weekday_orders.to_</w:t>
-      </w:r>
-      <w:proofErr w:type="gramStart"/>
-      <w:r>
-        <w:t>csv</w:t>
+        <w:t>weekday_orders.to_csv</w:t>
       </w:r>
       <w:proofErr w:type="spellEnd"/>
       <w:r>
         <w:t>(</w:t>
       </w:r>
-      <w:proofErr w:type="gramEnd"/>
     </w:p>
     <w:p>
       <w:r>
@@ -26079,7 +25951,7 @@
     <w:p>
       <w:r>
         <w:pict w14:anchorId="5D7D3792">
-          <v:rect id="_x0000_i1398" style="width:0;height:1.5pt" o:hralign="center" o:hrstd="t" o:hr="t" fillcolor="#a0a0a0" stroked="f"/>
+          <v:rect id="_x0000_i1242" style="width:0;height:1.5pt" o:hralign="center" o:hrstd="t" o:hr="t" fillcolor="#a0a0a0" stroked="f"/>
         </w:pict>
       </w:r>
     </w:p>
@@ -26180,7 +26052,7 @@
     <w:p>
       <w:r>
         <w:pict w14:anchorId="27C9B67B">
-          <v:rect id="_x0000_i1399" style="width:0;height:1.5pt" o:hralign="center" o:hrstd="t" o:hr="t" fillcolor="#a0a0a0" stroked="f"/>
+          <v:rect id="_x0000_i1243" style="width:0;height:1.5pt" o:hralign="center" o:hrstd="t" o:hr="t" fillcolor="#a0a0a0" stroked="f"/>
         </w:pict>
       </w:r>
     </w:p>
@@ -26280,7 +26152,7 @@
     <w:p>
       <w:r>
         <w:pict w14:anchorId="006A4961">
-          <v:rect id="_x0000_i1400" style="width:0;height:1.5pt" o:hralign="center" o:hrstd="t" o:hr="t" fillcolor="#a0a0a0" stroked="f"/>
+          <v:rect id="_x0000_i1244" style="width:0;height:1.5pt" o:hralign="center" o:hrstd="t" o:hr="t" fillcolor="#a0a0a0" stroked="f"/>
         </w:pict>
       </w:r>
     </w:p>
@@ -26433,7 +26305,7 @@
     <w:p>
       <w:r>
         <w:pict w14:anchorId="088DC6AA">
-          <v:rect id="_x0000_i1401" style="width:0;height:1.5pt" o:hralign="center" o:hrstd="t" o:hr="t" fillcolor="#a0a0a0" stroked="f"/>
+          <v:rect id="_x0000_i1245" style="width:0;height:1.5pt" o:hralign="center" o:hrstd="t" o:hr="t" fillcolor="#a0a0a0" stroked="f"/>
         </w:pict>
       </w:r>
     </w:p>
@@ -26484,7 +26356,7 @@
     <w:p>
       <w:r>
         <w:pict w14:anchorId="420B129E">
-          <v:rect id="_x0000_i1402" style="width:0;height:1.5pt" o:hralign="center" o:hrstd="t" o:hr="t" fillcolor="#a0a0a0" stroked="f"/>
+          <v:rect id="_x0000_i1246" style="width:0;height:1.5pt" o:hralign="center" o:hrstd="t" o:hr="t" fillcolor="#a0a0a0" stroked="f"/>
         </w:pict>
       </w:r>
     </w:p>
@@ -26520,7 +26392,7 @@
     <w:p>
       <w:r>
         <w:pict w14:anchorId="3DD618D8">
-          <v:rect id="_x0000_i1403" style="width:0;height:1.5pt" o:hralign="center" o:hrstd="t" o:hr="t" fillcolor="#a0a0a0" stroked="f"/>
+          <v:rect id="_x0000_i1247" style="width:0;height:1.5pt" o:hralign="center" o:hrstd="t" o:hr="t" fillcolor="#a0a0a0" stroked="f"/>
         </w:pict>
       </w:r>
     </w:p>
@@ -26557,6 +26429,429 @@
     <w:p>
       <w:r>
         <w:pict w14:anchorId="5983E5BE">
+          <v:rect id="_x0000_i1248" style="width:0;height:1.5pt" o:hralign="center" o:hrstd="t" o:hr="t" fillcolor="#a0a0a0" stroked="f"/>
+        </w:pict>
+      </w:r>
+    </w:p>
+    <w:p>
+      <w:pPr>
+        <w:rPr>
+          <w:b/>
+          <w:bCs/>
+        </w:rPr>
+      </w:pPr>
+      <w:r>
+        <w:rPr>
+          <w:b/>
+          <w:bCs/>
+        </w:rPr>
+        <w:t>Q4. Why was Matplotlib used?</w:t>
+      </w:r>
+    </w:p>
+    <w:p>
+      <w:r>
+        <w:rPr>
+          <w:b/>
+          <w:bCs/>
+        </w:rPr>
+        <w:t>Answer:</w:t>
+      </w:r>
+    </w:p>
+    <w:p>
+      <w:r>
+        <w:t xml:space="preserve">Matplotlib is a Python visualization library used to create charts such as bar charts, line charts, and histograms for </w:t>
+      </w:r>
+      <w:proofErr w:type="spellStart"/>
+      <w:r>
+        <w:t>analyzing</w:t>
+      </w:r>
+      <w:proofErr w:type="spellEnd"/>
+      <w:r>
+        <w:t xml:space="preserve"> business data and communicating insights effectively.</w:t>
+      </w:r>
+    </w:p>
+    <w:p>
+      <w:r>
+        <w:pict w14:anchorId="34118A9B">
+          <v:rect id="_x0000_i1249" style="width:0;height:1.5pt" o:hralign="center" o:hrstd="t" o:hr="t" fillcolor="#a0a0a0" stroked="f"/>
+        </w:pict>
+      </w:r>
+    </w:p>
+    <w:p>
+      <w:pPr>
+        <w:rPr>
+          <w:b/>
+          <w:bCs/>
+        </w:rPr>
+      </w:pPr>
+      <w:r>
+        <w:rPr>
+          <w:b/>
+          <w:bCs/>
+        </w:rPr>
+        <w:t>Q5. What is Delivery Delay?</w:t>
+      </w:r>
+    </w:p>
+    <w:p>
+      <w:r>
+        <w:rPr>
+          <w:b/>
+          <w:bCs/>
+        </w:rPr>
+        <w:t>Answer:</w:t>
+      </w:r>
+    </w:p>
+    <w:p>
+      <w:r>
+        <w:t>Delivery Delay is the difference between the actual delivery date and the estimated delivery date. It helps measure logistics performance and identify delayed or early deliveries.</w:t>
+      </w:r>
+    </w:p>
+    <w:p>
+      <w:r>
+        <w:pict w14:anchorId="1FFF3B52">
+          <v:rect id="_x0000_i1250" style="width:0;height:1.5pt" o:hralign="center" o:hrstd="t" o:hr="t" fillcolor="#a0a0a0" stroked="f"/>
+        </w:pict>
+      </w:r>
+    </w:p>
+    <w:p>
+      <w:pPr>
+        <w:rPr>
+          <w:b/>
+          <w:bCs/>
+        </w:rPr>
+      </w:pPr>
+      <w:r>
+        <w:rPr>
+          <w:b/>
+          <w:bCs/>
+        </w:rPr>
+        <w:t>Q6. Why is visualization important?</w:t>
+      </w:r>
+    </w:p>
+    <w:p>
+      <w:r>
+        <w:rPr>
+          <w:b/>
+          <w:bCs/>
+        </w:rPr>
+        <w:t>Answer:</w:t>
+      </w:r>
+    </w:p>
+    <w:p>
+      <w:r>
+        <w:t>Visualizations make complex data easier to understand, reveal hidden patterns, and help stakeholders make informed business decisions quickly.</w:t>
+      </w:r>
+    </w:p>
+    <w:p>
+      <w:r>
+        <w:pict w14:anchorId="1D93788E">
+          <v:rect id="_x0000_i1251" style="width:0;height:1.5pt" o:hralign="center" o:hrstd="t" o:hr="t" fillcolor="#a0a0a0" stroked="f"/>
+        </w:pict>
+      </w:r>
+    </w:p>
+    <w:p>
+      <w:pPr>
+        <w:rPr>
+          <w:b/>
+          <w:bCs/>
+        </w:rPr>
+      </w:pPr>
+      <w:r>
+        <w:rPr>
+          <w:b/>
+          <w:bCs/>
+        </w:rPr>
+        <w:t>Q7. Why are EDA results saved as CSV files?</w:t>
+      </w:r>
+    </w:p>
+    <w:p>
+      <w:r>
+        <w:rPr>
+          <w:b/>
+          <w:bCs/>
+        </w:rPr>
+        <w:t>Answer:</w:t>
+      </w:r>
+    </w:p>
+    <w:p>
+      <w:r>
+        <w:t>Saving processed analysis results allows them to be reused in dashboards, reports, and further analysis without recalculating the same metrics.</w:t>
+      </w:r>
+    </w:p>
+    <w:p>
+      <w:r>
+        <w:pict w14:anchorId="3D84A92A">
+          <v:rect id="_x0000_i1252" style="width:0;height:1.5pt" o:hralign="center" o:hrstd="t" o:hr="t" fillcolor="#a0a0a0" stroked="f"/>
+        </w:pict>
+      </w:r>
+    </w:p>
+    <w:p>
+      <w:pPr>
+        <w:rPr>
+          <w:b/>
+          <w:bCs/>
+        </w:rPr>
+      </w:pPr>
+      <w:r>
+        <w:rPr>
+          <w:b/>
+          <w:bCs/>
+        </w:rPr>
+        <w:t>19.20 Skills Demonstrated</w:t>
+      </w:r>
+    </w:p>
+    <w:p>
+      <w:pPr>
+        <w:numPr>
+          <w:ilvl w:val="0"/>
+          <w:numId w:val="102"/>
+        </w:numPr>
+      </w:pPr>
+      <w:r>
+        <w:t>Exploratory Data Analysis (EDA)</w:t>
+      </w:r>
+    </w:p>
+    <w:p>
+      <w:pPr>
+        <w:numPr>
+          <w:ilvl w:val="0"/>
+          <w:numId w:val="102"/>
+        </w:numPr>
+      </w:pPr>
+      <w:r>
+        <w:t>Python Programming</w:t>
+      </w:r>
+    </w:p>
+    <w:p>
+      <w:pPr>
+        <w:numPr>
+          <w:ilvl w:val="0"/>
+          <w:numId w:val="102"/>
+        </w:numPr>
+      </w:pPr>
+      <w:r>
+        <w:t>Pandas</w:t>
+      </w:r>
+    </w:p>
+    <w:p>
+      <w:pPr>
+        <w:numPr>
+          <w:ilvl w:val="0"/>
+          <w:numId w:val="102"/>
+        </w:numPr>
+      </w:pPr>
+      <w:r>
+        <w:t>Matplotlib</w:t>
+      </w:r>
+    </w:p>
+    <w:p>
+      <w:pPr>
+        <w:numPr>
+          <w:ilvl w:val="0"/>
+          <w:numId w:val="102"/>
+        </w:numPr>
+      </w:pPr>
+      <w:r>
+        <w:t>SQL Integration</w:t>
+      </w:r>
+    </w:p>
+    <w:p>
+      <w:pPr>
+        <w:numPr>
+          <w:ilvl w:val="0"/>
+          <w:numId w:val="102"/>
+        </w:numPr>
+      </w:pPr>
+      <w:r>
+        <w:lastRenderedPageBreak/>
+        <w:t>Data Visualization</w:t>
+      </w:r>
+    </w:p>
+    <w:p>
+      <w:pPr>
+        <w:numPr>
+          <w:ilvl w:val="0"/>
+          <w:numId w:val="102"/>
+        </w:numPr>
+      </w:pPr>
+      <w:r>
+        <w:t>Feature Engineering</w:t>
+      </w:r>
+    </w:p>
+    <w:p>
+      <w:pPr>
+        <w:numPr>
+          <w:ilvl w:val="0"/>
+          <w:numId w:val="102"/>
+        </w:numPr>
+      </w:pPr>
+      <w:r>
+        <w:t>Business Trend Analysis</w:t>
+      </w:r>
+    </w:p>
+    <w:p>
+      <w:pPr>
+        <w:numPr>
+          <w:ilvl w:val="0"/>
+          <w:numId w:val="102"/>
+        </w:numPr>
+      </w:pPr>
+      <w:r>
+        <w:t>Delivery Performance Analysis</w:t>
+      </w:r>
+    </w:p>
+    <w:p>
+      <w:pPr>
+        <w:numPr>
+          <w:ilvl w:val="0"/>
+          <w:numId w:val="102"/>
+        </w:numPr>
+      </w:pPr>
+      <w:r>
+        <w:t>Time-Series Analysis</w:t>
+      </w:r>
+    </w:p>
+    <w:p>
+      <w:pPr>
+        <w:numPr>
+          <w:ilvl w:val="0"/>
+          <w:numId w:val="102"/>
+        </w:numPr>
+      </w:pPr>
+      <w:r>
+        <w:t>Business Reporting</w:t>
+      </w:r>
+    </w:p>
+    <w:p>
+      <w:pPr>
+        <w:numPr>
+          <w:ilvl w:val="0"/>
+          <w:numId w:val="102"/>
+        </w:numPr>
+      </w:pPr>
+      <w:r>
+        <w:t>Analytical Thinking</w:t>
+      </w:r>
+    </w:p>
+    <w:p>
+      <w:r>
+        <w:pict w14:anchorId="255A9856">
+          <v:rect id="_x0000_i1253" style="width:0;height:1.5pt" o:hralign="center" o:hrstd="t" o:hr="t" fillcolor="#a0a0a0" stroked="f"/>
+        </w:pict>
+      </w:r>
+    </w:p>
+    <w:p>
+      <w:pPr>
+        <w:rPr>
+          <w:b/>
+          <w:bCs/>
+        </w:rPr>
+      </w:pPr>
+      <w:r>
+        <w:rPr>
+          <w:b/>
+          <w:bCs/>
+        </w:rPr>
+        <w:t>19.21 Key Learning</w:t>
+      </w:r>
+    </w:p>
+    <w:p>
+      <w:r>
+        <w:t>Day 10 focused on transforming cleaned data into meaningful business insights using Exploratory Data Analysis (EDA). By applying statistical summaries and visualizations, important patterns related to order status, monthly sales, weekday trends, yearly growth, and delivery performance were identified.</w:t>
+      </w:r>
+    </w:p>
+    <w:p>
+      <w:r>
+        <w:t xml:space="preserve">This phase bridges the gap between data preparation and Business Intelligence by converting raw data into actionable insights. The knowledge gained from EDA provides a strong foundation for the next phase of the project, where </w:t>
+      </w:r>
+      <w:r>
+        <w:rPr>
+          <w:b/>
+          <w:bCs/>
+        </w:rPr>
+        <w:t>multi-table analysis and Power BI dashboard development</w:t>
+      </w:r>
+      <w:r>
+        <w:t xml:space="preserve"> will be performed.</w:t>
+      </w:r>
+    </w:p>
+    <w:p/>
+    <w:p>
+      <w:pPr>
+        <w:rPr>
+          <w:b/>
+          <w:bCs/>
+        </w:rPr>
+      </w:pPr>
+      <w:r>
+        <w:rPr>
+          <w:b/>
+          <w:bCs/>
+        </w:rPr>
+        <w:t>20. Day 11 – Multi-Table Exploratory Data Analysis (Python + SQL Thinking)</w:t>
+      </w:r>
+    </w:p>
+    <w:p>
+      <w:pPr>
+        <w:rPr>
+          <w:b/>
+          <w:bCs/>
+        </w:rPr>
+      </w:pPr>
+      <w:r>
+        <w:rPr>
+          <w:b/>
+          <w:bCs/>
+        </w:rPr>
+        <w:t>20.1 Objective</w:t>
+      </w:r>
+    </w:p>
+    <w:p>
+      <w:r>
+        <w:t xml:space="preserve">After performing Exploratory Data Analysis (EDA) on the Orders table, the next objective was to </w:t>
+      </w:r>
+      <w:proofErr w:type="spellStart"/>
+      <w:r>
+        <w:t>analyze</w:t>
+      </w:r>
+      <w:proofErr w:type="spellEnd"/>
+      <w:r>
+        <w:t xml:space="preserve"> business problems using </w:t>
+      </w:r>
+      <w:r>
+        <w:rPr>
+          <w:b/>
+          <w:bCs/>
+        </w:rPr>
+        <w:t>multiple related tables</w:t>
+      </w:r>
+      <w:r>
+        <w:t>.</w:t>
+      </w:r>
+    </w:p>
+    <w:p>
+      <w:r>
+        <w:t xml:space="preserve">Real-world business analysis rarely depends on a single table. Instead, analysts combine multiple datasets to answer complex business questions. In this phase, </w:t>
+      </w:r>
+      <w:r>
+        <w:rPr>
+          <w:b/>
+          <w:bCs/>
+        </w:rPr>
+        <w:t>Pandas merge()</w:t>
+      </w:r>
+      <w:r>
+        <w:t xml:space="preserve"> was used to perform SQL-like JOIN operations, enabling comprehensive business analysis across customers, orders, products, payments, and reviews.</w:t>
+      </w:r>
+    </w:p>
+    <w:p>
+      <w:r>
+        <w:t>The objective of Day 11 was to integrate multiple tables and generate actionable business insights through Python.</w:t>
+      </w:r>
+    </w:p>
+    <w:p>
+      <w:r>
+        <w:pict w14:anchorId="5E529B45">
           <v:rect id="_x0000_i1404" style="width:0;height:1.5pt" o:hralign="center" o:hrstd="t" o:hr="t" fillcolor="#a0a0a0" stroked="f"/>
         </w:pict>
       </w:r>
@@ -26573,34 +26868,151 @@
           <w:b/>
           <w:bCs/>
         </w:rPr>
-        <w:t>Q4. Why was Matplotlib used?</w:t>
-      </w:r>
-    </w:p>
-    <w:p>
-      <w:r>
-        <w:rPr>
-          <w:b/>
-          <w:bCs/>
-        </w:rPr>
-        <w:t>Answer:</w:t>
-      </w:r>
-    </w:p>
-    <w:p>
-      <w:r>
-        <w:t xml:space="preserve">Matplotlib is a Python visualization library used to create charts such as bar charts, line charts, and histograms for </w:t>
+        <w:t>20.2 Why Multi-Table EDA?</w:t>
+      </w:r>
+    </w:p>
+    <w:p>
+      <w:r>
+        <w:t xml:space="preserve">The </w:t>
       </w:r>
       <w:proofErr w:type="spellStart"/>
       <w:r>
-        <w:t>analyzing</w:t>
+        <w:t>Olist</w:t>
       </w:r>
       <w:proofErr w:type="spellEnd"/>
       <w:r>
-        <w:t xml:space="preserve"> business data and communicating insights effectively.</w:t>
-      </w:r>
-    </w:p>
-    <w:p>
-      <w:r>
-        <w:pict w14:anchorId="34118A9B">
+        <w:t xml:space="preserve"> E-Commerce dataset is a </w:t>
+      </w:r>
+      <w:r>
+        <w:rPr>
+          <w:b/>
+          <w:bCs/>
+        </w:rPr>
+        <w:t>relational dataset</w:t>
+      </w:r>
+      <w:r>
+        <w:t>, where business information is distributed across different tables.</w:t>
+      </w:r>
+    </w:p>
+    <w:p>
+      <w:r>
+        <w:lastRenderedPageBreak/>
+        <w:t>For example:</w:t>
+      </w:r>
+    </w:p>
+    <w:p>
+      <w:pPr>
+        <w:numPr>
+          <w:ilvl w:val="0"/>
+          <w:numId w:val="103"/>
+        </w:numPr>
+      </w:pPr>
+      <w:r>
+        <w:t xml:space="preserve">Customer information is stored in the </w:t>
+      </w:r>
+      <w:r>
+        <w:rPr>
+          <w:b/>
+          <w:bCs/>
+        </w:rPr>
+        <w:t>Customers</w:t>
+      </w:r>
+      <w:r>
+        <w:t xml:space="preserve"> table.</w:t>
+      </w:r>
+    </w:p>
+    <w:p>
+      <w:pPr>
+        <w:numPr>
+          <w:ilvl w:val="0"/>
+          <w:numId w:val="103"/>
+        </w:numPr>
+      </w:pPr>
+      <w:r>
+        <w:t xml:space="preserve">Order information is stored in the </w:t>
+      </w:r>
+      <w:r>
+        <w:rPr>
+          <w:b/>
+          <w:bCs/>
+        </w:rPr>
+        <w:t>Orders</w:t>
+      </w:r>
+      <w:r>
+        <w:t xml:space="preserve"> table.</w:t>
+      </w:r>
+    </w:p>
+    <w:p>
+      <w:pPr>
+        <w:numPr>
+          <w:ilvl w:val="0"/>
+          <w:numId w:val="103"/>
+        </w:numPr>
+      </w:pPr>
+      <w:r>
+        <w:t xml:space="preserve">Product details are stored in the </w:t>
+      </w:r>
+      <w:r>
+        <w:rPr>
+          <w:b/>
+          <w:bCs/>
+        </w:rPr>
+        <w:t>Products</w:t>
+      </w:r>
+      <w:r>
+        <w:t xml:space="preserve"> table.</w:t>
+      </w:r>
+    </w:p>
+    <w:p>
+      <w:pPr>
+        <w:numPr>
+          <w:ilvl w:val="0"/>
+          <w:numId w:val="103"/>
+        </w:numPr>
+      </w:pPr>
+      <w:r>
+        <w:t xml:space="preserve">Payment details are stored in the </w:t>
+      </w:r>
+      <w:r>
+        <w:rPr>
+          <w:b/>
+          <w:bCs/>
+        </w:rPr>
+        <w:t>Payments</w:t>
+      </w:r>
+      <w:r>
+        <w:t xml:space="preserve"> table.</w:t>
+      </w:r>
+    </w:p>
+    <w:p>
+      <w:pPr>
+        <w:numPr>
+          <w:ilvl w:val="0"/>
+          <w:numId w:val="103"/>
+        </w:numPr>
+      </w:pPr>
+      <w:r>
+        <w:t xml:space="preserve">Review information is stored in the </w:t>
+      </w:r>
+      <w:r>
+        <w:rPr>
+          <w:b/>
+          <w:bCs/>
+        </w:rPr>
+        <w:t>Reviews</w:t>
+      </w:r>
+      <w:r>
+        <w:t xml:space="preserve"> table.</w:t>
+      </w:r>
+    </w:p>
+    <w:p>
+      <w:r>
+        <w:t>To answer real business questions, these tables must be connected through JOIN operations.</w:t>
+      </w:r>
+    </w:p>
+    <w:p>
+      <w:r>
+        <w:pict w14:anchorId="221B89CC">
           <v:rect id="_x0000_i1405" style="width:0;height:1.5pt" o:hralign="center" o:hrstd="t" o:hr="t" fillcolor="#a0a0a0" stroked="f"/>
         </w:pict>
       </w:r>
@@ -26617,26 +27029,301 @@
           <w:b/>
           <w:bCs/>
         </w:rPr>
-        <w:t>Q5. What is Delivery Delay?</w:t>
-      </w:r>
-    </w:p>
-    <w:p>
-      <w:r>
-        <w:rPr>
-          <w:b/>
-          <w:bCs/>
-        </w:rPr>
-        <w:t>Answer:</w:t>
-      </w:r>
-    </w:p>
-    <w:p>
-      <w:r>
-        <w:t>Delivery Delay is the difference between the actual delivery date and the estimated delivery date. It helps measure logistics performance and identify delayed or early deliveries.</w:t>
-      </w:r>
-    </w:p>
-    <w:p>
-      <w:r>
-        <w:pict w14:anchorId="1FFF3B52">
+        <w:t>20.3 Dataset Tables Used</w:t>
+      </w:r>
+    </w:p>
+    <w:p>
+      <w:r>
+        <w:t>The following tables were loaded from MySQL for analysis.</w:t>
+      </w:r>
+    </w:p>
+    <w:tbl>
+      <w:tblPr>
+        <w:tblW w:w="0" w:type="auto"/>
+        <w:tblCellSpacing w:w="15" w:type="dxa"/>
+        <w:tblCellMar>
+          <w:top w:w="15" w:type="dxa"/>
+          <w:left w:w="15" w:type="dxa"/>
+          <w:bottom w:w="15" w:type="dxa"/>
+          <w:right w:w="15" w:type="dxa"/>
+        </w:tblCellMar>
+        <w:tblLook w:val="04A0" w:firstRow="1" w:lastRow="0" w:firstColumn="1" w:lastColumn="0" w:noHBand="0" w:noVBand="1"/>
+      </w:tblPr>
+      <w:tblGrid>
+        <w:gridCol w:w="3642"/>
+        <w:gridCol w:w="4180"/>
+      </w:tblGrid>
+      <w:tr>
+        <w:trPr>
+          <w:tblHeader/>
+          <w:tblCellSpacing w:w="15" w:type="dxa"/>
+        </w:trPr>
+        <w:tc>
+          <w:tcPr>
+            <w:tcW w:w="0" w:type="auto"/>
+            <w:vAlign w:val="center"/>
+            <w:hideMark/>
+          </w:tcPr>
+          <w:p>
+            <w:pPr>
+              <w:rPr>
+                <w:b/>
+                <w:bCs/>
+              </w:rPr>
+            </w:pPr>
+            <w:r>
+              <w:rPr>
+                <w:b/>
+                <w:bCs/>
+              </w:rPr>
+              <w:t>Table</w:t>
+            </w:r>
+          </w:p>
+        </w:tc>
+        <w:tc>
+          <w:tcPr>
+            <w:tcW w:w="0" w:type="auto"/>
+            <w:vAlign w:val="center"/>
+            <w:hideMark/>
+          </w:tcPr>
+          <w:p>
+            <w:pPr>
+              <w:rPr>
+                <w:b/>
+                <w:bCs/>
+              </w:rPr>
+            </w:pPr>
+            <w:r>
+              <w:rPr>
+                <w:b/>
+                <w:bCs/>
+              </w:rPr>
+              <w:t>Purpose</w:t>
+            </w:r>
+          </w:p>
+        </w:tc>
+      </w:tr>
+      <w:tr>
+        <w:trPr>
+          <w:tblCellSpacing w:w="15" w:type="dxa"/>
+        </w:trPr>
+        <w:tc>
+          <w:tcPr>
+            <w:tcW w:w="0" w:type="auto"/>
+            <w:vAlign w:val="center"/>
+            <w:hideMark/>
+          </w:tcPr>
+          <w:p>
+            <w:proofErr w:type="spellStart"/>
+            <w:r>
+              <w:t>olist_orders_dataset</w:t>
+            </w:r>
+            <w:proofErr w:type="spellEnd"/>
+          </w:p>
+        </w:tc>
+        <w:tc>
+          <w:tcPr>
+            <w:tcW w:w="0" w:type="auto"/>
+            <w:vAlign w:val="center"/>
+            <w:hideMark/>
+          </w:tcPr>
+          <w:p>
+            <w:r>
+              <w:t>Order details</w:t>
+            </w:r>
+          </w:p>
+        </w:tc>
+      </w:tr>
+      <w:tr>
+        <w:trPr>
+          <w:tblCellSpacing w:w="15" w:type="dxa"/>
+        </w:trPr>
+        <w:tc>
+          <w:tcPr>
+            <w:tcW w:w="0" w:type="auto"/>
+            <w:vAlign w:val="center"/>
+            <w:hideMark/>
+          </w:tcPr>
+          <w:p>
+            <w:proofErr w:type="spellStart"/>
+            <w:r>
+              <w:t>olist_customers_dataset</w:t>
+            </w:r>
+            <w:proofErr w:type="spellEnd"/>
+          </w:p>
+        </w:tc>
+        <w:tc>
+          <w:tcPr>
+            <w:tcW w:w="0" w:type="auto"/>
+            <w:vAlign w:val="center"/>
+            <w:hideMark/>
+          </w:tcPr>
+          <w:p>
+            <w:r>
+              <w:t>Customer information</w:t>
+            </w:r>
+          </w:p>
+        </w:tc>
+      </w:tr>
+      <w:tr>
+        <w:trPr>
+          <w:tblCellSpacing w:w="15" w:type="dxa"/>
+        </w:trPr>
+        <w:tc>
+          <w:tcPr>
+            <w:tcW w:w="0" w:type="auto"/>
+            <w:vAlign w:val="center"/>
+            <w:hideMark/>
+          </w:tcPr>
+          <w:p>
+            <w:proofErr w:type="spellStart"/>
+            <w:r>
+              <w:t>olist_order_items_dataset</w:t>
+            </w:r>
+            <w:proofErr w:type="spellEnd"/>
+          </w:p>
+        </w:tc>
+        <w:tc>
+          <w:tcPr>
+            <w:tcW w:w="0" w:type="auto"/>
+            <w:vAlign w:val="center"/>
+            <w:hideMark/>
+          </w:tcPr>
+          <w:p>
+            <w:r>
+              <w:t>Product sales</w:t>
+            </w:r>
+          </w:p>
+        </w:tc>
+      </w:tr>
+      <w:tr>
+        <w:trPr>
+          <w:tblCellSpacing w:w="15" w:type="dxa"/>
+        </w:trPr>
+        <w:tc>
+          <w:tcPr>
+            <w:tcW w:w="0" w:type="auto"/>
+            <w:vAlign w:val="center"/>
+            <w:hideMark/>
+          </w:tcPr>
+          <w:p>
+            <w:proofErr w:type="spellStart"/>
+            <w:r>
+              <w:t>olist_products_dataset</w:t>
+            </w:r>
+            <w:proofErr w:type="spellEnd"/>
+          </w:p>
+        </w:tc>
+        <w:tc>
+          <w:tcPr>
+            <w:tcW w:w="0" w:type="auto"/>
+            <w:vAlign w:val="center"/>
+            <w:hideMark/>
+          </w:tcPr>
+          <w:p>
+            <w:r>
+              <w:t>Product information</w:t>
+            </w:r>
+          </w:p>
+        </w:tc>
+      </w:tr>
+      <w:tr>
+        <w:trPr>
+          <w:tblCellSpacing w:w="15" w:type="dxa"/>
+        </w:trPr>
+        <w:tc>
+          <w:tcPr>
+            <w:tcW w:w="0" w:type="auto"/>
+            <w:vAlign w:val="center"/>
+            <w:hideMark/>
+          </w:tcPr>
+          <w:p>
+            <w:proofErr w:type="spellStart"/>
+            <w:r>
+              <w:t>olist_order_payments_dataset</w:t>
+            </w:r>
+            <w:proofErr w:type="spellEnd"/>
+          </w:p>
+        </w:tc>
+        <w:tc>
+          <w:tcPr>
+            <w:tcW w:w="0" w:type="auto"/>
+            <w:vAlign w:val="center"/>
+            <w:hideMark/>
+          </w:tcPr>
+          <w:p>
+            <w:r>
+              <w:t>Payment details</w:t>
+            </w:r>
+          </w:p>
+        </w:tc>
+      </w:tr>
+      <w:tr>
+        <w:trPr>
+          <w:tblCellSpacing w:w="15" w:type="dxa"/>
+        </w:trPr>
+        <w:tc>
+          <w:tcPr>
+            <w:tcW w:w="0" w:type="auto"/>
+            <w:vAlign w:val="center"/>
+            <w:hideMark/>
+          </w:tcPr>
+          <w:p>
+            <w:proofErr w:type="spellStart"/>
+            <w:r>
+              <w:t>olist_order_reviews_dataset</w:t>
+            </w:r>
+            <w:proofErr w:type="spellEnd"/>
+          </w:p>
+        </w:tc>
+        <w:tc>
+          <w:tcPr>
+            <w:tcW w:w="0" w:type="auto"/>
+            <w:vAlign w:val="center"/>
+            <w:hideMark/>
+          </w:tcPr>
+          <w:p>
+            <w:r>
+              <w:t>Customer reviews</w:t>
+            </w:r>
+          </w:p>
+        </w:tc>
+      </w:tr>
+      <w:tr>
+        <w:trPr>
+          <w:tblCellSpacing w:w="15" w:type="dxa"/>
+        </w:trPr>
+        <w:tc>
+          <w:tcPr>
+            <w:tcW w:w="0" w:type="auto"/>
+            <w:vAlign w:val="center"/>
+            <w:hideMark/>
+          </w:tcPr>
+          <w:p>
+            <w:proofErr w:type="spellStart"/>
+            <w:r>
+              <w:t>product_category_name_translation</w:t>
+            </w:r>
+            <w:proofErr w:type="spellEnd"/>
+          </w:p>
+        </w:tc>
+        <w:tc>
+          <w:tcPr>
+            <w:tcW w:w="0" w:type="auto"/>
+            <w:vAlign w:val="center"/>
+            <w:hideMark/>
+          </w:tcPr>
+          <w:p>
+            <w:r>
+              <w:t>Portuguese to English category translation</w:t>
+            </w:r>
+          </w:p>
+        </w:tc>
+      </w:tr>
+    </w:tbl>
+    <w:p>
+      <w:r>
+        <w:pict w14:anchorId="158227E3">
           <v:rect id="_x0000_i1406" style="width:0;height:1.5pt" o:hralign="center" o:hrstd="t" o:hr="t" fillcolor="#a0a0a0" stroked="f"/>
         </w:pict>
       </w:r>
@@ -26653,26 +27340,205 @@
           <w:b/>
           <w:bCs/>
         </w:rPr>
-        <w:t>Q6. Why is visualization important?</w:t>
-      </w:r>
-    </w:p>
-    <w:p>
-      <w:r>
-        <w:rPr>
-          <w:b/>
-          <w:bCs/>
-        </w:rPr>
-        <w:t>Answer:</w:t>
-      </w:r>
-    </w:p>
-    <w:p>
-      <w:r>
-        <w:t>Visualizations make complex data easier to understand, reveal hidden patterns, and help stakeholders make informed business decisions quickly.</w:t>
-      </w:r>
-    </w:p>
-    <w:p>
-      <w:r>
-        <w:pict w14:anchorId="1D93788E">
+        <w:t>20.4 Python Libraries Used</w:t>
+      </w:r>
+    </w:p>
+    <w:p>
+      <w:r>
+        <w:t>The following libraries were used during Multi-Table EDA.</w:t>
+      </w:r>
+    </w:p>
+    <w:tbl>
+      <w:tblPr>
+        <w:tblW w:w="0" w:type="auto"/>
+        <w:tblCellSpacing w:w="15" w:type="dxa"/>
+        <w:tblCellMar>
+          <w:top w:w="15" w:type="dxa"/>
+          <w:left w:w="15" w:type="dxa"/>
+          <w:bottom w:w="15" w:type="dxa"/>
+          <w:right w:w="15" w:type="dxa"/>
+        </w:tblCellMar>
+        <w:tblLook w:val="04A0" w:firstRow="1" w:lastRow="0" w:firstColumn="1" w:lastColumn="0" w:noHBand="0" w:noVBand="1"/>
+      </w:tblPr>
+      <w:tblGrid>
+        <w:gridCol w:w="1285"/>
+        <w:gridCol w:w="2222"/>
+      </w:tblGrid>
+      <w:tr>
+        <w:trPr>
+          <w:tblHeader/>
+          <w:tblCellSpacing w:w="15" w:type="dxa"/>
+        </w:trPr>
+        <w:tc>
+          <w:tcPr>
+            <w:tcW w:w="0" w:type="auto"/>
+            <w:vAlign w:val="center"/>
+            <w:hideMark/>
+          </w:tcPr>
+          <w:p>
+            <w:pPr>
+              <w:rPr>
+                <w:b/>
+                <w:bCs/>
+              </w:rPr>
+            </w:pPr>
+            <w:r>
+              <w:rPr>
+                <w:b/>
+                <w:bCs/>
+              </w:rPr>
+              <w:t>Library</w:t>
+            </w:r>
+          </w:p>
+        </w:tc>
+        <w:tc>
+          <w:tcPr>
+            <w:tcW w:w="0" w:type="auto"/>
+            <w:vAlign w:val="center"/>
+            <w:hideMark/>
+          </w:tcPr>
+          <w:p>
+            <w:pPr>
+              <w:rPr>
+                <w:b/>
+                <w:bCs/>
+              </w:rPr>
+            </w:pPr>
+            <w:r>
+              <w:rPr>
+                <w:b/>
+                <w:bCs/>
+              </w:rPr>
+              <w:t>Purpose</w:t>
+            </w:r>
+          </w:p>
+        </w:tc>
+      </w:tr>
+      <w:tr>
+        <w:trPr>
+          <w:tblCellSpacing w:w="15" w:type="dxa"/>
+        </w:trPr>
+        <w:tc>
+          <w:tcPr>
+            <w:tcW w:w="0" w:type="auto"/>
+            <w:vAlign w:val="center"/>
+            <w:hideMark/>
+          </w:tcPr>
+          <w:p>
+            <w:r>
+              <w:t>Pandas</w:t>
+            </w:r>
+          </w:p>
+        </w:tc>
+        <w:tc>
+          <w:tcPr>
+            <w:tcW w:w="0" w:type="auto"/>
+            <w:vAlign w:val="center"/>
+            <w:hideMark/>
+          </w:tcPr>
+          <w:p>
+            <w:r>
+              <w:t>Data manipulation</w:t>
+            </w:r>
+          </w:p>
+        </w:tc>
+      </w:tr>
+      <w:tr>
+        <w:trPr>
+          <w:tblCellSpacing w:w="15" w:type="dxa"/>
+        </w:trPr>
+        <w:tc>
+          <w:tcPr>
+            <w:tcW w:w="0" w:type="auto"/>
+            <w:vAlign w:val="center"/>
+            <w:hideMark/>
+          </w:tcPr>
+          <w:p>
+            <w:r>
+              <w:t>Matplotlib</w:t>
+            </w:r>
+          </w:p>
+        </w:tc>
+        <w:tc>
+          <w:tcPr>
+            <w:tcW w:w="0" w:type="auto"/>
+            <w:vAlign w:val="center"/>
+            <w:hideMark/>
+          </w:tcPr>
+          <w:p>
+            <w:r>
+              <w:t>Data visualization</w:t>
+            </w:r>
+          </w:p>
+        </w:tc>
+      </w:tr>
+      <w:tr>
+        <w:trPr>
+          <w:tblCellSpacing w:w="15" w:type="dxa"/>
+        </w:trPr>
+        <w:tc>
+          <w:tcPr>
+            <w:tcW w:w="0" w:type="auto"/>
+            <w:vAlign w:val="center"/>
+            <w:hideMark/>
+          </w:tcPr>
+          <w:p>
+            <w:proofErr w:type="spellStart"/>
+            <w:r>
+              <w:t>SQLAlchemy</w:t>
+            </w:r>
+            <w:proofErr w:type="spellEnd"/>
+          </w:p>
+        </w:tc>
+        <w:tc>
+          <w:tcPr>
+            <w:tcW w:w="0" w:type="auto"/>
+            <w:vAlign w:val="center"/>
+            <w:hideMark/>
+          </w:tcPr>
+          <w:p>
+            <w:r>
+              <w:t>MySQL connection</w:t>
+            </w:r>
+          </w:p>
+        </w:tc>
+      </w:tr>
+      <w:tr>
+        <w:trPr>
+          <w:tblCellSpacing w:w="15" w:type="dxa"/>
+        </w:trPr>
+        <w:tc>
+          <w:tcPr>
+            <w:tcW w:w="0" w:type="auto"/>
+            <w:vAlign w:val="center"/>
+            <w:hideMark/>
+          </w:tcPr>
+          <w:p>
+            <w:proofErr w:type="spellStart"/>
+            <w:r>
+              <w:t>PyMySQL</w:t>
+            </w:r>
+            <w:proofErr w:type="spellEnd"/>
+          </w:p>
+        </w:tc>
+        <w:tc>
+          <w:tcPr>
+            <w:tcW w:w="0" w:type="auto"/>
+            <w:vAlign w:val="center"/>
+            <w:hideMark/>
+          </w:tcPr>
+          <w:p>
+            <w:r>
+              <w:t>Database connectivity</w:t>
+            </w:r>
+          </w:p>
+        </w:tc>
+      </w:tr>
+    </w:tbl>
+    <w:p>
+      <w:r>
+        <w:lastRenderedPageBreak/>
+        <w:pict w14:anchorId="3D40DB99">
           <v:rect id="_x0000_i1407" style="width:0;height:1.5pt" o:hralign="center" o:hrstd="t" o:hr="t" fillcolor="#a0a0a0" stroked="f"/>
         </w:pict>
       </w:r>
@@ -26689,26 +27555,89 @@
           <w:b/>
           <w:bCs/>
         </w:rPr>
-        <w:t>Q7. Why are EDA results saved as CSV files?</w:t>
-      </w:r>
-    </w:p>
-    <w:p>
-      <w:r>
-        <w:rPr>
-          <w:b/>
-          <w:bCs/>
-        </w:rPr>
-        <w:t>Answer:</w:t>
-      </w:r>
-    </w:p>
-    <w:p>
-      <w:r>
-        <w:t>Saving processed analysis results allows them to be reused in dashboards, reports, and further analysis without recalculating the same metrics.</w:t>
-      </w:r>
-    </w:p>
-    <w:p>
-      <w:r>
-        <w:pict w14:anchorId="3D84A92A">
+        <w:t>20.5 Workflow of Multi-Table EDA</w:t>
+      </w:r>
+    </w:p>
+    <w:p>
+      <w:r>
+        <w:t>MySQL Database</w:t>
+      </w:r>
+    </w:p>
+    <w:p/>
+    <w:p>
+      <w:r>
+        <w:t>↓</w:t>
+      </w:r>
+    </w:p>
+    <w:p/>
+    <w:p>
+      <w:r>
+        <w:t>Load Multiple Tables</w:t>
+      </w:r>
+    </w:p>
+    <w:p/>
+    <w:p>
+      <w:r>
+        <w:t>↓</w:t>
+      </w:r>
+    </w:p>
+    <w:p/>
+    <w:p>
+      <w:r>
+        <w:t>Merge Related Tables</w:t>
+      </w:r>
+    </w:p>
+    <w:p/>
+    <w:p>
+      <w:r>
+        <w:t>↓</w:t>
+      </w:r>
+    </w:p>
+    <w:p/>
+    <w:p>
+      <w:r>
+        <w:t>Business Analysis</w:t>
+      </w:r>
+    </w:p>
+    <w:p/>
+    <w:p>
+      <w:r>
+        <w:t>↓</w:t>
+      </w:r>
+    </w:p>
+    <w:p/>
+    <w:p>
+      <w:r>
+        <w:t>Visualization</w:t>
+      </w:r>
+    </w:p>
+    <w:p/>
+    <w:p>
+      <w:r>
+        <w:t>↓</w:t>
+      </w:r>
+    </w:p>
+    <w:p/>
+    <w:p>
+      <w:r>
+        <w:t>Business Insights</w:t>
+      </w:r>
+    </w:p>
+    <w:p/>
+    <w:p>
+      <w:r>
+        <w:t>↓</w:t>
+      </w:r>
+    </w:p>
+    <w:p/>
+    <w:p>
+      <w:r>
+        <w:t>Export Results</w:t>
+      </w:r>
+    </w:p>
+    <w:p>
+      <w:r>
+        <w:pict w14:anchorId="7C3555E5">
           <v:rect id="_x0000_i1408" style="width:0;height:1.5pt" o:hralign="center" o:hrstd="t" o:hr="t" fillcolor="#a0a0a0" stroked="f"/>
         </w:pict>
       </w:r>
@@ -26725,145 +27654,297 @@
           <w:b/>
           <w:bCs/>
         </w:rPr>
-        <w:t>19.20 Skills Demonstrated</w:t>
-      </w:r>
-    </w:p>
-    <w:p>
-      <w:pPr>
-        <w:numPr>
-          <w:ilvl w:val="0"/>
-          <w:numId w:val="102"/>
-        </w:numPr>
-      </w:pPr>
-      <w:r>
-        <w:t>Exploratory Data Analysis (EDA)</w:t>
-      </w:r>
-    </w:p>
-    <w:p>
-      <w:pPr>
-        <w:numPr>
-          <w:ilvl w:val="0"/>
-          <w:numId w:val="102"/>
-        </w:numPr>
-      </w:pPr>
-      <w:r>
-        <w:t>Python Programming</w:t>
-      </w:r>
-    </w:p>
-    <w:p>
-      <w:pPr>
-        <w:numPr>
-          <w:ilvl w:val="0"/>
-          <w:numId w:val="102"/>
-        </w:numPr>
-      </w:pPr>
-      <w:r>
-        <w:t>Pandas</w:t>
-      </w:r>
-    </w:p>
-    <w:p>
-      <w:pPr>
-        <w:numPr>
-          <w:ilvl w:val="0"/>
-          <w:numId w:val="102"/>
-        </w:numPr>
-      </w:pPr>
-      <w:r>
-        <w:t>Matplotlib</w:t>
-      </w:r>
-    </w:p>
-    <w:p>
-      <w:pPr>
-        <w:numPr>
-          <w:ilvl w:val="0"/>
-          <w:numId w:val="102"/>
-        </w:numPr>
-      </w:pPr>
-      <w:r>
-        <w:t>SQL Integration</w:t>
-      </w:r>
-    </w:p>
-    <w:p>
-      <w:pPr>
-        <w:numPr>
-          <w:ilvl w:val="0"/>
-          <w:numId w:val="102"/>
-        </w:numPr>
-      </w:pPr>
-      <w:r>
         <w:lastRenderedPageBreak/>
-        <w:t>Data Visualization</w:t>
-      </w:r>
-    </w:p>
-    <w:p>
-      <w:pPr>
-        <w:numPr>
-          <w:ilvl w:val="0"/>
-          <w:numId w:val="102"/>
-        </w:numPr>
-      </w:pPr>
-      <w:r>
-        <w:t>Feature Engineering</w:t>
-      </w:r>
-    </w:p>
-    <w:p>
-      <w:pPr>
-        <w:numPr>
-          <w:ilvl w:val="0"/>
-          <w:numId w:val="102"/>
-        </w:numPr>
-      </w:pPr>
-      <w:r>
-        <w:t>Business Trend Analysis</w:t>
-      </w:r>
-    </w:p>
-    <w:p>
-      <w:pPr>
-        <w:numPr>
-          <w:ilvl w:val="0"/>
-          <w:numId w:val="102"/>
-        </w:numPr>
-      </w:pPr>
-      <w:r>
-        <w:t>Delivery Performance Analysis</w:t>
-      </w:r>
-    </w:p>
-    <w:p>
-      <w:pPr>
-        <w:numPr>
-          <w:ilvl w:val="0"/>
-          <w:numId w:val="102"/>
-        </w:numPr>
-      </w:pPr>
-      <w:r>
-        <w:t>Time-Series Analysis</w:t>
-      </w:r>
-    </w:p>
-    <w:p>
-      <w:pPr>
-        <w:numPr>
-          <w:ilvl w:val="0"/>
-          <w:numId w:val="102"/>
-        </w:numPr>
-      </w:pPr>
-      <w:r>
-        <w:t>Business Reporting</w:t>
-      </w:r>
-    </w:p>
-    <w:p>
-      <w:pPr>
-        <w:numPr>
-          <w:ilvl w:val="0"/>
-          <w:numId w:val="102"/>
-        </w:numPr>
-      </w:pPr>
-      <w:r>
-        <w:t>Analytical Thinking</w:t>
-      </w:r>
-    </w:p>
-    <w:p>
-      <w:r>
-        <w:pict w14:anchorId="255A9856">
+        <w:t>20.6 SQL JOIN vs Pandas Merge</w:t>
+      </w:r>
+    </w:p>
+    <w:p>
+      <w:r>
+        <w:t xml:space="preserve">Since the analysis was performed in Python, SQL JOIN operations were replaced with </w:t>
+      </w:r>
+      <w:r>
+        <w:rPr>
+          <w:b/>
+          <w:bCs/>
+        </w:rPr>
+        <w:t>Pandas Merge</w:t>
+      </w:r>
+      <w:r>
+        <w:t>.</w:t>
+      </w:r>
+    </w:p>
+    <w:tbl>
+      <w:tblPr>
+        <w:tblW w:w="0" w:type="auto"/>
+        <w:tblCellSpacing w:w="15" w:type="dxa"/>
+        <w:tblCellMar>
+          <w:top w:w="15" w:type="dxa"/>
+          <w:left w:w="15" w:type="dxa"/>
+          <w:bottom w:w="15" w:type="dxa"/>
+          <w:right w:w="15" w:type="dxa"/>
+        </w:tblCellMar>
+        <w:tblLook w:val="04A0" w:firstRow="1" w:lastRow="0" w:firstColumn="1" w:lastColumn="0" w:noHBand="0" w:noVBand="1"/>
+      </w:tblPr>
+      <w:tblGrid>
+        <w:gridCol w:w="1198"/>
+        <w:gridCol w:w="1339"/>
+      </w:tblGrid>
+      <w:tr>
+        <w:trPr>
+          <w:tblHeader/>
+          <w:tblCellSpacing w:w="15" w:type="dxa"/>
+        </w:trPr>
+        <w:tc>
+          <w:tcPr>
+            <w:tcW w:w="0" w:type="auto"/>
+            <w:vAlign w:val="center"/>
+            <w:hideMark/>
+          </w:tcPr>
+          <w:p>
+            <w:pPr>
+              <w:rPr>
+                <w:b/>
+                <w:bCs/>
+              </w:rPr>
+            </w:pPr>
+            <w:r>
+              <w:rPr>
+                <w:b/>
+                <w:bCs/>
+              </w:rPr>
+              <w:t>SQL</w:t>
+            </w:r>
+          </w:p>
+        </w:tc>
+        <w:tc>
+          <w:tcPr>
+            <w:tcW w:w="0" w:type="auto"/>
+            <w:vAlign w:val="center"/>
+            <w:hideMark/>
+          </w:tcPr>
+          <w:p>
+            <w:pPr>
+              <w:rPr>
+                <w:b/>
+                <w:bCs/>
+              </w:rPr>
+            </w:pPr>
+            <w:r>
+              <w:rPr>
+                <w:b/>
+                <w:bCs/>
+              </w:rPr>
+              <w:t>Pandas</w:t>
+            </w:r>
+          </w:p>
+        </w:tc>
+      </w:tr>
+      <w:tr>
+        <w:trPr>
+          <w:tblCellSpacing w:w="15" w:type="dxa"/>
+        </w:trPr>
+        <w:tc>
+          <w:tcPr>
+            <w:tcW w:w="0" w:type="auto"/>
+            <w:vAlign w:val="center"/>
+            <w:hideMark/>
+          </w:tcPr>
+          <w:p>
+            <w:r>
+              <w:t>INNER JOIN</w:t>
+            </w:r>
+          </w:p>
+        </w:tc>
+        <w:tc>
+          <w:tcPr>
+            <w:tcW w:w="0" w:type="auto"/>
+            <w:vAlign w:val="center"/>
+            <w:hideMark/>
+          </w:tcPr>
+          <w:p>
+            <w:proofErr w:type="spellStart"/>
+            <w:r>
+              <w:t>pd.merge</w:t>
+            </w:r>
+            <w:proofErr w:type="spellEnd"/>
+            <w:r>
+              <w:t>()</w:t>
+            </w:r>
+          </w:p>
+        </w:tc>
+      </w:tr>
+      <w:tr>
+        <w:trPr>
+          <w:tblCellSpacing w:w="15" w:type="dxa"/>
+        </w:trPr>
+        <w:tc>
+          <w:tcPr>
+            <w:tcW w:w="0" w:type="auto"/>
+            <w:vAlign w:val="center"/>
+            <w:hideMark/>
+          </w:tcPr>
+          <w:p>
+            <w:r>
+              <w:t>GROUP BY</w:t>
+            </w:r>
+          </w:p>
+        </w:tc>
+        <w:tc>
+          <w:tcPr>
+            <w:tcW w:w="0" w:type="auto"/>
+            <w:vAlign w:val="center"/>
+            <w:hideMark/>
+          </w:tcPr>
+          <w:p>
+            <w:proofErr w:type="spellStart"/>
+            <w:r>
+              <w:t>groupby</w:t>
+            </w:r>
+            <w:proofErr w:type="spellEnd"/>
+            <w:r>
+              <w:t>()</w:t>
+            </w:r>
+          </w:p>
+        </w:tc>
+      </w:tr>
+      <w:tr>
+        <w:trPr>
+          <w:tblCellSpacing w:w="15" w:type="dxa"/>
+        </w:trPr>
+        <w:tc>
+          <w:tcPr>
+            <w:tcW w:w="0" w:type="auto"/>
+            <w:vAlign w:val="center"/>
+            <w:hideMark/>
+          </w:tcPr>
+          <w:p>
+            <w:r>
+              <w:t>SUM()</w:t>
+            </w:r>
+          </w:p>
+        </w:tc>
+        <w:tc>
+          <w:tcPr>
+            <w:tcW w:w="0" w:type="auto"/>
+            <w:vAlign w:val="center"/>
+            <w:hideMark/>
+          </w:tcPr>
+          <w:p>
+            <w:r>
+              <w:t>sum()</w:t>
+            </w:r>
+          </w:p>
+        </w:tc>
+      </w:tr>
+      <w:tr>
+        <w:trPr>
+          <w:tblCellSpacing w:w="15" w:type="dxa"/>
+        </w:trPr>
+        <w:tc>
+          <w:tcPr>
+            <w:tcW w:w="0" w:type="auto"/>
+            <w:vAlign w:val="center"/>
+            <w:hideMark/>
+          </w:tcPr>
+          <w:p>
+            <w:r>
+              <w:t>COUNT()</w:t>
+            </w:r>
+          </w:p>
+        </w:tc>
+        <w:tc>
+          <w:tcPr>
+            <w:tcW w:w="0" w:type="auto"/>
+            <w:vAlign w:val="center"/>
+            <w:hideMark/>
+          </w:tcPr>
+          <w:p>
+            <w:r>
+              <w:t>count()</w:t>
+            </w:r>
+          </w:p>
+        </w:tc>
+      </w:tr>
+      <w:tr>
+        <w:trPr>
+          <w:tblCellSpacing w:w="15" w:type="dxa"/>
+        </w:trPr>
+        <w:tc>
+          <w:tcPr>
+            <w:tcW w:w="0" w:type="auto"/>
+            <w:vAlign w:val="center"/>
+            <w:hideMark/>
+          </w:tcPr>
+          <w:p>
+            <w:r>
+              <w:t>AVG()</w:t>
+            </w:r>
+          </w:p>
+        </w:tc>
+        <w:tc>
+          <w:tcPr>
+            <w:tcW w:w="0" w:type="auto"/>
+            <w:vAlign w:val="center"/>
+            <w:hideMark/>
+          </w:tcPr>
+          <w:p>
+            <w:r>
+              <w:t>mean()</w:t>
+            </w:r>
+          </w:p>
+        </w:tc>
+      </w:tr>
+      <w:tr>
+        <w:trPr>
+          <w:tblCellSpacing w:w="15" w:type="dxa"/>
+        </w:trPr>
+        <w:tc>
+          <w:tcPr>
+            <w:tcW w:w="0" w:type="auto"/>
+            <w:vAlign w:val="center"/>
+            <w:hideMark/>
+          </w:tcPr>
+          <w:p>
+            <w:r>
+              <w:t>ORDER BY</w:t>
+            </w:r>
+          </w:p>
+        </w:tc>
+        <w:tc>
+          <w:tcPr>
+            <w:tcW w:w="0" w:type="auto"/>
+            <w:vAlign w:val="center"/>
+            <w:hideMark/>
+          </w:tcPr>
+          <w:p>
+            <w:proofErr w:type="spellStart"/>
+            <w:r>
+              <w:t>sort_values</w:t>
+            </w:r>
+            <w:proofErr w:type="spellEnd"/>
+            <w:r>
+              <w:t>()</w:t>
+            </w:r>
+          </w:p>
+        </w:tc>
+      </w:tr>
+    </w:tbl>
+    <w:p>
+      <w:r>
+        <w:t xml:space="preserve">Using </w:t>
+      </w:r>
+      <w:proofErr w:type="spellStart"/>
+      <w:r>
+        <w:t>pd.merge</w:t>
+      </w:r>
+      <w:proofErr w:type="spellEnd"/>
+      <w:r>
+        <w:t>() makes it possible to perform relational analysis directly in Python.</w:t>
+      </w:r>
+    </w:p>
+    <w:p>
+      <w:r>
+        <w:pict w14:anchorId="252D1FD0">
           <v:rect id="_x0000_i1409" style="width:0;height:1.5pt" o:hralign="center" o:hrstd="t" o:hr="t" fillcolor="#a0a0a0" stroked="f"/>
         </w:pict>
       </w:r>
@@ -26880,27 +27961,2172 @@
           <w:b/>
           <w:bCs/>
         </w:rPr>
-        <w:t>19.21 Key Learning</w:t>
-      </w:r>
-    </w:p>
-    <w:p>
-      <w:r>
-        <w:t>Day 10 focused on transforming cleaned data into meaningful business insights using Exploratory Data Analysis (EDA). By applying statistical summaries and visualizations, important patterns related to order status, monthly sales, weekday trends, yearly growth, and delivery performance were identified.</w:t>
-      </w:r>
-    </w:p>
-    <w:p>
-      <w:r>
-        <w:t xml:space="preserve">This phase bridges the gap between data preparation and Business Intelligence by converting raw data into actionable insights. The knowledge gained from EDA provides a strong foundation for the next phase of the project, where </w:t>
-      </w:r>
-      <w:r>
-        <w:rPr>
-          <w:b/>
-          <w:bCs/>
-        </w:rPr>
-        <w:t>multi-table analysis and Power BI dashboard development</w:t>
-      </w:r>
-      <w:r>
-        <w:t xml:space="preserve"> will be performed.</w:t>
+        <w:t>20.7 Loading Data from MySQL</w:t>
+      </w:r>
+    </w:p>
+    <w:p>
+      <w:r>
+        <w:t xml:space="preserve">All required tables were imported directly into Pandas </w:t>
+      </w:r>
+      <w:proofErr w:type="spellStart"/>
+      <w:r>
+        <w:t>DataFrames</w:t>
+      </w:r>
+      <w:proofErr w:type="spellEnd"/>
+      <w:r>
+        <w:t>.</w:t>
+      </w:r>
+    </w:p>
+    <w:p>
+      <w:r>
+        <w:t>Example</w:t>
+      </w:r>
+    </w:p>
+    <w:p>
+      <w:r>
+        <w:t xml:space="preserve">orders = </w:t>
+      </w:r>
+      <w:proofErr w:type="spellStart"/>
+      <w:r>
+        <w:t>pd.read_sql</w:t>
+      </w:r>
+      <w:proofErr w:type="spellEnd"/>
+      <w:r>
+        <w:t xml:space="preserve">("SELECT * FROM </w:t>
+      </w:r>
+      <w:proofErr w:type="spellStart"/>
+      <w:r>
+        <w:t>olist_orders_dataset</w:t>
+      </w:r>
+      <w:proofErr w:type="spellEnd"/>
+      <w:r>
+        <w:t>", engine)</w:t>
+      </w:r>
+    </w:p>
+    <w:p/>
+    <w:p>
+      <w:r>
+        <w:t xml:space="preserve">customers = </w:t>
+      </w:r>
+      <w:proofErr w:type="spellStart"/>
+      <w:r>
+        <w:t>pd.read_sql</w:t>
+      </w:r>
+      <w:proofErr w:type="spellEnd"/>
+      <w:r>
+        <w:t xml:space="preserve">("SELECT * FROM </w:t>
+      </w:r>
+      <w:proofErr w:type="spellStart"/>
+      <w:r>
+        <w:t>olist_customers_dataset</w:t>
+      </w:r>
+      <w:proofErr w:type="spellEnd"/>
+      <w:r>
+        <w:t>", engine)</w:t>
+      </w:r>
+    </w:p>
+    <w:p/>
+    <w:p>
+      <w:proofErr w:type="spellStart"/>
+      <w:r>
+        <w:t>order_items</w:t>
+      </w:r>
+      <w:proofErr w:type="spellEnd"/>
+      <w:r>
+        <w:t xml:space="preserve"> = </w:t>
+      </w:r>
+      <w:proofErr w:type="spellStart"/>
+      <w:r>
+        <w:t>pd.read_sql</w:t>
+      </w:r>
+      <w:proofErr w:type="spellEnd"/>
+      <w:r>
+        <w:t xml:space="preserve">("SELECT * FROM </w:t>
+      </w:r>
+      <w:proofErr w:type="spellStart"/>
+      <w:r>
+        <w:t>olist_order_items_dataset</w:t>
+      </w:r>
+      <w:proofErr w:type="spellEnd"/>
+      <w:r>
+        <w:t>", engine)</w:t>
+      </w:r>
+    </w:p>
+    <w:p/>
+    <w:p>
+      <w:r>
+        <w:t xml:space="preserve">products = </w:t>
+      </w:r>
+      <w:proofErr w:type="spellStart"/>
+      <w:r>
+        <w:t>pd.read_sql</w:t>
+      </w:r>
+      <w:proofErr w:type="spellEnd"/>
+      <w:r>
+        <w:t xml:space="preserve">("SELECT * FROM </w:t>
+      </w:r>
+      <w:proofErr w:type="spellStart"/>
+      <w:r>
+        <w:t>olist_products_dataset</w:t>
+      </w:r>
+      <w:proofErr w:type="spellEnd"/>
+      <w:r>
+        <w:t>", engine)</w:t>
+      </w:r>
+    </w:p>
+    <w:p/>
+    <w:p>
+      <w:r>
+        <w:t xml:space="preserve">payments = </w:t>
+      </w:r>
+      <w:proofErr w:type="spellStart"/>
+      <w:r>
+        <w:t>pd.read_sql</w:t>
+      </w:r>
+      <w:proofErr w:type="spellEnd"/>
+      <w:r>
+        <w:t xml:space="preserve">("SELECT * FROM </w:t>
+      </w:r>
+      <w:proofErr w:type="spellStart"/>
+      <w:r>
+        <w:t>olist_order_payments_dataset</w:t>
+      </w:r>
+      <w:proofErr w:type="spellEnd"/>
+      <w:r>
+        <w:t>", engine)</w:t>
+      </w:r>
+    </w:p>
+    <w:p/>
+    <w:p>
+      <w:r>
+        <w:t xml:space="preserve">reviews = </w:t>
+      </w:r>
+      <w:proofErr w:type="spellStart"/>
+      <w:r>
+        <w:t>pd.read_sql</w:t>
+      </w:r>
+      <w:proofErr w:type="spellEnd"/>
+      <w:r>
+        <w:t xml:space="preserve">("SELECT * FROM </w:t>
+      </w:r>
+      <w:proofErr w:type="spellStart"/>
+      <w:r>
+        <w:t>olist_order_reviews_dataset</w:t>
+      </w:r>
+      <w:proofErr w:type="spellEnd"/>
+      <w:r>
+        <w:t>", engine)</w:t>
+      </w:r>
+    </w:p>
+    <w:p>
+      <w:r>
+        <w:t>Business Purpose</w:t>
+      </w:r>
+    </w:p>
+    <w:p>
+      <w:r>
+        <w:lastRenderedPageBreak/>
+        <w:t>Loading all required tables into memory enables multi-table analysis using Python.</w:t>
+      </w:r>
+    </w:p>
+    <w:p>
+      <w:r>
+        <w:pict w14:anchorId="4F2A3E83">
+          <v:rect id="_x0000_i1410" style="width:0;height:1.5pt" o:hralign="center" o:hrstd="t" o:hr="t" fillcolor="#a0a0a0" stroked="f"/>
+        </w:pict>
+      </w:r>
+    </w:p>
+    <w:p>
+      <w:pPr>
+        <w:rPr>
+          <w:b/>
+          <w:bCs/>
+        </w:rPr>
+      </w:pPr>
+      <w:r>
+        <w:rPr>
+          <w:b/>
+          <w:bCs/>
+        </w:rPr>
+        <w:t>20.8 Analysis 1 – Revenue by State</w:t>
+      </w:r>
+    </w:p>
+    <w:p>
+      <w:pPr>
+        <w:rPr>
+          <w:b/>
+          <w:bCs/>
+        </w:rPr>
+      </w:pPr>
+      <w:r>
+        <w:rPr>
+          <w:b/>
+          <w:bCs/>
+        </w:rPr>
+        <w:t>Objective</w:t>
+      </w:r>
+    </w:p>
+    <w:p>
+      <w:r>
+        <w:t>Determine which states generated the highest revenue.</w:t>
+      </w:r>
+    </w:p>
+    <w:p>
+      <w:r>
+        <w:t>Tables Used</w:t>
+      </w:r>
+    </w:p>
+    <w:p>
+      <w:pPr>
+        <w:numPr>
+          <w:ilvl w:val="0"/>
+          <w:numId w:val="104"/>
+        </w:numPr>
+      </w:pPr>
+      <w:r>
+        <w:t>Orders</w:t>
+      </w:r>
+    </w:p>
+    <w:p>
+      <w:pPr>
+        <w:numPr>
+          <w:ilvl w:val="0"/>
+          <w:numId w:val="104"/>
+        </w:numPr>
+      </w:pPr>
+      <w:r>
+        <w:t>Customers</w:t>
+      </w:r>
+    </w:p>
+    <w:p>
+      <w:pPr>
+        <w:numPr>
+          <w:ilvl w:val="0"/>
+          <w:numId w:val="104"/>
+        </w:numPr>
+      </w:pPr>
+      <w:r>
+        <w:t>Order Items</w:t>
+      </w:r>
+    </w:p>
+    <w:p>
+      <w:r>
+        <w:t>Workflow</w:t>
+      </w:r>
+    </w:p>
+    <w:p>
+      <w:r>
+        <w:t>Customers</w:t>
+      </w:r>
+    </w:p>
+    <w:p/>
+    <w:p>
+      <w:r>
+        <w:t>↓</w:t>
+      </w:r>
+    </w:p>
+    <w:p/>
+    <w:p>
+      <w:r>
+        <w:t>Orders</w:t>
+      </w:r>
+    </w:p>
+    <w:p/>
+    <w:p>
+      <w:r>
+        <w:t>↓</w:t>
+      </w:r>
+    </w:p>
+    <w:p/>
+    <w:p>
+      <w:r>
+        <w:t>Order Items</w:t>
+      </w:r>
+    </w:p>
+    <w:p/>
+    <w:p>
+      <w:r>
+        <w:t>↓</w:t>
+      </w:r>
+    </w:p>
+    <w:p/>
+    <w:p>
+      <w:r>
+        <w:t>Revenue by State</w:t>
+      </w:r>
+    </w:p>
+    <w:p>
+      <w:r>
+        <w:t>Business Insight</w:t>
+      </w:r>
+    </w:p>
+    <w:p>
+      <w:r>
+        <w:t>This analysis identifies the highest revenue-generating states and helps businesses focus marketing efforts and regional expansion.</w:t>
+      </w:r>
+    </w:p>
+    <w:p>
+      <w:r>
+        <w:t>Possible Business Decision</w:t>
+      </w:r>
+    </w:p>
+    <w:p>
+      <w:pPr>
+        <w:numPr>
+          <w:ilvl w:val="0"/>
+          <w:numId w:val="105"/>
+        </w:numPr>
+      </w:pPr>
+      <w:r>
+        <w:t>Increase investment in high-performing regions.</w:t>
+      </w:r>
+    </w:p>
+    <w:p>
+      <w:pPr>
+        <w:numPr>
+          <w:ilvl w:val="0"/>
+          <w:numId w:val="105"/>
+        </w:numPr>
+      </w:pPr>
+      <w:r>
+        <w:lastRenderedPageBreak/>
+        <w:t>Develop promotional strategies for low-performing states.</w:t>
+      </w:r>
+    </w:p>
+    <w:p>
+      <w:r>
+        <w:pict w14:anchorId="22ACFA2A">
+          <v:rect id="_x0000_i1411" style="width:0;height:1.5pt" o:hralign="center" o:hrstd="t" o:hr="t" fillcolor="#a0a0a0" stroked="f"/>
+        </w:pict>
+      </w:r>
+    </w:p>
+    <w:p>
+      <w:pPr>
+        <w:rPr>
+          <w:b/>
+          <w:bCs/>
+        </w:rPr>
+      </w:pPr>
+      <w:r>
+        <w:rPr>
+          <w:b/>
+          <w:bCs/>
+        </w:rPr>
+        <w:t>20.9 Analysis 2 – Product Category Revenue</w:t>
+      </w:r>
+    </w:p>
+    <w:p>
+      <w:pPr>
+        <w:rPr>
+          <w:b/>
+          <w:bCs/>
+        </w:rPr>
+      </w:pPr>
+      <w:r>
+        <w:rPr>
+          <w:b/>
+          <w:bCs/>
+        </w:rPr>
+        <w:t>Objective</w:t>
+      </w:r>
+    </w:p>
+    <w:p>
+      <w:r>
+        <w:t>Identify the product categories generating the highest revenue.</w:t>
+      </w:r>
+    </w:p>
+    <w:p>
+      <w:r>
+        <w:t>Tables Used</w:t>
+      </w:r>
+    </w:p>
+    <w:p>
+      <w:pPr>
+        <w:numPr>
+          <w:ilvl w:val="0"/>
+          <w:numId w:val="106"/>
+        </w:numPr>
+      </w:pPr>
+      <w:r>
+        <w:t>Order Items</w:t>
+      </w:r>
+    </w:p>
+    <w:p>
+      <w:pPr>
+        <w:numPr>
+          <w:ilvl w:val="0"/>
+          <w:numId w:val="106"/>
+        </w:numPr>
+      </w:pPr>
+      <w:r>
+        <w:t>Products</w:t>
+      </w:r>
+    </w:p>
+    <w:p>
+      <w:pPr>
+        <w:numPr>
+          <w:ilvl w:val="0"/>
+          <w:numId w:val="106"/>
+        </w:numPr>
+      </w:pPr>
+      <w:r>
+        <w:t>Category Translation</w:t>
+      </w:r>
+    </w:p>
+    <w:p>
+      <w:r>
+        <w:t>Workflow</w:t>
+      </w:r>
+    </w:p>
+    <w:p>
+      <w:r>
+        <w:t>Order Items</w:t>
+      </w:r>
+    </w:p>
+    <w:p/>
+    <w:p>
+      <w:r>
+        <w:t>↓</w:t>
+      </w:r>
+    </w:p>
+    <w:p/>
+    <w:p>
+      <w:r>
+        <w:t>Products</w:t>
+      </w:r>
+    </w:p>
+    <w:p/>
+    <w:p>
+      <w:r>
+        <w:t>↓</w:t>
+      </w:r>
+    </w:p>
+    <w:p/>
+    <w:p>
+      <w:r>
+        <w:t>Category Translation</w:t>
+      </w:r>
+    </w:p>
+    <w:p/>
+    <w:p>
+      <w:r>
+        <w:t>↓</w:t>
+      </w:r>
+    </w:p>
+    <w:p/>
+    <w:p>
+      <w:r>
+        <w:t>Revenue by Category</w:t>
+      </w:r>
+    </w:p>
+    <w:p>
+      <w:r>
+        <w:t>Business Insight</w:t>
+      </w:r>
+    </w:p>
+    <w:p>
+      <w:r>
+        <w:t>The analysis reveals which product categories contribute the most to total revenue.</w:t>
+      </w:r>
+    </w:p>
+    <w:p>
+      <w:r>
+        <w:t>Possible Business Decision</w:t>
+      </w:r>
+    </w:p>
+    <w:p>
+      <w:pPr>
+        <w:numPr>
+          <w:ilvl w:val="0"/>
+          <w:numId w:val="107"/>
+        </w:numPr>
+      </w:pPr>
+      <w:r>
+        <w:t>Increase inventory for top-selling categories.</w:t>
+      </w:r>
+    </w:p>
+    <w:p>
+      <w:pPr>
+        <w:numPr>
+          <w:ilvl w:val="0"/>
+          <w:numId w:val="107"/>
+        </w:numPr>
+      </w:pPr>
+      <w:r>
+        <w:t>Improve marketing for underperforming categories.</w:t>
+      </w:r>
+    </w:p>
+    <w:p>
+      <w:r>
+        <w:lastRenderedPageBreak/>
+        <w:pict w14:anchorId="6105D72D">
+          <v:rect id="_x0000_i1412" style="width:0;height:1.5pt" o:hralign="center" o:hrstd="t" o:hr="t" fillcolor="#a0a0a0" stroked="f"/>
+        </w:pict>
+      </w:r>
+    </w:p>
+    <w:p>
+      <w:pPr>
+        <w:rPr>
+          <w:b/>
+          <w:bCs/>
+        </w:rPr>
+      </w:pPr>
+      <w:r>
+        <w:rPr>
+          <w:b/>
+          <w:bCs/>
+        </w:rPr>
+        <w:t>20.10 Analysis 3 – Payment Method Analysis</w:t>
+      </w:r>
+    </w:p>
+    <w:p>
+      <w:pPr>
+        <w:rPr>
+          <w:b/>
+          <w:bCs/>
+        </w:rPr>
+      </w:pPr>
+      <w:r>
+        <w:rPr>
+          <w:b/>
+          <w:bCs/>
+        </w:rPr>
+        <w:t>Objective</w:t>
+      </w:r>
+    </w:p>
+    <w:p>
+      <w:proofErr w:type="spellStart"/>
+      <w:r>
+        <w:t>Analyze</w:t>
+      </w:r>
+      <w:proofErr w:type="spellEnd"/>
+      <w:r>
+        <w:t xml:space="preserve"> customer payment preferences.</w:t>
+      </w:r>
+    </w:p>
+    <w:p>
+      <w:r>
+        <w:t>Table Used</w:t>
+      </w:r>
+    </w:p>
+    <w:p>
+      <w:pPr>
+        <w:numPr>
+          <w:ilvl w:val="0"/>
+          <w:numId w:val="108"/>
+        </w:numPr>
+      </w:pPr>
+      <w:r>
+        <w:t>Payments</w:t>
+      </w:r>
+    </w:p>
+    <w:p>
+      <w:r>
+        <w:t>Business Questions</w:t>
+      </w:r>
+    </w:p>
+    <w:p>
+      <w:pPr>
+        <w:numPr>
+          <w:ilvl w:val="0"/>
+          <w:numId w:val="109"/>
+        </w:numPr>
+      </w:pPr>
+      <w:r>
+        <w:t>Which payment method is most popular?</w:t>
+      </w:r>
+    </w:p>
+    <w:p>
+      <w:pPr>
+        <w:numPr>
+          <w:ilvl w:val="0"/>
+          <w:numId w:val="109"/>
+        </w:numPr>
+      </w:pPr>
+      <w:r>
+        <w:t>What percentage of customers use credit cards?</w:t>
+      </w:r>
+    </w:p>
+    <w:p>
+      <w:pPr>
+        <w:numPr>
+          <w:ilvl w:val="0"/>
+          <w:numId w:val="109"/>
+        </w:numPr>
+      </w:pPr>
+      <w:r>
+        <w:t>Are alternative payment methods widely adopted?</w:t>
+      </w:r>
+    </w:p>
+    <w:p>
+      <w:r>
+        <w:t>Business Insight</w:t>
+      </w:r>
+    </w:p>
+    <w:p>
+      <w:r>
+        <w:t>Understanding payment preferences helps businesses optimize payment options and improve customer experience.</w:t>
+      </w:r>
+    </w:p>
+    <w:p>
+      <w:r>
+        <w:pict w14:anchorId="381CC2D9">
+          <v:rect id="_x0000_i1413" style="width:0;height:1.5pt" o:hralign="center" o:hrstd="t" o:hr="t" fillcolor="#a0a0a0" stroked="f"/>
+        </w:pict>
+      </w:r>
+    </w:p>
+    <w:p>
+      <w:pPr>
+        <w:rPr>
+          <w:b/>
+          <w:bCs/>
+        </w:rPr>
+      </w:pPr>
+      <w:r>
+        <w:rPr>
+          <w:b/>
+          <w:bCs/>
+        </w:rPr>
+        <w:t>20.11 Analysis 4 – Review Score Analysis</w:t>
+      </w:r>
+    </w:p>
+    <w:p>
+      <w:pPr>
+        <w:rPr>
+          <w:b/>
+          <w:bCs/>
+        </w:rPr>
+      </w:pPr>
+      <w:r>
+        <w:rPr>
+          <w:b/>
+          <w:bCs/>
+        </w:rPr>
+        <w:t>Objective</w:t>
+      </w:r>
+    </w:p>
+    <w:p>
+      <w:proofErr w:type="spellStart"/>
+      <w:r>
+        <w:t>Analyze</w:t>
+      </w:r>
+      <w:proofErr w:type="spellEnd"/>
+      <w:r>
+        <w:t xml:space="preserve"> customer satisfaction using review ratings.</w:t>
+      </w:r>
+    </w:p>
+    <w:p>
+      <w:r>
+        <w:t>Table Used</w:t>
+      </w:r>
+    </w:p>
+    <w:p>
+      <w:pPr>
+        <w:numPr>
+          <w:ilvl w:val="0"/>
+          <w:numId w:val="110"/>
+        </w:numPr>
+      </w:pPr>
+      <w:r>
+        <w:t>Reviews</w:t>
+      </w:r>
+    </w:p>
+    <w:p>
+      <w:r>
+        <w:t>Business Questions</w:t>
+      </w:r>
+    </w:p>
+    <w:p>
+      <w:pPr>
+        <w:numPr>
+          <w:ilvl w:val="0"/>
+          <w:numId w:val="111"/>
+        </w:numPr>
+      </w:pPr>
+      <w:r>
+        <w:t>Which review score appears most frequently?</w:t>
+      </w:r>
+    </w:p>
+    <w:p>
+      <w:pPr>
+        <w:numPr>
+          <w:ilvl w:val="0"/>
+          <w:numId w:val="111"/>
+        </w:numPr>
+      </w:pPr>
+      <w:r>
+        <w:t>What is the overall customer satisfaction level?</w:t>
+      </w:r>
+    </w:p>
+    <w:p>
+      <w:pPr>
+        <w:numPr>
+          <w:ilvl w:val="0"/>
+          <w:numId w:val="111"/>
+        </w:numPr>
+      </w:pPr>
+      <w:r>
+        <w:t>How many customers gave low ratings?</w:t>
+      </w:r>
+    </w:p>
+    <w:p>
+      <w:r>
+        <w:t>Business Insight</w:t>
+      </w:r>
+    </w:p>
+    <w:p>
+      <w:r>
+        <w:t>Review scores help evaluate product quality, delivery performance, and customer satisfaction.</w:t>
+      </w:r>
+    </w:p>
+    <w:p>
+      <w:r>
+        <w:pict w14:anchorId="426BCF15">
+          <v:rect id="_x0000_i1414" style="width:0;height:1.5pt" o:hralign="center" o:hrstd="t" o:hr="t" fillcolor="#a0a0a0" stroked="f"/>
+        </w:pict>
+      </w:r>
+    </w:p>
+    <w:p>
+      <w:pPr>
+        <w:rPr>
+          <w:b/>
+          <w:bCs/>
+        </w:rPr>
+      </w:pPr>
+      <w:r>
+        <w:rPr>
+          <w:b/>
+          <w:bCs/>
+        </w:rPr>
+        <w:t>20.12 Analysis 5 – Top Customer Cities</w:t>
+      </w:r>
+    </w:p>
+    <w:p>
+      <w:pPr>
+        <w:rPr>
+          <w:b/>
+          <w:bCs/>
+        </w:rPr>
+      </w:pPr>
+      <w:r>
+        <w:rPr>
+          <w:b/>
+          <w:bCs/>
+        </w:rPr>
+        <w:t>Objective</w:t>
+      </w:r>
+    </w:p>
+    <w:p>
+      <w:r>
+        <w:lastRenderedPageBreak/>
+        <w:t>Identify cities with the highest number of customers.</w:t>
+      </w:r>
+    </w:p>
+    <w:p>
+      <w:r>
+        <w:t>Table Used</w:t>
+      </w:r>
+    </w:p>
+    <w:p>
+      <w:pPr>
+        <w:numPr>
+          <w:ilvl w:val="0"/>
+          <w:numId w:val="112"/>
+        </w:numPr>
+      </w:pPr>
+      <w:r>
+        <w:t>Customers</w:t>
+      </w:r>
+    </w:p>
+    <w:p>
+      <w:r>
+        <w:t>Business Questions</w:t>
+      </w:r>
+    </w:p>
+    <w:p>
+      <w:pPr>
+        <w:numPr>
+          <w:ilvl w:val="0"/>
+          <w:numId w:val="113"/>
+        </w:numPr>
+      </w:pPr>
+      <w:r>
+        <w:t>Which cities have the largest customer base?</w:t>
+      </w:r>
+    </w:p>
+    <w:p>
+      <w:pPr>
+        <w:numPr>
+          <w:ilvl w:val="0"/>
+          <w:numId w:val="113"/>
+        </w:numPr>
+      </w:pPr>
+      <w:r>
+        <w:t>Where should marketing campaigns be focused?</w:t>
+      </w:r>
+    </w:p>
+    <w:p>
+      <w:r>
+        <w:t>Business Insight</w:t>
+      </w:r>
+    </w:p>
+    <w:p>
+      <w:r>
+        <w:t>Customer distribution supports regional business expansion and targeted marketing strategies.</w:t>
+      </w:r>
+    </w:p>
+    <w:p>
+      <w:r>
+        <w:pict w14:anchorId="3CF420B6">
+          <v:rect id="_x0000_i1415" style="width:0;height:1.5pt" o:hralign="center" o:hrstd="t" o:hr="t" fillcolor="#a0a0a0" stroked="f"/>
+        </w:pict>
+      </w:r>
+    </w:p>
+    <w:p>
+      <w:pPr>
+        <w:rPr>
+          <w:b/>
+          <w:bCs/>
+        </w:rPr>
+      </w:pPr>
+      <w:r>
+        <w:rPr>
+          <w:b/>
+          <w:bCs/>
+        </w:rPr>
+        <w:t>20.13 Analysis 6 – Average Payment Value</w:t>
+      </w:r>
+    </w:p>
+    <w:p>
+      <w:pPr>
+        <w:rPr>
+          <w:b/>
+          <w:bCs/>
+        </w:rPr>
+      </w:pPr>
+      <w:r>
+        <w:rPr>
+          <w:b/>
+          <w:bCs/>
+        </w:rPr>
+        <w:t>Objective</w:t>
+      </w:r>
+    </w:p>
+    <w:p>
+      <w:r>
+        <w:t>Calculate payment statistics and average payment value.</w:t>
+      </w:r>
+    </w:p>
+    <w:p>
+      <w:r>
+        <w:t>Table Used</w:t>
+      </w:r>
+    </w:p>
+    <w:p>
+      <w:pPr>
+        <w:numPr>
+          <w:ilvl w:val="0"/>
+          <w:numId w:val="114"/>
+        </w:numPr>
+      </w:pPr>
+      <w:r>
+        <w:t>Payments</w:t>
+      </w:r>
+    </w:p>
+    <w:p>
+      <w:r>
+        <w:t>Business Metrics</w:t>
+      </w:r>
+    </w:p>
+    <w:p>
+      <w:pPr>
+        <w:numPr>
+          <w:ilvl w:val="0"/>
+          <w:numId w:val="115"/>
+        </w:numPr>
+      </w:pPr>
+      <w:r>
+        <w:t>Average Payment</w:t>
+      </w:r>
+    </w:p>
+    <w:p>
+      <w:pPr>
+        <w:numPr>
+          <w:ilvl w:val="0"/>
+          <w:numId w:val="115"/>
+        </w:numPr>
+      </w:pPr>
+      <w:r>
+        <w:t>Minimum Payment</w:t>
+      </w:r>
+    </w:p>
+    <w:p>
+      <w:pPr>
+        <w:numPr>
+          <w:ilvl w:val="0"/>
+          <w:numId w:val="115"/>
+        </w:numPr>
+      </w:pPr>
+      <w:r>
+        <w:t>Maximum Payment</w:t>
+      </w:r>
+    </w:p>
+    <w:p>
+      <w:pPr>
+        <w:numPr>
+          <w:ilvl w:val="0"/>
+          <w:numId w:val="115"/>
+        </w:numPr>
+      </w:pPr>
+      <w:r>
+        <w:t>Standard Deviation</w:t>
+      </w:r>
+    </w:p>
+    <w:p>
+      <w:pPr>
+        <w:numPr>
+          <w:ilvl w:val="0"/>
+          <w:numId w:val="115"/>
+        </w:numPr>
+      </w:pPr>
+      <w:r>
+        <w:t>Payment Distribution</w:t>
+      </w:r>
+    </w:p>
+    <w:p>
+      <w:r>
+        <w:t>Business Insight</w:t>
+      </w:r>
+    </w:p>
+    <w:p>
+      <w:r>
+        <w:t xml:space="preserve">Payment statistics provide valuable information about customer spending </w:t>
+      </w:r>
+      <w:proofErr w:type="spellStart"/>
+      <w:r>
+        <w:t>behavior</w:t>
+      </w:r>
+      <w:proofErr w:type="spellEnd"/>
+      <w:r>
+        <w:t>.</w:t>
+      </w:r>
+    </w:p>
+    <w:p>
+      <w:r>
+        <w:pict w14:anchorId="7C97B5EA">
+          <v:rect id="_x0000_i1416" style="width:0;height:1.5pt" o:hralign="center" o:hrstd="t" o:hr="t" fillcolor="#a0a0a0" stroked="f"/>
+        </w:pict>
+      </w:r>
+    </w:p>
+    <w:p>
+      <w:pPr>
+        <w:rPr>
+          <w:b/>
+          <w:bCs/>
+        </w:rPr>
+      </w:pPr>
+      <w:r>
+        <w:rPr>
+          <w:b/>
+          <w:bCs/>
+        </w:rPr>
+        <w:t>20.14 Exporting Analysis Results</w:t>
+      </w:r>
+    </w:p>
+    <w:p>
+      <w:r>
+        <w:t>The processed analytical datasets were exported for future reporting.</w:t>
+      </w:r>
+    </w:p>
+    <w:p>
+      <w:r>
+        <w:t>Example</w:t>
+      </w:r>
+    </w:p>
+    <w:p>
+      <w:proofErr w:type="spellStart"/>
+      <w:r>
+        <w:t>state_revenue.to_csv</w:t>
+      </w:r>
+      <w:proofErr w:type="spellEnd"/>
+      <w:r>
+        <w:t>("../output/state_revenue.csv")</w:t>
+      </w:r>
+    </w:p>
+    <w:p/>
+    <w:p>
+      <w:proofErr w:type="spellStart"/>
+      <w:r>
+        <w:t>top_categories.to_csv</w:t>
+      </w:r>
+      <w:proofErr w:type="spellEnd"/>
+      <w:r>
+        <w:t>("../output/top_categories.csv")</w:t>
+      </w:r>
+    </w:p>
+    <w:p>
+      <w:r>
+        <w:t>Business Purpose</w:t>
+      </w:r>
+    </w:p>
+    <w:p>
+      <w:r>
+        <w:t>Exported files can be directly used in Power BI dashboards or shared with stakeholders.</w:t>
+      </w:r>
+    </w:p>
+    <w:p>
+      <w:r>
+        <w:pict w14:anchorId="632ABD01">
+          <v:rect id="_x0000_i1417" style="width:0;height:1.5pt" o:hralign="center" o:hrstd="t" o:hr="t" fillcolor="#a0a0a0" stroked="f"/>
+        </w:pict>
+      </w:r>
+    </w:p>
+    <w:p>
+      <w:pPr>
+        <w:rPr>
+          <w:b/>
+          <w:bCs/>
+        </w:rPr>
+      </w:pPr>
+      <w:r>
+        <w:rPr>
+          <w:b/>
+          <w:bCs/>
+        </w:rPr>
+        <w:t>20.15 Common Error Encountered During Implementation</w:t>
+      </w:r>
+    </w:p>
+    <w:p>
+      <w:r>
+        <w:t xml:space="preserve">While performing the Payment Method Analysis, a </w:t>
+      </w:r>
+      <w:proofErr w:type="spellStart"/>
+      <w:r>
+        <w:rPr>
+          <w:b/>
+          <w:bCs/>
+        </w:rPr>
+        <w:t>KeyError</w:t>
+      </w:r>
+      <w:proofErr w:type="spellEnd"/>
+      <w:r>
+        <w:t xml:space="preserve"> occurred.</w:t>
+      </w:r>
+    </w:p>
+    <w:p>
+      <w:r>
+        <w:t>Problem</w:t>
+      </w:r>
+    </w:p>
+    <w:p>
+      <w:r>
+        <w:t xml:space="preserve">Initially, </w:t>
+      </w:r>
+      <w:r>
+        <w:rPr>
+          <w:b/>
+          <w:bCs/>
+        </w:rPr>
+        <w:t>payments</w:t>
+      </w:r>
+      <w:r>
+        <w:t xml:space="preserve"> was a </w:t>
+      </w:r>
+      <w:proofErr w:type="spellStart"/>
+      <w:r>
+        <w:t>DataFrame</w:t>
+      </w:r>
+      <w:proofErr w:type="spellEnd"/>
+      <w:r>
+        <w:t xml:space="preserve"> containing all payment-related columns.</w:t>
+      </w:r>
+    </w:p>
+    <w:p>
+      <w:r>
+        <w:t>Later, the following code was executed:</w:t>
+      </w:r>
+    </w:p>
+    <w:p>
+      <w:r>
+        <w:t>payments = payments["</w:t>
+      </w:r>
+      <w:proofErr w:type="spellStart"/>
+      <w:r>
+        <w:t>payment_type</w:t>
+      </w:r>
+      <w:proofErr w:type="spellEnd"/>
+      <w:r>
+        <w:t>"].</w:t>
+      </w:r>
+      <w:proofErr w:type="spellStart"/>
+      <w:r>
+        <w:t>value_counts</w:t>
+      </w:r>
+      <w:proofErr w:type="spellEnd"/>
+      <w:r>
+        <w:t>()</w:t>
+      </w:r>
+    </w:p>
+    <w:p>
+      <w:r>
+        <w:t xml:space="preserve">This replaced the original </w:t>
+      </w:r>
+      <w:proofErr w:type="spellStart"/>
+      <w:r>
+        <w:t>DataFrame</w:t>
+      </w:r>
+      <w:proofErr w:type="spellEnd"/>
+      <w:r>
+        <w:t xml:space="preserve"> with a Pandas Series.</w:t>
+      </w:r>
+    </w:p>
+    <w:p>
+      <w:r>
+        <w:t>As a result, the following statement produced an error:</w:t>
+      </w:r>
+    </w:p>
+    <w:p>
+      <w:r>
+        <w:t>payments["</w:t>
+      </w:r>
+      <w:proofErr w:type="spellStart"/>
+      <w:r>
+        <w:t>payment_value</w:t>
+      </w:r>
+      <w:proofErr w:type="spellEnd"/>
+      <w:r>
+        <w:t>"]</w:t>
+      </w:r>
+    </w:p>
+    <w:p>
+      <w:r>
+        <w:t>Error</w:t>
+      </w:r>
+    </w:p>
+    <w:p>
+      <w:proofErr w:type="spellStart"/>
+      <w:r>
+        <w:t>KeyError</w:t>
+      </w:r>
+      <w:proofErr w:type="spellEnd"/>
+      <w:r>
+        <w:t>: '</w:t>
+      </w:r>
+      <w:proofErr w:type="spellStart"/>
+      <w:r>
+        <w:t>payment_value</w:t>
+      </w:r>
+      <w:proofErr w:type="spellEnd"/>
+      <w:r>
+        <w:t>'</w:t>
+      </w:r>
+    </w:p>
+    <w:p>
+      <w:r>
+        <w:t>Reason</w:t>
+      </w:r>
+    </w:p>
+    <w:p>
+      <w:r>
+        <w:t xml:space="preserve">The original </w:t>
+      </w:r>
+      <w:proofErr w:type="spellStart"/>
+      <w:r>
+        <w:t>DataFrame</w:t>
+      </w:r>
+      <w:proofErr w:type="spellEnd"/>
+      <w:r>
+        <w:t xml:space="preserve"> had been overwritten by a Series, which no longer contained the </w:t>
+      </w:r>
+      <w:proofErr w:type="spellStart"/>
+      <w:r>
+        <w:rPr>
+          <w:b/>
+          <w:bCs/>
+        </w:rPr>
+        <w:t>payment_value</w:t>
+      </w:r>
+      <w:proofErr w:type="spellEnd"/>
+      <w:r>
+        <w:t xml:space="preserve"> column.</w:t>
+      </w:r>
+    </w:p>
+    <w:p>
+      <w:r>
+        <w:t>Correct Approach</w:t>
+      </w:r>
+    </w:p>
+    <w:p>
+      <w:proofErr w:type="spellStart"/>
+      <w:r>
+        <w:t>payment_counts</w:t>
+      </w:r>
+      <w:proofErr w:type="spellEnd"/>
+      <w:r>
+        <w:t xml:space="preserve"> = payments["</w:t>
+      </w:r>
+      <w:proofErr w:type="spellStart"/>
+      <w:r>
+        <w:t>payment_type</w:t>
+      </w:r>
+      <w:proofErr w:type="spellEnd"/>
+      <w:r>
+        <w:t>"].</w:t>
+      </w:r>
+      <w:proofErr w:type="spellStart"/>
+      <w:r>
+        <w:t>value_counts</w:t>
+      </w:r>
+      <w:proofErr w:type="spellEnd"/>
+      <w:r>
+        <w:t>()</w:t>
+      </w:r>
+    </w:p>
+    <w:p>
+      <w:r>
+        <w:t xml:space="preserve">Using a new variable preserves the original </w:t>
+      </w:r>
+      <w:proofErr w:type="spellStart"/>
+      <w:r>
+        <w:t>DataFrame</w:t>
+      </w:r>
+      <w:proofErr w:type="spellEnd"/>
+      <w:r>
+        <w:t xml:space="preserve"> and allows further analysis without errors.</w:t>
+      </w:r>
+    </w:p>
+    <w:p>
+      <w:r>
+        <w:pict w14:anchorId="79A1B7E3">
+          <v:rect id="_x0000_i1418" style="width:0;height:1.5pt" o:hralign="center" o:hrstd="t" o:hr="t" fillcolor="#a0a0a0" stroked="f"/>
+        </w:pict>
+      </w:r>
+    </w:p>
+    <w:p>
+      <w:pPr>
+        <w:rPr>
+          <w:b/>
+          <w:bCs/>
+        </w:rPr>
+      </w:pPr>
+      <w:r>
+        <w:rPr>
+          <w:b/>
+          <w:bCs/>
+        </w:rPr>
+        <w:t>20.16 Industry Best Practice</w:t>
+      </w:r>
+    </w:p>
+    <w:p>
+      <w:r>
+        <w:t xml:space="preserve">Avoid overwriting original </w:t>
+      </w:r>
+      <w:proofErr w:type="spellStart"/>
+      <w:r>
+        <w:t>DataFrames</w:t>
+      </w:r>
+      <w:proofErr w:type="spellEnd"/>
+      <w:r>
+        <w:t xml:space="preserve"> during analysis.</w:t>
+      </w:r>
+    </w:p>
+    <w:p>
+      <w:r>
+        <w:t>Incorrect</w:t>
+      </w:r>
+    </w:p>
+    <w:p>
+      <w:r>
+        <w:t>payments = payments["</w:t>
+      </w:r>
+      <w:proofErr w:type="spellStart"/>
+      <w:r>
+        <w:t>payment_type</w:t>
+      </w:r>
+      <w:proofErr w:type="spellEnd"/>
+      <w:r>
+        <w:t>"].</w:t>
+      </w:r>
+      <w:proofErr w:type="spellStart"/>
+      <w:r>
+        <w:t>value_counts</w:t>
+      </w:r>
+      <w:proofErr w:type="spellEnd"/>
+      <w:r>
+        <w:t>()</w:t>
+      </w:r>
+    </w:p>
+    <w:p>
+      <w:r>
+        <w:t>Correct</w:t>
+      </w:r>
+    </w:p>
+    <w:p>
+      <w:proofErr w:type="spellStart"/>
+      <w:r>
+        <w:lastRenderedPageBreak/>
+        <w:t>payment_counts</w:t>
+      </w:r>
+      <w:proofErr w:type="spellEnd"/>
+      <w:r>
+        <w:t xml:space="preserve"> = payments["</w:t>
+      </w:r>
+      <w:proofErr w:type="spellStart"/>
+      <w:r>
+        <w:t>payment_type</w:t>
+      </w:r>
+      <w:proofErr w:type="spellEnd"/>
+      <w:r>
+        <w:t>"].</w:t>
+      </w:r>
+      <w:proofErr w:type="spellStart"/>
+      <w:r>
+        <w:t>value_counts</w:t>
+      </w:r>
+      <w:proofErr w:type="spellEnd"/>
+      <w:r>
+        <w:t>()</w:t>
+      </w:r>
+    </w:p>
+    <w:p>
+      <w:r>
+        <w:t>Maintaining the original dataset improves code readability, debugging, and reusability.</w:t>
+      </w:r>
+    </w:p>
+    <w:p>
+      <w:r>
+        <w:pict w14:anchorId="4C186837">
+          <v:rect id="_x0000_i1419" style="width:0;height:1.5pt" o:hralign="center" o:hrstd="t" o:hr="t" fillcolor="#a0a0a0" stroked="f"/>
+        </w:pict>
+      </w:r>
+    </w:p>
+    <w:p>
+      <w:pPr>
+        <w:rPr>
+          <w:b/>
+          <w:bCs/>
+        </w:rPr>
+      </w:pPr>
+      <w:r>
+        <w:rPr>
+          <w:b/>
+          <w:bCs/>
+        </w:rPr>
+        <w:t>20.17 Business Perspective</w:t>
+      </w:r>
+    </w:p>
+    <w:p>
+      <w:r>
+        <w:t>Multi-Table EDA enables organizations to answer questions such as:</w:t>
+      </w:r>
+    </w:p>
+    <w:p>
+      <w:pPr>
+        <w:numPr>
+          <w:ilvl w:val="0"/>
+          <w:numId w:val="116"/>
+        </w:numPr>
+      </w:pPr>
+      <w:r>
+        <w:t>Which states generate the highest revenue?</w:t>
+      </w:r>
+    </w:p>
+    <w:p>
+      <w:pPr>
+        <w:numPr>
+          <w:ilvl w:val="0"/>
+          <w:numId w:val="116"/>
+        </w:numPr>
+      </w:pPr>
+      <w:r>
+        <w:t>Which product categories contribute most to sales?</w:t>
+      </w:r>
+    </w:p>
+    <w:p>
+      <w:pPr>
+        <w:numPr>
+          <w:ilvl w:val="0"/>
+          <w:numId w:val="116"/>
+        </w:numPr>
+      </w:pPr>
+      <w:r>
+        <w:t>Which payment methods are preferred by customers?</w:t>
+      </w:r>
+    </w:p>
+    <w:p>
+      <w:pPr>
+        <w:numPr>
+          <w:ilvl w:val="0"/>
+          <w:numId w:val="116"/>
+        </w:numPr>
+      </w:pPr>
+      <w:r>
+        <w:t>Which cities have the highest customer concentration?</w:t>
+      </w:r>
+    </w:p>
+    <w:p>
+      <w:pPr>
+        <w:numPr>
+          <w:ilvl w:val="0"/>
+          <w:numId w:val="116"/>
+        </w:numPr>
+      </w:pPr>
+      <w:r>
+        <w:t>How satisfied are customers based on review scores?</w:t>
+      </w:r>
+    </w:p>
+    <w:p>
+      <w:r>
+        <w:t>These insights help businesses make informed strategic decisions.</w:t>
+      </w:r>
+    </w:p>
+    <w:p>
+      <w:r>
+        <w:pict w14:anchorId="5F62DD6C">
+          <v:rect id="_x0000_i1420" style="width:0;height:1.5pt" o:hralign="center" o:hrstd="t" o:hr="t" fillcolor="#a0a0a0" stroked="f"/>
+        </w:pict>
+      </w:r>
+    </w:p>
+    <w:p>
+      <w:pPr>
+        <w:rPr>
+          <w:b/>
+          <w:bCs/>
+        </w:rPr>
+      </w:pPr>
+      <w:r>
+        <w:rPr>
+          <w:b/>
+          <w:bCs/>
+        </w:rPr>
+        <w:t>20.18 Outcome of Day 11</w:t>
+      </w:r>
+    </w:p>
+    <w:p>
+      <w:r>
+        <w:t>At the end of Day 11,</w:t>
+      </w:r>
+    </w:p>
+    <w:p>
+      <w:pPr>
+        <w:numPr>
+          <w:ilvl w:val="0"/>
+          <w:numId w:val="117"/>
+        </w:numPr>
+      </w:pPr>
+      <w:r>
+        <w:t>Multiple tables were loaded into Pandas.</w:t>
+      </w:r>
+    </w:p>
+    <w:p>
+      <w:pPr>
+        <w:numPr>
+          <w:ilvl w:val="0"/>
+          <w:numId w:val="117"/>
+        </w:numPr>
+      </w:pPr>
+      <w:r>
+        <w:t xml:space="preserve">SQL JOIN concepts were implemented using </w:t>
+      </w:r>
+      <w:proofErr w:type="spellStart"/>
+      <w:r>
+        <w:t>pd.merge</w:t>
+      </w:r>
+      <w:proofErr w:type="spellEnd"/>
+      <w:r>
+        <w:t>().</w:t>
+      </w:r>
+    </w:p>
+    <w:p>
+      <w:pPr>
+        <w:numPr>
+          <w:ilvl w:val="0"/>
+          <w:numId w:val="117"/>
+        </w:numPr>
+      </w:pPr>
+      <w:r>
+        <w:t xml:space="preserve">Revenue by State was </w:t>
+      </w:r>
+      <w:proofErr w:type="spellStart"/>
+      <w:r>
+        <w:t>analyzed</w:t>
+      </w:r>
+      <w:proofErr w:type="spellEnd"/>
+      <w:r>
+        <w:t>.</w:t>
+      </w:r>
+    </w:p>
+    <w:p>
+      <w:pPr>
+        <w:numPr>
+          <w:ilvl w:val="0"/>
+          <w:numId w:val="117"/>
+        </w:numPr>
+      </w:pPr>
+      <w:r>
+        <w:t>Product Category Revenue was calculated.</w:t>
+      </w:r>
+    </w:p>
+    <w:p>
+      <w:pPr>
+        <w:numPr>
+          <w:ilvl w:val="0"/>
+          <w:numId w:val="117"/>
+        </w:numPr>
+      </w:pPr>
+      <w:r>
+        <w:t>Payment Method Distribution was evaluated.</w:t>
+      </w:r>
+    </w:p>
+    <w:p>
+      <w:pPr>
+        <w:numPr>
+          <w:ilvl w:val="0"/>
+          <w:numId w:val="117"/>
+        </w:numPr>
+      </w:pPr>
+      <w:r>
+        <w:t>Customer Review Analysis was completed.</w:t>
+      </w:r>
+    </w:p>
+    <w:p>
+      <w:pPr>
+        <w:numPr>
+          <w:ilvl w:val="0"/>
+          <w:numId w:val="117"/>
+        </w:numPr>
+      </w:pPr>
+      <w:r>
+        <w:t>Top Customer Cities were identified.</w:t>
+      </w:r>
+    </w:p>
+    <w:p>
+      <w:pPr>
+        <w:numPr>
+          <w:ilvl w:val="0"/>
+          <w:numId w:val="117"/>
+        </w:numPr>
+      </w:pPr>
+      <w:r>
+        <w:t>Average Payment statistics were generated.</w:t>
+      </w:r>
+    </w:p>
+    <w:p>
+      <w:pPr>
+        <w:numPr>
+          <w:ilvl w:val="0"/>
+          <w:numId w:val="117"/>
+        </w:numPr>
+      </w:pPr>
+      <w:r>
+        <w:t>Analysis results were exported for reporting.</w:t>
+      </w:r>
+    </w:p>
+    <w:p>
+      <w:pPr>
+        <w:numPr>
+          <w:ilvl w:val="0"/>
+          <w:numId w:val="117"/>
+        </w:numPr>
+      </w:pPr>
+      <w:r>
+        <w:t>Common coding mistakes and debugging techniques were understood.</w:t>
+      </w:r>
+    </w:p>
+    <w:p>
+      <w:r>
+        <w:pict w14:anchorId="6ED55119">
+          <v:rect id="_x0000_i1421" style="width:0;height:1.5pt" o:hralign="center" o:hrstd="t" o:hr="t" fillcolor="#a0a0a0" stroked="f"/>
+        </w:pict>
+      </w:r>
+    </w:p>
+    <w:p>
+      <w:pPr>
+        <w:rPr>
+          <w:b/>
+          <w:bCs/>
+        </w:rPr>
+      </w:pPr>
+      <w:r>
+        <w:rPr>
+          <w:b/>
+          <w:bCs/>
+        </w:rPr>
+        <w:t>20.19 Interview Perspective</w:t>
+      </w:r>
+    </w:p>
+    <w:p>
+      <w:pPr>
+        <w:rPr>
+          <w:b/>
+          <w:bCs/>
+        </w:rPr>
+      </w:pPr>
+      <w:r>
+        <w:rPr>
+          <w:b/>
+          <w:bCs/>
+        </w:rPr>
+        <w:t xml:space="preserve">Q1. Why is </w:t>
+      </w:r>
+      <w:proofErr w:type="spellStart"/>
+      <w:r>
+        <w:rPr>
+          <w:b/>
+          <w:bCs/>
+        </w:rPr>
+        <w:t>pd.merge</w:t>
+      </w:r>
+      <w:proofErr w:type="spellEnd"/>
+      <w:r>
+        <w:rPr>
+          <w:b/>
+          <w:bCs/>
+        </w:rPr>
+        <w:t>() used in Pandas?</w:t>
+      </w:r>
+    </w:p>
+    <w:p>
+      <w:r>
+        <w:rPr>
+          <w:b/>
+          <w:bCs/>
+        </w:rPr>
+        <w:t>Answer:</w:t>
+      </w:r>
+    </w:p>
+    <w:p>
+      <w:proofErr w:type="spellStart"/>
+      <w:r>
+        <w:lastRenderedPageBreak/>
+        <w:t>pd.merge</w:t>
+      </w:r>
+      <w:proofErr w:type="spellEnd"/>
+      <w:r>
+        <w:t xml:space="preserve">() combines multiple </w:t>
+      </w:r>
+      <w:proofErr w:type="spellStart"/>
+      <w:r>
+        <w:t>DataFrames</w:t>
+      </w:r>
+      <w:proofErr w:type="spellEnd"/>
+      <w:r>
+        <w:t xml:space="preserve"> using common columns, similar to SQL JOIN operations. It enables relational data analysis directly in Python.</w:t>
+      </w:r>
+    </w:p>
+    <w:p>
+      <w:r>
+        <w:pict w14:anchorId="08951642">
+          <v:rect id="_x0000_i1422" style="width:0;height:1.5pt" o:hralign="center" o:hrstd="t" o:hr="t" fillcolor="#a0a0a0" stroked="f"/>
+        </w:pict>
+      </w:r>
+    </w:p>
+    <w:p>
+      <w:pPr>
+        <w:rPr>
+          <w:b/>
+          <w:bCs/>
+        </w:rPr>
+      </w:pPr>
+      <w:r>
+        <w:rPr>
+          <w:b/>
+          <w:bCs/>
+        </w:rPr>
+        <w:t xml:space="preserve">Q2. What is the difference between SQL JOIN and </w:t>
+      </w:r>
+      <w:proofErr w:type="spellStart"/>
+      <w:r>
+        <w:rPr>
+          <w:b/>
+          <w:bCs/>
+        </w:rPr>
+        <w:t>pd.merge</w:t>
+      </w:r>
+      <w:proofErr w:type="spellEnd"/>
+      <w:r>
+        <w:rPr>
+          <w:b/>
+          <w:bCs/>
+        </w:rPr>
+        <w:t>()?</w:t>
+      </w:r>
+    </w:p>
+    <w:p>
+      <w:r>
+        <w:rPr>
+          <w:b/>
+          <w:bCs/>
+        </w:rPr>
+        <w:t>Answer:</w:t>
+      </w:r>
+    </w:p>
+    <w:p>
+      <w:r>
+        <w:t xml:space="preserve">Both perform the same logical operation of combining related datasets. SQL JOIN is executed inside a database, while </w:t>
+      </w:r>
+      <w:proofErr w:type="spellStart"/>
+      <w:r>
+        <w:t>pd.merge</w:t>
+      </w:r>
+      <w:proofErr w:type="spellEnd"/>
+      <w:r>
+        <w:t xml:space="preserve">() performs the operation within Pandas </w:t>
+      </w:r>
+      <w:proofErr w:type="spellStart"/>
+      <w:r>
+        <w:t>DataFrames</w:t>
+      </w:r>
+      <w:proofErr w:type="spellEnd"/>
+      <w:r>
+        <w:t>.</w:t>
+      </w:r>
+    </w:p>
+    <w:p>
+      <w:r>
+        <w:pict w14:anchorId="5A83A449">
+          <v:rect id="_x0000_i1423" style="width:0;height:1.5pt" o:hralign="center" o:hrstd="t" o:hr="t" fillcolor="#a0a0a0" stroked="f"/>
+        </w:pict>
+      </w:r>
+    </w:p>
+    <w:p>
+      <w:pPr>
+        <w:rPr>
+          <w:b/>
+          <w:bCs/>
+        </w:rPr>
+      </w:pPr>
+      <w:r>
+        <w:rPr>
+          <w:b/>
+          <w:bCs/>
+        </w:rPr>
+        <w:t xml:space="preserve">Q3. Why should original </w:t>
+      </w:r>
+      <w:proofErr w:type="spellStart"/>
+      <w:r>
+        <w:rPr>
+          <w:b/>
+          <w:bCs/>
+        </w:rPr>
+        <w:t>DataFrames</w:t>
+      </w:r>
+      <w:proofErr w:type="spellEnd"/>
+      <w:r>
+        <w:rPr>
+          <w:b/>
+          <w:bCs/>
+        </w:rPr>
+        <w:t xml:space="preserve"> not be overwritten?</w:t>
+      </w:r>
+    </w:p>
+    <w:p>
+      <w:r>
+        <w:rPr>
+          <w:b/>
+          <w:bCs/>
+        </w:rPr>
+        <w:t>Answer:</w:t>
+      </w:r>
+    </w:p>
+    <w:p>
+      <w:r>
+        <w:t xml:space="preserve">Overwriting a </w:t>
+      </w:r>
+      <w:proofErr w:type="spellStart"/>
+      <w:r>
+        <w:t>DataFrame</w:t>
+      </w:r>
+      <w:proofErr w:type="spellEnd"/>
+      <w:r>
+        <w:t xml:space="preserve"> replaces the original dataset with another object (such as a Series), making subsequent analyses impossible and increasing debugging complexity.</w:t>
+      </w:r>
+    </w:p>
+    <w:p>
+      <w:r>
+        <w:pict w14:anchorId="07427B36">
+          <v:rect id="_x0000_i1424" style="width:0;height:1.5pt" o:hralign="center" o:hrstd="t" o:hr="t" fillcolor="#a0a0a0" stroked="f"/>
+        </w:pict>
+      </w:r>
+    </w:p>
+    <w:p>
+      <w:pPr>
+        <w:rPr>
+          <w:b/>
+          <w:bCs/>
+        </w:rPr>
+      </w:pPr>
+      <w:r>
+        <w:rPr>
+          <w:b/>
+          <w:bCs/>
+        </w:rPr>
+        <w:t xml:space="preserve">Q4. Why did the </w:t>
+      </w:r>
+      <w:proofErr w:type="spellStart"/>
+      <w:r>
+        <w:rPr>
+          <w:b/>
+          <w:bCs/>
+        </w:rPr>
+        <w:t>KeyError</w:t>
+      </w:r>
+      <w:proofErr w:type="spellEnd"/>
+      <w:r>
+        <w:rPr>
+          <w:b/>
+          <w:bCs/>
+        </w:rPr>
+        <w:t>: '</w:t>
+      </w:r>
+      <w:proofErr w:type="spellStart"/>
+      <w:r>
+        <w:rPr>
+          <w:b/>
+          <w:bCs/>
+        </w:rPr>
+        <w:t>payment_value</w:t>
+      </w:r>
+      <w:proofErr w:type="spellEnd"/>
+      <w:r>
+        <w:rPr>
+          <w:b/>
+          <w:bCs/>
+        </w:rPr>
+        <w:t>' occur?</w:t>
+      </w:r>
+    </w:p>
+    <w:p>
+      <w:r>
+        <w:rPr>
+          <w:b/>
+          <w:bCs/>
+        </w:rPr>
+        <w:t>Answer:</w:t>
+      </w:r>
+    </w:p>
+    <w:p>
+      <w:r>
+        <w:t xml:space="preserve">The original </w:t>
+      </w:r>
+      <w:r>
+        <w:rPr>
+          <w:b/>
+          <w:bCs/>
+        </w:rPr>
+        <w:t>payments</w:t>
+      </w:r>
+      <w:r>
+        <w:t xml:space="preserve"> </w:t>
+      </w:r>
+      <w:proofErr w:type="spellStart"/>
+      <w:r>
+        <w:t>DataFrame</w:t>
+      </w:r>
+      <w:proofErr w:type="spellEnd"/>
+      <w:r>
+        <w:t xml:space="preserve"> was overwritten using </w:t>
+      </w:r>
+      <w:proofErr w:type="spellStart"/>
+      <w:r>
+        <w:t>value_counts</w:t>
+      </w:r>
+      <w:proofErr w:type="spellEnd"/>
+      <w:r>
+        <w:t xml:space="preserve">(), converting it into a Series. Therefore, the </w:t>
+      </w:r>
+      <w:proofErr w:type="spellStart"/>
+      <w:r>
+        <w:rPr>
+          <w:b/>
+          <w:bCs/>
+        </w:rPr>
+        <w:t>payment_value</w:t>
+      </w:r>
+      <w:proofErr w:type="spellEnd"/>
+      <w:r>
+        <w:t xml:space="preserve"> column no longer existed.</w:t>
+      </w:r>
+    </w:p>
+    <w:p>
+      <w:r>
+        <w:pict w14:anchorId="1C7D6F4E">
+          <v:rect id="_x0000_i1425" style="width:0;height:1.5pt" o:hralign="center" o:hrstd="t" o:hr="t" fillcolor="#a0a0a0" stroked="f"/>
+        </w:pict>
+      </w:r>
+    </w:p>
+    <w:p>
+      <w:pPr>
+        <w:rPr>
+          <w:b/>
+          <w:bCs/>
+        </w:rPr>
+      </w:pPr>
+      <w:r>
+        <w:rPr>
+          <w:b/>
+          <w:bCs/>
+        </w:rPr>
+        <w:t>Q5. Why was the category translation table required?</w:t>
+      </w:r>
+    </w:p>
+    <w:p>
+      <w:r>
+        <w:rPr>
+          <w:b/>
+          <w:bCs/>
+        </w:rPr>
+        <w:t>Answer:</w:t>
+      </w:r>
+    </w:p>
+    <w:p>
+      <w:r>
+        <w:t>The original product category names were in Portuguese. The translation table converted them into English, making reports easier to understand.</w:t>
+      </w:r>
+    </w:p>
+    <w:p>
+      <w:r>
+        <w:pict w14:anchorId="1323CF04">
+          <v:rect id="_x0000_i1426" style="width:0;height:1.5pt" o:hralign="center" o:hrstd="t" o:hr="t" fillcolor="#a0a0a0" stroked="f"/>
+        </w:pict>
+      </w:r>
+    </w:p>
+    <w:p>
+      <w:pPr>
+        <w:rPr>
+          <w:b/>
+          <w:bCs/>
+        </w:rPr>
+      </w:pPr>
+      <w:r>
+        <w:rPr>
+          <w:b/>
+          <w:bCs/>
+        </w:rPr>
+        <w:t>Q6. Why is Multi-Table EDA important?</w:t>
+      </w:r>
+    </w:p>
+    <w:p>
+      <w:r>
+        <w:rPr>
+          <w:b/>
+          <w:bCs/>
+        </w:rPr>
+        <w:t>Answer:</w:t>
+      </w:r>
+    </w:p>
+    <w:p>
+      <w:r>
+        <w:t>Most business information is distributed across multiple related tables. Multi-Table EDA combines these datasets to generate comprehensive business insights for reporting and decision-making.</w:t>
+      </w:r>
+    </w:p>
+    <w:p>
+      <w:r>
+        <w:pict w14:anchorId="5FC99176">
+          <v:rect id="_x0000_i1427" style="width:0;height:1.5pt" o:hralign="center" o:hrstd="t" o:hr="t" fillcolor="#a0a0a0" stroked="f"/>
+        </w:pict>
+      </w:r>
+    </w:p>
+    <w:p>
+      <w:pPr>
+        <w:rPr>
+          <w:b/>
+          <w:bCs/>
+        </w:rPr>
+      </w:pPr>
+      <w:r>
+        <w:rPr>
+          <w:b/>
+          <w:bCs/>
+        </w:rPr>
+        <w:lastRenderedPageBreak/>
+        <w:t>20.20 Skills Demonstrated</w:t>
+      </w:r>
+    </w:p>
+    <w:p>
+      <w:pPr>
+        <w:numPr>
+          <w:ilvl w:val="0"/>
+          <w:numId w:val="118"/>
+        </w:numPr>
+      </w:pPr>
+      <w:r>
+        <w:t>Multi-Table Data Analysis</w:t>
+      </w:r>
+    </w:p>
+    <w:p>
+      <w:pPr>
+        <w:numPr>
+          <w:ilvl w:val="0"/>
+          <w:numId w:val="118"/>
+        </w:numPr>
+      </w:pPr>
+      <w:r>
+        <w:t>Pandas Merge</w:t>
+      </w:r>
+    </w:p>
+    <w:p>
+      <w:pPr>
+        <w:numPr>
+          <w:ilvl w:val="0"/>
+          <w:numId w:val="118"/>
+        </w:numPr>
+      </w:pPr>
+      <w:r>
+        <w:t>SQL Thinking in Python</w:t>
+      </w:r>
+    </w:p>
+    <w:p>
+      <w:pPr>
+        <w:numPr>
+          <w:ilvl w:val="0"/>
+          <w:numId w:val="118"/>
+        </w:numPr>
+      </w:pPr>
+      <w:r>
+        <w:t>Data Integration</w:t>
+      </w:r>
+    </w:p>
+    <w:p>
+      <w:pPr>
+        <w:numPr>
+          <w:ilvl w:val="0"/>
+          <w:numId w:val="118"/>
+        </w:numPr>
+      </w:pPr>
+      <w:r>
+        <w:t>Revenue Analysis</w:t>
+      </w:r>
+    </w:p>
+    <w:p>
+      <w:pPr>
+        <w:numPr>
+          <w:ilvl w:val="0"/>
+          <w:numId w:val="118"/>
+        </w:numPr>
+      </w:pPr>
+      <w:r>
+        <w:t>Customer Analysis</w:t>
+      </w:r>
+    </w:p>
+    <w:p>
+      <w:pPr>
+        <w:numPr>
+          <w:ilvl w:val="0"/>
+          <w:numId w:val="118"/>
+        </w:numPr>
+      </w:pPr>
+      <w:r>
+        <w:t>Product Category Analysis</w:t>
+      </w:r>
+    </w:p>
+    <w:p>
+      <w:pPr>
+        <w:numPr>
+          <w:ilvl w:val="0"/>
+          <w:numId w:val="118"/>
+        </w:numPr>
+      </w:pPr>
+      <w:r>
+        <w:t>Payment Analysis</w:t>
+      </w:r>
+    </w:p>
+    <w:p>
+      <w:pPr>
+        <w:numPr>
+          <w:ilvl w:val="0"/>
+          <w:numId w:val="118"/>
+        </w:numPr>
+      </w:pPr>
+      <w:r>
+        <w:t>Review Score Analysis</w:t>
+      </w:r>
+    </w:p>
+    <w:p>
+      <w:pPr>
+        <w:numPr>
+          <w:ilvl w:val="0"/>
+          <w:numId w:val="118"/>
+        </w:numPr>
+      </w:pPr>
+      <w:r>
+        <w:t>Business Intelligence</w:t>
+      </w:r>
+    </w:p>
+    <w:p>
+      <w:pPr>
+        <w:numPr>
+          <w:ilvl w:val="0"/>
+          <w:numId w:val="118"/>
+        </w:numPr>
+      </w:pPr>
+      <w:r>
+        <w:t>Data Visualization</w:t>
+      </w:r>
+    </w:p>
+    <w:p>
+      <w:pPr>
+        <w:numPr>
+          <w:ilvl w:val="0"/>
+          <w:numId w:val="118"/>
+        </w:numPr>
+      </w:pPr>
+      <w:r>
+        <w:t>Python Debugging</w:t>
+      </w:r>
+    </w:p>
+    <w:p>
+      <w:pPr>
+        <w:numPr>
+          <w:ilvl w:val="0"/>
+          <w:numId w:val="118"/>
+        </w:numPr>
+      </w:pPr>
+      <w:r>
+        <w:t>Professional Coding Practices</w:t>
+      </w:r>
+    </w:p>
+    <w:p>
+      <w:r>
+        <w:pict w14:anchorId="52DE40DF">
+          <v:rect id="_x0000_i1428" style="width:0;height:1.5pt" o:hralign="center" o:hrstd="t" o:hr="t" fillcolor="#a0a0a0" stroked="f"/>
+        </w:pict>
+      </w:r>
+    </w:p>
+    <w:p>
+      <w:pPr>
+        <w:rPr>
+          <w:b/>
+          <w:bCs/>
+        </w:rPr>
+      </w:pPr>
+      <w:r>
+        <w:rPr>
+          <w:b/>
+          <w:bCs/>
+        </w:rPr>
+        <w:t>20.21 Key Learning</w:t>
+      </w:r>
+    </w:p>
+    <w:p>
+      <w:r>
+        <w:t xml:space="preserve">Day 11 extended Exploratory Data Analysis from a single-table approach to a multi-table analytical workflow. By integrating data from customers, orders, products, payments, and reviews using </w:t>
+      </w:r>
+      <w:proofErr w:type="spellStart"/>
+      <w:r>
+        <w:t>pd.merge</w:t>
+      </w:r>
+      <w:proofErr w:type="spellEnd"/>
+      <w:r>
+        <w:t xml:space="preserve">(), meaningful business insights were generated. This phase also emphasized industry best practices such as preserving original </w:t>
+      </w:r>
+      <w:proofErr w:type="spellStart"/>
+      <w:r>
+        <w:t>DataFrames</w:t>
+      </w:r>
+      <w:proofErr w:type="spellEnd"/>
+      <w:r>
+        <w:t>, writing reusable code, and debugging common errors, preparing the project for the final Power BI dashboard development.</w:t>
       </w:r>
     </w:p>
     <w:p/>
@@ -27662,6 +30888,155 @@
     </w:lvl>
   </w:abstractNum>
   <w:abstractNum w:abstractNumId="5" w15:restartNumberingAfterBreak="0">
+    <w:nsid w:val="05412E0A"/>
+    <w:multiLevelType w:val="multilevel"/>
+    <w:tmpl w:val="E7A89478"/>
+    <w:lvl w:ilvl="0">
+      <w:start w:val="1"/>
+      <w:numFmt w:val="bullet"/>
+      <w:lvlText w:val=""/>
+      <w:lvlJc w:val="left"/>
+      <w:pPr>
+        <w:tabs>
+          <w:tab w:val="num" w:pos="720"/>
+        </w:tabs>
+        <w:ind w:left="720" w:hanging="360"/>
+      </w:pPr>
+      <w:rPr>
+        <w:rFonts w:ascii="Symbol" w:hAnsi="Symbol" w:hint="default"/>
+        <w:sz w:val="20"/>
+      </w:rPr>
+    </w:lvl>
+    <w:lvl w:ilvl="1" w:tentative="1">
+      <w:start w:val="1"/>
+      <w:numFmt w:val="bullet"/>
+      <w:lvlText w:val="o"/>
+      <w:lvlJc w:val="left"/>
+      <w:pPr>
+        <w:tabs>
+          <w:tab w:val="num" w:pos="1440"/>
+        </w:tabs>
+        <w:ind w:left="1440" w:hanging="360"/>
+      </w:pPr>
+      <w:rPr>
+        <w:rFonts w:ascii="Courier New" w:hAnsi="Courier New" w:hint="default"/>
+        <w:sz w:val="20"/>
+      </w:rPr>
+    </w:lvl>
+    <w:lvl w:ilvl="2" w:tentative="1">
+      <w:start w:val="1"/>
+      <w:numFmt w:val="bullet"/>
+      <w:lvlText w:val=""/>
+      <w:lvlJc w:val="left"/>
+      <w:pPr>
+        <w:tabs>
+          <w:tab w:val="num" w:pos="2160"/>
+        </w:tabs>
+        <w:ind w:left="2160" w:hanging="360"/>
+      </w:pPr>
+      <w:rPr>
+        <w:rFonts w:ascii="Wingdings" w:hAnsi="Wingdings" w:hint="default"/>
+        <w:sz w:val="20"/>
+      </w:rPr>
+    </w:lvl>
+    <w:lvl w:ilvl="3" w:tentative="1">
+      <w:start w:val="1"/>
+      <w:numFmt w:val="bullet"/>
+      <w:lvlText w:val=""/>
+      <w:lvlJc w:val="left"/>
+      <w:pPr>
+        <w:tabs>
+          <w:tab w:val="num" w:pos="2880"/>
+        </w:tabs>
+        <w:ind w:left="2880" w:hanging="360"/>
+      </w:pPr>
+      <w:rPr>
+        <w:rFonts w:ascii="Wingdings" w:hAnsi="Wingdings" w:hint="default"/>
+        <w:sz w:val="20"/>
+      </w:rPr>
+    </w:lvl>
+    <w:lvl w:ilvl="4" w:tentative="1">
+      <w:start w:val="1"/>
+      <w:numFmt w:val="bullet"/>
+      <w:lvlText w:val=""/>
+      <w:lvlJc w:val="left"/>
+      <w:pPr>
+        <w:tabs>
+          <w:tab w:val="num" w:pos="3600"/>
+        </w:tabs>
+        <w:ind w:left="3600" w:hanging="360"/>
+      </w:pPr>
+      <w:rPr>
+        <w:rFonts w:ascii="Wingdings" w:hAnsi="Wingdings" w:hint="default"/>
+        <w:sz w:val="20"/>
+      </w:rPr>
+    </w:lvl>
+    <w:lvl w:ilvl="5" w:tentative="1">
+      <w:start w:val="1"/>
+      <w:numFmt w:val="bullet"/>
+      <w:lvlText w:val=""/>
+      <w:lvlJc w:val="left"/>
+      <w:pPr>
+        <w:tabs>
+          <w:tab w:val="num" w:pos="4320"/>
+        </w:tabs>
+        <w:ind w:left="4320" w:hanging="360"/>
+      </w:pPr>
+      <w:rPr>
+        <w:rFonts w:ascii="Wingdings" w:hAnsi="Wingdings" w:hint="default"/>
+        <w:sz w:val="20"/>
+      </w:rPr>
+    </w:lvl>
+    <w:lvl w:ilvl="6" w:tentative="1">
+      <w:start w:val="1"/>
+      <w:numFmt w:val="bullet"/>
+      <w:lvlText w:val=""/>
+      <w:lvlJc w:val="left"/>
+      <w:pPr>
+        <w:tabs>
+          <w:tab w:val="num" w:pos="5040"/>
+        </w:tabs>
+        <w:ind w:left="5040" w:hanging="360"/>
+      </w:pPr>
+      <w:rPr>
+        <w:rFonts w:ascii="Wingdings" w:hAnsi="Wingdings" w:hint="default"/>
+        <w:sz w:val="20"/>
+      </w:rPr>
+    </w:lvl>
+    <w:lvl w:ilvl="7" w:tentative="1">
+      <w:start w:val="1"/>
+      <w:numFmt w:val="bullet"/>
+      <w:lvlText w:val=""/>
+      <w:lvlJc w:val="left"/>
+      <w:pPr>
+        <w:tabs>
+          <w:tab w:val="num" w:pos="5760"/>
+        </w:tabs>
+        <w:ind w:left="5760" w:hanging="360"/>
+      </w:pPr>
+      <w:rPr>
+        <w:rFonts w:ascii="Wingdings" w:hAnsi="Wingdings" w:hint="default"/>
+        <w:sz w:val="20"/>
+      </w:rPr>
+    </w:lvl>
+    <w:lvl w:ilvl="8" w:tentative="1">
+      <w:start w:val="1"/>
+      <w:numFmt w:val="bullet"/>
+      <w:lvlText w:val=""/>
+      <w:lvlJc w:val="left"/>
+      <w:pPr>
+        <w:tabs>
+          <w:tab w:val="num" w:pos="6480"/>
+        </w:tabs>
+        <w:ind w:left="6480" w:hanging="360"/>
+      </w:pPr>
+      <w:rPr>
+        <w:rFonts w:ascii="Wingdings" w:hAnsi="Wingdings" w:hint="default"/>
+        <w:sz w:val="20"/>
+      </w:rPr>
+    </w:lvl>
+  </w:abstractNum>
+  <w:abstractNum w:abstractNumId="6" w15:restartNumberingAfterBreak="0">
     <w:nsid w:val="088E6EF6"/>
     <w:multiLevelType w:val="multilevel"/>
     <w:tmpl w:val="5950A766"/>
@@ -27810,7 +31185,7 @@
       </w:rPr>
     </w:lvl>
   </w:abstractNum>
-  <w:abstractNum w:abstractNumId="6" w15:restartNumberingAfterBreak="0">
+  <w:abstractNum w:abstractNumId="7" w15:restartNumberingAfterBreak="0">
     <w:nsid w:val="0A2E2FE5"/>
     <w:multiLevelType w:val="multilevel"/>
     <w:tmpl w:val="2D28D394"/>
@@ -27959,7 +31334,7 @@
       </w:rPr>
     </w:lvl>
   </w:abstractNum>
-  <w:abstractNum w:abstractNumId="7" w15:restartNumberingAfterBreak="0">
+  <w:abstractNum w:abstractNumId="8" w15:restartNumberingAfterBreak="0">
     <w:nsid w:val="0A551FA7"/>
     <w:multiLevelType w:val="multilevel"/>
     <w:tmpl w:val="E90C2170"/>
@@ -28108,7 +31483,156 @@
       </w:rPr>
     </w:lvl>
   </w:abstractNum>
-  <w:abstractNum w:abstractNumId="8" w15:restartNumberingAfterBreak="0">
+  <w:abstractNum w:abstractNumId="9" w15:restartNumberingAfterBreak="0">
+    <w:nsid w:val="0A7267E1"/>
+    <w:multiLevelType w:val="multilevel"/>
+    <w:tmpl w:val="EB5E369E"/>
+    <w:lvl w:ilvl="0">
+      <w:start w:val="1"/>
+      <w:numFmt w:val="bullet"/>
+      <w:lvlText w:val=""/>
+      <w:lvlJc w:val="left"/>
+      <w:pPr>
+        <w:tabs>
+          <w:tab w:val="num" w:pos="720"/>
+        </w:tabs>
+        <w:ind w:left="720" w:hanging="360"/>
+      </w:pPr>
+      <w:rPr>
+        <w:rFonts w:ascii="Symbol" w:hAnsi="Symbol" w:hint="default"/>
+        <w:sz w:val="20"/>
+      </w:rPr>
+    </w:lvl>
+    <w:lvl w:ilvl="1" w:tentative="1">
+      <w:start w:val="1"/>
+      <w:numFmt w:val="bullet"/>
+      <w:lvlText w:val="o"/>
+      <w:lvlJc w:val="left"/>
+      <w:pPr>
+        <w:tabs>
+          <w:tab w:val="num" w:pos="1440"/>
+        </w:tabs>
+        <w:ind w:left="1440" w:hanging="360"/>
+      </w:pPr>
+      <w:rPr>
+        <w:rFonts w:ascii="Courier New" w:hAnsi="Courier New" w:hint="default"/>
+        <w:sz w:val="20"/>
+      </w:rPr>
+    </w:lvl>
+    <w:lvl w:ilvl="2" w:tentative="1">
+      <w:start w:val="1"/>
+      <w:numFmt w:val="bullet"/>
+      <w:lvlText w:val=""/>
+      <w:lvlJc w:val="left"/>
+      <w:pPr>
+        <w:tabs>
+          <w:tab w:val="num" w:pos="2160"/>
+        </w:tabs>
+        <w:ind w:left="2160" w:hanging="360"/>
+      </w:pPr>
+      <w:rPr>
+        <w:rFonts w:ascii="Wingdings" w:hAnsi="Wingdings" w:hint="default"/>
+        <w:sz w:val="20"/>
+      </w:rPr>
+    </w:lvl>
+    <w:lvl w:ilvl="3" w:tentative="1">
+      <w:start w:val="1"/>
+      <w:numFmt w:val="bullet"/>
+      <w:lvlText w:val=""/>
+      <w:lvlJc w:val="left"/>
+      <w:pPr>
+        <w:tabs>
+          <w:tab w:val="num" w:pos="2880"/>
+        </w:tabs>
+        <w:ind w:left="2880" w:hanging="360"/>
+      </w:pPr>
+      <w:rPr>
+        <w:rFonts w:ascii="Wingdings" w:hAnsi="Wingdings" w:hint="default"/>
+        <w:sz w:val="20"/>
+      </w:rPr>
+    </w:lvl>
+    <w:lvl w:ilvl="4" w:tentative="1">
+      <w:start w:val="1"/>
+      <w:numFmt w:val="bullet"/>
+      <w:lvlText w:val=""/>
+      <w:lvlJc w:val="left"/>
+      <w:pPr>
+        <w:tabs>
+          <w:tab w:val="num" w:pos="3600"/>
+        </w:tabs>
+        <w:ind w:left="3600" w:hanging="360"/>
+      </w:pPr>
+      <w:rPr>
+        <w:rFonts w:ascii="Wingdings" w:hAnsi="Wingdings" w:hint="default"/>
+        <w:sz w:val="20"/>
+      </w:rPr>
+    </w:lvl>
+    <w:lvl w:ilvl="5" w:tentative="1">
+      <w:start w:val="1"/>
+      <w:numFmt w:val="bullet"/>
+      <w:lvlText w:val=""/>
+      <w:lvlJc w:val="left"/>
+      <w:pPr>
+        <w:tabs>
+          <w:tab w:val="num" w:pos="4320"/>
+        </w:tabs>
+        <w:ind w:left="4320" w:hanging="360"/>
+      </w:pPr>
+      <w:rPr>
+        <w:rFonts w:ascii="Wingdings" w:hAnsi="Wingdings" w:hint="default"/>
+        <w:sz w:val="20"/>
+      </w:rPr>
+    </w:lvl>
+    <w:lvl w:ilvl="6" w:tentative="1">
+      <w:start w:val="1"/>
+      <w:numFmt w:val="bullet"/>
+      <w:lvlText w:val=""/>
+      <w:lvlJc w:val="left"/>
+      <w:pPr>
+        <w:tabs>
+          <w:tab w:val="num" w:pos="5040"/>
+        </w:tabs>
+        <w:ind w:left="5040" w:hanging="360"/>
+      </w:pPr>
+      <w:rPr>
+        <w:rFonts w:ascii="Wingdings" w:hAnsi="Wingdings" w:hint="default"/>
+        <w:sz w:val="20"/>
+      </w:rPr>
+    </w:lvl>
+    <w:lvl w:ilvl="7" w:tentative="1">
+      <w:start w:val="1"/>
+      <w:numFmt w:val="bullet"/>
+      <w:lvlText w:val=""/>
+      <w:lvlJc w:val="left"/>
+      <w:pPr>
+        <w:tabs>
+          <w:tab w:val="num" w:pos="5760"/>
+        </w:tabs>
+        <w:ind w:left="5760" w:hanging="360"/>
+      </w:pPr>
+      <w:rPr>
+        <w:rFonts w:ascii="Wingdings" w:hAnsi="Wingdings" w:hint="default"/>
+        <w:sz w:val="20"/>
+      </w:rPr>
+    </w:lvl>
+    <w:lvl w:ilvl="8" w:tentative="1">
+      <w:start w:val="1"/>
+      <w:numFmt w:val="bullet"/>
+      <w:lvlText w:val=""/>
+      <w:lvlJc w:val="left"/>
+      <w:pPr>
+        <w:tabs>
+          <w:tab w:val="num" w:pos="6480"/>
+        </w:tabs>
+        <w:ind w:left="6480" w:hanging="360"/>
+      </w:pPr>
+      <w:rPr>
+        <w:rFonts w:ascii="Wingdings" w:hAnsi="Wingdings" w:hint="default"/>
+        <w:sz w:val="20"/>
+      </w:rPr>
+    </w:lvl>
+  </w:abstractNum>
+  <w:abstractNum w:abstractNumId="10" w15:restartNumberingAfterBreak="0">
     <w:nsid w:val="0B796136"/>
     <w:multiLevelType w:val="multilevel"/>
     <w:tmpl w:val="3C307B9E"/>
@@ -28257,7 +31781,156 @@
       </w:rPr>
     </w:lvl>
   </w:abstractNum>
-  <w:abstractNum w:abstractNumId="9" w15:restartNumberingAfterBreak="0">
+  <w:abstractNum w:abstractNumId="11" w15:restartNumberingAfterBreak="0">
+    <w:nsid w:val="0BB25911"/>
+    <w:multiLevelType w:val="multilevel"/>
+    <w:tmpl w:val="70E817DE"/>
+    <w:lvl w:ilvl="0">
+      <w:start w:val="1"/>
+      <w:numFmt w:val="bullet"/>
+      <w:lvlText w:val=""/>
+      <w:lvlJc w:val="left"/>
+      <w:pPr>
+        <w:tabs>
+          <w:tab w:val="num" w:pos="720"/>
+        </w:tabs>
+        <w:ind w:left="720" w:hanging="360"/>
+      </w:pPr>
+      <w:rPr>
+        <w:rFonts w:ascii="Symbol" w:hAnsi="Symbol" w:hint="default"/>
+        <w:sz w:val="20"/>
+      </w:rPr>
+    </w:lvl>
+    <w:lvl w:ilvl="1" w:tentative="1">
+      <w:start w:val="1"/>
+      <w:numFmt w:val="bullet"/>
+      <w:lvlText w:val="o"/>
+      <w:lvlJc w:val="left"/>
+      <w:pPr>
+        <w:tabs>
+          <w:tab w:val="num" w:pos="1440"/>
+        </w:tabs>
+        <w:ind w:left="1440" w:hanging="360"/>
+      </w:pPr>
+      <w:rPr>
+        <w:rFonts w:ascii="Courier New" w:hAnsi="Courier New" w:hint="default"/>
+        <w:sz w:val="20"/>
+      </w:rPr>
+    </w:lvl>
+    <w:lvl w:ilvl="2" w:tentative="1">
+      <w:start w:val="1"/>
+      <w:numFmt w:val="bullet"/>
+      <w:lvlText w:val=""/>
+      <w:lvlJc w:val="left"/>
+      <w:pPr>
+        <w:tabs>
+          <w:tab w:val="num" w:pos="2160"/>
+        </w:tabs>
+        <w:ind w:left="2160" w:hanging="360"/>
+      </w:pPr>
+      <w:rPr>
+        <w:rFonts w:ascii="Wingdings" w:hAnsi="Wingdings" w:hint="default"/>
+        <w:sz w:val="20"/>
+      </w:rPr>
+    </w:lvl>
+    <w:lvl w:ilvl="3" w:tentative="1">
+      <w:start w:val="1"/>
+      <w:numFmt w:val="bullet"/>
+      <w:lvlText w:val=""/>
+      <w:lvlJc w:val="left"/>
+      <w:pPr>
+        <w:tabs>
+          <w:tab w:val="num" w:pos="2880"/>
+        </w:tabs>
+        <w:ind w:left="2880" w:hanging="360"/>
+      </w:pPr>
+      <w:rPr>
+        <w:rFonts w:ascii="Wingdings" w:hAnsi="Wingdings" w:hint="default"/>
+        <w:sz w:val="20"/>
+      </w:rPr>
+    </w:lvl>
+    <w:lvl w:ilvl="4" w:tentative="1">
+      <w:start w:val="1"/>
+      <w:numFmt w:val="bullet"/>
+      <w:lvlText w:val=""/>
+      <w:lvlJc w:val="left"/>
+      <w:pPr>
+        <w:tabs>
+          <w:tab w:val="num" w:pos="3600"/>
+        </w:tabs>
+        <w:ind w:left="3600" w:hanging="360"/>
+      </w:pPr>
+      <w:rPr>
+        <w:rFonts w:ascii="Wingdings" w:hAnsi="Wingdings" w:hint="default"/>
+        <w:sz w:val="20"/>
+      </w:rPr>
+    </w:lvl>
+    <w:lvl w:ilvl="5" w:tentative="1">
+      <w:start w:val="1"/>
+      <w:numFmt w:val="bullet"/>
+      <w:lvlText w:val=""/>
+      <w:lvlJc w:val="left"/>
+      <w:pPr>
+        <w:tabs>
+          <w:tab w:val="num" w:pos="4320"/>
+        </w:tabs>
+        <w:ind w:left="4320" w:hanging="360"/>
+      </w:pPr>
+      <w:rPr>
+        <w:rFonts w:ascii="Wingdings" w:hAnsi="Wingdings" w:hint="default"/>
+        <w:sz w:val="20"/>
+      </w:rPr>
+    </w:lvl>
+    <w:lvl w:ilvl="6" w:tentative="1">
+      <w:start w:val="1"/>
+      <w:numFmt w:val="bullet"/>
+      <w:lvlText w:val=""/>
+      <w:lvlJc w:val="left"/>
+      <w:pPr>
+        <w:tabs>
+          <w:tab w:val="num" w:pos="5040"/>
+        </w:tabs>
+        <w:ind w:left="5040" w:hanging="360"/>
+      </w:pPr>
+      <w:rPr>
+        <w:rFonts w:ascii="Wingdings" w:hAnsi="Wingdings" w:hint="default"/>
+        <w:sz w:val="20"/>
+      </w:rPr>
+    </w:lvl>
+    <w:lvl w:ilvl="7" w:tentative="1">
+      <w:start w:val="1"/>
+      <w:numFmt w:val="bullet"/>
+      <w:lvlText w:val=""/>
+      <w:lvlJc w:val="left"/>
+      <w:pPr>
+        <w:tabs>
+          <w:tab w:val="num" w:pos="5760"/>
+        </w:tabs>
+        <w:ind w:left="5760" w:hanging="360"/>
+      </w:pPr>
+      <w:rPr>
+        <w:rFonts w:ascii="Wingdings" w:hAnsi="Wingdings" w:hint="default"/>
+        <w:sz w:val="20"/>
+      </w:rPr>
+    </w:lvl>
+    <w:lvl w:ilvl="8" w:tentative="1">
+      <w:start w:val="1"/>
+      <w:numFmt w:val="bullet"/>
+      <w:lvlText w:val=""/>
+      <w:lvlJc w:val="left"/>
+      <w:pPr>
+        <w:tabs>
+          <w:tab w:val="num" w:pos="6480"/>
+        </w:tabs>
+        <w:ind w:left="6480" w:hanging="360"/>
+      </w:pPr>
+      <w:rPr>
+        <w:rFonts w:ascii="Wingdings" w:hAnsi="Wingdings" w:hint="default"/>
+        <w:sz w:val="20"/>
+      </w:rPr>
+    </w:lvl>
+  </w:abstractNum>
+  <w:abstractNum w:abstractNumId="12" w15:restartNumberingAfterBreak="0">
     <w:nsid w:val="0C5E2602"/>
     <w:multiLevelType w:val="multilevel"/>
     <w:tmpl w:val="C96A66E2"/>
@@ -28406,7 +32079,305 @@
       </w:rPr>
     </w:lvl>
   </w:abstractNum>
-  <w:abstractNum w:abstractNumId="10" w15:restartNumberingAfterBreak="0">
+  <w:abstractNum w:abstractNumId="13" w15:restartNumberingAfterBreak="0">
+    <w:nsid w:val="0C721938"/>
+    <w:multiLevelType w:val="multilevel"/>
+    <w:tmpl w:val="5A6C6D60"/>
+    <w:lvl w:ilvl="0">
+      <w:start w:val="1"/>
+      <w:numFmt w:val="bullet"/>
+      <w:lvlText w:val=""/>
+      <w:lvlJc w:val="left"/>
+      <w:pPr>
+        <w:tabs>
+          <w:tab w:val="num" w:pos="720"/>
+        </w:tabs>
+        <w:ind w:left="720" w:hanging="360"/>
+      </w:pPr>
+      <w:rPr>
+        <w:rFonts w:ascii="Symbol" w:hAnsi="Symbol" w:hint="default"/>
+        <w:sz w:val="20"/>
+      </w:rPr>
+    </w:lvl>
+    <w:lvl w:ilvl="1" w:tentative="1">
+      <w:start w:val="1"/>
+      <w:numFmt w:val="bullet"/>
+      <w:lvlText w:val="o"/>
+      <w:lvlJc w:val="left"/>
+      <w:pPr>
+        <w:tabs>
+          <w:tab w:val="num" w:pos="1440"/>
+        </w:tabs>
+        <w:ind w:left="1440" w:hanging="360"/>
+      </w:pPr>
+      <w:rPr>
+        <w:rFonts w:ascii="Courier New" w:hAnsi="Courier New" w:hint="default"/>
+        <w:sz w:val="20"/>
+      </w:rPr>
+    </w:lvl>
+    <w:lvl w:ilvl="2" w:tentative="1">
+      <w:start w:val="1"/>
+      <w:numFmt w:val="bullet"/>
+      <w:lvlText w:val=""/>
+      <w:lvlJc w:val="left"/>
+      <w:pPr>
+        <w:tabs>
+          <w:tab w:val="num" w:pos="2160"/>
+        </w:tabs>
+        <w:ind w:left="2160" w:hanging="360"/>
+      </w:pPr>
+      <w:rPr>
+        <w:rFonts w:ascii="Wingdings" w:hAnsi="Wingdings" w:hint="default"/>
+        <w:sz w:val="20"/>
+      </w:rPr>
+    </w:lvl>
+    <w:lvl w:ilvl="3" w:tentative="1">
+      <w:start w:val="1"/>
+      <w:numFmt w:val="bullet"/>
+      <w:lvlText w:val=""/>
+      <w:lvlJc w:val="left"/>
+      <w:pPr>
+        <w:tabs>
+          <w:tab w:val="num" w:pos="2880"/>
+        </w:tabs>
+        <w:ind w:left="2880" w:hanging="360"/>
+      </w:pPr>
+      <w:rPr>
+        <w:rFonts w:ascii="Wingdings" w:hAnsi="Wingdings" w:hint="default"/>
+        <w:sz w:val="20"/>
+      </w:rPr>
+    </w:lvl>
+    <w:lvl w:ilvl="4" w:tentative="1">
+      <w:start w:val="1"/>
+      <w:numFmt w:val="bullet"/>
+      <w:lvlText w:val=""/>
+      <w:lvlJc w:val="left"/>
+      <w:pPr>
+        <w:tabs>
+          <w:tab w:val="num" w:pos="3600"/>
+        </w:tabs>
+        <w:ind w:left="3600" w:hanging="360"/>
+      </w:pPr>
+      <w:rPr>
+        <w:rFonts w:ascii="Wingdings" w:hAnsi="Wingdings" w:hint="default"/>
+        <w:sz w:val="20"/>
+      </w:rPr>
+    </w:lvl>
+    <w:lvl w:ilvl="5" w:tentative="1">
+      <w:start w:val="1"/>
+      <w:numFmt w:val="bullet"/>
+      <w:lvlText w:val=""/>
+      <w:lvlJc w:val="left"/>
+      <w:pPr>
+        <w:tabs>
+          <w:tab w:val="num" w:pos="4320"/>
+        </w:tabs>
+        <w:ind w:left="4320" w:hanging="360"/>
+      </w:pPr>
+      <w:rPr>
+        <w:rFonts w:ascii="Wingdings" w:hAnsi="Wingdings" w:hint="default"/>
+        <w:sz w:val="20"/>
+      </w:rPr>
+    </w:lvl>
+    <w:lvl w:ilvl="6" w:tentative="1">
+      <w:start w:val="1"/>
+      <w:numFmt w:val="bullet"/>
+      <w:lvlText w:val=""/>
+      <w:lvlJc w:val="left"/>
+      <w:pPr>
+        <w:tabs>
+          <w:tab w:val="num" w:pos="5040"/>
+        </w:tabs>
+        <w:ind w:left="5040" w:hanging="360"/>
+      </w:pPr>
+      <w:rPr>
+        <w:rFonts w:ascii="Wingdings" w:hAnsi="Wingdings" w:hint="default"/>
+        <w:sz w:val="20"/>
+      </w:rPr>
+    </w:lvl>
+    <w:lvl w:ilvl="7" w:tentative="1">
+      <w:start w:val="1"/>
+      <w:numFmt w:val="bullet"/>
+      <w:lvlText w:val=""/>
+      <w:lvlJc w:val="left"/>
+      <w:pPr>
+        <w:tabs>
+          <w:tab w:val="num" w:pos="5760"/>
+        </w:tabs>
+        <w:ind w:left="5760" w:hanging="360"/>
+      </w:pPr>
+      <w:rPr>
+        <w:rFonts w:ascii="Wingdings" w:hAnsi="Wingdings" w:hint="default"/>
+        <w:sz w:val="20"/>
+      </w:rPr>
+    </w:lvl>
+    <w:lvl w:ilvl="8" w:tentative="1">
+      <w:start w:val="1"/>
+      <w:numFmt w:val="bullet"/>
+      <w:lvlText w:val=""/>
+      <w:lvlJc w:val="left"/>
+      <w:pPr>
+        <w:tabs>
+          <w:tab w:val="num" w:pos="6480"/>
+        </w:tabs>
+        <w:ind w:left="6480" w:hanging="360"/>
+      </w:pPr>
+      <w:rPr>
+        <w:rFonts w:ascii="Wingdings" w:hAnsi="Wingdings" w:hint="default"/>
+        <w:sz w:val="20"/>
+      </w:rPr>
+    </w:lvl>
+  </w:abstractNum>
+  <w:abstractNum w:abstractNumId="14" w15:restartNumberingAfterBreak="0">
+    <w:nsid w:val="0D8428B4"/>
+    <w:multiLevelType w:val="multilevel"/>
+    <w:tmpl w:val="7040DFA8"/>
+    <w:lvl w:ilvl="0">
+      <w:start w:val="1"/>
+      <w:numFmt w:val="bullet"/>
+      <w:lvlText w:val=""/>
+      <w:lvlJc w:val="left"/>
+      <w:pPr>
+        <w:tabs>
+          <w:tab w:val="num" w:pos="720"/>
+        </w:tabs>
+        <w:ind w:left="720" w:hanging="360"/>
+      </w:pPr>
+      <w:rPr>
+        <w:rFonts w:ascii="Symbol" w:hAnsi="Symbol" w:hint="default"/>
+        <w:sz w:val="20"/>
+      </w:rPr>
+    </w:lvl>
+    <w:lvl w:ilvl="1" w:tentative="1">
+      <w:start w:val="1"/>
+      <w:numFmt w:val="bullet"/>
+      <w:lvlText w:val="o"/>
+      <w:lvlJc w:val="left"/>
+      <w:pPr>
+        <w:tabs>
+          <w:tab w:val="num" w:pos="1440"/>
+        </w:tabs>
+        <w:ind w:left="1440" w:hanging="360"/>
+      </w:pPr>
+      <w:rPr>
+        <w:rFonts w:ascii="Courier New" w:hAnsi="Courier New" w:hint="default"/>
+        <w:sz w:val="20"/>
+      </w:rPr>
+    </w:lvl>
+    <w:lvl w:ilvl="2" w:tentative="1">
+      <w:start w:val="1"/>
+      <w:numFmt w:val="bullet"/>
+      <w:lvlText w:val=""/>
+      <w:lvlJc w:val="left"/>
+      <w:pPr>
+        <w:tabs>
+          <w:tab w:val="num" w:pos="2160"/>
+        </w:tabs>
+        <w:ind w:left="2160" w:hanging="360"/>
+      </w:pPr>
+      <w:rPr>
+        <w:rFonts w:ascii="Wingdings" w:hAnsi="Wingdings" w:hint="default"/>
+        <w:sz w:val="20"/>
+      </w:rPr>
+    </w:lvl>
+    <w:lvl w:ilvl="3" w:tentative="1">
+      <w:start w:val="1"/>
+      <w:numFmt w:val="bullet"/>
+      <w:lvlText w:val=""/>
+      <w:lvlJc w:val="left"/>
+      <w:pPr>
+        <w:tabs>
+          <w:tab w:val="num" w:pos="2880"/>
+        </w:tabs>
+        <w:ind w:left="2880" w:hanging="360"/>
+      </w:pPr>
+      <w:rPr>
+        <w:rFonts w:ascii="Wingdings" w:hAnsi="Wingdings" w:hint="default"/>
+        <w:sz w:val="20"/>
+      </w:rPr>
+    </w:lvl>
+    <w:lvl w:ilvl="4" w:tentative="1">
+      <w:start w:val="1"/>
+      <w:numFmt w:val="bullet"/>
+      <w:lvlText w:val=""/>
+      <w:lvlJc w:val="left"/>
+      <w:pPr>
+        <w:tabs>
+          <w:tab w:val="num" w:pos="3600"/>
+        </w:tabs>
+        <w:ind w:left="3600" w:hanging="360"/>
+      </w:pPr>
+      <w:rPr>
+        <w:rFonts w:ascii="Wingdings" w:hAnsi="Wingdings" w:hint="default"/>
+        <w:sz w:val="20"/>
+      </w:rPr>
+    </w:lvl>
+    <w:lvl w:ilvl="5" w:tentative="1">
+      <w:start w:val="1"/>
+      <w:numFmt w:val="bullet"/>
+      <w:lvlText w:val=""/>
+      <w:lvlJc w:val="left"/>
+      <w:pPr>
+        <w:tabs>
+          <w:tab w:val="num" w:pos="4320"/>
+        </w:tabs>
+        <w:ind w:left="4320" w:hanging="360"/>
+      </w:pPr>
+      <w:rPr>
+        <w:rFonts w:ascii="Wingdings" w:hAnsi="Wingdings" w:hint="default"/>
+        <w:sz w:val="20"/>
+      </w:rPr>
+    </w:lvl>
+    <w:lvl w:ilvl="6" w:tentative="1">
+      <w:start w:val="1"/>
+      <w:numFmt w:val="bullet"/>
+      <w:lvlText w:val=""/>
+      <w:lvlJc w:val="left"/>
+      <w:pPr>
+        <w:tabs>
+          <w:tab w:val="num" w:pos="5040"/>
+        </w:tabs>
+        <w:ind w:left="5040" w:hanging="360"/>
+      </w:pPr>
+      <w:rPr>
+        <w:rFonts w:ascii="Wingdings" w:hAnsi="Wingdings" w:hint="default"/>
+        <w:sz w:val="20"/>
+      </w:rPr>
+    </w:lvl>
+    <w:lvl w:ilvl="7" w:tentative="1">
+      <w:start w:val="1"/>
+      <w:numFmt w:val="bullet"/>
+      <w:lvlText w:val=""/>
+      <w:lvlJc w:val="left"/>
+      <w:pPr>
+        <w:tabs>
+          <w:tab w:val="num" w:pos="5760"/>
+        </w:tabs>
+        <w:ind w:left="5760" w:hanging="360"/>
+      </w:pPr>
+      <w:rPr>
+        <w:rFonts w:ascii="Wingdings" w:hAnsi="Wingdings" w:hint="default"/>
+        <w:sz w:val="20"/>
+      </w:rPr>
+    </w:lvl>
+    <w:lvl w:ilvl="8" w:tentative="1">
+      <w:start w:val="1"/>
+      <w:numFmt w:val="bullet"/>
+      <w:lvlText w:val=""/>
+      <w:lvlJc w:val="left"/>
+      <w:pPr>
+        <w:tabs>
+          <w:tab w:val="num" w:pos="6480"/>
+        </w:tabs>
+        <w:ind w:left="6480" w:hanging="360"/>
+      </w:pPr>
+      <w:rPr>
+        <w:rFonts w:ascii="Wingdings" w:hAnsi="Wingdings" w:hint="default"/>
+        <w:sz w:val="20"/>
+      </w:rPr>
+    </w:lvl>
+  </w:abstractNum>
+  <w:abstractNum w:abstractNumId="15" w15:restartNumberingAfterBreak="0">
     <w:nsid w:val="10997FD4"/>
     <w:multiLevelType w:val="multilevel"/>
     <w:tmpl w:val="6448A93E"/>
@@ -28555,7 +32526,7 @@
       </w:rPr>
     </w:lvl>
   </w:abstractNum>
-  <w:abstractNum w:abstractNumId="11" w15:restartNumberingAfterBreak="0">
+  <w:abstractNum w:abstractNumId="16" w15:restartNumberingAfterBreak="0">
     <w:nsid w:val="14A81FA2"/>
     <w:multiLevelType w:val="multilevel"/>
     <w:tmpl w:val="8AE61600"/>
@@ -28704,7 +32675,7 @@
       </w:rPr>
     </w:lvl>
   </w:abstractNum>
-  <w:abstractNum w:abstractNumId="12" w15:restartNumberingAfterBreak="0">
+  <w:abstractNum w:abstractNumId="17" w15:restartNumberingAfterBreak="0">
     <w:nsid w:val="161E3CFD"/>
     <w:multiLevelType w:val="multilevel"/>
     <w:tmpl w:val="05841104"/>
@@ -28853,7 +32824,7 @@
       </w:rPr>
     </w:lvl>
   </w:abstractNum>
-  <w:abstractNum w:abstractNumId="13" w15:restartNumberingAfterBreak="0">
+  <w:abstractNum w:abstractNumId="18" w15:restartNumberingAfterBreak="0">
     <w:nsid w:val="18232C03"/>
     <w:multiLevelType w:val="multilevel"/>
     <w:tmpl w:val="767AA4A2"/>
@@ -29002,7 +32973,7 @@
       </w:rPr>
     </w:lvl>
   </w:abstractNum>
-  <w:abstractNum w:abstractNumId="14" w15:restartNumberingAfterBreak="0">
+  <w:abstractNum w:abstractNumId="19" w15:restartNumberingAfterBreak="0">
     <w:nsid w:val="19644A3D"/>
     <w:multiLevelType w:val="multilevel"/>
     <w:tmpl w:val="72B04E32"/>
@@ -29151,7 +33122,7 @@
       </w:rPr>
     </w:lvl>
   </w:abstractNum>
-  <w:abstractNum w:abstractNumId="15" w15:restartNumberingAfterBreak="0">
+  <w:abstractNum w:abstractNumId="20" w15:restartNumberingAfterBreak="0">
     <w:nsid w:val="1A2A7749"/>
     <w:multiLevelType w:val="multilevel"/>
     <w:tmpl w:val="051424D2"/>
@@ -29300,7 +33271,7 @@
       </w:rPr>
     </w:lvl>
   </w:abstractNum>
-  <w:abstractNum w:abstractNumId="16" w15:restartNumberingAfterBreak="0">
+  <w:abstractNum w:abstractNumId="21" w15:restartNumberingAfterBreak="0">
     <w:nsid w:val="1B3E56F6"/>
     <w:multiLevelType w:val="multilevel"/>
     <w:tmpl w:val="BBB003CA"/>
@@ -29449,7 +33420,7 @@
       </w:rPr>
     </w:lvl>
   </w:abstractNum>
-  <w:abstractNum w:abstractNumId="17" w15:restartNumberingAfterBreak="0">
+  <w:abstractNum w:abstractNumId="22" w15:restartNumberingAfterBreak="0">
     <w:nsid w:val="1B747A72"/>
     <w:multiLevelType w:val="multilevel"/>
     <w:tmpl w:val="9392AF80"/>
@@ -29598,7 +33569,7 @@
       </w:rPr>
     </w:lvl>
   </w:abstractNum>
-  <w:abstractNum w:abstractNumId="18" w15:restartNumberingAfterBreak="0">
+  <w:abstractNum w:abstractNumId="23" w15:restartNumberingAfterBreak="0">
     <w:nsid w:val="1B900C96"/>
     <w:multiLevelType w:val="multilevel"/>
     <w:tmpl w:val="2F2E7E86"/>
@@ -29747,7 +33718,7 @@
       </w:rPr>
     </w:lvl>
   </w:abstractNum>
-  <w:abstractNum w:abstractNumId="19" w15:restartNumberingAfterBreak="0">
+  <w:abstractNum w:abstractNumId="24" w15:restartNumberingAfterBreak="0">
     <w:nsid w:val="1D7B222D"/>
     <w:multiLevelType w:val="multilevel"/>
     <w:tmpl w:val="B1A0D8E6"/>
@@ -29896,7 +33867,156 @@
       </w:rPr>
     </w:lvl>
   </w:abstractNum>
-  <w:abstractNum w:abstractNumId="20" w15:restartNumberingAfterBreak="0">
+  <w:abstractNum w:abstractNumId="25" w15:restartNumberingAfterBreak="0">
+    <w:nsid w:val="1FD86200"/>
+    <w:multiLevelType w:val="multilevel"/>
+    <w:tmpl w:val="EFE6DB04"/>
+    <w:lvl w:ilvl="0">
+      <w:start w:val="1"/>
+      <w:numFmt w:val="bullet"/>
+      <w:lvlText w:val=""/>
+      <w:lvlJc w:val="left"/>
+      <w:pPr>
+        <w:tabs>
+          <w:tab w:val="num" w:pos="720"/>
+        </w:tabs>
+        <w:ind w:left="720" w:hanging="360"/>
+      </w:pPr>
+      <w:rPr>
+        <w:rFonts w:ascii="Symbol" w:hAnsi="Symbol" w:hint="default"/>
+        <w:sz w:val="20"/>
+      </w:rPr>
+    </w:lvl>
+    <w:lvl w:ilvl="1" w:tentative="1">
+      <w:start w:val="1"/>
+      <w:numFmt w:val="bullet"/>
+      <w:lvlText w:val="o"/>
+      <w:lvlJc w:val="left"/>
+      <w:pPr>
+        <w:tabs>
+          <w:tab w:val="num" w:pos="1440"/>
+        </w:tabs>
+        <w:ind w:left="1440" w:hanging="360"/>
+      </w:pPr>
+      <w:rPr>
+        <w:rFonts w:ascii="Courier New" w:hAnsi="Courier New" w:hint="default"/>
+        <w:sz w:val="20"/>
+      </w:rPr>
+    </w:lvl>
+    <w:lvl w:ilvl="2" w:tentative="1">
+      <w:start w:val="1"/>
+      <w:numFmt w:val="bullet"/>
+      <w:lvlText w:val=""/>
+      <w:lvlJc w:val="left"/>
+      <w:pPr>
+        <w:tabs>
+          <w:tab w:val="num" w:pos="2160"/>
+        </w:tabs>
+        <w:ind w:left="2160" w:hanging="360"/>
+      </w:pPr>
+      <w:rPr>
+        <w:rFonts w:ascii="Wingdings" w:hAnsi="Wingdings" w:hint="default"/>
+        <w:sz w:val="20"/>
+      </w:rPr>
+    </w:lvl>
+    <w:lvl w:ilvl="3" w:tentative="1">
+      <w:start w:val="1"/>
+      <w:numFmt w:val="bullet"/>
+      <w:lvlText w:val=""/>
+      <w:lvlJc w:val="left"/>
+      <w:pPr>
+        <w:tabs>
+          <w:tab w:val="num" w:pos="2880"/>
+        </w:tabs>
+        <w:ind w:left="2880" w:hanging="360"/>
+      </w:pPr>
+      <w:rPr>
+        <w:rFonts w:ascii="Wingdings" w:hAnsi="Wingdings" w:hint="default"/>
+        <w:sz w:val="20"/>
+      </w:rPr>
+    </w:lvl>
+    <w:lvl w:ilvl="4" w:tentative="1">
+      <w:start w:val="1"/>
+      <w:numFmt w:val="bullet"/>
+      <w:lvlText w:val=""/>
+      <w:lvlJc w:val="left"/>
+      <w:pPr>
+        <w:tabs>
+          <w:tab w:val="num" w:pos="3600"/>
+        </w:tabs>
+        <w:ind w:left="3600" w:hanging="360"/>
+      </w:pPr>
+      <w:rPr>
+        <w:rFonts w:ascii="Wingdings" w:hAnsi="Wingdings" w:hint="default"/>
+        <w:sz w:val="20"/>
+      </w:rPr>
+    </w:lvl>
+    <w:lvl w:ilvl="5" w:tentative="1">
+      <w:start w:val="1"/>
+      <w:numFmt w:val="bullet"/>
+      <w:lvlText w:val=""/>
+      <w:lvlJc w:val="left"/>
+      <w:pPr>
+        <w:tabs>
+          <w:tab w:val="num" w:pos="4320"/>
+        </w:tabs>
+        <w:ind w:left="4320" w:hanging="360"/>
+      </w:pPr>
+      <w:rPr>
+        <w:rFonts w:ascii="Wingdings" w:hAnsi="Wingdings" w:hint="default"/>
+        <w:sz w:val="20"/>
+      </w:rPr>
+    </w:lvl>
+    <w:lvl w:ilvl="6" w:tentative="1">
+      <w:start w:val="1"/>
+      <w:numFmt w:val="bullet"/>
+      <w:lvlText w:val=""/>
+      <w:lvlJc w:val="left"/>
+      <w:pPr>
+        <w:tabs>
+          <w:tab w:val="num" w:pos="5040"/>
+        </w:tabs>
+        <w:ind w:left="5040" w:hanging="360"/>
+      </w:pPr>
+      <w:rPr>
+        <w:rFonts w:ascii="Wingdings" w:hAnsi="Wingdings" w:hint="default"/>
+        <w:sz w:val="20"/>
+      </w:rPr>
+    </w:lvl>
+    <w:lvl w:ilvl="7" w:tentative="1">
+      <w:start w:val="1"/>
+      <w:numFmt w:val="bullet"/>
+      <w:lvlText w:val=""/>
+      <w:lvlJc w:val="left"/>
+      <w:pPr>
+        <w:tabs>
+          <w:tab w:val="num" w:pos="5760"/>
+        </w:tabs>
+        <w:ind w:left="5760" w:hanging="360"/>
+      </w:pPr>
+      <w:rPr>
+        <w:rFonts w:ascii="Wingdings" w:hAnsi="Wingdings" w:hint="default"/>
+        <w:sz w:val="20"/>
+      </w:rPr>
+    </w:lvl>
+    <w:lvl w:ilvl="8" w:tentative="1">
+      <w:start w:val="1"/>
+      <w:numFmt w:val="bullet"/>
+      <w:lvlText w:val=""/>
+      <w:lvlJc w:val="left"/>
+      <w:pPr>
+        <w:tabs>
+          <w:tab w:val="num" w:pos="6480"/>
+        </w:tabs>
+        <w:ind w:left="6480" w:hanging="360"/>
+      </w:pPr>
+      <w:rPr>
+        <w:rFonts w:ascii="Wingdings" w:hAnsi="Wingdings" w:hint="default"/>
+        <w:sz w:val="20"/>
+      </w:rPr>
+    </w:lvl>
+  </w:abstractNum>
+  <w:abstractNum w:abstractNumId="26" w15:restartNumberingAfterBreak="0">
     <w:nsid w:val="23135644"/>
     <w:multiLevelType w:val="multilevel"/>
     <w:tmpl w:val="90BE5252"/>
@@ -30045,7 +34165,156 @@
       </w:rPr>
     </w:lvl>
   </w:abstractNum>
-  <w:abstractNum w:abstractNumId="21" w15:restartNumberingAfterBreak="0">
+  <w:abstractNum w:abstractNumId="27" w15:restartNumberingAfterBreak="0">
+    <w:nsid w:val="23604DAF"/>
+    <w:multiLevelType w:val="multilevel"/>
+    <w:tmpl w:val="FCA03DCC"/>
+    <w:lvl w:ilvl="0">
+      <w:start w:val="1"/>
+      <w:numFmt w:val="bullet"/>
+      <w:lvlText w:val=""/>
+      <w:lvlJc w:val="left"/>
+      <w:pPr>
+        <w:tabs>
+          <w:tab w:val="num" w:pos="720"/>
+        </w:tabs>
+        <w:ind w:left="720" w:hanging="360"/>
+      </w:pPr>
+      <w:rPr>
+        <w:rFonts w:ascii="Symbol" w:hAnsi="Symbol" w:hint="default"/>
+        <w:sz w:val="20"/>
+      </w:rPr>
+    </w:lvl>
+    <w:lvl w:ilvl="1" w:tentative="1">
+      <w:start w:val="1"/>
+      <w:numFmt w:val="bullet"/>
+      <w:lvlText w:val="o"/>
+      <w:lvlJc w:val="left"/>
+      <w:pPr>
+        <w:tabs>
+          <w:tab w:val="num" w:pos="1440"/>
+        </w:tabs>
+        <w:ind w:left="1440" w:hanging="360"/>
+      </w:pPr>
+      <w:rPr>
+        <w:rFonts w:ascii="Courier New" w:hAnsi="Courier New" w:hint="default"/>
+        <w:sz w:val="20"/>
+      </w:rPr>
+    </w:lvl>
+    <w:lvl w:ilvl="2" w:tentative="1">
+      <w:start w:val="1"/>
+      <w:numFmt w:val="bullet"/>
+      <w:lvlText w:val=""/>
+      <w:lvlJc w:val="left"/>
+      <w:pPr>
+        <w:tabs>
+          <w:tab w:val="num" w:pos="2160"/>
+        </w:tabs>
+        <w:ind w:left="2160" w:hanging="360"/>
+      </w:pPr>
+      <w:rPr>
+        <w:rFonts w:ascii="Wingdings" w:hAnsi="Wingdings" w:hint="default"/>
+        <w:sz w:val="20"/>
+      </w:rPr>
+    </w:lvl>
+    <w:lvl w:ilvl="3" w:tentative="1">
+      <w:start w:val="1"/>
+      <w:numFmt w:val="bullet"/>
+      <w:lvlText w:val=""/>
+      <w:lvlJc w:val="left"/>
+      <w:pPr>
+        <w:tabs>
+          <w:tab w:val="num" w:pos="2880"/>
+        </w:tabs>
+        <w:ind w:left="2880" w:hanging="360"/>
+      </w:pPr>
+      <w:rPr>
+        <w:rFonts w:ascii="Wingdings" w:hAnsi="Wingdings" w:hint="default"/>
+        <w:sz w:val="20"/>
+      </w:rPr>
+    </w:lvl>
+    <w:lvl w:ilvl="4" w:tentative="1">
+      <w:start w:val="1"/>
+      <w:numFmt w:val="bullet"/>
+      <w:lvlText w:val=""/>
+      <w:lvlJc w:val="left"/>
+      <w:pPr>
+        <w:tabs>
+          <w:tab w:val="num" w:pos="3600"/>
+        </w:tabs>
+        <w:ind w:left="3600" w:hanging="360"/>
+      </w:pPr>
+      <w:rPr>
+        <w:rFonts w:ascii="Wingdings" w:hAnsi="Wingdings" w:hint="default"/>
+        <w:sz w:val="20"/>
+      </w:rPr>
+    </w:lvl>
+    <w:lvl w:ilvl="5" w:tentative="1">
+      <w:start w:val="1"/>
+      <w:numFmt w:val="bullet"/>
+      <w:lvlText w:val=""/>
+      <w:lvlJc w:val="left"/>
+      <w:pPr>
+        <w:tabs>
+          <w:tab w:val="num" w:pos="4320"/>
+        </w:tabs>
+        <w:ind w:left="4320" w:hanging="360"/>
+      </w:pPr>
+      <w:rPr>
+        <w:rFonts w:ascii="Wingdings" w:hAnsi="Wingdings" w:hint="default"/>
+        <w:sz w:val="20"/>
+      </w:rPr>
+    </w:lvl>
+    <w:lvl w:ilvl="6" w:tentative="1">
+      <w:start w:val="1"/>
+      <w:numFmt w:val="bullet"/>
+      <w:lvlText w:val=""/>
+      <w:lvlJc w:val="left"/>
+      <w:pPr>
+        <w:tabs>
+          <w:tab w:val="num" w:pos="5040"/>
+        </w:tabs>
+        <w:ind w:left="5040" w:hanging="360"/>
+      </w:pPr>
+      <w:rPr>
+        <w:rFonts w:ascii="Wingdings" w:hAnsi="Wingdings" w:hint="default"/>
+        <w:sz w:val="20"/>
+      </w:rPr>
+    </w:lvl>
+    <w:lvl w:ilvl="7" w:tentative="1">
+      <w:start w:val="1"/>
+      <w:numFmt w:val="bullet"/>
+      <w:lvlText w:val=""/>
+      <w:lvlJc w:val="left"/>
+      <w:pPr>
+        <w:tabs>
+          <w:tab w:val="num" w:pos="5760"/>
+        </w:tabs>
+        <w:ind w:left="5760" w:hanging="360"/>
+      </w:pPr>
+      <w:rPr>
+        <w:rFonts w:ascii="Wingdings" w:hAnsi="Wingdings" w:hint="default"/>
+        <w:sz w:val="20"/>
+      </w:rPr>
+    </w:lvl>
+    <w:lvl w:ilvl="8" w:tentative="1">
+      <w:start w:val="1"/>
+      <w:numFmt w:val="bullet"/>
+      <w:lvlText w:val=""/>
+      <w:lvlJc w:val="left"/>
+      <w:pPr>
+        <w:tabs>
+          <w:tab w:val="num" w:pos="6480"/>
+        </w:tabs>
+        <w:ind w:left="6480" w:hanging="360"/>
+      </w:pPr>
+      <w:rPr>
+        <w:rFonts w:ascii="Wingdings" w:hAnsi="Wingdings" w:hint="default"/>
+        <w:sz w:val="20"/>
+      </w:rPr>
+    </w:lvl>
+  </w:abstractNum>
+  <w:abstractNum w:abstractNumId="28" w15:restartNumberingAfterBreak="0">
     <w:nsid w:val="238426DB"/>
     <w:multiLevelType w:val="multilevel"/>
     <w:tmpl w:val="90F0AA86"/>
@@ -30194,7 +34463,156 @@
       </w:rPr>
     </w:lvl>
   </w:abstractNum>
-  <w:abstractNum w:abstractNumId="22" w15:restartNumberingAfterBreak="0">
+  <w:abstractNum w:abstractNumId="29" w15:restartNumberingAfterBreak="0">
+    <w:nsid w:val="2439495C"/>
+    <w:multiLevelType w:val="multilevel"/>
+    <w:tmpl w:val="FF667780"/>
+    <w:lvl w:ilvl="0">
+      <w:start w:val="1"/>
+      <w:numFmt w:val="bullet"/>
+      <w:lvlText w:val=""/>
+      <w:lvlJc w:val="left"/>
+      <w:pPr>
+        <w:tabs>
+          <w:tab w:val="num" w:pos="720"/>
+        </w:tabs>
+        <w:ind w:left="720" w:hanging="360"/>
+      </w:pPr>
+      <w:rPr>
+        <w:rFonts w:ascii="Symbol" w:hAnsi="Symbol" w:hint="default"/>
+        <w:sz w:val="20"/>
+      </w:rPr>
+    </w:lvl>
+    <w:lvl w:ilvl="1" w:tentative="1">
+      <w:start w:val="1"/>
+      <w:numFmt w:val="bullet"/>
+      <w:lvlText w:val="o"/>
+      <w:lvlJc w:val="left"/>
+      <w:pPr>
+        <w:tabs>
+          <w:tab w:val="num" w:pos="1440"/>
+        </w:tabs>
+        <w:ind w:left="1440" w:hanging="360"/>
+      </w:pPr>
+      <w:rPr>
+        <w:rFonts w:ascii="Courier New" w:hAnsi="Courier New" w:hint="default"/>
+        <w:sz w:val="20"/>
+      </w:rPr>
+    </w:lvl>
+    <w:lvl w:ilvl="2" w:tentative="1">
+      <w:start w:val="1"/>
+      <w:numFmt w:val="bullet"/>
+      <w:lvlText w:val=""/>
+      <w:lvlJc w:val="left"/>
+      <w:pPr>
+        <w:tabs>
+          <w:tab w:val="num" w:pos="2160"/>
+        </w:tabs>
+        <w:ind w:left="2160" w:hanging="360"/>
+      </w:pPr>
+      <w:rPr>
+        <w:rFonts w:ascii="Wingdings" w:hAnsi="Wingdings" w:hint="default"/>
+        <w:sz w:val="20"/>
+      </w:rPr>
+    </w:lvl>
+    <w:lvl w:ilvl="3" w:tentative="1">
+      <w:start w:val="1"/>
+      <w:numFmt w:val="bullet"/>
+      <w:lvlText w:val=""/>
+      <w:lvlJc w:val="left"/>
+      <w:pPr>
+        <w:tabs>
+          <w:tab w:val="num" w:pos="2880"/>
+        </w:tabs>
+        <w:ind w:left="2880" w:hanging="360"/>
+      </w:pPr>
+      <w:rPr>
+        <w:rFonts w:ascii="Wingdings" w:hAnsi="Wingdings" w:hint="default"/>
+        <w:sz w:val="20"/>
+      </w:rPr>
+    </w:lvl>
+    <w:lvl w:ilvl="4" w:tentative="1">
+      <w:start w:val="1"/>
+      <w:numFmt w:val="bullet"/>
+      <w:lvlText w:val=""/>
+      <w:lvlJc w:val="left"/>
+      <w:pPr>
+        <w:tabs>
+          <w:tab w:val="num" w:pos="3600"/>
+        </w:tabs>
+        <w:ind w:left="3600" w:hanging="360"/>
+      </w:pPr>
+      <w:rPr>
+        <w:rFonts w:ascii="Wingdings" w:hAnsi="Wingdings" w:hint="default"/>
+        <w:sz w:val="20"/>
+      </w:rPr>
+    </w:lvl>
+    <w:lvl w:ilvl="5" w:tentative="1">
+      <w:start w:val="1"/>
+      <w:numFmt w:val="bullet"/>
+      <w:lvlText w:val=""/>
+      <w:lvlJc w:val="left"/>
+      <w:pPr>
+        <w:tabs>
+          <w:tab w:val="num" w:pos="4320"/>
+        </w:tabs>
+        <w:ind w:left="4320" w:hanging="360"/>
+      </w:pPr>
+      <w:rPr>
+        <w:rFonts w:ascii="Wingdings" w:hAnsi="Wingdings" w:hint="default"/>
+        <w:sz w:val="20"/>
+      </w:rPr>
+    </w:lvl>
+    <w:lvl w:ilvl="6" w:tentative="1">
+      <w:start w:val="1"/>
+      <w:numFmt w:val="bullet"/>
+      <w:lvlText w:val=""/>
+      <w:lvlJc w:val="left"/>
+      <w:pPr>
+        <w:tabs>
+          <w:tab w:val="num" w:pos="5040"/>
+        </w:tabs>
+        <w:ind w:left="5040" w:hanging="360"/>
+      </w:pPr>
+      <w:rPr>
+        <w:rFonts w:ascii="Wingdings" w:hAnsi="Wingdings" w:hint="default"/>
+        <w:sz w:val="20"/>
+      </w:rPr>
+    </w:lvl>
+    <w:lvl w:ilvl="7" w:tentative="1">
+      <w:start w:val="1"/>
+      <w:numFmt w:val="bullet"/>
+      <w:lvlText w:val=""/>
+      <w:lvlJc w:val="left"/>
+      <w:pPr>
+        <w:tabs>
+          <w:tab w:val="num" w:pos="5760"/>
+        </w:tabs>
+        <w:ind w:left="5760" w:hanging="360"/>
+      </w:pPr>
+      <w:rPr>
+        <w:rFonts w:ascii="Wingdings" w:hAnsi="Wingdings" w:hint="default"/>
+        <w:sz w:val="20"/>
+      </w:rPr>
+    </w:lvl>
+    <w:lvl w:ilvl="8" w:tentative="1">
+      <w:start w:val="1"/>
+      <w:numFmt w:val="bullet"/>
+      <w:lvlText w:val=""/>
+      <w:lvlJc w:val="left"/>
+      <w:pPr>
+        <w:tabs>
+          <w:tab w:val="num" w:pos="6480"/>
+        </w:tabs>
+        <w:ind w:left="6480" w:hanging="360"/>
+      </w:pPr>
+      <w:rPr>
+        <w:rFonts w:ascii="Wingdings" w:hAnsi="Wingdings" w:hint="default"/>
+        <w:sz w:val="20"/>
+      </w:rPr>
+    </w:lvl>
+  </w:abstractNum>
+  <w:abstractNum w:abstractNumId="30" w15:restartNumberingAfterBreak="0">
     <w:nsid w:val="246E523F"/>
     <w:multiLevelType w:val="multilevel"/>
     <w:tmpl w:val="E5DE04D6"/>
@@ -30343,7 +34761,7 @@
       </w:rPr>
     </w:lvl>
   </w:abstractNum>
-  <w:abstractNum w:abstractNumId="23" w15:restartNumberingAfterBreak="0">
+  <w:abstractNum w:abstractNumId="31" w15:restartNumberingAfterBreak="0">
     <w:nsid w:val="26B82A32"/>
     <w:multiLevelType w:val="multilevel"/>
     <w:tmpl w:val="F07C7E48"/>
@@ -30492,7 +34910,7 @@
       </w:rPr>
     </w:lvl>
   </w:abstractNum>
-  <w:abstractNum w:abstractNumId="24" w15:restartNumberingAfterBreak="0">
+  <w:abstractNum w:abstractNumId="32" w15:restartNumberingAfterBreak="0">
     <w:nsid w:val="274258DF"/>
     <w:multiLevelType w:val="multilevel"/>
     <w:tmpl w:val="465E01BE"/>
@@ -30641,7 +35059,7 @@
       </w:rPr>
     </w:lvl>
   </w:abstractNum>
-  <w:abstractNum w:abstractNumId="25" w15:restartNumberingAfterBreak="0">
+  <w:abstractNum w:abstractNumId="33" w15:restartNumberingAfterBreak="0">
     <w:nsid w:val="28382908"/>
     <w:multiLevelType w:val="multilevel"/>
     <w:tmpl w:val="83605896"/>
@@ -30790,7 +35208,7 @@
       </w:rPr>
     </w:lvl>
   </w:abstractNum>
-  <w:abstractNum w:abstractNumId="26" w15:restartNumberingAfterBreak="0">
+  <w:abstractNum w:abstractNumId="34" w15:restartNumberingAfterBreak="0">
     <w:nsid w:val="28980D79"/>
     <w:multiLevelType w:val="multilevel"/>
     <w:tmpl w:val="0194E3FE"/>
@@ -30939,7 +35357,7 @@
       </w:rPr>
     </w:lvl>
   </w:abstractNum>
-  <w:abstractNum w:abstractNumId="27" w15:restartNumberingAfterBreak="0">
+  <w:abstractNum w:abstractNumId="35" w15:restartNumberingAfterBreak="0">
     <w:nsid w:val="297F172C"/>
     <w:multiLevelType w:val="multilevel"/>
     <w:tmpl w:val="315E6CEC"/>
@@ -31088,7 +35506,7 @@
       </w:rPr>
     </w:lvl>
   </w:abstractNum>
-  <w:abstractNum w:abstractNumId="28" w15:restartNumberingAfterBreak="0">
+  <w:abstractNum w:abstractNumId="36" w15:restartNumberingAfterBreak="0">
     <w:nsid w:val="29E87393"/>
     <w:multiLevelType w:val="multilevel"/>
     <w:tmpl w:val="648E29D6"/>
@@ -31237,7 +35655,7 @@
       </w:rPr>
     </w:lvl>
   </w:abstractNum>
-  <w:abstractNum w:abstractNumId="29" w15:restartNumberingAfterBreak="0">
+  <w:abstractNum w:abstractNumId="37" w15:restartNumberingAfterBreak="0">
     <w:nsid w:val="2A40105D"/>
     <w:multiLevelType w:val="multilevel"/>
     <w:tmpl w:val="E4AE90C4"/>
@@ -31386,7 +35804,7 @@
       </w:rPr>
     </w:lvl>
   </w:abstractNum>
-  <w:abstractNum w:abstractNumId="30" w15:restartNumberingAfterBreak="0">
+  <w:abstractNum w:abstractNumId="38" w15:restartNumberingAfterBreak="0">
     <w:nsid w:val="2BD42FEE"/>
     <w:multiLevelType w:val="multilevel"/>
     <w:tmpl w:val="D6F650BC"/>
@@ -31535,7 +35953,7 @@
       </w:rPr>
     </w:lvl>
   </w:abstractNum>
-  <w:abstractNum w:abstractNumId="31" w15:restartNumberingAfterBreak="0">
+  <w:abstractNum w:abstractNumId="39" w15:restartNumberingAfterBreak="0">
     <w:nsid w:val="2E0D6E48"/>
     <w:multiLevelType w:val="multilevel"/>
     <w:tmpl w:val="37C050C8"/>
@@ -31684,7 +36102,7 @@
       </w:rPr>
     </w:lvl>
   </w:abstractNum>
-  <w:abstractNum w:abstractNumId="32" w15:restartNumberingAfterBreak="0">
+  <w:abstractNum w:abstractNumId="40" w15:restartNumberingAfterBreak="0">
     <w:nsid w:val="2E8A1F98"/>
     <w:multiLevelType w:val="multilevel"/>
     <w:tmpl w:val="6898FD34"/>
@@ -31833,7 +36251,7 @@
       </w:rPr>
     </w:lvl>
   </w:abstractNum>
-  <w:abstractNum w:abstractNumId="33" w15:restartNumberingAfterBreak="0">
+  <w:abstractNum w:abstractNumId="41" w15:restartNumberingAfterBreak="0">
     <w:nsid w:val="2F2F48B5"/>
     <w:multiLevelType w:val="multilevel"/>
     <w:tmpl w:val="3558FBC2"/>
@@ -31982,7 +36400,7 @@
       </w:rPr>
     </w:lvl>
   </w:abstractNum>
-  <w:abstractNum w:abstractNumId="34" w15:restartNumberingAfterBreak="0">
+  <w:abstractNum w:abstractNumId="42" w15:restartNumberingAfterBreak="0">
     <w:nsid w:val="2F38424B"/>
     <w:multiLevelType w:val="multilevel"/>
     <w:tmpl w:val="EB20C9F2"/>
@@ -32131,7 +36549,7 @@
       </w:rPr>
     </w:lvl>
   </w:abstractNum>
-  <w:abstractNum w:abstractNumId="35" w15:restartNumberingAfterBreak="0">
+  <w:abstractNum w:abstractNumId="43" w15:restartNumberingAfterBreak="0">
     <w:nsid w:val="2F5A3E0E"/>
     <w:multiLevelType w:val="multilevel"/>
     <w:tmpl w:val="E5BE3D5E"/>
@@ -32280,7 +36698,7 @@
       </w:rPr>
     </w:lvl>
   </w:abstractNum>
-  <w:abstractNum w:abstractNumId="36" w15:restartNumberingAfterBreak="0">
+  <w:abstractNum w:abstractNumId="44" w15:restartNumberingAfterBreak="0">
     <w:nsid w:val="33551034"/>
     <w:multiLevelType w:val="multilevel"/>
     <w:tmpl w:val="B2D6434C"/>
@@ -32429,7 +36847,7 @@
       </w:rPr>
     </w:lvl>
   </w:abstractNum>
-  <w:abstractNum w:abstractNumId="37" w15:restartNumberingAfterBreak="0">
+  <w:abstractNum w:abstractNumId="45" w15:restartNumberingAfterBreak="0">
     <w:nsid w:val="33A3356D"/>
     <w:multiLevelType w:val="multilevel"/>
     <w:tmpl w:val="A4361D80"/>
@@ -32578,7 +36996,7 @@
       </w:rPr>
     </w:lvl>
   </w:abstractNum>
-  <w:abstractNum w:abstractNumId="38" w15:restartNumberingAfterBreak="0">
+  <w:abstractNum w:abstractNumId="46" w15:restartNumberingAfterBreak="0">
     <w:nsid w:val="36407977"/>
     <w:multiLevelType w:val="multilevel"/>
     <w:tmpl w:val="3EE40A04"/>
@@ -32727,7 +37145,7 @@
       </w:rPr>
     </w:lvl>
   </w:abstractNum>
-  <w:abstractNum w:abstractNumId="39" w15:restartNumberingAfterBreak="0">
+  <w:abstractNum w:abstractNumId="47" w15:restartNumberingAfterBreak="0">
     <w:nsid w:val="38566B88"/>
     <w:multiLevelType w:val="multilevel"/>
     <w:tmpl w:val="403E19C4"/>
@@ -32876,7 +37294,7 @@
       </w:rPr>
     </w:lvl>
   </w:abstractNum>
-  <w:abstractNum w:abstractNumId="40" w15:restartNumberingAfterBreak="0">
+  <w:abstractNum w:abstractNumId="48" w15:restartNumberingAfterBreak="0">
     <w:nsid w:val="38AB2C48"/>
     <w:multiLevelType w:val="multilevel"/>
     <w:tmpl w:val="EBB29704"/>
@@ -33025,7 +37443,7 @@
       </w:rPr>
     </w:lvl>
   </w:abstractNum>
-  <w:abstractNum w:abstractNumId="41" w15:restartNumberingAfterBreak="0">
+  <w:abstractNum w:abstractNumId="49" w15:restartNumberingAfterBreak="0">
     <w:nsid w:val="3C141969"/>
     <w:multiLevelType w:val="multilevel"/>
     <w:tmpl w:val="1F72A15C"/>
@@ -33174,7 +37592,156 @@
       </w:rPr>
     </w:lvl>
   </w:abstractNum>
-  <w:abstractNum w:abstractNumId="42" w15:restartNumberingAfterBreak="0">
+  <w:abstractNum w:abstractNumId="50" w15:restartNumberingAfterBreak="0">
+    <w:nsid w:val="3C264128"/>
+    <w:multiLevelType w:val="multilevel"/>
+    <w:tmpl w:val="D188020A"/>
+    <w:lvl w:ilvl="0">
+      <w:start w:val="1"/>
+      <w:numFmt w:val="bullet"/>
+      <w:lvlText w:val=""/>
+      <w:lvlJc w:val="left"/>
+      <w:pPr>
+        <w:tabs>
+          <w:tab w:val="num" w:pos="720"/>
+        </w:tabs>
+        <w:ind w:left="720" w:hanging="360"/>
+      </w:pPr>
+      <w:rPr>
+        <w:rFonts w:ascii="Symbol" w:hAnsi="Symbol" w:hint="default"/>
+        <w:sz w:val="20"/>
+      </w:rPr>
+    </w:lvl>
+    <w:lvl w:ilvl="1" w:tentative="1">
+      <w:start w:val="1"/>
+      <w:numFmt w:val="bullet"/>
+      <w:lvlText w:val="o"/>
+      <w:lvlJc w:val="left"/>
+      <w:pPr>
+        <w:tabs>
+          <w:tab w:val="num" w:pos="1440"/>
+        </w:tabs>
+        <w:ind w:left="1440" w:hanging="360"/>
+      </w:pPr>
+      <w:rPr>
+        <w:rFonts w:ascii="Courier New" w:hAnsi="Courier New" w:hint="default"/>
+        <w:sz w:val="20"/>
+      </w:rPr>
+    </w:lvl>
+    <w:lvl w:ilvl="2" w:tentative="1">
+      <w:start w:val="1"/>
+      <w:numFmt w:val="bullet"/>
+      <w:lvlText w:val=""/>
+      <w:lvlJc w:val="left"/>
+      <w:pPr>
+        <w:tabs>
+          <w:tab w:val="num" w:pos="2160"/>
+        </w:tabs>
+        <w:ind w:left="2160" w:hanging="360"/>
+      </w:pPr>
+      <w:rPr>
+        <w:rFonts w:ascii="Wingdings" w:hAnsi="Wingdings" w:hint="default"/>
+        <w:sz w:val="20"/>
+      </w:rPr>
+    </w:lvl>
+    <w:lvl w:ilvl="3" w:tentative="1">
+      <w:start w:val="1"/>
+      <w:numFmt w:val="bullet"/>
+      <w:lvlText w:val=""/>
+      <w:lvlJc w:val="left"/>
+      <w:pPr>
+        <w:tabs>
+          <w:tab w:val="num" w:pos="2880"/>
+        </w:tabs>
+        <w:ind w:left="2880" w:hanging="360"/>
+      </w:pPr>
+      <w:rPr>
+        <w:rFonts w:ascii="Wingdings" w:hAnsi="Wingdings" w:hint="default"/>
+        <w:sz w:val="20"/>
+      </w:rPr>
+    </w:lvl>
+    <w:lvl w:ilvl="4" w:tentative="1">
+      <w:start w:val="1"/>
+      <w:numFmt w:val="bullet"/>
+      <w:lvlText w:val=""/>
+      <w:lvlJc w:val="left"/>
+      <w:pPr>
+        <w:tabs>
+          <w:tab w:val="num" w:pos="3600"/>
+        </w:tabs>
+        <w:ind w:left="3600" w:hanging="360"/>
+      </w:pPr>
+      <w:rPr>
+        <w:rFonts w:ascii="Wingdings" w:hAnsi="Wingdings" w:hint="default"/>
+        <w:sz w:val="20"/>
+      </w:rPr>
+    </w:lvl>
+    <w:lvl w:ilvl="5" w:tentative="1">
+      <w:start w:val="1"/>
+      <w:numFmt w:val="bullet"/>
+      <w:lvlText w:val=""/>
+      <w:lvlJc w:val="left"/>
+      <w:pPr>
+        <w:tabs>
+          <w:tab w:val="num" w:pos="4320"/>
+        </w:tabs>
+        <w:ind w:left="4320" w:hanging="360"/>
+      </w:pPr>
+      <w:rPr>
+        <w:rFonts w:ascii="Wingdings" w:hAnsi="Wingdings" w:hint="default"/>
+        <w:sz w:val="20"/>
+      </w:rPr>
+    </w:lvl>
+    <w:lvl w:ilvl="6" w:tentative="1">
+      <w:start w:val="1"/>
+      <w:numFmt w:val="bullet"/>
+      <w:lvlText w:val=""/>
+      <w:lvlJc w:val="left"/>
+      <w:pPr>
+        <w:tabs>
+          <w:tab w:val="num" w:pos="5040"/>
+        </w:tabs>
+        <w:ind w:left="5040" w:hanging="360"/>
+      </w:pPr>
+      <w:rPr>
+        <w:rFonts w:ascii="Wingdings" w:hAnsi="Wingdings" w:hint="default"/>
+        <w:sz w:val="20"/>
+      </w:rPr>
+    </w:lvl>
+    <w:lvl w:ilvl="7" w:tentative="1">
+      <w:start w:val="1"/>
+      <w:numFmt w:val="bullet"/>
+      <w:lvlText w:val=""/>
+      <w:lvlJc w:val="left"/>
+      <w:pPr>
+        <w:tabs>
+          <w:tab w:val="num" w:pos="5760"/>
+        </w:tabs>
+        <w:ind w:left="5760" w:hanging="360"/>
+      </w:pPr>
+      <w:rPr>
+        <w:rFonts w:ascii="Wingdings" w:hAnsi="Wingdings" w:hint="default"/>
+        <w:sz w:val="20"/>
+      </w:rPr>
+    </w:lvl>
+    <w:lvl w:ilvl="8" w:tentative="1">
+      <w:start w:val="1"/>
+      <w:numFmt w:val="bullet"/>
+      <w:lvlText w:val=""/>
+      <w:lvlJc w:val="left"/>
+      <w:pPr>
+        <w:tabs>
+          <w:tab w:val="num" w:pos="6480"/>
+        </w:tabs>
+        <w:ind w:left="6480" w:hanging="360"/>
+      </w:pPr>
+      <w:rPr>
+        <w:rFonts w:ascii="Wingdings" w:hAnsi="Wingdings" w:hint="default"/>
+        <w:sz w:val="20"/>
+      </w:rPr>
+    </w:lvl>
+  </w:abstractNum>
+  <w:abstractNum w:abstractNumId="51" w15:restartNumberingAfterBreak="0">
     <w:nsid w:val="3D10477E"/>
     <w:multiLevelType w:val="multilevel"/>
     <w:tmpl w:val="DC60E1FA"/>
@@ -33323,7 +37890,7 @@
       </w:rPr>
     </w:lvl>
   </w:abstractNum>
-  <w:abstractNum w:abstractNumId="43" w15:restartNumberingAfterBreak="0">
+  <w:abstractNum w:abstractNumId="52" w15:restartNumberingAfterBreak="0">
     <w:nsid w:val="3D104EBA"/>
     <w:multiLevelType w:val="multilevel"/>
     <w:tmpl w:val="D4F43C6A"/>
@@ -33472,7 +38039,7 @@
       </w:rPr>
     </w:lvl>
   </w:abstractNum>
-  <w:abstractNum w:abstractNumId="44" w15:restartNumberingAfterBreak="0">
+  <w:abstractNum w:abstractNumId="53" w15:restartNumberingAfterBreak="0">
     <w:nsid w:val="3FD93492"/>
     <w:multiLevelType w:val="multilevel"/>
     <w:tmpl w:val="F008F8F8"/>
@@ -33621,7 +38188,7 @@
       </w:rPr>
     </w:lvl>
   </w:abstractNum>
-  <w:abstractNum w:abstractNumId="45" w15:restartNumberingAfterBreak="0">
+  <w:abstractNum w:abstractNumId="54" w15:restartNumberingAfterBreak="0">
     <w:nsid w:val="3FDD30EC"/>
     <w:multiLevelType w:val="multilevel"/>
     <w:tmpl w:val="FB860D5C"/>
@@ -33770,7 +38337,7 @@
       </w:rPr>
     </w:lvl>
   </w:abstractNum>
-  <w:abstractNum w:abstractNumId="46" w15:restartNumberingAfterBreak="0">
+  <w:abstractNum w:abstractNumId="55" w15:restartNumberingAfterBreak="0">
     <w:nsid w:val="419533B7"/>
     <w:multiLevelType w:val="multilevel"/>
     <w:tmpl w:val="65C83A28"/>
@@ -33919,7 +38486,7 @@
       </w:rPr>
     </w:lvl>
   </w:abstractNum>
-  <w:abstractNum w:abstractNumId="47" w15:restartNumberingAfterBreak="0">
+  <w:abstractNum w:abstractNumId="56" w15:restartNumberingAfterBreak="0">
     <w:nsid w:val="4364116D"/>
     <w:multiLevelType w:val="multilevel"/>
     <w:tmpl w:val="54966786"/>
@@ -34068,7 +38635,156 @@
       </w:rPr>
     </w:lvl>
   </w:abstractNum>
-  <w:abstractNum w:abstractNumId="48" w15:restartNumberingAfterBreak="0">
+  <w:abstractNum w:abstractNumId="57" w15:restartNumberingAfterBreak="0">
+    <w:nsid w:val="43E1504B"/>
+    <w:multiLevelType w:val="multilevel"/>
+    <w:tmpl w:val="1D3CF6A6"/>
+    <w:lvl w:ilvl="0">
+      <w:start w:val="1"/>
+      <w:numFmt w:val="bullet"/>
+      <w:lvlText w:val=""/>
+      <w:lvlJc w:val="left"/>
+      <w:pPr>
+        <w:tabs>
+          <w:tab w:val="num" w:pos="720"/>
+        </w:tabs>
+        <w:ind w:left="720" w:hanging="360"/>
+      </w:pPr>
+      <w:rPr>
+        <w:rFonts w:ascii="Symbol" w:hAnsi="Symbol" w:hint="default"/>
+        <w:sz w:val="20"/>
+      </w:rPr>
+    </w:lvl>
+    <w:lvl w:ilvl="1" w:tentative="1">
+      <w:start w:val="1"/>
+      <w:numFmt w:val="bullet"/>
+      <w:lvlText w:val="o"/>
+      <w:lvlJc w:val="left"/>
+      <w:pPr>
+        <w:tabs>
+          <w:tab w:val="num" w:pos="1440"/>
+        </w:tabs>
+        <w:ind w:left="1440" w:hanging="360"/>
+      </w:pPr>
+      <w:rPr>
+        <w:rFonts w:ascii="Courier New" w:hAnsi="Courier New" w:hint="default"/>
+        <w:sz w:val="20"/>
+      </w:rPr>
+    </w:lvl>
+    <w:lvl w:ilvl="2" w:tentative="1">
+      <w:start w:val="1"/>
+      <w:numFmt w:val="bullet"/>
+      <w:lvlText w:val=""/>
+      <w:lvlJc w:val="left"/>
+      <w:pPr>
+        <w:tabs>
+          <w:tab w:val="num" w:pos="2160"/>
+        </w:tabs>
+        <w:ind w:left="2160" w:hanging="360"/>
+      </w:pPr>
+      <w:rPr>
+        <w:rFonts w:ascii="Wingdings" w:hAnsi="Wingdings" w:hint="default"/>
+        <w:sz w:val="20"/>
+      </w:rPr>
+    </w:lvl>
+    <w:lvl w:ilvl="3" w:tentative="1">
+      <w:start w:val="1"/>
+      <w:numFmt w:val="bullet"/>
+      <w:lvlText w:val=""/>
+      <w:lvlJc w:val="left"/>
+      <w:pPr>
+        <w:tabs>
+          <w:tab w:val="num" w:pos="2880"/>
+        </w:tabs>
+        <w:ind w:left="2880" w:hanging="360"/>
+      </w:pPr>
+      <w:rPr>
+        <w:rFonts w:ascii="Wingdings" w:hAnsi="Wingdings" w:hint="default"/>
+        <w:sz w:val="20"/>
+      </w:rPr>
+    </w:lvl>
+    <w:lvl w:ilvl="4" w:tentative="1">
+      <w:start w:val="1"/>
+      <w:numFmt w:val="bullet"/>
+      <w:lvlText w:val=""/>
+      <w:lvlJc w:val="left"/>
+      <w:pPr>
+        <w:tabs>
+          <w:tab w:val="num" w:pos="3600"/>
+        </w:tabs>
+        <w:ind w:left="3600" w:hanging="360"/>
+      </w:pPr>
+      <w:rPr>
+        <w:rFonts w:ascii="Wingdings" w:hAnsi="Wingdings" w:hint="default"/>
+        <w:sz w:val="20"/>
+      </w:rPr>
+    </w:lvl>
+    <w:lvl w:ilvl="5" w:tentative="1">
+      <w:start w:val="1"/>
+      <w:numFmt w:val="bullet"/>
+      <w:lvlText w:val=""/>
+      <w:lvlJc w:val="left"/>
+      <w:pPr>
+        <w:tabs>
+          <w:tab w:val="num" w:pos="4320"/>
+        </w:tabs>
+        <w:ind w:left="4320" w:hanging="360"/>
+      </w:pPr>
+      <w:rPr>
+        <w:rFonts w:ascii="Wingdings" w:hAnsi="Wingdings" w:hint="default"/>
+        <w:sz w:val="20"/>
+      </w:rPr>
+    </w:lvl>
+    <w:lvl w:ilvl="6" w:tentative="1">
+      <w:start w:val="1"/>
+      <w:numFmt w:val="bullet"/>
+      <w:lvlText w:val=""/>
+      <w:lvlJc w:val="left"/>
+      <w:pPr>
+        <w:tabs>
+          <w:tab w:val="num" w:pos="5040"/>
+        </w:tabs>
+        <w:ind w:left="5040" w:hanging="360"/>
+      </w:pPr>
+      <w:rPr>
+        <w:rFonts w:ascii="Wingdings" w:hAnsi="Wingdings" w:hint="default"/>
+        <w:sz w:val="20"/>
+      </w:rPr>
+    </w:lvl>
+    <w:lvl w:ilvl="7" w:tentative="1">
+      <w:start w:val="1"/>
+      <w:numFmt w:val="bullet"/>
+      <w:lvlText w:val=""/>
+      <w:lvlJc w:val="left"/>
+      <w:pPr>
+        <w:tabs>
+          <w:tab w:val="num" w:pos="5760"/>
+        </w:tabs>
+        <w:ind w:left="5760" w:hanging="360"/>
+      </w:pPr>
+      <w:rPr>
+        <w:rFonts w:ascii="Wingdings" w:hAnsi="Wingdings" w:hint="default"/>
+        <w:sz w:val="20"/>
+      </w:rPr>
+    </w:lvl>
+    <w:lvl w:ilvl="8" w:tentative="1">
+      <w:start w:val="1"/>
+      <w:numFmt w:val="bullet"/>
+      <w:lvlText w:val=""/>
+      <w:lvlJc w:val="left"/>
+      <w:pPr>
+        <w:tabs>
+          <w:tab w:val="num" w:pos="6480"/>
+        </w:tabs>
+        <w:ind w:left="6480" w:hanging="360"/>
+      </w:pPr>
+      <w:rPr>
+        <w:rFonts w:ascii="Wingdings" w:hAnsi="Wingdings" w:hint="default"/>
+        <w:sz w:val="20"/>
+      </w:rPr>
+    </w:lvl>
+  </w:abstractNum>
+  <w:abstractNum w:abstractNumId="58" w15:restartNumberingAfterBreak="0">
     <w:nsid w:val="44704265"/>
     <w:multiLevelType w:val="multilevel"/>
     <w:tmpl w:val="BDD2DC3C"/>
@@ -34217,7 +38933,7 @@
       </w:rPr>
     </w:lvl>
   </w:abstractNum>
-  <w:abstractNum w:abstractNumId="49" w15:restartNumberingAfterBreak="0">
+  <w:abstractNum w:abstractNumId="59" w15:restartNumberingAfterBreak="0">
     <w:nsid w:val="48EA0D43"/>
     <w:multiLevelType w:val="multilevel"/>
     <w:tmpl w:val="C772DB5C"/>
@@ -34366,7 +39082,7 @@
       </w:rPr>
     </w:lvl>
   </w:abstractNum>
-  <w:abstractNum w:abstractNumId="50" w15:restartNumberingAfterBreak="0">
+  <w:abstractNum w:abstractNumId="60" w15:restartNumberingAfterBreak="0">
     <w:nsid w:val="49B90D61"/>
     <w:multiLevelType w:val="multilevel"/>
     <w:tmpl w:val="FF5624B8"/>
@@ -34515,7 +39231,7 @@
       </w:rPr>
     </w:lvl>
   </w:abstractNum>
-  <w:abstractNum w:abstractNumId="51" w15:restartNumberingAfterBreak="0">
+  <w:abstractNum w:abstractNumId="61" w15:restartNumberingAfterBreak="0">
     <w:nsid w:val="4B0254D7"/>
     <w:multiLevelType w:val="multilevel"/>
     <w:tmpl w:val="ED522964"/>
@@ -34664,7 +39380,7 @@
       </w:rPr>
     </w:lvl>
   </w:abstractNum>
-  <w:abstractNum w:abstractNumId="52" w15:restartNumberingAfterBreak="0">
+  <w:abstractNum w:abstractNumId="62" w15:restartNumberingAfterBreak="0">
     <w:nsid w:val="4CE7027D"/>
     <w:multiLevelType w:val="multilevel"/>
     <w:tmpl w:val="557CDE8A"/>
@@ -34813,7 +39529,7 @@
       </w:rPr>
     </w:lvl>
   </w:abstractNum>
-  <w:abstractNum w:abstractNumId="53" w15:restartNumberingAfterBreak="0">
+  <w:abstractNum w:abstractNumId="63" w15:restartNumberingAfterBreak="0">
     <w:nsid w:val="4CF05C48"/>
     <w:multiLevelType w:val="multilevel"/>
     <w:tmpl w:val="02FCD112"/>
@@ -34962,7 +39678,7 @@
       </w:rPr>
     </w:lvl>
   </w:abstractNum>
-  <w:abstractNum w:abstractNumId="54" w15:restartNumberingAfterBreak="0">
+  <w:abstractNum w:abstractNumId="64" w15:restartNumberingAfterBreak="0">
     <w:nsid w:val="4D7132EA"/>
     <w:multiLevelType w:val="multilevel"/>
     <w:tmpl w:val="DFAE9A94"/>
@@ -35111,7 +39827,7 @@
       </w:rPr>
     </w:lvl>
   </w:abstractNum>
-  <w:abstractNum w:abstractNumId="55" w15:restartNumberingAfterBreak="0">
+  <w:abstractNum w:abstractNumId="65" w15:restartNumberingAfterBreak="0">
     <w:nsid w:val="4FAA7233"/>
     <w:multiLevelType w:val="multilevel"/>
     <w:tmpl w:val="AC7A3BCE"/>
@@ -35260,7 +39976,7 @@
       </w:rPr>
     </w:lvl>
   </w:abstractNum>
-  <w:abstractNum w:abstractNumId="56" w15:restartNumberingAfterBreak="0">
+  <w:abstractNum w:abstractNumId="66" w15:restartNumberingAfterBreak="0">
     <w:nsid w:val="4FBD48CE"/>
     <w:multiLevelType w:val="multilevel"/>
     <w:tmpl w:val="7A660C14"/>
@@ -35409,7 +40125,156 @@
       </w:rPr>
     </w:lvl>
   </w:abstractNum>
-  <w:abstractNum w:abstractNumId="57" w15:restartNumberingAfterBreak="0">
+  <w:abstractNum w:abstractNumId="67" w15:restartNumberingAfterBreak="0">
+    <w:nsid w:val="4FE36E82"/>
+    <w:multiLevelType w:val="multilevel"/>
+    <w:tmpl w:val="84EA8D06"/>
+    <w:lvl w:ilvl="0">
+      <w:start w:val="1"/>
+      <w:numFmt w:val="bullet"/>
+      <w:lvlText w:val=""/>
+      <w:lvlJc w:val="left"/>
+      <w:pPr>
+        <w:tabs>
+          <w:tab w:val="num" w:pos="720"/>
+        </w:tabs>
+        <w:ind w:left="720" w:hanging="360"/>
+      </w:pPr>
+      <w:rPr>
+        <w:rFonts w:ascii="Symbol" w:hAnsi="Symbol" w:hint="default"/>
+        <w:sz w:val="20"/>
+      </w:rPr>
+    </w:lvl>
+    <w:lvl w:ilvl="1" w:tentative="1">
+      <w:start w:val="1"/>
+      <w:numFmt w:val="bullet"/>
+      <w:lvlText w:val="o"/>
+      <w:lvlJc w:val="left"/>
+      <w:pPr>
+        <w:tabs>
+          <w:tab w:val="num" w:pos="1440"/>
+        </w:tabs>
+        <w:ind w:left="1440" w:hanging="360"/>
+      </w:pPr>
+      <w:rPr>
+        <w:rFonts w:ascii="Courier New" w:hAnsi="Courier New" w:hint="default"/>
+        <w:sz w:val="20"/>
+      </w:rPr>
+    </w:lvl>
+    <w:lvl w:ilvl="2" w:tentative="1">
+      <w:start w:val="1"/>
+      <w:numFmt w:val="bullet"/>
+      <w:lvlText w:val=""/>
+      <w:lvlJc w:val="left"/>
+      <w:pPr>
+        <w:tabs>
+          <w:tab w:val="num" w:pos="2160"/>
+        </w:tabs>
+        <w:ind w:left="2160" w:hanging="360"/>
+      </w:pPr>
+      <w:rPr>
+        <w:rFonts w:ascii="Wingdings" w:hAnsi="Wingdings" w:hint="default"/>
+        <w:sz w:val="20"/>
+      </w:rPr>
+    </w:lvl>
+    <w:lvl w:ilvl="3" w:tentative="1">
+      <w:start w:val="1"/>
+      <w:numFmt w:val="bullet"/>
+      <w:lvlText w:val=""/>
+      <w:lvlJc w:val="left"/>
+      <w:pPr>
+        <w:tabs>
+          <w:tab w:val="num" w:pos="2880"/>
+        </w:tabs>
+        <w:ind w:left="2880" w:hanging="360"/>
+      </w:pPr>
+      <w:rPr>
+        <w:rFonts w:ascii="Wingdings" w:hAnsi="Wingdings" w:hint="default"/>
+        <w:sz w:val="20"/>
+      </w:rPr>
+    </w:lvl>
+    <w:lvl w:ilvl="4" w:tentative="1">
+      <w:start w:val="1"/>
+      <w:numFmt w:val="bullet"/>
+      <w:lvlText w:val=""/>
+      <w:lvlJc w:val="left"/>
+      <w:pPr>
+        <w:tabs>
+          <w:tab w:val="num" w:pos="3600"/>
+        </w:tabs>
+        <w:ind w:left="3600" w:hanging="360"/>
+      </w:pPr>
+      <w:rPr>
+        <w:rFonts w:ascii="Wingdings" w:hAnsi="Wingdings" w:hint="default"/>
+        <w:sz w:val="20"/>
+      </w:rPr>
+    </w:lvl>
+    <w:lvl w:ilvl="5" w:tentative="1">
+      <w:start w:val="1"/>
+      <w:numFmt w:val="bullet"/>
+      <w:lvlText w:val=""/>
+      <w:lvlJc w:val="left"/>
+      <w:pPr>
+        <w:tabs>
+          <w:tab w:val="num" w:pos="4320"/>
+        </w:tabs>
+        <w:ind w:left="4320" w:hanging="360"/>
+      </w:pPr>
+      <w:rPr>
+        <w:rFonts w:ascii="Wingdings" w:hAnsi="Wingdings" w:hint="default"/>
+        <w:sz w:val="20"/>
+      </w:rPr>
+    </w:lvl>
+    <w:lvl w:ilvl="6" w:tentative="1">
+      <w:start w:val="1"/>
+      <w:numFmt w:val="bullet"/>
+      <w:lvlText w:val=""/>
+      <w:lvlJc w:val="left"/>
+      <w:pPr>
+        <w:tabs>
+          <w:tab w:val="num" w:pos="5040"/>
+        </w:tabs>
+        <w:ind w:left="5040" w:hanging="360"/>
+      </w:pPr>
+      <w:rPr>
+        <w:rFonts w:ascii="Wingdings" w:hAnsi="Wingdings" w:hint="default"/>
+        <w:sz w:val="20"/>
+      </w:rPr>
+    </w:lvl>
+    <w:lvl w:ilvl="7" w:tentative="1">
+      <w:start w:val="1"/>
+      <w:numFmt w:val="bullet"/>
+      <w:lvlText w:val=""/>
+      <w:lvlJc w:val="left"/>
+      <w:pPr>
+        <w:tabs>
+          <w:tab w:val="num" w:pos="5760"/>
+        </w:tabs>
+        <w:ind w:left="5760" w:hanging="360"/>
+      </w:pPr>
+      <w:rPr>
+        <w:rFonts w:ascii="Wingdings" w:hAnsi="Wingdings" w:hint="default"/>
+        <w:sz w:val="20"/>
+      </w:rPr>
+    </w:lvl>
+    <w:lvl w:ilvl="8" w:tentative="1">
+      <w:start w:val="1"/>
+      <w:numFmt w:val="bullet"/>
+      <w:lvlText w:val=""/>
+      <w:lvlJc w:val="left"/>
+      <w:pPr>
+        <w:tabs>
+          <w:tab w:val="num" w:pos="6480"/>
+        </w:tabs>
+        <w:ind w:left="6480" w:hanging="360"/>
+      </w:pPr>
+      <w:rPr>
+        <w:rFonts w:ascii="Wingdings" w:hAnsi="Wingdings" w:hint="default"/>
+        <w:sz w:val="20"/>
+      </w:rPr>
+    </w:lvl>
+  </w:abstractNum>
+  <w:abstractNum w:abstractNumId="68" w15:restartNumberingAfterBreak="0">
     <w:nsid w:val="5002346A"/>
     <w:multiLevelType w:val="multilevel"/>
     <w:tmpl w:val="F7B0C852"/>
@@ -35558,7 +40423,7 @@
       </w:rPr>
     </w:lvl>
   </w:abstractNum>
-  <w:abstractNum w:abstractNumId="58" w15:restartNumberingAfterBreak="0">
+  <w:abstractNum w:abstractNumId="69" w15:restartNumberingAfterBreak="0">
     <w:nsid w:val="50482084"/>
     <w:multiLevelType w:val="multilevel"/>
     <w:tmpl w:val="446C6408"/>
@@ -35707,7 +40572,7 @@
       </w:rPr>
     </w:lvl>
   </w:abstractNum>
-  <w:abstractNum w:abstractNumId="59" w15:restartNumberingAfterBreak="0">
+  <w:abstractNum w:abstractNumId="70" w15:restartNumberingAfterBreak="0">
     <w:nsid w:val="50AB7F65"/>
     <w:multiLevelType w:val="multilevel"/>
     <w:tmpl w:val="1D1E753E"/>
@@ -35856,7 +40721,7 @@
       </w:rPr>
     </w:lvl>
   </w:abstractNum>
-  <w:abstractNum w:abstractNumId="60" w15:restartNumberingAfterBreak="0">
+  <w:abstractNum w:abstractNumId="71" w15:restartNumberingAfterBreak="0">
     <w:nsid w:val="50EB1FAA"/>
     <w:multiLevelType w:val="multilevel"/>
     <w:tmpl w:val="CEECCA08"/>
@@ -36005,7 +40870,156 @@
       </w:rPr>
     </w:lvl>
   </w:abstractNum>
-  <w:abstractNum w:abstractNumId="61" w15:restartNumberingAfterBreak="0">
+  <w:abstractNum w:abstractNumId="72" w15:restartNumberingAfterBreak="0">
+    <w:nsid w:val="50ED5529"/>
+    <w:multiLevelType w:val="multilevel"/>
+    <w:tmpl w:val="A6B4F520"/>
+    <w:lvl w:ilvl="0">
+      <w:start w:val="1"/>
+      <w:numFmt w:val="bullet"/>
+      <w:lvlText w:val=""/>
+      <w:lvlJc w:val="left"/>
+      <w:pPr>
+        <w:tabs>
+          <w:tab w:val="num" w:pos="720"/>
+        </w:tabs>
+        <w:ind w:left="720" w:hanging="360"/>
+      </w:pPr>
+      <w:rPr>
+        <w:rFonts w:ascii="Symbol" w:hAnsi="Symbol" w:hint="default"/>
+        <w:sz w:val="20"/>
+      </w:rPr>
+    </w:lvl>
+    <w:lvl w:ilvl="1" w:tentative="1">
+      <w:start w:val="1"/>
+      <w:numFmt w:val="bullet"/>
+      <w:lvlText w:val="o"/>
+      <w:lvlJc w:val="left"/>
+      <w:pPr>
+        <w:tabs>
+          <w:tab w:val="num" w:pos="1440"/>
+        </w:tabs>
+        <w:ind w:left="1440" w:hanging="360"/>
+      </w:pPr>
+      <w:rPr>
+        <w:rFonts w:ascii="Courier New" w:hAnsi="Courier New" w:hint="default"/>
+        <w:sz w:val="20"/>
+      </w:rPr>
+    </w:lvl>
+    <w:lvl w:ilvl="2" w:tentative="1">
+      <w:start w:val="1"/>
+      <w:numFmt w:val="bullet"/>
+      <w:lvlText w:val=""/>
+      <w:lvlJc w:val="left"/>
+      <w:pPr>
+        <w:tabs>
+          <w:tab w:val="num" w:pos="2160"/>
+        </w:tabs>
+        <w:ind w:left="2160" w:hanging="360"/>
+      </w:pPr>
+      <w:rPr>
+        <w:rFonts w:ascii="Wingdings" w:hAnsi="Wingdings" w:hint="default"/>
+        <w:sz w:val="20"/>
+      </w:rPr>
+    </w:lvl>
+    <w:lvl w:ilvl="3" w:tentative="1">
+      <w:start w:val="1"/>
+      <w:numFmt w:val="bullet"/>
+      <w:lvlText w:val=""/>
+      <w:lvlJc w:val="left"/>
+      <w:pPr>
+        <w:tabs>
+          <w:tab w:val="num" w:pos="2880"/>
+        </w:tabs>
+        <w:ind w:left="2880" w:hanging="360"/>
+      </w:pPr>
+      <w:rPr>
+        <w:rFonts w:ascii="Wingdings" w:hAnsi="Wingdings" w:hint="default"/>
+        <w:sz w:val="20"/>
+      </w:rPr>
+    </w:lvl>
+    <w:lvl w:ilvl="4" w:tentative="1">
+      <w:start w:val="1"/>
+      <w:numFmt w:val="bullet"/>
+      <w:lvlText w:val=""/>
+      <w:lvlJc w:val="left"/>
+      <w:pPr>
+        <w:tabs>
+          <w:tab w:val="num" w:pos="3600"/>
+        </w:tabs>
+        <w:ind w:left="3600" w:hanging="360"/>
+      </w:pPr>
+      <w:rPr>
+        <w:rFonts w:ascii="Wingdings" w:hAnsi="Wingdings" w:hint="default"/>
+        <w:sz w:val="20"/>
+      </w:rPr>
+    </w:lvl>
+    <w:lvl w:ilvl="5" w:tentative="1">
+      <w:start w:val="1"/>
+      <w:numFmt w:val="bullet"/>
+      <w:lvlText w:val=""/>
+      <w:lvlJc w:val="left"/>
+      <w:pPr>
+        <w:tabs>
+          <w:tab w:val="num" w:pos="4320"/>
+        </w:tabs>
+        <w:ind w:left="4320" w:hanging="360"/>
+      </w:pPr>
+      <w:rPr>
+        <w:rFonts w:ascii="Wingdings" w:hAnsi="Wingdings" w:hint="default"/>
+        <w:sz w:val="20"/>
+      </w:rPr>
+    </w:lvl>
+    <w:lvl w:ilvl="6" w:tentative="1">
+      <w:start w:val="1"/>
+      <w:numFmt w:val="bullet"/>
+      <w:lvlText w:val=""/>
+      <w:lvlJc w:val="left"/>
+      <w:pPr>
+        <w:tabs>
+          <w:tab w:val="num" w:pos="5040"/>
+        </w:tabs>
+        <w:ind w:left="5040" w:hanging="360"/>
+      </w:pPr>
+      <w:rPr>
+        <w:rFonts w:ascii="Wingdings" w:hAnsi="Wingdings" w:hint="default"/>
+        <w:sz w:val="20"/>
+      </w:rPr>
+    </w:lvl>
+    <w:lvl w:ilvl="7" w:tentative="1">
+      <w:start w:val="1"/>
+      <w:numFmt w:val="bullet"/>
+      <w:lvlText w:val=""/>
+      <w:lvlJc w:val="left"/>
+      <w:pPr>
+        <w:tabs>
+          <w:tab w:val="num" w:pos="5760"/>
+        </w:tabs>
+        <w:ind w:left="5760" w:hanging="360"/>
+      </w:pPr>
+      <w:rPr>
+        <w:rFonts w:ascii="Wingdings" w:hAnsi="Wingdings" w:hint="default"/>
+        <w:sz w:val="20"/>
+      </w:rPr>
+    </w:lvl>
+    <w:lvl w:ilvl="8" w:tentative="1">
+      <w:start w:val="1"/>
+      <w:numFmt w:val="bullet"/>
+      <w:lvlText w:val=""/>
+      <w:lvlJc w:val="left"/>
+      <w:pPr>
+        <w:tabs>
+          <w:tab w:val="num" w:pos="6480"/>
+        </w:tabs>
+        <w:ind w:left="6480" w:hanging="360"/>
+      </w:pPr>
+      <w:rPr>
+        <w:rFonts w:ascii="Wingdings" w:hAnsi="Wingdings" w:hint="default"/>
+        <w:sz w:val="20"/>
+      </w:rPr>
+    </w:lvl>
+  </w:abstractNum>
+  <w:abstractNum w:abstractNumId="73" w15:restartNumberingAfterBreak="0">
     <w:nsid w:val="5385650C"/>
     <w:multiLevelType w:val="multilevel"/>
     <w:tmpl w:val="A0E2730A"/>
@@ -36154,7 +41168,7 @@
       </w:rPr>
     </w:lvl>
   </w:abstractNum>
-  <w:abstractNum w:abstractNumId="62" w15:restartNumberingAfterBreak="0">
+  <w:abstractNum w:abstractNumId="74" w15:restartNumberingAfterBreak="0">
     <w:nsid w:val="54B447B2"/>
     <w:multiLevelType w:val="multilevel"/>
     <w:tmpl w:val="7F6A8392"/>
@@ -36303,7 +41317,7 @@
       </w:rPr>
     </w:lvl>
   </w:abstractNum>
-  <w:abstractNum w:abstractNumId="63" w15:restartNumberingAfterBreak="0">
+  <w:abstractNum w:abstractNumId="75" w15:restartNumberingAfterBreak="0">
     <w:nsid w:val="5511328D"/>
     <w:multiLevelType w:val="multilevel"/>
     <w:tmpl w:val="051C63F0"/>
@@ -36452,7 +41466,7 @@
       </w:rPr>
     </w:lvl>
   </w:abstractNum>
-  <w:abstractNum w:abstractNumId="64" w15:restartNumberingAfterBreak="0">
+  <w:abstractNum w:abstractNumId="76" w15:restartNumberingAfterBreak="0">
     <w:nsid w:val="56A7019F"/>
     <w:multiLevelType w:val="multilevel"/>
     <w:tmpl w:val="9F088E6A"/>
@@ -36601,7 +41615,7 @@
       </w:rPr>
     </w:lvl>
   </w:abstractNum>
-  <w:abstractNum w:abstractNumId="65" w15:restartNumberingAfterBreak="0">
+  <w:abstractNum w:abstractNumId="77" w15:restartNumberingAfterBreak="0">
     <w:nsid w:val="57201E68"/>
     <w:multiLevelType w:val="multilevel"/>
     <w:tmpl w:val="6024D3EA"/>
@@ -36750,7 +41764,7 @@
       </w:rPr>
     </w:lvl>
   </w:abstractNum>
-  <w:abstractNum w:abstractNumId="66" w15:restartNumberingAfterBreak="0">
+  <w:abstractNum w:abstractNumId="78" w15:restartNumberingAfterBreak="0">
     <w:nsid w:val="57BC1396"/>
     <w:multiLevelType w:val="multilevel"/>
     <w:tmpl w:val="0D1EB072"/>
@@ -36899,7 +41913,7 @@
       </w:rPr>
     </w:lvl>
   </w:abstractNum>
-  <w:abstractNum w:abstractNumId="67" w15:restartNumberingAfterBreak="0">
+  <w:abstractNum w:abstractNumId="79" w15:restartNumberingAfterBreak="0">
     <w:nsid w:val="595C6880"/>
     <w:multiLevelType w:val="multilevel"/>
     <w:tmpl w:val="845C26B8"/>
@@ -37048,7 +42062,7 @@
       </w:rPr>
     </w:lvl>
   </w:abstractNum>
-  <w:abstractNum w:abstractNumId="68" w15:restartNumberingAfterBreak="0">
+  <w:abstractNum w:abstractNumId="80" w15:restartNumberingAfterBreak="0">
     <w:nsid w:val="5BF45FEB"/>
     <w:multiLevelType w:val="multilevel"/>
     <w:tmpl w:val="10AAC9A6"/>
@@ -37197,7 +42211,7 @@
       </w:rPr>
     </w:lvl>
   </w:abstractNum>
-  <w:abstractNum w:abstractNumId="69" w15:restartNumberingAfterBreak="0">
+  <w:abstractNum w:abstractNumId="81" w15:restartNumberingAfterBreak="0">
     <w:nsid w:val="5D195EDC"/>
     <w:multiLevelType w:val="multilevel"/>
     <w:tmpl w:val="B0B6CAC4"/>
@@ -37346,7 +42360,7 @@
       </w:rPr>
     </w:lvl>
   </w:abstractNum>
-  <w:abstractNum w:abstractNumId="70" w15:restartNumberingAfterBreak="0">
+  <w:abstractNum w:abstractNumId="82" w15:restartNumberingAfterBreak="0">
     <w:nsid w:val="5E775769"/>
     <w:multiLevelType w:val="multilevel"/>
     <w:tmpl w:val="37644858"/>
@@ -37495,7 +42509,7 @@
       </w:rPr>
     </w:lvl>
   </w:abstractNum>
-  <w:abstractNum w:abstractNumId="71" w15:restartNumberingAfterBreak="0">
+  <w:abstractNum w:abstractNumId="83" w15:restartNumberingAfterBreak="0">
     <w:nsid w:val="5EC029A8"/>
     <w:multiLevelType w:val="multilevel"/>
     <w:tmpl w:val="8802397C"/>
@@ -37644,7 +42658,7 @@
       </w:rPr>
     </w:lvl>
   </w:abstractNum>
-  <w:abstractNum w:abstractNumId="72" w15:restartNumberingAfterBreak="0">
+  <w:abstractNum w:abstractNumId="84" w15:restartNumberingAfterBreak="0">
     <w:nsid w:val="5EC85EEA"/>
     <w:multiLevelType w:val="multilevel"/>
     <w:tmpl w:val="0AD63278"/>
@@ -37793,7 +42807,7 @@
       </w:rPr>
     </w:lvl>
   </w:abstractNum>
-  <w:abstractNum w:abstractNumId="73" w15:restartNumberingAfterBreak="0">
+  <w:abstractNum w:abstractNumId="85" w15:restartNumberingAfterBreak="0">
     <w:nsid w:val="5F7B3572"/>
     <w:multiLevelType w:val="multilevel"/>
     <w:tmpl w:val="42F2B780"/>
@@ -37942,7 +42956,7 @@
       </w:rPr>
     </w:lvl>
   </w:abstractNum>
-  <w:abstractNum w:abstractNumId="74" w15:restartNumberingAfterBreak="0">
+  <w:abstractNum w:abstractNumId="86" w15:restartNumberingAfterBreak="0">
     <w:nsid w:val="621D490A"/>
     <w:multiLevelType w:val="multilevel"/>
     <w:tmpl w:val="7B144D88"/>
@@ -38091,7 +43105,7 @@
       </w:rPr>
     </w:lvl>
   </w:abstractNum>
-  <w:abstractNum w:abstractNumId="75" w15:restartNumberingAfterBreak="0">
+  <w:abstractNum w:abstractNumId="87" w15:restartNumberingAfterBreak="0">
     <w:nsid w:val="63236EE2"/>
     <w:multiLevelType w:val="multilevel"/>
     <w:tmpl w:val="620E173A"/>
@@ -38240,7 +43254,7 @@
       </w:rPr>
     </w:lvl>
   </w:abstractNum>
-  <w:abstractNum w:abstractNumId="76" w15:restartNumberingAfterBreak="0">
+  <w:abstractNum w:abstractNumId="88" w15:restartNumberingAfterBreak="0">
     <w:nsid w:val="63BA22DA"/>
     <w:multiLevelType w:val="multilevel"/>
     <w:tmpl w:val="9D7E54CA"/>
@@ -38389,7 +43403,7 @@
       </w:rPr>
     </w:lvl>
   </w:abstractNum>
-  <w:abstractNum w:abstractNumId="77" w15:restartNumberingAfterBreak="0">
+  <w:abstractNum w:abstractNumId="89" w15:restartNumberingAfterBreak="0">
     <w:nsid w:val="646836DE"/>
     <w:multiLevelType w:val="multilevel"/>
     <w:tmpl w:val="46F48C22"/>
@@ -38538,7 +43552,7 @@
       </w:rPr>
     </w:lvl>
   </w:abstractNum>
-  <w:abstractNum w:abstractNumId="78" w15:restartNumberingAfterBreak="0">
+  <w:abstractNum w:abstractNumId="90" w15:restartNumberingAfterBreak="0">
     <w:nsid w:val="647E7CF2"/>
     <w:multiLevelType w:val="multilevel"/>
     <w:tmpl w:val="2B58444E"/>
@@ -38687,7 +43701,7 @@
       </w:rPr>
     </w:lvl>
   </w:abstractNum>
-  <w:abstractNum w:abstractNumId="79" w15:restartNumberingAfterBreak="0">
+  <w:abstractNum w:abstractNumId="91" w15:restartNumberingAfterBreak="0">
     <w:nsid w:val="65CA5203"/>
     <w:multiLevelType w:val="multilevel"/>
     <w:tmpl w:val="06BA916E"/>
@@ -38836,7 +43850,7 @@
       </w:rPr>
     </w:lvl>
   </w:abstractNum>
-  <w:abstractNum w:abstractNumId="80" w15:restartNumberingAfterBreak="0">
+  <w:abstractNum w:abstractNumId="92" w15:restartNumberingAfterBreak="0">
     <w:nsid w:val="66FE6512"/>
     <w:multiLevelType w:val="multilevel"/>
     <w:tmpl w:val="4448EB3E"/>
@@ -38985,7 +43999,7 @@
       </w:rPr>
     </w:lvl>
   </w:abstractNum>
-  <w:abstractNum w:abstractNumId="81" w15:restartNumberingAfterBreak="0">
+  <w:abstractNum w:abstractNumId="93" w15:restartNumberingAfterBreak="0">
     <w:nsid w:val="678E7FFA"/>
     <w:multiLevelType w:val="multilevel"/>
     <w:tmpl w:val="E4AACC6C"/>
@@ -39134,7 +44148,7 @@
       </w:rPr>
     </w:lvl>
   </w:abstractNum>
-  <w:abstractNum w:abstractNumId="82" w15:restartNumberingAfterBreak="0">
+  <w:abstractNum w:abstractNumId="94" w15:restartNumberingAfterBreak="0">
     <w:nsid w:val="69CF65D4"/>
     <w:multiLevelType w:val="multilevel"/>
     <w:tmpl w:val="851C0C8A"/>
@@ -39283,7 +44297,7 @@
       </w:rPr>
     </w:lvl>
   </w:abstractNum>
-  <w:abstractNum w:abstractNumId="83" w15:restartNumberingAfterBreak="0">
+  <w:abstractNum w:abstractNumId="95" w15:restartNumberingAfterBreak="0">
     <w:nsid w:val="6C0715D4"/>
     <w:multiLevelType w:val="multilevel"/>
     <w:tmpl w:val="40A6AF2A"/>
@@ -39432,7 +44446,7 @@
       </w:rPr>
     </w:lvl>
   </w:abstractNum>
-  <w:abstractNum w:abstractNumId="84" w15:restartNumberingAfterBreak="0">
+  <w:abstractNum w:abstractNumId="96" w15:restartNumberingAfterBreak="0">
     <w:nsid w:val="6C816804"/>
     <w:multiLevelType w:val="multilevel"/>
     <w:tmpl w:val="424004D8"/>
@@ -39581,7 +44595,7 @@
       </w:rPr>
     </w:lvl>
   </w:abstractNum>
-  <w:abstractNum w:abstractNumId="85" w15:restartNumberingAfterBreak="0">
+  <w:abstractNum w:abstractNumId="97" w15:restartNumberingAfterBreak="0">
     <w:nsid w:val="6DDC585C"/>
     <w:multiLevelType w:val="multilevel"/>
     <w:tmpl w:val="24262948"/>
@@ -39730,7 +44744,305 @@
       </w:rPr>
     </w:lvl>
   </w:abstractNum>
-  <w:abstractNum w:abstractNumId="86" w15:restartNumberingAfterBreak="0">
+  <w:abstractNum w:abstractNumId="98" w15:restartNumberingAfterBreak="0">
+    <w:nsid w:val="6E3A6F17"/>
+    <w:multiLevelType w:val="multilevel"/>
+    <w:tmpl w:val="4A0E4D66"/>
+    <w:lvl w:ilvl="0">
+      <w:start w:val="1"/>
+      <w:numFmt w:val="bullet"/>
+      <w:lvlText w:val=""/>
+      <w:lvlJc w:val="left"/>
+      <w:pPr>
+        <w:tabs>
+          <w:tab w:val="num" w:pos="720"/>
+        </w:tabs>
+        <w:ind w:left="720" w:hanging="360"/>
+      </w:pPr>
+      <w:rPr>
+        <w:rFonts w:ascii="Symbol" w:hAnsi="Symbol" w:hint="default"/>
+        <w:sz w:val="20"/>
+      </w:rPr>
+    </w:lvl>
+    <w:lvl w:ilvl="1" w:tentative="1">
+      <w:start w:val="1"/>
+      <w:numFmt w:val="bullet"/>
+      <w:lvlText w:val="o"/>
+      <w:lvlJc w:val="left"/>
+      <w:pPr>
+        <w:tabs>
+          <w:tab w:val="num" w:pos="1440"/>
+        </w:tabs>
+        <w:ind w:left="1440" w:hanging="360"/>
+      </w:pPr>
+      <w:rPr>
+        <w:rFonts w:ascii="Courier New" w:hAnsi="Courier New" w:hint="default"/>
+        <w:sz w:val="20"/>
+      </w:rPr>
+    </w:lvl>
+    <w:lvl w:ilvl="2" w:tentative="1">
+      <w:start w:val="1"/>
+      <w:numFmt w:val="bullet"/>
+      <w:lvlText w:val=""/>
+      <w:lvlJc w:val="left"/>
+      <w:pPr>
+        <w:tabs>
+          <w:tab w:val="num" w:pos="2160"/>
+        </w:tabs>
+        <w:ind w:left="2160" w:hanging="360"/>
+      </w:pPr>
+      <w:rPr>
+        <w:rFonts w:ascii="Wingdings" w:hAnsi="Wingdings" w:hint="default"/>
+        <w:sz w:val="20"/>
+      </w:rPr>
+    </w:lvl>
+    <w:lvl w:ilvl="3" w:tentative="1">
+      <w:start w:val="1"/>
+      <w:numFmt w:val="bullet"/>
+      <w:lvlText w:val=""/>
+      <w:lvlJc w:val="left"/>
+      <w:pPr>
+        <w:tabs>
+          <w:tab w:val="num" w:pos="2880"/>
+        </w:tabs>
+        <w:ind w:left="2880" w:hanging="360"/>
+      </w:pPr>
+      <w:rPr>
+        <w:rFonts w:ascii="Wingdings" w:hAnsi="Wingdings" w:hint="default"/>
+        <w:sz w:val="20"/>
+      </w:rPr>
+    </w:lvl>
+    <w:lvl w:ilvl="4" w:tentative="1">
+      <w:start w:val="1"/>
+      <w:numFmt w:val="bullet"/>
+      <w:lvlText w:val=""/>
+      <w:lvlJc w:val="left"/>
+      <w:pPr>
+        <w:tabs>
+          <w:tab w:val="num" w:pos="3600"/>
+        </w:tabs>
+        <w:ind w:left="3600" w:hanging="360"/>
+      </w:pPr>
+      <w:rPr>
+        <w:rFonts w:ascii="Wingdings" w:hAnsi="Wingdings" w:hint="default"/>
+        <w:sz w:val="20"/>
+      </w:rPr>
+    </w:lvl>
+    <w:lvl w:ilvl="5" w:tentative="1">
+      <w:start w:val="1"/>
+      <w:numFmt w:val="bullet"/>
+      <w:lvlText w:val=""/>
+      <w:lvlJc w:val="left"/>
+      <w:pPr>
+        <w:tabs>
+          <w:tab w:val="num" w:pos="4320"/>
+        </w:tabs>
+        <w:ind w:left="4320" w:hanging="360"/>
+      </w:pPr>
+      <w:rPr>
+        <w:rFonts w:ascii="Wingdings" w:hAnsi="Wingdings" w:hint="default"/>
+        <w:sz w:val="20"/>
+      </w:rPr>
+    </w:lvl>
+    <w:lvl w:ilvl="6" w:tentative="1">
+      <w:start w:val="1"/>
+      <w:numFmt w:val="bullet"/>
+      <w:lvlText w:val=""/>
+      <w:lvlJc w:val="left"/>
+      <w:pPr>
+        <w:tabs>
+          <w:tab w:val="num" w:pos="5040"/>
+        </w:tabs>
+        <w:ind w:left="5040" w:hanging="360"/>
+      </w:pPr>
+      <w:rPr>
+        <w:rFonts w:ascii="Wingdings" w:hAnsi="Wingdings" w:hint="default"/>
+        <w:sz w:val="20"/>
+      </w:rPr>
+    </w:lvl>
+    <w:lvl w:ilvl="7" w:tentative="1">
+      <w:start w:val="1"/>
+      <w:numFmt w:val="bullet"/>
+      <w:lvlText w:val=""/>
+      <w:lvlJc w:val="left"/>
+      <w:pPr>
+        <w:tabs>
+          <w:tab w:val="num" w:pos="5760"/>
+        </w:tabs>
+        <w:ind w:left="5760" w:hanging="360"/>
+      </w:pPr>
+      <w:rPr>
+        <w:rFonts w:ascii="Wingdings" w:hAnsi="Wingdings" w:hint="default"/>
+        <w:sz w:val="20"/>
+      </w:rPr>
+    </w:lvl>
+    <w:lvl w:ilvl="8" w:tentative="1">
+      <w:start w:val="1"/>
+      <w:numFmt w:val="bullet"/>
+      <w:lvlText w:val=""/>
+      <w:lvlJc w:val="left"/>
+      <w:pPr>
+        <w:tabs>
+          <w:tab w:val="num" w:pos="6480"/>
+        </w:tabs>
+        <w:ind w:left="6480" w:hanging="360"/>
+      </w:pPr>
+      <w:rPr>
+        <w:rFonts w:ascii="Wingdings" w:hAnsi="Wingdings" w:hint="default"/>
+        <w:sz w:val="20"/>
+      </w:rPr>
+    </w:lvl>
+  </w:abstractNum>
+  <w:abstractNum w:abstractNumId="99" w15:restartNumberingAfterBreak="0">
+    <w:nsid w:val="713A0073"/>
+    <w:multiLevelType w:val="multilevel"/>
+    <w:tmpl w:val="F55C649A"/>
+    <w:lvl w:ilvl="0">
+      <w:start w:val="1"/>
+      <w:numFmt w:val="bullet"/>
+      <w:lvlText w:val=""/>
+      <w:lvlJc w:val="left"/>
+      <w:pPr>
+        <w:tabs>
+          <w:tab w:val="num" w:pos="720"/>
+        </w:tabs>
+        <w:ind w:left="720" w:hanging="360"/>
+      </w:pPr>
+      <w:rPr>
+        <w:rFonts w:ascii="Symbol" w:hAnsi="Symbol" w:hint="default"/>
+        <w:sz w:val="20"/>
+      </w:rPr>
+    </w:lvl>
+    <w:lvl w:ilvl="1" w:tentative="1">
+      <w:start w:val="1"/>
+      <w:numFmt w:val="bullet"/>
+      <w:lvlText w:val="o"/>
+      <w:lvlJc w:val="left"/>
+      <w:pPr>
+        <w:tabs>
+          <w:tab w:val="num" w:pos="1440"/>
+        </w:tabs>
+        <w:ind w:left="1440" w:hanging="360"/>
+      </w:pPr>
+      <w:rPr>
+        <w:rFonts w:ascii="Courier New" w:hAnsi="Courier New" w:hint="default"/>
+        <w:sz w:val="20"/>
+      </w:rPr>
+    </w:lvl>
+    <w:lvl w:ilvl="2" w:tentative="1">
+      <w:start w:val="1"/>
+      <w:numFmt w:val="bullet"/>
+      <w:lvlText w:val=""/>
+      <w:lvlJc w:val="left"/>
+      <w:pPr>
+        <w:tabs>
+          <w:tab w:val="num" w:pos="2160"/>
+        </w:tabs>
+        <w:ind w:left="2160" w:hanging="360"/>
+      </w:pPr>
+      <w:rPr>
+        <w:rFonts w:ascii="Wingdings" w:hAnsi="Wingdings" w:hint="default"/>
+        <w:sz w:val="20"/>
+      </w:rPr>
+    </w:lvl>
+    <w:lvl w:ilvl="3" w:tentative="1">
+      <w:start w:val="1"/>
+      <w:numFmt w:val="bullet"/>
+      <w:lvlText w:val=""/>
+      <w:lvlJc w:val="left"/>
+      <w:pPr>
+        <w:tabs>
+          <w:tab w:val="num" w:pos="2880"/>
+        </w:tabs>
+        <w:ind w:left="2880" w:hanging="360"/>
+      </w:pPr>
+      <w:rPr>
+        <w:rFonts w:ascii="Wingdings" w:hAnsi="Wingdings" w:hint="default"/>
+        <w:sz w:val="20"/>
+      </w:rPr>
+    </w:lvl>
+    <w:lvl w:ilvl="4" w:tentative="1">
+      <w:start w:val="1"/>
+      <w:numFmt w:val="bullet"/>
+      <w:lvlText w:val=""/>
+      <w:lvlJc w:val="left"/>
+      <w:pPr>
+        <w:tabs>
+          <w:tab w:val="num" w:pos="3600"/>
+        </w:tabs>
+        <w:ind w:left="3600" w:hanging="360"/>
+      </w:pPr>
+      <w:rPr>
+        <w:rFonts w:ascii="Wingdings" w:hAnsi="Wingdings" w:hint="default"/>
+        <w:sz w:val="20"/>
+      </w:rPr>
+    </w:lvl>
+    <w:lvl w:ilvl="5" w:tentative="1">
+      <w:start w:val="1"/>
+      <w:numFmt w:val="bullet"/>
+      <w:lvlText w:val=""/>
+      <w:lvlJc w:val="left"/>
+      <w:pPr>
+        <w:tabs>
+          <w:tab w:val="num" w:pos="4320"/>
+        </w:tabs>
+        <w:ind w:left="4320" w:hanging="360"/>
+      </w:pPr>
+      <w:rPr>
+        <w:rFonts w:ascii="Wingdings" w:hAnsi="Wingdings" w:hint="default"/>
+        <w:sz w:val="20"/>
+      </w:rPr>
+    </w:lvl>
+    <w:lvl w:ilvl="6" w:tentative="1">
+      <w:start w:val="1"/>
+      <w:numFmt w:val="bullet"/>
+      <w:lvlText w:val=""/>
+      <w:lvlJc w:val="left"/>
+      <w:pPr>
+        <w:tabs>
+          <w:tab w:val="num" w:pos="5040"/>
+        </w:tabs>
+        <w:ind w:left="5040" w:hanging="360"/>
+      </w:pPr>
+      <w:rPr>
+        <w:rFonts w:ascii="Wingdings" w:hAnsi="Wingdings" w:hint="default"/>
+        <w:sz w:val="20"/>
+      </w:rPr>
+    </w:lvl>
+    <w:lvl w:ilvl="7" w:tentative="1">
+      <w:start w:val="1"/>
+      <w:numFmt w:val="bullet"/>
+      <w:lvlText w:val=""/>
+      <w:lvlJc w:val="left"/>
+      <w:pPr>
+        <w:tabs>
+          <w:tab w:val="num" w:pos="5760"/>
+        </w:tabs>
+        <w:ind w:left="5760" w:hanging="360"/>
+      </w:pPr>
+      <w:rPr>
+        <w:rFonts w:ascii="Wingdings" w:hAnsi="Wingdings" w:hint="default"/>
+        <w:sz w:val="20"/>
+      </w:rPr>
+    </w:lvl>
+    <w:lvl w:ilvl="8" w:tentative="1">
+      <w:start w:val="1"/>
+      <w:numFmt w:val="bullet"/>
+      <w:lvlText w:val=""/>
+      <w:lvlJc w:val="left"/>
+      <w:pPr>
+        <w:tabs>
+          <w:tab w:val="num" w:pos="6480"/>
+        </w:tabs>
+        <w:ind w:left="6480" w:hanging="360"/>
+      </w:pPr>
+      <w:rPr>
+        <w:rFonts w:ascii="Wingdings" w:hAnsi="Wingdings" w:hint="default"/>
+        <w:sz w:val="20"/>
+      </w:rPr>
+    </w:lvl>
+  </w:abstractNum>
+  <w:abstractNum w:abstractNumId="100" w15:restartNumberingAfterBreak="0">
     <w:nsid w:val="71E82924"/>
     <w:multiLevelType w:val="multilevel"/>
     <w:tmpl w:val="1ECE2C32"/>
@@ -39879,7 +45191,7 @@
       </w:rPr>
     </w:lvl>
   </w:abstractNum>
-  <w:abstractNum w:abstractNumId="87" w15:restartNumberingAfterBreak="0">
+  <w:abstractNum w:abstractNumId="101" w15:restartNumberingAfterBreak="0">
     <w:nsid w:val="72723F02"/>
     <w:multiLevelType w:val="multilevel"/>
     <w:tmpl w:val="FBD836B0"/>
@@ -40028,7 +45340,7 @@
       </w:rPr>
     </w:lvl>
   </w:abstractNum>
-  <w:abstractNum w:abstractNumId="88" w15:restartNumberingAfterBreak="0">
+  <w:abstractNum w:abstractNumId="102" w15:restartNumberingAfterBreak="0">
     <w:nsid w:val="733D3943"/>
     <w:multiLevelType w:val="multilevel"/>
     <w:tmpl w:val="D7C6736A"/>
@@ -40177,7 +45489,7 @@
       </w:rPr>
     </w:lvl>
   </w:abstractNum>
-  <w:abstractNum w:abstractNumId="89" w15:restartNumberingAfterBreak="0">
+  <w:abstractNum w:abstractNumId="103" w15:restartNumberingAfterBreak="0">
     <w:nsid w:val="74745EBD"/>
     <w:multiLevelType w:val="multilevel"/>
     <w:tmpl w:val="A7D644BC"/>
@@ -40326,7 +45638,7 @@
       </w:rPr>
     </w:lvl>
   </w:abstractNum>
-  <w:abstractNum w:abstractNumId="90" w15:restartNumberingAfterBreak="0">
+  <w:abstractNum w:abstractNumId="104" w15:restartNumberingAfterBreak="0">
     <w:nsid w:val="74AC466A"/>
     <w:multiLevelType w:val="multilevel"/>
     <w:tmpl w:val="0C7C38E0"/>
@@ -40475,7 +45787,7 @@
       </w:rPr>
     </w:lvl>
   </w:abstractNum>
-  <w:abstractNum w:abstractNumId="91" w15:restartNumberingAfterBreak="0">
+  <w:abstractNum w:abstractNumId="105" w15:restartNumberingAfterBreak="0">
     <w:nsid w:val="78EE2285"/>
     <w:multiLevelType w:val="multilevel"/>
     <w:tmpl w:val="FC308B3A"/>
@@ -40624,7 +45936,7 @@
       </w:rPr>
     </w:lvl>
   </w:abstractNum>
-  <w:abstractNum w:abstractNumId="92" w15:restartNumberingAfterBreak="0">
+  <w:abstractNum w:abstractNumId="106" w15:restartNumberingAfterBreak="0">
     <w:nsid w:val="79172AE6"/>
     <w:multiLevelType w:val="multilevel"/>
     <w:tmpl w:val="0DBC4648"/>
@@ -40773,7 +46085,7 @@
       </w:rPr>
     </w:lvl>
   </w:abstractNum>
-  <w:abstractNum w:abstractNumId="93" w15:restartNumberingAfterBreak="0">
+  <w:abstractNum w:abstractNumId="107" w15:restartNumberingAfterBreak="0">
     <w:nsid w:val="7B040BD7"/>
     <w:multiLevelType w:val="multilevel"/>
     <w:tmpl w:val="B9E03F9C"/>
@@ -40922,7 +46234,156 @@
       </w:rPr>
     </w:lvl>
   </w:abstractNum>
-  <w:abstractNum w:abstractNumId="94" w15:restartNumberingAfterBreak="0">
+  <w:abstractNum w:abstractNumId="108" w15:restartNumberingAfterBreak="0">
+    <w:nsid w:val="7B7D4123"/>
+    <w:multiLevelType w:val="multilevel"/>
+    <w:tmpl w:val="42202FDE"/>
+    <w:lvl w:ilvl="0">
+      <w:start w:val="1"/>
+      <w:numFmt w:val="bullet"/>
+      <w:lvlText w:val=""/>
+      <w:lvlJc w:val="left"/>
+      <w:pPr>
+        <w:tabs>
+          <w:tab w:val="num" w:pos="720"/>
+        </w:tabs>
+        <w:ind w:left="720" w:hanging="360"/>
+      </w:pPr>
+      <w:rPr>
+        <w:rFonts w:ascii="Symbol" w:hAnsi="Symbol" w:hint="default"/>
+        <w:sz w:val="20"/>
+      </w:rPr>
+    </w:lvl>
+    <w:lvl w:ilvl="1" w:tentative="1">
+      <w:start w:val="1"/>
+      <w:numFmt w:val="bullet"/>
+      <w:lvlText w:val="o"/>
+      <w:lvlJc w:val="left"/>
+      <w:pPr>
+        <w:tabs>
+          <w:tab w:val="num" w:pos="1440"/>
+        </w:tabs>
+        <w:ind w:left="1440" w:hanging="360"/>
+      </w:pPr>
+      <w:rPr>
+        <w:rFonts w:ascii="Courier New" w:hAnsi="Courier New" w:hint="default"/>
+        <w:sz w:val="20"/>
+      </w:rPr>
+    </w:lvl>
+    <w:lvl w:ilvl="2" w:tentative="1">
+      <w:start w:val="1"/>
+      <w:numFmt w:val="bullet"/>
+      <w:lvlText w:val=""/>
+      <w:lvlJc w:val="left"/>
+      <w:pPr>
+        <w:tabs>
+          <w:tab w:val="num" w:pos="2160"/>
+        </w:tabs>
+        <w:ind w:left="2160" w:hanging="360"/>
+      </w:pPr>
+      <w:rPr>
+        <w:rFonts w:ascii="Wingdings" w:hAnsi="Wingdings" w:hint="default"/>
+        <w:sz w:val="20"/>
+      </w:rPr>
+    </w:lvl>
+    <w:lvl w:ilvl="3" w:tentative="1">
+      <w:start w:val="1"/>
+      <w:numFmt w:val="bullet"/>
+      <w:lvlText w:val=""/>
+      <w:lvlJc w:val="left"/>
+      <w:pPr>
+        <w:tabs>
+          <w:tab w:val="num" w:pos="2880"/>
+        </w:tabs>
+        <w:ind w:left="2880" w:hanging="360"/>
+      </w:pPr>
+      <w:rPr>
+        <w:rFonts w:ascii="Wingdings" w:hAnsi="Wingdings" w:hint="default"/>
+        <w:sz w:val="20"/>
+      </w:rPr>
+    </w:lvl>
+    <w:lvl w:ilvl="4" w:tentative="1">
+      <w:start w:val="1"/>
+      <w:numFmt w:val="bullet"/>
+      <w:lvlText w:val=""/>
+      <w:lvlJc w:val="left"/>
+      <w:pPr>
+        <w:tabs>
+          <w:tab w:val="num" w:pos="3600"/>
+        </w:tabs>
+        <w:ind w:left="3600" w:hanging="360"/>
+      </w:pPr>
+      <w:rPr>
+        <w:rFonts w:ascii="Wingdings" w:hAnsi="Wingdings" w:hint="default"/>
+        <w:sz w:val="20"/>
+      </w:rPr>
+    </w:lvl>
+    <w:lvl w:ilvl="5" w:tentative="1">
+      <w:start w:val="1"/>
+      <w:numFmt w:val="bullet"/>
+      <w:lvlText w:val=""/>
+      <w:lvlJc w:val="left"/>
+      <w:pPr>
+        <w:tabs>
+          <w:tab w:val="num" w:pos="4320"/>
+        </w:tabs>
+        <w:ind w:left="4320" w:hanging="360"/>
+      </w:pPr>
+      <w:rPr>
+        <w:rFonts w:ascii="Wingdings" w:hAnsi="Wingdings" w:hint="default"/>
+        <w:sz w:val="20"/>
+      </w:rPr>
+    </w:lvl>
+    <w:lvl w:ilvl="6" w:tentative="1">
+      <w:start w:val="1"/>
+      <w:numFmt w:val="bullet"/>
+      <w:lvlText w:val=""/>
+      <w:lvlJc w:val="left"/>
+      <w:pPr>
+        <w:tabs>
+          <w:tab w:val="num" w:pos="5040"/>
+        </w:tabs>
+        <w:ind w:left="5040" w:hanging="360"/>
+      </w:pPr>
+      <w:rPr>
+        <w:rFonts w:ascii="Wingdings" w:hAnsi="Wingdings" w:hint="default"/>
+        <w:sz w:val="20"/>
+      </w:rPr>
+    </w:lvl>
+    <w:lvl w:ilvl="7" w:tentative="1">
+      <w:start w:val="1"/>
+      <w:numFmt w:val="bullet"/>
+      <w:lvlText w:val=""/>
+      <w:lvlJc w:val="left"/>
+      <w:pPr>
+        <w:tabs>
+          <w:tab w:val="num" w:pos="5760"/>
+        </w:tabs>
+        <w:ind w:left="5760" w:hanging="360"/>
+      </w:pPr>
+      <w:rPr>
+        <w:rFonts w:ascii="Wingdings" w:hAnsi="Wingdings" w:hint="default"/>
+        <w:sz w:val="20"/>
+      </w:rPr>
+    </w:lvl>
+    <w:lvl w:ilvl="8" w:tentative="1">
+      <w:start w:val="1"/>
+      <w:numFmt w:val="bullet"/>
+      <w:lvlText w:val=""/>
+      <w:lvlJc w:val="left"/>
+      <w:pPr>
+        <w:tabs>
+          <w:tab w:val="num" w:pos="6480"/>
+        </w:tabs>
+        <w:ind w:left="6480" w:hanging="360"/>
+      </w:pPr>
+      <w:rPr>
+        <w:rFonts w:ascii="Wingdings" w:hAnsi="Wingdings" w:hint="default"/>
+        <w:sz w:val="20"/>
+      </w:rPr>
+    </w:lvl>
+  </w:abstractNum>
+  <w:abstractNum w:abstractNumId="109" w15:restartNumberingAfterBreak="0">
     <w:nsid w:val="7BF1194B"/>
     <w:multiLevelType w:val="multilevel"/>
     <w:tmpl w:val="EC229700"/>
@@ -41071,7 +46532,7 @@
       </w:rPr>
     </w:lvl>
   </w:abstractNum>
-  <w:abstractNum w:abstractNumId="95" w15:restartNumberingAfterBreak="0">
+  <w:abstractNum w:abstractNumId="110" w15:restartNumberingAfterBreak="0">
     <w:nsid w:val="7BFC4E3A"/>
     <w:multiLevelType w:val="multilevel"/>
     <w:tmpl w:val="A802E320"/>
@@ -41220,7 +46681,7 @@
       </w:rPr>
     </w:lvl>
   </w:abstractNum>
-  <w:abstractNum w:abstractNumId="96" w15:restartNumberingAfterBreak="0">
+  <w:abstractNum w:abstractNumId="111" w15:restartNumberingAfterBreak="0">
     <w:nsid w:val="7C4B0CE3"/>
     <w:multiLevelType w:val="multilevel"/>
     <w:tmpl w:val="2654E5EE"/>
@@ -41369,7 +46830,7 @@
       </w:rPr>
     </w:lvl>
   </w:abstractNum>
-  <w:abstractNum w:abstractNumId="97" w15:restartNumberingAfterBreak="0">
+  <w:abstractNum w:abstractNumId="112" w15:restartNumberingAfterBreak="0">
     <w:nsid w:val="7C8B3581"/>
     <w:multiLevelType w:val="multilevel"/>
     <w:tmpl w:val="8B8E32F2"/>
@@ -41518,7 +46979,7 @@
       </w:rPr>
     </w:lvl>
   </w:abstractNum>
-  <w:abstractNum w:abstractNumId="98" w15:restartNumberingAfterBreak="0">
+  <w:abstractNum w:abstractNumId="113" w15:restartNumberingAfterBreak="0">
     <w:nsid w:val="7D4A642D"/>
     <w:multiLevelType w:val="multilevel"/>
     <w:tmpl w:val="B19C4384"/>
@@ -41667,7 +47128,7 @@
       </w:rPr>
     </w:lvl>
   </w:abstractNum>
-  <w:abstractNum w:abstractNumId="99" w15:restartNumberingAfterBreak="0">
+  <w:abstractNum w:abstractNumId="114" w15:restartNumberingAfterBreak="0">
     <w:nsid w:val="7DD40562"/>
     <w:multiLevelType w:val="multilevel"/>
     <w:tmpl w:val="4B521A86"/>
@@ -41816,7 +47277,156 @@
       </w:rPr>
     </w:lvl>
   </w:abstractNum>
-  <w:abstractNum w:abstractNumId="100" w15:restartNumberingAfterBreak="0">
+  <w:abstractNum w:abstractNumId="115" w15:restartNumberingAfterBreak="0">
+    <w:nsid w:val="7E12476F"/>
+    <w:multiLevelType w:val="multilevel"/>
+    <w:tmpl w:val="68865DDE"/>
+    <w:lvl w:ilvl="0">
+      <w:start w:val="1"/>
+      <w:numFmt w:val="bullet"/>
+      <w:lvlText w:val=""/>
+      <w:lvlJc w:val="left"/>
+      <w:pPr>
+        <w:tabs>
+          <w:tab w:val="num" w:pos="720"/>
+        </w:tabs>
+        <w:ind w:left="720" w:hanging="360"/>
+      </w:pPr>
+      <w:rPr>
+        <w:rFonts w:ascii="Symbol" w:hAnsi="Symbol" w:hint="default"/>
+        <w:sz w:val="20"/>
+      </w:rPr>
+    </w:lvl>
+    <w:lvl w:ilvl="1" w:tentative="1">
+      <w:start w:val="1"/>
+      <w:numFmt w:val="bullet"/>
+      <w:lvlText w:val="o"/>
+      <w:lvlJc w:val="left"/>
+      <w:pPr>
+        <w:tabs>
+          <w:tab w:val="num" w:pos="1440"/>
+        </w:tabs>
+        <w:ind w:left="1440" w:hanging="360"/>
+      </w:pPr>
+      <w:rPr>
+        <w:rFonts w:ascii="Courier New" w:hAnsi="Courier New" w:hint="default"/>
+        <w:sz w:val="20"/>
+      </w:rPr>
+    </w:lvl>
+    <w:lvl w:ilvl="2" w:tentative="1">
+      <w:start w:val="1"/>
+      <w:numFmt w:val="bullet"/>
+      <w:lvlText w:val=""/>
+      <w:lvlJc w:val="left"/>
+      <w:pPr>
+        <w:tabs>
+          <w:tab w:val="num" w:pos="2160"/>
+        </w:tabs>
+        <w:ind w:left="2160" w:hanging="360"/>
+      </w:pPr>
+      <w:rPr>
+        <w:rFonts w:ascii="Wingdings" w:hAnsi="Wingdings" w:hint="default"/>
+        <w:sz w:val="20"/>
+      </w:rPr>
+    </w:lvl>
+    <w:lvl w:ilvl="3" w:tentative="1">
+      <w:start w:val="1"/>
+      <w:numFmt w:val="bullet"/>
+      <w:lvlText w:val=""/>
+      <w:lvlJc w:val="left"/>
+      <w:pPr>
+        <w:tabs>
+          <w:tab w:val="num" w:pos="2880"/>
+        </w:tabs>
+        <w:ind w:left="2880" w:hanging="360"/>
+      </w:pPr>
+      <w:rPr>
+        <w:rFonts w:ascii="Wingdings" w:hAnsi="Wingdings" w:hint="default"/>
+        <w:sz w:val="20"/>
+      </w:rPr>
+    </w:lvl>
+    <w:lvl w:ilvl="4" w:tentative="1">
+      <w:start w:val="1"/>
+      <w:numFmt w:val="bullet"/>
+      <w:lvlText w:val=""/>
+      <w:lvlJc w:val="left"/>
+      <w:pPr>
+        <w:tabs>
+          <w:tab w:val="num" w:pos="3600"/>
+        </w:tabs>
+        <w:ind w:left="3600" w:hanging="360"/>
+      </w:pPr>
+      <w:rPr>
+        <w:rFonts w:ascii="Wingdings" w:hAnsi="Wingdings" w:hint="default"/>
+        <w:sz w:val="20"/>
+      </w:rPr>
+    </w:lvl>
+    <w:lvl w:ilvl="5" w:tentative="1">
+      <w:start w:val="1"/>
+      <w:numFmt w:val="bullet"/>
+      <w:lvlText w:val=""/>
+      <w:lvlJc w:val="left"/>
+      <w:pPr>
+        <w:tabs>
+          <w:tab w:val="num" w:pos="4320"/>
+        </w:tabs>
+        <w:ind w:left="4320" w:hanging="360"/>
+      </w:pPr>
+      <w:rPr>
+        <w:rFonts w:ascii="Wingdings" w:hAnsi="Wingdings" w:hint="default"/>
+        <w:sz w:val="20"/>
+      </w:rPr>
+    </w:lvl>
+    <w:lvl w:ilvl="6" w:tentative="1">
+      <w:start w:val="1"/>
+      <w:numFmt w:val="bullet"/>
+      <w:lvlText w:val=""/>
+      <w:lvlJc w:val="left"/>
+      <w:pPr>
+        <w:tabs>
+          <w:tab w:val="num" w:pos="5040"/>
+        </w:tabs>
+        <w:ind w:left="5040" w:hanging="360"/>
+      </w:pPr>
+      <w:rPr>
+        <w:rFonts w:ascii="Wingdings" w:hAnsi="Wingdings" w:hint="default"/>
+        <w:sz w:val="20"/>
+      </w:rPr>
+    </w:lvl>
+    <w:lvl w:ilvl="7" w:tentative="1">
+      <w:start w:val="1"/>
+      <w:numFmt w:val="bullet"/>
+      <w:lvlText w:val=""/>
+      <w:lvlJc w:val="left"/>
+      <w:pPr>
+        <w:tabs>
+          <w:tab w:val="num" w:pos="5760"/>
+        </w:tabs>
+        <w:ind w:left="5760" w:hanging="360"/>
+      </w:pPr>
+      <w:rPr>
+        <w:rFonts w:ascii="Wingdings" w:hAnsi="Wingdings" w:hint="default"/>
+        <w:sz w:val="20"/>
+      </w:rPr>
+    </w:lvl>
+    <w:lvl w:ilvl="8" w:tentative="1">
+      <w:start w:val="1"/>
+      <w:numFmt w:val="bullet"/>
+      <w:lvlText w:val=""/>
+      <w:lvlJc w:val="left"/>
+      <w:pPr>
+        <w:tabs>
+          <w:tab w:val="num" w:pos="6480"/>
+        </w:tabs>
+        <w:ind w:left="6480" w:hanging="360"/>
+      </w:pPr>
+      <w:rPr>
+        <w:rFonts w:ascii="Wingdings" w:hAnsi="Wingdings" w:hint="default"/>
+        <w:sz w:val="20"/>
+      </w:rPr>
+    </w:lvl>
+  </w:abstractNum>
+  <w:abstractNum w:abstractNumId="116" w15:restartNumberingAfterBreak="0">
     <w:nsid w:val="7E1415B2"/>
     <w:multiLevelType w:val="multilevel"/>
     <w:tmpl w:val="EFCE311C"/>
@@ -41965,7 +47575,7 @@
       </w:rPr>
     </w:lvl>
   </w:abstractNum>
-  <w:abstractNum w:abstractNumId="101" w15:restartNumberingAfterBreak="0">
+  <w:abstractNum w:abstractNumId="117" w15:restartNumberingAfterBreak="0">
     <w:nsid w:val="7E6A05C5"/>
     <w:multiLevelType w:val="multilevel"/>
     <w:tmpl w:val="0F78AE1C"/>
@@ -42115,312 +47725,360 @@
     </w:lvl>
   </w:abstractNum>
   <w:num w:numId="1" w16cid:durableId="1704019034">
-    <w:abstractNumId w:val="56"/>
+    <w:abstractNumId w:val="66"/>
   </w:num>
   <w:num w:numId="2" w16cid:durableId="120345923">
-    <w:abstractNumId w:val="7"/>
+    <w:abstractNumId w:val="8"/>
   </w:num>
   <w:num w:numId="3" w16cid:durableId="910164482">
-    <w:abstractNumId w:val="14"/>
+    <w:abstractNumId w:val="19"/>
   </w:num>
   <w:num w:numId="4" w16cid:durableId="2112122640">
-    <w:abstractNumId w:val="39"/>
+    <w:abstractNumId w:val="47"/>
   </w:num>
   <w:num w:numId="5" w16cid:durableId="1739860034">
+    <w:abstractNumId w:val="106"/>
+  </w:num>
+  <w:num w:numId="6" w16cid:durableId="994534465">
+    <w:abstractNumId w:val="22"/>
+  </w:num>
+  <w:num w:numId="7" w16cid:durableId="1625844472">
+    <w:abstractNumId w:val="51"/>
+  </w:num>
+  <w:num w:numId="8" w16cid:durableId="300352054">
+    <w:abstractNumId w:val="44"/>
+  </w:num>
+  <w:num w:numId="9" w16cid:durableId="1601910452">
+    <w:abstractNumId w:val="112"/>
+  </w:num>
+  <w:num w:numId="10" w16cid:durableId="868958438">
+    <w:abstractNumId w:val="104"/>
+  </w:num>
+  <w:num w:numId="11" w16cid:durableId="1938513982">
+    <w:abstractNumId w:val="114"/>
+  </w:num>
+  <w:num w:numId="12" w16cid:durableId="564797187">
+    <w:abstractNumId w:val="103"/>
+  </w:num>
+  <w:num w:numId="13" w16cid:durableId="592396384">
     <w:abstractNumId w:val="92"/>
   </w:num>
-  <w:num w:numId="6" w16cid:durableId="994534465">
-    <w:abstractNumId w:val="17"/>
-  </w:num>
-  <w:num w:numId="7" w16cid:durableId="1625844472">
-    <w:abstractNumId w:val="42"/>
-  </w:num>
-  <w:num w:numId="8" w16cid:durableId="300352054">
-    <w:abstractNumId w:val="36"/>
-  </w:num>
-  <w:num w:numId="9" w16cid:durableId="1601910452">
-    <w:abstractNumId w:val="97"/>
-  </w:num>
-  <w:num w:numId="10" w16cid:durableId="868958438">
-    <w:abstractNumId w:val="90"/>
-  </w:num>
-  <w:num w:numId="11" w16cid:durableId="1938513982">
-    <w:abstractNumId w:val="99"/>
-  </w:num>
-  <w:num w:numId="12" w16cid:durableId="564797187">
-    <w:abstractNumId w:val="89"/>
-  </w:num>
-  <w:num w:numId="13" w16cid:durableId="592396384">
-    <w:abstractNumId w:val="80"/>
-  </w:num>
   <w:num w:numId="14" w16cid:durableId="1936397311">
-    <w:abstractNumId w:val="40"/>
+    <w:abstractNumId w:val="48"/>
   </w:num>
   <w:num w:numId="15" w16cid:durableId="1373994368">
-    <w:abstractNumId w:val="70"/>
+    <w:abstractNumId w:val="82"/>
   </w:num>
   <w:num w:numId="16" w16cid:durableId="801650305">
-    <w:abstractNumId w:val="53"/>
+    <w:abstractNumId w:val="63"/>
   </w:num>
   <w:num w:numId="17" w16cid:durableId="1071317618">
-    <w:abstractNumId w:val="32"/>
+    <w:abstractNumId w:val="40"/>
   </w:num>
   <w:num w:numId="18" w16cid:durableId="268201009">
     <w:abstractNumId w:val="1"/>
   </w:num>
   <w:num w:numId="19" w16cid:durableId="1462965918">
+    <w:abstractNumId w:val="73"/>
+  </w:num>
+  <w:num w:numId="20" w16cid:durableId="1391886189">
+    <w:abstractNumId w:val="84"/>
+  </w:num>
+  <w:num w:numId="21" w16cid:durableId="185292870">
+    <w:abstractNumId w:val="74"/>
+  </w:num>
+  <w:num w:numId="22" w16cid:durableId="1004281698">
+    <w:abstractNumId w:val="55"/>
+  </w:num>
+  <w:num w:numId="23" w16cid:durableId="135608337">
+    <w:abstractNumId w:val="52"/>
+  </w:num>
+  <w:num w:numId="24" w16cid:durableId="308172079">
+    <w:abstractNumId w:val="37"/>
+  </w:num>
+  <w:num w:numId="25" w16cid:durableId="179664765">
+    <w:abstractNumId w:val="32"/>
+  </w:num>
+  <w:num w:numId="26" w16cid:durableId="814302598">
     <w:abstractNumId w:val="61"/>
   </w:num>
-  <w:num w:numId="20" w16cid:durableId="1391886189">
-    <w:abstractNumId w:val="72"/>
+  <w:num w:numId="27" w16cid:durableId="1571453807">
+    <w:abstractNumId w:val="78"/>
   </w:num>
-  <w:num w:numId="21" w16cid:durableId="185292870">
-    <w:abstractNumId w:val="62"/>
+  <w:num w:numId="28" w16cid:durableId="845947461">
+    <w:abstractNumId w:val="109"/>
   </w:num>
-  <w:num w:numId="22" w16cid:durableId="1004281698">
+  <w:num w:numId="29" w16cid:durableId="1129395068">
+    <w:abstractNumId w:val="87"/>
+  </w:num>
+  <w:num w:numId="30" w16cid:durableId="547768703">
+    <w:abstractNumId w:val="81"/>
+  </w:num>
+  <w:num w:numId="31" w16cid:durableId="1752696462">
+    <w:abstractNumId w:val="86"/>
+  </w:num>
+  <w:num w:numId="32" w16cid:durableId="713891082">
+    <w:abstractNumId w:val="36"/>
+  </w:num>
+  <w:num w:numId="33" w16cid:durableId="1741637723">
+    <w:abstractNumId w:val="41"/>
+  </w:num>
+  <w:num w:numId="34" w16cid:durableId="757798204">
+    <w:abstractNumId w:val="12"/>
+  </w:num>
+  <w:num w:numId="35" w16cid:durableId="1697656259">
+    <w:abstractNumId w:val="79"/>
+  </w:num>
+  <w:num w:numId="36" w16cid:durableId="302201310">
+    <w:abstractNumId w:val="76"/>
+  </w:num>
+  <w:num w:numId="37" w16cid:durableId="788086056">
+    <w:abstractNumId w:val="89"/>
+  </w:num>
+  <w:num w:numId="38" w16cid:durableId="1108082875">
+    <w:abstractNumId w:val="111"/>
+  </w:num>
+  <w:num w:numId="39" w16cid:durableId="87391437">
+    <w:abstractNumId w:val="97"/>
+  </w:num>
+  <w:num w:numId="40" w16cid:durableId="1100445790">
+    <w:abstractNumId w:val="7"/>
+  </w:num>
+  <w:num w:numId="41" w16cid:durableId="1784109458">
+    <w:abstractNumId w:val="105"/>
+  </w:num>
+  <w:num w:numId="42" w16cid:durableId="1763260843">
+    <w:abstractNumId w:val="110"/>
+  </w:num>
+  <w:num w:numId="43" w16cid:durableId="609162021">
+    <w:abstractNumId w:val="23"/>
+  </w:num>
+  <w:num w:numId="44" w16cid:durableId="765809102">
+    <w:abstractNumId w:val="88"/>
+  </w:num>
+  <w:num w:numId="45" w16cid:durableId="759645912">
+    <w:abstractNumId w:val="28"/>
+  </w:num>
+  <w:num w:numId="46" w16cid:durableId="383413418">
+    <w:abstractNumId w:val="17"/>
+  </w:num>
+  <w:num w:numId="47" w16cid:durableId="28651957">
+    <w:abstractNumId w:val="102"/>
+  </w:num>
+  <w:num w:numId="48" w16cid:durableId="1196385189">
     <w:abstractNumId w:val="46"/>
   </w:num>
-  <w:num w:numId="23" w16cid:durableId="135608337">
-    <w:abstractNumId w:val="43"/>
+  <w:num w:numId="49" w16cid:durableId="1163357597">
+    <w:abstractNumId w:val="113"/>
   </w:num>
-  <w:num w:numId="24" w16cid:durableId="308172079">
-    <w:abstractNumId w:val="29"/>
-  </w:num>
-  <w:num w:numId="25" w16cid:durableId="179664765">
-    <w:abstractNumId w:val="24"/>
-  </w:num>
-  <w:num w:numId="26" w16cid:durableId="814302598">
-    <w:abstractNumId w:val="51"/>
-  </w:num>
-  <w:num w:numId="27" w16cid:durableId="1571453807">
-    <w:abstractNumId w:val="66"/>
-  </w:num>
-  <w:num w:numId="28" w16cid:durableId="845947461">
-    <w:abstractNumId w:val="94"/>
-  </w:num>
-  <w:num w:numId="29" w16cid:durableId="1129395068">
-    <w:abstractNumId w:val="75"/>
-  </w:num>
-  <w:num w:numId="30" w16cid:durableId="547768703">
-    <w:abstractNumId w:val="69"/>
-  </w:num>
-  <w:num w:numId="31" w16cid:durableId="1752696462">
-    <w:abstractNumId w:val="74"/>
-  </w:num>
-  <w:num w:numId="32" w16cid:durableId="713891082">
-    <w:abstractNumId w:val="28"/>
-  </w:num>
-  <w:num w:numId="33" w16cid:durableId="1741637723">
-    <w:abstractNumId w:val="33"/>
-  </w:num>
-  <w:num w:numId="34" w16cid:durableId="757798204">
-    <w:abstractNumId w:val="9"/>
-  </w:num>
-  <w:num w:numId="35" w16cid:durableId="1697656259">
-    <w:abstractNumId w:val="67"/>
-  </w:num>
-  <w:num w:numId="36" w16cid:durableId="302201310">
-    <w:abstractNumId w:val="64"/>
-  </w:num>
-  <w:num w:numId="37" w16cid:durableId="788086056">
-    <w:abstractNumId w:val="77"/>
-  </w:num>
-  <w:num w:numId="38" w16cid:durableId="1108082875">
-    <w:abstractNumId w:val="96"/>
-  </w:num>
-  <w:num w:numId="39" w16cid:durableId="87391437">
-    <w:abstractNumId w:val="85"/>
-  </w:num>
-  <w:num w:numId="40" w16cid:durableId="1100445790">
-    <w:abstractNumId w:val="6"/>
-  </w:num>
-  <w:num w:numId="41" w16cid:durableId="1784109458">
+  <w:num w:numId="50" w16cid:durableId="1344674008">
     <w:abstractNumId w:val="91"/>
   </w:num>
-  <w:num w:numId="42" w16cid:durableId="1763260843">
-    <w:abstractNumId w:val="95"/>
-  </w:num>
-  <w:num w:numId="43" w16cid:durableId="609162021">
-    <w:abstractNumId w:val="18"/>
-  </w:num>
-  <w:num w:numId="44" w16cid:durableId="765809102">
-    <w:abstractNumId w:val="76"/>
-  </w:num>
-  <w:num w:numId="45" w16cid:durableId="759645912">
-    <w:abstractNumId w:val="21"/>
-  </w:num>
-  <w:num w:numId="46" w16cid:durableId="383413418">
-    <w:abstractNumId w:val="12"/>
-  </w:num>
-  <w:num w:numId="47" w16cid:durableId="28651957">
-    <w:abstractNumId w:val="88"/>
-  </w:num>
-  <w:num w:numId="48" w16cid:durableId="1196385189">
-    <w:abstractNumId w:val="38"/>
-  </w:num>
-  <w:num w:numId="49" w16cid:durableId="1163357597">
-    <w:abstractNumId w:val="98"/>
-  </w:num>
-  <w:num w:numId="50" w16cid:durableId="1344674008">
-    <w:abstractNumId w:val="79"/>
-  </w:num>
   <w:num w:numId="51" w16cid:durableId="1143812629">
-    <w:abstractNumId w:val="54"/>
+    <w:abstractNumId w:val="64"/>
   </w:num>
   <w:num w:numId="52" w16cid:durableId="434404023">
     <w:abstractNumId w:val="0"/>
   </w:num>
   <w:num w:numId="53" w16cid:durableId="836112859">
-    <w:abstractNumId w:val="13"/>
+    <w:abstractNumId w:val="18"/>
   </w:num>
   <w:num w:numId="54" w16cid:durableId="1327367186">
-    <w:abstractNumId w:val="35"/>
+    <w:abstractNumId w:val="43"/>
   </w:num>
   <w:num w:numId="55" w16cid:durableId="790058149">
-    <w:abstractNumId w:val="65"/>
+    <w:abstractNumId w:val="77"/>
   </w:num>
   <w:num w:numId="56" w16cid:durableId="197740422">
     <w:abstractNumId w:val="3"/>
   </w:num>
   <w:num w:numId="57" w16cid:durableId="471823773">
-    <w:abstractNumId w:val="37"/>
+    <w:abstractNumId w:val="45"/>
   </w:num>
   <w:num w:numId="58" w16cid:durableId="93064219">
-    <w:abstractNumId w:val="81"/>
+    <w:abstractNumId w:val="93"/>
   </w:num>
   <w:num w:numId="59" w16cid:durableId="782921521">
-    <w:abstractNumId w:val="11"/>
+    <w:abstractNumId w:val="16"/>
   </w:num>
   <w:num w:numId="60" w16cid:durableId="1982731966">
-    <w:abstractNumId w:val="86"/>
+    <w:abstractNumId w:val="100"/>
   </w:num>
   <w:num w:numId="61" w16cid:durableId="1447654769">
+    <w:abstractNumId w:val="26"/>
+  </w:num>
+  <w:num w:numId="62" w16cid:durableId="1783645240">
+    <w:abstractNumId w:val="90"/>
+  </w:num>
+  <w:num w:numId="63" w16cid:durableId="1607732677">
+    <w:abstractNumId w:val="83"/>
+  </w:num>
+  <w:num w:numId="64" w16cid:durableId="798915810">
+    <w:abstractNumId w:val="116"/>
+  </w:num>
+  <w:num w:numId="65" w16cid:durableId="127549720">
+    <w:abstractNumId w:val="60"/>
+  </w:num>
+  <w:num w:numId="66" w16cid:durableId="1916668902">
+    <w:abstractNumId w:val="54"/>
+  </w:num>
+  <w:num w:numId="67" w16cid:durableId="1758019358">
     <w:abstractNumId w:val="20"/>
   </w:num>
-  <w:num w:numId="62" w16cid:durableId="1783645240">
-    <w:abstractNumId w:val="78"/>
-  </w:num>
-  <w:num w:numId="63" w16cid:durableId="1607732677">
-    <w:abstractNumId w:val="71"/>
-  </w:num>
-  <w:num w:numId="64" w16cid:durableId="798915810">
-    <w:abstractNumId w:val="100"/>
-  </w:num>
-  <w:num w:numId="65" w16cid:durableId="127549720">
-    <w:abstractNumId w:val="50"/>
-  </w:num>
-  <w:num w:numId="66" w16cid:durableId="1916668902">
-    <w:abstractNumId w:val="45"/>
-  </w:num>
-  <w:num w:numId="67" w16cid:durableId="1758019358">
-    <w:abstractNumId w:val="15"/>
-  </w:num>
   <w:num w:numId="68" w16cid:durableId="1485195500">
-    <w:abstractNumId w:val="30"/>
+    <w:abstractNumId w:val="38"/>
   </w:num>
   <w:num w:numId="69" w16cid:durableId="913851812">
-    <w:abstractNumId w:val="63"/>
+    <w:abstractNumId w:val="75"/>
   </w:num>
   <w:num w:numId="70" w16cid:durableId="783160990">
-    <w:abstractNumId w:val="83"/>
+    <w:abstractNumId w:val="95"/>
   </w:num>
   <w:num w:numId="71" w16cid:durableId="801116009">
-    <w:abstractNumId w:val="87"/>
+    <w:abstractNumId w:val="101"/>
   </w:num>
   <w:num w:numId="72" w16cid:durableId="53237591">
-    <w:abstractNumId w:val="58"/>
+    <w:abstractNumId w:val="69"/>
   </w:num>
   <w:num w:numId="73" w16cid:durableId="1775904444">
-    <w:abstractNumId w:val="41"/>
+    <w:abstractNumId w:val="49"/>
   </w:num>
   <w:num w:numId="74" w16cid:durableId="1231189771">
-    <w:abstractNumId w:val="68"/>
+    <w:abstractNumId w:val="80"/>
   </w:num>
   <w:num w:numId="75" w16cid:durableId="1763795801">
-    <w:abstractNumId w:val="34"/>
+    <w:abstractNumId w:val="42"/>
   </w:num>
   <w:num w:numId="76" w16cid:durableId="52510015">
-    <w:abstractNumId w:val="25"/>
+    <w:abstractNumId w:val="33"/>
   </w:num>
   <w:num w:numId="77" w16cid:durableId="145636008">
-    <w:abstractNumId w:val="49"/>
+    <w:abstractNumId w:val="59"/>
   </w:num>
   <w:num w:numId="78" w16cid:durableId="1817409378">
     <w:abstractNumId w:val="4"/>
   </w:num>
   <w:num w:numId="79" w16cid:durableId="1197080902">
-    <w:abstractNumId w:val="48"/>
+    <w:abstractNumId w:val="58"/>
   </w:num>
   <w:num w:numId="80" w16cid:durableId="2016806846">
-    <w:abstractNumId w:val="8"/>
+    <w:abstractNumId w:val="10"/>
   </w:num>
   <w:num w:numId="81" w16cid:durableId="2011711792">
-    <w:abstractNumId w:val="23"/>
+    <w:abstractNumId w:val="31"/>
   </w:num>
   <w:num w:numId="82" w16cid:durableId="1239825489">
-    <w:abstractNumId w:val="5"/>
+    <w:abstractNumId w:val="6"/>
   </w:num>
   <w:num w:numId="83" w16cid:durableId="1242256236">
-    <w:abstractNumId w:val="31"/>
+    <w:abstractNumId w:val="39"/>
   </w:num>
   <w:num w:numId="84" w16cid:durableId="363596944">
-    <w:abstractNumId w:val="73"/>
+    <w:abstractNumId w:val="85"/>
   </w:num>
   <w:num w:numId="85" w16cid:durableId="535503607">
-    <w:abstractNumId w:val="26"/>
+    <w:abstractNumId w:val="34"/>
   </w:num>
   <w:num w:numId="86" w16cid:durableId="210966018">
-    <w:abstractNumId w:val="47"/>
+    <w:abstractNumId w:val="56"/>
   </w:num>
   <w:num w:numId="87" w16cid:durableId="1887059988">
-    <w:abstractNumId w:val="55"/>
+    <w:abstractNumId w:val="65"/>
   </w:num>
   <w:num w:numId="88" w16cid:durableId="1572109183">
-    <w:abstractNumId w:val="93"/>
+    <w:abstractNumId w:val="107"/>
   </w:num>
   <w:num w:numId="89" w16cid:durableId="812597030">
-    <w:abstractNumId w:val="10"/>
+    <w:abstractNumId w:val="15"/>
   </w:num>
   <w:num w:numId="90" w16cid:durableId="527572153">
-    <w:abstractNumId w:val="60"/>
+    <w:abstractNumId w:val="71"/>
   </w:num>
   <w:num w:numId="91" w16cid:durableId="20674006">
-    <w:abstractNumId w:val="22"/>
+    <w:abstractNumId w:val="30"/>
   </w:num>
   <w:num w:numId="92" w16cid:durableId="25450994">
-    <w:abstractNumId w:val="27"/>
+    <w:abstractNumId w:val="35"/>
   </w:num>
   <w:num w:numId="93" w16cid:durableId="526263090">
-    <w:abstractNumId w:val="59"/>
+    <w:abstractNumId w:val="70"/>
   </w:num>
   <w:num w:numId="94" w16cid:durableId="1852522627">
-    <w:abstractNumId w:val="101"/>
+    <w:abstractNumId w:val="117"/>
   </w:num>
   <w:num w:numId="95" w16cid:durableId="1099368573">
-    <w:abstractNumId w:val="19"/>
+    <w:abstractNumId w:val="24"/>
   </w:num>
   <w:num w:numId="96" w16cid:durableId="207649188">
-    <w:abstractNumId w:val="52"/>
+    <w:abstractNumId w:val="62"/>
   </w:num>
   <w:num w:numId="97" w16cid:durableId="686907285">
-    <w:abstractNumId w:val="82"/>
+    <w:abstractNumId w:val="94"/>
   </w:num>
   <w:num w:numId="98" w16cid:durableId="1657224615">
-    <w:abstractNumId w:val="16"/>
+    <w:abstractNumId w:val="21"/>
   </w:num>
   <w:num w:numId="99" w16cid:durableId="1659919110">
     <w:abstractNumId w:val="2"/>
   </w:num>
   <w:num w:numId="100" w16cid:durableId="408770300">
-    <w:abstractNumId w:val="84"/>
+    <w:abstractNumId w:val="96"/>
   </w:num>
   <w:num w:numId="101" w16cid:durableId="1030954130">
+    <w:abstractNumId w:val="68"/>
+  </w:num>
+  <w:num w:numId="102" w16cid:durableId="1801607189">
+    <w:abstractNumId w:val="53"/>
+  </w:num>
+  <w:num w:numId="103" w16cid:durableId="1635721984">
+    <w:abstractNumId w:val="25"/>
+  </w:num>
+  <w:num w:numId="104" w16cid:durableId="1704553338">
+    <w:abstractNumId w:val="9"/>
+  </w:num>
+  <w:num w:numId="105" w16cid:durableId="964966881">
+    <w:abstractNumId w:val="115"/>
+  </w:num>
+  <w:num w:numId="106" w16cid:durableId="1212183924">
+    <w:abstractNumId w:val="50"/>
+  </w:num>
+  <w:num w:numId="107" w16cid:durableId="67579433">
     <w:abstractNumId w:val="57"/>
   </w:num>
-  <w:num w:numId="102" w16cid:durableId="1801607189">
-    <w:abstractNumId w:val="44"/>
+  <w:num w:numId="108" w16cid:durableId="50466617">
+    <w:abstractNumId w:val="11"/>
   </w:num>
-  <w:numIdMacAtCleanup w:val="102"/>
+  <w:num w:numId="109" w16cid:durableId="2001418056">
+    <w:abstractNumId w:val="29"/>
+  </w:num>
+  <w:num w:numId="110" w16cid:durableId="1836534017">
+    <w:abstractNumId w:val="14"/>
+  </w:num>
+  <w:num w:numId="111" w16cid:durableId="1761102621">
+    <w:abstractNumId w:val="99"/>
+  </w:num>
+  <w:num w:numId="112" w16cid:durableId="1175730906">
+    <w:abstractNumId w:val="67"/>
+  </w:num>
+  <w:num w:numId="113" w16cid:durableId="1277442975">
+    <w:abstractNumId w:val="98"/>
+  </w:num>
+  <w:num w:numId="114" w16cid:durableId="477113140">
+    <w:abstractNumId w:val="5"/>
+  </w:num>
+  <w:num w:numId="115" w16cid:durableId="289433795">
+    <w:abstractNumId w:val="27"/>
+  </w:num>
+  <w:num w:numId="116" w16cid:durableId="1102726328">
+    <w:abstractNumId w:val="72"/>
+  </w:num>
+  <w:num w:numId="117" w16cid:durableId="1097559377">
+    <w:abstractNumId w:val="13"/>
+  </w:num>
+  <w:num w:numId="118" w16cid:durableId="1744177179">
+    <w:abstractNumId w:val="108"/>
+  </w:num>
+  <w:numIdMacAtCleanup w:val="118"/>
 </w:numbering>
 </file>
 

--- a/06_Olist E-commerce Analysis/Olist.docx
+++ b/06_Olist E-commerce Analysis/Olist.docx
@@ -5404,15 +5404,7 @@
           <w:b/>
           <w:bCs/>
         </w:rPr>
-        <w:t>create_</w:t>
-      </w:r>
-      <w:proofErr w:type="gramStart"/>
-      <w:r>
-        <w:rPr>
-          <w:b/>
-          <w:bCs/>
-        </w:rPr>
-        <w:t>engine</w:t>
+        <w:t>create_engine</w:t>
       </w:r>
       <w:proofErr w:type="spellEnd"/>
       <w:r>
@@ -5420,15 +5412,7 @@
           <w:b/>
           <w:bCs/>
         </w:rPr>
-        <w:t>(</w:t>
-      </w:r>
-      <w:proofErr w:type="gramEnd"/>
-      <w:r>
-        <w:rPr>
-          <w:b/>
-          <w:bCs/>
-        </w:rPr>
-        <w:t>)</w:t>
+        <w:t>()</w:t>
       </w:r>
     </w:p>
     <w:p>
@@ -26852,7 +26836,7 @@
     <w:p>
       <w:r>
         <w:pict w14:anchorId="5E529B45">
-          <v:rect id="_x0000_i1404" style="width:0;height:1.5pt" o:hralign="center" o:hrstd="t" o:hr="t" fillcolor="#a0a0a0" stroked="f"/>
+          <v:rect id="_x0000_i1254" style="width:0;height:1.5pt" o:hralign="center" o:hrstd="t" o:hr="t" fillcolor="#a0a0a0" stroked="f"/>
         </w:pict>
       </w:r>
     </w:p>
@@ -27013,7 +26997,7 @@
     <w:p>
       <w:r>
         <w:pict w14:anchorId="221B89CC">
-          <v:rect id="_x0000_i1405" style="width:0;height:1.5pt" o:hralign="center" o:hrstd="t" o:hr="t" fillcolor="#a0a0a0" stroked="f"/>
+          <v:rect id="_x0000_i1255" style="width:0;height:1.5pt" o:hralign="center" o:hrstd="t" o:hr="t" fillcolor="#a0a0a0" stroked="f"/>
         </w:pict>
       </w:r>
     </w:p>
@@ -27324,7 +27308,7 @@
     <w:p>
       <w:r>
         <w:pict w14:anchorId="158227E3">
-          <v:rect id="_x0000_i1406" style="width:0;height:1.5pt" o:hralign="center" o:hrstd="t" o:hr="t" fillcolor="#a0a0a0" stroked="f"/>
+          <v:rect id="_x0000_i1256" style="width:0;height:1.5pt" o:hralign="center" o:hrstd="t" o:hr="t" fillcolor="#a0a0a0" stroked="f"/>
         </w:pict>
       </w:r>
     </w:p>
@@ -27539,7 +27523,7 @@
       <w:r>
         <w:lastRenderedPageBreak/>
         <w:pict w14:anchorId="3D40DB99">
-          <v:rect id="_x0000_i1407" style="width:0;height:1.5pt" o:hralign="center" o:hrstd="t" o:hr="t" fillcolor="#a0a0a0" stroked="f"/>
+          <v:rect id="_x0000_i1257" style="width:0;height:1.5pt" o:hralign="center" o:hrstd="t" o:hr="t" fillcolor="#a0a0a0" stroked="f"/>
         </w:pict>
       </w:r>
     </w:p>
@@ -27638,7 +27622,7 @@
     <w:p>
       <w:r>
         <w:pict w14:anchorId="7C3555E5">
-          <v:rect id="_x0000_i1408" style="width:0;height:1.5pt" o:hralign="center" o:hrstd="t" o:hr="t" fillcolor="#a0a0a0" stroked="f"/>
+          <v:rect id="_x0000_i1258" style="width:0;height:1.5pt" o:hralign="center" o:hrstd="t" o:hr="t" fillcolor="#a0a0a0" stroked="f"/>
         </w:pict>
       </w:r>
     </w:p>
@@ -27945,7 +27929,7 @@
     <w:p>
       <w:r>
         <w:pict w14:anchorId="252D1FD0">
-          <v:rect id="_x0000_i1409" style="width:0;height:1.5pt" o:hralign="center" o:hrstd="t" o:hr="t" fillcolor="#a0a0a0" stroked="f"/>
+          <v:rect id="_x0000_i1259" style="width:0;height:1.5pt" o:hralign="center" o:hrstd="t" o:hr="t" fillcolor="#a0a0a0" stroked="f"/>
         </w:pict>
       </w:r>
     </w:p>
@@ -28132,7 +28116,7 @@
     <w:p>
       <w:r>
         <w:pict w14:anchorId="4F2A3E83">
-          <v:rect id="_x0000_i1410" style="width:0;height:1.5pt" o:hralign="center" o:hrstd="t" o:hr="t" fillcolor="#a0a0a0" stroked="f"/>
+          <v:rect id="_x0000_i1260" style="width:0;height:1.5pt" o:hralign="center" o:hrstd="t" o:hr="t" fillcolor="#a0a0a0" stroked="f"/>
         </w:pict>
       </w:r>
     </w:p>
@@ -28296,7 +28280,7 @@
     <w:p>
       <w:r>
         <w:pict w14:anchorId="22ACFA2A">
-          <v:rect id="_x0000_i1411" style="width:0;height:1.5pt" o:hralign="center" o:hrstd="t" o:hr="t" fillcolor="#a0a0a0" stroked="f"/>
+          <v:rect id="_x0000_i1261" style="width:0;height:1.5pt" o:hralign="center" o:hrstd="t" o:hr="t" fillcolor="#a0a0a0" stroked="f"/>
         </w:pict>
       </w:r>
     </w:p>
@@ -28460,7 +28444,7 @@
       <w:r>
         <w:lastRenderedPageBreak/>
         <w:pict w14:anchorId="6105D72D">
-          <v:rect id="_x0000_i1412" style="width:0;height:1.5pt" o:hralign="center" o:hrstd="t" o:hr="t" fillcolor="#a0a0a0" stroked="f"/>
+          <v:rect id="_x0000_i1262" style="width:0;height:1.5pt" o:hralign="center" o:hrstd="t" o:hr="t" fillcolor="#a0a0a0" stroked="f"/>
         </w:pict>
       </w:r>
     </w:p>
@@ -28571,7 +28555,7 @@
     <w:p>
       <w:r>
         <w:pict w14:anchorId="381CC2D9">
-          <v:rect id="_x0000_i1413" style="width:0;height:1.5pt" o:hralign="center" o:hrstd="t" o:hr="t" fillcolor="#a0a0a0" stroked="f"/>
+          <v:rect id="_x0000_i1263" style="width:0;height:1.5pt" o:hralign="center" o:hrstd="t" o:hr="t" fillcolor="#a0a0a0" stroked="f"/>
         </w:pict>
       </w:r>
     </w:p>
@@ -28682,7 +28666,7 @@
     <w:p>
       <w:r>
         <w:pict w14:anchorId="426BCF15">
-          <v:rect id="_x0000_i1414" style="width:0;height:1.5pt" o:hralign="center" o:hrstd="t" o:hr="t" fillcolor="#a0a0a0" stroked="f"/>
+          <v:rect id="_x0000_i1264" style="width:0;height:1.5pt" o:hralign="center" o:hrstd="t" o:hr="t" fillcolor="#a0a0a0" stroked="f"/>
         </w:pict>
       </w:r>
     </w:p>
@@ -28778,7 +28762,7 @@
     <w:p>
       <w:r>
         <w:pict w14:anchorId="3CF420B6">
-          <v:rect id="_x0000_i1415" style="width:0;height:1.5pt" o:hralign="center" o:hrstd="t" o:hr="t" fillcolor="#a0a0a0" stroked="f"/>
+          <v:rect id="_x0000_i1265" style="width:0;height:1.5pt" o:hralign="center" o:hrstd="t" o:hr="t" fillcolor="#a0a0a0" stroked="f"/>
         </w:pict>
       </w:r>
     </w:p>
@@ -28914,7 +28898,7 @@
     <w:p>
       <w:r>
         <w:pict w14:anchorId="7C97B5EA">
-          <v:rect id="_x0000_i1416" style="width:0;height:1.5pt" o:hralign="center" o:hrstd="t" o:hr="t" fillcolor="#a0a0a0" stroked="f"/>
+          <v:rect id="_x0000_i1266" style="width:0;height:1.5pt" o:hralign="center" o:hrstd="t" o:hr="t" fillcolor="#a0a0a0" stroked="f"/>
         </w:pict>
       </w:r>
     </w:p>
@@ -28977,7 +28961,7 @@
     <w:p>
       <w:r>
         <w:pict w14:anchorId="632ABD01">
-          <v:rect id="_x0000_i1417" style="width:0;height:1.5pt" o:hralign="center" o:hrstd="t" o:hr="t" fillcolor="#a0a0a0" stroked="f"/>
+          <v:rect id="_x0000_i1267" style="width:0;height:1.5pt" o:hralign="center" o:hrstd="t" o:hr="t" fillcolor="#a0a0a0" stroked="f"/>
         </w:pict>
       </w:r>
     </w:p>
@@ -29198,7 +29182,7 @@
     <w:p>
       <w:r>
         <w:pict w14:anchorId="79A1B7E3">
-          <v:rect id="_x0000_i1418" style="width:0;height:1.5pt" o:hralign="center" o:hrstd="t" o:hr="t" fillcolor="#a0a0a0" stroked="f"/>
+          <v:rect id="_x0000_i1268" style="width:0;height:1.5pt" o:hralign="center" o:hrstd="t" o:hr="t" fillcolor="#a0a0a0" stroked="f"/>
         </w:pict>
       </w:r>
     </w:p>
@@ -29296,7 +29280,7 @@
     <w:p>
       <w:r>
         <w:pict w14:anchorId="4C186837">
-          <v:rect id="_x0000_i1419" style="width:0;height:1.5pt" o:hralign="center" o:hrstd="t" o:hr="t" fillcolor="#a0a0a0" stroked="f"/>
+          <v:rect id="_x0000_i1269" style="width:0;height:1.5pt" o:hralign="center" o:hrstd="t" o:hr="t" fillcolor="#a0a0a0" stroked="f"/>
         </w:pict>
       </w:r>
     </w:p>
@@ -29383,7 +29367,7 @@
     <w:p>
       <w:r>
         <w:pict w14:anchorId="5F62DD6C">
-          <v:rect id="_x0000_i1420" style="width:0;height:1.5pt" o:hralign="center" o:hrstd="t" o:hr="t" fillcolor="#a0a0a0" stroked="f"/>
+          <v:rect id="_x0000_i1270" style="width:0;height:1.5pt" o:hralign="center" o:hrstd="t" o:hr="t" fillcolor="#a0a0a0" stroked="f"/>
         </w:pict>
       </w:r>
     </w:p>
@@ -29536,7 +29520,7 @@
     <w:p>
       <w:r>
         <w:pict w14:anchorId="6ED55119">
-          <v:rect id="_x0000_i1421" style="width:0;height:1.5pt" o:hralign="center" o:hrstd="t" o:hr="t" fillcolor="#a0a0a0" stroked="f"/>
+          <v:rect id="_x0000_i1271" style="width:0;height:1.5pt" o:hralign="center" o:hrstd="t" o:hr="t" fillcolor="#a0a0a0" stroked="f"/>
         </w:pict>
       </w:r>
     </w:p>
@@ -29617,7 +29601,7 @@
     <w:p>
       <w:r>
         <w:pict w14:anchorId="08951642">
-          <v:rect id="_x0000_i1422" style="width:0;height:1.5pt" o:hralign="center" o:hrstd="t" o:hr="t" fillcolor="#a0a0a0" stroked="f"/>
+          <v:rect id="_x0000_i1272" style="width:0;height:1.5pt" o:hralign="center" o:hrstd="t" o:hr="t" fillcolor="#a0a0a0" stroked="f"/>
         </w:pict>
       </w:r>
     </w:p>
@@ -29685,7 +29669,7 @@
     <w:p>
       <w:r>
         <w:pict w14:anchorId="5A83A449">
-          <v:rect id="_x0000_i1423" style="width:0;height:1.5pt" o:hralign="center" o:hrstd="t" o:hr="t" fillcolor="#a0a0a0" stroked="f"/>
+          <v:rect id="_x0000_i1273" style="width:0;height:1.5pt" o:hralign="center" o:hrstd="t" o:hr="t" fillcolor="#a0a0a0" stroked="f"/>
         </w:pict>
       </w:r>
     </w:p>
@@ -29745,7 +29729,7 @@
     <w:p>
       <w:r>
         <w:pict w14:anchorId="07427B36">
-          <v:rect id="_x0000_i1424" style="width:0;height:1.5pt" o:hralign="center" o:hrstd="t" o:hr="t" fillcolor="#a0a0a0" stroked="f"/>
+          <v:rect id="_x0000_i1274" style="width:0;height:1.5pt" o:hralign="center" o:hrstd="t" o:hr="t" fillcolor="#a0a0a0" stroked="f"/>
         </w:pict>
       </w:r>
     </w:p>
@@ -29851,7 +29835,7 @@
     <w:p>
       <w:r>
         <w:pict w14:anchorId="1C7D6F4E">
-          <v:rect id="_x0000_i1425" style="width:0;height:1.5pt" o:hralign="center" o:hrstd="t" o:hr="t" fillcolor="#a0a0a0" stroked="f"/>
+          <v:rect id="_x0000_i1275" style="width:0;height:1.5pt" o:hralign="center" o:hrstd="t" o:hr="t" fillcolor="#a0a0a0" stroked="f"/>
         </w:pict>
       </w:r>
     </w:p>
@@ -29887,7 +29871,7 @@
     <w:p>
       <w:r>
         <w:pict w14:anchorId="1323CF04">
-          <v:rect id="_x0000_i1426" style="width:0;height:1.5pt" o:hralign="center" o:hrstd="t" o:hr="t" fillcolor="#a0a0a0" stroked="f"/>
+          <v:rect id="_x0000_i1276" style="width:0;height:1.5pt" o:hralign="center" o:hrstd="t" o:hr="t" fillcolor="#a0a0a0" stroked="f"/>
         </w:pict>
       </w:r>
     </w:p>
@@ -29923,7 +29907,7 @@
     <w:p>
       <w:r>
         <w:pict w14:anchorId="5FC99176">
-          <v:rect id="_x0000_i1427" style="width:0;height:1.5pt" o:hralign="center" o:hrstd="t" o:hr="t" fillcolor="#a0a0a0" stroked="f"/>
+          <v:rect id="_x0000_i1277" style="width:0;height:1.5pt" o:hralign="center" o:hrstd="t" o:hr="t" fillcolor="#a0a0a0" stroked="f"/>
         </w:pict>
       </w:r>
     </w:p>
@@ -30089,7 +30073,7 @@
     <w:p>
       <w:r>
         <w:pict w14:anchorId="52DE40DF">
-          <v:rect id="_x0000_i1428" style="width:0;height:1.5pt" o:hralign="center" o:hrstd="t" o:hr="t" fillcolor="#a0a0a0" stroked="f"/>
+          <v:rect id="_x0000_i1278" style="width:0;height:1.5pt" o:hralign="center" o:hrstd="t" o:hr="t" fillcolor="#a0a0a0" stroked="f"/>
         </w:pict>
       </w:r>
     </w:p>
@@ -30127,6 +30111,2729 @@
       <w:proofErr w:type="spellEnd"/>
       <w:r>
         <w:t>, writing reusable code, and debugging common errors, preparing the project for the final Power BI dashboard development.</w:t>
+      </w:r>
+    </w:p>
+    <w:p>
+      <w:pPr>
+        <w:rPr>
+          <w:b/>
+          <w:bCs/>
+        </w:rPr>
+      </w:pPr>
+      <w:r>
+        <w:rPr>
+          <w:b/>
+          <w:bCs/>
+        </w:rPr>
+        <w:t>21. Day 12 – Power BI Dashboard Development and DAX Measures</w:t>
+      </w:r>
+    </w:p>
+    <w:p>
+      <w:pPr>
+        <w:rPr>
+          <w:b/>
+          <w:bCs/>
+        </w:rPr>
+      </w:pPr>
+      <w:r>
+        <w:rPr>
+          <w:b/>
+          <w:bCs/>
+        </w:rPr>
+        <w:t>21.1 Objective</w:t>
+      </w:r>
+    </w:p>
+    <w:p>
+      <w:r>
+        <w:t xml:space="preserve">After completing SQL analysis and Python-based Exploratory Data Analysis (EDA), the next phase of the project was to develop an </w:t>
+      </w:r>
+      <w:r>
+        <w:rPr>
+          <w:b/>
+          <w:bCs/>
+        </w:rPr>
+        <w:t>interactive Business Intelligence dashboard</w:t>
+      </w:r>
+      <w:r>
+        <w:t xml:space="preserve"> using </w:t>
+      </w:r>
+      <w:r>
+        <w:rPr>
+          <w:b/>
+          <w:bCs/>
+        </w:rPr>
+        <w:t>Power BI</w:t>
+      </w:r>
+      <w:r>
+        <w:t>.</w:t>
+      </w:r>
+    </w:p>
+    <w:p>
+      <w:r>
+        <w:t xml:space="preserve">The primary objective was to transform the cleaned </w:t>
+      </w:r>
+      <w:proofErr w:type="spellStart"/>
+      <w:r>
+        <w:t>Olist</w:t>
+      </w:r>
+      <w:proofErr w:type="spellEnd"/>
+      <w:r>
+        <w:t xml:space="preserve"> E-Commerce dataset into meaningful visualizations and Key Performance Indicators (KPIs) that enable business users to monitor sales performance, customer activity, delivery performance, and revenue trends.</w:t>
+      </w:r>
+    </w:p>
+    <w:p>
+      <w:r>
+        <w:pict w14:anchorId="1BCCDD0C">
+          <v:rect id="_x0000_i1459" style="width:0;height:1.5pt" o:hralign="center" o:hrstd="t" o:hr="t" fillcolor="#a0a0a0" stroked="f"/>
+        </w:pict>
+      </w:r>
+    </w:p>
+    <w:p>
+      <w:pPr>
+        <w:rPr>
+          <w:b/>
+          <w:bCs/>
+        </w:rPr>
+      </w:pPr>
+      <w:r>
+        <w:rPr>
+          <w:b/>
+          <w:bCs/>
+        </w:rPr>
+        <w:lastRenderedPageBreak/>
+        <w:t>21.2 Why Power BI?</w:t>
+      </w:r>
+    </w:p>
+    <w:p>
+      <w:r>
+        <w:t>Power BI is one of the most widely used Business Intelligence tools because it enables organizations to:</w:t>
+      </w:r>
+    </w:p>
+    <w:p>
+      <w:pPr>
+        <w:numPr>
+          <w:ilvl w:val="0"/>
+          <w:numId w:val="119"/>
+        </w:numPr>
+      </w:pPr>
+      <w:r>
+        <w:t>Connect to multiple data sources.</w:t>
+      </w:r>
+    </w:p>
+    <w:p>
+      <w:pPr>
+        <w:numPr>
+          <w:ilvl w:val="0"/>
+          <w:numId w:val="119"/>
+        </w:numPr>
+      </w:pPr>
+      <w:r>
+        <w:t>Create interactive dashboards.</w:t>
+      </w:r>
+    </w:p>
+    <w:p>
+      <w:pPr>
+        <w:numPr>
+          <w:ilvl w:val="0"/>
+          <w:numId w:val="119"/>
+        </w:numPr>
+      </w:pPr>
+      <w:r>
+        <w:t>Build business KPIs.</w:t>
+      </w:r>
+    </w:p>
+    <w:p>
+      <w:pPr>
+        <w:numPr>
+          <w:ilvl w:val="0"/>
+          <w:numId w:val="119"/>
+        </w:numPr>
+      </w:pPr>
+      <w:r>
+        <w:t xml:space="preserve">Perform data </w:t>
+      </w:r>
+      <w:proofErr w:type="spellStart"/>
+      <w:r>
+        <w:t>modeling</w:t>
+      </w:r>
+      <w:proofErr w:type="spellEnd"/>
+      <w:r>
+        <w:t>.</w:t>
+      </w:r>
+    </w:p>
+    <w:p>
+      <w:pPr>
+        <w:numPr>
+          <w:ilvl w:val="0"/>
+          <w:numId w:val="119"/>
+        </w:numPr>
+      </w:pPr>
+      <w:r>
+        <w:t>Write DAX measures.</w:t>
+      </w:r>
+    </w:p>
+    <w:p>
+      <w:pPr>
+        <w:numPr>
+          <w:ilvl w:val="0"/>
+          <w:numId w:val="119"/>
+        </w:numPr>
+      </w:pPr>
+      <w:r>
+        <w:t>Generate business reports.</w:t>
+      </w:r>
+    </w:p>
+    <w:p>
+      <w:r>
+        <w:t>It allows decision-makers to monitor business performance in real time through interactive visualizations.</w:t>
+      </w:r>
+    </w:p>
+    <w:p>
+      <w:r>
+        <w:pict w14:anchorId="1D48E011">
+          <v:rect id="_x0000_i1460" style="width:0;height:1.5pt" o:hralign="center" o:hrstd="t" o:hr="t" fillcolor="#a0a0a0" stroked="f"/>
+        </w:pict>
+      </w:r>
+    </w:p>
+    <w:p>
+      <w:pPr>
+        <w:rPr>
+          <w:b/>
+          <w:bCs/>
+        </w:rPr>
+      </w:pPr>
+      <w:r>
+        <w:rPr>
+          <w:b/>
+          <w:bCs/>
+        </w:rPr>
+        <w:t>21.3 Dashboard Development Workflow</w:t>
+      </w:r>
+    </w:p>
+    <w:p>
+      <w:r>
+        <w:t>MySQL Database</w:t>
+      </w:r>
+    </w:p>
+    <w:p/>
+    <w:p>
+      <w:r>
+        <w:t>↓</w:t>
+      </w:r>
+    </w:p>
+    <w:p/>
+    <w:p>
+      <w:r>
+        <w:t>Import Data into Power BI</w:t>
+      </w:r>
+    </w:p>
+    <w:p/>
+    <w:p>
+      <w:r>
+        <w:t>↓</w:t>
+      </w:r>
+    </w:p>
+    <w:p/>
+    <w:p>
+      <w:r>
+        <w:t>Create Data Model</w:t>
+      </w:r>
+    </w:p>
+    <w:p/>
+    <w:p>
+      <w:r>
+        <w:t>↓</w:t>
+      </w:r>
+    </w:p>
+    <w:p/>
+    <w:p>
+      <w:r>
+        <w:t>Create DAX Measures</w:t>
+      </w:r>
+    </w:p>
+    <w:p/>
+    <w:p>
+      <w:r>
+        <w:t>↓</w:t>
+      </w:r>
+    </w:p>
+    <w:p/>
+    <w:p>
+      <w:r>
+        <w:lastRenderedPageBreak/>
+        <w:t>Build KPI Cards</w:t>
+      </w:r>
+    </w:p>
+    <w:p/>
+    <w:p>
+      <w:r>
+        <w:t>↓</w:t>
+      </w:r>
+    </w:p>
+    <w:p/>
+    <w:p>
+      <w:r>
+        <w:t>Create Visualizations</w:t>
+      </w:r>
+    </w:p>
+    <w:p/>
+    <w:p>
+      <w:r>
+        <w:t>↓</w:t>
+      </w:r>
+    </w:p>
+    <w:p/>
+    <w:p>
+      <w:r>
+        <w:t>Interactive Dashboard</w:t>
+      </w:r>
+    </w:p>
+    <w:p>
+      <w:r>
+        <w:pict w14:anchorId="0FC8A354">
+          <v:rect id="_x0000_i1461" style="width:0;height:1.5pt" o:hralign="center" o:hrstd="t" o:hr="t" fillcolor="#a0a0a0" stroked="f"/>
+        </w:pict>
+      </w:r>
+    </w:p>
+    <w:p>
+      <w:pPr>
+        <w:rPr>
+          <w:b/>
+          <w:bCs/>
+        </w:rPr>
+      </w:pPr>
+      <w:r>
+        <w:rPr>
+          <w:b/>
+          <w:bCs/>
+        </w:rPr>
+        <w:t>21.4 Importing Data into Power BI</w:t>
+      </w:r>
+    </w:p>
+    <w:p>
+      <w:r>
+        <w:t>The cleaned tables stored in the MySQL database were imported into Power BI.</w:t>
+      </w:r>
+    </w:p>
+    <w:p>
+      <w:r>
+        <w:t>Imported Tables</w:t>
+      </w:r>
+    </w:p>
+    <w:tbl>
+      <w:tblPr>
+        <w:tblW w:w="0" w:type="auto"/>
+        <w:tblCellSpacing w:w="15" w:type="dxa"/>
+        <w:tblCellMar>
+          <w:top w:w="15" w:type="dxa"/>
+          <w:left w:w="15" w:type="dxa"/>
+          <w:bottom w:w="15" w:type="dxa"/>
+          <w:right w:w="15" w:type="dxa"/>
+        </w:tblCellMar>
+        <w:tblLook w:val="04A0" w:firstRow="1" w:lastRow="0" w:firstColumn="1" w:lastColumn="0" w:noHBand="0" w:noVBand="1"/>
+      </w:tblPr>
+      <w:tblGrid>
+        <w:gridCol w:w="3057"/>
+        <w:gridCol w:w="2194"/>
+      </w:tblGrid>
+      <w:tr>
+        <w:trPr>
+          <w:tblHeader/>
+          <w:tblCellSpacing w:w="15" w:type="dxa"/>
+        </w:trPr>
+        <w:tc>
+          <w:tcPr>
+            <w:tcW w:w="0" w:type="auto"/>
+            <w:vAlign w:val="center"/>
+            <w:hideMark/>
+          </w:tcPr>
+          <w:p>
+            <w:pPr>
+              <w:rPr>
+                <w:b/>
+                <w:bCs/>
+              </w:rPr>
+            </w:pPr>
+            <w:r>
+              <w:rPr>
+                <w:b/>
+                <w:bCs/>
+              </w:rPr>
+              <w:t>Table</w:t>
+            </w:r>
+          </w:p>
+        </w:tc>
+        <w:tc>
+          <w:tcPr>
+            <w:tcW w:w="0" w:type="auto"/>
+            <w:vAlign w:val="center"/>
+            <w:hideMark/>
+          </w:tcPr>
+          <w:p>
+            <w:pPr>
+              <w:rPr>
+                <w:b/>
+                <w:bCs/>
+              </w:rPr>
+            </w:pPr>
+            <w:r>
+              <w:rPr>
+                <w:b/>
+                <w:bCs/>
+              </w:rPr>
+              <w:t>Purpose</w:t>
+            </w:r>
+          </w:p>
+        </w:tc>
+      </w:tr>
+      <w:tr>
+        <w:trPr>
+          <w:tblCellSpacing w:w="15" w:type="dxa"/>
+        </w:trPr>
+        <w:tc>
+          <w:tcPr>
+            <w:tcW w:w="0" w:type="auto"/>
+            <w:vAlign w:val="center"/>
+            <w:hideMark/>
+          </w:tcPr>
+          <w:p>
+            <w:proofErr w:type="spellStart"/>
+            <w:r>
+              <w:t>olist_orders_dataset</w:t>
+            </w:r>
+            <w:proofErr w:type="spellEnd"/>
+          </w:p>
+        </w:tc>
+        <w:tc>
+          <w:tcPr>
+            <w:tcW w:w="0" w:type="auto"/>
+            <w:vAlign w:val="center"/>
+            <w:hideMark/>
+          </w:tcPr>
+          <w:p>
+            <w:r>
+              <w:t>Order Information</w:t>
+            </w:r>
+          </w:p>
+        </w:tc>
+      </w:tr>
+      <w:tr>
+        <w:trPr>
+          <w:tblCellSpacing w:w="15" w:type="dxa"/>
+        </w:trPr>
+        <w:tc>
+          <w:tcPr>
+            <w:tcW w:w="0" w:type="auto"/>
+            <w:vAlign w:val="center"/>
+            <w:hideMark/>
+          </w:tcPr>
+          <w:p>
+            <w:proofErr w:type="spellStart"/>
+            <w:r>
+              <w:t>olist_order_items_dataset</w:t>
+            </w:r>
+            <w:proofErr w:type="spellEnd"/>
+          </w:p>
+        </w:tc>
+        <w:tc>
+          <w:tcPr>
+            <w:tcW w:w="0" w:type="auto"/>
+            <w:vAlign w:val="center"/>
+            <w:hideMark/>
+          </w:tcPr>
+          <w:p>
+            <w:r>
+              <w:t>Revenue Analysis</w:t>
+            </w:r>
+          </w:p>
+        </w:tc>
+      </w:tr>
+      <w:tr>
+        <w:trPr>
+          <w:tblCellSpacing w:w="15" w:type="dxa"/>
+        </w:trPr>
+        <w:tc>
+          <w:tcPr>
+            <w:tcW w:w="0" w:type="auto"/>
+            <w:vAlign w:val="center"/>
+            <w:hideMark/>
+          </w:tcPr>
+          <w:p>
+            <w:proofErr w:type="spellStart"/>
+            <w:r>
+              <w:t>olist_customers_dataset</w:t>
+            </w:r>
+            <w:proofErr w:type="spellEnd"/>
+          </w:p>
+        </w:tc>
+        <w:tc>
+          <w:tcPr>
+            <w:tcW w:w="0" w:type="auto"/>
+            <w:vAlign w:val="center"/>
+            <w:hideMark/>
+          </w:tcPr>
+          <w:p>
+            <w:r>
+              <w:t>Customer Analysis</w:t>
+            </w:r>
+          </w:p>
+        </w:tc>
+      </w:tr>
+      <w:tr>
+        <w:trPr>
+          <w:tblCellSpacing w:w="15" w:type="dxa"/>
+        </w:trPr>
+        <w:tc>
+          <w:tcPr>
+            <w:tcW w:w="0" w:type="auto"/>
+            <w:vAlign w:val="center"/>
+            <w:hideMark/>
+          </w:tcPr>
+          <w:p>
+            <w:proofErr w:type="spellStart"/>
+            <w:r>
+              <w:t>olist_order_reviews_dataset</w:t>
+            </w:r>
+            <w:proofErr w:type="spellEnd"/>
+          </w:p>
+        </w:tc>
+        <w:tc>
+          <w:tcPr>
+            <w:tcW w:w="0" w:type="auto"/>
+            <w:vAlign w:val="center"/>
+            <w:hideMark/>
+          </w:tcPr>
+          <w:p>
+            <w:r>
+              <w:t>Customer Satisfaction</w:t>
+            </w:r>
+          </w:p>
+        </w:tc>
+      </w:tr>
+      <w:tr>
+        <w:trPr>
+          <w:tblCellSpacing w:w="15" w:type="dxa"/>
+        </w:trPr>
+        <w:tc>
+          <w:tcPr>
+            <w:tcW w:w="0" w:type="auto"/>
+            <w:vAlign w:val="center"/>
+            <w:hideMark/>
+          </w:tcPr>
+          <w:p>
+            <w:proofErr w:type="spellStart"/>
+            <w:r>
+              <w:t>olist_order_payments_dataset</w:t>
+            </w:r>
+            <w:proofErr w:type="spellEnd"/>
+          </w:p>
+        </w:tc>
+        <w:tc>
+          <w:tcPr>
+            <w:tcW w:w="0" w:type="auto"/>
+            <w:vAlign w:val="center"/>
+            <w:hideMark/>
+          </w:tcPr>
+          <w:p>
+            <w:r>
+              <w:t>Payment Analysis</w:t>
+            </w:r>
+          </w:p>
+        </w:tc>
+      </w:tr>
+      <w:tr>
+        <w:trPr>
+          <w:tblCellSpacing w:w="15" w:type="dxa"/>
+        </w:trPr>
+        <w:tc>
+          <w:tcPr>
+            <w:tcW w:w="0" w:type="auto"/>
+            <w:vAlign w:val="center"/>
+            <w:hideMark/>
+          </w:tcPr>
+          <w:p>
+            <w:proofErr w:type="spellStart"/>
+            <w:r>
+              <w:t>olist_products_dataset</w:t>
+            </w:r>
+            <w:proofErr w:type="spellEnd"/>
+          </w:p>
+        </w:tc>
+        <w:tc>
+          <w:tcPr>
+            <w:tcW w:w="0" w:type="auto"/>
+            <w:vAlign w:val="center"/>
+            <w:hideMark/>
+          </w:tcPr>
+          <w:p>
+            <w:r>
+              <w:t>Product Analysis</w:t>
+            </w:r>
+          </w:p>
+        </w:tc>
+      </w:tr>
+      <w:tr>
+        <w:trPr>
+          <w:tblCellSpacing w:w="15" w:type="dxa"/>
+        </w:trPr>
+        <w:tc>
+          <w:tcPr>
+            <w:tcW w:w="0" w:type="auto"/>
+            <w:vAlign w:val="center"/>
+            <w:hideMark/>
+          </w:tcPr>
+          <w:p>
+            <w:proofErr w:type="spellStart"/>
+            <w:r>
+              <w:t>olist_sellers_dataset</w:t>
+            </w:r>
+            <w:proofErr w:type="spellEnd"/>
+          </w:p>
+        </w:tc>
+        <w:tc>
+          <w:tcPr>
+            <w:tcW w:w="0" w:type="auto"/>
+            <w:vAlign w:val="center"/>
+            <w:hideMark/>
+          </w:tcPr>
+          <w:p>
+            <w:r>
+              <w:t>Seller Analysis</w:t>
+            </w:r>
+          </w:p>
+        </w:tc>
+      </w:tr>
+    </w:tbl>
+    <w:p>
+      <w:r>
+        <w:pict w14:anchorId="1F2E7501">
+          <v:rect id="_x0000_i1462" style="width:0;height:1.5pt" o:hralign="center" o:hrstd="t" o:hr="t" fillcolor="#a0a0a0" stroked="f"/>
+        </w:pict>
+      </w:r>
+    </w:p>
+    <w:p>
+      <w:pPr>
+        <w:rPr>
+          <w:b/>
+          <w:bCs/>
+        </w:rPr>
+      </w:pPr>
+      <w:r>
+        <w:rPr>
+          <w:b/>
+          <w:bCs/>
+        </w:rPr>
+        <w:t>21.5 Data Model</w:t>
+      </w:r>
+    </w:p>
+    <w:p>
+      <w:r>
+        <w:t xml:space="preserve">Before creating visualizations, relationships between the tables were verified in the </w:t>
+      </w:r>
+      <w:r>
+        <w:rPr>
+          <w:b/>
+          <w:bCs/>
+        </w:rPr>
+        <w:t>Model View</w:t>
+      </w:r>
+      <w:r>
+        <w:t>.</w:t>
+      </w:r>
+    </w:p>
+    <w:p>
+      <w:r>
+        <w:t>The Orders table served as the central fact table and was connected with Customers, Order Items, Payments, Reviews, Products, and Sellers.</w:t>
+      </w:r>
+    </w:p>
+    <w:p>
+      <w:r>
+        <w:lastRenderedPageBreak/>
+        <w:t>This relational model enabled accurate calculations across multiple tables.</w:t>
+      </w:r>
+    </w:p>
+    <w:p>
+      <w:r>
+        <w:pict w14:anchorId="544B76A3">
+          <v:rect id="_x0000_i1463" style="width:0;height:1.5pt" o:hralign="center" o:hrstd="t" o:hr="t" fillcolor="#a0a0a0" stroked="f"/>
+        </w:pict>
+      </w:r>
+    </w:p>
+    <w:p>
+      <w:pPr>
+        <w:rPr>
+          <w:b/>
+          <w:bCs/>
+        </w:rPr>
+      </w:pPr>
+      <w:r>
+        <w:rPr>
+          <w:b/>
+          <w:bCs/>
+        </w:rPr>
+        <w:t>21.6 Challenge Faced During DAX Measure Creation</w:t>
+      </w:r>
+    </w:p>
+    <w:p>
+      <w:r>
+        <w:t>While creating the first DAX measure, the following error occurred:</w:t>
+      </w:r>
+    </w:p>
+    <w:p>
+      <w:r>
+        <w:t>Cannot find table '</w:t>
+      </w:r>
+      <w:proofErr w:type="spellStart"/>
+      <w:r>
+        <w:t>olist_order_items_dataset</w:t>
+      </w:r>
+      <w:proofErr w:type="spellEnd"/>
+      <w:r>
+        <w:t>'</w:t>
+      </w:r>
+    </w:p>
+    <w:p>
+      <w:r>
+        <w:pict w14:anchorId="6E132BCC">
+          <v:rect id="_x0000_i1464" style="width:0;height:1.5pt" o:hralign="center" o:hrstd="t" o:hr="t" fillcolor="#a0a0a0" stroked="f"/>
+        </w:pict>
+      </w:r>
+    </w:p>
+    <w:p>
+      <w:pPr>
+        <w:rPr>
+          <w:b/>
+          <w:bCs/>
+        </w:rPr>
+      </w:pPr>
+      <w:r>
+        <w:rPr>
+          <w:b/>
+          <w:bCs/>
+        </w:rPr>
+        <w:t>21.7 Root Cause Analysis</w:t>
+      </w:r>
+    </w:p>
+    <w:p>
+      <w:r>
+        <w:t xml:space="preserve">The issue was caused because Power BI imported the MySQL tables with the </w:t>
+      </w:r>
+      <w:r>
+        <w:rPr>
+          <w:b/>
+          <w:bCs/>
+        </w:rPr>
+        <w:t>database schema name</w:t>
+      </w:r>
+      <w:r>
+        <w:t>.</w:t>
+      </w:r>
+    </w:p>
+    <w:p>
+      <w:r>
+        <w:t>Instead of:</w:t>
+      </w:r>
+    </w:p>
+    <w:p>
+      <w:proofErr w:type="spellStart"/>
+      <w:r>
+        <w:t>olist_order_items_dataset</w:t>
+      </w:r>
+      <w:proofErr w:type="spellEnd"/>
+    </w:p>
+    <w:p>
+      <w:r>
+        <w:t>The actual table name became:</w:t>
+      </w:r>
+    </w:p>
+    <w:p>
+      <w:proofErr w:type="spellStart"/>
+      <w:r>
+        <w:t>olist</w:t>
+      </w:r>
+      <w:proofErr w:type="spellEnd"/>
+      <w:r>
+        <w:t xml:space="preserve"> </w:t>
+      </w:r>
+      <w:proofErr w:type="spellStart"/>
+      <w:r>
+        <w:t>olist_order_items_dataset</w:t>
+      </w:r>
+      <w:proofErr w:type="spellEnd"/>
+    </w:p>
+    <w:p>
+      <w:r>
+        <w:t>Since the table name contained a space, Power BI could not recognize manually typed table names without the correct syntax.</w:t>
+      </w:r>
+    </w:p>
+    <w:p>
+      <w:r>
+        <w:pict w14:anchorId="7084101E">
+          <v:rect id="_x0000_i1465" style="width:0;height:1.5pt" o:hralign="center" o:hrstd="t" o:hr="t" fillcolor="#a0a0a0" stroked="f"/>
+        </w:pict>
+      </w:r>
+    </w:p>
+    <w:p>
+      <w:pPr>
+        <w:rPr>
+          <w:b/>
+          <w:bCs/>
+        </w:rPr>
+      </w:pPr>
+      <w:r>
+        <w:rPr>
+          <w:b/>
+          <w:bCs/>
+        </w:rPr>
+        <w:t>21.8 Solution</w:t>
+      </w:r>
+    </w:p>
+    <w:p>
+      <w:r>
+        <w:t xml:space="preserve">The correct table name was identified from the </w:t>
+      </w:r>
+      <w:r>
+        <w:rPr>
+          <w:b/>
+          <w:bCs/>
+        </w:rPr>
+        <w:t>Fields Pane</w:t>
+      </w:r>
+      <w:r>
+        <w:t>.</w:t>
+      </w:r>
+    </w:p>
+    <w:p>
+      <w:r>
+        <w:t xml:space="preserve">The DAX formula was then written using the complete table name enclosed in </w:t>
+      </w:r>
+      <w:r>
+        <w:rPr>
+          <w:b/>
+          <w:bCs/>
+        </w:rPr>
+        <w:t>single quotation marks (' ')</w:t>
+      </w:r>
+      <w:r>
+        <w:t>.</w:t>
+      </w:r>
+    </w:p>
+    <w:p>
+      <w:r>
+        <w:t>Example</w:t>
+      </w:r>
+    </w:p>
+    <w:p>
+      <w:r>
+        <w:t>Total Revenue =</w:t>
+      </w:r>
+    </w:p>
+    <w:p>
+      <w:r>
+        <w:t>SUM('</w:t>
+      </w:r>
+      <w:proofErr w:type="spellStart"/>
+      <w:r>
+        <w:t>olist</w:t>
+      </w:r>
+      <w:proofErr w:type="spellEnd"/>
+      <w:r>
+        <w:t xml:space="preserve"> </w:t>
+      </w:r>
+      <w:proofErr w:type="spellStart"/>
+      <w:r>
+        <w:t>olist_order_items_dataset</w:t>
+      </w:r>
+      <w:proofErr w:type="spellEnd"/>
+      <w:r>
+        <w:t>'[price])</w:t>
+      </w:r>
+    </w:p>
+    <w:p>
+      <w:r>
+        <w:t>This resolved the table name mismatch error successfully.</w:t>
+      </w:r>
+    </w:p>
+    <w:p>
+      <w:r>
+        <w:pict w14:anchorId="156B3507">
+          <v:rect id="_x0000_i1466" style="width:0;height:1.5pt" o:hralign="center" o:hrstd="t" o:hr="t" fillcolor="#a0a0a0" stroked="f"/>
+        </w:pict>
+      </w:r>
+    </w:p>
+    <w:p>
+      <w:pPr>
+        <w:rPr>
+          <w:b/>
+          <w:bCs/>
+        </w:rPr>
+      </w:pPr>
+      <w:r>
+        <w:rPr>
+          <w:b/>
+          <w:bCs/>
+        </w:rPr>
+        <w:t>21.9 Industry Best Practice</w:t>
+      </w:r>
+    </w:p>
+    <w:p>
+      <w:r>
+        <w:t xml:space="preserve">Instead of manually typing table names, Power BI allows users to drag fields directly from the </w:t>
+      </w:r>
+      <w:r>
+        <w:rPr>
+          <w:b/>
+          <w:bCs/>
+        </w:rPr>
+        <w:t>Fields Pane</w:t>
+      </w:r>
+      <w:r>
+        <w:t xml:space="preserve"> into the Formula Bar.</w:t>
+      </w:r>
+    </w:p>
+    <w:p>
+      <w:r>
+        <w:t>Advantages:</w:t>
+      </w:r>
+    </w:p>
+    <w:p>
+      <w:pPr>
+        <w:numPr>
+          <w:ilvl w:val="0"/>
+          <w:numId w:val="120"/>
+        </w:numPr>
+      </w:pPr>
+      <w:r>
+        <w:lastRenderedPageBreak/>
+        <w:t>Eliminates spelling mistakes.</w:t>
+      </w:r>
+    </w:p>
+    <w:p>
+      <w:pPr>
+        <w:numPr>
+          <w:ilvl w:val="0"/>
+          <w:numId w:val="120"/>
+        </w:numPr>
+      </w:pPr>
+      <w:r>
+        <w:t>Automatically inserts the correct table name.</w:t>
+      </w:r>
+    </w:p>
+    <w:p>
+      <w:pPr>
+        <w:numPr>
+          <w:ilvl w:val="0"/>
+          <w:numId w:val="120"/>
+        </w:numPr>
+      </w:pPr>
+      <w:r>
+        <w:t>Prevents schema-related errors.</w:t>
+      </w:r>
+    </w:p>
+    <w:p>
+      <w:pPr>
+        <w:numPr>
+          <w:ilvl w:val="0"/>
+          <w:numId w:val="120"/>
+        </w:numPr>
+      </w:pPr>
+      <w:r>
+        <w:t>Improves development speed.</w:t>
+      </w:r>
+    </w:p>
+    <w:p>
+      <w:r>
+        <w:t>This is considered a best practice in professional Power BI development.</w:t>
+      </w:r>
+    </w:p>
+    <w:p>
+      <w:r>
+        <w:pict w14:anchorId="4CDE1732">
+          <v:rect id="_x0000_i1467" style="width:0;height:1.5pt" o:hralign="center" o:hrstd="t" o:hr="t" fillcolor="#a0a0a0" stroked="f"/>
+        </w:pict>
+      </w:r>
+    </w:p>
+    <w:p>
+      <w:pPr>
+        <w:rPr>
+          <w:b/>
+          <w:bCs/>
+        </w:rPr>
+      </w:pPr>
+      <w:r>
+        <w:rPr>
+          <w:b/>
+          <w:bCs/>
+        </w:rPr>
+        <w:t>21.10 KPI Measures Created</w:t>
+      </w:r>
+    </w:p>
+    <w:p>
+      <w:r>
+        <w:t>The following DAX measures were created for the dashboard.</w:t>
+      </w:r>
+    </w:p>
+    <w:p>
+      <w:r>
+        <w:pict w14:anchorId="7F2CC834">
+          <v:rect id="_x0000_i1468" style="width:0;height:1.5pt" o:hralign="center" o:hrstd="t" o:hr="t" fillcolor="#a0a0a0" stroked="f"/>
+        </w:pict>
+      </w:r>
+    </w:p>
+    <w:p>
+      <w:pPr>
+        <w:rPr>
+          <w:b/>
+          <w:bCs/>
+        </w:rPr>
+      </w:pPr>
+      <w:r>
+        <w:rPr>
+          <w:b/>
+          <w:bCs/>
+        </w:rPr>
+        <w:t>Total Revenue</w:t>
+      </w:r>
+    </w:p>
+    <w:p>
+      <w:r>
+        <w:t>Total Revenue =</w:t>
+      </w:r>
+    </w:p>
+    <w:p>
+      <w:r>
+        <w:t>SUM('</w:t>
+      </w:r>
+      <w:proofErr w:type="spellStart"/>
+      <w:r>
+        <w:t>olist</w:t>
+      </w:r>
+      <w:proofErr w:type="spellEnd"/>
+      <w:r>
+        <w:t xml:space="preserve"> </w:t>
+      </w:r>
+      <w:proofErr w:type="spellStart"/>
+      <w:r>
+        <w:t>olist_order_items_dataset</w:t>
+      </w:r>
+      <w:proofErr w:type="spellEnd"/>
+      <w:r>
+        <w:t>'[price])</w:t>
+      </w:r>
+    </w:p>
+    <w:p>
+      <w:r>
+        <w:t>Business Purpose</w:t>
+      </w:r>
+    </w:p>
+    <w:p>
+      <w:r>
+        <w:t>Calculates the total sales revenue generated from all products.</w:t>
+      </w:r>
+    </w:p>
+    <w:p>
+      <w:r>
+        <w:pict w14:anchorId="74097A6F">
+          <v:rect id="_x0000_i1469" style="width:0;height:1.5pt" o:hralign="center" o:hrstd="t" o:hr="t" fillcolor="#a0a0a0" stroked="f"/>
+        </w:pict>
+      </w:r>
+    </w:p>
+    <w:p>
+      <w:pPr>
+        <w:rPr>
+          <w:b/>
+          <w:bCs/>
+        </w:rPr>
+      </w:pPr>
+      <w:r>
+        <w:rPr>
+          <w:b/>
+          <w:bCs/>
+        </w:rPr>
+        <w:t>Total Orders</w:t>
+      </w:r>
+    </w:p>
+    <w:p>
+      <w:r>
+        <w:t>Total Orders =</w:t>
+      </w:r>
+    </w:p>
+    <w:p>
+      <w:r>
+        <w:t>DISTINCTCOUNT('</w:t>
+      </w:r>
+      <w:proofErr w:type="spellStart"/>
+      <w:r>
+        <w:t>olist</w:t>
+      </w:r>
+      <w:proofErr w:type="spellEnd"/>
+      <w:r>
+        <w:t xml:space="preserve"> </w:t>
+      </w:r>
+      <w:proofErr w:type="spellStart"/>
+      <w:r>
+        <w:t>olist_orders_dataset</w:t>
+      </w:r>
+      <w:proofErr w:type="spellEnd"/>
+      <w:r>
+        <w:t>'[</w:t>
+      </w:r>
+      <w:proofErr w:type="spellStart"/>
+      <w:r>
+        <w:t>order_id</w:t>
+      </w:r>
+      <w:proofErr w:type="spellEnd"/>
+      <w:r>
+        <w:t>])</w:t>
+      </w:r>
+    </w:p>
+    <w:p>
+      <w:r>
+        <w:t>Business Purpose</w:t>
+      </w:r>
+    </w:p>
+    <w:p>
+      <w:r>
+        <w:t>Calculates the total number of unique orders placed by customers.</w:t>
+      </w:r>
+    </w:p>
+    <w:p>
+      <w:r>
+        <w:pict w14:anchorId="2AAAE4CB">
+          <v:rect id="_x0000_i1470" style="width:0;height:1.5pt" o:hralign="center" o:hrstd="t" o:hr="t" fillcolor="#a0a0a0" stroked="f"/>
+        </w:pict>
+      </w:r>
+    </w:p>
+    <w:p>
+      <w:pPr>
+        <w:rPr>
+          <w:b/>
+          <w:bCs/>
+        </w:rPr>
+      </w:pPr>
+      <w:r>
+        <w:rPr>
+          <w:b/>
+          <w:bCs/>
+        </w:rPr>
+        <w:t>Total Customers</w:t>
+      </w:r>
+    </w:p>
+    <w:p>
+      <w:r>
+        <w:t>Total Customers =</w:t>
+      </w:r>
+    </w:p>
+    <w:p>
+      <w:r>
+        <w:t>DISTINCTCOUNT('</w:t>
+      </w:r>
+      <w:proofErr w:type="spellStart"/>
+      <w:r>
+        <w:t>olist</w:t>
+      </w:r>
+      <w:proofErr w:type="spellEnd"/>
+      <w:r>
+        <w:t xml:space="preserve"> </w:t>
+      </w:r>
+      <w:proofErr w:type="spellStart"/>
+      <w:r>
+        <w:t>olist_customers_dataset</w:t>
+      </w:r>
+      <w:proofErr w:type="spellEnd"/>
+      <w:r>
+        <w:t>'[</w:t>
+      </w:r>
+      <w:proofErr w:type="spellStart"/>
+      <w:r>
+        <w:t>customer_unique_id</w:t>
+      </w:r>
+      <w:proofErr w:type="spellEnd"/>
+      <w:r>
+        <w:t>])</w:t>
+      </w:r>
+    </w:p>
+    <w:p>
+      <w:r>
+        <w:t>Business Purpose</w:t>
+      </w:r>
+    </w:p>
+    <w:p>
+      <w:r>
+        <w:t>Measures the total number of unique customers.</w:t>
+      </w:r>
+    </w:p>
+    <w:p>
+      <w:r>
+        <w:pict w14:anchorId="79180BF2">
+          <v:rect id="_x0000_i1471" style="width:0;height:1.5pt" o:hralign="center" o:hrstd="t" o:hr="t" fillcolor="#a0a0a0" stroked="f"/>
+        </w:pict>
+      </w:r>
+    </w:p>
+    <w:p>
+      <w:pPr>
+        <w:rPr>
+          <w:b/>
+          <w:bCs/>
+        </w:rPr>
+      </w:pPr>
+      <w:r>
+        <w:rPr>
+          <w:b/>
+          <w:bCs/>
+        </w:rPr>
+        <w:t>Total Freight</w:t>
+      </w:r>
+    </w:p>
+    <w:p>
+      <w:r>
+        <w:lastRenderedPageBreak/>
+        <w:t>Total Freight =</w:t>
+      </w:r>
+    </w:p>
+    <w:p>
+      <w:r>
+        <w:t>SUM('</w:t>
+      </w:r>
+      <w:proofErr w:type="spellStart"/>
+      <w:r>
+        <w:t>olist</w:t>
+      </w:r>
+      <w:proofErr w:type="spellEnd"/>
+      <w:r>
+        <w:t xml:space="preserve"> </w:t>
+      </w:r>
+      <w:proofErr w:type="spellStart"/>
+      <w:r>
+        <w:t>olist_order_items_dataset</w:t>
+      </w:r>
+      <w:proofErr w:type="spellEnd"/>
+      <w:r>
+        <w:t>'[</w:t>
+      </w:r>
+      <w:proofErr w:type="spellStart"/>
+      <w:r>
+        <w:t>freight_value</w:t>
+      </w:r>
+      <w:proofErr w:type="spellEnd"/>
+      <w:r>
+        <w:t>])</w:t>
+      </w:r>
+    </w:p>
+    <w:p>
+      <w:r>
+        <w:t>Business Purpose</w:t>
+      </w:r>
+    </w:p>
+    <w:p>
+      <w:r>
+        <w:t>Calculates the total shipping cost incurred for all orders.</w:t>
+      </w:r>
+    </w:p>
+    <w:p>
+      <w:r>
+        <w:pict w14:anchorId="2A8F38B4">
+          <v:rect id="_x0000_i1472" style="width:0;height:1.5pt" o:hralign="center" o:hrstd="t" o:hr="t" fillcolor="#a0a0a0" stroked="f"/>
+        </w:pict>
+      </w:r>
+    </w:p>
+    <w:p>
+      <w:pPr>
+        <w:rPr>
+          <w:b/>
+          <w:bCs/>
+        </w:rPr>
+      </w:pPr>
+      <w:r>
+        <w:rPr>
+          <w:b/>
+          <w:bCs/>
+        </w:rPr>
+        <w:t>Average Review</w:t>
+      </w:r>
+    </w:p>
+    <w:p>
+      <w:r>
+        <w:t>Average Review =</w:t>
+      </w:r>
+    </w:p>
+    <w:p>
+      <w:r>
+        <w:t>AVERAGE('</w:t>
+      </w:r>
+      <w:proofErr w:type="spellStart"/>
+      <w:r>
+        <w:t>olist</w:t>
+      </w:r>
+      <w:proofErr w:type="spellEnd"/>
+      <w:r>
+        <w:t xml:space="preserve"> </w:t>
+      </w:r>
+      <w:proofErr w:type="spellStart"/>
+      <w:r>
+        <w:t>olist_order_reviews_dataset</w:t>
+      </w:r>
+      <w:proofErr w:type="spellEnd"/>
+      <w:r>
+        <w:t>'[</w:t>
+      </w:r>
+      <w:proofErr w:type="spellStart"/>
+      <w:r>
+        <w:t>review_score</w:t>
+      </w:r>
+      <w:proofErr w:type="spellEnd"/>
+      <w:r>
+        <w:t>])</w:t>
+      </w:r>
+    </w:p>
+    <w:p>
+      <w:r>
+        <w:t>Business Purpose</w:t>
+      </w:r>
+    </w:p>
+    <w:p>
+      <w:r>
+        <w:t>Measures overall customer satisfaction based on review scores.</w:t>
+      </w:r>
+    </w:p>
+    <w:p>
+      <w:r>
+        <w:pict w14:anchorId="537F198C">
+          <v:rect id="_x0000_i1473" style="width:0;height:1.5pt" o:hralign="center" o:hrstd="t" o:hr="t" fillcolor="#a0a0a0" stroked="f"/>
+        </w:pict>
+      </w:r>
+    </w:p>
+    <w:p>
+      <w:pPr>
+        <w:rPr>
+          <w:b/>
+          <w:bCs/>
+        </w:rPr>
+      </w:pPr>
+      <w:r>
+        <w:rPr>
+          <w:b/>
+          <w:bCs/>
+        </w:rPr>
+        <w:t>Average Order Value</w:t>
+      </w:r>
+    </w:p>
+    <w:p>
+      <w:r>
+        <w:t>Average Order Value =</w:t>
+      </w:r>
+    </w:p>
+    <w:p>
+      <w:r>
+        <w:t>DIVIDE(</w:t>
+      </w:r>
+    </w:p>
+    <w:p>
+      <w:r>
+        <w:t xml:space="preserve">    [Total Revenue],</w:t>
+      </w:r>
+    </w:p>
+    <w:p>
+      <w:r>
+        <w:t xml:space="preserve">    [Total Orders]</w:t>
+      </w:r>
+    </w:p>
+    <w:p>
+      <w:r>
+        <w:t>)</w:t>
+      </w:r>
+    </w:p>
+    <w:p>
+      <w:r>
+        <w:t>Business Purpose</w:t>
+      </w:r>
+    </w:p>
+    <w:p>
+      <w:r>
+        <w:t>Calculates the average revenue generated from each order.</w:t>
+      </w:r>
+    </w:p>
+    <w:p>
+      <w:r>
+        <w:pict w14:anchorId="4E03E6A0">
+          <v:rect id="_x0000_i1474" style="width:0;height:1.5pt" o:hralign="center" o:hrstd="t" o:hr="t" fillcolor="#a0a0a0" stroked="f"/>
+        </w:pict>
+      </w:r>
+    </w:p>
+    <w:p>
+      <w:pPr>
+        <w:rPr>
+          <w:b/>
+          <w:bCs/>
+        </w:rPr>
+      </w:pPr>
+      <w:r>
+        <w:rPr>
+          <w:b/>
+          <w:bCs/>
+        </w:rPr>
+        <w:t>21.11 KPI Dashboard</w:t>
+      </w:r>
+    </w:p>
+    <w:p>
+      <w:r>
+        <w:t>The following KPI Cards were added to the dashboard.</w:t>
+      </w:r>
+    </w:p>
+    <w:tbl>
+      <w:tblPr>
+        <w:tblW w:w="0" w:type="auto"/>
+        <w:tblCellSpacing w:w="15" w:type="dxa"/>
+        <w:tblCellMar>
+          <w:top w:w="15" w:type="dxa"/>
+          <w:left w:w="15" w:type="dxa"/>
+          <w:bottom w:w="15" w:type="dxa"/>
+          <w:right w:w="15" w:type="dxa"/>
+        </w:tblCellMar>
+        <w:tblLook w:val="04A0" w:firstRow="1" w:lastRow="0" w:firstColumn="1" w:lastColumn="0" w:noHBand="0" w:noVBand="1"/>
+      </w:tblPr>
+      <w:tblGrid>
+        <w:gridCol w:w="2075"/>
+        <w:gridCol w:w="2785"/>
+      </w:tblGrid>
+      <w:tr>
+        <w:trPr>
+          <w:tblHeader/>
+          <w:tblCellSpacing w:w="15" w:type="dxa"/>
+        </w:trPr>
+        <w:tc>
+          <w:tcPr>
+            <w:tcW w:w="0" w:type="auto"/>
+            <w:vAlign w:val="center"/>
+            <w:hideMark/>
+          </w:tcPr>
+          <w:p>
+            <w:pPr>
+              <w:rPr>
+                <w:b/>
+                <w:bCs/>
+              </w:rPr>
+            </w:pPr>
+            <w:r>
+              <w:rPr>
+                <w:b/>
+                <w:bCs/>
+              </w:rPr>
+              <w:t>KPI</w:t>
+            </w:r>
+          </w:p>
+        </w:tc>
+        <w:tc>
+          <w:tcPr>
+            <w:tcW w:w="0" w:type="auto"/>
+            <w:vAlign w:val="center"/>
+            <w:hideMark/>
+          </w:tcPr>
+          <w:p>
+            <w:pPr>
+              <w:rPr>
+                <w:b/>
+                <w:bCs/>
+              </w:rPr>
+            </w:pPr>
+            <w:r>
+              <w:rPr>
+                <w:b/>
+                <w:bCs/>
+              </w:rPr>
+              <w:t>Business Meaning</w:t>
+            </w:r>
+          </w:p>
+        </w:tc>
+      </w:tr>
+      <w:tr>
+        <w:trPr>
+          <w:tblCellSpacing w:w="15" w:type="dxa"/>
+        </w:trPr>
+        <w:tc>
+          <w:tcPr>
+            <w:tcW w:w="0" w:type="auto"/>
+            <w:vAlign w:val="center"/>
+            <w:hideMark/>
+          </w:tcPr>
+          <w:p>
+            <w:r>
+              <w:t>Total Revenue</w:t>
+            </w:r>
+          </w:p>
+        </w:tc>
+        <w:tc>
+          <w:tcPr>
+            <w:tcW w:w="0" w:type="auto"/>
+            <w:vAlign w:val="center"/>
+            <w:hideMark/>
+          </w:tcPr>
+          <w:p>
+            <w:r>
+              <w:t>Overall Sales Revenue</w:t>
+            </w:r>
+          </w:p>
+        </w:tc>
+      </w:tr>
+      <w:tr>
+        <w:trPr>
+          <w:tblCellSpacing w:w="15" w:type="dxa"/>
+        </w:trPr>
+        <w:tc>
+          <w:tcPr>
+            <w:tcW w:w="0" w:type="auto"/>
+            <w:vAlign w:val="center"/>
+            <w:hideMark/>
+          </w:tcPr>
+          <w:p>
+            <w:r>
+              <w:t>Total Orders</w:t>
+            </w:r>
+          </w:p>
+        </w:tc>
+        <w:tc>
+          <w:tcPr>
+            <w:tcW w:w="0" w:type="auto"/>
+            <w:vAlign w:val="center"/>
+            <w:hideMark/>
+          </w:tcPr>
+          <w:p>
+            <w:r>
+              <w:t>Number of Orders</w:t>
+            </w:r>
+          </w:p>
+        </w:tc>
+      </w:tr>
+      <w:tr>
+        <w:trPr>
+          <w:tblCellSpacing w:w="15" w:type="dxa"/>
+        </w:trPr>
+        <w:tc>
+          <w:tcPr>
+            <w:tcW w:w="0" w:type="auto"/>
+            <w:vAlign w:val="center"/>
+            <w:hideMark/>
+          </w:tcPr>
+          <w:p>
+            <w:r>
+              <w:t>Total Customers</w:t>
+            </w:r>
+          </w:p>
+        </w:tc>
+        <w:tc>
+          <w:tcPr>
+            <w:tcW w:w="0" w:type="auto"/>
+            <w:vAlign w:val="center"/>
+            <w:hideMark/>
+          </w:tcPr>
+          <w:p>
+            <w:r>
+              <w:t>Unique Customers</w:t>
+            </w:r>
+          </w:p>
+        </w:tc>
+      </w:tr>
+      <w:tr>
+        <w:trPr>
+          <w:tblCellSpacing w:w="15" w:type="dxa"/>
+        </w:trPr>
+        <w:tc>
+          <w:tcPr>
+            <w:tcW w:w="0" w:type="auto"/>
+            <w:vAlign w:val="center"/>
+            <w:hideMark/>
+          </w:tcPr>
+          <w:p>
+            <w:r>
+              <w:t>Average Review</w:t>
+            </w:r>
+          </w:p>
+        </w:tc>
+        <w:tc>
+          <w:tcPr>
+            <w:tcW w:w="0" w:type="auto"/>
+            <w:vAlign w:val="center"/>
+            <w:hideMark/>
+          </w:tcPr>
+          <w:p>
+            <w:r>
+              <w:t>Customer Satisfaction Score</w:t>
+            </w:r>
+          </w:p>
+        </w:tc>
+      </w:tr>
+      <w:tr>
+        <w:trPr>
+          <w:tblCellSpacing w:w="15" w:type="dxa"/>
+        </w:trPr>
+        <w:tc>
+          <w:tcPr>
+            <w:tcW w:w="0" w:type="auto"/>
+            <w:vAlign w:val="center"/>
+            <w:hideMark/>
+          </w:tcPr>
+          <w:p>
+            <w:r>
+              <w:lastRenderedPageBreak/>
+              <w:t>Average Order Value</w:t>
+            </w:r>
+          </w:p>
+        </w:tc>
+        <w:tc>
+          <w:tcPr>
+            <w:tcW w:w="0" w:type="auto"/>
+            <w:vAlign w:val="center"/>
+            <w:hideMark/>
+          </w:tcPr>
+          <w:p>
+            <w:r>
+              <w:t>Revenue per Order</w:t>
+            </w:r>
+          </w:p>
+        </w:tc>
+      </w:tr>
+      <w:tr>
+        <w:trPr>
+          <w:tblCellSpacing w:w="15" w:type="dxa"/>
+        </w:trPr>
+        <w:tc>
+          <w:tcPr>
+            <w:tcW w:w="0" w:type="auto"/>
+            <w:vAlign w:val="center"/>
+            <w:hideMark/>
+          </w:tcPr>
+          <w:p>
+            <w:r>
+              <w:t>Total Freight</w:t>
+            </w:r>
+          </w:p>
+        </w:tc>
+        <w:tc>
+          <w:tcPr>
+            <w:tcW w:w="0" w:type="auto"/>
+            <w:vAlign w:val="center"/>
+            <w:hideMark/>
+          </w:tcPr>
+          <w:p>
+            <w:r>
+              <w:t>Total Shipping Cost</w:t>
+            </w:r>
+          </w:p>
+        </w:tc>
+      </w:tr>
+    </w:tbl>
+    <w:p>
+      <w:r>
+        <w:t>These KPIs provide a quick overview of business performance.</w:t>
+      </w:r>
+    </w:p>
+    <w:p>
+      <w:r>
+        <w:pict w14:anchorId="06B36F01">
+          <v:rect id="_x0000_i1475" style="width:0;height:1.5pt" o:hralign="center" o:hrstd="t" o:hr="t" fillcolor="#a0a0a0" stroked="f"/>
+        </w:pict>
+      </w:r>
+    </w:p>
+    <w:p>
+      <w:pPr>
+        <w:rPr>
+          <w:b/>
+          <w:bCs/>
+        </w:rPr>
+      </w:pPr>
+      <w:r>
+        <w:rPr>
+          <w:b/>
+          <w:bCs/>
+        </w:rPr>
+        <w:t>21.12 Dashboard Visualizations</w:t>
+      </w:r>
+    </w:p>
+    <w:p>
+      <w:r>
+        <w:t>After creating KPI Cards, the dashboard was designed using various visualizations.</w:t>
+      </w:r>
+    </w:p>
+    <w:tbl>
+      <w:tblPr>
+        <w:tblW w:w="0" w:type="auto"/>
+        <w:tblCellSpacing w:w="15" w:type="dxa"/>
+        <w:tblCellMar>
+          <w:top w:w="15" w:type="dxa"/>
+          <w:left w:w="15" w:type="dxa"/>
+          <w:bottom w:w="15" w:type="dxa"/>
+          <w:right w:w="15" w:type="dxa"/>
+        </w:tblCellMar>
+        <w:tblLook w:val="04A0" w:firstRow="1" w:lastRow="0" w:firstColumn="1" w:lastColumn="0" w:noHBand="0" w:noVBand="1"/>
+      </w:tblPr>
+      <w:tblGrid>
+        <w:gridCol w:w="1416"/>
+        <w:gridCol w:w="2971"/>
+      </w:tblGrid>
+      <w:tr>
+        <w:trPr>
+          <w:tblHeader/>
+          <w:tblCellSpacing w:w="15" w:type="dxa"/>
+        </w:trPr>
+        <w:tc>
+          <w:tcPr>
+            <w:tcW w:w="0" w:type="auto"/>
+            <w:vAlign w:val="center"/>
+            <w:hideMark/>
+          </w:tcPr>
+          <w:p>
+            <w:pPr>
+              <w:rPr>
+                <w:b/>
+                <w:bCs/>
+              </w:rPr>
+            </w:pPr>
+            <w:r>
+              <w:rPr>
+                <w:b/>
+                <w:bCs/>
+              </w:rPr>
+              <w:t>Visualization</w:t>
+            </w:r>
+          </w:p>
+        </w:tc>
+        <w:tc>
+          <w:tcPr>
+            <w:tcW w:w="0" w:type="auto"/>
+            <w:vAlign w:val="center"/>
+            <w:hideMark/>
+          </w:tcPr>
+          <w:p>
+            <w:pPr>
+              <w:rPr>
+                <w:b/>
+                <w:bCs/>
+              </w:rPr>
+            </w:pPr>
+            <w:r>
+              <w:rPr>
+                <w:b/>
+                <w:bCs/>
+              </w:rPr>
+              <w:t>Business Insight</w:t>
+            </w:r>
+          </w:p>
+        </w:tc>
+      </w:tr>
+      <w:tr>
+        <w:trPr>
+          <w:tblCellSpacing w:w="15" w:type="dxa"/>
+        </w:trPr>
+        <w:tc>
+          <w:tcPr>
+            <w:tcW w:w="0" w:type="auto"/>
+            <w:vAlign w:val="center"/>
+            <w:hideMark/>
+          </w:tcPr>
+          <w:p>
+            <w:r>
+              <w:t>KPI Cards</w:t>
+            </w:r>
+          </w:p>
+        </w:tc>
+        <w:tc>
+          <w:tcPr>
+            <w:tcW w:w="0" w:type="auto"/>
+            <w:vAlign w:val="center"/>
+            <w:hideMark/>
+          </w:tcPr>
+          <w:p>
+            <w:r>
+              <w:t>Business Summary</w:t>
+            </w:r>
+          </w:p>
+        </w:tc>
+      </w:tr>
+      <w:tr>
+        <w:trPr>
+          <w:tblCellSpacing w:w="15" w:type="dxa"/>
+        </w:trPr>
+        <w:tc>
+          <w:tcPr>
+            <w:tcW w:w="0" w:type="auto"/>
+            <w:vAlign w:val="center"/>
+            <w:hideMark/>
+          </w:tcPr>
+          <w:p>
+            <w:r>
+              <w:t>Line Chart</w:t>
+            </w:r>
+          </w:p>
+        </w:tc>
+        <w:tc>
+          <w:tcPr>
+            <w:tcW w:w="0" w:type="auto"/>
+            <w:vAlign w:val="center"/>
+            <w:hideMark/>
+          </w:tcPr>
+          <w:p>
+            <w:r>
+              <w:t>Monthly Sales Trend</w:t>
+            </w:r>
+          </w:p>
+        </w:tc>
+      </w:tr>
+      <w:tr>
+        <w:trPr>
+          <w:tblCellSpacing w:w="15" w:type="dxa"/>
+        </w:trPr>
+        <w:tc>
+          <w:tcPr>
+            <w:tcW w:w="0" w:type="auto"/>
+            <w:vAlign w:val="center"/>
+            <w:hideMark/>
+          </w:tcPr>
+          <w:p>
+            <w:r>
+              <w:t>Bar Chart</w:t>
+            </w:r>
+          </w:p>
+        </w:tc>
+        <w:tc>
+          <w:tcPr>
+            <w:tcW w:w="0" w:type="auto"/>
+            <w:vAlign w:val="center"/>
+            <w:hideMark/>
+          </w:tcPr>
+          <w:p>
+            <w:r>
+              <w:t>Top Product Categories</w:t>
+            </w:r>
+          </w:p>
+        </w:tc>
+      </w:tr>
+      <w:tr>
+        <w:trPr>
+          <w:tblCellSpacing w:w="15" w:type="dxa"/>
+        </w:trPr>
+        <w:tc>
+          <w:tcPr>
+            <w:tcW w:w="0" w:type="auto"/>
+            <w:vAlign w:val="center"/>
+            <w:hideMark/>
+          </w:tcPr>
+          <w:p>
+            <w:r>
+              <w:t>Filled Map</w:t>
+            </w:r>
+          </w:p>
+        </w:tc>
+        <w:tc>
+          <w:tcPr>
+            <w:tcW w:w="0" w:type="auto"/>
+            <w:vAlign w:val="center"/>
+            <w:hideMark/>
+          </w:tcPr>
+          <w:p>
+            <w:r>
+              <w:t>Revenue by State</w:t>
+            </w:r>
+          </w:p>
+        </w:tc>
+      </w:tr>
+      <w:tr>
+        <w:trPr>
+          <w:tblCellSpacing w:w="15" w:type="dxa"/>
+        </w:trPr>
+        <w:tc>
+          <w:tcPr>
+            <w:tcW w:w="0" w:type="auto"/>
+            <w:vAlign w:val="center"/>
+            <w:hideMark/>
+          </w:tcPr>
+          <w:p>
+            <w:r>
+              <w:t>Donut Chart</w:t>
+            </w:r>
+          </w:p>
+        </w:tc>
+        <w:tc>
+          <w:tcPr>
+            <w:tcW w:w="0" w:type="auto"/>
+            <w:vAlign w:val="center"/>
+            <w:hideMark/>
+          </w:tcPr>
+          <w:p>
+            <w:r>
+              <w:t>Payment Method Distribution</w:t>
+            </w:r>
+          </w:p>
+        </w:tc>
+      </w:tr>
+      <w:tr>
+        <w:trPr>
+          <w:tblCellSpacing w:w="15" w:type="dxa"/>
+        </w:trPr>
+        <w:tc>
+          <w:tcPr>
+            <w:tcW w:w="0" w:type="auto"/>
+            <w:vAlign w:val="center"/>
+            <w:hideMark/>
+          </w:tcPr>
+          <w:p>
+            <w:r>
+              <w:t>Column Chart</w:t>
+            </w:r>
+          </w:p>
+        </w:tc>
+        <w:tc>
+          <w:tcPr>
+            <w:tcW w:w="0" w:type="auto"/>
+            <w:vAlign w:val="center"/>
+            <w:hideMark/>
+          </w:tcPr>
+          <w:p>
+            <w:r>
+              <w:t>Review Score Distribution</w:t>
+            </w:r>
+          </w:p>
+        </w:tc>
+      </w:tr>
+      <w:tr>
+        <w:trPr>
+          <w:tblCellSpacing w:w="15" w:type="dxa"/>
+        </w:trPr>
+        <w:tc>
+          <w:tcPr>
+            <w:tcW w:w="0" w:type="auto"/>
+            <w:vAlign w:val="center"/>
+            <w:hideMark/>
+          </w:tcPr>
+          <w:p>
+            <w:r>
+              <w:t>Slicers</w:t>
+            </w:r>
+          </w:p>
+        </w:tc>
+        <w:tc>
+          <w:tcPr>
+            <w:tcW w:w="0" w:type="auto"/>
+            <w:vAlign w:val="center"/>
+            <w:hideMark/>
+          </w:tcPr>
+          <w:p>
+            <w:r>
+              <w:t>Interactive Filtering</w:t>
+            </w:r>
+          </w:p>
+        </w:tc>
+      </w:tr>
+    </w:tbl>
+    <w:p>
+      <w:r>
+        <w:t>These visualizations improve business decision-making by presenting data in an easy-to-understand format.</w:t>
+      </w:r>
+    </w:p>
+    <w:p>
+      <w:r>
+        <w:pict w14:anchorId="2CB63BE7">
+          <v:rect id="_x0000_i1476" style="width:0;height:1.5pt" o:hralign="center" o:hrstd="t" o:hr="t" fillcolor="#a0a0a0" stroked="f"/>
+        </w:pict>
+      </w:r>
+    </w:p>
+    <w:p>
+      <w:pPr>
+        <w:rPr>
+          <w:b/>
+          <w:bCs/>
+        </w:rPr>
+      </w:pPr>
+      <w:r>
+        <w:rPr>
+          <w:b/>
+          <w:bCs/>
+        </w:rPr>
+        <w:t>21.13 Business Perspective</w:t>
+      </w:r>
+    </w:p>
+    <w:p>
+      <w:r>
+        <w:t>The dashboard enables organizations to answer important business questions such as:</w:t>
+      </w:r>
+    </w:p>
+    <w:p>
+      <w:pPr>
+        <w:numPr>
+          <w:ilvl w:val="0"/>
+          <w:numId w:val="121"/>
+        </w:numPr>
+      </w:pPr>
+      <w:r>
+        <w:t>What is the total revenue?</w:t>
+      </w:r>
+    </w:p>
+    <w:p>
+      <w:pPr>
+        <w:numPr>
+          <w:ilvl w:val="0"/>
+          <w:numId w:val="121"/>
+        </w:numPr>
+      </w:pPr>
+      <w:r>
+        <w:t>How many customers placed orders?</w:t>
+      </w:r>
+    </w:p>
+    <w:p>
+      <w:pPr>
+        <w:numPr>
+          <w:ilvl w:val="0"/>
+          <w:numId w:val="121"/>
+        </w:numPr>
+      </w:pPr>
+      <w:r>
+        <w:t>Which product categories generate maximum revenue?</w:t>
+      </w:r>
+    </w:p>
+    <w:p>
+      <w:pPr>
+        <w:numPr>
+          <w:ilvl w:val="0"/>
+          <w:numId w:val="121"/>
+        </w:numPr>
+      </w:pPr>
+      <w:r>
+        <w:t>Which states contribute the highest sales?</w:t>
+      </w:r>
+    </w:p>
+    <w:p>
+      <w:pPr>
+        <w:numPr>
+          <w:ilvl w:val="0"/>
+          <w:numId w:val="121"/>
+        </w:numPr>
+      </w:pPr>
+      <w:r>
+        <w:t>Which payment methods are preferred?</w:t>
+      </w:r>
+    </w:p>
+    <w:p>
+      <w:pPr>
+        <w:numPr>
+          <w:ilvl w:val="0"/>
+          <w:numId w:val="121"/>
+        </w:numPr>
+      </w:pPr>
+      <w:r>
+        <w:t>How satisfied are customers?</w:t>
+      </w:r>
+    </w:p>
+    <w:p>
+      <w:r>
+        <w:t>This information supports strategic planning and operational improvements.</w:t>
+      </w:r>
+    </w:p>
+    <w:p>
+      <w:r>
+        <w:lastRenderedPageBreak/>
+        <w:pict w14:anchorId="6624CBC8">
+          <v:rect id="_x0000_i1477" style="width:0;height:1.5pt" o:hralign="center" o:hrstd="t" o:hr="t" fillcolor="#a0a0a0" stroked="f"/>
+        </w:pict>
+      </w:r>
+    </w:p>
+    <w:p>
+      <w:pPr>
+        <w:rPr>
+          <w:b/>
+          <w:bCs/>
+        </w:rPr>
+      </w:pPr>
+      <w:r>
+        <w:rPr>
+          <w:b/>
+          <w:bCs/>
+        </w:rPr>
+        <w:t>21.14 Common Mistake and Learning</w:t>
+      </w:r>
+    </w:p>
+    <w:p>
+      <w:pPr>
+        <w:rPr>
+          <w:b/>
+          <w:bCs/>
+        </w:rPr>
+      </w:pPr>
+      <w:r>
+        <w:rPr>
+          <w:b/>
+          <w:bCs/>
+        </w:rPr>
+        <w:t>Incorrect Approach</w:t>
+      </w:r>
+    </w:p>
+    <w:p>
+      <w:r>
+        <w:t>Manually typing incorrect table names.</w:t>
+      </w:r>
+    </w:p>
+    <w:p>
+      <w:r>
+        <w:t>Example</w:t>
+      </w:r>
+    </w:p>
+    <w:p>
+      <w:r>
+        <w:t>SUM(</w:t>
+      </w:r>
+      <w:proofErr w:type="spellStart"/>
+      <w:r>
+        <w:t>olist_order_items_dataset</w:t>
+      </w:r>
+      <w:proofErr w:type="spellEnd"/>
+      <w:r>
+        <w:t>[price])</w:t>
+      </w:r>
+    </w:p>
+    <w:p>
+      <w:r>
+        <w:t>Result</w:t>
+      </w:r>
+    </w:p>
+    <w:p>
+      <w:r>
+        <w:t>Cannot find table</w:t>
+      </w:r>
+    </w:p>
+    <w:p>
+      <w:r>
+        <w:pict w14:anchorId="2CAAA0B5">
+          <v:rect id="_x0000_i1478" style="width:0;height:1.5pt" o:hralign="center" o:hrstd="t" o:hr="t" fillcolor="#a0a0a0" stroked="f"/>
+        </w:pict>
+      </w:r>
+    </w:p>
+    <w:p>
+      <w:pPr>
+        <w:rPr>
+          <w:b/>
+          <w:bCs/>
+        </w:rPr>
+      </w:pPr>
+      <w:r>
+        <w:rPr>
+          <w:b/>
+          <w:bCs/>
+        </w:rPr>
+        <w:t>Correct Approach</w:t>
+      </w:r>
+    </w:p>
+    <w:p>
+      <w:r>
+        <w:t>Using the exact table name imported by Power BI.</w:t>
+      </w:r>
+    </w:p>
+    <w:p>
+      <w:r>
+        <w:t>SUM('</w:t>
+      </w:r>
+      <w:proofErr w:type="spellStart"/>
+      <w:r>
+        <w:t>olist</w:t>
+      </w:r>
+      <w:proofErr w:type="spellEnd"/>
+      <w:r>
+        <w:t xml:space="preserve"> </w:t>
+      </w:r>
+      <w:proofErr w:type="spellStart"/>
+      <w:r>
+        <w:t>olist_order_items_dataset</w:t>
+      </w:r>
+      <w:proofErr w:type="spellEnd"/>
+      <w:r>
+        <w:t>'[price])</w:t>
+      </w:r>
+    </w:p>
+    <w:p>
+      <w:r>
+        <w:t xml:space="preserve">or dragging the </w:t>
+      </w:r>
+      <w:r>
+        <w:rPr>
+          <w:b/>
+          <w:bCs/>
+        </w:rPr>
+        <w:t>price</w:t>
+      </w:r>
+      <w:r>
+        <w:t xml:space="preserve"> field directly into the Formula Bar.</w:t>
+      </w:r>
+    </w:p>
+    <w:p>
+      <w:r>
+        <w:t>This minimizes syntax errors and improves accuracy.</w:t>
+      </w:r>
+    </w:p>
+    <w:p>
+      <w:r>
+        <w:pict w14:anchorId="28E40C8F">
+          <v:rect id="_x0000_i1479" style="width:0;height:1.5pt" o:hralign="center" o:hrstd="t" o:hr="t" fillcolor="#a0a0a0" stroked="f"/>
+        </w:pict>
+      </w:r>
+    </w:p>
+    <w:p>
+      <w:pPr>
+        <w:rPr>
+          <w:b/>
+          <w:bCs/>
+        </w:rPr>
+      </w:pPr>
+      <w:r>
+        <w:rPr>
+          <w:b/>
+          <w:bCs/>
+        </w:rPr>
+        <w:t>21.15 Outcome of Day 12</w:t>
+      </w:r>
+    </w:p>
+    <w:p>
+      <w:r>
+        <w:t>At the end of Day 12,</w:t>
+      </w:r>
+    </w:p>
+    <w:p>
+      <w:pPr>
+        <w:numPr>
+          <w:ilvl w:val="0"/>
+          <w:numId w:val="122"/>
+        </w:numPr>
+      </w:pPr>
+      <w:r>
+        <w:t>MySQL tables were successfully imported into Power BI.</w:t>
+      </w:r>
+    </w:p>
+    <w:p>
+      <w:pPr>
+        <w:numPr>
+          <w:ilvl w:val="0"/>
+          <w:numId w:val="122"/>
+        </w:numPr>
+      </w:pPr>
+      <w:r>
+        <w:t>Data relationships were verified.</w:t>
+      </w:r>
+    </w:p>
+    <w:p>
+      <w:pPr>
+        <w:numPr>
+          <w:ilvl w:val="0"/>
+          <w:numId w:val="122"/>
+        </w:numPr>
+      </w:pPr>
+      <w:r>
+        <w:t>Table name mismatch issue was resolved.</w:t>
+      </w:r>
+    </w:p>
+    <w:p>
+      <w:pPr>
+        <w:numPr>
+          <w:ilvl w:val="0"/>
+          <w:numId w:val="122"/>
+        </w:numPr>
+      </w:pPr>
+      <w:r>
+        <w:t>Six KPI measures were created using DAX.</w:t>
+      </w:r>
+    </w:p>
+    <w:p>
+      <w:pPr>
+        <w:numPr>
+          <w:ilvl w:val="0"/>
+          <w:numId w:val="122"/>
+        </w:numPr>
+      </w:pPr>
+      <w:r>
+        <w:t>Interactive KPI Cards were added.</w:t>
+      </w:r>
+    </w:p>
+    <w:p>
+      <w:pPr>
+        <w:numPr>
+          <w:ilvl w:val="0"/>
+          <w:numId w:val="122"/>
+        </w:numPr>
+      </w:pPr>
+      <w:r>
+        <w:t>Dashboard visualizations were prepared.</w:t>
+      </w:r>
+    </w:p>
+    <w:p>
+      <w:pPr>
+        <w:numPr>
+          <w:ilvl w:val="0"/>
+          <w:numId w:val="122"/>
+        </w:numPr>
+      </w:pPr>
+      <w:r>
+        <w:t>Business metrics were successfully calculated.</w:t>
+      </w:r>
+    </w:p>
+    <w:p>
+      <w:pPr>
+        <w:numPr>
+          <w:ilvl w:val="0"/>
+          <w:numId w:val="122"/>
+        </w:numPr>
+      </w:pPr>
+      <w:r>
+        <w:t>The dashboard was ready for advanced visualizations and interactive reporting.</w:t>
+      </w:r>
+    </w:p>
+    <w:p>
+      <w:r>
+        <w:pict w14:anchorId="4FC28465">
+          <v:rect id="_x0000_i1480" style="width:0;height:1.5pt" o:hralign="center" o:hrstd="t" o:hr="t" fillcolor="#a0a0a0" stroked="f"/>
+        </w:pict>
+      </w:r>
+    </w:p>
+    <w:p>
+      <w:pPr>
+        <w:rPr>
+          <w:b/>
+          <w:bCs/>
+        </w:rPr>
+      </w:pPr>
+      <w:r>
+        <w:rPr>
+          <w:b/>
+          <w:bCs/>
+        </w:rPr>
+        <w:t>21.16 Interview Perspective</w:t>
+      </w:r>
+    </w:p>
+    <w:p>
+      <w:pPr>
+        <w:rPr>
+          <w:b/>
+          <w:bCs/>
+        </w:rPr>
+      </w:pPr>
+      <w:r>
+        <w:rPr>
+          <w:b/>
+          <w:bCs/>
+        </w:rPr>
+        <w:t>Q1. What is DAX?</w:t>
+      </w:r>
+    </w:p>
+    <w:p>
+      <w:r>
+        <w:rPr>
+          <w:b/>
+          <w:bCs/>
+        </w:rPr>
+        <w:lastRenderedPageBreak/>
+        <w:t>Answer:</w:t>
+      </w:r>
+    </w:p>
+    <w:p>
+      <w:r>
+        <w:t>DAX (Data Analysis Expressions) is the formula language used in Power BI to create calculated columns, measures, and advanced business calculations.</w:t>
+      </w:r>
+    </w:p>
+    <w:p>
+      <w:r>
+        <w:pict w14:anchorId="745DE43D">
+          <v:rect id="_x0000_i1481" style="width:0;height:1.5pt" o:hralign="center" o:hrstd="t" o:hr="t" fillcolor="#a0a0a0" stroked="f"/>
+        </w:pict>
+      </w:r>
+    </w:p>
+    <w:p>
+      <w:pPr>
+        <w:rPr>
+          <w:b/>
+          <w:bCs/>
+        </w:rPr>
+      </w:pPr>
+      <w:r>
+        <w:rPr>
+          <w:b/>
+          <w:bCs/>
+        </w:rPr>
+        <w:t>Q2. Why did the "Cannot find table" error occur?</w:t>
+      </w:r>
+    </w:p>
+    <w:p>
+      <w:r>
+        <w:rPr>
+          <w:b/>
+          <w:bCs/>
+        </w:rPr>
+        <w:t>Answer:</w:t>
+      </w:r>
+    </w:p>
+    <w:p>
+      <w:r>
+        <w:t>Power BI imported the MySQL tables with the database schema name, changing the table name. Using the incorrect table name in DAX caused the error.</w:t>
+      </w:r>
+    </w:p>
+    <w:p>
+      <w:r>
+        <w:pict w14:anchorId="5109F849">
+          <v:rect id="_x0000_i1482" style="width:0;height:1.5pt" o:hralign="center" o:hrstd="t" o:hr="t" fillcolor="#a0a0a0" stroked="f"/>
+        </w:pict>
+      </w:r>
+    </w:p>
+    <w:p>
+      <w:pPr>
+        <w:rPr>
+          <w:b/>
+          <w:bCs/>
+        </w:rPr>
+      </w:pPr>
+      <w:r>
+        <w:rPr>
+          <w:b/>
+          <w:bCs/>
+        </w:rPr>
+        <w:t>Q3. Why are single quotation marks used in DAX?</w:t>
+      </w:r>
+    </w:p>
+    <w:p>
+      <w:r>
+        <w:rPr>
+          <w:b/>
+          <w:bCs/>
+        </w:rPr>
+        <w:t>Answer:</w:t>
+      </w:r>
+    </w:p>
+    <w:p>
+      <w:r>
+        <w:t>Single quotation marks are required when table names contain spaces or special characters, ensuring Power BI interprets the table name correctly.</w:t>
+      </w:r>
+    </w:p>
+    <w:p>
+      <w:r>
+        <w:pict w14:anchorId="0686F9BD">
+          <v:rect id="_x0000_i1483" style="width:0;height:1.5pt" o:hralign="center" o:hrstd="t" o:hr="t" fillcolor="#a0a0a0" stroked="f"/>
+        </w:pict>
+      </w:r>
+    </w:p>
+    <w:p>
+      <w:pPr>
+        <w:rPr>
+          <w:b/>
+          <w:bCs/>
+        </w:rPr>
+      </w:pPr>
+      <w:r>
+        <w:rPr>
+          <w:b/>
+          <w:bCs/>
+        </w:rPr>
+        <w:t>Q4. What is the difference between SUM() and DISTINCTCOUNT()?</w:t>
+      </w:r>
+    </w:p>
+    <w:p>
+      <w:r>
+        <w:rPr>
+          <w:b/>
+          <w:bCs/>
+        </w:rPr>
+        <w:t>Answer:</w:t>
+      </w:r>
+    </w:p>
+    <w:p>
+      <w:r>
+        <w:t>SUM() adds all numeric values in a column, whereas DISTINCTCOUNT() counts only unique values, avoiding duplicate records.</w:t>
+      </w:r>
+    </w:p>
+    <w:p>
+      <w:r>
+        <w:pict w14:anchorId="03278CC0">
+          <v:rect id="_x0000_i1484" style="width:0;height:1.5pt" o:hralign="center" o:hrstd="t" o:hr="t" fillcolor="#a0a0a0" stroked="f"/>
+        </w:pict>
+      </w:r>
+    </w:p>
+    <w:p>
+      <w:pPr>
+        <w:rPr>
+          <w:b/>
+          <w:bCs/>
+        </w:rPr>
+      </w:pPr>
+      <w:r>
+        <w:rPr>
+          <w:b/>
+          <w:bCs/>
+        </w:rPr>
+        <w:t>Q5. Why is DIVIDE() preferred over the "/" operator?</w:t>
+      </w:r>
+    </w:p>
+    <w:p>
+      <w:r>
+        <w:rPr>
+          <w:b/>
+          <w:bCs/>
+        </w:rPr>
+        <w:t>Answer:</w:t>
+      </w:r>
+    </w:p>
+    <w:p>
+      <w:r>
+        <w:t>DIVIDE() safely handles division by zero and prevents runtime errors, making calculations more reliable.</w:t>
+      </w:r>
+    </w:p>
+    <w:p>
+      <w:r>
+        <w:pict w14:anchorId="1F4F40FF">
+          <v:rect id="_x0000_i1485" style="width:0;height:1.5pt" o:hralign="center" o:hrstd="t" o:hr="t" fillcolor="#a0a0a0" stroked="f"/>
+        </w:pict>
+      </w:r>
+    </w:p>
+    <w:p>
+      <w:pPr>
+        <w:rPr>
+          <w:b/>
+          <w:bCs/>
+        </w:rPr>
+      </w:pPr>
+      <w:r>
+        <w:rPr>
+          <w:b/>
+          <w:bCs/>
+        </w:rPr>
+        <w:t>Q6. Why are KPI Cards important?</w:t>
+      </w:r>
+    </w:p>
+    <w:p>
+      <w:r>
+        <w:rPr>
+          <w:b/>
+          <w:bCs/>
+        </w:rPr>
+        <w:t>Answer:</w:t>
+      </w:r>
+    </w:p>
+    <w:p>
+      <w:r>
+        <w:t>KPI Cards display the most important business metrics at a glance, allowing managers and stakeholders to monitor business performance quickly.</w:t>
+      </w:r>
+    </w:p>
+    <w:p>
+      <w:r>
+        <w:pict w14:anchorId="3E7D46AA">
+          <v:rect id="_x0000_i1486" style="width:0;height:1.5pt" o:hralign="center" o:hrstd="t" o:hr="t" fillcolor="#a0a0a0" stroked="f"/>
+        </w:pict>
+      </w:r>
+    </w:p>
+    <w:p>
+      <w:pPr>
+        <w:rPr>
+          <w:b/>
+          <w:bCs/>
+        </w:rPr>
+      </w:pPr>
+      <w:r>
+        <w:rPr>
+          <w:b/>
+          <w:bCs/>
+        </w:rPr>
+        <w:t>Q7. Why should fields be dragged from the Fields Pane while writing DAX?</w:t>
+      </w:r>
+    </w:p>
+    <w:p>
+      <w:r>
+        <w:rPr>
+          <w:b/>
+          <w:bCs/>
+        </w:rPr>
+        <w:lastRenderedPageBreak/>
+        <w:t>Answer:</w:t>
+      </w:r>
+    </w:p>
+    <w:p>
+      <w:r>
+        <w:t>Dragging fields automatically inserts the correct table and column names, reducing typing errors and improving development efficiency.</w:t>
+      </w:r>
+    </w:p>
+    <w:p>
+      <w:r>
+        <w:pict w14:anchorId="670CB1EF">
+          <v:rect id="_x0000_i1487" style="width:0;height:1.5pt" o:hralign="center" o:hrstd="t" o:hr="t" fillcolor="#a0a0a0" stroked="f"/>
+        </w:pict>
+      </w:r>
+    </w:p>
+    <w:p>
+      <w:pPr>
+        <w:rPr>
+          <w:b/>
+          <w:bCs/>
+        </w:rPr>
+      </w:pPr>
+      <w:r>
+        <w:rPr>
+          <w:b/>
+          <w:bCs/>
+        </w:rPr>
+        <w:t>21.17 Skills Demonstrated</w:t>
+      </w:r>
+    </w:p>
+    <w:p>
+      <w:pPr>
+        <w:numPr>
+          <w:ilvl w:val="0"/>
+          <w:numId w:val="123"/>
+        </w:numPr>
+      </w:pPr>
+      <w:r>
+        <w:t>Power BI</w:t>
+      </w:r>
+    </w:p>
+    <w:p>
+      <w:pPr>
+        <w:numPr>
+          <w:ilvl w:val="0"/>
+          <w:numId w:val="123"/>
+        </w:numPr>
+      </w:pPr>
+      <w:r>
+        <w:t>DAX Measures</w:t>
+      </w:r>
+    </w:p>
+    <w:p>
+      <w:pPr>
+        <w:numPr>
+          <w:ilvl w:val="0"/>
+          <w:numId w:val="123"/>
+        </w:numPr>
+      </w:pPr>
+      <w:r>
+        <w:t xml:space="preserve">Data </w:t>
+      </w:r>
+      <w:proofErr w:type="spellStart"/>
+      <w:r>
+        <w:t>Modeling</w:t>
+      </w:r>
+      <w:proofErr w:type="spellEnd"/>
+    </w:p>
+    <w:p>
+      <w:pPr>
+        <w:numPr>
+          <w:ilvl w:val="0"/>
+          <w:numId w:val="123"/>
+        </w:numPr>
+      </w:pPr>
+      <w:r>
+        <w:t>KPI Development</w:t>
+      </w:r>
+    </w:p>
+    <w:p>
+      <w:pPr>
+        <w:numPr>
+          <w:ilvl w:val="0"/>
+          <w:numId w:val="123"/>
+        </w:numPr>
+      </w:pPr>
+      <w:r>
+        <w:t>Dashboard Design</w:t>
+      </w:r>
+    </w:p>
+    <w:p>
+      <w:pPr>
+        <w:numPr>
+          <w:ilvl w:val="0"/>
+          <w:numId w:val="123"/>
+        </w:numPr>
+      </w:pPr>
+      <w:r>
+        <w:t>Business Intelligence</w:t>
+      </w:r>
+    </w:p>
+    <w:p>
+      <w:pPr>
+        <w:numPr>
+          <w:ilvl w:val="0"/>
+          <w:numId w:val="123"/>
+        </w:numPr>
+      </w:pPr>
+      <w:r>
+        <w:t>MySQL Integration</w:t>
+      </w:r>
+    </w:p>
+    <w:p>
+      <w:pPr>
+        <w:numPr>
+          <w:ilvl w:val="0"/>
+          <w:numId w:val="123"/>
+        </w:numPr>
+      </w:pPr>
+      <w:r>
+        <w:t>Data Visualization</w:t>
+      </w:r>
+    </w:p>
+    <w:p>
+      <w:pPr>
+        <w:numPr>
+          <w:ilvl w:val="0"/>
+          <w:numId w:val="123"/>
+        </w:numPr>
+      </w:pPr>
+      <w:r>
+        <w:t>Interactive Reporting</w:t>
+      </w:r>
+    </w:p>
+    <w:p>
+      <w:pPr>
+        <w:numPr>
+          <w:ilvl w:val="0"/>
+          <w:numId w:val="123"/>
+        </w:numPr>
+      </w:pPr>
+      <w:r>
+        <w:t>Problem Solving</w:t>
+      </w:r>
+    </w:p>
+    <w:p>
+      <w:pPr>
+        <w:numPr>
+          <w:ilvl w:val="0"/>
+          <w:numId w:val="123"/>
+        </w:numPr>
+      </w:pPr>
+      <w:r>
+        <w:t>Error Debugging</w:t>
+      </w:r>
+    </w:p>
+    <w:p>
+      <w:pPr>
+        <w:numPr>
+          <w:ilvl w:val="0"/>
+          <w:numId w:val="123"/>
+        </w:numPr>
+      </w:pPr>
+      <w:r>
+        <w:t>Business Analytics</w:t>
+      </w:r>
+    </w:p>
+    <w:p>
+      <w:r>
+        <w:pict w14:anchorId="6D131748">
+          <v:rect id="_x0000_i1488" style="width:0;height:1.5pt" o:hralign="center" o:hrstd="t" o:hr="t" fillcolor="#a0a0a0" stroked="f"/>
+        </w:pict>
+      </w:r>
+    </w:p>
+    <w:p>
+      <w:pPr>
+        <w:rPr>
+          <w:b/>
+          <w:bCs/>
+        </w:rPr>
+      </w:pPr>
+      <w:r>
+        <w:rPr>
+          <w:b/>
+          <w:bCs/>
+        </w:rPr>
+        <w:t>21.18 Key Learning</w:t>
+      </w:r>
+    </w:p>
+    <w:p>
+      <w:r>
+        <w:t>Day 12 marked the transition from data analysis to Business Intelligence reporting. Using Power BI and DAX, raw business data was transformed into interactive KPI dashboards and visual reports. Additionally, resolving the table name mismatch issue strengthened practical debugging skills and reinforced the importance of understanding data models, schema names, and professional DAX development practices.</w:t>
       </w:r>
     </w:p>
     <w:p/>
@@ -30590,6 +33297,155 @@
     </w:lvl>
   </w:abstractNum>
   <w:abstractNum w:abstractNumId="3" w15:restartNumberingAfterBreak="0">
+    <w:nsid w:val="037C5FEB"/>
+    <w:multiLevelType w:val="multilevel"/>
+    <w:tmpl w:val="FC7CE162"/>
+    <w:lvl w:ilvl="0">
+      <w:start w:val="1"/>
+      <w:numFmt w:val="bullet"/>
+      <w:lvlText w:val=""/>
+      <w:lvlJc w:val="left"/>
+      <w:pPr>
+        <w:tabs>
+          <w:tab w:val="num" w:pos="720"/>
+        </w:tabs>
+        <w:ind w:left="720" w:hanging="360"/>
+      </w:pPr>
+      <w:rPr>
+        <w:rFonts w:ascii="Symbol" w:hAnsi="Symbol" w:hint="default"/>
+        <w:sz w:val="20"/>
+      </w:rPr>
+    </w:lvl>
+    <w:lvl w:ilvl="1" w:tentative="1">
+      <w:start w:val="1"/>
+      <w:numFmt w:val="bullet"/>
+      <w:lvlText w:val="o"/>
+      <w:lvlJc w:val="left"/>
+      <w:pPr>
+        <w:tabs>
+          <w:tab w:val="num" w:pos="1440"/>
+        </w:tabs>
+        <w:ind w:left="1440" w:hanging="360"/>
+      </w:pPr>
+      <w:rPr>
+        <w:rFonts w:ascii="Courier New" w:hAnsi="Courier New" w:hint="default"/>
+        <w:sz w:val="20"/>
+      </w:rPr>
+    </w:lvl>
+    <w:lvl w:ilvl="2" w:tentative="1">
+      <w:start w:val="1"/>
+      <w:numFmt w:val="bullet"/>
+      <w:lvlText w:val=""/>
+      <w:lvlJc w:val="left"/>
+      <w:pPr>
+        <w:tabs>
+          <w:tab w:val="num" w:pos="2160"/>
+        </w:tabs>
+        <w:ind w:left="2160" w:hanging="360"/>
+      </w:pPr>
+      <w:rPr>
+        <w:rFonts w:ascii="Wingdings" w:hAnsi="Wingdings" w:hint="default"/>
+        <w:sz w:val="20"/>
+      </w:rPr>
+    </w:lvl>
+    <w:lvl w:ilvl="3" w:tentative="1">
+      <w:start w:val="1"/>
+      <w:numFmt w:val="bullet"/>
+      <w:lvlText w:val=""/>
+      <w:lvlJc w:val="left"/>
+      <w:pPr>
+        <w:tabs>
+          <w:tab w:val="num" w:pos="2880"/>
+        </w:tabs>
+        <w:ind w:left="2880" w:hanging="360"/>
+      </w:pPr>
+      <w:rPr>
+        <w:rFonts w:ascii="Wingdings" w:hAnsi="Wingdings" w:hint="default"/>
+        <w:sz w:val="20"/>
+      </w:rPr>
+    </w:lvl>
+    <w:lvl w:ilvl="4" w:tentative="1">
+      <w:start w:val="1"/>
+      <w:numFmt w:val="bullet"/>
+      <w:lvlText w:val=""/>
+      <w:lvlJc w:val="left"/>
+      <w:pPr>
+        <w:tabs>
+          <w:tab w:val="num" w:pos="3600"/>
+        </w:tabs>
+        <w:ind w:left="3600" w:hanging="360"/>
+      </w:pPr>
+      <w:rPr>
+        <w:rFonts w:ascii="Wingdings" w:hAnsi="Wingdings" w:hint="default"/>
+        <w:sz w:val="20"/>
+      </w:rPr>
+    </w:lvl>
+    <w:lvl w:ilvl="5" w:tentative="1">
+      <w:start w:val="1"/>
+      <w:numFmt w:val="bullet"/>
+      <w:lvlText w:val=""/>
+      <w:lvlJc w:val="left"/>
+      <w:pPr>
+        <w:tabs>
+          <w:tab w:val="num" w:pos="4320"/>
+        </w:tabs>
+        <w:ind w:left="4320" w:hanging="360"/>
+      </w:pPr>
+      <w:rPr>
+        <w:rFonts w:ascii="Wingdings" w:hAnsi="Wingdings" w:hint="default"/>
+        <w:sz w:val="20"/>
+      </w:rPr>
+    </w:lvl>
+    <w:lvl w:ilvl="6" w:tentative="1">
+      <w:start w:val="1"/>
+      <w:numFmt w:val="bullet"/>
+      <w:lvlText w:val=""/>
+      <w:lvlJc w:val="left"/>
+      <w:pPr>
+        <w:tabs>
+          <w:tab w:val="num" w:pos="5040"/>
+        </w:tabs>
+        <w:ind w:left="5040" w:hanging="360"/>
+      </w:pPr>
+      <w:rPr>
+        <w:rFonts w:ascii="Wingdings" w:hAnsi="Wingdings" w:hint="default"/>
+        <w:sz w:val="20"/>
+      </w:rPr>
+    </w:lvl>
+    <w:lvl w:ilvl="7" w:tentative="1">
+      <w:start w:val="1"/>
+      <w:numFmt w:val="bullet"/>
+      <w:lvlText w:val=""/>
+      <w:lvlJc w:val="left"/>
+      <w:pPr>
+        <w:tabs>
+          <w:tab w:val="num" w:pos="5760"/>
+        </w:tabs>
+        <w:ind w:left="5760" w:hanging="360"/>
+      </w:pPr>
+      <w:rPr>
+        <w:rFonts w:ascii="Wingdings" w:hAnsi="Wingdings" w:hint="default"/>
+        <w:sz w:val="20"/>
+      </w:rPr>
+    </w:lvl>
+    <w:lvl w:ilvl="8" w:tentative="1">
+      <w:start w:val="1"/>
+      <w:numFmt w:val="bullet"/>
+      <w:lvlText w:val=""/>
+      <w:lvlJc w:val="left"/>
+      <w:pPr>
+        <w:tabs>
+          <w:tab w:val="num" w:pos="6480"/>
+        </w:tabs>
+        <w:ind w:left="6480" w:hanging="360"/>
+      </w:pPr>
+      <w:rPr>
+        <w:rFonts w:ascii="Wingdings" w:hAnsi="Wingdings" w:hint="default"/>
+        <w:sz w:val="20"/>
+      </w:rPr>
+    </w:lvl>
+  </w:abstractNum>
+  <w:abstractNum w:abstractNumId="4" w15:restartNumberingAfterBreak="0">
     <w:nsid w:val="038F401E"/>
     <w:multiLevelType w:val="multilevel"/>
     <w:tmpl w:val="0060B66E"/>
@@ -30738,7 +33594,7 @@
       </w:rPr>
     </w:lvl>
   </w:abstractNum>
-  <w:abstractNum w:abstractNumId="4" w15:restartNumberingAfterBreak="0">
+  <w:abstractNum w:abstractNumId="5" w15:restartNumberingAfterBreak="0">
     <w:nsid w:val="048A412F"/>
     <w:multiLevelType w:val="multilevel"/>
     <w:tmpl w:val="BD143B36"/>
@@ -30887,7 +33743,7 @@
       </w:rPr>
     </w:lvl>
   </w:abstractNum>
-  <w:abstractNum w:abstractNumId="5" w15:restartNumberingAfterBreak="0">
+  <w:abstractNum w:abstractNumId="6" w15:restartNumberingAfterBreak="0">
     <w:nsid w:val="05412E0A"/>
     <w:multiLevelType w:val="multilevel"/>
     <w:tmpl w:val="E7A89478"/>
@@ -31036,7 +33892,7 @@
       </w:rPr>
     </w:lvl>
   </w:abstractNum>
-  <w:abstractNum w:abstractNumId="6" w15:restartNumberingAfterBreak="0">
+  <w:abstractNum w:abstractNumId="7" w15:restartNumberingAfterBreak="0">
     <w:nsid w:val="088E6EF6"/>
     <w:multiLevelType w:val="multilevel"/>
     <w:tmpl w:val="5950A766"/>
@@ -31185,7 +34041,7 @@
       </w:rPr>
     </w:lvl>
   </w:abstractNum>
-  <w:abstractNum w:abstractNumId="7" w15:restartNumberingAfterBreak="0">
+  <w:abstractNum w:abstractNumId="8" w15:restartNumberingAfterBreak="0">
     <w:nsid w:val="0A2E2FE5"/>
     <w:multiLevelType w:val="multilevel"/>
     <w:tmpl w:val="2D28D394"/>
@@ -31334,7 +34190,7 @@
       </w:rPr>
     </w:lvl>
   </w:abstractNum>
-  <w:abstractNum w:abstractNumId="8" w15:restartNumberingAfterBreak="0">
+  <w:abstractNum w:abstractNumId="9" w15:restartNumberingAfterBreak="0">
     <w:nsid w:val="0A551FA7"/>
     <w:multiLevelType w:val="multilevel"/>
     <w:tmpl w:val="E90C2170"/>
@@ -31483,7 +34339,7 @@
       </w:rPr>
     </w:lvl>
   </w:abstractNum>
-  <w:abstractNum w:abstractNumId="9" w15:restartNumberingAfterBreak="0">
+  <w:abstractNum w:abstractNumId="10" w15:restartNumberingAfterBreak="0">
     <w:nsid w:val="0A7267E1"/>
     <w:multiLevelType w:val="multilevel"/>
     <w:tmpl w:val="EB5E369E"/>
@@ -31632,7 +34488,7 @@
       </w:rPr>
     </w:lvl>
   </w:abstractNum>
-  <w:abstractNum w:abstractNumId="10" w15:restartNumberingAfterBreak="0">
+  <w:abstractNum w:abstractNumId="11" w15:restartNumberingAfterBreak="0">
     <w:nsid w:val="0B796136"/>
     <w:multiLevelType w:val="multilevel"/>
     <w:tmpl w:val="3C307B9E"/>
@@ -31781,7 +34637,7 @@
       </w:rPr>
     </w:lvl>
   </w:abstractNum>
-  <w:abstractNum w:abstractNumId="11" w15:restartNumberingAfterBreak="0">
+  <w:abstractNum w:abstractNumId="12" w15:restartNumberingAfterBreak="0">
     <w:nsid w:val="0BB25911"/>
     <w:multiLevelType w:val="multilevel"/>
     <w:tmpl w:val="70E817DE"/>
@@ -31930,7 +34786,7 @@
       </w:rPr>
     </w:lvl>
   </w:abstractNum>
-  <w:abstractNum w:abstractNumId="12" w15:restartNumberingAfterBreak="0">
+  <w:abstractNum w:abstractNumId="13" w15:restartNumberingAfterBreak="0">
     <w:nsid w:val="0C5E2602"/>
     <w:multiLevelType w:val="multilevel"/>
     <w:tmpl w:val="C96A66E2"/>
@@ -32079,7 +34935,7 @@
       </w:rPr>
     </w:lvl>
   </w:abstractNum>
-  <w:abstractNum w:abstractNumId="13" w15:restartNumberingAfterBreak="0">
+  <w:abstractNum w:abstractNumId="14" w15:restartNumberingAfterBreak="0">
     <w:nsid w:val="0C721938"/>
     <w:multiLevelType w:val="multilevel"/>
     <w:tmpl w:val="5A6C6D60"/>
@@ -32228,7 +35084,7 @@
       </w:rPr>
     </w:lvl>
   </w:abstractNum>
-  <w:abstractNum w:abstractNumId="14" w15:restartNumberingAfterBreak="0">
+  <w:abstractNum w:abstractNumId="15" w15:restartNumberingAfterBreak="0">
     <w:nsid w:val="0D8428B4"/>
     <w:multiLevelType w:val="multilevel"/>
     <w:tmpl w:val="7040DFA8"/>
@@ -32377,7 +35233,7 @@
       </w:rPr>
     </w:lvl>
   </w:abstractNum>
-  <w:abstractNum w:abstractNumId="15" w15:restartNumberingAfterBreak="0">
+  <w:abstractNum w:abstractNumId="16" w15:restartNumberingAfterBreak="0">
     <w:nsid w:val="10997FD4"/>
     <w:multiLevelType w:val="multilevel"/>
     <w:tmpl w:val="6448A93E"/>
@@ -32526,7 +35382,7 @@
       </w:rPr>
     </w:lvl>
   </w:abstractNum>
-  <w:abstractNum w:abstractNumId="16" w15:restartNumberingAfterBreak="0">
+  <w:abstractNum w:abstractNumId="17" w15:restartNumberingAfterBreak="0">
     <w:nsid w:val="14A81FA2"/>
     <w:multiLevelType w:val="multilevel"/>
     <w:tmpl w:val="8AE61600"/>
@@ -32675,7 +35531,7 @@
       </w:rPr>
     </w:lvl>
   </w:abstractNum>
-  <w:abstractNum w:abstractNumId="17" w15:restartNumberingAfterBreak="0">
+  <w:abstractNum w:abstractNumId="18" w15:restartNumberingAfterBreak="0">
     <w:nsid w:val="161E3CFD"/>
     <w:multiLevelType w:val="multilevel"/>
     <w:tmpl w:val="05841104"/>
@@ -32824,7 +35680,7 @@
       </w:rPr>
     </w:lvl>
   </w:abstractNum>
-  <w:abstractNum w:abstractNumId="18" w15:restartNumberingAfterBreak="0">
+  <w:abstractNum w:abstractNumId="19" w15:restartNumberingAfterBreak="0">
     <w:nsid w:val="18232C03"/>
     <w:multiLevelType w:val="multilevel"/>
     <w:tmpl w:val="767AA4A2"/>
@@ -32973,7 +35829,7 @@
       </w:rPr>
     </w:lvl>
   </w:abstractNum>
-  <w:abstractNum w:abstractNumId="19" w15:restartNumberingAfterBreak="0">
+  <w:abstractNum w:abstractNumId="20" w15:restartNumberingAfterBreak="0">
     <w:nsid w:val="19644A3D"/>
     <w:multiLevelType w:val="multilevel"/>
     <w:tmpl w:val="72B04E32"/>
@@ -33122,7 +35978,7 @@
       </w:rPr>
     </w:lvl>
   </w:abstractNum>
-  <w:abstractNum w:abstractNumId="20" w15:restartNumberingAfterBreak="0">
+  <w:abstractNum w:abstractNumId="21" w15:restartNumberingAfterBreak="0">
     <w:nsid w:val="1A2A7749"/>
     <w:multiLevelType w:val="multilevel"/>
     <w:tmpl w:val="051424D2"/>
@@ -33271,7 +36127,7 @@
       </w:rPr>
     </w:lvl>
   </w:abstractNum>
-  <w:abstractNum w:abstractNumId="21" w15:restartNumberingAfterBreak="0">
+  <w:abstractNum w:abstractNumId="22" w15:restartNumberingAfterBreak="0">
     <w:nsid w:val="1B3E56F6"/>
     <w:multiLevelType w:val="multilevel"/>
     <w:tmpl w:val="BBB003CA"/>
@@ -33420,7 +36276,7 @@
       </w:rPr>
     </w:lvl>
   </w:abstractNum>
-  <w:abstractNum w:abstractNumId="22" w15:restartNumberingAfterBreak="0">
+  <w:abstractNum w:abstractNumId="23" w15:restartNumberingAfterBreak="0">
     <w:nsid w:val="1B747A72"/>
     <w:multiLevelType w:val="multilevel"/>
     <w:tmpl w:val="9392AF80"/>
@@ -33569,7 +36425,7 @@
       </w:rPr>
     </w:lvl>
   </w:abstractNum>
-  <w:abstractNum w:abstractNumId="23" w15:restartNumberingAfterBreak="0">
+  <w:abstractNum w:abstractNumId="24" w15:restartNumberingAfterBreak="0">
     <w:nsid w:val="1B900C96"/>
     <w:multiLevelType w:val="multilevel"/>
     <w:tmpl w:val="2F2E7E86"/>
@@ -33718,7 +36574,7 @@
       </w:rPr>
     </w:lvl>
   </w:abstractNum>
-  <w:abstractNum w:abstractNumId="24" w15:restartNumberingAfterBreak="0">
+  <w:abstractNum w:abstractNumId="25" w15:restartNumberingAfterBreak="0">
     <w:nsid w:val="1D7B222D"/>
     <w:multiLevelType w:val="multilevel"/>
     <w:tmpl w:val="B1A0D8E6"/>
@@ -33867,7 +36723,7 @@
       </w:rPr>
     </w:lvl>
   </w:abstractNum>
-  <w:abstractNum w:abstractNumId="25" w15:restartNumberingAfterBreak="0">
+  <w:abstractNum w:abstractNumId="26" w15:restartNumberingAfterBreak="0">
     <w:nsid w:val="1FD86200"/>
     <w:multiLevelType w:val="multilevel"/>
     <w:tmpl w:val="EFE6DB04"/>
@@ -34016,7 +36872,156 @@
       </w:rPr>
     </w:lvl>
   </w:abstractNum>
-  <w:abstractNum w:abstractNumId="26" w15:restartNumberingAfterBreak="0">
+  <w:abstractNum w:abstractNumId="27" w15:restartNumberingAfterBreak="0">
+    <w:nsid w:val="22DE4E17"/>
+    <w:multiLevelType w:val="multilevel"/>
+    <w:tmpl w:val="1D26BBB4"/>
+    <w:lvl w:ilvl="0">
+      <w:start w:val="1"/>
+      <w:numFmt w:val="bullet"/>
+      <w:lvlText w:val=""/>
+      <w:lvlJc w:val="left"/>
+      <w:pPr>
+        <w:tabs>
+          <w:tab w:val="num" w:pos="720"/>
+        </w:tabs>
+        <w:ind w:left="720" w:hanging="360"/>
+      </w:pPr>
+      <w:rPr>
+        <w:rFonts w:ascii="Symbol" w:hAnsi="Symbol" w:hint="default"/>
+        <w:sz w:val="20"/>
+      </w:rPr>
+    </w:lvl>
+    <w:lvl w:ilvl="1" w:tentative="1">
+      <w:start w:val="1"/>
+      <w:numFmt w:val="bullet"/>
+      <w:lvlText w:val="o"/>
+      <w:lvlJc w:val="left"/>
+      <w:pPr>
+        <w:tabs>
+          <w:tab w:val="num" w:pos="1440"/>
+        </w:tabs>
+        <w:ind w:left="1440" w:hanging="360"/>
+      </w:pPr>
+      <w:rPr>
+        <w:rFonts w:ascii="Courier New" w:hAnsi="Courier New" w:hint="default"/>
+        <w:sz w:val="20"/>
+      </w:rPr>
+    </w:lvl>
+    <w:lvl w:ilvl="2" w:tentative="1">
+      <w:start w:val="1"/>
+      <w:numFmt w:val="bullet"/>
+      <w:lvlText w:val=""/>
+      <w:lvlJc w:val="left"/>
+      <w:pPr>
+        <w:tabs>
+          <w:tab w:val="num" w:pos="2160"/>
+        </w:tabs>
+        <w:ind w:left="2160" w:hanging="360"/>
+      </w:pPr>
+      <w:rPr>
+        <w:rFonts w:ascii="Wingdings" w:hAnsi="Wingdings" w:hint="default"/>
+        <w:sz w:val="20"/>
+      </w:rPr>
+    </w:lvl>
+    <w:lvl w:ilvl="3" w:tentative="1">
+      <w:start w:val="1"/>
+      <w:numFmt w:val="bullet"/>
+      <w:lvlText w:val=""/>
+      <w:lvlJc w:val="left"/>
+      <w:pPr>
+        <w:tabs>
+          <w:tab w:val="num" w:pos="2880"/>
+        </w:tabs>
+        <w:ind w:left="2880" w:hanging="360"/>
+      </w:pPr>
+      <w:rPr>
+        <w:rFonts w:ascii="Wingdings" w:hAnsi="Wingdings" w:hint="default"/>
+        <w:sz w:val="20"/>
+      </w:rPr>
+    </w:lvl>
+    <w:lvl w:ilvl="4" w:tentative="1">
+      <w:start w:val="1"/>
+      <w:numFmt w:val="bullet"/>
+      <w:lvlText w:val=""/>
+      <w:lvlJc w:val="left"/>
+      <w:pPr>
+        <w:tabs>
+          <w:tab w:val="num" w:pos="3600"/>
+        </w:tabs>
+        <w:ind w:left="3600" w:hanging="360"/>
+      </w:pPr>
+      <w:rPr>
+        <w:rFonts w:ascii="Wingdings" w:hAnsi="Wingdings" w:hint="default"/>
+        <w:sz w:val="20"/>
+      </w:rPr>
+    </w:lvl>
+    <w:lvl w:ilvl="5" w:tentative="1">
+      <w:start w:val="1"/>
+      <w:numFmt w:val="bullet"/>
+      <w:lvlText w:val=""/>
+      <w:lvlJc w:val="left"/>
+      <w:pPr>
+        <w:tabs>
+          <w:tab w:val="num" w:pos="4320"/>
+        </w:tabs>
+        <w:ind w:left="4320" w:hanging="360"/>
+      </w:pPr>
+      <w:rPr>
+        <w:rFonts w:ascii="Wingdings" w:hAnsi="Wingdings" w:hint="default"/>
+        <w:sz w:val="20"/>
+      </w:rPr>
+    </w:lvl>
+    <w:lvl w:ilvl="6" w:tentative="1">
+      <w:start w:val="1"/>
+      <w:numFmt w:val="bullet"/>
+      <w:lvlText w:val=""/>
+      <w:lvlJc w:val="left"/>
+      <w:pPr>
+        <w:tabs>
+          <w:tab w:val="num" w:pos="5040"/>
+        </w:tabs>
+        <w:ind w:left="5040" w:hanging="360"/>
+      </w:pPr>
+      <w:rPr>
+        <w:rFonts w:ascii="Wingdings" w:hAnsi="Wingdings" w:hint="default"/>
+        <w:sz w:val="20"/>
+      </w:rPr>
+    </w:lvl>
+    <w:lvl w:ilvl="7" w:tentative="1">
+      <w:start w:val="1"/>
+      <w:numFmt w:val="bullet"/>
+      <w:lvlText w:val=""/>
+      <w:lvlJc w:val="left"/>
+      <w:pPr>
+        <w:tabs>
+          <w:tab w:val="num" w:pos="5760"/>
+        </w:tabs>
+        <w:ind w:left="5760" w:hanging="360"/>
+      </w:pPr>
+      <w:rPr>
+        <w:rFonts w:ascii="Wingdings" w:hAnsi="Wingdings" w:hint="default"/>
+        <w:sz w:val="20"/>
+      </w:rPr>
+    </w:lvl>
+    <w:lvl w:ilvl="8" w:tentative="1">
+      <w:start w:val="1"/>
+      <w:numFmt w:val="bullet"/>
+      <w:lvlText w:val=""/>
+      <w:lvlJc w:val="left"/>
+      <w:pPr>
+        <w:tabs>
+          <w:tab w:val="num" w:pos="6480"/>
+        </w:tabs>
+        <w:ind w:left="6480" w:hanging="360"/>
+      </w:pPr>
+      <w:rPr>
+        <w:rFonts w:ascii="Wingdings" w:hAnsi="Wingdings" w:hint="default"/>
+        <w:sz w:val="20"/>
+      </w:rPr>
+    </w:lvl>
+  </w:abstractNum>
+  <w:abstractNum w:abstractNumId="28" w15:restartNumberingAfterBreak="0">
     <w:nsid w:val="23135644"/>
     <w:multiLevelType w:val="multilevel"/>
     <w:tmpl w:val="90BE5252"/>
@@ -34165,7 +37170,7 @@
       </w:rPr>
     </w:lvl>
   </w:abstractNum>
-  <w:abstractNum w:abstractNumId="27" w15:restartNumberingAfterBreak="0">
+  <w:abstractNum w:abstractNumId="29" w15:restartNumberingAfterBreak="0">
     <w:nsid w:val="23604DAF"/>
     <w:multiLevelType w:val="multilevel"/>
     <w:tmpl w:val="FCA03DCC"/>
@@ -34314,7 +37319,7 @@
       </w:rPr>
     </w:lvl>
   </w:abstractNum>
-  <w:abstractNum w:abstractNumId="28" w15:restartNumberingAfterBreak="0">
+  <w:abstractNum w:abstractNumId="30" w15:restartNumberingAfterBreak="0">
     <w:nsid w:val="238426DB"/>
     <w:multiLevelType w:val="multilevel"/>
     <w:tmpl w:val="90F0AA86"/>
@@ -34463,7 +37468,7 @@
       </w:rPr>
     </w:lvl>
   </w:abstractNum>
-  <w:abstractNum w:abstractNumId="29" w15:restartNumberingAfterBreak="0">
+  <w:abstractNum w:abstractNumId="31" w15:restartNumberingAfterBreak="0">
     <w:nsid w:val="2439495C"/>
     <w:multiLevelType w:val="multilevel"/>
     <w:tmpl w:val="FF667780"/>
@@ -34612,7 +37617,7 @@
       </w:rPr>
     </w:lvl>
   </w:abstractNum>
-  <w:abstractNum w:abstractNumId="30" w15:restartNumberingAfterBreak="0">
+  <w:abstractNum w:abstractNumId="32" w15:restartNumberingAfterBreak="0">
     <w:nsid w:val="246E523F"/>
     <w:multiLevelType w:val="multilevel"/>
     <w:tmpl w:val="E5DE04D6"/>
@@ -34761,7 +37766,7 @@
       </w:rPr>
     </w:lvl>
   </w:abstractNum>
-  <w:abstractNum w:abstractNumId="31" w15:restartNumberingAfterBreak="0">
+  <w:abstractNum w:abstractNumId="33" w15:restartNumberingAfterBreak="0">
     <w:nsid w:val="26B82A32"/>
     <w:multiLevelType w:val="multilevel"/>
     <w:tmpl w:val="F07C7E48"/>
@@ -34910,7 +37915,7 @@
       </w:rPr>
     </w:lvl>
   </w:abstractNum>
-  <w:abstractNum w:abstractNumId="32" w15:restartNumberingAfterBreak="0">
+  <w:abstractNum w:abstractNumId="34" w15:restartNumberingAfterBreak="0">
     <w:nsid w:val="274258DF"/>
     <w:multiLevelType w:val="multilevel"/>
     <w:tmpl w:val="465E01BE"/>
@@ -35059,7 +38064,7 @@
       </w:rPr>
     </w:lvl>
   </w:abstractNum>
-  <w:abstractNum w:abstractNumId="33" w15:restartNumberingAfterBreak="0">
+  <w:abstractNum w:abstractNumId="35" w15:restartNumberingAfterBreak="0">
     <w:nsid w:val="28382908"/>
     <w:multiLevelType w:val="multilevel"/>
     <w:tmpl w:val="83605896"/>
@@ -35208,7 +38213,7 @@
       </w:rPr>
     </w:lvl>
   </w:abstractNum>
-  <w:abstractNum w:abstractNumId="34" w15:restartNumberingAfterBreak="0">
+  <w:abstractNum w:abstractNumId="36" w15:restartNumberingAfterBreak="0">
     <w:nsid w:val="28980D79"/>
     <w:multiLevelType w:val="multilevel"/>
     <w:tmpl w:val="0194E3FE"/>
@@ -35357,7 +38362,7 @@
       </w:rPr>
     </w:lvl>
   </w:abstractNum>
-  <w:abstractNum w:abstractNumId="35" w15:restartNumberingAfterBreak="0">
+  <w:abstractNum w:abstractNumId="37" w15:restartNumberingAfterBreak="0">
     <w:nsid w:val="297F172C"/>
     <w:multiLevelType w:val="multilevel"/>
     <w:tmpl w:val="315E6CEC"/>
@@ -35506,7 +38511,7 @@
       </w:rPr>
     </w:lvl>
   </w:abstractNum>
-  <w:abstractNum w:abstractNumId="36" w15:restartNumberingAfterBreak="0">
+  <w:abstractNum w:abstractNumId="38" w15:restartNumberingAfterBreak="0">
     <w:nsid w:val="29E87393"/>
     <w:multiLevelType w:val="multilevel"/>
     <w:tmpl w:val="648E29D6"/>
@@ -35655,7 +38660,7 @@
       </w:rPr>
     </w:lvl>
   </w:abstractNum>
-  <w:abstractNum w:abstractNumId="37" w15:restartNumberingAfterBreak="0">
+  <w:abstractNum w:abstractNumId="39" w15:restartNumberingAfterBreak="0">
     <w:nsid w:val="2A40105D"/>
     <w:multiLevelType w:val="multilevel"/>
     <w:tmpl w:val="E4AE90C4"/>
@@ -35804,7 +38809,7 @@
       </w:rPr>
     </w:lvl>
   </w:abstractNum>
-  <w:abstractNum w:abstractNumId="38" w15:restartNumberingAfterBreak="0">
+  <w:abstractNum w:abstractNumId="40" w15:restartNumberingAfterBreak="0">
     <w:nsid w:val="2BD42FEE"/>
     <w:multiLevelType w:val="multilevel"/>
     <w:tmpl w:val="D6F650BC"/>
@@ -35953,7 +38958,7 @@
       </w:rPr>
     </w:lvl>
   </w:abstractNum>
-  <w:abstractNum w:abstractNumId="39" w15:restartNumberingAfterBreak="0">
+  <w:abstractNum w:abstractNumId="41" w15:restartNumberingAfterBreak="0">
     <w:nsid w:val="2E0D6E48"/>
     <w:multiLevelType w:val="multilevel"/>
     <w:tmpl w:val="37C050C8"/>
@@ -36102,7 +39107,7 @@
       </w:rPr>
     </w:lvl>
   </w:abstractNum>
-  <w:abstractNum w:abstractNumId="40" w15:restartNumberingAfterBreak="0">
+  <w:abstractNum w:abstractNumId="42" w15:restartNumberingAfterBreak="0">
     <w:nsid w:val="2E8A1F98"/>
     <w:multiLevelType w:val="multilevel"/>
     <w:tmpl w:val="6898FD34"/>
@@ -36251,7 +39256,7 @@
       </w:rPr>
     </w:lvl>
   </w:abstractNum>
-  <w:abstractNum w:abstractNumId="41" w15:restartNumberingAfterBreak="0">
+  <w:abstractNum w:abstractNumId="43" w15:restartNumberingAfterBreak="0">
     <w:nsid w:val="2F2F48B5"/>
     <w:multiLevelType w:val="multilevel"/>
     <w:tmpl w:val="3558FBC2"/>
@@ -36400,7 +39405,7 @@
       </w:rPr>
     </w:lvl>
   </w:abstractNum>
-  <w:abstractNum w:abstractNumId="42" w15:restartNumberingAfterBreak="0">
+  <w:abstractNum w:abstractNumId="44" w15:restartNumberingAfterBreak="0">
     <w:nsid w:val="2F38424B"/>
     <w:multiLevelType w:val="multilevel"/>
     <w:tmpl w:val="EB20C9F2"/>
@@ -36549,7 +39554,7 @@
       </w:rPr>
     </w:lvl>
   </w:abstractNum>
-  <w:abstractNum w:abstractNumId="43" w15:restartNumberingAfterBreak="0">
+  <w:abstractNum w:abstractNumId="45" w15:restartNumberingAfterBreak="0">
     <w:nsid w:val="2F5A3E0E"/>
     <w:multiLevelType w:val="multilevel"/>
     <w:tmpl w:val="E5BE3D5E"/>
@@ -36698,7 +39703,7 @@
       </w:rPr>
     </w:lvl>
   </w:abstractNum>
-  <w:abstractNum w:abstractNumId="44" w15:restartNumberingAfterBreak="0">
+  <w:abstractNum w:abstractNumId="46" w15:restartNumberingAfterBreak="0">
     <w:nsid w:val="33551034"/>
     <w:multiLevelType w:val="multilevel"/>
     <w:tmpl w:val="B2D6434C"/>
@@ -36847,7 +39852,7 @@
       </w:rPr>
     </w:lvl>
   </w:abstractNum>
-  <w:abstractNum w:abstractNumId="45" w15:restartNumberingAfterBreak="0">
+  <w:abstractNum w:abstractNumId="47" w15:restartNumberingAfterBreak="0">
     <w:nsid w:val="33A3356D"/>
     <w:multiLevelType w:val="multilevel"/>
     <w:tmpl w:val="A4361D80"/>
@@ -36996,7 +40001,7 @@
       </w:rPr>
     </w:lvl>
   </w:abstractNum>
-  <w:abstractNum w:abstractNumId="46" w15:restartNumberingAfterBreak="0">
+  <w:abstractNum w:abstractNumId="48" w15:restartNumberingAfterBreak="0">
     <w:nsid w:val="36407977"/>
     <w:multiLevelType w:val="multilevel"/>
     <w:tmpl w:val="3EE40A04"/>
@@ -37145,7 +40150,7 @@
       </w:rPr>
     </w:lvl>
   </w:abstractNum>
-  <w:abstractNum w:abstractNumId="47" w15:restartNumberingAfterBreak="0">
+  <w:abstractNum w:abstractNumId="49" w15:restartNumberingAfterBreak="0">
     <w:nsid w:val="38566B88"/>
     <w:multiLevelType w:val="multilevel"/>
     <w:tmpl w:val="403E19C4"/>
@@ -37294,7 +40299,7 @@
       </w:rPr>
     </w:lvl>
   </w:abstractNum>
-  <w:abstractNum w:abstractNumId="48" w15:restartNumberingAfterBreak="0">
+  <w:abstractNum w:abstractNumId="50" w15:restartNumberingAfterBreak="0">
     <w:nsid w:val="38AB2C48"/>
     <w:multiLevelType w:val="multilevel"/>
     <w:tmpl w:val="EBB29704"/>
@@ -37443,7 +40448,7 @@
       </w:rPr>
     </w:lvl>
   </w:abstractNum>
-  <w:abstractNum w:abstractNumId="49" w15:restartNumberingAfterBreak="0">
+  <w:abstractNum w:abstractNumId="51" w15:restartNumberingAfterBreak="0">
     <w:nsid w:val="3C141969"/>
     <w:multiLevelType w:val="multilevel"/>
     <w:tmpl w:val="1F72A15C"/>
@@ -37592,7 +40597,7 @@
       </w:rPr>
     </w:lvl>
   </w:abstractNum>
-  <w:abstractNum w:abstractNumId="50" w15:restartNumberingAfterBreak="0">
+  <w:abstractNum w:abstractNumId="52" w15:restartNumberingAfterBreak="0">
     <w:nsid w:val="3C264128"/>
     <w:multiLevelType w:val="multilevel"/>
     <w:tmpl w:val="D188020A"/>
@@ -37741,7 +40746,7 @@
       </w:rPr>
     </w:lvl>
   </w:abstractNum>
-  <w:abstractNum w:abstractNumId="51" w15:restartNumberingAfterBreak="0">
+  <w:abstractNum w:abstractNumId="53" w15:restartNumberingAfterBreak="0">
     <w:nsid w:val="3D10477E"/>
     <w:multiLevelType w:val="multilevel"/>
     <w:tmpl w:val="DC60E1FA"/>
@@ -37890,7 +40895,7 @@
       </w:rPr>
     </w:lvl>
   </w:abstractNum>
-  <w:abstractNum w:abstractNumId="52" w15:restartNumberingAfterBreak="0">
+  <w:abstractNum w:abstractNumId="54" w15:restartNumberingAfterBreak="0">
     <w:nsid w:val="3D104EBA"/>
     <w:multiLevelType w:val="multilevel"/>
     <w:tmpl w:val="D4F43C6A"/>
@@ -38039,7 +41044,7 @@
       </w:rPr>
     </w:lvl>
   </w:abstractNum>
-  <w:abstractNum w:abstractNumId="53" w15:restartNumberingAfterBreak="0">
+  <w:abstractNum w:abstractNumId="55" w15:restartNumberingAfterBreak="0">
     <w:nsid w:val="3FD93492"/>
     <w:multiLevelType w:val="multilevel"/>
     <w:tmpl w:val="F008F8F8"/>
@@ -38188,7 +41193,7 @@
       </w:rPr>
     </w:lvl>
   </w:abstractNum>
-  <w:abstractNum w:abstractNumId="54" w15:restartNumberingAfterBreak="0">
+  <w:abstractNum w:abstractNumId="56" w15:restartNumberingAfterBreak="0">
     <w:nsid w:val="3FDD30EC"/>
     <w:multiLevelType w:val="multilevel"/>
     <w:tmpl w:val="FB860D5C"/>
@@ -38337,7 +41342,7 @@
       </w:rPr>
     </w:lvl>
   </w:abstractNum>
-  <w:abstractNum w:abstractNumId="55" w15:restartNumberingAfterBreak="0">
+  <w:abstractNum w:abstractNumId="57" w15:restartNumberingAfterBreak="0">
     <w:nsid w:val="419533B7"/>
     <w:multiLevelType w:val="multilevel"/>
     <w:tmpl w:val="65C83A28"/>
@@ -38486,7 +41491,7 @@
       </w:rPr>
     </w:lvl>
   </w:abstractNum>
-  <w:abstractNum w:abstractNumId="56" w15:restartNumberingAfterBreak="0">
+  <w:abstractNum w:abstractNumId="58" w15:restartNumberingAfterBreak="0">
     <w:nsid w:val="4364116D"/>
     <w:multiLevelType w:val="multilevel"/>
     <w:tmpl w:val="54966786"/>
@@ -38635,7 +41640,7 @@
       </w:rPr>
     </w:lvl>
   </w:abstractNum>
-  <w:abstractNum w:abstractNumId="57" w15:restartNumberingAfterBreak="0">
+  <w:abstractNum w:abstractNumId="59" w15:restartNumberingAfterBreak="0">
     <w:nsid w:val="43E1504B"/>
     <w:multiLevelType w:val="multilevel"/>
     <w:tmpl w:val="1D3CF6A6"/>
@@ -38784,7 +41789,7 @@
       </w:rPr>
     </w:lvl>
   </w:abstractNum>
-  <w:abstractNum w:abstractNumId="58" w15:restartNumberingAfterBreak="0">
+  <w:abstractNum w:abstractNumId="60" w15:restartNumberingAfterBreak="0">
     <w:nsid w:val="44704265"/>
     <w:multiLevelType w:val="multilevel"/>
     <w:tmpl w:val="BDD2DC3C"/>
@@ -38933,7 +41938,156 @@
       </w:rPr>
     </w:lvl>
   </w:abstractNum>
-  <w:abstractNum w:abstractNumId="59" w15:restartNumberingAfterBreak="0">
+  <w:abstractNum w:abstractNumId="61" w15:restartNumberingAfterBreak="0">
+    <w:nsid w:val="489114B0"/>
+    <w:multiLevelType w:val="multilevel"/>
+    <w:tmpl w:val="BBA687D2"/>
+    <w:lvl w:ilvl="0">
+      <w:start w:val="1"/>
+      <w:numFmt w:val="bullet"/>
+      <w:lvlText w:val=""/>
+      <w:lvlJc w:val="left"/>
+      <w:pPr>
+        <w:tabs>
+          <w:tab w:val="num" w:pos="720"/>
+        </w:tabs>
+        <w:ind w:left="720" w:hanging="360"/>
+      </w:pPr>
+      <w:rPr>
+        <w:rFonts w:ascii="Symbol" w:hAnsi="Symbol" w:hint="default"/>
+        <w:sz w:val="20"/>
+      </w:rPr>
+    </w:lvl>
+    <w:lvl w:ilvl="1" w:tentative="1">
+      <w:start w:val="1"/>
+      <w:numFmt w:val="bullet"/>
+      <w:lvlText w:val="o"/>
+      <w:lvlJc w:val="left"/>
+      <w:pPr>
+        <w:tabs>
+          <w:tab w:val="num" w:pos="1440"/>
+        </w:tabs>
+        <w:ind w:left="1440" w:hanging="360"/>
+      </w:pPr>
+      <w:rPr>
+        <w:rFonts w:ascii="Courier New" w:hAnsi="Courier New" w:hint="default"/>
+        <w:sz w:val="20"/>
+      </w:rPr>
+    </w:lvl>
+    <w:lvl w:ilvl="2" w:tentative="1">
+      <w:start w:val="1"/>
+      <w:numFmt w:val="bullet"/>
+      <w:lvlText w:val=""/>
+      <w:lvlJc w:val="left"/>
+      <w:pPr>
+        <w:tabs>
+          <w:tab w:val="num" w:pos="2160"/>
+        </w:tabs>
+        <w:ind w:left="2160" w:hanging="360"/>
+      </w:pPr>
+      <w:rPr>
+        <w:rFonts w:ascii="Wingdings" w:hAnsi="Wingdings" w:hint="default"/>
+        <w:sz w:val="20"/>
+      </w:rPr>
+    </w:lvl>
+    <w:lvl w:ilvl="3" w:tentative="1">
+      <w:start w:val="1"/>
+      <w:numFmt w:val="bullet"/>
+      <w:lvlText w:val=""/>
+      <w:lvlJc w:val="left"/>
+      <w:pPr>
+        <w:tabs>
+          <w:tab w:val="num" w:pos="2880"/>
+        </w:tabs>
+        <w:ind w:left="2880" w:hanging="360"/>
+      </w:pPr>
+      <w:rPr>
+        <w:rFonts w:ascii="Wingdings" w:hAnsi="Wingdings" w:hint="default"/>
+        <w:sz w:val="20"/>
+      </w:rPr>
+    </w:lvl>
+    <w:lvl w:ilvl="4" w:tentative="1">
+      <w:start w:val="1"/>
+      <w:numFmt w:val="bullet"/>
+      <w:lvlText w:val=""/>
+      <w:lvlJc w:val="left"/>
+      <w:pPr>
+        <w:tabs>
+          <w:tab w:val="num" w:pos="3600"/>
+        </w:tabs>
+        <w:ind w:left="3600" w:hanging="360"/>
+      </w:pPr>
+      <w:rPr>
+        <w:rFonts w:ascii="Wingdings" w:hAnsi="Wingdings" w:hint="default"/>
+        <w:sz w:val="20"/>
+      </w:rPr>
+    </w:lvl>
+    <w:lvl w:ilvl="5" w:tentative="1">
+      <w:start w:val="1"/>
+      <w:numFmt w:val="bullet"/>
+      <w:lvlText w:val=""/>
+      <w:lvlJc w:val="left"/>
+      <w:pPr>
+        <w:tabs>
+          <w:tab w:val="num" w:pos="4320"/>
+        </w:tabs>
+        <w:ind w:left="4320" w:hanging="360"/>
+      </w:pPr>
+      <w:rPr>
+        <w:rFonts w:ascii="Wingdings" w:hAnsi="Wingdings" w:hint="default"/>
+        <w:sz w:val="20"/>
+      </w:rPr>
+    </w:lvl>
+    <w:lvl w:ilvl="6" w:tentative="1">
+      <w:start w:val="1"/>
+      <w:numFmt w:val="bullet"/>
+      <w:lvlText w:val=""/>
+      <w:lvlJc w:val="left"/>
+      <w:pPr>
+        <w:tabs>
+          <w:tab w:val="num" w:pos="5040"/>
+        </w:tabs>
+        <w:ind w:left="5040" w:hanging="360"/>
+      </w:pPr>
+      <w:rPr>
+        <w:rFonts w:ascii="Wingdings" w:hAnsi="Wingdings" w:hint="default"/>
+        <w:sz w:val="20"/>
+      </w:rPr>
+    </w:lvl>
+    <w:lvl w:ilvl="7" w:tentative="1">
+      <w:start w:val="1"/>
+      <w:numFmt w:val="bullet"/>
+      <w:lvlText w:val=""/>
+      <w:lvlJc w:val="left"/>
+      <w:pPr>
+        <w:tabs>
+          <w:tab w:val="num" w:pos="5760"/>
+        </w:tabs>
+        <w:ind w:left="5760" w:hanging="360"/>
+      </w:pPr>
+      <w:rPr>
+        <w:rFonts w:ascii="Wingdings" w:hAnsi="Wingdings" w:hint="default"/>
+        <w:sz w:val="20"/>
+      </w:rPr>
+    </w:lvl>
+    <w:lvl w:ilvl="8" w:tentative="1">
+      <w:start w:val="1"/>
+      <w:numFmt w:val="bullet"/>
+      <w:lvlText w:val=""/>
+      <w:lvlJc w:val="left"/>
+      <w:pPr>
+        <w:tabs>
+          <w:tab w:val="num" w:pos="6480"/>
+        </w:tabs>
+        <w:ind w:left="6480" w:hanging="360"/>
+      </w:pPr>
+      <w:rPr>
+        <w:rFonts w:ascii="Wingdings" w:hAnsi="Wingdings" w:hint="default"/>
+        <w:sz w:val="20"/>
+      </w:rPr>
+    </w:lvl>
+  </w:abstractNum>
+  <w:abstractNum w:abstractNumId="62" w15:restartNumberingAfterBreak="0">
     <w:nsid w:val="48EA0D43"/>
     <w:multiLevelType w:val="multilevel"/>
     <w:tmpl w:val="C772DB5C"/>
@@ -39082,7 +42236,7 @@
       </w:rPr>
     </w:lvl>
   </w:abstractNum>
-  <w:abstractNum w:abstractNumId="60" w15:restartNumberingAfterBreak="0">
+  <w:abstractNum w:abstractNumId="63" w15:restartNumberingAfterBreak="0">
     <w:nsid w:val="49B90D61"/>
     <w:multiLevelType w:val="multilevel"/>
     <w:tmpl w:val="FF5624B8"/>
@@ -39231,7 +42385,7 @@
       </w:rPr>
     </w:lvl>
   </w:abstractNum>
-  <w:abstractNum w:abstractNumId="61" w15:restartNumberingAfterBreak="0">
+  <w:abstractNum w:abstractNumId="64" w15:restartNumberingAfterBreak="0">
     <w:nsid w:val="4B0254D7"/>
     <w:multiLevelType w:val="multilevel"/>
     <w:tmpl w:val="ED522964"/>
@@ -39380,7 +42534,156 @@
       </w:rPr>
     </w:lvl>
   </w:abstractNum>
-  <w:abstractNum w:abstractNumId="62" w15:restartNumberingAfterBreak="0">
+  <w:abstractNum w:abstractNumId="65" w15:restartNumberingAfterBreak="0">
+    <w:nsid w:val="4C54032C"/>
+    <w:multiLevelType w:val="multilevel"/>
+    <w:tmpl w:val="B268AD3E"/>
+    <w:lvl w:ilvl="0">
+      <w:start w:val="1"/>
+      <w:numFmt w:val="bullet"/>
+      <w:lvlText w:val=""/>
+      <w:lvlJc w:val="left"/>
+      <w:pPr>
+        <w:tabs>
+          <w:tab w:val="num" w:pos="720"/>
+        </w:tabs>
+        <w:ind w:left="720" w:hanging="360"/>
+      </w:pPr>
+      <w:rPr>
+        <w:rFonts w:ascii="Symbol" w:hAnsi="Symbol" w:hint="default"/>
+        <w:sz w:val="20"/>
+      </w:rPr>
+    </w:lvl>
+    <w:lvl w:ilvl="1" w:tentative="1">
+      <w:start w:val="1"/>
+      <w:numFmt w:val="bullet"/>
+      <w:lvlText w:val="o"/>
+      <w:lvlJc w:val="left"/>
+      <w:pPr>
+        <w:tabs>
+          <w:tab w:val="num" w:pos="1440"/>
+        </w:tabs>
+        <w:ind w:left="1440" w:hanging="360"/>
+      </w:pPr>
+      <w:rPr>
+        <w:rFonts w:ascii="Courier New" w:hAnsi="Courier New" w:hint="default"/>
+        <w:sz w:val="20"/>
+      </w:rPr>
+    </w:lvl>
+    <w:lvl w:ilvl="2" w:tentative="1">
+      <w:start w:val="1"/>
+      <w:numFmt w:val="bullet"/>
+      <w:lvlText w:val=""/>
+      <w:lvlJc w:val="left"/>
+      <w:pPr>
+        <w:tabs>
+          <w:tab w:val="num" w:pos="2160"/>
+        </w:tabs>
+        <w:ind w:left="2160" w:hanging="360"/>
+      </w:pPr>
+      <w:rPr>
+        <w:rFonts w:ascii="Wingdings" w:hAnsi="Wingdings" w:hint="default"/>
+        <w:sz w:val="20"/>
+      </w:rPr>
+    </w:lvl>
+    <w:lvl w:ilvl="3" w:tentative="1">
+      <w:start w:val="1"/>
+      <w:numFmt w:val="bullet"/>
+      <w:lvlText w:val=""/>
+      <w:lvlJc w:val="left"/>
+      <w:pPr>
+        <w:tabs>
+          <w:tab w:val="num" w:pos="2880"/>
+        </w:tabs>
+        <w:ind w:left="2880" w:hanging="360"/>
+      </w:pPr>
+      <w:rPr>
+        <w:rFonts w:ascii="Wingdings" w:hAnsi="Wingdings" w:hint="default"/>
+        <w:sz w:val="20"/>
+      </w:rPr>
+    </w:lvl>
+    <w:lvl w:ilvl="4" w:tentative="1">
+      <w:start w:val="1"/>
+      <w:numFmt w:val="bullet"/>
+      <w:lvlText w:val=""/>
+      <w:lvlJc w:val="left"/>
+      <w:pPr>
+        <w:tabs>
+          <w:tab w:val="num" w:pos="3600"/>
+        </w:tabs>
+        <w:ind w:left="3600" w:hanging="360"/>
+      </w:pPr>
+      <w:rPr>
+        <w:rFonts w:ascii="Wingdings" w:hAnsi="Wingdings" w:hint="default"/>
+        <w:sz w:val="20"/>
+      </w:rPr>
+    </w:lvl>
+    <w:lvl w:ilvl="5" w:tentative="1">
+      <w:start w:val="1"/>
+      <w:numFmt w:val="bullet"/>
+      <w:lvlText w:val=""/>
+      <w:lvlJc w:val="left"/>
+      <w:pPr>
+        <w:tabs>
+          <w:tab w:val="num" w:pos="4320"/>
+        </w:tabs>
+        <w:ind w:left="4320" w:hanging="360"/>
+      </w:pPr>
+      <w:rPr>
+        <w:rFonts w:ascii="Wingdings" w:hAnsi="Wingdings" w:hint="default"/>
+        <w:sz w:val="20"/>
+      </w:rPr>
+    </w:lvl>
+    <w:lvl w:ilvl="6" w:tentative="1">
+      <w:start w:val="1"/>
+      <w:numFmt w:val="bullet"/>
+      <w:lvlText w:val=""/>
+      <w:lvlJc w:val="left"/>
+      <w:pPr>
+        <w:tabs>
+          <w:tab w:val="num" w:pos="5040"/>
+        </w:tabs>
+        <w:ind w:left="5040" w:hanging="360"/>
+      </w:pPr>
+      <w:rPr>
+        <w:rFonts w:ascii="Wingdings" w:hAnsi="Wingdings" w:hint="default"/>
+        <w:sz w:val="20"/>
+      </w:rPr>
+    </w:lvl>
+    <w:lvl w:ilvl="7" w:tentative="1">
+      <w:start w:val="1"/>
+      <w:numFmt w:val="bullet"/>
+      <w:lvlText w:val=""/>
+      <w:lvlJc w:val="left"/>
+      <w:pPr>
+        <w:tabs>
+          <w:tab w:val="num" w:pos="5760"/>
+        </w:tabs>
+        <w:ind w:left="5760" w:hanging="360"/>
+      </w:pPr>
+      <w:rPr>
+        <w:rFonts w:ascii="Wingdings" w:hAnsi="Wingdings" w:hint="default"/>
+        <w:sz w:val="20"/>
+      </w:rPr>
+    </w:lvl>
+    <w:lvl w:ilvl="8" w:tentative="1">
+      <w:start w:val="1"/>
+      <w:numFmt w:val="bullet"/>
+      <w:lvlText w:val=""/>
+      <w:lvlJc w:val="left"/>
+      <w:pPr>
+        <w:tabs>
+          <w:tab w:val="num" w:pos="6480"/>
+        </w:tabs>
+        <w:ind w:left="6480" w:hanging="360"/>
+      </w:pPr>
+      <w:rPr>
+        <w:rFonts w:ascii="Wingdings" w:hAnsi="Wingdings" w:hint="default"/>
+        <w:sz w:val="20"/>
+      </w:rPr>
+    </w:lvl>
+  </w:abstractNum>
+  <w:abstractNum w:abstractNumId="66" w15:restartNumberingAfterBreak="0">
     <w:nsid w:val="4CE7027D"/>
     <w:multiLevelType w:val="multilevel"/>
     <w:tmpl w:val="557CDE8A"/>
@@ -39529,7 +42832,156 @@
       </w:rPr>
     </w:lvl>
   </w:abstractNum>
-  <w:abstractNum w:abstractNumId="63" w15:restartNumberingAfterBreak="0">
+  <w:abstractNum w:abstractNumId="67" w15:restartNumberingAfterBreak="0">
+    <w:nsid w:val="4CEB0695"/>
+    <w:multiLevelType w:val="multilevel"/>
+    <w:tmpl w:val="759A3476"/>
+    <w:lvl w:ilvl="0">
+      <w:start w:val="1"/>
+      <w:numFmt w:val="bullet"/>
+      <w:lvlText w:val=""/>
+      <w:lvlJc w:val="left"/>
+      <w:pPr>
+        <w:tabs>
+          <w:tab w:val="num" w:pos="720"/>
+        </w:tabs>
+        <w:ind w:left="720" w:hanging="360"/>
+      </w:pPr>
+      <w:rPr>
+        <w:rFonts w:ascii="Symbol" w:hAnsi="Symbol" w:hint="default"/>
+        <w:sz w:val="20"/>
+      </w:rPr>
+    </w:lvl>
+    <w:lvl w:ilvl="1" w:tentative="1">
+      <w:start w:val="1"/>
+      <w:numFmt w:val="bullet"/>
+      <w:lvlText w:val="o"/>
+      <w:lvlJc w:val="left"/>
+      <w:pPr>
+        <w:tabs>
+          <w:tab w:val="num" w:pos="1440"/>
+        </w:tabs>
+        <w:ind w:left="1440" w:hanging="360"/>
+      </w:pPr>
+      <w:rPr>
+        <w:rFonts w:ascii="Courier New" w:hAnsi="Courier New" w:hint="default"/>
+        <w:sz w:val="20"/>
+      </w:rPr>
+    </w:lvl>
+    <w:lvl w:ilvl="2" w:tentative="1">
+      <w:start w:val="1"/>
+      <w:numFmt w:val="bullet"/>
+      <w:lvlText w:val=""/>
+      <w:lvlJc w:val="left"/>
+      <w:pPr>
+        <w:tabs>
+          <w:tab w:val="num" w:pos="2160"/>
+        </w:tabs>
+        <w:ind w:left="2160" w:hanging="360"/>
+      </w:pPr>
+      <w:rPr>
+        <w:rFonts w:ascii="Wingdings" w:hAnsi="Wingdings" w:hint="default"/>
+        <w:sz w:val="20"/>
+      </w:rPr>
+    </w:lvl>
+    <w:lvl w:ilvl="3" w:tentative="1">
+      <w:start w:val="1"/>
+      <w:numFmt w:val="bullet"/>
+      <w:lvlText w:val=""/>
+      <w:lvlJc w:val="left"/>
+      <w:pPr>
+        <w:tabs>
+          <w:tab w:val="num" w:pos="2880"/>
+        </w:tabs>
+        <w:ind w:left="2880" w:hanging="360"/>
+      </w:pPr>
+      <w:rPr>
+        <w:rFonts w:ascii="Wingdings" w:hAnsi="Wingdings" w:hint="default"/>
+        <w:sz w:val="20"/>
+      </w:rPr>
+    </w:lvl>
+    <w:lvl w:ilvl="4" w:tentative="1">
+      <w:start w:val="1"/>
+      <w:numFmt w:val="bullet"/>
+      <w:lvlText w:val=""/>
+      <w:lvlJc w:val="left"/>
+      <w:pPr>
+        <w:tabs>
+          <w:tab w:val="num" w:pos="3600"/>
+        </w:tabs>
+        <w:ind w:left="3600" w:hanging="360"/>
+      </w:pPr>
+      <w:rPr>
+        <w:rFonts w:ascii="Wingdings" w:hAnsi="Wingdings" w:hint="default"/>
+        <w:sz w:val="20"/>
+      </w:rPr>
+    </w:lvl>
+    <w:lvl w:ilvl="5" w:tentative="1">
+      <w:start w:val="1"/>
+      <w:numFmt w:val="bullet"/>
+      <w:lvlText w:val=""/>
+      <w:lvlJc w:val="left"/>
+      <w:pPr>
+        <w:tabs>
+          <w:tab w:val="num" w:pos="4320"/>
+        </w:tabs>
+        <w:ind w:left="4320" w:hanging="360"/>
+      </w:pPr>
+      <w:rPr>
+        <w:rFonts w:ascii="Wingdings" w:hAnsi="Wingdings" w:hint="default"/>
+        <w:sz w:val="20"/>
+      </w:rPr>
+    </w:lvl>
+    <w:lvl w:ilvl="6" w:tentative="1">
+      <w:start w:val="1"/>
+      <w:numFmt w:val="bullet"/>
+      <w:lvlText w:val=""/>
+      <w:lvlJc w:val="left"/>
+      <w:pPr>
+        <w:tabs>
+          <w:tab w:val="num" w:pos="5040"/>
+        </w:tabs>
+        <w:ind w:left="5040" w:hanging="360"/>
+      </w:pPr>
+      <w:rPr>
+        <w:rFonts w:ascii="Wingdings" w:hAnsi="Wingdings" w:hint="default"/>
+        <w:sz w:val="20"/>
+      </w:rPr>
+    </w:lvl>
+    <w:lvl w:ilvl="7" w:tentative="1">
+      <w:start w:val="1"/>
+      <w:numFmt w:val="bullet"/>
+      <w:lvlText w:val=""/>
+      <w:lvlJc w:val="left"/>
+      <w:pPr>
+        <w:tabs>
+          <w:tab w:val="num" w:pos="5760"/>
+        </w:tabs>
+        <w:ind w:left="5760" w:hanging="360"/>
+      </w:pPr>
+      <w:rPr>
+        <w:rFonts w:ascii="Wingdings" w:hAnsi="Wingdings" w:hint="default"/>
+        <w:sz w:val="20"/>
+      </w:rPr>
+    </w:lvl>
+    <w:lvl w:ilvl="8" w:tentative="1">
+      <w:start w:val="1"/>
+      <w:numFmt w:val="bullet"/>
+      <w:lvlText w:val=""/>
+      <w:lvlJc w:val="left"/>
+      <w:pPr>
+        <w:tabs>
+          <w:tab w:val="num" w:pos="6480"/>
+        </w:tabs>
+        <w:ind w:left="6480" w:hanging="360"/>
+      </w:pPr>
+      <w:rPr>
+        <w:rFonts w:ascii="Wingdings" w:hAnsi="Wingdings" w:hint="default"/>
+        <w:sz w:val="20"/>
+      </w:rPr>
+    </w:lvl>
+  </w:abstractNum>
+  <w:abstractNum w:abstractNumId="68" w15:restartNumberingAfterBreak="0">
     <w:nsid w:val="4CF05C48"/>
     <w:multiLevelType w:val="multilevel"/>
     <w:tmpl w:val="02FCD112"/>
@@ -39678,7 +43130,7 @@
       </w:rPr>
     </w:lvl>
   </w:abstractNum>
-  <w:abstractNum w:abstractNumId="64" w15:restartNumberingAfterBreak="0">
+  <w:abstractNum w:abstractNumId="69" w15:restartNumberingAfterBreak="0">
     <w:nsid w:val="4D7132EA"/>
     <w:multiLevelType w:val="multilevel"/>
     <w:tmpl w:val="DFAE9A94"/>
@@ -39827,7 +43279,7 @@
       </w:rPr>
     </w:lvl>
   </w:abstractNum>
-  <w:abstractNum w:abstractNumId="65" w15:restartNumberingAfterBreak="0">
+  <w:abstractNum w:abstractNumId="70" w15:restartNumberingAfterBreak="0">
     <w:nsid w:val="4FAA7233"/>
     <w:multiLevelType w:val="multilevel"/>
     <w:tmpl w:val="AC7A3BCE"/>
@@ -39976,7 +43428,7 @@
       </w:rPr>
     </w:lvl>
   </w:abstractNum>
-  <w:abstractNum w:abstractNumId="66" w15:restartNumberingAfterBreak="0">
+  <w:abstractNum w:abstractNumId="71" w15:restartNumberingAfterBreak="0">
     <w:nsid w:val="4FBD48CE"/>
     <w:multiLevelType w:val="multilevel"/>
     <w:tmpl w:val="7A660C14"/>
@@ -40125,7 +43577,7 @@
       </w:rPr>
     </w:lvl>
   </w:abstractNum>
-  <w:abstractNum w:abstractNumId="67" w15:restartNumberingAfterBreak="0">
+  <w:abstractNum w:abstractNumId="72" w15:restartNumberingAfterBreak="0">
     <w:nsid w:val="4FE36E82"/>
     <w:multiLevelType w:val="multilevel"/>
     <w:tmpl w:val="84EA8D06"/>
@@ -40274,7 +43726,7 @@
       </w:rPr>
     </w:lvl>
   </w:abstractNum>
-  <w:abstractNum w:abstractNumId="68" w15:restartNumberingAfterBreak="0">
+  <w:abstractNum w:abstractNumId="73" w15:restartNumberingAfterBreak="0">
     <w:nsid w:val="5002346A"/>
     <w:multiLevelType w:val="multilevel"/>
     <w:tmpl w:val="F7B0C852"/>
@@ -40423,7 +43875,7 @@
       </w:rPr>
     </w:lvl>
   </w:abstractNum>
-  <w:abstractNum w:abstractNumId="69" w15:restartNumberingAfterBreak="0">
+  <w:abstractNum w:abstractNumId="74" w15:restartNumberingAfterBreak="0">
     <w:nsid w:val="50482084"/>
     <w:multiLevelType w:val="multilevel"/>
     <w:tmpl w:val="446C6408"/>
@@ -40572,7 +44024,7 @@
       </w:rPr>
     </w:lvl>
   </w:abstractNum>
-  <w:abstractNum w:abstractNumId="70" w15:restartNumberingAfterBreak="0">
+  <w:abstractNum w:abstractNumId="75" w15:restartNumberingAfterBreak="0">
     <w:nsid w:val="50AB7F65"/>
     <w:multiLevelType w:val="multilevel"/>
     <w:tmpl w:val="1D1E753E"/>
@@ -40721,7 +44173,7 @@
       </w:rPr>
     </w:lvl>
   </w:abstractNum>
-  <w:abstractNum w:abstractNumId="71" w15:restartNumberingAfterBreak="0">
+  <w:abstractNum w:abstractNumId="76" w15:restartNumberingAfterBreak="0">
     <w:nsid w:val="50EB1FAA"/>
     <w:multiLevelType w:val="multilevel"/>
     <w:tmpl w:val="CEECCA08"/>
@@ -40870,7 +44322,7 @@
       </w:rPr>
     </w:lvl>
   </w:abstractNum>
-  <w:abstractNum w:abstractNumId="72" w15:restartNumberingAfterBreak="0">
+  <w:abstractNum w:abstractNumId="77" w15:restartNumberingAfterBreak="0">
     <w:nsid w:val="50ED5529"/>
     <w:multiLevelType w:val="multilevel"/>
     <w:tmpl w:val="A6B4F520"/>
@@ -41019,7 +44471,7 @@
       </w:rPr>
     </w:lvl>
   </w:abstractNum>
-  <w:abstractNum w:abstractNumId="73" w15:restartNumberingAfterBreak="0">
+  <w:abstractNum w:abstractNumId="78" w15:restartNumberingAfterBreak="0">
     <w:nsid w:val="5385650C"/>
     <w:multiLevelType w:val="multilevel"/>
     <w:tmpl w:val="A0E2730A"/>
@@ -41168,7 +44620,7 @@
       </w:rPr>
     </w:lvl>
   </w:abstractNum>
-  <w:abstractNum w:abstractNumId="74" w15:restartNumberingAfterBreak="0">
+  <w:abstractNum w:abstractNumId="79" w15:restartNumberingAfterBreak="0">
     <w:nsid w:val="54B447B2"/>
     <w:multiLevelType w:val="multilevel"/>
     <w:tmpl w:val="7F6A8392"/>
@@ -41317,7 +44769,7 @@
       </w:rPr>
     </w:lvl>
   </w:abstractNum>
-  <w:abstractNum w:abstractNumId="75" w15:restartNumberingAfterBreak="0">
+  <w:abstractNum w:abstractNumId="80" w15:restartNumberingAfterBreak="0">
     <w:nsid w:val="5511328D"/>
     <w:multiLevelType w:val="multilevel"/>
     <w:tmpl w:val="051C63F0"/>
@@ -41466,7 +44918,7 @@
       </w:rPr>
     </w:lvl>
   </w:abstractNum>
-  <w:abstractNum w:abstractNumId="76" w15:restartNumberingAfterBreak="0">
+  <w:abstractNum w:abstractNumId="81" w15:restartNumberingAfterBreak="0">
     <w:nsid w:val="56A7019F"/>
     <w:multiLevelType w:val="multilevel"/>
     <w:tmpl w:val="9F088E6A"/>
@@ -41615,7 +45067,7 @@
       </w:rPr>
     </w:lvl>
   </w:abstractNum>
-  <w:abstractNum w:abstractNumId="77" w15:restartNumberingAfterBreak="0">
+  <w:abstractNum w:abstractNumId="82" w15:restartNumberingAfterBreak="0">
     <w:nsid w:val="57201E68"/>
     <w:multiLevelType w:val="multilevel"/>
     <w:tmpl w:val="6024D3EA"/>
@@ -41764,7 +45216,7 @@
       </w:rPr>
     </w:lvl>
   </w:abstractNum>
-  <w:abstractNum w:abstractNumId="78" w15:restartNumberingAfterBreak="0">
+  <w:abstractNum w:abstractNumId="83" w15:restartNumberingAfterBreak="0">
     <w:nsid w:val="57BC1396"/>
     <w:multiLevelType w:val="multilevel"/>
     <w:tmpl w:val="0D1EB072"/>
@@ -41913,7 +45365,7 @@
       </w:rPr>
     </w:lvl>
   </w:abstractNum>
-  <w:abstractNum w:abstractNumId="79" w15:restartNumberingAfterBreak="0">
+  <w:abstractNum w:abstractNumId="84" w15:restartNumberingAfterBreak="0">
     <w:nsid w:val="595C6880"/>
     <w:multiLevelType w:val="multilevel"/>
     <w:tmpl w:val="845C26B8"/>
@@ -42062,7 +45514,7 @@
       </w:rPr>
     </w:lvl>
   </w:abstractNum>
-  <w:abstractNum w:abstractNumId="80" w15:restartNumberingAfterBreak="0">
+  <w:abstractNum w:abstractNumId="85" w15:restartNumberingAfterBreak="0">
     <w:nsid w:val="5BF45FEB"/>
     <w:multiLevelType w:val="multilevel"/>
     <w:tmpl w:val="10AAC9A6"/>
@@ -42211,7 +45663,7 @@
       </w:rPr>
     </w:lvl>
   </w:abstractNum>
-  <w:abstractNum w:abstractNumId="81" w15:restartNumberingAfterBreak="0">
+  <w:abstractNum w:abstractNumId="86" w15:restartNumberingAfterBreak="0">
     <w:nsid w:val="5D195EDC"/>
     <w:multiLevelType w:val="multilevel"/>
     <w:tmpl w:val="B0B6CAC4"/>
@@ -42360,7 +45812,7 @@
       </w:rPr>
     </w:lvl>
   </w:abstractNum>
-  <w:abstractNum w:abstractNumId="82" w15:restartNumberingAfterBreak="0">
+  <w:abstractNum w:abstractNumId="87" w15:restartNumberingAfterBreak="0">
     <w:nsid w:val="5E775769"/>
     <w:multiLevelType w:val="multilevel"/>
     <w:tmpl w:val="37644858"/>
@@ -42509,7 +45961,7 @@
       </w:rPr>
     </w:lvl>
   </w:abstractNum>
-  <w:abstractNum w:abstractNumId="83" w15:restartNumberingAfterBreak="0">
+  <w:abstractNum w:abstractNumId="88" w15:restartNumberingAfterBreak="0">
     <w:nsid w:val="5EC029A8"/>
     <w:multiLevelType w:val="multilevel"/>
     <w:tmpl w:val="8802397C"/>
@@ -42658,7 +46110,7 @@
       </w:rPr>
     </w:lvl>
   </w:abstractNum>
-  <w:abstractNum w:abstractNumId="84" w15:restartNumberingAfterBreak="0">
+  <w:abstractNum w:abstractNumId="89" w15:restartNumberingAfterBreak="0">
     <w:nsid w:val="5EC85EEA"/>
     <w:multiLevelType w:val="multilevel"/>
     <w:tmpl w:val="0AD63278"/>
@@ -42807,7 +46259,7 @@
       </w:rPr>
     </w:lvl>
   </w:abstractNum>
-  <w:abstractNum w:abstractNumId="85" w15:restartNumberingAfterBreak="0">
+  <w:abstractNum w:abstractNumId="90" w15:restartNumberingAfterBreak="0">
     <w:nsid w:val="5F7B3572"/>
     <w:multiLevelType w:val="multilevel"/>
     <w:tmpl w:val="42F2B780"/>
@@ -42956,7 +46408,7 @@
       </w:rPr>
     </w:lvl>
   </w:abstractNum>
-  <w:abstractNum w:abstractNumId="86" w15:restartNumberingAfterBreak="0">
+  <w:abstractNum w:abstractNumId="91" w15:restartNumberingAfterBreak="0">
     <w:nsid w:val="621D490A"/>
     <w:multiLevelType w:val="multilevel"/>
     <w:tmpl w:val="7B144D88"/>
@@ -43105,7 +46557,7 @@
       </w:rPr>
     </w:lvl>
   </w:abstractNum>
-  <w:abstractNum w:abstractNumId="87" w15:restartNumberingAfterBreak="0">
+  <w:abstractNum w:abstractNumId="92" w15:restartNumberingAfterBreak="0">
     <w:nsid w:val="63236EE2"/>
     <w:multiLevelType w:val="multilevel"/>
     <w:tmpl w:val="620E173A"/>
@@ -43254,7 +46706,7 @@
       </w:rPr>
     </w:lvl>
   </w:abstractNum>
-  <w:abstractNum w:abstractNumId="88" w15:restartNumberingAfterBreak="0">
+  <w:abstractNum w:abstractNumId="93" w15:restartNumberingAfterBreak="0">
     <w:nsid w:val="63BA22DA"/>
     <w:multiLevelType w:val="multilevel"/>
     <w:tmpl w:val="9D7E54CA"/>
@@ -43403,7 +46855,7 @@
       </w:rPr>
     </w:lvl>
   </w:abstractNum>
-  <w:abstractNum w:abstractNumId="89" w15:restartNumberingAfterBreak="0">
+  <w:abstractNum w:abstractNumId="94" w15:restartNumberingAfterBreak="0">
     <w:nsid w:val="646836DE"/>
     <w:multiLevelType w:val="multilevel"/>
     <w:tmpl w:val="46F48C22"/>
@@ -43552,7 +47004,7 @@
       </w:rPr>
     </w:lvl>
   </w:abstractNum>
-  <w:abstractNum w:abstractNumId="90" w15:restartNumberingAfterBreak="0">
+  <w:abstractNum w:abstractNumId="95" w15:restartNumberingAfterBreak="0">
     <w:nsid w:val="647E7CF2"/>
     <w:multiLevelType w:val="multilevel"/>
     <w:tmpl w:val="2B58444E"/>
@@ -43701,7 +47153,7 @@
       </w:rPr>
     </w:lvl>
   </w:abstractNum>
-  <w:abstractNum w:abstractNumId="91" w15:restartNumberingAfterBreak="0">
+  <w:abstractNum w:abstractNumId="96" w15:restartNumberingAfterBreak="0">
     <w:nsid w:val="65CA5203"/>
     <w:multiLevelType w:val="multilevel"/>
     <w:tmpl w:val="06BA916E"/>
@@ -43850,7 +47302,7 @@
       </w:rPr>
     </w:lvl>
   </w:abstractNum>
-  <w:abstractNum w:abstractNumId="92" w15:restartNumberingAfterBreak="0">
+  <w:abstractNum w:abstractNumId="97" w15:restartNumberingAfterBreak="0">
     <w:nsid w:val="66FE6512"/>
     <w:multiLevelType w:val="multilevel"/>
     <w:tmpl w:val="4448EB3E"/>
@@ -43999,7 +47451,7 @@
       </w:rPr>
     </w:lvl>
   </w:abstractNum>
-  <w:abstractNum w:abstractNumId="93" w15:restartNumberingAfterBreak="0">
+  <w:abstractNum w:abstractNumId="98" w15:restartNumberingAfterBreak="0">
     <w:nsid w:val="678E7FFA"/>
     <w:multiLevelType w:val="multilevel"/>
     <w:tmpl w:val="E4AACC6C"/>
@@ -44148,7 +47600,7 @@
       </w:rPr>
     </w:lvl>
   </w:abstractNum>
-  <w:abstractNum w:abstractNumId="94" w15:restartNumberingAfterBreak="0">
+  <w:abstractNum w:abstractNumId="99" w15:restartNumberingAfterBreak="0">
     <w:nsid w:val="69CF65D4"/>
     <w:multiLevelType w:val="multilevel"/>
     <w:tmpl w:val="851C0C8A"/>
@@ -44297,7 +47749,7 @@
       </w:rPr>
     </w:lvl>
   </w:abstractNum>
-  <w:abstractNum w:abstractNumId="95" w15:restartNumberingAfterBreak="0">
+  <w:abstractNum w:abstractNumId="100" w15:restartNumberingAfterBreak="0">
     <w:nsid w:val="6C0715D4"/>
     <w:multiLevelType w:val="multilevel"/>
     <w:tmpl w:val="40A6AF2A"/>
@@ -44446,7 +47898,7 @@
       </w:rPr>
     </w:lvl>
   </w:abstractNum>
-  <w:abstractNum w:abstractNumId="96" w15:restartNumberingAfterBreak="0">
+  <w:abstractNum w:abstractNumId="101" w15:restartNumberingAfterBreak="0">
     <w:nsid w:val="6C816804"/>
     <w:multiLevelType w:val="multilevel"/>
     <w:tmpl w:val="424004D8"/>
@@ -44595,7 +48047,7 @@
       </w:rPr>
     </w:lvl>
   </w:abstractNum>
-  <w:abstractNum w:abstractNumId="97" w15:restartNumberingAfterBreak="0">
+  <w:abstractNum w:abstractNumId="102" w15:restartNumberingAfterBreak="0">
     <w:nsid w:val="6DDC585C"/>
     <w:multiLevelType w:val="multilevel"/>
     <w:tmpl w:val="24262948"/>
@@ -44744,7 +48196,7 @@
       </w:rPr>
     </w:lvl>
   </w:abstractNum>
-  <w:abstractNum w:abstractNumId="98" w15:restartNumberingAfterBreak="0">
+  <w:abstractNum w:abstractNumId="103" w15:restartNumberingAfterBreak="0">
     <w:nsid w:val="6E3A6F17"/>
     <w:multiLevelType w:val="multilevel"/>
     <w:tmpl w:val="4A0E4D66"/>
@@ -44893,7 +48345,7 @@
       </w:rPr>
     </w:lvl>
   </w:abstractNum>
-  <w:abstractNum w:abstractNumId="99" w15:restartNumberingAfterBreak="0">
+  <w:abstractNum w:abstractNumId="104" w15:restartNumberingAfterBreak="0">
     <w:nsid w:val="713A0073"/>
     <w:multiLevelType w:val="multilevel"/>
     <w:tmpl w:val="F55C649A"/>
@@ -45042,7 +48494,7 @@
       </w:rPr>
     </w:lvl>
   </w:abstractNum>
-  <w:abstractNum w:abstractNumId="100" w15:restartNumberingAfterBreak="0">
+  <w:abstractNum w:abstractNumId="105" w15:restartNumberingAfterBreak="0">
     <w:nsid w:val="71E82924"/>
     <w:multiLevelType w:val="multilevel"/>
     <w:tmpl w:val="1ECE2C32"/>
@@ -45191,7 +48643,7 @@
       </w:rPr>
     </w:lvl>
   </w:abstractNum>
-  <w:abstractNum w:abstractNumId="101" w15:restartNumberingAfterBreak="0">
+  <w:abstractNum w:abstractNumId="106" w15:restartNumberingAfterBreak="0">
     <w:nsid w:val="72723F02"/>
     <w:multiLevelType w:val="multilevel"/>
     <w:tmpl w:val="FBD836B0"/>
@@ -45340,7 +48792,7 @@
       </w:rPr>
     </w:lvl>
   </w:abstractNum>
-  <w:abstractNum w:abstractNumId="102" w15:restartNumberingAfterBreak="0">
+  <w:abstractNum w:abstractNumId="107" w15:restartNumberingAfterBreak="0">
     <w:nsid w:val="733D3943"/>
     <w:multiLevelType w:val="multilevel"/>
     <w:tmpl w:val="D7C6736A"/>
@@ -45489,7 +48941,7 @@
       </w:rPr>
     </w:lvl>
   </w:abstractNum>
-  <w:abstractNum w:abstractNumId="103" w15:restartNumberingAfterBreak="0">
+  <w:abstractNum w:abstractNumId="108" w15:restartNumberingAfterBreak="0">
     <w:nsid w:val="74745EBD"/>
     <w:multiLevelType w:val="multilevel"/>
     <w:tmpl w:val="A7D644BC"/>
@@ -45638,7 +49090,7 @@
       </w:rPr>
     </w:lvl>
   </w:abstractNum>
-  <w:abstractNum w:abstractNumId="104" w15:restartNumberingAfterBreak="0">
+  <w:abstractNum w:abstractNumId="109" w15:restartNumberingAfterBreak="0">
     <w:nsid w:val="74AC466A"/>
     <w:multiLevelType w:val="multilevel"/>
     <w:tmpl w:val="0C7C38E0"/>
@@ -45787,7 +49239,7 @@
       </w:rPr>
     </w:lvl>
   </w:abstractNum>
-  <w:abstractNum w:abstractNumId="105" w15:restartNumberingAfterBreak="0">
+  <w:abstractNum w:abstractNumId="110" w15:restartNumberingAfterBreak="0">
     <w:nsid w:val="78EE2285"/>
     <w:multiLevelType w:val="multilevel"/>
     <w:tmpl w:val="FC308B3A"/>
@@ -45936,7 +49388,7 @@
       </w:rPr>
     </w:lvl>
   </w:abstractNum>
-  <w:abstractNum w:abstractNumId="106" w15:restartNumberingAfterBreak="0">
+  <w:abstractNum w:abstractNumId="111" w15:restartNumberingAfterBreak="0">
     <w:nsid w:val="79172AE6"/>
     <w:multiLevelType w:val="multilevel"/>
     <w:tmpl w:val="0DBC4648"/>
@@ -46085,7 +49537,7 @@
       </w:rPr>
     </w:lvl>
   </w:abstractNum>
-  <w:abstractNum w:abstractNumId="107" w15:restartNumberingAfterBreak="0">
+  <w:abstractNum w:abstractNumId="112" w15:restartNumberingAfterBreak="0">
     <w:nsid w:val="7B040BD7"/>
     <w:multiLevelType w:val="multilevel"/>
     <w:tmpl w:val="B9E03F9C"/>
@@ -46234,7 +49686,7 @@
       </w:rPr>
     </w:lvl>
   </w:abstractNum>
-  <w:abstractNum w:abstractNumId="108" w15:restartNumberingAfterBreak="0">
+  <w:abstractNum w:abstractNumId="113" w15:restartNumberingAfterBreak="0">
     <w:nsid w:val="7B7D4123"/>
     <w:multiLevelType w:val="multilevel"/>
     <w:tmpl w:val="42202FDE"/>
@@ -46383,7 +49835,7 @@
       </w:rPr>
     </w:lvl>
   </w:abstractNum>
-  <w:abstractNum w:abstractNumId="109" w15:restartNumberingAfterBreak="0">
+  <w:abstractNum w:abstractNumId="114" w15:restartNumberingAfterBreak="0">
     <w:nsid w:val="7BF1194B"/>
     <w:multiLevelType w:val="multilevel"/>
     <w:tmpl w:val="EC229700"/>
@@ -46532,7 +49984,7 @@
       </w:rPr>
     </w:lvl>
   </w:abstractNum>
-  <w:abstractNum w:abstractNumId="110" w15:restartNumberingAfterBreak="0">
+  <w:abstractNum w:abstractNumId="115" w15:restartNumberingAfterBreak="0">
     <w:nsid w:val="7BFC4E3A"/>
     <w:multiLevelType w:val="multilevel"/>
     <w:tmpl w:val="A802E320"/>
@@ -46681,7 +50133,7 @@
       </w:rPr>
     </w:lvl>
   </w:abstractNum>
-  <w:abstractNum w:abstractNumId="111" w15:restartNumberingAfterBreak="0">
+  <w:abstractNum w:abstractNumId="116" w15:restartNumberingAfterBreak="0">
     <w:nsid w:val="7C4B0CE3"/>
     <w:multiLevelType w:val="multilevel"/>
     <w:tmpl w:val="2654E5EE"/>
@@ -46830,7 +50282,7 @@
       </w:rPr>
     </w:lvl>
   </w:abstractNum>
-  <w:abstractNum w:abstractNumId="112" w15:restartNumberingAfterBreak="0">
+  <w:abstractNum w:abstractNumId="117" w15:restartNumberingAfterBreak="0">
     <w:nsid w:val="7C8B3581"/>
     <w:multiLevelType w:val="multilevel"/>
     <w:tmpl w:val="8B8E32F2"/>
@@ -46979,7 +50431,7 @@
       </w:rPr>
     </w:lvl>
   </w:abstractNum>
-  <w:abstractNum w:abstractNumId="113" w15:restartNumberingAfterBreak="0">
+  <w:abstractNum w:abstractNumId="118" w15:restartNumberingAfterBreak="0">
     <w:nsid w:val="7D4A642D"/>
     <w:multiLevelType w:val="multilevel"/>
     <w:tmpl w:val="B19C4384"/>
@@ -47128,7 +50580,7 @@
       </w:rPr>
     </w:lvl>
   </w:abstractNum>
-  <w:abstractNum w:abstractNumId="114" w15:restartNumberingAfterBreak="0">
+  <w:abstractNum w:abstractNumId="119" w15:restartNumberingAfterBreak="0">
     <w:nsid w:val="7DD40562"/>
     <w:multiLevelType w:val="multilevel"/>
     <w:tmpl w:val="4B521A86"/>
@@ -47277,7 +50729,7 @@
       </w:rPr>
     </w:lvl>
   </w:abstractNum>
-  <w:abstractNum w:abstractNumId="115" w15:restartNumberingAfterBreak="0">
+  <w:abstractNum w:abstractNumId="120" w15:restartNumberingAfterBreak="0">
     <w:nsid w:val="7E12476F"/>
     <w:multiLevelType w:val="multilevel"/>
     <w:tmpl w:val="68865DDE"/>
@@ -47426,7 +50878,7 @@
       </w:rPr>
     </w:lvl>
   </w:abstractNum>
-  <w:abstractNum w:abstractNumId="116" w15:restartNumberingAfterBreak="0">
+  <w:abstractNum w:abstractNumId="121" w15:restartNumberingAfterBreak="0">
     <w:nsid w:val="7E1415B2"/>
     <w:multiLevelType w:val="multilevel"/>
     <w:tmpl w:val="EFCE311C"/>
@@ -47575,7 +51027,7 @@
       </w:rPr>
     </w:lvl>
   </w:abstractNum>
-  <w:abstractNum w:abstractNumId="117" w15:restartNumberingAfterBreak="0">
+  <w:abstractNum w:abstractNumId="122" w15:restartNumberingAfterBreak="0">
     <w:nsid w:val="7E6A05C5"/>
     <w:multiLevelType w:val="multilevel"/>
     <w:tmpl w:val="0F78AE1C"/>
@@ -47725,358 +51177,373 @@
     </w:lvl>
   </w:abstractNum>
   <w:num w:numId="1" w16cid:durableId="1704019034">
-    <w:abstractNumId w:val="66"/>
+    <w:abstractNumId w:val="71"/>
   </w:num>
   <w:num w:numId="2" w16cid:durableId="120345923">
-    <w:abstractNumId w:val="8"/>
+    <w:abstractNumId w:val="9"/>
   </w:num>
   <w:num w:numId="3" w16cid:durableId="910164482">
-    <w:abstractNumId w:val="19"/>
+    <w:abstractNumId w:val="20"/>
   </w:num>
   <w:num w:numId="4" w16cid:durableId="2112122640">
-    <w:abstractNumId w:val="47"/>
+    <w:abstractNumId w:val="49"/>
   </w:num>
   <w:num w:numId="5" w16cid:durableId="1739860034">
-    <w:abstractNumId w:val="106"/>
+    <w:abstractNumId w:val="111"/>
   </w:num>
   <w:num w:numId="6" w16cid:durableId="994534465">
-    <w:abstractNumId w:val="22"/>
+    <w:abstractNumId w:val="23"/>
   </w:num>
   <w:num w:numId="7" w16cid:durableId="1625844472">
-    <w:abstractNumId w:val="51"/>
+    <w:abstractNumId w:val="53"/>
   </w:num>
   <w:num w:numId="8" w16cid:durableId="300352054">
-    <w:abstractNumId w:val="44"/>
+    <w:abstractNumId w:val="46"/>
   </w:num>
   <w:num w:numId="9" w16cid:durableId="1601910452">
-    <w:abstractNumId w:val="112"/>
+    <w:abstractNumId w:val="117"/>
   </w:num>
   <w:num w:numId="10" w16cid:durableId="868958438">
-    <w:abstractNumId w:val="104"/>
+    <w:abstractNumId w:val="109"/>
   </w:num>
   <w:num w:numId="11" w16cid:durableId="1938513982">
-    <w:abstractNumId w:val="114"/>
+    <w:abstractNumId w:val="119"/>
   </w:num>
   <w:num w:numId="12" w16cid:durableId="564797187">
-    <w:abstractNumId w:val="103"/>
+    <w:abstractNumId w:val="108"/>
   </w:num>
   <w:num w:numId="13" w16cid:durableId="592396384">
-    <w:abstractNumId w:val="92"/>
+    <w:abstractNumId w:val="97"/>
   </w:num>
   <w:num w:numId="14" w16cid:durableId="1936397311">
-    <w:abstractNumId w:val="48"/>
+    <w:abstractNumId w:val="50"/>
   </w:num>
   <w:num w:numId="15" w16cid:durableId="1373994368">
-    <w:abstractNumId w:val="82"/>
+    <w:abstractNumId w:val="87"/>
   </w:num>
   <w:num w:numId="16" w16cid:durableId="801650305">
-    <w:abstractNumId w:val="63"/>
+    <w:abstractNumId w:val="68"/>
   </w:num>
   <w:num w:numId="17" w16cid:durableId="1071317618">
-    <w:abstractNumId w:val="40"/>
+    <w:abstractNumId w:val="42"/>
   </w:num>
   <w:num w:numId="18" w16cid:durableId="268201009">
     <w:abstractNumId w:val="1"/>
   </w:num>
   <w:num w:numId="19" w16cid:durableId="1462965918">
-    <w:abstractNumId w:val="73"/>
+    <w:abstractNumId w:val="78"/>
   </w:num>
   <w:num w:numId="20" w16cid:durableId="1391886189">
+    <w:abstractNumId w:val="89"/>
+  </w:num>
+  <w:num w:numId="21" w16cid:durableId="185292870">
+    <w:abstractNumId w:val="79"/>
+  </w:num>
+  <w:num w:numId="22" w16cid:durableId="1004281698">
+    <w:abstractNumId w:val="57"/>
+  </w:num>
+  <w:num w:numId="23" w16cid:durableId="135608337">
+    <w:abstractNumId w:val="54"/>
+  </w:num>
+  <w:num w:numId="24" w16cid:durableId="308172079">
+    <w:abstractNumId w:val="39"/>
+  </w:num>
+  <w:num w:numId="25" w16cid:durableId="179664765">
+    <w:abstractNumId w:val="34"/>
+  </w:num>
+  <w:num w:numId="26" w16cid:durableId="814302598">
+    <w:abstractNumId w:val="64"/>
+  </w:num>
+  <w:num w:numId="27" w16cid:durableId="1571453807">
+    <w:abstractNumId w:val="83"/>
+  </w:num>
+  <w:num w:numId="28" w16cid:durableId="845947461">
+    <w:abstractNumId w:val="114"/>
+  </w:num>
+  <w:num w:numId="29" w16cid:durableId="1129395068">
+    <w:abstractNumId w:val="92"/>
+  </w:num>
+  <w:num w:numId="30" w16cid:durableId="547768703">
+    <w:abstractNumId w:val="86"/>
+  </w:num>
+  <w:num w:numId="31" w16cid:durableId="1752696462">
+    <w:abstractNumId w:val="91"/>
+  </w:num>
+  <w:num w:numId="32" w16cid:durableId="713891082">
+    <w:abstractNumId w:val="38"/>
+  </w:num>
+  <w:num w:numId="33" w16cid:durableId="1741637723">
+    <w:abstractNumId w:val="43"/>
+  </w:num>
+  <w:num w:numId="34" w16cid:durableId="757798204">
+    <w:abstractNumId w:val="13"/>
+  </w:num>
+  <w:num w:numId="35" w16cid:durableId="1697656259">
     <w:abstractNumId w:val="84"/>
   </w:num>
-  <w:num w:numId="21" w16cid:durableId="185292870">
-    <w:abstractNumId w:val="74"/>
-  </w:num>
-  <w:num w:numId="22" w16cid:durableId="1004281698">
-    <w:abstractNumId w:val="55"/>
-  </w:num>
-  <w:num w:numId="23" w16cid:durableId="135608337">
-    <w:abstractNumId w:val="52"/>
-  </w:num>
-  <w:num w:numId="24" w16cid:durableId="308172079">
-    <w:abstractNumId w:val="37"/>
-  </w:num>
-  <w:num w:numId="25" w16cid:durableId="179664765">
-    <w:abstractNumId w:val="32"/>
-  </w:num>
-  <w:num w:numId="26" w16cid:durableId="814302598">
-    <w:abstractNumId w:val="61"/>
-  </w:num>
-  <w:num w:numId="27" w16cid:durableId="1571453807">
-    <w:abstractNumId w:val="78"/>
-  </w:num>
-  <w:num w:numId="28" w16cid:durableId="845947461">
-    <w:abstractNumId w:val="109"/>
-  </w:num>
-  <w:num w:numId="29" w16cid:durableId="1129395068">
-    <w:abstractNumId w:val="87"/>
-  </w:num>
-  <w:num w:numId="30" w16cid:durableId="547768703">
+  <w:num w:numId="36" w16cid:durableId="302201310">
     <w:abstractNumId w:val="81"/>
   </w:num>
-  <w:num w:numId="31" w16cid:durableId="1752696462">
-    <w:abstractNumId w:val="86"/>
-  </w:num>
-  <w:num w:numId="32" w16cid:durableId="713891082">
-    <w:abstractNumId w:val="36"/>
-  </w:num>
-  <w:num w:numId="33" w16cid:durableId="1741637723">
-    <w:abstractNumId w:val="41"/>
-  </w:num>
-  <w:num w:numId="34" w16cid:durableId="757798204">
-    <w:abstractNumId w:val="12"/>
-  </w:num>
-  <w:num w:numId="35" w16cid:durableId="1697656259">
-    <w:abstractNumId w:val="79"/>
-  </w:num>
-  <w:num w:numId="36" w16cid:durableId="302201310">
-    <w:abstractNumId w:val="76"/>
-  </w:num>
   <w:num w:numId="37" w16cid:durableId="788086056">
-    <w:abstractNumId w:val="89"/>
+    <w:abstractNumId w:val="94"/>
   </w:num>
   <w:num w:numId="38" w16cid:durableId="1108082875">
-    <w:abstractNumId w:val="111"/>
+    <w:abstractNumId w:val="116"/>
   </w:num>
   <w:num w:numId="39" w16cid:durableId="87391437">
-    <w:abstractNumId w:val="97"/>
+    <w:abstractNumId w:val="102"/>
   </w:num>
   <w:num w:numId="40" w16cid:durableId="1100445790">
-    <w:abstractNumId w:val="7"/>
+    <w:abstractNumId w:val="8"/>
   </w:num>
   <w:num w:numId="41" w16cid:durableId="1784109458">
-    <w:abstractNumId w:val="105"/>
+    <w:abstractNumId w:val="110"/>
   </w:num>
   <w:num w:numId="42" w16cid:durableId="1763260843">
-    <w:abstractNumId w:val="110"/>
+    <w:abstractNumId w:val="115"/>
   </w:num>
   <w:num w:numId="43" w16cid:durableId="609162021">
-    <w:abstractNumId w:val="23"/>
+    <w:abstractNumId w:val="24"/>
   </w:num>
   <w:num w:numId="44" w16cid:durableId="765809102">
-    <w:abstractNumId w:val="88"/>
+    <w:abstractNumId w:val="93"/>
   </w:num>
   <w:num w:numId="45" w16cid:durableId="759645912">
-    <w:abstractNumId w:val="28"/>
+    <w:abstractNumId w:val="30"/>
   </w:num>
   <w:num w:numId="46" w16cid:durableId="383413418">
-    <w:abstractNumId w:val="17"/>
+    <w:abstractNumId w:val="18"/>
   </w:num>
   <w:num w:numId="47" w16cid:durableId="28651957">
-    <w:abstractNumId w:val="102"/>
+    <w:abstractNumId w:val="107"/>
   </w:num>
   <w:num w:numId="48" w16cid:durableId="1196385189">
-    <w:abstractNumId w:val="46"/>
+    <w:abstractNumId w:val="48"/>
   </w:num>
   <w:num w:numId="49" w16cid:durableId="1163357597">
-    <w:abstractNumId w:val="113"/>
+    <w:abstractNumId w:val="118"/>
   </w:num>
   <w:num w:numId="50" w16cid:durableId="1344674008">
-    <w:abstractNumId w:val="91"/>
+    <w:abstractNumId w:val="96"/>
   </w:num>
   <w:num w:numId="51" w16cid:durableId="1143812629">
-    <w:abstractNumId w:val="64"/>
+    <w:abstractNumId w:val="69"/>
   </w:num>
   <w:num w:numId="52" w16cid:durableId="434404023">
     <w:abstractNumId w:val="0"/>
   </w:num>
   <w:num w:numId="53" w16cid:durableId="836112859">
-    <w:abstractNumId w:val="18"/>
+    <w:abstractNumId w:val="19"/>
   </w:num>
   <w:num w:numId="54" w16cid:durableId="1327367186">
-    <w:abstractNumId w:val="43"/>
+    <w:abstractNumId w:val="45"/>
   </w:num>
   <w:num w:numId="55" w16cid:durableId="790058149">
-    <w:abstractNumId w:val="77"/>
+    <w:abstractNumId w:val="82"/>
   </w:num>
   <w:num w:numId="56" w16cid:durableId="197740422">
-    <w:abstractNumId w:val="3"/>
+    <w:abstractNumId w:val="4"/>
   </w:num>
   <w:num w:numId="57" w16cid:durableId="471823773">
-    <w:abstractNumId w:val="45"/>
+    <w:abstractNumId w:val="47"/>
   </w:num>
   <w:num w:numId="58" w16cid:durableId="93064219">
-    <w:abstractNumId w:val="93"/>
+    <w:abstractNumId w:val="98"/>
   </w:num>
   <w:num w:numId="59" w16cid:durableId="782921521">
+    <w:abstractNumId w:val="17"/>
+  </w:num>
+  <w:num w:numId="60" w16cid:durableId="1982731966">
+    <w:abstractNumId w:val="105"/>
+  </w:num>
+  <w:num w:numId="61" w16cid:durableId="1447654769">
+    <w:abstractNumId w:val="28"/>
+  </w:num>
+  <w:num w:numId="62" w16cid:durableId="1783645240">
+    <w:abstractNumId w:val="95"/>
+  </w:num>
+  <w:num w:numId="63" w16cid:durableId="1607732677">
+    <w:abstractNumId w:val="88"/>
+  </w:num>
+  <w:num w:numId="64" w16cid:durableId="798915810">
+    <w:abstractNumId w:val="121"/>
+  </w:num>
+  <w:num w:numId="65" w16cid:durableId="127549720">
+    <w:abstractNumId w:val="63"/>
+  </w:num>
+  <w:num w:numId="66" w16cid:durableId="1916668902">
+    <w:abstractNumId w:val="56"/>
+  </w:num>
+  <w:num w:numId="67" w16cid:durableId="1758019358">
+    <w:abstractNumId w:val="21"/>
+  </w:num>
+  <w:num w:numId="68" w16cid:durableId="1485195500">
+    <w:abstractNumId w:val="40"/>
+  </w:num>
+  <w:num w:numId="69" w16cid:durableId="913851812">
+    <w:abstractNumId w:val="80"/>
+  </w:num>
+  <w:num w:numId="70" w16cid:durableId="783160990">
+    <w:abstractNumId w:val="100"/>
+  </w:num>
+  <w:num w:numId="71" w16cid:durableId="801116009">
+    <w:abstractNumId w:val="106"/>
+  </w:num>
+  <w:num w:numId="72" w16cid:durableId="53237591">
+    <w:abstractNumId w:val="74"/>
+  </w:num>
+  <w:num w:numId="73" w16cid:durableId="1775904444">
+    <w:abstractNumId w:val="51"/>
+  </w:num>
+  <w:num w:numId="74" w16cid:durableId="1231189771">
+    <w:abstractNumId w:val="85"/>
+  </w:num>
+  <w:num w:numId="75" w16cid:durableId="1763795801">
+    <w:abstractNumId w:val="44"/>
+  </w:num>
+  <w:num w:numId="76" w16cid:durableId="52510015">
+    <w:abstractNumId w:val="35"/>
+  </w:num>
+  <w:num w:numId="77" w16cid:durableId="145636008">
+    <w:abstractNumId w:val="62"/>
+  </w:num>
+  <w:num w:numId="78" w16cid:durableId="1817409378">
+    <w:abstractNumId w:val="5"/>
+  </w:num>
+  <w:num w:numId="79" w16cid:durableId="1197080902">
+    <w:abstractNumId w:val="60"/>
+  </w:num>
+  <w:num w:numId="80" w16cid:durableId="2016806846">
+    <w:abstractNumId w:val="11"/>
+  </w:num>
+  <w:num w:numId="81" w16cid:durableId="2011711792">
+    <w:abstractNumId w:val="33"/>
+  </w:num>
+  <w:num w:numId="82" w16cid:durableId="1239825489">
+    <w:abstractNumId w:val="7"/>
+  </w:num>
+  <w:num w:numId="83" w16cid:durableId="1242256236">
+    <w:abstractNumId w:val="41"/>
+  </w:num>
+  <w:num w:numId="84" w16cid:durableId="363596944">
+    <w:abstractNumId w:val="90"/>
+  </w:num>
+  <w:num w:numId="85" w16cid:durableId="535503607">
+    <w:abstractNumId w:val="36"/>
+  </w:num>
+  <w:num w:numId="86" w16cid:durableId="210966018">
+    <w:abstractNumId w:val="58"/>
+  </w:num>
+  <w:num w:numId="87" w16cid:durableId="1887059988">
+    <w:abstractNumId w:val="70"/>
+  </w:num>
+  <w:num w:numId="88" w16cid:durableId="1572109183">
+    <w:abstractNumId w:val="112"/>
+  </w:num>
+  <w:num w:numId="89" w16cid:durableId="812597030">
     <w:abstractNumId w:val="16"/>
   </w:num>
-  <w:num w:numId="60" w16cid:durableId="1982731966">
-    <w:abstractNumId w:val="100"/>
+  <w:num w:numId="90" w16cid:durableId="527572153">
+    <w:abstractNumId w:val="76"/>
   </w:num>
-  <w:num w:numId="61" w16cid:durableId="1447654769">
-    <w:abstractNumId w:val="26"/>
+  <w:num w:numId="91" w16cid:durableId="20674006">
+    <w:abstractNumId w:val="32"/>
   </w:num>
-  <w:num w:numId="62" w16cid:durableId="1783645240">
-    <w:abstractNumId w:val="90"/>
+  <w:num w:numId="92" w16cid:durableId="25450994">
+    <w:abstractNumId w:val="37"/>
   </w:num>
-  <w:num w:numId="63" w16cid:durableId="1607732677">
-    <w:abstractNumId w:val="83"/>
-  </w:num>
-  <w:num w:numId="64" w16cid:durableId="798915810">
-    <w:abstractNumId w:val="116"/>
-  </w:num>
-  <w:num w:numId="65" w16cid:durableId="127549720">
-    <w:abstractNumId w:val="60"/>
-  </w:num>
-  <w:num w:numId="66" w16cid:durableId="1916668902">
-    <w:abstractNumId w:val="54"/>
-  </w:num>
-  <w:num w:numId="67" w16cid:durableId="1758019358">
-    <w:abstractNumId w:val="20"/>
-  </w:num>
-  <w:num w:numId="68" w16cid:durableId="1485195500">
-    <w:abstractNumId w:val="38"/>
-  </w:num>
-  <w:num w:numId="69" w16cid:durableId="913851812">
+  <w:num w:numId="93" w16cid:durableId="526263090">
     <w:abstractNumId w:val="75"/>
   </w:num>
-  <w:num w:numId="70" w16cid:durableId="783160990">
-    <w:abstractNumId w:val="95"/>
-  </w:num>
-  <w:num w:numId="71" w16cid:durableId="801116009">
-    <w:abstractNumId w:val="101"/>
-  </w:num>
-  <w:num w:numId="72" w16cid:durableId="53237591">
-    <w:abstractNumId w:val="69"/>
-  </w:num>
-  <w:num w:numId="73" w16cid:durableId="1775904444">
-    <w:abstractNumId w:val="49"/>
-  </w:num>
-  <w:num w:numId="74" w16cid:durableId="1231189771">
-    <w:abstractNumId w:val="80"/>
-  </w:num>
-  <w:num w:numId="75" w16cid:durableId="1763795801">
-    <w:abstractNumId w:val="42"/>
-  </w:num>
-  <w:num w:numId="76" w16cid:durableId="52510015">
-    <w:abstractNumId w:val="33"/>
-  </w:num>
-  <w:num w:numId="77" w16cid:durableId="145636008">
-    <w:abstractNumId w:val="59"/>
-  </w:num>
-  <w:num w:numId="78" w16cid:durableId="1817409378">
-    <w:abstractNumId w:val="4"/>
-  </w:num>
-  <w:num w:numId="79" w16cid:durableId="1197080902">
-    <w:abstractNumId w:val="58"/>
-  </w:num>
-  <w:num w:numId="80" w16cid:durableId="2016806846">
-    <w:abstractNumId w:val="10"/>
-  </w:num>
-  <w:num w:numId="81" w16cid:durableId="2011711792">
-    <w:abstractNumId w:val="31"/>
-  </w:num>
-  <w:num w:numId="82" w16cid:durableId="1239825489">
-    <w:abstractNumId w:val="6"/>
-  </w:num>
-  <w:num w:numId="83" w16cid:durableId="1242256236">
-    <w:abstractNumId w:val="39"/>
-  </w:num>
-  <w:num w:numId="84" w16cid:durableId="363596944">
-    <w:abstractNumId w:val="85"/>
-  </w:num>
-  <w:num w:numId="85" w16cid:durableId="535503607">
-    <w:abstractNumId w:val="34"/>
-  </w:num>
-  <w:num w:numId="86" w16cid:durableId="210966018">
-    <w:abstractNumId w:val="56"/>
-  </w:num>
-  <w:num w:numId="87" w16cid:durableId="1887059988">
-    <w:abstractNumId w:val="65"/>
-  </w:num>
-  <w:num w:numId="88" w16cid:durableId="1572109183">
-    <w:abstractNumId w:val="107"/>
-  </w:num>
-  <w:num w:numId="89" w16cid:durableId="812597030">
-    <w:abstractNumId w:val="15"/>
-  </w:num>
-  <w:num w:numId="90" w16cid:durableId="527572153">
-    <w:abstractNumId w:val="71"/>
-  </w:num>
-  <w:num w:numId="91" w16cid:durableId="20674006">
-    <w:abstractNumId w:val="30"/>
-  </w:num>
-  <w:num w:numId="92" w16cid:durableId="25450994">
-    <w:abstractNumId w:val="35"/>
-  </w:num>
-  <w:num w:numId="93" w16cid:durableId="526263090">
-    <w:abstractNumId w:val="70"/>
-  </w:num>
   <w:num w:numId="94" w16cid:durableId="1852522627">
-    <w:abstractNumId w:val="117"/>
+    <w:abstractNumId w:val="122"/>
   </w:num>
   <w:num w:numId="95" w16cid:durableId="1099368573">
-    <w:abstractNumId w:val="24"/>
+    <w:abstractNumId w:val="25"/>
   </w:num>
   <w:num w:numId="96" w16cid:durableId="207649188">
-    <w:abstractNumId w:val="62"/>
+    <w:abstractNumId w:val="66"/>
   </w:num>
   <w:num w:numId="97" w16cid:durableId="686907285">
-    <w:abstractNumId w:val="94"/>
+    <w:abstractNumId w:val="99"/>
   </w:num>
   <w:num w:numId="98" w16cid:durableId="1657224615">
-    <w:abstractNumId w:val="21"/>
+    <w:abstractNumId w:val="22"/>
   </w:num>
   <w:num w:numId="99" w16cid:durableId="1659919110">
     <w:abstractNumId w:val="2"/>
   </w:num>
   <w:num w:numId="100" w16cid:durableId="408770300">
-    <w:abstractNumId w:val="96"/>
+    <w:abstractNumId w:val="101"/>
   </w:num>
   <w:num w:numId="101" w16cid:durableId="1030954130">
-    <w:abstractNumId w:val="68"/>
+    <w:abstractNumId w:val="73"/>
   </w:num>
   <w:num w:numId="102" w16cid:durableId="1801607189">
-    <w:abstractNumId w:val="53"/>
+    <w:abstractNumId w:val="55"/>
   </w:num>
   <w:num w:numId="103" w16cid:durableId="1635721984">
-    <w:abstractNumId w:val="25"/>
+    <w:abstractNumId w:val="26"/>
   </w:num>
   <w:num w:numId="104" w16cid:durableId="1704553338">
-    <w:abstractNumId w:val="9"/>
+    <w:abstractNumId w:val="10"/>
   </w:num>
   <w:num w:numId="105" w16cid:durableId="964966881">
-    <w:abstractNumId w:val="115"/>
+    <w:abstractNumId w:val="120"/>
   </w:num>
   <w:num w:numId="106" w16cid:durableId="1212183924">
-    <w:abstractNumId w:val="50"/>
+    <w:abstractNumId w:val="52"/>
   </w:num>
   <w:num w:numId="107" w16cid:durableId="67579433">
-    <w:abstractNumId w:val="57"/>
+    <w:abstractNumId w:val="59"/>
   </w:num>
   <w:num w:numId="108" w16cid:durableId="50466617">
-    <w:abstractNumId w:val="11"/>
+    <w:abstractNumId w:val="12"/>
   </w:num>
   <w:num w:numId="109" w16cid:durableId="2001418056">
+    <w:abstractNumId w:val="31"/>
+  </w:num>
+  <w:num w:numId="110" w16cid:durableId="1836534017">
+    <w:abstractNumId w:val="15"/>
+  </w:num>
+  <w:num w:numId="111" w16cid:durableId="1761102621">
+    <w:abstractNumId w:val="104"/>
+  </w:num>
+  <w:num w:numId="112" w16cid:durableId="1175730906">
+    <w:abstractNumId w:val="72"/>
+  </w:num>
+  <w:num w:numId="113" w16cid:durableId="1277442975">
+    <w:abstractNumId w:val="103"/>
+  </w:num>
+  <w:num w:numId="114" w16cid:durableId="477113140">
+    <w:abstractNumId w:val="6"/>
+  </w:num>
+  <w:num w:numId="115" w16cid:durableId="289433795">
     <w:abstractNumId w:val="29"/>
   </w:num>
-  <w:num w:numId="110" w16cid:durableId="1836534017">
+  <w:num w:numId="116" w16cid:durableId="1102726328">
+    <w:abstractNumId w:val="77"/>
+  </w:num>
+  <w:num w:numId="117" w16cid:durableId="1097559377">
     <w:abstractNumId w:val="14"/>
   </w:num>
-  <w:num w:numId="111" w16cid:durableId="1761102621">
-    <w:abstractNumId w:val="99"/>
+  <w:num w:numId="118" w16cid:durableId="1744177179">
+    <w:abstractNumId w:val="113"/>
   </w:num>
-  <w:num w:numId="112" w16cid:durableId="1175730906">
+  <w:num w:numId="119" w16cid:durableId="1987658453">
+    <w:abstractNumId w:val="61"/>
+  </w:num>
+  <w:num w:numId="120" w16cid:durableId="167916074">
+    <w:abstractNumId w:val="3"/>
+  </w:num>
+  <w:num w:numId="121" w16cid:durableId="2019841344">
     <w:abstractNumId w:val="67"/>
   </w:num>
-  <w:num w:numId="113" w16cid:durableId="1277442975">
-    <w:abstractNumId w:val="98"/>
+  <w:num w:numId="122" w16cid:durableId="1445341727">
+    <w:abstractNumId w:val="65"/>
   </w:num>
-  <w:num w:numId="114" w16cid:durableId="477113140">
-    <w:abstractNumId w:val="5"/>
-  </w:num>
-  <w:num w:numId="115" w16cid:durableId="289433795">
+  <w:num w:numId="123" w16cid:durableId="1273168681">
     <w:abstractNumId w:val="27"/>
-  </w:num>
-  <w:num w:numId="116" w16cid:durableId="1102726328">
-    <w:abstractNumId w:val="72"/>
-  </w:num>
-  <w:num w:numId="117" w16cid:durableId="1097559377">
-    <w:abstractNumId w:val="13"/>
-  </w:num>
-  <w:num w:numId="118" w16cid:durableId="1744177179">
-    <w:abstractNumId w:val="108"/>
   </w:num>
   <w:numIdMacAtCleanup w:val="118"/>
 </w:numbering>
